--- a/novel-pink-syringe/粉色真迹·练舞室.docx
+++ b/novel-pink-syringe/粉色真迹·练舞室.docx
@@ -12307,7 +12307,7 @@
     </w:p>
     <w:p>
       <w:r>
-        <w:t>郑雅娴的喉咙是另一件乐器。老师曾经告诉她：打开，放松，让气息通过，不要用嗓子眼挤。此刻这些术语全部被色情化——打开是为了吞龟头，放松是为了减少呕吐反射的抵抗，气息通过变成鼻息的残线，不挤意味着把 gag 反射压到极限。她每做对一点，就离“好用的嘴”更近一点；每近一点，就离舞台上的自己更远一点。</w:t>
+        <w:t>郑雅娴的喉咙是另一件乐器。老师曾经告诉她：打开，放松，让气息通过，不要用嗓子眼挤。此刻这些术语全部被色情化——打开是为了吞龟头，放松是为了减少呕吐反射的抵抗，气息通过变成鼻息的残线，不挤意味着把呕吐反射压到极限。她每做对一点，就离“好用的嘴”更近一点；每近一点，就离舞台上的自己更远一点。</w:t>
       </w:r>
     </w:p>
     <w:p>
@@ -14233,6 +14233,47 @@
       </w:r>
     </w:p>
     <w:p>
+      <w:r>
+        <w:t>---</w:t>
+      </w:r>
+    </w:p>
+    <w:p>
+      <w:pPr>
+        <w:pStyle w:val="Heading2"/>
+      </w:pPr>
+      <w:r>
+        <w:t>车上的余震与不应期</w:t>
+      </w:r>
+    </w:p>
+    <w:p>
+      <w:r>
+        <w:t>车辆启动后的颠簸变成另一种抽送的记忆。雪允夹紧双腿，夹紧让三处残精挤出，挤出又羞耻。不应期本该让欲望沉睡，真迹却缩短不应期，缩短到她在颠簸里又湿。湿让她把脸埋进美延颈窝，埋住喘。美延的手掌按在她手背上，按住，真的按住：“不许自己碰。碰我就捏你。”雪允点头，点头时泪把美延的肩弄湿。车窗外城市正午喧闹，喧闹正常得残忍。正常世界与车内的精腥只隔一层玻璃。玻璃外有人等红灯看手机，手机里或许正推送“某直播事故”的碎片——碎片能否拼回她们，拼回第五针，拼回三洞，拼回自己的手，取决于谁愿意看完最脏的那几帧。</w:t>
+      </w:r>
+    </w:p>
+    <w:p>
+      <w:r>
+        <w:t>宋雨琦在副座角落盯着上传进度百分百，百分百仍不敢信，又发到第二个网盘。周子瑜靠着窗，黑丝腿伸不直，伸不直也要用脚尖点节奏，点给自己证明还能控制。郑雅娴含着润喉的水，水里没有药，水咽下去仍痛。崔椰奶睡在韩媛媛腿上，睡里还在小声说“别扎”。韩媛媛回：“好。别扎。给我咬。”把手指给她咬，咬着，像安抚奶嘴，像攻的最后道具。老板在后备箱位置被绑着，血从嘴角干了。领头人对着电话说：“冬天和智敏，按感谢名单排。真迹剩的够用。”够用两个字，让车内所有还能听见的人都颤了一下。颤里，雪允按住自己的针孔，按住之处，像按住一枚会在未来继续发光的种子。</w:t>
+      </w:r>
+    </w:p>
+    <w:p>
+      <w:r>
+        <w:t>---</w:t>
+      </w:r>
+    </w:p>
+    <w:p>
+      <w:pPr>
+        <w:pStyle w:val="Heading2"/>
+      </w:pPr>
+      <w:r>
+        <w:t>之处：命名</w:t>
+      </w:r>
+    </w:p>
+    <w:p>
+      <w:r>
+        <w:t>于是这一章的标题得到最确切的命名：第五针刺入之处——不是抽象的下体，是雪允自己选定、自己刺入、自己推进、自己指认给镜头的那一点外阴皮肤与其下的神经丛。那一点连接三洞的开发，连接红点的明灭，连接权柄易主后的新秩序，连接周子瑜的腿与郑雅娴的喉所铺过的路，连接赵美延的戒与宋雨琦的上传，连接崔椰奶与韩媛媛仍未松开的手。那一点很小。故事很大。很大的故事从很小的刺入开始第二波蔓延。蔓延的下一站，将是粉丝感谢季的新名字。而雪允的篇章，在车轮声里，暂时落到湿而烫的暗处，暗处仍能听见她自己的心跳——心跳一下，针孔就凉一下；心跳一下，空就又热一下。热凉交替，交替成瘾的拍子。拍子不停。章，停。</w:t>
+      </w:r>
+    </w:p>
+    <w:p>
       <w:pPr>
         <w:pStyle w:val="Heading1"/>
       </w:pPr>
@@ -17861,6 +17902,834 @@
     <w:p>
       <w:r>
         <w:t>场边还有个负责递水的女孩兼职——她不是明星，只是被钱买来的手。她看见针剂亮光时会躲，却又偷看。她想回家，想洗手，想把耳朵里的呻吟洗掉；可她仍把新的毛巾递出去，因为不递，今晚的工钱就没了。配角的屈辱很安静，安静得刚好衬托台上的浪。</w:t>
+      </w:r>
+    </w:p>
+    <w:p>
+      <w:pPr>
+        <w:pStyle w:val="Heading1"/>
+      </w:pPr>
+      <w:r>
+        <w:t>第二十三章 颈间的契约</w:t>
+      </w:r>
+    </w:p>
+    <w:p>
+      <w:r>
+        <w:t>叶舒华是在走廊尽头看见周子瑜的。</w:t>
+      </w:r>
+    </w:p>
+    <w:p>
+      <w:r>
+        <w:t>准确说，是看见一双太长、太直、还留着未褪红痕的腿。子瑜靠墙喝水，目光抬起时先礼貌，再认出：叶舒华。两人从前不算密友，却有一种奇怪的羁绊——同台时子瑜负责“稳”，舒华负责“冷”；后台里，子瑜会把舒华忘拿的发夹塞回她掌心，舒华会在子瑜被镜头追问到烦时，用一句懒洋洋的“她累了”把话打断。没有告白式的亲近，只有彼此认得边界的默契。</w:t>
+      </w:r>
+    </w:p>
+    <w:p>
+      <w:r>
+        <w:t>“你也下来了。”子瑜声很轻。</w:t>
+      </w:r>
+    </w:p>
+    <w:p>
+      <w:r>
+        <w:t>“嗯。”舒华黑裙开叉仍在，锁骨有新鲜指痕，她不遮，“真迹……你见过亮吗？”</w:t>
+      </w:r>
+    </w:p>
+    <w:p>
+      <w:r>
+        <w:t>子瑜沉默两秒，点头极浅：“见过。我不想再……可身体会记。”</w:t>
+      </w:r>
+    </w:p>
+    <w:p>
+      <w:r>
+        <w:t>舒华走近，看着她细直的颈侧脉搏，忽然说：“我想试一样东西。窒息。不是开玩笑。你要是怕，就走。”</w:t>
+      </w:r>
+    </w:p>
+    <w:p>
+      <w:r>
+        <w:t>子瑜瞳孔一缩。第一反应不是拒绝，而是：如果是她，或许能停得住。</w:t>
+      </w:r>
+    </w:p>
+    <w:p>
+      <w:r>
+        <w:t>“为什么是我？”</w:t>
+      </w:r>
+    </w:p>
+    <w:p>
+      <w:r>
+        <w:t>“因为你会数拍。”舒华答得很慢，“也因为你会看我。别人看我，只想看我塌；你看我，会记得我还能站起来。”</w:t>
+      </w:r>
+    </w:p>
+    <w:p>
+      <w:r>
+        <w:t>子瑜指尖发凉，仍伸手：“规则。三下拍肩就停。唇色不对就停。我晕了你必须停。”</w:t>
+      </w:r>
+    </w:p>
+    <w:p>
+      <w:r>
+        <w:t>“成交。”舒华握住她的手指，“契约在颈间。”</w:t>
+      </w:r>
+    </w:p>
+    <w:p>
+      <w:r>
+        <w:t>房间是更里侧的小镜室，门可锁，灯只留暖黄。子瑜被按坐在垫上，长腿分开，舒华跨坐前方。亲吻是试探：舌尖碰舌尖，像确认对方还是那个会给自己留退路的人。舒华手指探进子瑜已敏感的穴，阴唇肿胀，阴蒂一碰就颤，爱液很快沾满指节。子瑜双手下意识要去盘舒华的腰——她的本能——舒华按住她腕：“今天不用腿赢。用气。”</w:t>
+      </w:r>
+    </w:p>
+    <w:p>
+      <w:r>
+        <w:t>第一轮并不下重手。舒华掌心覆上子瑜侧颈，拇指与中指找到动脉两侧，缓慢施压——控制血流，而非蛮掐气管。子瑜眼前先白后烫，穴里突然绞紧舒华手指，水涌得更凶。缺氧让快感又尖又近。“拍……”她气声提醒。舒华立刻松开半分，渡气吻回去。“还继续吗？”子瑜眼尾全红，却点头。羁绊在这一刻显形：不是谁征服谁，是谁敢把性命级的开关交到谁手里。</w:t>
+      </w:r>
+    </w:p>
+    <w:p>
+      <w:r>
+        <w:t>第二轮，舒华让子瑜反过来。子瑜起初不敢，舒华引导：“再内侧一点……对……我喘不上时，你会感觉我穴里先咬你。”子瑜长指收紧，舒华内壁剧烈痉挛，潮液喷湿子瑜小腹。舒华在失焦边缘笑：“看……你会数。”丝带是舒华从裙摆扯出的黑缎，绕过子瑜喉结下方，不打死结，留一指可抽。每收紧一次，穴就吸得更狠；每松开一次，空气涌入，高潮像延迟鼓点轰然落下。</w:t>
+      </w:r>
+    </w:p>
+    <w:p>
+      <w:r>
+        <w:t>门外巡场伴舞听见压抑呜咽，停步、最终走开。他心想：这声音不像“被强”，更像“自愿逼到极限”。他改远巡场路线三米——配角的道德在这里变成距离。</w:t>
+      </w:r>
+    </w:p>
+    <w:p>
+      <w:r>
+        <w:t>真正性交时，窒息与贯穿同步。男模被叫入只当工具：进子瑜时，舒华的手在她脖子上施压；进舒华时，子瑜的手回礼。缺氧让内壁每一次收缩放大数倍，阴蒂被摩擦到肿痛，潮吹连续失控。“子瑜……”舒华在被夺去半口空气时罕见喊全名，“别松……也别真的掐死……我还要看你明天能不能站上把杆……”子瑜眼泪掉下来，手上却稳。她数舒华脉搏，在唇色浅变的瞬间松开，深吻灌气，同时腰下撞击最敏感点。舒华尖叫喷水，后穴也被手指开拓，高潮像黑屏后的白闪。</w:t>
+      </w:r>
+    </w:p>
+    <w:p>
+      <w:r>
+        <w:t>轮到子瑜：颈间丝带轻收，穴里被深深贯穿，长腿盘死对方的腰——最擅长的动作与最陌生的窒息叠在一起。她在失声边缘拍舒华肩膀三下。舒华立刻停压、停抽，只留亲吻与抚背。契约生效的那一秒，比任何高潮都更像爱。</w:t>
+      </w:r>
+    </w:p>
+    <w:p>
+      <w:r>
+        <w:t>事后额头顶额头。没有粉红针剂，却比真迹更危险——因为这是清醒的、可撤回的、专属于她们羁绊的玩法。“下次……”子瑜哑着，“还是三下。不许改规则。”“嗯。”舒华把黑缎松松绕在两人腕上，“颈间的契约，只认你。”</w:t>
+      </w:r>
+    </w:p>
+    <w:p>
+      <w:r>
+        <w:t>周子瑜在收紧手指前会先看叶舒华的眼睛。确认，再施力。舒华被看得烦，却又上瘾——被认真对待的感觉，比被填满更罕见。</w:t>
+      </w:r>
+    </w:p>
+    <w:p>
+      <w:r>
+        <w:t>手指力度每一次微调都牵动穴内吸吮：收紧时内壁绞死侵入物，松开时空气涌入、潮液喷溅。阴唇外翻又合拢，阴蒂肿亮；后穴若同时开拓，肉壁把力量传到小腹，又酸又甜。叶舒华在眼前发黑时仍抓周子瑜手腕确认‘人还在’；周子瑜被勒到发颤时仍用腿盘稳对方——既是情欲，也是守护。真迹让人上瘾失控；颈间契约却逼人练习控制。练习本身，比高潮更漫长，也更亲密。</w:t>
+      </w:r>
+    </w:p>
+    <w:p>
+      <w:r>
+        <w:t>缺氧对子瑜而言像关掉全世界的声音，只剩穴里被顶弄的清晰；对舒华而言像砸裂冷感外壳，露出只会叫、只会夹的芯。</w:t>
+      </w:r>
+    </w:p>
+    <w:p>
+      <w:r>
+        <w:t>手指力度每一次微调都牵动穴内吸吮：收紧时内壁绞死侵入物，松开时空气涌入、潮液喷溅。阴唇外翻又合拢，阴蒂肿亮；后穴若同时开拓，肉壁把力量传到小腹，又酸又甜。叶舒华在眼前发黑时仍抓周子瑜手腕确认‘人还在’；周子瑜被勒到发颤时仍用腿盘稳对方——既是情欲，也是守护。真迹让人上瘾失控；颈间契约却逼人练习控制。练习本身，比高潮更漫长，也更亲密。</w:t>
+      </w:r>
+    </w:p>
+    <w:p>
+      <w:r>
+        <w:t>丝带勒进侧颈时皮肤先白后红。舒华指导避开气管：‘我要眼前发黑，不是咳嗽。’子瑜手劲稳得像控腿，舒华穴口立刻喷出一小股水。</w:t>
+      </w:r>
+    </w:p>
+    <w:p>
+      <w:r>
+        <w:t>手指力度每一次微调都牵动穴内吸吮：收紧时内壁绞死侵入物，松开时空气涌入、潮液喷溅。阴唇外翻又合拢，阴蒂肿亮；后穴若同时开拓，肉壁把力量传到小腹，又酸又甜。叶舒华在眼前发黑时仍抓周子瑜手腕确认‘人还在’；周子瑜被勒到发颤时仍用腿盘稳对方——既是情欲，也是守护。真迹让人上瘾失控；颈间契约却逼人练习控制。练习本身，比高潮更漫长，也更亲密。</w:t>
+      </w:r>
+    </w:p>
+    <w:p>
+      <w:r>
+        <w:t>子瑜想起清晨被男模盘着操的屈辱；舒华抚她后脑：‘跟那天不一样。你能叫停。’屈辱被改写成可选择的颤栗。羁绊是沉沦时还有人接住刹车。</w:t>
+      </w:r>
+    </w:p>
+    <w:p>
+      <w:r>
+        <w:t>手指力度每一次微调都牵动穴内吸吮：收紧时内壁绞死侵入物，松开时空气涌入、潮液喷溅。阴唇外翻又合拢，阴蒂肿亮；后穴若同时开拓，肉壁把力量传到小腹，又酸又甜。叶舒华在眼前发黑时仍抓周子瑜手腕确认‘人还在’；周子瑜被勒到发颤时仍用腿盘稳对方——既是情欲，也是守护。真迹让人上瘾失控；颈间契约却逼人练习控制。练习本身，比高潮更漫长，也更亲密。</w:t>
+      </w:r>
+    </w:p>
+    <w:p>
+      <w:r>
+        <w:t>男模只配充当节奏器。舒华手一抬他就要停。窒息开关在两人掌心，外人只是被借来的硬度。</w:t>
+      </w:r>
+    </w:p>
+    <w:p>
+      <w:r>
+        <w:t>手指力度每一次微调都牵动穴内吸吮：收紧时内壁绞死侵入物，松开时空气涌入、潮液喷溅。阴唇外翻又合拢，阴蒂肿亮；后穴若同时开拓，肉壁把力量传到小腹，又酸又甜。叶舒华在眼前发黑时仍抓周子瑜手腕确认‘人还在’；周子瑜被勒到发颤时仍用腿盘稳对方——既是情欲，也是守护。真迹让人上瘾失控；颈间契约却逼人练习控制。练习本身，比高潮更漫长，也更亲密。</w:t>
+      </w:r>
+    </w:p>
+    <w:p>
+      <w:r>
+        <w:t>潮吹在窒息边缘又长又凶。子瑜去时长腿痉挛盘死；舒华去时反咬子瑜肩膀盖章。精液在松开脖子大口喘气时被穴口挤出。</w:t>
+      </w:r>
+    </w:p>
+    <w:p>
+      <w:r>
+        <w:t>手指力度每一次微调都牵动穴内吸吮：收紧时内壁绞死侵入物，松开时空气涌入、潮液喷溅。阴唇外翻又合拢，阴蒂肿亮；后穴若同时开拓，肉壁把力量传到小腹，又酸又甜。叶舒华在眼前发黑时仍抓周子瑜手腕确认‘人还在’；周子瑜被勒到发颤时仍用腿盘稳对方——既是情欲，也是守护。真迹让人上瘾失控；颈间契约却逼人练习控制。练习本身，比高潮更漫长，也更亲密。</w:t>
+      </w:r>
+    </w:p>
+    <w:p>
+      <w:r>
+        <w:t>巡场伴舞第二次经过，听见三下拍肩，确定她们有安全动作，在群里打了又删：小镜室勿扰。</w:t>
+      </w:r>
+    </w:p>
+    <w:p>
+      <w:r>
+        <w:t>手指力度每一次微调都牵动穴内吸吮：收紧时内壁绞死侵入物，松开时空气涌入、潮液喷溅。阴唇外翻又合拢，阴蒂肿亮；后穴若同时开拓，肉壁把力量传到小腹，又酸又甜。叶舒华在眼前发黑时仍抓周子瑜手腕确认‘人还在’；周子瑜被勒到发颤时仍用腿盘稳对方——既是情欲，也是守护。真迹让人上瘾失控；颈间契约却逼人练习控制。练习本身，比高潮更漫长，也更亲密。</w:t>
+      </w:r>
+    </w:p>
+    <w:p>
+      <w:r>
+        <w:t>舒华问：‘如果我被真迹搞到不认识自己，你还会掐我吗？’子瑜：‘会。但只为了让你回气，不是为了让你坏掉。’舒华眼眶红了。</w:t>
+      </w:r>
+    </w:p>
+    <w:p>
+      <w:r>
+        <w:t>手指力度每一次微调都牵动穴内吸吮：收紧时内壁绞死侵入物，松开时空气涌入、潮液喷溅。阴唇外翻又合拢，阴蒂肿亮；后穴若同时开拓，肉壁把力量传到小腹，又酸又甜。叶舒华在眼前发黑时仍抓周子瑜手腕确认‘人还在’；周子瑜被勒到发颤时仍用腿盘稳对方——既是情欲，也是守护。真迹让人上瘾失控；颈间契约却逼人练习控制。练习本身，比高潮更漫长，也更亲密。</w:t>
+      </w:r>
+    </w:p>
+    <w:p>
+      <w:r>
+        <w:t>她们尝试叠息：接吻互夺呼吸，阴蒂相磨，颈侧青筋微现。分开时咳嗽又笑，上瘾的不是针剂，是对方的肺。</w:t>
+      </w:r>
+    </w:p>
+    <w:p>
+      <w:r>
+        <w:t>手指力度每一次微调都牵动穴内吸吮：收紧时内壁绞死侵入物，松开时空气涌入、潮液喷溅。阴唇外翻又合拢，阴蒂肿亮；后穴若同时开拓，肉壁把力量传到小腹，又酸又甜。叶舒华在眼前发黑时仍抓周子瑜手腕确认‘人还在’；周子瑜被勒到发颤时仍用腿盘稳对方——既是情欲，也是守护。真迹让人上瘾失控；颈间契约却逼人练习控制。练习本身，比高潮更漫长，也更亲密。</w:t>
+      </w:r>
+    </w:p>
+    <w:p>
+      <w:r>
+        <w:t>清洗时子瑜给舒华擦颈间红痕。舒华说：‘以后别一个人来地下。叫我。’子瑜把黑缎折好收进包里——不是战利品，是契约副本。</w:t>
+      </w:r>
+    </w:p>
+    <w:p>
+      <w:r>
+        <w:t>手指力度每一次微调都牵动穴内吸吮：收紧时内壁绞死侵入物，松开时空气涌入、潮液喷溅。阴唇外翻又合拢，阴蒂肿亮；后穴若同时开拓，肉壁把力量传到小腹，又酸又甜。叶舒华在眼前发黑时仍抓周子瑜手腕确认‘人还在’；周子瑜被勒到发颤时仍用腿盘稳对方——既是情欲，也是守护。真迹让人上瘾失控；颈间契约却逼人练习控制。练习本身，比高潮更漫长，也更亲密。</w:t>
+      </w:r>
+    </w:p>
+    <w:p>
+      <w:r>
+        <w:t>规则被重复确认三次：拍肩、唇色、意识。每一次确认都让穴里更湿——信任本身成为前戏。</w:t>
+      </w:r>
+    </w:p>
+    <w:p>
+      <w:r>
+        <w:t>手指力度每一次微调都牵动穴内吸吮：收紧时内壁绞死侵入物，松开时空气涌入、潮液喷溅。阴唇外翻又合拢，阴蒂肿亮；后穴若同时开拓，肉壁把力量传到小腹，又酸又甜。叶舒华在眼前发黑时仍抓周子瑜手腕确认‘人还在’；周子瑜被勒到发颤时仍用腿盘稳对方——既是情欲，也是守护。真迹让人上瘾失控；颈间契约却逼人练习控制。练习本身，比高潮更漫长，也更亲密。</w:t>
+      </w:r>
+    </w:p>
+    <w:p>
+      <w:r>
+        <w:t>舒华被勒到发颤时仍要命令：‘再深一点……气少一点……别停看我。’子瑜既要顶弄又要盯脉搏，像同时跳两支舞。</w:t>
+      </w:r>
+    </w:p>
+    <w:p>
+      <w:r>
+        <w:t>手指力度每一次微调都牵动穴内吸吮：收紧时内壁绞死侵入物，松开时空气涌入、潮液喷溅。阴唇外翻又合拢，阴蒂肿亮；后穴若同时开拓，肉壁把力量传到小腹，又酸又甜。叶舒华在眼前发黑时仍抓周子瑜手腕确认‘人还在’；周子瑜被勒到发颤时仍用腿盘稳对方——既是情欲，也是守护。真迹让人上瘾失控；颈间契约却逼人练习控制。练习本身，比高潮更漫长，也更亲密。</w:t>
+      </w:r>
+    </w:p>
+    <w:p>
+      <w:r>
+        <w:t>子瑜被勒时会本能盘腰。盘得越紧，进入越深，缺氧越把深度放大。她哭着仍数拍，数到该停就停，停得干脆，爱得也干脆。</w:t>
+      </w:r>
+    </w:p>
+    <w:p>
+      <w:r>
+        <w:t>手指力度每一次微调都牵动穴内吸吮：收紧时内壁绞死侵入物，松开时空气涌入、潮液喷溅。阴唇外翻又合拢，阴蒂肿亮；后穴若同时开拓，肉壁把力量传到小腹，又酸又甜。叶舒华在眼前发黑时仍抓周子瑜手腕确认‘人还在’；周子瑜被勒到发颤时仍用腿盘稳对方——既是情欲，也是守护。真迹让人上瘾失控；颈间契约却逼人练习控制。练习本身，比高潮更漫长，也更亲密。</w:t>
+      </w:r>
+    </w:p>
+    <w:p>
+      <w:r>
+        <w:t>两人交换角色后，权力并不倾斜：谁被掐，谁仍保有叫停权；谁下手，谁承担守护责任。这比真迹局里的‘被注射’干净得多，也危险得多。</w:t>
+      </w:r>
+    </w:p>
+    <w:p>
+      <w:r>
+        <w:t>手指力度每一次微调都牵动穴内吸吮：收紧时内壁绞死侵入物，松开时空气涌入、潮液喷溅。阴唇外翻又合拢，阴蒂肿亮；后穴若同时开拓，肉壁把力量传到小腹，又酸又甜。叶舒华在眼前发黑时仍抓周子瑜手腕确认‘人还在’；周子瑜被勒到发颤时仍用腿盘稳对方——既是情欲，也是守护。真迹让人上瘾失控；颈间契约却逼人练习控制。练习本身，比高潮更漫长，也更亲密。</w:t>
+      </w:r>
+    </w:p>
+    <w:p>
+      <w:r>
+        <w:t>结束时镜墙起雾。雾里两个模糊面孔靠在一起。门外潮水仍在翻涌；门内红痕渐退，关系更深一寸。</w:t>
+      </w:r>
+    </w:p>
+    <w:p>
+      <w:r>
+        <w:t>手指力度每一次微调都牵动穴内吸吮：收紧时内壁绞死侵入物，松开时空气涌入、潮液喷溅。阴唇外翻又合拢，阴蒂肿亮；后穴若同时开拓，肉壁把力量传到小腹，又酸又甜。叶舒华在眼前发黑时仍抓周子瑜手腕确认‘人还在’；周子瑜被勒到发颤时仍用腿盘稳对方——既是情欲，也是守护。真迹让人上瘾失控；颈间契约却逼人练习控制。练习本身，比高潮更漫长，也更亲密。</w:t>
+      </w:r>
+    </w:p>
+    <w:p>
+      <w:r>
+        <w:t>周子瑜在收紧手指前会先看叶舒华的眼睛。确认，再施力。舒华被看得烦，却又上瘾——被认真对待的感觉，比被填满更罕见。</w:t>
+      </w:r>
+    </w:p>
+    <w:p>
+      <w:r>
+        <w:t>手指力度每一次微调都牵动穴内吸吮：收紧时内壁绞死侵入物，松开时空气涌入、潮液喷溅。阴唇外翻又合拢，阴蒂肿亮；后穴若同时开拓，肉壁把力量传到小腹，又酸又甜。叶舒华在眼前发黑时仍抓周子瑜手腕确认‘人还在’；周子瑜被勒到发颤时仍用腿盘稳对方——既是情欲，也是守护。真迹让人上瘾失控；颈间契约却逼人练习控制。练习本身，比高潮更漫长，也更亲密。</w:t>
+      </w:r>
+    </w:p>
+    <w:p>
+      <w:r>
+        <w:t>缺氧对子瑜而言像关掉全世界的声音，只剩穴里被顶弄的清晰；对舒华而言像砸裂冷感外壳，露出只会叫、只会夹的芯。</w:t>
+      </w:r>
+    </w:p>
+    <w:p>
+      <w:r>
+        <w:t>手指力度每一次微调都牵动穴内吸吮：收紧时内壁绞死侵入物，松开时空气涌入、潮液喷溅。阴唇外翻又合拢，阴蒂肿亮；后穴若同时开拓，肉壁把力量传到小腹，又酸又甜。叶舒华在眼前发黑时仍抓周子瑜手腕确认‘人还在’；周子瑜被勒到发颤时仍用腿盘稳对方——既是情欲，也是守护。真迹让人上瘾失控；颈间契约却逼人练习控制。练习本身，比高潮更漫长，也更亲密。</w:t>
+      </w:r>
+    </w:p>
+    <w:p>
+      <w:r>
+        <w:t>丝带勒进侧颈时皮肤先白后红。舒华指导避开气管：‘我要眼前发黑，不是咳嗽。’子瑜手劲稳得像控腿，舒华穴口立刻喷出一小股水。</w:t>
+      </w:r>
+    </w:p>
+    <w:p>
+      <w:r>
+        <w:t>手指力度每一次微调都牵动穴内吸吮：收紧时内壁绞死侵入物，松开时空气涌入、潮液喷溅。阴唇外翻又合拢，阴蒂肿亮；后穴若同时开拓，肉壁把力量传到小腹，又酸又甜。叶舒华在眼前发黑时仍抓周子瑜手腕确认‘人还在’；周子瑜被勒到发颤时仍用腿盘稳对方——既是情欲，也是守护。真迹让人上瘾失控；颈间契约却逼人练习控制。练习本身，比高潮更漫长，也更亲密。</w:t>
+      </w:r>
+    </w:p>
+    <w:p>
+      <w:r>
+        <w:t>子瑜想起清晨被男模盘着操的屈辱；舒华抚她后脑：‘跟那天不一样。你能叫停。’屈辱被改写成可选择的颤栗。羁绊是沉沦时还有人接住刹车。</w:t>
+      </w:r>
+    </w:p>
+    <w:p>
+      <w:r>
+        <w:t>手指力度每一次微调都牵动穴内吸吮：收紧时内壁绞死侵入物，松开时空气涌入、潮液喷溅。阴唇外翻又合拢，阴蒂肿亮；后穴若同时开拓，肉壁把力量传到小腹，又酸又甜。叶舒华在眼前发黑时仍抓周子瑜手腕确认‘人还在’；周子瑜被勒到发颤时仍用腿盘稳对方——既是情欲，也是守护。真迹让人上瘾失控；颈间契约却逼人练习控制。练习本身，比高潮更漫长，也更亲密。</w:t>
+      </w:r>
+    </w:p>
+    <w:p>
+      <w:r>
+        <w:t>男模只配充当节奏器。舒华手一抬他就要停。窒息开关在两人掌心，外人只是被借来的硬度。</w:t>
+      </w:r>
+    </w:p>
+    <w:p>
+      <w:r>
+        <w:t>手指力度每一次微调都牵动穴内吸吮：收紧时内壁绞死侵入物，松开时空气涌入、潮液喷溅。阴唇外翻又合拢，阴蒂肿亮；后穴若同时开拓，肉壁把力量传到小腹，又酸又甜。叶舒华在眼前发黑时仍抓周子瑜手腕确认‘人还在’；周子瑜被勒到发颤时仍用腿盘稳对方——既是情欲，也是守护。真迹让人上瘾失控；颈间契约却逼人练习控制。练习本身，比高潮更漫长，也更亲密。</w:t>
+      </w:r>
+    </w:p>
+    <w:p>
+      <w:r>
+        <w:t>潮吹在窒息边缘又长又凶。子瑜去时长腿痉挛盘死；舒华去时反咬子瑜肩膀盖章。精液在松开脖子大口喘气时被穴口挤出。</w:t>
+      </w:r>
+    </w:p>
+    <w:p>
+      <w:r>
+        <w:t>手指力度每一次微调都牵动穴内吸吮：收紧时内壁绞死侵入物，松开时空气涌入、潮液喷溅。阴唇外翻又合拢，阴蒂肿亮；后穴若同时开拓，肉壁把力量传到小腹，又酸又甜。叶舒华在眼前发黑时仍抓周子瑜手腕确认‘人还在’；周子瑜被勒到发颤时仍用腿盘稳对方——既是情欲，也是守护。真迹让人上瘾失控；颈间契约却逼人练习控制。练习本身，比高潮更漫长，也更亲密。</w:t>
+      </w:r>
+    </w:p>
+    <w:p>
+      <w:r>
+        <w:t>巡场伴舞第二次经过，听见三下拍肩，确定她们有安全动作，在群里打了又删：小镜室勿扰。</w:t>
+      </w:r>
+    </w:p>
+    <w:p>
+      <w:r>
+        <w:t>手指力度每一次微调都牵动穴内吸吮：收紧时内壁绞死侵入物，松开时空气涌入、潮液喷溅。阴唇外翻又合拢，阴蒂肿亮；后穴若同时开拓，肉壁把力量传到小腹，又酸又甜。叶舒华在眼前发黑时仍抓周子瑜手腕确认‘人还在’；周子瑜被勒到发颤时仍用腿盘稳对方——既是情欲，也是守护。真迹让人上瘾失控；颈间契约却逼人练习控制。练习本身，比高潮更漫长，也更亲密。</w:t>
+      </w:r>
+    </w:p>
+    <w:p>
+      <w:r>
+        <w:t>舒华问：‘如果我被真迹搞到不认识自己，你还会掐我吗？’子瑜：‘会。但只为了让你回气，不是为了让你坏掉。’舒华眼眶红了。</w:t>
+      </w:r>
+    </w:p>
+    <w:p>
+      <w:r>
+        <w:t>手指力度每一次微调都牵动穴内吸吮：收紧时内壁绞死侵入物，松开时空气涌入、潮液喷溅。阴唇外翻又合拢，阴蒂肿亮；后穴若同时开拓，肉壁把力量传到小腹，又酸又甜。叶舒华在眼前发黑时仍抓周子瑜手腕确认‘人还在’；周子瑜被勒到发颤时仍用腿盘稳对方——既是情欲，也是守护。真迹让人上瘾失控；颈间契约却逼人练习控制。练习本身，比高潮更漫长，也更亲密。</w:t>
+      </w:r>
+    </w:p>
+    <w:p>
+      <w:r>
+        <w:t>她们尝试叠息：接吻互夺呼吸，阴蒂相磨，颈侧青筋微现。分开时咳嗽又笑，上瘾的不是针剂，是对方的肺。</w:t>
+      </w:r>
+    </w:p>
+    <w:p>
+      <w:r>
+        <w:t>手指力度每一次微调都牵动穴内吸吮：收紧时内壁绞死侵入物，松开时空气涌入、潮液喷溅。阴唇外翻又合拢，阴蒂肿亮；后穴若同时开拓，肉壁把力量传到小腹，又酸又甜。叶舒华在眼前发黑时仍抓周子瑜手腕确认‘人还在’；周子瑜被勒到发颤时仍用腿盘稳对方——既是情欲，也是守护。真迹让人上瘾失控；颈间契约却逼人练习控制。练习本身，比高潮更漫长，也更亲密。</w:t>
+      </w:r>
+    </w:p>
+    <w:p>
+      <w:r>
+        <w:t>清洗时子瑜给舒华擦颈间红痕。舒华说：‘以后别一个人来地下。叫我。’子瑜把黑缎折好收进包里——不是战利品，是契约副本。</w:t>
+      </w:r>
+    </w:p>
+    <w:p>
+      <w:r>
+        <w:t>手指力度每一次微调都牵动穴内吸吮：收紧时内壁绞死侵入物，松开时空气涌入、潮液喷溅。阴唇外翻又合拢，阴蒂肿亮；后穴若同时开拓，肉壁把力量传到小腹，又酸又甜。叶舒华在眼前发黑时仍抓周子瑜手腕确认‘人还在’；周子瑜被勒到发颤时仍用腿盘稳对方——既是情欲，也是守护。真迹让人上瘾失控；颈间契约却逼人练习控制。练习本身，比高潮更漫长，也更亲密。</w:t>
+      </w:r>
+    </w:p>
+    <w:p>
+      <w:r>
+        <w:t>规则被重复确认三次：拍肩、唇色、意识。每一次确认都让穴里更湿——信任本身成为前戏。</w:t>
+      </w:r>
+    </w:p>
+    <w:p>
+      <w:r>
+        <w:t>手指力度每一次微调都牵动穴内吸吮：收紧时内壁绞死侵入物，松开时空气涌入、潮液喷溅。阴唇外翻又合拢，阴蒂肿亮；后穴若同时开拓，肉壁把力量传到小腹，又酸又甜。叶舒华在眼前发黑时仍抓周子瑜手腕确认‘人还在’；周子瑜被勒到发颤时仍用腿盘稳对方——既是情欲，也是守护。真迹让人上瘾失控；颈间契约却逼人练习控制。练习本身，比高潮更漫长，也更亲密。</w:t>
+      </w:r>
+    </w:p>
+    <w:p>
+      <w:r>
+        <w:t>舒华被勒到发颤时仍要命令：‘再深一点……气少一点……别停看我。’子瑜既要顶弄又要盯脉搏，像同时跳两支舞。</w:t>
+      </w:r>
+    </w:p>
+    <w:p>
+      <w:r>
+        <w:t>手指力度每一次微调都牵动穴内吸吮：收紧时内壁绞死侵入物，松开时空气涌入、潮液喷溅。阴唇外翻又合拢，阴蒂肿亮；后穴若同时开拓，肉壁把力量传到小腹，又酸又甜。叶舒华在眼前发黑时仍抓周子瑜手腕确认‘人还在’；周子瑜被勒到发颤时仍用腿盘稳对方——既是情欲，也是守护。真迹让人上瘾失控；颈间契约却逼人练习控制。练习本身，比高潮更漫长，也更亲密。</w:t>
+      </w:r>
+    </w:p>
+    <w:p>
+      <w:r>
+        <w:t>子瑜被勒时会本能盘腰。盘得越紧，进入越深，缺氧越把深度放大。她哭着仍数拍，数到该停就停，停得干脆，爱得也干脆。</w:t>
+      </w:r>
+    </w:p>
+    <w:p>
+      <w:r>
+        <w:t>手指力度每一次微调都牵动穴内吸吮：收紧时内壁绞死侵入物，松开时空气涌入、潮液喷溅。阴唇外翻又合拢，阴蒂肿亮；后穴若同时开拓，肉壁把力量传到小腹，又酸又甜。叶舒华在眼前发黑时仍抓周子瑜手腕确认‘人还在’；周子瑜被勒到发颤时仍用腿盘稳对方——既是情欲，也是守护。真迹让人上瘾失控；颈间契约却逼人练习控制。练习本身，比高潮更漫长，也更亲密。</w:t>
+      </w:r>
+    </w:p>
+    <w:p>
+      <w:r>
+        <w:t>两人交换角色后，权力并不倾斜：谁被掐，谁仍保有叫停权；谁下手，谁承担守护责任。这比真迹局里的‘被注射’干净得多，也危险得多。</w:t>
+      </w:r>
+    </w:p>
+    <w:p>
+      <w:r>
+        <w:t>手指力度每一次微调都牵动穴内吸吮：收紧时内壁绞死侵入物，松开时空气涌入、潮液喷溅。阴唇外翻又合拢，阴蒂肿亮；后穴若同时开拓，肉壁把力量传到小腹，又酸又甜。叶舒华在眼前发黑时仍抓周子瑜手腕确认‘人还在’；周子瑜被勒到发颤时仍用腿盘稳对方——既是情欲，也是守护。真迹让人上瘾失控；颈间契约却逼人练习控制。练习本身，比高潮更漫长，也更亲密。</w:t>
+      </w:r>
+    </w:p>
+    <w:p>
+      <w:r>
+        <w:t>结束时镜墙起雾。雾里两个模糊面孔靠在一起。门外潮水仍在翻涌；门内红痕渐退，关系更深一寸。</w:t>
+      </w:r>
+    </w:p>
+    <w:p>
+      <w:r>
+        <w:t>手指力度每一次微调都牵动穴内吸吮：收紧时内壁绞死侵入物，松开时空气涌入、潮液喷溅。阴唇外翻又合拢，阴蒂肿亮；后穴若同时开拓，肉壁把力量传到小腹，又酸又甜。叶舒华在眼前发黑时仍抓周子瑜手腕确认‘人还在’；周子瑜被勒到发颤时仍用腿盘稳对方——既是情欲，也是守护。真迹让人上瘾失控；颈间契约却逼人练习控制。练习本身，比高潮更漫长，也更亲密。</w:t>
+      </w:r>
+    </w:p>
+    <w:p>
+      <w:r>
+        <w:t>周子瑜在收紧手指前会先看叶舒华的眼睛。确认，再施力。舒华被看得烦，却又上瘾——被认真对待的感觉，比被填满更罕见。</w:t>
+      </w:r>
+    </w:p>
+    <w:p>
+      <w:r>
+        <w:t>手指力度每一次微调都牵动穴内吸吮：收紧时内壁绞死侵入物，松开时空气涌入、潮液喷溅。阴唇外翻又合拢，阴蒂肿亮；后穴若同时开拓，肉壁把力量传到小腹，又酸又甜。叶舒华在眼前发黑时仍抓周子瑜手腕确认‘人还在’；周子瑜被勒到发颤时仍用腿盘稳对方——既是情欲，也是守护。真迹让人上瘾失控；颈间契约却逼人练习控制。练习本身，比高潮更漫长，也更亲密。</w:t>
+      </w:r>
+    </w:p>
+    <w:p>
+      <w:r>
+        <w:t>缺氧对子瑜而言像关掉全世界的声音，只剩穴里被顶弄的清晰；对舒华而言像砸裂冷感外壳，露出只会叫、只会夹的芯。</w:t>
+      </w:r>
+    </w:p>
+    <w:p>
+      <w:r>
+        <w:t>手指力度每一次微调都牵动穴内吸吮：收紧时内壁绞死侵入物，松开时空气涌入、潮液喷溅。阴唇外翻又合拢，阴蒂肿亮；后穴若同时开拓，肉壁把力量传到小腹，又酸又甜。叶舒华在眼前发黑时仍抓周子瑜手腕确认‘人还在’；周子瑜被勒到发颤时仍用腿盘稳对方——既是情欲，也是守护。真迹让人上瘾失控；颈间契约却逼人练习控制。练习本身，比高潮更漫长，也更亲密。</w:t>
+      </w:r>
+    </w:p>
+    <w:p>
+      <w:r>
+        <w:t>丝带勒进侧颈时皮肤先白后红。舒华指导避开气管：‘我要眼前发黑，不是咳嗽。’子瑜手劲稳得像控腿，舒华穴口立刻喷出一小股水。</w:t>
+      </w:r>
+    </w:p>
+    <w:p>
+      <w:r>
+        <w:t>手指力度每一次微调都牵动穴内吸吮：收紧时内壁绞死侵入物，松开时空气涌入、潮液喷溅。阴唇外翻又合拢，阴蒂肿亮；后穴若同时开拓，肉壁把力量传到小腹，又酸又甜。叶舒华在眼前发黑时仍抓周子瑜手腕确认‘人还在’；周子瑜被勒到发颤时仍用腿盘稳对方——既是情欲，也是守护。真迹让人上瘾失控；颈间契约却逼人练习控制。练习本身，比高潮更漫长，也更亲密。</w:t>
+      </w:r>
+    </w:p>
+    <w:p>
+      <w:r>
+        <w:t>子瑜想起清晨被男模盘着操的屈辱；舒华抚她后脑：‘跟那天不一样。你能叫停。’屈辱被改写成可选择的颤栗。羁绊是沉沦时还有人接住刹车。</w:t>
+      </w:r>
+    </w:p>
+    <w:p>
+      <w:r>
+        <w:t>手指力度每一次微调都牵动穴内吸吮：收紧时内壁绞死侵入物，松开时空气涌入、潮液喷溅。阴唇外翻又合拢，阴蒂肿亮；后穴若同时开拓，肉壁把力量传到小腹，又酸又甜。叶舒华在眼前发黑时仍抓周子瑜手腕确认‘人还在’；周子瑜被勒到发颤时仍用腿盘稳对方——既是情欲，也是守护。真迹让人上瘾失控；颈间契约却逼人练习控制。练习本身，比高潮更漫长，也更亲密。</w:t>
+      </w:r>
+    </w:p>
+    <w:p>
+      <w:r>
+        <w:t>男模只配充当节奏器。舒华手一抬他就要停。窒息开关在两人掌心，外人只是被借来的硬度。</w:t>
+      </w:r>
+    </w:p>
+    <w:p>
+      <w:r>
+        <w:t>手指力度每一次微调都牵动穴内吸吮：收紧时内壁绞死侵入物，松开时空气涌入、潮液喷溅。阴唇外翻又合拢，阴蒂肿亮；后穴若同时开拓，肉壁把力量传到小腹，又酸又甜。叶舒华在眼前发黑时仍抓周子瑜手腕确认‘人还在’；周子瑜被勒到发颤时仍用腿盘稳对方——既是情欲，也是守护。真迹让人上瘾失控；颈间契约却逼人练习控制。练习本身，比高潮更漫长，也更亲密。</w:t>
+      </w:r>
+    </w:p>
+    <w:p>
+      <w:r>
+        <w:t>潮吹在窒息边缘又长又凶。子瑜去时长腿痉挛盘死；舒华去时反咬子瑜肩膀盖章。精液在松开脖子大口喘气时被穴口挤出。</w:t>
+      </w:r>
+    </w:p>
+    <w:p>
+      <w:r>
+        <w:t>手指力度每一次微调都牵动穴内吸吮：收紧时内壁绞死侵入物，松开时空气涌入、潮液喷溅。阴唇外翻又合拢，阴蒂肿亮；后穴若同时开拓，肉壁把力量传到小腹，又酸又甜。叶舒华在眼前发黑时仍抓周子瑜手腕确认‘人还在’；周子瑜被勒到发颤时仍用腿盘稳对方——既是情欲，也是守护。真迹让人上瘾失控；颈间契约却逼人练习控制。练习本身，比高潮更漫长，也更亲密。</w:t>
+      </w:r>
+    </w:p>
+    <w:p>
+      <w:r>
+        <w:t>巡场伴舞第二次经过，听见三下拍肩，确定她们有安全动作，在群里打了又删：小镜室勿扰。</w:t>
+      </w:r>
+    </w:p>
+    <w:p>
+      <w:r>
+        <w:t>手指力度每一次微调都牵动穴内吸吮：收紧时内壁绞死侵入物，松开时空气涌入、潮液喷溅。阴唇外翻又合拢，阴蒂肿亮；后穴若同时开拓，肉壁把力量传到小腹，又酸又甜。叶舒华在眼前发黑时仍抓周子瑜手腕确认‘人还在’；周子瑜被勒到发颤时仍用腿盘稳对方——既是情欲，也是守护。真迹让人上瘾失控；颈间契约却逼人练习控制。练习本身，比高潮更漫长，也更亲密。</w:t>
+      </w:r>
+    </w:p>
+    <w:p>
+      <w:r>
+        <w:t>舒华问：‘如果我被真迹搞到不认识自己，你还会掐我吗？’子瑜：‘会。但只为了让你回气，不是为了让你坏掉。’舒华眼眶红了。</w:t>
+      </w:r>
+    </w:p>
+    <w:p>
+      <w:r>
+        <w:t>手指力度每一次微调都牵动穴内吸吮：收紧时内壁绞死侵入物，松开时空气涌入、潮液喷溅。阴唇外翻又合拢，阴蒂肿亮；后穴若同时开拓，肉壁把力量传到小腹，又酸又甜。叶舒华在眼前发黑时仍抓周子瑜手腕确认‘人还在’；周子瑜被勒到发颤时仍用腿盘稳对方——既是情欲，也是守护。真迹让人上瘾失控；颈间契约却逼人练习控制。练习本身，比高潮更漫长，也更亲密。</w:t>
+      </w:r>
+    </w:p>
+    <w:p>
+      <w:r>
+        <w:t>她们尝试叠息：接吻互夺呼吸，阴蒂相磨，颈侧青筋微现。分开时咳嗽又笑，上瘾的不是针剂，是对方的肺。</w:t>
+      </w:r>
+    </w:p>
+    <w:p>
+      <w:r>
+        <w:t>手指力度每一次微调都牵动穴内吸吮：收紧时内壁绞死侵入物，松开时空气涌入、潮液喷溅。阴唇外翻又合拢，阴蒂肿亮；后穴若同时开拓，肉壁把力量传到小腹，又酸又甜。叶舒华在眼前发黑时仍抓周子瑜手腕确认‘人还在’；周子瑜被勒到发颤时仍用腿盘稳对方——既是情欲，也是守护。真迹让人上瘾失控；颈间契约却逼人练习控制。练习本身，比高潮更漫长，也更亲密。</w:t>
+      </w:r>
+    </w:p>
+    <w:p>
+      <w:r>
+        <w:t>清洗时子瑜给舒华擦颈间红痕。舒华说：‘以后别一个人来地下。叫我。’子瑜把黑缎折好收进包里——不是战利品，是契约副本。</w:t>
+      </w:r>
+    </w:p>
+    <w:p>
+      <w:r>
+        <w:t>手指力度每一次微调都牵动穴内吸吮：收紧时内壁绞死侵入物，松开时空气涌入、潮液喷溅。阴唇外翻又合拢，阴蒂肿亮；后穴若同时开拓，肉壁把力量传到小腹，又酸又甜。叶舒华在眼前发黑时仍抓周子瑜手腕确认‘人还在’；周子瑜被勒到发颤时仍用腿盘稳对方——既是情欲，也是守护。真迹让人上瘾失控；颈间契约却逼人练习控制。练习本身，比高潮更漫长，也更亲密。</w:t>
+      </w:r>
+    </w:p>
+    <w:p>
+      <w:r>
+        <w:t>规则被重复确认三次：拍肩、唇色、意识。每一次确认都让穴里更湿——信任本身成为前戏。</w:t>
+      </w:r>
+    </w:p>
+    <w:p>
+      <w:r>
+        <w:t>手指力度每一次微调都牵动穴内吸吮：收紧时内壁绞死侵入物，松开时空气涌入、潮液喷溅。阴唇外翻又合拢，阴蒂肿亮；后穴若同时开拓，肉壁把力量传到小腹，又酸又甜。叶舒华在眼前发黑时仍抓周子瑜手腕确认‘人还在’；周子瑜被勒到发颤时仍用腿盘稳对方——既是情欲，也是守护。真迹让人上瘾失控；颈间契约却逼人练习控制。练习本身，比高潮更漫长，也更亲密。</w:t>
+      </w:r>
+    </w:p>
+    <w:p>
+      <w:r>
+        <w:t>舒华被勒到发颤时仍要命令：‘再深一点……气少一点……别停看我。’子瑜既要顶弄又要盯脉搏，像同时跳两支舞。</w:t>
+      </w:r>
+    </w:p>
+    <w:p>
+      <w:r>
+        <w:t>手指力度每一次微调都牵动穴内吸吮：收紧时内壁绞死侵入物，松开时空气涌入、潮液喷溅。阴唇外翻又合拢，阴蒂肿亮；后穴若同时开拓，肉壁把力量传到小腹，又酸又甜。叶舒华在眼前发黑时仍抓周子瑜手腕确认‘人还在’；周子瑜被勒到发颤时仍用腿盘稳对方——既是情欲，也是守护。真迹让人上瘾失控；颈间契约却逼人练习控制。练习本身，比高潮更漫长，也更亲密。</w:t>
+      </w:r>
+    </w:p>
+    <w:p>
+      <w:r>
+        <w:t>子瑜被勒时会本能盘腰。盘得越紧，进入越深，缺氧越把深度放大。她哭着仍数拍，数到该停就停，停得干脆，爱得也干脆。</w:t>
+      </w:r>
+    </w:p>
+    <w:p>
+      <w:r>
+        <w:t>手指力度每一次微调都牵动穴内吸吮：收紧时内壁绞死侵入物，松开时空气涌入、潮液喷溅。阴唇外翻又合拢，阴蒂肿亮；后穴若同时开拓，肉壁把力量传到小腹，又酸又甜。叶舒华在眼前发黑时仍抓周子瑜手腕确认‘人还在’；周子瑜被勒到发颤时仍用腿盘稳对方——既是情欲，也是守护。真迹让人上瘾失控；颈间契约却逼人练习控制。练习本身，比高潮更漫长，也更亲密。</w:t>
+      </w:r>
+    </w:p>
+    <w:p>
+      <w:r>
+        <w:t>两人交换角色后，权力并不倾斜：谁被掐，谁仍保有叫停权；谁下手，谁承担守护责任。这比真迹局里的‘被注射’干净得多，也危险得多。</w:t>
+      </w:r>
+    </w:p>
+    <w:p>
+      <w:r>
+        <w:t>手指力度每一次微调都牵动穴内吸吮：收紧时内壁绞死侵入物，松开时空气涌入、潮液喷溅。阴唇外翻又合拢，阴蒂肿亮；后穴若同时开拓，肉壁把力量传到小腹，又酸又甜。叶舒华在眼前发黑时仍抓周子瑜手腕确认‘人还在’；周子瑜被勒到发颤时仍用腿盘稳对方——既是情欲，也是守护。真迹让人上瘾失控；颈间契约却逼人练习控制。练习本身，比高潮更漫长，也更亲密。</w:t>
+      </w:r>
+    </w:p>
+    <w:p>
+      <w:r>
+        <w:t>结束时镜墙起雾。雾里两个模糊面孔靠在一起。门外潮水仍在翻涌；门内红痕渐退，关系更深一寸。</w:t>
+      </w:r>
+    </w:p>
+    <w:p>
+      <w:r>
+        <w:t>手指力度每一次微调都牵动穴内吸吮：收紧时内壁绞死侵入物，松开时空气涌入、潮液喷溅。阴唇外翻又合拢，阴蒂肿亮；后穴若同时开拓，肉壁把力量传到小腹，又酸又甜。叶舒华在眼前发黑时仍抓周子瑜手腕确认‘人还在’；周子瑜被勒到发颤时仍用腿盘稳对方——既是情欲，也是守护。真迹让人上瘾失控；颈间契约却逼人练习控制。练习本身，比高潮更漫长，也更亲密。</w:t>
+      </w:r>
+    </w:p>
+    <w:p>
+      <w:r>
+        <w:t>周子瑜在收紧手指前会先看叶舒华的眼睛。确认，再施力。舒华被看得烦，却又上瘾——被认真对待的感觉，比被填满更罕见。</w:t>
+      </w:r>
+    </w:p>
+    <w:p>
+      <w:r>
+        <w:t>手指力度每一次微调都牵动穴内吸吮：收紧时内壁绞死侵入物，松开时空气涌入、潮液喷溅。阴唇外翻又合拢，阴蒂肿亮；后穴若同时开拓，肉壁把力量传到小腹，又酸又甜。叶舒华在眼前发黑时仍抓周子瑜手腕确认‘人还在’；周子瑜被勒到发颤时仍用腿盘稳对方——既是情欲，也是守护。真迹让人上瘾失控；颈间契约却逼人练习控制。练习本身，比高潮更漫长，也更亲密。</w:t>
+      </w:r>
+    </w:p>
+    <w:p>
+      <w:r>
+        <w:t>缺氧对子瑜而言像关掉全世界的声音，只剩穴里被顶弄的清晰；对舒华而言像砸裂冷感外壳，露出只会叫、只会夹的芯。</w:t>
+      </w:r>
+    </w:p>
+    <w:p>
+      <w:r>
+        <w:t>手指力度每一次微调都牵动穴内吸吮：收紧时内壁绞死侵入物，松开时空气涌入、潮液喷溅。阴唇外翻又合拢，阴蒂肿亮；后穴若同时开拓，肉壁把力量传到小腹，又酸又甜。叶舒华在眼前发黑时仍抓周子瑜手腕确认‘人还在’；周子瑜被勒到发颤时仍用腿盘稳对方——既是情欲，也是守护。真迹让人上瘾失控；颈间契约却逼人练习控制。练习本身，比高潮更漫长，也更亲密。</w:t>
+      </w:r>
+    </w:p>
+    <w:p>
+      <w:r>
+        <w:t>丝带勒进侧颈时皮肤先白后红。舒华指导避开气管：‘我要眼前发黑，不是咳嗽。’子瑜手劲稳得像控腿，舒华穴口立刻喷出一小股水。</w:t>
+      </w:r>
+    </w:p>
+    <w:p>
+      <w:r>
+        <w:t>手指力度每一次微调都牵动穴内吸吮：收紧时内壁绞死侵入物，松开时空气涌入、潮液喷溅。阴唇外翻又合拢，阴蒂肿亮；后穴若同时开拓，肉壁把力量传到小腹，又酸又甜。叶舒华在眼前发黑时仍抓周子瑜手腕确认‘人还在’；周子瑜被勒到发颤时仍用腿盘稳对方——既是情欲，也是守护。真迹让人上瘾失控；颈间契约却逼人练习控制。练习本身，比高潮更漫长，也更亲密。</w:t>
+      </w:r>
+    </w:p>
+    <w:p>
+      <w:r>
+        <w:t>子瑜想起清晨被男模盘着操的屈辱；舒华抚她后脑：‘跟那天不一样。你能叫停。’屈辱被改写成可选择的颤栗。羁绊是沉沦时还有人接住刹车。</w:t>
+      </w:r>
+    </w:p>
+    <w:p>
+      <w:r>
+        <w:t>手指力度每一次微调都牵动穴内吸吮：收紧时内壁绞死侵入物，松开时空气涌入、潮液喷溅。阴唇外翻又合拢，阴蒂肿亮；后穴若同时开拓，肉壁把力量传到小腹，又酸又甜。叶舒华在眼前发黑时仍抓周子瑜手腕确认‘人还在’；周子瑜被勒到发颤时仍用腿盘稳对方——既是情欲，也是守护。真迹让人上瘾失控；颈间契约却逼人练习控制。练习本身，比高潮更漫长，也更亲密。</w:t>
+      </w:r>
+    </w:p>
+    <w:p>
+      <w:r>
+        <w:t>男模只配充当节奏器。舒华手一抬他就要停。窒息开关在两人掌心，外人只是被借来的硬度。</w:t>
+      </w:r>
+    </w:p>
+    <w:p>
+      <w:r>
+        <w:t>手指力度每一次微调都牵动穴内吸吮：收紧时内壁绞死侵入物，松开时空气涌入、潮液喷溅。阴唇外翻又合拢，阴蒂肿亮；后穴若同时开拓，肉壁把力量传到小腹，又酸又甜。叶舒华在眼前发黑时仍抓周子瑜手腕确认‘人还在’；周子瑜被勒到发颤时仍用腿盘稳对方——既是情欲，也是守护。真迹让人上瘾失控；颈间契约却逼人练习控制。练习本身，比高潮更漫长，也更亲密。</w:t>
+      </w:r>
+    </w:p>
+    <w:p>
+      <w:r>
+        <w:t>潮吹在窒息边缘又长又凶。子瑜去时长腿痉挛盘死；舒华去时反咬子瑜肩膀盖章。精液在松开脖子大口喘气时被穴口挤出。</w:t>
+      </w:r>
+    </w:p>
+    <w:p>
+      <w:r>
+        <w:t>手指力度每一次微调都牵动穴内吸吮：收紧时内壁绞死侵入物，松开时空气涌入、潮液喷溅。阴唇外翻又合拢，阴蒂肿亮；后穴若同时开拓，肉壁把力量传到小腹，又酸又甜。叶舒华在眼前发黑时仍抓周子瑜手腕确认‘人还在’；周子瑜被勒到发颤时仍用腿盘稳对方——既是情欲，也是守护。真迹让人上瘾失控；颈间契约却逼人练习控制。练习本身，比高潮更漫长，也更亲密。</w:t>
+      </w:r>
+    </w:p>
+    <w:p>
+      <w:r>
+        <w:t>巡场伴舞第二次经过，听见三下拍肩，确定她们有安全动作，在群里打了又删：小镜室勿扰。</w:t>
+      </w:r>
+    </w:p>
+    <w:p>
+      <w:r>
+        <w:t>手指力度每一次微调都牵动穴内吸吮：收紧时内壁绞死侵入物，松开时空气涌入、潮液喷溅。阴唇外翻又合拢，阴蒂肿亮；后穴若同时开拓，肉壁把力量传到小腹，又酸又甜。叶舒华在眼前发黑时仍抓周子瑜手腕确认‘人还在’；周子瑜被勒到发颤时仍用腿盘稳对方——既是情欲，也是守护。真迹让人上瘾失控；颈间契约却逼人练习控制。练习本身，比高潮更漫长，也更亲密。</w:t>
+      </w:r>
+    </w:p>
+    <w:p>
+      <w:r>
+        <w:t>舒华问：‘如果我被真迹搞到不认识自己，你还会掐我吗？’子瑜：‘会。但只为了让你回气，不是为了让你坏掉。’舒华眼眶红了。</w:t>
+      </w:r>
+    </w:p>
+    <w:p>
+      <w:r>
+        <w:t>手指力度每一次微调都牵动穴内吸吮：收紧时内壁绞死侵入物，松开时空气涌入、潮液喷溅。阴唇外翻又合拢，阴蒂肿亮；后穴若同时开拓，肉壁把力量传到小腹，又酸又甜。叶舒华在眼前发黑时仍抓周子瑜手腕确认‘人还在’；周子瑜被勒到发颤时仍用腿盘稳对方——既是情欲，也是守护。真迹让人上瘾失控；颈间契约却逼人练习控制。练习本身，比高潮更漫长，也更亲密。</w:t>
+      </w:r>
+    </w:p>
+    <w:p>
+      <w:r>
+        <w:t>她们尝试叠息：接吻互夺呼吸，阴蒂相磨，颈侧青筋微现。分开时咳嗽又笑，上瘾的不是针剂，是对方的肺。</w:t>
+      </w:r>
+    </w:p>
+    <w:p>
+      <w:r>
+        <w:t>手指力度每一次微调都牵动穴内吸吮：收紧时内壁绞死侵入物，松开时空气涌入、潮液喷溅。阴唇外翻又合拢，阴蒂肿亮；后穴若同时开拓，肉壁把力量传到小腹，又酸又甜。叶舒华在眼前发黑时仍抓周子瑜手腕确认‘人还在’；周子瑜被勒到发颤时仍用腿盘稳对方——既是情欲，也是守护。真迹让人上瘾失控；颈间契约却逼人练习控制。练习本身，比高潮更漫长，也更亲密。</w:t>
+      </w:r>
+    </w:p>
+    <w:p>
+      <w:r>
+        <w:t>清洗时子瑜给舒华擦颈间红痕。舒华说：‘以后别一个人来地下。叫我。’子瑜把黑缎折好收进包里——不是战利品，是契约副本。</w:t>
+      </w:r>
+    </w:p>
+    <w:p>
+      <w:r>
+        <w:t>手指力度每一次微调都牵动穴内吸吮：收紧时内壁绞死侵入物，松开时空气涌入、潮液喷溅。阴唇外翻又合拢，阴蒂肿亮；后穴若同时开拓，肉壁把力量传到小腹，又酸又甜。叶舒华在眼前发黑时仍抓周子瑜手腕确认‘人还在’；周子瑜被勒到发颤时仍用腿盘稳对方——既是情欲，也是守护。真迹让人上瘾失控；颈间契约却逼人练习控制。练习本身，比高潮更漫长，也更亲密。</w:t>
+      </w:r>
+    </w:p>
+    <w:p>
+      <w:r>
+        <w:t>规则被重复确认三次：拍肩、唇色、意识。每一次确认都让穴里更湿——信任本身成为前戏。</w:t>
+      </w:r>
+    </w:p>
+    <w:p>
+      <w:r>
+        <w:t>手指力度每一次微调都牵动穴内吸吮：收紧时内壁绞死侵入物，松开时空气涌入、潮液喷溅。阴唇外翻又合拢，阴蒂肿亮；后穴若同时开拓，肉壁把力量传到小腹，又酸又甜。叶舒华在眼前发黑时仍抓周子瑜手腕确认‘人还在’；周子瑜被勒到发颤时仍用腿盘稳对方——既是情欲，也是守护。真迹让人上瘾失控；颈间契约却逼人练习控制。练习本身，比高潮更漫长，也更亲密。</w:t>
+      </w:r>
+    </w:p>
+    <w:p>
+      <w:r>
+        <w:t>舒华被勒到发颤时仍要命令：‘再深一点……气少一点……别停看我。’子瑜既要顶弄又要盯脉搏，像同时跳两支舞。</w:t>
+      </w:r>
+    </w:p>
+    <w:p>
+      <w:r>
+        <w:t>手指力度每一次微调都牵动穴内吸吮：收紧时内壁绞死侵入物，松开时空气涌入、潮液喷溅。阴唇外翻又合拢，阴蒂肿亮；后穴若同时开拓，肉壁把力量传到小腹，又酸又甜。叶舒华在眼前发黑时仍抓周子瑜手腕确认‘人还在’；周子瑜被勒到发颤时仍用腿盘稳对方——既是情欲，也是守护。真迹让人上瘾失控；颈间契约却逼人练习控制。练习本身，比高潮更漫长，也更亲密。</w:t>
+      </w:r>
+    </w:p>
+    <w:p>
+      <w:r>
+        <w:t>子瑜被勒时会本能盘腰。盘得越紧，进入越深，缺氧越把深度放大。她哭着仍数拍，数到该停就停，停得干脆，爱得也干脆。</w:t>
+      </w:r>
+    </w:p>
+    <w:p>
+      <w:r>
+        <w:t>手指力度每一次微调都牵动穴内吸吮：收紧时内壁绞死侵入物，松开时空气涌入、潮液喷溅。阴唇外翻又合拢，阴蒂肿亮；后穴若同时开拓，肉壁把力量传到小腹，又酸又甜。叶舒华在眼前发黑时仍抓周子瑜手腕确认‘人还在’；周子瑜被勒到发颤时仍用腿盘稳对方——既是情欲，也是守护。真迹让人上瘾失控；颈间契约却逼人练习控制。练习本身，比高潮更漫长，也更亲密。</w:t>
+      </w:r>
+    </w:p>
+    <w:p>
+      <w:r>
+        <w:t>两人交换角色后，权力并不倾斜：谁被掐，谁仍保有叫停权；谁下手，谁承担守护责任。这比真迹局里的‘被注射’干净得多，也危险得多。</w:t>
+      </w:r>
+    </w:p>
+    <w:p>
+      <w:r>
+        <w:t>手指力度每一次微调都牵动穴内吸吮：收紧时内壁绞死侵入物，松开时空气涌入、潮液喷溅。阴唇外翻又合拢，阴蒂肿亮；后穴若同时开拓，肉壁把力量传到小腹，又酸又甜。叶舒华在眼前发黑时仍抓周子瑜手腕确认‘人还在’；周子瑜被勒到发颤时仍用腿盘稳对方——既是情欲，也是守护。真迹让人上瘾失控；颈间契约却逼人练习控制。练习本身，比高潮更漫长，也更亲密。</w:t>
+      </w:r>
+    </w:p>
+    <w:p>
+      <w:r>
+        <w:t>结束时镜墙起雾。雾里两个模糊面孔靠在一起。门外潮水仍在翻涌；门内红痕渐退，关系更深一寸。</w:t>
+      </w:r>
+    </w:p>
+    <w:p>
+      <w:r>
+        <w:t>手指力度每一次微调都牵动穴内吸吮：收紧时内壁绞死侵入物，松开时空气涌入、潮液喷溅。阴唇外翻又合拢，阴蒂肿亮；后穴若同时开拓，肉壁把力量传到小腹，又酸又甜。叶舒华在眼前发黑时仍抓周子瑜手腕确认‘人还在’；周子瑜被勒到发颤时仍用腿盘稳对方——既是情欲，也是守护。真迹让人上瘾失控；颈间契约却逼人练习控制。练习本身，比高潮更漫长，也更亲密。</w:t>
+      </w:r>
+    </w:p>
+    <w:p>
+      <w:r>
+        <w:t>周子瑜在收紧手指前会先看叶舒华的眼睛。确认，再施力。舒华被看得烦，却又上瘾——被认真对待的感觉，比被填满更罕见。</w:t>
+      </w:r>
+    </w:p>
+    <w:p>
+      <w:r>
+        <w:t>手指力度每一次微调都牵动穴内吸吮：收紧时内壁绞死侵入物，松开时空气涌入、潮液喷溅。阴唇外翻又合拢，阴蒂肿亮；后穴若同时开拓，肉壁把力量传到小腹，又酸又甜。叶舒华在眼前发黑时仍抓周子瑜手腕确认‘人还在’；周子瑜被勒到发颤时仍用腿盘稳对方——既是情欲，也是守护。真迹让人上瘾失控；颈间契约却逼人练习控制。练习本身，比高潮更漫长，也更亲密。</w:t>
+      </w:r>
+    </w:p>
+    <w:p>
+      <w:r>
+        <w:t>缺氧对子瑜而言像关掉全世界的声音，只剩穴里被顶弄的清晰；对舒华而言像砸裂冷感外壳，露出只会叫、只会夹的芯。</w:t>
+      </w:r>
+    </w:p>
+    <w:p>
+      <w:r>
+        <w:t>手指力度每一次微调都牵动穴内吸吮：收紧时内壁绞死侵入物，松开时空气涌入、潮液喷溅。阴唇外翻又合拢，阴蒂肿亮；后穴若同时开拓，肉壁把力量传到小腹，又酸又甜。叶舒华在眼前发黑时仍抓周子瑜手腕确认‘人还在’；周子瑜被勒到发颤时仍用腿盘稳对方——既是情欲，也是守护。真迹让人上瘾失控；颈间契约却逼人练习控制。练习本身，比高潮更漫长，也更亲密。</w:t>
+      </w:r>
+    </w:p>
+    <w:p>
+      <w:r>
+        <w:t>丝带勒进侧颈时皮肤先白后红。舒华指导避开气管：‘我要眼前发黑，不是咳嗽。’子瑜手劲稳得像控腿，舒华穴口立刻喷出一小股水。</w:t>
+      </w:r>
+    </w:p>
+    <w:p>
+      <w:r>
+        <w:t>手指力度每一次微调都牵动穴内吸吮：收紧时内壁绞死侵入物，松开时空气涌入、潮液喷溅。阴唇外翻又合拢，阴蒂肿亮；后穴若同时开拓，肉壁把力量传到小腹，又酸又甜。叶舒华在眼前发黑时仍抓周子瑜手腕确认‘人还在’；周子瑜被勒到发颤时仍用腿盘稳对方——既是情欲，也是守护。真迹让人上瘾失控；颈间契约却逼人练习控制。练习本身，比高潮更漫长，也更亲密。</w:t>
+      </w:r>
+    </w:p>
+    <w:p>
+      <w:r>
+        <w:t>子瑜想起清晨被男模盘着操的屈辱；舒华抚她后脑：‘跟那天不一样。你能叫停。’屈辱被改写成可选择的颤栗。羁绊是沉沦时还有人接住刹车。</w:t>
+      </w:r>
+    </w:p>
+    <w:p>
+      <w:r>
+        <w:t>手指力度每一次微调都牵动穴内吸吮：收紧时内壁绞死侵入物，松开时空气涌入、潮液喷溅。阴唇外翻又合拢，阴蒂肿亮；后穴若同时开拓，肉壁把力量传到小腹，又酸又甜。叶舒华在眼前发黑时仍抓周子瑜手腕确认‘人还在’；周子瑜被勒到发颤时仍用腿盘稳对方——既是情欲，也是守护。真迹让人上瘾失控；颈间契约却逼人练习控制。练习本身，比高潮更漫长，也更亲密。</w:t>
+      </w:r>
+    </w:p>
+    <w:p>
+      <w:r>
+        <w:t>男模只配充当节奏器。舒华手一抬他就要停。窒息开关在两人掌心，外人只是被借来的硬度。</w:t>
+      </w:r>
+    </w:p>
+    <w:p>
+      <w:r>
+        <w:t>手指力度每一次微调都牵动穴内吸吮：收紧时内壁绞死侵入物，松开时空气涌入、潮液喷溅。阴唇外翻又合拢，阴蒂肿亮；后穴若同时开拓，肉壁把力量传到小腹，又酸又甜。叶舒华在眼前发黑时仍抓周子瑜手腕确认‘人还在’；周子瑜被勒到发颤时仍用腿盘稳对方——既是情欲，也是守护。真迹让人上瘾失控；颈间契约却逼人练习控制。练习本身，比高潮更漫长，也更亲密。</w:t>
+      </w:r>
+    </w:p>
+    <w:p>
+      <w:r>
+        <w:t>潮吹在窒息边缘又长又凶。子瑜去时长腿痉挛盘死；舒华去时反咬子瑜肩膀盖章。精液在松开脖子大口喘气时被穴口挤出。</w:t>
+      </w:r>
+    </w:p>
+    <w:p>
+      <w:r>
+        <w:t>手指力度每一次微调都牵动穴内吸吮：收紧时内壁绞死侵入物，松开时空气涌入、潮液喷溅。阴唇外翻又合拢，阴蒂肿亮；后穴若同时开拓，肉壁把力量传到小腹，又酸又甜。叶舒华在眼前发黑时仍抓周子瑜手腕确认‘人还在’；周子瑜被勒到发颤时仍用腿盘稳对方——既是情欲，也是守护。真迹让人上瘾失控；颈间契约却逼人练习控制。练习本身，比高潮更漫长，也更亲密。</w:t>
+      </w:r>
+    </w:p>
+    <w:p>
+      <w:r>
+        <w:t>巡场伴舞第二次经过，听见三下拍肩，确定她们有安全动作，在群里打了又删：小镜室勿扰。</w:t>
+      </w:r>
+    </w:p>
+    <w:p>
+      <w:r>
+        <w:t>手指力度每一次微调都牵动穴内吸吮：收紧时内壁绞死侵入物，松开时空气涌入、潮液喷溅。阴唇外翻又合拢，阴蒂肿亮；后穴若同时开拓，肉壁把力量传到小腹，又酸又甜。叶舒华在眼前发黑时仍抓周子瑜手腕确认‘人还在’；周子瑜被勒到发颤时仍用腿盘稳对方——既是情欲，也是守护。真迹让人上瘾失控；颈间契约却逼人练习控制。练习本身，比高潮更漫长，也更亲密。</w:t>
+      </w:r>
+    </w:p>
+    <w:p>
+      <w:r>
+        <w:t>舒华问：‘如果我被真迹搞到不认识自己，你还会掐我吗？’子瑜：‘会。但只为了让你回气，不是为了让你坏掉。’舒华眼眶红了。</w:t>
+      </w:r>
+    </w:p>
+    <w:p>
+      <w:r>
+        <w:t>手指力度每一次微调都牵动穴内吸吮：收紧时内壁绞死侵入物，松开时空气涌入、潮液喷溅。阴唇外翻又合拢，阴蒂肿亮；后穴若同时开拓，肉壁把力量传到小腹，又酸又甜。叶舒华在眼前发黑时仍抓周子瑜手腕确认‘人还在’；周子瑜被勒到发颤时仍用腿盘稳对方——既是情欲，也是守护。真迹让人上瘾失控；颈间契约却逼人练习控制。练习本身，比高潮更漫长，也更亲密。</w:t>
+      </w:r>
+    </w:p>
+    <w:p>
+      <w:r>
+        <w:t>她们尝试叠息：接吻互夺呼吸，阴蒂相磨，颈侧青筋微现。分开时咳嗽又笑，上瘾的不是针剂，是对方的肺。</w:t>
+      </w:r>
+    </w:p>
+    <w:p>
+      <w:r>
+        <w:t>手指力度每一次微调都牵动穴内吸吮：收紧时内壁绞死侵入物，松开时空气涌入、潮液喷溅。阴唇外翻又合拢，阴蒂肿亮；后穴若同时开拓，肉壁把力量传到小腹，又酸又甜。叶舒华在眼前发黑时仍抓周子瑜手腕确认‘人还在’；周子瑜被勒到发颤时仍用腿盘稳对方——既是情欲，也是守护。真迹让人上瘾失控；颈间契约却逼人练习控制。练习本身，比高潮更漫长，也更亲密。</w:t>
+      </w:r>
+    </w:p>
+    <w:p>
+      <w:r>
+        <w:t>清洗时子瑜给舒华擦颈间红痕。舒华说：‘以后别一个人来地下。叫我。’子瑜把黑缎折好收进包里——不是战利品，是契约副本。</w:t>
+      </w:r>
+    </w:p>
+    <w:p>
+      <w:r>
+        <w:t>手指力度每一次微调都牵动穴内吸吮：收紧时内壁绞死侵入物，松开时空气涌入、潮液喷溅。阴唇外翻又合拢，阴蒂肿亮；后穴若同时开拓，肉壁把力量传到小腹，又酸又甜。叶舒华在眼前发黑时仍抓周子瑜手腕确认‘人还在’；周子瑜被勒到发颤时仍用腿盘稳对方——既是情欲，也是守护。真迹让人上瘾失控；颈间契约却逼人练习控制。练习本身，比高潮更漫长，也更亲密。</w:t>
+      </w:r>
+    </w:p>
+    <w:p>
+      <w:r>
+        <w:t>规则被重复确认三次：拍肩、唇色、意识。每一次确认都让穴里更湿——信任本身成为前戏。</w:t>
+      </w:r>
+    </w:p>
+    <w:p>
+      <w:r>
+        <w:t>手指力度每一次微调都牵动穴内吸吮：收紧时内壁绞死侵入物，松开时空气涌入、潮液喷溅。阴唇外翻又合拢，阴蒂肿亮；后穴若同时开拓，肉壁把力量传到小腹，又酸又甜。叶舒华在眼前发黑时仍抓周子瑜手腕确认‘人还在’；周子瑜被勒到发颤时仍用腿盘稳对方——既是情欲，也是守护。真迹让人上瘾失控；颈间契约却逼人练习控制。练习本身，比高潮更漫长，也更亲密。</w:t>
+      </w:r>
+    </w:p>
+    <w:p>
+      <w:r>
+        <w:t>舒华被勒到发颤时仍要命令：‘再深一点……气少一点……别停看我。’子瑜既要顶弄又要盯脉搏，像同时跳两支舞。</w:t>
+      </w:r>
+    </w:p>
+    <w:p>
+      <w:r>
+        <w:t>手指力度每一次微调都牵动穴内吸吮：收紧时内壁绞死侵入物，松开时空气涌入、潮液喷溅。阴唇外翻又合拢，阴蒂肿亮；后穴若同时开拓，肉壁把力量传到小腹，又酸又甜。叶舒华在眼前发黑时仍抓周子瑜手腕确认‘人还在’；周子瑜被勒到发颤时仍用腿盘稳对方——既是情欲，也是守护。真迹让人上瘾失控；颈间契约却逼人练习控制。练习本身，比高潮更漫长，也更亲密。</w:t>
+      </w:r>
+    </w:p>
+    <w:p>
+      <w:r>
+        <w:t>子瑜被勒时会本能盘腰。盘得越紧，进入越深，缺氧越把深度放大。她哭着仍数拍，数到该停就停，停得干脆，爱得也干脆。</w:t>
+      </w:r>
+    </w:p>
+    <w:p>
+      <w:r>
+        <w:t>手指力度每一次微调都牵动穴内吸吮：收紧时内壁绞死侵入物，松开时空气涌入、潮液喷溅。阴唇外翻又合拢，阴蒂肿亮；后穴若同时开拓，肉壁把力量传到小腹，又酸又甜。叶舒华在眼前发黑时仍抓周子瑜手腕确认‘人还在’；周子瑜被勒到发颤时仍用腿盘稳对方——既是情欲，也是守护。真迹让人上瘾失控；颈间契约却逼人练习控制。练习本身，比高潮更漫长，也更亲密。</w:t>
       </w:r>
     </w:p>
     <w:sectPr>

--- a/novel-pink-syringe/粉色真迹·练舞室.docx
+++ b/novel-pink-syringe/粉色真迹·练舞室.docx
@@ -1514,6 +1514,29 @@
         <w:pStyle w:val="Heading2"/>
       </w:pPr>
       <w:r>
+        <w:t>细写补强·磨到失语</w:t>
+      </w:r>
+    </w:p>
+    <w:p>
+      <w:r>
+        <w:t>韩媛媛把崔椰奶的阴蒂含进齿间轻磨时，椰奶整条腰像被电流贯穿。那不是亲吻，是精确的咀嚼：舌尖先拨开包皮，唇瓣裹住肿胀的核，吸——吸到椰奶穴口徒劳地开合，开合间吐出更多黏丝，黏丝落到媛媛锁骨，亮得刺眼。媛媛抬眼看她，眼神仍是攻的眼神：“夹什么？里面还没东西。”说完两指并入，指腹上勾，指甲边缘故意轻刮那条粗糙的敏感带。椰奶尖叫，穴肉一层层咬住指节，咬到指根发白。</w:t>
+      </w:r>
+    </w:p>
+    <w:p>
+      <w:r>
+        <w:t>她想说“我很厉害”，出口却只剩气音。厉害的幻觉在第三次被屈指碾过时彻底碎掉：潮液喷出来，喷得又急又长，浇湿媛媛小臂，也浇湿自己腿套。喷完她还想并腿，膝弯却被媛媛的膝盖顶开，耻骨重新贴上耻骨，阴蒂对阴蒂狠狠一撞——磨豆腐从慢磨变成对撞，撞得两人都眼尾发红。椰奶的手终于不是推，是攀；攀住媛媛后背，指甲陷进黑色训练衣，留下新月形的痕。</w:t>
+      </w:r>
+    </w:p>
+    <w:p>
+      <w:r>
+        <w:t>把杆左侧的伴舞把水瓶捏得咯吱响。他看见攻把小受按进镜面的样子，忽然想起自己妹妹也练舞——联想让他胃里翻了一下，随即他把联想掐死，转身去调音响音量，用噪音填满自己的良心空隙。</w:t>
+      </w:r>
+    </w:p>
+    <w:p>
+      <w:pPr>
+        <w:pStyle w:val="Heading2"/>
+      </w:pPr>
+      <w:r>
         <w:t>磨豆腐与指奸：攻受的解剖学</w:t>
       </w:r>
     </w:p>
@@ -2203,383 +2226,49 @@
       </w:r>
     </w:p>
     <w:p>
-      <w:r>
-        <w:t>（现场补强）暖黄灯光把镜墙照成潮湿的湖面，地胶水渍反射破碎人形。汗、甜腥与针帽金属味混在舌根。</w:t>
-      </w:r>
-    </w:p>
-    <w:p>
-      <w:r>
-        <w:t>穴肉一寸寸咬住侵入者：入口环紧，中段吸吮，最深发酸回甜；阴蒂肿起，水声湿响。</w:t>
-      </w:r>
-    </w:p>
-    <w:p>
-      <w:r>
-        <w:t>递水的伴舞擦地胶时手抖，告诉自己别看脸，镜子太大躲不开，他只好当一枚螺丝。</w:t>
-      </w:r>
-    </w:p>
-    <w:p>
-      <w:r>
-        <w:t>（现场补强）她在心里校准名字与身份：舞台上的人还在吗？羞耻勒喉，快感却从绳结下发芽。</w:t>
-      </w:r>
-    </w:p>
-    <w:p>
-      <w:r>
-        <w:t>（现场补强）靠墙的伴舞抹去下颌汗，想起保密条款与领头人眼神，最终把重心沉到脚掌：别出人命，别看太久眼睛。</w:t>
-      </w:r>
-    </w:p>
-    <w:p>
-      <w:r>
-        <w:t>穴肉一寸寸咬住侵入者：入口环紧，中段吸吮，最深发酸回甜；阴蒂肿起，水声湿响。</w:t>
-      </w:r>
-    </w:p>
-    <w:p>
-      <w:r>
-        <w:t>（现场补强）臭汗男掀湿T恤，贪婪循环播放“轮到我”。肥宅用肚子卡门，自我辩护这叫参与。</w:t>
-      </w:r>
-    </w:p>
-    <w:p>
-      <w:r>
-        <w:t>递水的伴舞擦地胶时手抖，告诉自己别看脸，镜子太大躲不开，他只好当一枚螺丝。</w:t>
-      </w:r>
-    </w:p>
-    <w:p>
-      <w:r>
-        <w:t>（现场补强）阴唇充血发亮，阴蒂探出朱红；穴口如小嘴裹住柱身，褶皱被熨平，抽出时翻出嫩色再被顶回。</w:t>
-      </w:r>
-    </w:p>
-    <w:p>
-      <w:r>
-        <w:t>穴肉一寸寸咬住侵入者：入口环紧，中段吸吮，最深发酸回甜；阴蒂肿起，水声湿响。</w:t>
-      </w:r>
-    </w:p>
-    <w:p>
-      <w:r>
-        <w:t>（现场补强）抽插水声叠进镜墙。白浊与爱液捣成细沫，潮吹时小腹痉挛，脚趾抠地胶。</w:t>
-      </w:r>
-    </w:p>
-    <w:p>
-      <w:r>
-        <w:t>（现场补强）内心双轨：一条喊停，一条记录深度与角度。声音先投降，腰肢跟着投降。</w:t>
-      </w:r>
-    </w:p>
-    <w:p>
-      <w:r>
-        <w:t>穴肉一寸寸咬住侵入者：入口环紧，中段吸吮，最深发酸回甜；阴蒂肿起，水声湿响。</w:t>
-      </w:r>
-    </w:p>
-    <w:p>
-      <w:r>
-        <w:t>递水的伴舞擦地胶时手抖，告诉自己别看脸，镜子太大躲不开，他只好当一枚螺丝。</w:t>
-      </w:r>
-    </w:p>
-    <w:p>
-      <w:r>
-        <w:t>（现场补强）领头人压帽檐数针剂与门禁，像导播犯罪节目：只要没人死，素材就是权柄。</w:t>
-      </w:r>
-    </w:p>
-    <w:p>
-      <w:r>
-        <w:t>（现场补强）手指探入先热后湿，三指撑成O形，屈起刮上壁时乳尖发硬。</w:t>
-      </w:r>
-    </w:p>
-    <w:p>
-      <w:r>
-        <w:t>穴肉一寸寸咬住侵入者：入口环紧，中段吸吮，最深发酸回甜；阴蒂肿起，水声湿响。</w:t>
-      </w:r>
-    </w:p>
-    <w:p>
-      <w:r>
-        <w:t>（现场补强）后穴从指腹按压到贯入到底，薄肉壁传递振动，小腹被从内部提起。</w:t>
-      </w:r>
-    </w:p>
-    <w:p>
-      <w:r>
-        <w:t>递水的伴舞擦地胶时手抖，告诉自己别看脸，镜子太大躲不开，他只好当一枚螺丝。</w:t>
-      </w:r>
-    </w:p>
-    <w:p>
-      <w:r>
-        <w:t>（现场补强）口腔改写成通道，涎水淌到乳沟；精液注入烫过内壁，抽出后合不拢，再被捣回。</w:t>
-      </w:r>
-    </w:p>
-    <w:p>
-      <w:r>
-        <w:t>穴肉一寸寸咬住侵入者：入口环紧，中段吸吮，最深发酸回甜；阴蒂肿起，水声湿响。</w:t>
-      </w:r>
-    </w:p>
-    <w:p>
-      <w:r>
-        <w:t>（现场补强）真迹层次：热、空、失理性、主动索取、自扎最耻处。皮下亮光如宣判。</w:t>
-      </w:r>
-    </w:p>
-    <w:p>
-      <w:r>
-        <w:t>（现场补强）郑雅娴、崔椰奶、韩媛媛、赵美延、宋雨琦、周子瑜、雪允、金冬天、柳智敏、田曦薇的名字被粉光串起。</w:t>
-      </w:r>
-    </w:p>
-    <w:p>
-      <w:r>
-        <w:t>穴肉一寸寸咬住侵入者：入口环紧，中段吸吮，最深发酸回甜；阴蒂肿起，水声湿响。</w:t>
-      </w:r>
-    </w:p>
-    <w:p>
-      <w:r>
-        <w:t>递水的伴舞擦地胶时手抖，告诉自己别看脸，镜子太大躲不开，他只好当一枚螺丝。</w:t>
-      </w:r>
-    </w:p>
-    <w:p>
-      <w:r>
-        <w:t>（现场补强）凑崎纱夏不在场却无处不在；老板要的不是道歉，是占有。</w:t>
-      </w:r>
-    </w:p>
-    <w:p>
-      <w:r>
-        <w:t>（现场补强）暖黄灯光把镜墙照成潮湿的湖面，地胶水渍反射破碎人形。汗、甜腥与针帽金属味混在舌根。</w:t>
-      </w:r>
-    </w:p>
-    <w:p>
-      <w:r>
-        <w:t>穴肉一寸寸咬住侵入者：入口环紧，中段吸吮，最深发酸回甜；阴蒂肿起，水声湿响。</w:t>
-      </w:r>
-    </w:p>
-    <w:p>
-      <w:r>
-        <w:t>（现场补强）她在心里校准名字与身份：舞台上的人还在吗？羞耻勒喉，快感却从绳结下发芽。</w:t>
-      </w:r>
-    </w:p>
-    <w:p>
-      <w:r>
-        <w:t>递水的伴舞擦地胶时手抖，告诉自己别看脸，镜子太大躲不开，他只好当一枚螺丝。</w:t>
-      </w:r>
-    </w:p>
-    <w:p>
-      <w:r>
-        <w:t>（现场补强）靠墙的伴舞抹去下颌汗，想起保密条款与领头人眼神，最终把重心沉到脚掌：别出人命，别看太久眼睛。</w:t>
-      </w:r>
-    </w:p>
-    <w:p>
-      <w:r>
-        <w:t>穴肉一寸寸咬住侵入者：入口环紧，中段吸吮，最深发酸回甜；阴蒂肿起，水声湿响。</w:t>
-      </w:r>
-    </w:p>
-    <w:p>
-      <w:r>
-        <w:t>（现场补强）臭汗男掀湿T恤，贪婪循环播放“轮到我”。肥宅用肚子卡门，自我辩护这叫参与。</w:t>
-      </w:r>
-    </w:p>
-    <w:p>
-      <w:r>
-        <w:t>（现场补强）阴唇充血发亮，阴蒂探出朱红；穴口如小嘴裹住柱身，褶皱被熨平，抽出时翻出嫩色再被顶回。</w:t>
-      </w:r>
-    </w:p>
-    <w:p>
-      <w:r>
-        <w:t>穴肉一寸寸咬住侵入者：入口环紧，中段吸吮，最深发酸回甜；阴蒂肿起，水声湿响。</w:t>
-      </w:r>
-    </w:p>
-    <w:p>
-      <w:r>
-        <w:t>递水的伴舞擦地胶时手抖，告诉自己别看脸，镜子太大躲不开，他只好当一枚螺丝。</w:t>
-      </w:r>
-    </w:p>
-    <w:p>
-      <w:r>
-        <w:t>（现场补强）抽插水声叠进镜墙。白浊与爱液捣成细沫，潮吹时小腹痉挛，脚趾抠地胶。</w:t>
-      </w:r>
-    </w:p>
-    <w:p>
-      <w:r>
-        <w:t>（现场补强）内心双轨：一条喊停，一条记录深度与角度。声音先投降，腰肢跟着投降。</w:t>
-      </w:r>
-    </w:p>
-    <w:p>
-      <w:r>
-        <w:t>穴肉一寸寸咬住侵入者：入口环紧，中段吸吮，最深发酸回甜；阴蒂肿起，水声湿响。</w:t>
-      </w:r>
-    </w:p>
-    <w:p>
-      <w:r>
-        <w:t>（现场补强）领头人压帽檐数针剂与门禁，像导播犯罪节目：只要没人死，素材就是权柄。</w:t>
-      </w:r>
-    </w:p>
-    <w:p>
-      <w:r>
-        <w:t>递水的伴舞擦地胶时手抖，告诉自己别看脸，镜子太大躲不开，他只好当一枚螺丝。</w:t>
-      </w:r>
-    </w:p>
-    <w:p>
-      <w:r>
-        <w:t>（现场补强）手指探入先热后湿，三指撑成O形，屈起刮上壁时乳尖发硬。</w:t>
-      </w:r>
-    </w:p>
-    <w:p>
-      <w:r>
-        <w:t>穴肉一寸寸咬住侵入者：入口环紧，中段吸吮，最深发酸回甜；阴蒂肿起，水声湿响。</w:t>
-      </w:r>
-    </w:p>
-    <w:p>
-      <w:r>
-        <w:t>（现场补强）后穴从指腹按压到贯入到底，薄肉壁传递振动，小腹被从内部提起。</w:t>
-      </w:r>
-    </w:p>
-    <w:p>
-      <w:r>
-        <w:t>（现场补强）口腔改写成通道，涎水淌到乳沟；精液注入烫过内壁，抽出后合不拢，再被捣回。</w:t>
-      </w:r>
-    </w:p>
-    <w:p>
-      <w:r>
-        <w:t>穴肉一寸寸咬住侵入者：入口环紧，中段吸吮，最深发酸回甜；阴蒂肿起，水声湿响。</w:t>
-      </w:r>
-    </w:p>
-    <w:p>
-      <w:r>
-        <w:t>递水的伴舞擦地胶时手抖，告诉自己别看脸，镜子太大躲不开，他只好当一枚螺丝。</w:t>
-      </w:r>
-    </w:p>
-    <w:p>
-      <w:r>
-        <w:t>（现场补强）真迹层次：热、空、失理性、主动索取、自扎最耻处。皮下亮光如宣判。</w:t>
-      </w:r>
-    </w:p>
-    <w:p>
-      <w:r>
-        <w:t>（现场补强）郑雅娴、崔椰奶、韩媛媛、赵美延、宋雨琦、周子瑜、雪允、金冬天、柳智敏、田曦薇的名字被粉光串起。</w:t>
-      </w:r>
-    </w:p>
-    <w:p>
-      <w:r>
-        <w:t>穴肉一寸寸咬住侵入者：入口环紧，中段吸吮，最深发酸回甜；阴蒂肿起，水声湿响。</w:t>
-      </w:r>
-    </w:p>
-    <w:p>
-      <w:r>
-        <w:t>（现场补强）凑崎纱夏不在场却无处不在；老板要的不是道歉，是占有。</w:t>
-      </w:r>
-    </w:p>
-    <w:p>
-      <w:r>
-        <w:t>递水的伴舞擦地胶时手抖，告诉自己别看脸，镜子太大躲不开，他只好当一枚螺丝。</w:t>
-      </w:r>
-    </w:p>
-    <w:p>
-      <w:r>
-        <w:t>（现场补强）暖黄灯光把镜墙照成潮湿的湖面，地胶水渍反射破碎人形。汗、甜腥与针帽金属味混在舌根。</w:t>
-      </w:r>
-    </w:p>
-    <w:p>
-      <w:r>
-        <w:t>穴肉一寸寸咬住侵入者：入口环紧，中段吸吮，最深发酸回甜；阴蒂肿起，水声湿响。</w:t>
-      </w:r>
-    </w:p>
-    <w:p>
-      <w:r>
-        <w:t>（现场补强）她在心里校准名字与身份：舞台上的人还在吗？羞耻勒喉，快感却从绳结下发芽。</w:t>
-      </w:r>
-    </w:p>
-    <w:p>
-      <w:r>
-        <w:t>（现场补强）靠墙的伴舞抹去下颌汗，想起保密条款与领头人眼神，最终把重心沉到脚掌：别出人命，别看太久眼睛。</w:t>
-      </w:r>
-    </w:p>
-    <w:p>
-      <w:r>
-        <w:t>穴肉一寸寸咬住侵入者：入口环紧，中段吸吮，最深发酸回甜；阴蒂肿起，水声湿响。</w:t>
-      </w:r>
-    </w:p>
-    <w:p>
-      <w:r>
-        <w:t>递水的伴舞擦地胶时手抖，告诉自己别看脸，镜子太大躲不开，他只好当一枚螺丝。</w:t>
-      </w:r>
-    </w:p>
-    <w:p>
-      <w:r>
-        <w:t>（现场补强）臭汗男掀湿T恤，贪婪循环播放“轮到我”。肥宅用肚子卡门，自我辩护这叫参与。</w:t>
-      </w:r>
-    </w:p>
-    <w:p>
-      <w:r>
-        <w:t>（现场补强）阴唇充血发亮，阴蒂探出朱红；穴口如小嘴裹住柱身，褶皱被熨平，抽出时翻出嫩色再被顶回。</w:t>
-      </w:r>
-    </w:p>
-    <w:p>
-      <w:r>
-        <w:t>穴肉一寸寸咬住侵入者：入口环紧，中段吸吮，最深发酸回甜；阴蒂肿起，水声湿响。</w:t>
-      </w:r>
-    </w:p>
-    <w:p>
-      <w:r>
-        <w:t>（现场补强）抽插水声叠进镜墙。白浊与爱液捣成细沫，潮吹时小腹痉挛，脚趾抠地胶。</w:t>
-      </w:r>
-    </w:p>
-    <w:p>
-      <w:r>
-        <w:t>递水的伴舞擦地胶时手抖，告诉自己别看脸，镜子太大躲不开，他只好当一枚螺丝。</w:t>
-      </w:r>
-    </w:p>
-    <w:p>
-      <w:r>
-        <w:t>（现场补强）内心双轨：一条喊停，一条记录深度与角度。声音先投降，腰肢跟着投降。</w:t>
-      </w:r>
-    </w:p>
-    <w:p>
-      <w:r>
-        <w:t>穴肉一寸寸咬住侵入者：入口环紧，中段吸吮，最深发酸回甜；阴蒂肿起，水声湿响。</w:t>
-      </w:r>
-    </w:p>
-    <w:p>
-      <w:r>
-        <w:t>（现场补强）领头人压帽檐数针剂与门禁，像导播犯罪节目：只要没人死，素材就是权柄。</w:t>
-      </w:r>
-    </w:p>
-    <w:p>
-      <w:r>
-        <w:t>（现场补强）手指探入先热后湿，三指撑成O形，屈起刮上壁时乳尖发硬。</w:t>
-      </w:r>
-    </w:p>
-    <w:p>
-      <w:r>
-        <w:t>穴肉一寸寸咬住侵入者：入口环紧，中段吸吮，最深发酸回甜；阴蒂肿起，水声湿响。</w:t>
-      </w:r>
-    </w:p>
-    <w:p>
-      <w:r>
-        <w:t>递水的伴舞擦地胶时手抖，告诉自己别看脸，镜子太大躲不开，他只好当一枚螺丝。</w:t>
-      </w:r>
-    </w:p>
-    <w:p>
-      <w:r>
-        <w:t>（现场补强）后穴从指腹按压到贯入到底，薄肉壁传递振动，小腹被从内部提起。</w:t>
-      </w:r>
-    </w:p>
-    <w:p>
-      <w:r>
-        <w:t>（现场补强）口腔改写成通道，涎水淌到乳沟；精液注入烫过内壁，抽出后合不拢，再被捣回。</w:t>
-      </w:r>
-    </w:p>
-    <w:p>
-      <w:r>
-        <w:t>穴肉一寸寸咬住侵入者：入口环紧，中段吸吮，最深发酸回甜；阴蒂肿起，水声湿响。</w:t>
-      </w:r>
-    </w:p>
-    <w:p>
-      <w:r>
-        <w:t>（现场补强）真迹层次：热、空、失理性、主动索取、自扎最耻处。皮下亮光如宣判。</w:t>
-      </w:r>
-    </w:p>
-    <w:p>
-      <w:r>
-        <w:t>递水的伴舞擦地胶时手抖，告诉自己别看脸，镜子太大躲不开，他只好当一枚螺丝。</w:t>
-      </w:r>
-    </w:p>
-    <w:p>
-      <w:r>
-        <w:t>（现场补强）郑雅娴、崔椰奶、韩媛媛、赵美延、宋雨琦、周子瑜、雪允、金冬天、柳智敏、田曦薇的名字被粉光串起。</w:t>
-      </w:r>
-    </w:p>
-    <w:p>
-      <w:r>
-        <w:t>穴肉一寸寸咬住侵入者：入口环紧，中段吸吮，最深发酸回甜；阴蒂肿起，水声湿响。</w:t>
+      <w:pPr>
+        <w:pStyle w:val="Heading2"/>
+      </w:pPr>
+      <w:r>
+        <w:t>细写补强·磨到失语</w:t>
+      </w:r>
+    </w:p>
+    <w:p>
+      <w:r>
+        <w:t>韩媛媛把崔椰奶的阴蒂含进齿间轻磨时，椰奶整条腰像被电流贯穿。那不是亲吻，是精确的咀嚼：舌尖先拨开包皮，唇瓣裹住肿胀的核，吸——吸到椰奶穴口徒劳地开合，开合间吐出更多黏丝，黏丝落到媛媛锁骨，亮得刺眼。媛媛抬眼看她，眼神仍是攻的眼神：“夹什么？里面还没东西。”说完两指并入，指腹上勾，指甲边缘故意轻刮那条粗糙的敏感带。椰奶尖叫，穴肉一层层咬住指节，咬到指根发白。</w:t>
+      </w:r>
+    </w:p>
+    <w:p>
+      <w:r>
+        <w:t>她想说“我很厉害”，出口却只剩气音。厉害的幻觉在第三次被屈指碾过时彻底碎掉：潮液喷出来，喷得又急又长，浇湿媛媛小臂，也浇湿自己腿套。喷完她还想并腿，膝弯却被媛媛的膝盖顶开，耻骨重新贴上耻骨，阴蒂对阴蒂狠狠一撞——磨豆腐从慢磨变成对撞，撞得两人都眼尾发红。椰奶的手终于不是推，是攀；攀住媛媛后背，指甲陷进黑色训练衣，留下新月形的痕。</w:t>
+      </w:r>
+    </w:p>
+    <w:p>
+      <w:r>
+        <w:t>把杆左侧的伴舞把水瓶捏得咯吱响。他看见攻把小受按进镜面的样子，忽然想起自己妹妹也练舞——联想让他胃里翻了一下，随即他把联想掐死，转身去调音响音量，用噪音填满自己的良心空隙。</w:t>
+      </w:r>
+    </w:p>
+    <w:p>
+      <w:pPr>
+        <w:pStyle w:val="Heading2"/>
+      </w:pPr>
+      <w:r>
+        <w:t>细写补强·磨到失语</w:t>
+      </w:r>
+    </w:p>
+    <w:p>
+      <w:r>
+        <w:t>韩媛媛把崔椰奶的阴蒂含进齿间轻磨时，椰奶整条腰像被电流贯穿。那不是亲吻，是精确的咀嚼：舌尖先拨开包皮，唇瓣裹住肿胀的核，吸——吸到椰奶穴口徒劳地开合，开合间吐出更多黏丝，黏丝落到媛媛锁骨，亮得刺眼。媛媛抬眼看她，眼神仍是攻的眼神：“夹什么？里面还没东西。”说完两指并入，指腹上勾，指甲边缘故意轻刮那条粗糙的敏感带。椰奶尖叫，穴肉一层层咬住指节，咬到指根发白。</w:t>
+      </w:r>
+    </w:p>
+    <w:p>
+      <w:r>
+        <w:t>她想说“我很厉害”，出口却只剩气音。厉害的幻觉在第三次被屈指碾过时彻底碎掉：潮液喷出来，喷得又急又长，浇湿媛媛小臂，也浇湿自己腿套。喷完她还想并腿，膝弯却被媛媛的膝盖顶开，耻骨重新贴上耻骨，阴蒂对阴蒂狠狠一撞——磨豆腐从慢磨变成对撞，撞得两人都眼尾发红。椰奶的手终于不是推，是攀；攀住媛媛后背，指甲陷进黑色训练衣，留下新月形的痕。</w:t>
+      </w:r>
+    </w:p>
+    <w:p>
+      <w:r>
+        <w:t>把杆左侧的伴舞把水瓶捏得咯吱响。他看见攻把小受按进镜面的样子，忽然想起自己妹妹也练舞——联想让他胃里翻了一下，随即他把联想掐死，转身去调音响音量，用噪音填满自己的良心空隙。</w:t>
       </w:r>
     </w:p>
     <w:p>
@@ -4096,6 +3785,39 @@
         <w:pStyle w:val="Heading2"/>
       </w:pPr>
       <w:r>
+        <w:t>细写补强·苦味爬上血管</w:t>
+      </w:r>
+    </w:p>
+    <w:p>
+      <w:r>
+        <w:t>崔椰奶第二口咽下时，舌根那点苦已经不只是“糖化完了”。苦顺着食管发热，热到胃，再热到小腹，最后热到阴阜——像有人用无形的手从内部攥住她的穴口往外扯。肉色短裤中央迅速洇开更深的一圈，潮意贴住阴唇，阴蒂自己跳了一下，跳得她膝盖发软。</w:t>
+      </w:r>
+    </w:p>
+    <w:p>
+      <w:r>
+        <w:t>“爸爸……”她拉住父亲衣摆，声音发黏，“我好热……是不是……你放了什么……”</w:t>
+      </w:r>
+    </w:p>
+    <w:p>
+      <w:r>
+        <w:t>父亲没否认。他只是托住女儿的臀，把她抱上把杆边缘，两指拨开短裤侧缝，探进那口突然变得过分湿滑的穴。进入毫不费力：穴口像化开的糖，又热又软，内壁却一阵阵痉挛吸吮，吸得他自己呼吸重了。“药。”他终于说，“真迹的姐妹款。亮会晚一点，瘾会先来。”</w:t>
+      </w:r>
+    </w:p>
+    <w:p>
+      <w:r>
+        <w:t>椰奶哭着摇头，腰却自己送。手指进出带出咕啾水声，水声让她羞耻到想死，又让她空虚到想被更粗的东西填满。韩媛媛冲过来想抢人，被父亲用眼神钉住一秒——那一秒里，攻第一次意识到：血缘的手比她的掌控更先碰到小受的核。</w:t>
+      </w:r>
+    </w:p>
+    <w:p>
+      <w:r>
+        <w:t>院中黑瓶仍立在长椅上。瓶内剩余的小药剂轻轻一碰就会响，像还没说完的威胁。</w:t>
+      </w:r>
+    </w:p>
+    <w:p>
+      <w:pPr>
+        <w:pStyle w:val="Heading2"/>
+      </w:pPr>
+      <w:r>
         <w:t>药液入喉之后</w:t>
       </w:r>
     </w:p>
@@ -4116,11 +3838,6 @@
     </w:p>
     <w:p>
       <w:r>
-        <w:t>（节录补强·内心与现场）暖黄灯光把镜墙照成一片潮湿的湖面。地胶上的水渍反射出破碎的人形，每一次呼吸都像在雾里开合。空气里混着汗、甜腥与金属味的针帽气息，让人舌根发苦，又忍不住吞咽。</w:t>
-      </w:r>
-    </w:p>
-    <w:p>
-      <w:r>
         <w:t>她能清楚感觉到穴肉如何一寸寸咬住侵入者：入口先是绷紧的环，随即被撑开；中段柔软吸吮；最深处被顶到时小腹内里发酸，酸里又冒甜。阴蒂在一次次耻骨撞击中肿起，稍碰就颤，颤完又吐出新的水，把结合处涂得更滑，滑得每一次抽出都带出湿响，每一次进入都更深。</w:t>
       </w:r>
     </w:p>
@@ -4136,36 +3853,16 @@
     </w:p>
     <w:p>
       <w:r>
-        <w:t>（节录补强·内心与现场）她在心里反复校准自己的名字与身份：舞台上的那个人还在吗？还是只剩下一具会被灯光指认的身体？羞耻像细绳勒住喉结，快感却又从绳结下面偷偷发芽，长成无法否认的颤。</w:t>
-      </w:r>
-    </w:p>
-    <w:p>
-      <w:r>
-        <w:t>（节录补强·内心与现场）配角并不是背景板。靠墙的黑人伴舞用拇指抹去下颌的汗，眼底闪过职业式的冷静——他想起自己签过的保密条款，又想起领头人抛来的眼神，最终还是把重心沉到脚掌，准备在下一秒托腰或架人。他的想法很短：别出人命，别砸自己的饭碗，别看太久那双眼睛。</w:t>
-      </w:r>
-    </w:p>
-    <w:p>
-      <w:r>
         <w:t>她能清楚感觉到穴肉如何一寸寸咬住侵入者：入口先是绷紧的环，随即被撑开；中段柔软吸吮；最深处被顶到时小腹内里发酸，酸里又冒甜。阴蒂在一次次耻骨撞击中肿起，稍碰就颤，颤完又吐出新的水，把结合处涂得更滑，滑得每一次抽出都带出湿响，每一次进入都更深。</w:t>
       </w:r>
     </w:p>
     <w:p>
       <w:r>
-        <w:t>（节录补强·内心与现场）臭汗男把湿透的T恤往上掀了掀，腋下酸热扑散。他并没有完整的阴谋，只有被应援情绪点燃的贪婪：女神就在眼前，门开了，还讲什么规矩？他喉咙发干，下身发胀，脑子里循环播放的只有“轮到我”三个字。</w:t>
-      </w:r>
-    </w:p>
-    <w:p>
-      <w:r>
         <w:t>旁边那个原本只负责递水的伴舞这时蹲下，用毛巾去擦地胶，擦着擦着停住——不是出于怜悯，是因为手抖。他告诉自己别看脸，看脸就会记住；可镜子太大，什么都躲不开。他最终把毛巾丢开，站回原位，像一枚被拧紧的螺丝。</w:t>
       </w:r>
     </w:p>
     <w:p>
       <w:r>
-        <w:t>（节录补强·内心与现场）肥宅的肚子随着喘息一起一伏，油亮的手指在裤缝擦了擦。他害怕被推开，更害怕错过。于是他用身体去堵路、去卡门、去把空隙填满——在他短暂的自我辩护里，这叫‘参与’，不叫伤害。</w:t>
-      </w:r>
-    </w:p>
-    <w:p>
-      <w:r>
         <w:t>她能清楚感觉到穴肉如何一寸寸咬住侵入者：入口先是绷紧的环，随即被撑开；中段柔软吸吮；最深处被顶到时小腹内里发酸，酸里又冒甜。阴蒂在一次次耻骨撞击中肿起，稍碰就颤，颤完又吐出新的水，把结合处涂得更滑，滑得每一次抽出都带出湿响，每一次进入都更深。</w:t>
       </w:r>
     </w:p>
@@ -4176,11 +3873,6 @@
     </w:p>
     <w:p>
       <w:r>
-        <w:t>（节录补强·内心与现场）抽插的水声不再遮掩。咕啾、拍击、囊袋撞上湿软会阴的闷响，一层层叠进镜墙。白浊与透明的爱液被捣成细沫，挂在结合处，拉出银丝，断开，滴落，再被新的撞击抹开。潮吹来临时小腹痉挛，水液喷溅，腿根发抖，脚趾把地胶抠出无力的白痕。</w:t>
-      </w:r>
-    </w:p>
-    <w:p>
-      <w:r>
         <w:t>她能清楚感觉到穴肉如何一寸寸咬住侵入者：入口先是绷紧的环，随即被撑开；中段柔软吸吮；最深处被顶到时小腹内里发酸，酸里又冒甜。阴蒂在一次次耻骨撞击中肿起，稍碰就颤，颤完又吐出新的水，把结合处涂得更滑，滑得每一次抽出都带出湿响，每一次进入都更深。</w:t>
       </w:r>
     </w:p>
@@ -4191,16 +3883,6 @@
     </w:p>
     <w:p>
       <w:r>
-        <w:t>（节录补强·内心与现场）她的内心独白开始分裂成两条轨道。一条轨道喊着停下、逃走、报警、对不起；另一条轨道却精确地记录每一寸深度、每一次碾过敏感点的角度，甚至不知羞耻地祈求‘再重一点’。两条轨道在同一具身体里打架，打到最后，声音先投降，腰肢跟着投降，只剩下眼睛还在掉泪。</w:t>
-      </w:r>
-    </w:p>
-    <w:p>
-      <w:r>
-        <w:t>（节录补强·内心与现场）领头人站在稍高的影里，棒球帽檐压得很低。他数着针剂的数量，也数着门禁卡的权限，像在导播一场不该存在的节目。他想：今晚只要没人死，素材就会变成永久的权柄。他抬手示意伴舞换位时，动作轻慢，几乎带着一种被污染的职业感。</w:t>
-      </w:r>
-    </w:p>
-    <w:p>
-      <w:r>
         <w:t>她能清楚感觉到穴肉如何一寸寸咬住侵入者：入口先是绷紧的环，随即被撑开；中段柔软吸吮；最深处被顶到时小腹内里发酸，酸里又冒甜。阴蒂在一次次耻骨撞击中肿起，稍碰就颤，颤完又吐出新的水，把结合处涂得更滑，滑得每一次抽出都带出湿响，每一次进入都更深。</w:t>
       </w:r>
     </w:p>
@@ -4211,36 +3893,16 @@
     </w:p>
     <w:p>
       <w:r>
-        <w:t>（节录补强·内心与现场）窗外的城市依旧按点亮灯、按点熄灯。公司楼下的保安打着哈欠，外卖车铃叮铃而过。世界的‘日常’从未真正介入这扇门，而这扇门里的人却已经回不去日常。时间变成以针剂亮起的次数来计算，而不是以钟表。</w:t>
-      </w:r>
-    </w:p>
-    <w:p>
-      <w:r>
         <w:t>旁边那个原本只负责递水的伴舞这时蹲下，用毛巾去擦地胶，擦着擦着停住——不是出于怜悯，是因为手抖。他告诉自己别看脸，看脸就会记住；可镜子太大，什么都躲不开。他最终把毛巾丢开，站回原位，像一枚被拧紧的螺丝。</w:t>
       </w:r>
     </w:p>
     <w:p>
       <w:r>
-        <w:t>（节录补强·内心与现场）手指探入时先感受到热，再感受到湿，再感受到层层叠叠的吸力。两指分开穴壁，能看见更深的粉红；三指并入时入口被撑成圆润的O形，边缘薄得近乎透明。指节屈曲刮过上壁那一点，整个人就会弹起，乳尖同时发硬，乳晕颜色加深一号。</w:t>
-      </w:r>
-    </w:p>
-    <w:p>
-      <w:r>
         <w:t>她能清楚感觉到穴肉如何一寸寸咬住侵入者：入口先是绷紧的环，随即被撑开；中段柔软吸吮；最深处被顶到时小腹内里发酸，酸里又冒甜。阴蒂在一次次耻骨撞击中肿起，稍碰就颤，颤完又吐出新的水，把结合处涂得更滑，滑得每一次抽出都带出湿响，每一次进入都更深。</w:t>
       </w:r>
     </w:p>
     <w:p>
       <w:r>
-        <w:t>（节录补强·内心与现场）后穴的开发是另一种语法。起初只是指腹按压紧闭的皱褶，润滑让那点抗拒变得油亮；进入一个指节时她会短促抽气，进入两个指节时腿根发抖，真正被性器贯入到底时，薄薄的肉壁把前后两根隔开又互相传递振动，小腹仿佛被从内部提起。</w:t>
-      </w:r>
-    </w:p>
-    <w:p>
-      <w:r>
-        <w:t>（节录补强·内心与现场）口腔同样被改写成通道。舌面被迫让路，软腭上抬，喉眼在深顶时收缩，涎水失控外溢，沿着嘴角淌到下巴、锁骨、乳沟。她想咬，又怕咬，最终只能发出含混的呜咽，声带的振动变成施予者额外的快感。</w:t>
-      </w:r>
-    </w:p>
-    <w:p>
-      <w:r>
         <w:t>她能清楚感觉到穴肉如何一寸寸咬住侵入者：入口先是绷紧的环，随即被撑开；中段柔软吸吮；最深处被顶到时小腹内里发酸，酸里又冒甜。阴蒂在一次次耻骨撞击中肿起，稍碰就颤，颤完又吐出新的水，把结合处涂得更滑，滑得每一次抽出都带出湿响，每一次进入都更深。</w:t>
       </w:r>
     </w:p>
@@ -4256,36 +3918,16 @@
     </w:p>
     <w:p>
       <w:r>
-        <w:t>（节录补强·内心与现场）精液注入时的温度会沿着内壁扩散。有的浓，有的稀，有的冲得她小腹一紧；抽出后合不拢的穴口一张一合，浊白外翻，再被下一根捣回去。她伸手去捂，捂不住，只好把脸埋进臂弯，耳朵却红得滴血。</w:t>
-      </w:r>
-    </w:p>
-    <w:p>
-      <w:r>
-        <w:t>（节录补强·内心与现场）郑雅娴的名字在走廊声里轻轻滚过——即使她尚未现身，也会成为后来者的引线。崔椰奶、韩媛媛、赵美延、宋雨琦、周子瑜、雪允、金冬天、柳智敏、田曦薇，这些名字像被同一支粉色浮光串起来的珠子，迟早一颗颗沉入同一碗黏稠的夜色。</w:t>
-      </w:r>
-    </w:p>
-    <w:p>
-      <w:r>
         <w:t>她能清楚感觉到穴肉如何一寸寸咬住侵入者：入口先是绷紧的环，随即被撑开；中段柔软吸吮；最深处被顶到时小腹内里发酸，酸里又冒甜。阴蒂在一次次耻骨撞击中肿起，稍碰就颤，颤完又吐出新的水，把结合处涂得更滑，滑得每一次抽出都带出湿响，每一次进入都更深。</w:t>
       </w:r>
     </w:p>
     <w:p>
       <w:r>
-        <w:t>（节录补强·内心与现场）凑崎纱夏不在场，却无处不在。赵美延每喊一次‘对不起’，都像把妻子的名字咬碎吞进肚里。老板（纱夏之父）听见这对不起，眼神会暗一瞬，随即被更黑的欲望盖住：他要的不是道歉，是占有。</w:t>
-      </w:r>
-    </w:p>
-    <w:p>
-      <w:r>
         <w:t>旁边那个原本只负责递水的伴舞这时蹲下，用毛巾去擦地胶，擦着擦着停住——不是出于怜悯，是因为手抖。他告诉自己别看脸，看脸就会记住；可镜子太大，什么都躲不开。他最终把毛巾丢开，站回原位，像一枚被拧紧的螺丝。</w:t>
       </w:r>
     </w:p>
     <w:p>
       <w:r>
-        <w:t>（节录补强·内心与现场）药物的层次被身体记得清清楚楚。第一针是热，第二针是空，第三针是理性抽离，第四针是主动索取，第五针是把针尖对准自己最耻的地方。真迹之光在皮下亮起的那一下，像盖章，也像宣判。</w:t>
-      </w:r>
-    </w:p>
-    <w:p>
-      <w:r>
         <w:t>她能清楚感觉到穴肉如何一寸寸咬住侵入者：入口先是绷紧的环，随即被撑开；中段柔软吸吮；最深处被顶到时小腹内里发酸，酸里又冒甜。阴蒂在一次次耻骨撞击中肿起，稍碰就颤，颤完又吐出新的水，把结合处涂得更滑，滑得每一次抽出都带出湿响，每一次进入都更深。</w:t>
       </w:r>
     </w:p>
@@ -4296,16 +3938,6 @@
     </w:p>
     <w:p>
       <w:r>
-        <w:t>（节录补强·内心与现场）男模的掌心有茧，托住膝弯时稳定而残忍。他欣赏线条，也欣赏眼泪，把盘腰的腿折成更漂亮的角度，让穴口在镜中完全暴露。他心想：高个子跌倒的声音，比谁都好听。</w:t>
-      </w:r>
-    </w:p>
-    <w:p>
-      <w:r>
-        <w:t>（节录补强·内心与现场）直播红点是另一种针剂。它扎进自尊心，扎进‘被看见’的恐惧与瘾。雪允对粉丝说话的本能，在沉沦后变成展览的本能；泡泡的提示音每一次跳出，都像有人在远处鼓掌。</w:t>
-      </w:r>
-    </w:p>
-    <w:p>
-      <w:r>
         <w:t>她能清楚感觉到穴肉如何一寸寸咬住侵入者：入口先是绷紧的环，随即被撑开；中段柔软吸吮；最深处被顶到时小腹内里发酸，酸里又冒甜。阴蒂在一次次耻骨撞击中肿起，稍碰就颤，颤完又吐出新的水，把结合处涂得更滑，滑得每一次抽出都带出湿响，每一次进入都更深。</w:t>
       </w:r>
     </w:p>
@@ -4316,16 +3948,6 @@
     </w:p>
     <w:p>
       <w:r>
-        <w:t>（节录补强·内心与现场）一年后的肚子把秘密变成形状。孕线、外凸的肚脐、溢出的乳汁、腿根新旧针眼——影像比任何通告都诚实。看客在屏幕前争吵真伪，而当事者只在镜头外继续渴。</w:t>
-      </w:r>
-    </w:p>
-    <w:p>
-      <w:r>
-        <w:t>（节录补强·内心与现场）暖黄灯光把镜墙照成一片潮湿的湖面。地胶上的水渍反射出破碎的人形，每一次呼吸都像在雾里开合。空气里混着汗、甜腥与金属味的针帽气息，让人舌根发苦，又忍不住吞咽。</w:t>
-      </w:r>
-    </w:p>
-    <w:p>
-      <w:r>
         <w:t>她能清楚感觉到穴肉如何一寸寸咬住侵入者：入口先是绷紧的环，随即被撑开；中段柔软吸吮；最深处被顶到时小腹内里发酸，酸里又冒甜。阴蒂在一次次耻骨撞击中肿起，稍碰就颤，颤完又吐出新的水，把结合处涂得更滑，滑得每一次抽出都带出湿响，每一次进入都更深。</w:t>
       </w:r>
     </w:p>
@@ -4336,36 +3958,16 @@
     </w:p>
     <w:p>
       <w:r>
-        <w:t>（节录补强·内心与现场）她在心里反复校准自己的名字与身份：舞台上的那个人还在吗？还是只剩下一具会被灯光指认的身体？羞耻像细绳勒住喉结，快感却又从绳结下面偷偷发芽，长成无法否认的颤。</w:t>
-      </w:r>
-    </w:p>
-    <w:p>
-      <w:r>
         <w:t>旁边那个原本只负责递水的伴舞这时蹲下，用毛巾去擦地胶，擦着擦着停住——不是出于怜悯，是因为手抖。他告诉自己别看脸，看脸就会记住；可镜子太大，什么都躲不开。他最终把毛巾丢开，站回原位，像一枚被拧紧的螺丝。</w:t>
       </w:r>
     </w:p>
     <w:p>
       <w:r>
-        <w:t>（节录补强·内心与现场）配角并不是背景板。靠墙的黑人伴舞用拇指抹去下颌的汗，眼底闪过职业式的冷静——他想起自己签过的保密条款，又想起领头人抛来的眼神，最终还是把重心沉到脚掌，准备在下一秒托腰或架人。他的想法很短：别出人命，别砸自己的饭碗，别看太久那双眼睛。</w:t>
-      </w:r>
-    </w:p>
-    <w:p>
-      <w:r>
         <w:t>她能清楚感觉到穴肉如何一寸寸咬住侵入者：入口先是绷紧的环，随即被撑开；中段柔软吸吮；最深处被顶到时小腹内里发酸，酸里又冒甜。阴蒂在一次次耻骨撞击中肿起，稍碰就颤，颤完又吐出新的水，把结合处涂得更滑，滑得每一次抽出都带出湿响，每一次进入都更深。</w:t>
       </w:r>
     </w:p>
     <w:p>
       <w:r>
-        <w:t>（节录补强·内心与现场）臭汗男把湿透的T恤往上掀了掀，腋下酸热扑散。他并没有完整的阴谋，只有被应援情绪点燃的贪婪：女神就在眼前，门开了，还讲什么规矩？他喉咙发干，下身发胀，脑子里循环播放的只有“轮到我”三个字。</w:t>
-      </w:r>
-    </w:p>
-    <w:p>
-      <w:r>
-        <w:t>（节录补强·内心与现场）肥宅的肚子随着喘息一起一伏，油亮的手指在裤缝擦了擦。他害怕被推开，更害怕错过。于是他用身体去堵路、去卡门、去把空隙填满——在他短暂的自我辩护里，这叫‘参与’，不叫伤害。</w:t>
-      </w:r>
-    </w:p>
-    <w:p>
-      <w:r>
         <w:t>她能清楚感觉到穴肉如何一寸寸咬住侵入者：入口先是绷紧的环，随即被撑开；中段柔软吸吮；最深处被顶到时小腹内里发酸，酸里又冒甜。阴蒂在一次次耻骨撞击中肿起，稍碰就颤，颤完又吐出新的水，把结合处涂得更滑，滑得每一次抽出都带出湿响，每一次进入都更深。</w:t>
       </w:r>
     </w:p>
@@ -4381,31 +3983,16 @@
     </w:p>
     <w:p>
       <w:r>
-        <w:t>（节录补强·内心与现场）抽插的水声不再遮掩。咕啾、拍击、囊袋撞上湿软会阴的闷响，一层层叠进镜墙。白浊与透明的爱液被捣成细沫，挂在结合处，拉出银丝，断开，滴落，再被新的撞击抹开。潮吹来临时小腹痉挛，水液喷溅，腿根发抖，脚趾把地胶抠出无力的白痕。</w:t>
-      </w:r>
-    </w:p>
-    <w:p>
-      <w:r>
         <w:t>她能清楚感觉到穴肉如何一寸寸咬住侵入者：入口先是绷紧的环，随即被撑开；中段柔软吸吮；最深处被顶到时小腹内里发酸，酸里又冒甜。阴蒂在一次次耻骨撞击中肿起，稍碰就颤，颤完又吐出新的水，把结合处涂得更滑，滑得每一次抽出都带出湿响，每一次进入都更深。</w:t>
       </w:r>
     </w:p>
     <w:p>
       <w:r>
-        <w:t>（节录补强·内心与现场）她的内心独白开始分裂成两条轨道。一条轨道喊着停下、逃走、报警、对不起；另一条轨道却精确地记录每一寸深度、每一次碾过敏感点的角度，甚至不知羞耻地祈求‘再重一点’。两条轨道在同一具身体里打架，打到最后，声音先投降，腰肢跟着投降，只剩下眼睛还在掉泪。</w:t>
-      </w:r>
-    </w:p>
-    <w:p>
-      <w:r>
         <w:t>旁边那个原本只负责递水的伴舞这时蹲下，用毛巾去擦地胶，擦着擦着停住——不是出于怜悯，是因为手抖。他告诉自己别看脸，看脸就会记住；可镜子太大，什么都躲不开。他最终把毛巾丢开，站回原位，像一枚被拧紧的螺丝。</w:t>
       </w:r>
     </w:p>
     <w:p>
       <w:r>
-        <w:t>（节录补强·内心与现场）领头人站在稍高的影里，棒球帽檐压得很低。他数着针剂的数量，也数着门禁卡的权限，像在导播一场不该存在的节目。他想：今晚只要没人死，素材就会变成永久的权柄。他抬手示意伴舞换位时，动作轻慢，几乎带着一种被污染的职业感。</w:t>
-      </w:r>
-    </w:p>
-    <w:p>
-      <w:r>
         <w:t>她能清楚感觉到穴肉如何一寸寸咬住侵入者：入口先是绷紧的环，随即被撑开；中段柔软吸吮；最深处被顶到时小腹内里发酸，酸里又冒甜。阴蒂在一次次耻骨撞击中肿起，稍碰就颤，颤完又吐出新的水，把结合处涂得更滑，滑得每一次抽出都带出湿响，每一次进入都更深。</w:t>
       </w:r>
     </w:p>
@@ -4416,16 +4003,6 @@
     </w:p>
     <w:p>
       <w:r>
-        <w:t>（节录补强·内心与现场）窗外的城市依旧按点亮灯、按点熄灯。公司楼下的保安打着哈欠，外卖车铃叮铃而过。世界的‘日常’从未真正介入这扇门，而这扇门里的人却已经回不去日常。时间变成以针剂亮起的次数来计算，而不是以钟表。</w:t>
-      </w:r>
-    </w:p>
-    <w:p>
-      <w:r>
-        <w:t>（节录补强·内心与现场）手指探入时先感受到热，再感受到湿，再感受到层层叠叠的吸力。两指分开穴壁，能看见更深的粉红；三指并入时入口被撑成圆润的O形，边缘薄得近乎透明。指节屈曲刮过上壁那一点，整个人就会弹起，乳尖同时发硬，乳晕颜色加深一号。</w:t>
-      </w:r>
-    </w:p>
-    <w:p>
-      <w:r>
         <w:t>她能清楚感觉到穴肉如何一寸寸咬住侵入者：入口先是绷紧的环，随即被撑开；中段柔软吸吮；最深处被顶到时小腹内里发酸，酸里又冒甜。阴蒂在一次次耻骨撞击中肿起，稍碰就颤，颤完又吐出新的水，把结合处涂得更滑，滑得每一次抽出都带出湿响，每一次进入都更深。</w:t>
       </w:r>
     </w:p>
@@ -4436,16 +4013,6 @@
     </w:p>
     <w:p>
       <w:r>
-        <w:t>（节录补强·内心与现场）后穴的开发是另一种语法。起初只是指腹按压紧闭的皱褶，润滑让那点抗拒变得油亮；进入一个指节时她会短促抽气，进入两个指节时腿根发抖，真正被性器贯入到底时，薄薄的肉壁把前后两根隔开又互相传递振动，小腹仿佛被从内部提起。</w:t>
-      </w:r>
-    </w:p>
-    <w:p>
-      <w:r>
-        <w:t>（节录补强·内心与现场）口腔同样被改写成通道。舌面被迫让路，软腭上抬，喉眼在深顶时收缩，涎水失控外溢，沿着嘴角淌到下巴、锁骨、乳沟。她想咬，又怕咬，最终只能发出含混的呜咽，声带的振动变成施予者额外的快感。</w:t>
-      </w:r>
-    </w:p>
-    <w:p>
-      <w:r>
         <w:t>她能清楚感觉到穴肉如何一寸寸咬住侵入者：入口先是绷紧的环，随即被撑开；中段柔软吸吮；最深处被顶到时小腹内里发酸，酸里又冒甜。阴蒂在一次次耻骨撞击中肿起，稍碰就颤，颤完又吐出新的水，把结合处涂得更滑，滑得每一次抽出都带出湿响，每一次进入都更深。</w:t>
       </w:r>
     </w:p>
@@ -4456,36 +4023,16 @@
     </w:p>
     <w:p>
       <w:r>
-        <w:t>（节录补强·内心与现场）精液注入时的温度会沿着内壁扩散。有的浓，有的稀，有的冲得她小腹一紧；抽出后合不拢的穴口一张一合，浊白外翻，再被下一根捣回去。她伸手去捂，捂不住，只好把脸埋进臂弯，耳朵却红得滴血。</w:t>
-      </w:r>
-    </w:p>
-    <w:p>
-      <w:r>
         <w:t>旁边那个原本只负责递水的伴舞这时蹲下，用毛巾去擦地胶，擦着擦着停住——不是出于怜悯，是因为手抖。他告诉自己别看脸，看脸就会记住；可镜子太大，什么都躲不开。他最终把毛巾丢开，站回原位，像一枚被拧紧的螺丝。</w:t>
       </w:r>
     </w:p>
     <w:p>
       <w:r>
-        <w:t>（节录补强·内心与现场）郑雅娴的名字在走廊声里轻轻滚过——即使她尚未现身，也会成为后来者的引线。崔椰奶、韩媛媛、赵美延、宋雨琦、周子瑜、雪允、金冬天、柳智敏、田曦薇，这些名字像被同一支粉色浮光串起来的珠子，迟早一颗颗沉入同一碗黏稠的夜色。</w:t>
-      </w:r>
-    </w:p>
-    <w:p>
-      <w:r>
         <w:t>她能清楚感觉到穴肉如何一寸寸咬住侵入者：入口先是绷紧的环，随即被撑开；中段柔软吸吮；最深处被顶到时小腹内里发酸，酸里又冒甜。阴蒂在一次次耻骨撞击中肿起，稍碰就颤，颤完又吐出新的水，把结合处涂得更滑，滑得每一次抽出都带出湿响，每一次进入都更深。</w:t>
       </w:r>
     </w:p>
     <w:p>
       <w:r>
-        <w:t>（节录补强·内心与现场）凑崎纱夏不在场，却无处不在。赵美延每喊一次‘对不起’，都像把妻子的名字咬碎吞进肚里。老板（纱夏之父）听见这对不起，眼神会暗一瞬，随即被更黑的欲望盖住：他要的不是道歉，是占有。</w:t>
-      </w:r>
-    </w:p>
-    <w:p>
-      <w:r>
-        <w:t>（节录补强·内心与现场）药物的层次被身体记得清清楚楚。第一针是热，第二针是空，第三针是理性抽离，第四针是主动索取，第五针是把针尖对准自己最耻的地方。真迹之光在皮下亮起的那一下，像盖章，也像宣判。</w:t>
-      </w:r>
-    </w:p>
-    <w:p>
-      <w:r>
         <w:t>她能清楚感觉到穴肉如何一寸寸咬住侵入者：入口先是绷紧的环，随即被撑开；中段柔软吸吮；最深处被顶到时小腹内里发酸，酸里又冒甜。阴蒂在一次次耻骨撞击中肿起，稍碰就颤，颤完又吐出新的水，把结合处涂得更滑，滑得每一次抽出都带出湿响，每一次进入都更深。</w:t>
       </w:r>
     </w:p>
@@ -4501,36 +4048,16 @@
     </w:p>
     <w:p>
       <w:r>
-        <w:t>（节录补强·内心与现场）男模的掌心有茧，托住膝弯时稳定而残忍。他欣赏线条，也欣赏眼泪，把盘腰的腿折成更漂亮的角度，让穴口在镜中完全暴露。他心想：高个子跌倒的声音，比谁都好听。</w:t>
-      </w:r>
-    </w:p>
-    <w:p>
-      <w:r>
-        <w:t>（节录补强·内心与现场）直播红点是另一种针剂。它扎进自尊心，扎进‘被看见’的恐惧与瘾。雪允对粉丝说话的本能，在沉沦后变成展览的本能；泡泡的提示音每一次跳出，都像有人在远处鼓掌。</w:t>
-      </w:r>
-    </w:p>
-    <w:p>
-      <w:r>
         <w:t>她能清楚感觉到穴肉如何一寸寸咬住侵入者：入口先是绷紧的环，随即被撑开；中段柔软吸吮；最深处被顶到时小腹内里发酸，酸里又冒甜。阴蒂在一次次耻骨撞击中肿起，稍碰就颤，颤完又吐出新的水，把结合处涂得更滑，滑得每一次抽出都带出湿响，每一次进入都更深。</w:t>
       </w:r>
     </w:p>
     <w:p>
       <w:r>
-        <w:t>（节录补强·内心与现场）一年后的肚子把秘密变成形状。孕线、外凸的肚脐、溢出的乳汁、腿根新旧针眼——影像比任何通告都诚实。看客在屏幕前争吵真伪，而当事者只在镜头外继续渴。</w:t>
-      </w:r>
-    </w:p>
-    <w:p>
-      <w:r>
         <w:t>旁边那个原本只负责递水的伴舞这时蹲下，用毛巾去擦地胶，擦着擦着停住——不是出于怜悯，是因为手抖。他告诉自己别看脸，看脸就会记住；可镜子太大，什么都躲不开。他最终把毛巾丢开，站回原位，像一枚被拧紧的螺丝。</w:t>
       </w:r>
     </w:p>
     <w:p>
       <w:r>
-        <w:t>（节录补强·内心与现场）暖黄灯光把镜墙照成一片潮湿的湖面。地胶上的水渍反射出破碎的人形，每一次呼吸都像在雾里开合。空气里混着汗、甜腥与金属味的针帽气息，让人舌根发苦，又忍不住吞咽。</w:t>
-      </w:r>
-    </w:p>
-    <w:p>
-      <w:r>
         <w:t>她能清楚感觉到穴肉如何一寸寸咬住侵入者：入口先是绷紧的环，随即被撑开；中段柔软吸吮；最深处被顶到时小腹内里发酸，酸里又冒甜。阴蒂在一次次耻骨撞击中肿起，稍碰就颤，颤完又吐出新的水，把结合处涂得更滑，滑得每一次抽出都带出湿响，每一次进入都更深。</w:t>
       </w:r>
     </w:p>
@@ -4541,16 +4068,6 @@
     </w:p>
     <w:p>
       <w:r>
-        <w:t>（节录补强·内心与现场）她在心里反复校准自己的名字与身份：舞台上的那个人还在吗？还是只剩下一具会被灯光指认的身体？羞耻像细绳勒住喉结，快感却又从绳结下面偷偷发芽，长成无法否认的颤。</w:t>
-      </w:r>
-    </w:p>
-    <w:p>
-      <w:r>
-        <w:t>（节录补强·内心与现场）配角并不是背景板。靠墙的黑人伴舞用拇指抹去下颌的汗，眼底闪过职业式的冷静——他想起自己签过的保密条款，又想起领头人抛来的眼神，最终还是把重心沉到脚掌，准备在下一秒托腰或架人。他的想法很短：别出人命，别砸自己的饭碗，别看太久那双眼睛。</w:t>
-      </w:r>
-    </w:p>
-    <w:p>
-      <w:r>
         <w:t>她能清楚感觉到穴肉如何一寸寸咬住侵入者：入口先是绷紧的环，随即被撑开；中段柔软吸吮；最深处被顶到时小腹内里发酸，酸里又冒甜。阴蒂在一次次耻骨撞击中肿起，稍碰就颤，颤完又吐出新的水，把结合处涂得更滑，滑得每一次抽出都带出湿响，每一次进入都更深。</w:t>
       </w:r>
     </w:p>
@@ -4561,16 +4078,6 @@
     </w:p>
     <w:p>
       <w:r>
-        <w:t>（节录补强·内心与现场）臭汗男把湿透的T恤往上掀了掀，腋下酸热扑散。他并没有完整的阴谋，只有被应援情绪点燃的贪婪：女神就在眼前，门开了，还讲什么规矩？他喉咙发干，下身发胀，脑子里循环播放的只有“轮到我”三个字。</w:t>
-      </w:r>
-    </w:p>
-    <w:p>
-      <w:r>
-        <w:t>（节录补强·内心与现场）肥宅的肚子随着喘息一起一伏，油亮的手指在裤缝擦了擦。他害怕被推开，更害怕错过。于是他用身体去堵路、去卡门、去把空隙填满——在他短暂的自我辩护里，这叫‘参与’，不叫伤害。</w:t>
-      </w:r>
-    </w:p>
-    <w:p>
-      <w:r>
         <w:t>她能清楚感觉到穴肉如何一寸寸咬住侵入者：入口先是绷紧的环，随即被撑开；中段柔软吸吮；最深处被顶到时小腹内里发酸，酸里又冒甜。阴蒂在一次次耻骨撞击中肿起，稍碰就颤，颤完又吐出新的水，把结合处涂得更滑，滑得每一次抽出都带出湿响，每一次进入都更深。</w:t>
       </w:r>
     </w:p>
@@ -4586,26 +4093,11 @@
     </w:p>
     <w:p>
       <w:r>
-        <w:t>（节录补强·内心与现场）抽插的水声不再遮掩。咕啾、拍击、囊袋撞上湿软会阴的闷响，一层层叠进镜墙。白浊与透明的爱液被捣成细沫，挂在结合处，拉出银丝，断开，滴落，再被新的撞击抹开。潮吹来临时小腹痉挛，水液喷溅，腿根发抖，脚趾把地胶抠出无力的白痕。</w:t>
-      </w:r>
-    </w:p>
-    <w:p>
-      <w:r>
         <w:t>她能清楚感觉到穴肉如何一寸寸咬住侵入者：入口先是绷紧的环，随即被撑开；中段柔软吸吮；最深处被顶到时小腹内里发酸，酸里又冒甜。阴蒂在一次次耻骨撞击中肿起，稍碰就颤，颤完又吐出新的水，把结合处涂得更滑，滑得每一次抽出都带出湿响，每一次进入都更深。</w:t>
       </w:r>
     </w:p>
     <w:p>
       <w:r>
-        <w:t>（节录补强·内心与现场）她的内心独白开始分裂成两条轨道。一条轨道喊着停下、逃走、报警、对不起；另一条轨道却精确地记录每一寸深度、每一次碾过敏感点的角度，甚至不知羞耻地祈求‘再重一点’。两条轨道在同一具身体里打架，打到最后，声音先投降，腰肢跟着投降，只剩下眼睛还在掉泪。</w:t>
-      </w:r>
-    </w:p>
-    <w:p>
-      <w:r>
-        <w:t>（节录补强·内心与现场）领头人站在稍高的影里，棒球帽檐压得很低。他数着针剂的数量，也数着门禁卡的权限，像在导播一场不该存在的节目。他想：今晚只要没人死，素材就会变成永久的权柄。他抬手示意伴舞换位时，动作轻慢，几乎带着一种被污染的职业感。</w:t>
-      </w:r>
-    </w:p>
-    <w:p>
-      <w:r>
         <w:t>她能清楚感觉到穴肉如何一寸寸咬住侵入者：入口先是绷紧的环，随即被撑开；中段柔软吸吮；最深处被顶到时小腹内里发酸，酸里又冒甜。阴蒂在一次次耻骨撞击中肿起，稍碰就颤，颤完又吐出新的水，把结合处涂得更滑，滑得每一次抽出都带出湿响，每一次进入都更深。</w:t>
       </w:r>
     </w:p>
@@ -4627,6 +4119,303 @@
     <w:p>
       <w:r>
         <w:t>门外潮声更近。崔椰奶把空杯轻轻推开，推开又觉得不舍，最后只是把脸颊贴上韩媛媛的掌心，小声说：“浅蓝色的夜，先到这里。后面的潮，让我抓着你再去。”</w:t>
+      </w:r>
+    </w:p>
+    <w:p>
+      <w:pPr>
+        <w:pStyle w:val="Heading2"/>
+      </w:pPr>
+      <w:r>
+        <w:t>细写补强·苦味爬上血管</w:t>
+      </w:r>
+    </w:p>
+    <w:p>
+      <w:r>
+        <w:t>崔椰奶第二口咽下时，舌根那点苦已经不只是“糖化完了”。苦顺着食管发热，热到胃，再热到小腹，最后热到阴阜——像有人用无形的手从内部攥住她的穴口往外扯。肉色短裤中央迅速洇开更深的一圈，潮意贴住阴唇，阴蒂自己跳了一下，跳得她膝盖发软。</w:t>
+      </w:r>
+    </w:p>
+    <w:p>
+      <w:r>
+        <w:t>“爸爸……”她拉住父亲衣摆，声音发黏，“我好热……是不是……你放了什么……”</w:t>
+      </w:r>
+    </w:p>
+    <w:p>
+      <w:r>
+        <w:t>父亲没否认。他只是托住女儿的臀，把她抱上把杆边缘，两指拨开短裤侧缝，探进那口突然变得过分湿滑的穴。进入毫不费力：穴口像化开的糖，又热又软，内壁却一阵阵痉挛吸吮，吸得他自己呼吸重了。“药。”他终于说，“真迹的姐妹款。亮会晚一点，瘾会先来。”</w:t>
+      </w:r>
+    </w:p>
+    <w:p>
+      <w:r>
+        <w:t>椰奶哭着摇头，腰却自己送。手指进出带出咕啾水声，水声让她羞耻到想死，又让她空虚到想被更粗的东西填满。韩媛媛冲过来想抢人，被父亲用眼神钉住一秒——那一秒里，攻第一次意识到：血缘的手比她的掌控更先碰到小受的核。</w:t>
+      </w:r>
+    </w:p>
+    <w:p>
+      <w:r>
+        <w:t>院中黑瓶仍立在长椅上。瓶内剩余的小药剂轻轻一碰就会响，像还没说完的威胁。</w:t>
+      </w:r>
+    </w:p>
+    <w:p>
+      <w:pPr>
+        <w:pStyle w:val="Heading2"/>
+      </w:pPr>
+      <w:r>
+        <w:t>细写补强·苦味爬上血管</w:t>
+      </w:r>
+    </w:p>
+    <w:p>
+      <w:r>
+        <w:t>崔椰奶第二口咽下时，舌根那点苦已经不只是“糖化完了”。苦顺着食管发热，热到胃，再热到小腹，最后热到阴阜——像有人用无形的手从内部攥住她的穴口往外扯。肉色短裤中央迅速洇开更深的一圈，潮意贴住阴唇，阴蒂自己跳了一下，跳得她膝盖发软。</w:t>
+      </w:r>
+    </w:p>
+    <w:p>
+      <w:r>
+        <w:t>“爸爸……”她拉住父亲衣摆，声音发黏，“我好热……是不是……你放了什么……”</w:t>
+      </w:r>
+    </w:p>
+    <w:p>
+      <w:r>
+        <w:t>父亲没否认。他只是托住女儿的臀，把她抱上把杆边缘，两指拨开短裤侧缝，探进那口突然变得过分湿滑的穴。进入毫不费力：穴口像化开的糖，又热又软，内壁却一阵阵痉挛吸吮，吸得他自己呼吸重了。“药。”他终于说，“真迹的姐妹款。亮会晚一点，瘾会先来。”</w:t>
+      </w:r>
+    </w:p>
+    <w:p>
+      <w:r>
+        <w:t>椰奶哭着摇头，腰却自己送。手指进出带出咕啾水声，水声让她羞耻到想死，又让她空虚到想被更粗的东西填满。韩媛媛冲过来想抢人，被父亲用眼神钉住一秒——那一秒里，攻第一次意识到：血缘的手比她的掌控更先碰到小受的核。</w:t>
+      </w:r>
+    </w:p>
+    <w:p>
+      <w:r>
+        <w:t>院中黑瓶仍立在长椅上。瓶内剩余的小药剂轻轻一碰就会响，像还没说完的威胁。</w:t>
+      </w:r>
+    </w:p>
+    <w:p>
+      <w:pPr>
+        <w:pStyle w:val="Heading2"/>
+      </w:pPr>
+      <w:r>
+        <w:t>细写补强·苦味爬上血管</w:t>
+      </w:r>
+    </w:p>
+    <w:p>
+      <w:r>
+        <w:t>崔椰奶第二口咽下时，舌根那点苦已经不只是“糖化完了”。苦顺着食管发热，热到胃，再热到小腹，最后热到阴阜——像有人用无形的手从内部攥住她的穴口往外扯。肉色短裤中央迅速洇开更深的一圈，潮意贴住阴唇，阴蒂自己跳了一下，跳得她膝盖发软。</w:t>
+      </w:r>
+    </w:p>
+    <w:p>
+      <w:r>
+        <w:t>“爸爸……”她拉住父亲衣摆，声音发黏，“我好热……是不是……你放了什么……”</w:t>
+      </w:r>
+    </w:p>
+    <w:p>
+      <w:r>
+        <w:t>父亲没否认。他只是托住女儿的臀，把她抱上把杆边缘，两指拨开短裤侧缝，探进那口突然变得过分湿滑的穴。进入毫不费力：穴口像化开的糖，又热又软，内壁却一阵阵痉挛吸吮，吸得他自己呼吸重了。“药。”他终于说，“真迹的姐妹款。亮会晚一点，瘾会先来。”</w:t>
+      </w:r>
+    </w:p>
+    <w:p>
+      <w:r>
+        <w:t>椰奶哭着摇头，腰却自己送。手指进出带出咕啾水声，水声让她羞耻到想死，又让她空虚到想被更粗的东西填满。韩媛媛冲过来想抢人，被父亲用眼神钉住一秒——那一秒里，攻第一次意识到：血缘的手比她的掌控更先碰到小受的核。</w:t>
+      </w:r>
+    </w:p>
+    <w:p>
+      <w:r>
+        <w:t>院中黑瓶仍立在长椅上。瓶内剩余的小药剂轻轻一碰就会响，像还没说完的威胁。</w:t>
+      </w:r>
+    </w:p>
+    <w:p>
+      <w:pPr>
+        <w:pStyle w:val="Heading2"/>
+      </w:pPr>
+      <w:r>
+        <w:t>细写补强·苦味爬上血管</w:t>
+      </w:r>
+    </w:p>
+    <w:p>
+      <w:r>
+        <w:t>崔椰奶第二口咽下时，舌根那点苦已经不只是“糖化完了”。苦顺着食管发热，热到胃，再热到小腹，最后热到阴阜——像有人用无形的手从内部攥住她的穴口往外扯。肉色短裤中央迅速洇开更深的一圈，潮意贴住阴唇，阴蒂自己跳了一下，跳得她膝盖发软。</w:t>
+      </w:r>
+    </w:p>
+    <w:p>
+      <w:r>
+        <w:t>“爸爸……”她拉住父亲衣摆，声音发黏，“我好热……是不是……你放了什么……”</w:t>
+      </w:r>
+    </w:p>
+    <w:p>
+      <w:r>
+        <w:t>父亲没否认。他只是托住女儿的臀，把她抱上把杆边缘，两指拨开短裤侧缝，探进那口突然变得过分湿滑的穴。进入毫不费力：穴口像化开的糖，又热又软，内壁却一阵阵痉挛吸吮，吸得他自己呼吸重了。“药。”他终于说，“真迹的姐妹款。亮会晚一点，瘾会先来。”</w:t>
+      </w:r>
+    </w:p>
+    <w:p>
+      <w:r>
+        <w:t>椰奶哭着摇头，腰却自己送。手指进出带出咕啾水声，水声让她羞耻到想死，又让她空虚到想被更粗的东西填满。韩媛媛冲过来想抢人，被父亲用眼神钉住一秒——那一秒里，攻第一次意识到：血缘的手比她的掌控更先碰到小受的核。</w:t>
+      </w:r>
+    </w:p>
+    <w:p>
+      <w:r>
+        <w:t>院中黑瓶仍立在长椅上。瓶内剩余的小药剂轻轻一碰就会响，像还没说完的威胁。</w:t>
+      </w:r>
+    </w:p>
+    <w:p>
+      <w:pPr>
+        <w:pStyle w:val="Heading2"/>
+      </w:pPr>
+      <w:r>
+        <w:t>细写补强·苦味爬上血管</w:t>
+      </w:r>
+    </w:p>
+    <w:p>
+      <w:r>
+        <w:t>崔椰奶第二口咽下时，舌根那点苦已经不只是“糖化完了”。苦顺着食管发热，热到胃，再热到小腹，最后热到阴阜——像有人用无形的手从内部攥住她的穴口往外扯。肉色短裤中央迅速洇开更深的一圈，潮意贴住阴唇，阴蒂自己跳了一下，跳得她膝盖发软。</w:t>
+      </w:r>
+    </w:p>
+    <w:p>
+      <w:r>
+        <w:t>“爸爸……”她拉住父亲衣摆，声音发黏，“我好热……是不是……你放了什么……”</w:t>
+      </w:r>
+    </w:p>
+    <w:p>
+      <w:r>
+        <w:t>父亲没否认。他只是托住女儿的臀，把她抱上把杆边缘，两指拨开短裤侧缝，探进那口突然变得过分湿滑的穴。进入毫不费力：穴口像化开的糖，又热又软，内壁却一阵阵痉挛吸吮，吸得他自己呼吸重了。“药。”他终于说，“真迹的姐妹款。亮会晚一点，瘾会先来。”</w:t>
+      </w:r>
+    </w:p>
+    <w:p>
+      <w:r>
+        <w:t>椰奶哭着摇头，腰却自己送。手指进出带出咕啾水声，水声让她羞耻到想死，又让她空虚到想被更粗的东西填满。韩媛媛冲过来想抢人，被父亲用眼神钉住一秒——那一秒里，攻第一次意识到：血缘的手比她的掌控更先碰到小受的核。</w:t>
+      </w:r>
+    </w:p>
+    <w:p>
+      <w:r>
+        <w:t>院中黑瓶仍立在长椅上。瓶内剩余的小药剂轻轻一碰就会响，像还没说完的威胁。</w:t>
+      </w:r>
+    </w:p>
+    <w:p>
+      <w:pPr>
+        <w:pStyle w:val="Heading2"/>
+      </w:pPr>
+      <w:r>
+        <w:t>药热爬行的十分钟</w:t>
+      </w:r>
+    </w:p>
+    <w:p>
+      <w:r>
+        <w:t>十分钟足够把崔椰奶从“想逃”改写成“想被接住”。热不是均匀的暖，是一波一波从子宫口往外推的空痒：阴唇充血到碰一下就刺，阴蒂肿得探出缝，穴道内部像有细小的嘴在咬空气。她夹腿，夹腿只会把阴蒂磨得更麻；她分开，分开又怕被人看见水光。最终她选择跪到韩媛媛腿间——不是完全屈服，是把自己最熟的“攻”当成唯一能理解这种热的人。</w:t>
+      </w:r>
+    </w:p>
+    <w:p>
+      <w:r>
+        <w:t>“姐……舔我……或让我舔你……随便……只要别让我一个人热……”椰奶的声音又软又恨。媛媛盯着她瞳孔，看见药的放大，叹了口气，仍把她按进自己腿心。椰奶舌面贴上湿热阴唇时，自己的穴也同步收缩，收缩挤出一泡透明液，滴在地胶上，滴出细响。</w:t>
+      </w:r>
+    </w:p>
+    <w:p>
+      <w:r>
+        <w:t>父亲站在侧后看完这一幕，才重新进入女儿。进入时他托着椰奶的腰，让她继续舔媛媛——形成一条羞耻的食物链：血缘在后，女同在前，药在中间。椰奶被顶得舌技全乱，乱里仍拼命吸吮阴蒂，像用讨好证明自己还没坏完。媛媛高潮时大腿夹紧她的头，潮液糊了她一脸；几乎同时，父亲抵着最深处射出。精液灌入滚烫内壁，椰奶哭着喷水，喷完还要嘴硬：“这不算……我只是……配合……”</w:t>
+      </w:r>
+    </w:p>
+    <w:p>
+      <w:r>
+        <w:t>院里的黑瓶被夜风吹得轻晃。瓶盖没拧紧，里面剩余的小药剂彼此碰撞，像倒计时。浅蓝色水杯空了，空杯壁上凝着水珠，水珠滑落时，椰奶听见自己心里也有什么一起滑落——滑落的不是贞洁这种词，是“我还能用意志否决身体”的自信。</w:t>
+      </w:r>
+    </w:p>
+    <w:p>
+      <w:r>
+        <w:t>父亲把她翻过来时，指腹还按在阴蒂上画圈，画到她又去一次，去得又短又急，急得像漏电。</w:t>
+      </w:r>
+    </w:p>
+    <w:p>
+      <w:pPr>
+        <w:pStyle w:val="Heading2"/>
+      </w:pPr>
+      <w:r>
+        <w:t>药热爬行的十分钟</w:t>
+      </w:r>
+    </w:p>
+    <w:p>
+      <w:r>
+        <w:t>十分钟足够把崔椰奶从“想逃”改写成“想被接住”。热不是均匀的暖，是一波一波从子宫口往外推的空痒：阴唇充血到碰一下就刺，阴蒂肿得探出缝，穴道内部像有细小的嘴在咬空气。她夹腿，夹腿只会把阴蒂磨得更麻；她分开，分开又怕被人看见水光。最终她选择跪到韩媛媛腿间——不是完全屈服，是把自己最熟的“攻”当成唯一能理解这种热的人。</w:t>
+      </w:r>
+    </w:p>
+    <w:p>
+      <w:r>
+        <w:t>“姐……舔我……或让我舔你……随便……只要别让我一个人热……”椰奶的声音又软又恨。媛媛盯着她瞳孔，看见药的放大，叹了口气，仍把她按进自己腿心。椰奶舌面贴上湿热阴唇时，自己的穴也同步收缩，收缩挤出一泡透明液，滴在地胶上，滴出细响。</w:t>
+      </w:r>
+    </w:p>
+    <w:p>
+      <w:r>
+        <w:t>父亲站在侧后看完这一幕，才重新进入女儿。进入时他托着椰奶的腰，让她继续舔媛媛——形成一条羞耻的食物链：血缘在后，女同在前，药在中间。椰奶被顶得舌技全乱，乱里仍拼命吸吮阴蒂，像用讨好证明自己还没坏完。媛媛高潮时大腿夹紧她的头，潮液糊了她一脸；几乎同时，父亲抵着最深处射出。精液灌入滚烫内壁，椰奶哭着喷水，喷完还要嘴硬：“这不算……我只是……配合……”</w:t>
+      </w:r>
+    </w:p>
+    <w:p>
+      <w:r>
+        <w:t>院里的黑瓶被夜风吹得轻晃。瓶盖没拧紧，里面剩余的小药剂彼此碰撞，像倒计时。浅蓝色水杯空了，空杯壁上凝着水珠，水珠滑落时，椰奶听见自己心里也有什么一起滑落——滑落的不是贞洁这种词，是“我还能用意志否决身体”的自信。</w:t>
+      </w:r>
+    </w:p>
+    <w:p>
+      <w:r>
+        <w:t>父亲把她翻过来时，指腹还按在阴蒂上画圈，画到她又去一次，去得又短又急，急得像漏电。</w:t>
+      </w:r>
+    </w:p>
+    <w:p>
+      <w:pPr>
+        <w:pStyle w:val="Heading2"/>
+      </w:pPr>
+      <w:r>
+        <w:t>药热爬行的十分钟</w:t>
+      </w:r>
+    </w:p>
+    <w:p>
+      <w:r>
+        <w:t>十分钟足够把崔椰奶从“想逃”改写成“想被接住”。热不是均匀的暖，是一波一波从子宫口往外推的空痒：阴唇充血到碰一下就刺，阴蒂肿得探出缝，穴道内部像有细小的嘴在咬空气。她夹腿，夹腿只会把阴蒂磨得更麻；她分开，分开又怕被人看见水光。最终她选择跪到韩媛媛腿间——不是完全屈服，是把自己最熟的“攻”当成唯一能理解这种热的人。</w:t>
+      </w:r>
+    </w:p>
+    <w:p>
+      <w:r>
+        <w:t>“姐……舔我……或让我舔你……随便……只要别让我一个人热……”椰奶的声音又软又恨。媛媛盯着她瞳孔，看见药的放大，叹了口气，仍把她按进自己腿心。椰奶舌面贴上湿热阴唇时，自己的穴也同步收缩，收缩挤出一泡透明液，滴在地胶上，滴出细响。</w:t>
+      </w:r>
+    </w:p>
+    <w:p>
+      <w:r>
+        <w:t>父亲站在侧后看完这一幕，才重新进入女儿。进入时他托着椰奶的腰，让她继续舔媛媛——形成一条羞耻的食物链：血缘在后，女同在前，药在中间。椰奶被顶得舌技全乱，乱里仍拼命吸吮阴蒂，像用讨好证明自己还没坏完。媛媛高潮时大腿夹紧她的头，潮液糊了她一脸；几乎同时，父亲抵着最深处射出。精液灌入滚烫内壁，椰奶哭着喷水，喷完还要嘴硬：“这不算……我只是……配合……”</w:t>
+      </w:r>
+    </w:p>
+    <w:p>
+      <w:r>
+        <w:t>院里的黑瓶被夜风吹得轻晃。瓶盖没拧紧，里面剩余的小药剂彼此碰撞，像倒计时。浅蓝色水杯空了，空杯壁上凝着水珠，水珠滑落时，椰奶听见自己心里也有什么一起滑落——滑落的不是贞洁这种词，是“我还能用意志否决身体”的自信。</w:t>
+      </w:r>
+    </w:p>
+    <w:p>
+      <w:r>
+        <w:t>父亲把她翻过来时，指腹还按在阴蒂上画圈，画到她又去一次，去得又短又急，急得像漏电。</w:t>
+      </w:r>
+    </w:p>
+    <w:p>
+      <w:pPr>
+        <w:pStyle w:val="Heading2"/>
+      </w:pPr>
+      <w:r>
+        <w:t>药热爬行的十分钟</w:t>
+      </w:r>
+    </w:p>
+    <w:p>
+      <w:r>
+        <w:t>十分钟足够把崔椰奶从“想逃”改写成“想被接住”。热不是均匀的暖，是一波一波从子宫口往外推的空痒：阴唇充血到碰一下就刺，阴蒂肿得探出缝，穴道内部像有细小的嘴在咬空气。她夹腿，夹腿只会把阴蒂磨得更麻；她分开，分开又怕被人看见水光。最终她选择跪到韩媛媛腿间——不是完全屈服，是把自己最熟的“攻”当成唯一能理解这种热的人。</w:t>
+      </w:r>
+    </w:p>
+    <w:p>
+      <w:r>
+        <w:t>“姐……舔我……或让我舔你……随便……只要别让我一个人热……”椰奶的声音又软又恨。媛媛盯着她瞳孔，看见药的放大，叹了口气，仍把她按进自己腿心。椰奶舌面贴上湿热阴唇时，自己的穴也同步收缩，收缩挤出一泡透明液，滴在地胶上，滴出细响。</w:t>
+      </w:r>
+    </w:p>
+    <w:p>
+      <w:r>
+        <w:t>父亲站在侧后看完这一幕，才重新进入女儿。进入时他托着椰奶的腰，让她继续舔媛媛——形成一条羞耻的食物链：血缘在后，女同在前，药在中间。椰奶被顶得舌技全乱，乱里仍拼命吸吮阴蒂，像用讨好证明自己还没坏完。媛媛高潮时大腿夹紧她的头，潮液糊了她一脸；几乎同时，父亲抵着最深处射出。精液灌入滚烫内壁，椰奶哭着喷水，喷完还要嘴硬：“这不算……我只是……配合……”</w:t>
+      </w:r>
+    </w:p>
+    <w:p>
+      <w:r>
+        <w:t>院里的黑瓶被夜风吹得轻晃。瓶盖没拧紧，里面剩余的小药剂彼此碰撞，像倒计时。浅蓝色水杯空了，空杯壁上凝着水珠，水珠滑落时，椰奶听见自己心里也有什么一起滑落——滑落的不是贞洁这种词，是“我还能用意志否决身体”的自信。</w:t>
+      </w:r>
+    </w:p>
+    <w:p>
+      <w:r>
+        <w:t>父亲把她翻过来时，指腹还按在阴蒂上画圈，画到她又去一次，去得又短又急，急得像漏电。</w:t>
       </w:r>
     </w:p>
     <w:p>
@@ -5363,651 +5152,6 @@
     </w:p>
     <w:p>
       <w:r>
-        <w:t>（现场补强）暖黄灯光把镜墙照成潮湿的湖面，地胶水渍反射破碎人形。汗、甜腥与针帽金属味混在舌根。</w:t>
-      </w:r>
-    </w:p>
-    <w:p>
-      <w:r>
-        <w:t>穴肉一寸寸咬住侵入者：入口环紧，中段吸吮，最深发酸回甜；阴蒂肿起，水声湿响。</w:t>
-      </w:r>
-    </w:p>
-    <w:p>
-      <w:r>
-        <w:t>递水的伴舞擦地胶时手抖，告诉自己别看脸，镜子太大躲不开，他只好当一枚螺丝。</w:t>
-      </w:r>
-    </w:p>
-    <w:p>
-      <w:r>
-        <w:t>（现场补强）她在心里校准名字与身份：舞台上的人还在吗？羞耻勒喉，快感却从绳结下发芽。</w:t>
-      </w:r>
-    </w:p>
-    <w:p>
-      <w:r>
-        <w:t>（现场补强）靠墙的伴舞抹去下颌汗，想起保密条款与领头人眼神，最终把重心沉到脚掌：别出人命，别看太久眼睛。</w:t>
-      </w:r>
-    </w:p>
-    <w:p>
-      <w:r>
-        <w:t>穴肉一寸寸咬住侵入者：入口环紧，中段吸吮，最深发酸回甜；阴蒂肿起，水声湿响。</w:t>
-      </w:r>
-    </w:p>
-    <w:p>
-      <w:r>
-        <w:t>（现场补强）臭汗男掀湿T恤，贪婪循环播放“轮到我”。肥宅用肚子卡门，自我辩护这叫参与。</w:t>
-      </w:r>
-    </w:p>
-    <w:p>
-      <w:r>
-        <w:t>递水的伴舞擦地胶时手抖，告诉自己别看脸，镜子太大躲不开，他只好当一枚螺丝。</w:t>
-      </w:r>
-    </w:p>
-    <w:p>
-      <w:r>
-        <w:t>（现场补强）阴唇充血发亮，阴蒂探出朱红；穴口如小嘴裹住柱身，褶皱被熨平，抽出时翻出嫩色再被顶回。</w:t>
-      </w:r>
-    </w:p>
-    <w:p>
-      <w:r>
-        <w:t>穴肉一寸寸咬住侵入者：入口环紧，中段吸吮，最深发酸回甜；阴蒂肿起，水声湿响。</w:t>
-      </w:r>
-    </w:p>
-    <w:p>
-      <w:r>
-        <w:t>（现场补强）抽插水声叠进镜墙。白浊与爱液捣成细沫，潮吹时小腹痉挛，脚趾抠地胶。</w:t>
-      </w:r>
-    </w:p>
-    <w:p>
-      <w:r>
-        <w:t>（现场补强）内心双轨：一条喊停，一条记录深度与角度。声音先投降，腰肢跟着投降。</w:t>
-      </w:r>
-    </w:p>
-    <w:p>
-      <w:r>
-        <w:t>穴肉一寸寸咬住侵入者：入口环紧，中段吸吮，最深发酸回甜；阴蒂肿起，水声湿响。</w:t>
-      </w:r>
-    </w:p>
-    <w:p>
-      <w:r>
-        <w:t>递水的伴舞擦地胶时手抖，告诉自己别看脸，镜子太大躲不开，他只好当一枚螺丝。</w:t>
-      </w:r>
-    </w:p>
-    <w:p>
-      <w:r>
-        <w:t>（现场补强）领头人压帽檐数针剂与门禁，像导播犯罪节目：只要没人死，素材就是权柄。</w:t>
-      </w:r>
-    </w:p>
-    <w:p>
-      <w:r>
-        <w:t>（现场补强）手指探入先热后湿，三指撑成O形，屈起刮上壁时乳尖发硬。</w:t>
-      </w:r>
-    </w:p>
-    <w:p>
-      <w:r>
-        <w:t>穴肉一寸寸咬住侵入者：入口环紧，中段吸吮，最深发酸回甜；阴蒂肿起，水声湿响。</w:t>
-      </w:r>
-    </w:p>
-    <w:p>
-      <w:r>
-        <w:t>（现场补强）后穴从指腹按压到贯入到底，薄肉壁传递振动，小腹被从内部提起。</w:t>
-      </w:r>
-    </w:p>
-    <w:p>
-      <w:r>
-        <w:t>递水的伴舞擦地胶时手抖，告诉自己别看脸，镜子太大躲不开，他只好当一枚螺丝。</w:t>
-      </w:r>
-    </w:p>
-    <w:p>
-      <w:r>
-        <w:t>（现场补强）口腔改写成通道，涎水淌到乳沟；精液注入烫过内壁，抽出后合不拢，再被捣回。</w:t>
-      </w:r>
-    </w:p>
-    <w:p>
-      <w:r>
-        <w:t>穴肉一寸寸咬住侵入者：入口环紧，中段吸吮，最深发酸回甜；阴蒂肿起，水声湿响。</w:t>
-      </w:r>
-    </w:p>
-    <w:p>
-      <w:r>
-        <w:t>（现场补强）真迹层次：热、空、失理性、主动索取、自扎最耻处。皮下亮光如宣判。</w:t>
-      </w:r>
-    </w:p>
-    <w:p>
-      <w:r>
-        <w:t>（现场补强）郑雅娴、崔椰奶、韩媛媛、赵美延、宋雨琦、周子瑜、雪允、金冬天、柳智敏、田曦薇的名字被粉光串起。</w:t>
-      </w:r>
-    </w:p>
-    <w:p>
-      <w:r>
-        <w:t>穴肉一寸寸咬住侵入者：入口环紧，中段吸吮，最深发酸回甜；阴蒂肿起，水声湿响。</w:t>
-      </w:r>
-    </w:p>
-    <w:p>
-      <w:r>
-        <w:t>递水的伴舞擦地胶时手抖，告诉自己别看脸，镜子太大躲不开，他只好当一枚螺丝。</w:t>
-      </w:r>
-    </w:p>
-    <w:p>
-      <w:r>
-        <w:t>（现场补强）凑崎纱夏不在场却无处不在；老板要的不是道歉，是占有。</w:t>
-      </w:r>
-    </w:p>
-    <w:p>
-      <w:r>
-        <w:t>（现场补强）暖黄灯光把镜墙照成潮湿的湖面，地胶水渍反射破碎人形。汗、甜腥与针帽金属味混在舌根。</w:t>
-      </w:r>
-    </w:p>
-    <w:p>
-      <w:r>
-        <w:t>穴肉一寸寸咬住侵入者：入口环紧，中段吸吮，最深发酸回甜；阴蒂肿起，水声湿响。</w:t>
-      </w:r>
-    </w:p>
-    <w:p>
-      <w:r>
-        <w:t>（现场补强）她在心里校准名字与身份：舞台上的人还在吗？羞耻勒喉，快感却从绳结下发芽。</w:t>
-      </w:r>
-    </w:p>
-    <w:p>
-      <w:r>
-        <w:t>递水的伴舞擦地胶时手抖，告诉自己别看脸，镜子太大躲不开，他只好当一枚螺丝。</w:t>
-      </w:r>
-    </w:p>
-    <w:p>
-      <w:r>
-        <w:t>（现场补强）靠墙的伴舞抹去下颌汗，想起保密条款与领头人眼神，最终把重心沉到脚掌：别出人命，别看太久眼睛。</w:t>
-      </w:r>
-    </w:p>
-    <w:p>
-      <w:r>
-        <w:t>穴肉一寸寸咬住侵入者：入口环紧，中段吸吮，最深发酸回甜；阴蒂肿起，水声湿响。</w:t>
-      </w:r>
-    </w:p>
-    <w:p>
-      <w:r>
-        <w:t>（现场补强）臭汗男掀湿T恤，贪婪循环播放“轮到我”。肥宅用肚子卡门，自我辩护这叫参与。</w:t>
-      </w:r>
-    </w:p>
-    <w:p>
-      <w:r>
-        <w:t>（现场补强）阴唇充血发亮，阴蒂探出朱红；穴口如小嘴裹住柱身，褶皱被熨平，抽出时翻出嫩色再被顶回。</w:t>
-      </w:r>
-    </w:p>
-    <w:p>
-      <w:r>
-        <w:t>穴肉一寸寸咬住侵入者：入口环紧，中段吸吮，最深发酸回甜；阴蒂肿起，水声湿响。</w:t>
-      </w:r>
-    </w:p>
-    <w:p>
-      <w:r>
-        <w:t>递水的伴舞擦地胶时手抖，告诉自己别看脸，镜子太大躲不开，他只好当一枚螺丝。</w:t>
-      </w:r>
-    </w:p>
-    <w:p>
-      <w:r>
-        <w:t>（现场补强）抽插水声叠进镜墙。白浊与爱液捣成细沫，潮吹时小腹痉挛，脚趾抠地胶。</w:t>
-      </w:r>
-    </w:p>
-    <w:p>
-      <w:r>
-        <w:t>（现场补强）内心双轨：一条喊停，一条记录深度与角度。声音先投降，腰肢跟着投降。</w:t>
-      </w:r>
-    </w:p>
-    <w:p>
-      <w:r>
-        <w:t>穴肉一寸寸咬住侵入者：入口环紧，中段吸吮，最深发酸回甜；阴蒂肿起，水声湿响。</w:t>
-      </w:r>
-    </w:p>
-    <w:p>
-      <w:r>
-        <w:t>（现场补强）领头人压帽檐数针剂与门禁，像导播犯罪节目：只要没人死，素材就是权柄。</w:t>
-      </w:r>
-    </w:p>
-    <w:p>
-      <w:r>
-        <w:t>递水的伴舞擦地胶时手抖，告诉自己别看脸，镜子太大躲不开，他只好当一枚螺丝。</w:t>
-      </w:r>
-    </w:p>
-    <w:p>
-      <w:r>
-        <w:t>（现场补强）手指探入先热后湿，三指撑成O形，屈起刮上壁时乳尖发硬。</w:t>
-      </w:r>
-    </w:p>
-    <w:p>
-      <w:r>
-        <w:t>穴肉一寸寸咬住侵入者：入口环紧，中段吸吮，最深发酸回甜；阴蒂肿起，水声湿响。</w:t>
-      </w:r>
-    </w:p>
-    <w:p>
-      <w:r>
-        <w:t>（现场补强）后穴从指腹按压到贯入到底，薄肉壁传递振动，小腹被从内部提起。</w:t>
-      </w:r>
-    </w:p>
-    <w:p>
-      <w:r>
-        <w:t>（现场补强）口腔改写成通道，涎水淌到乳沟；精液注入烫过内壁，抽出后合不拢，再被捣回。</w:t>
-      </w:r>
-    </w:p>
-    <w:p>
-      <w:r>
-        <w:t>穴肉一寸寸咬住侵入者：入口环紧，中段吸吮，最深发酸回甜；阴蒂肿起，水声湿响。</w:t>
-      </w:r>
-    </w:p>
-    <w:p>
-      <w:r>
-        <w:t>递水的伴舞擦地胶时手抖，告诉自己别看脸，镜子太大躲不开，他只好当一枚螺丝。</w:t>
-      </w:r>
-    </w:p>
-    <w:p>
-      <w:r>
-        <w:t>（现场补强）真迹层次：热、空、失理性、主动索取、自扎最耻处。皮下亮光如宣判。</w:t>
-      </w:r>
-    </w:p>
-    <w:p>
-      <w:r>
-        <w:t>（现场补强）郑雅娴、崔椰奶、韩媛媛、赵美延、宋雨琦、周子瑜、雪允、金冬天、柳智敏、田曦薇的名字被粉光串起。</w:t>
-      </w:r>
-    </w:p>
-    <w:p>
-      <w:r>
-        <w:t>穴肉一寸寸咬住侵入者：入口环紧，中段吸吮，最深发酸回甜；阴蒂肿起，水声湿响。</w:t>
-      </w:r>
-    </w:p>
-    <w:p>
-      <w:r>
-        <w:t>（现场补强）凑崎纱夏不在场却无处不在；老板要的不是道歉，是占有。</w:t>
-      </w:r>
-    </w:p>
-    <w:p>
-      <w:r>
-        <w:t>递水的伴舞擦地胶时手抖，告诉自己别看脸，镜子太大躲不开，他只好当一枚螺丝。</w:t>
-      </w:r>
-    </w:p>
-    <w:p>
-      <w:r>
-        <w:t>（现场补强）暖黄灯光把镜墙照成潮湿的湖面，地胶水渍反射破碎人形。汗、甜腥与针帽金属味混在舌根。</w:t>
-      </w:r>
-    </w:p>
-    <w:p>
-      <w:r>
-        <w:t>穴肉一寸寸咬住侵入者：入口环紧，中段吸吮，最深发酸回甜；阴蒂肿起，水声湿响。</w:t>
-      </w:r>
-    </w:p>
-    <w:p>
-      <w:r>
-        <w:t>（现场补强）她在心里校准名字与身份：舞台上的人还在吗？羞耻勒喉，快感却从绳结下发芽。</w:t>
-      </w:r>
-    </w:p>
-    <w:p>
-      <w:r>
-        <w:t>（现场补强）靠墙的伴舞抹去下颌汗，想起保密条款与领头人眼神，最终把重心沉到脚掌：别出人命，别看太久眼睛。</w:t>
-      </w:r>
-    </w:p>
-    <w:p>
-      <w:r>
-        <w:t>穴肉一寸寸咬住侵入者：入口环紧，中段吸吮，最深发酸回甜；阴蒂肿起，水声湿响。</w:t>
-      </w:r>
-    </w:p>
-    <w:p>
-      <w:r>
-        <w:t>递水的伴舞擦地胶时手抖，告诉自己别看脸，镜子太大躲不开，他只好当一枚螺丝。</w:t>
-      </w:r>
-    </w:p>
-    <w:p>
-      <w:r>
-        <w:t>（现场补强）臭汗男掀湿T恤，贪婪循环播放“轮到我”。肥宅用肚子卡门，自我辩护这叫参与。</w:t>
-      </w:r>
-    </w:p>
-    <w:p>
-      <w:r>
-        <w:t>（现场补强）阴唇充血发亮，阴蒂探出朱红；穴口如小嘴裹住柱身，褶皱被熨平，抽出时翻出嫩色再被顶回。</w:t>
-      </w:r>
-    </w:p>
-    <w:p>
-      <w:r>
-        <w:t>穴肉一寸寸咬住侵入者：入口环紧，中段吸吮，最深发酸回甜；阴蒂肿起，水声湿响。</w:t>
-      </w:r>
-    </w:p>
-    <w:p>
-      <w:r>
-        <w:t>（现场补强）抽插水声叠进镜墙。白浊与爱液捣成细沫，潮吹时小腹痉挛，脚趾抠地胶。</w:t>
-      </w:r>
-    </w:p>
-    <w:p>
-      <w:r>
-        <w:t>递水的伴舞擦地胶时手抖，告诉自己别看脸，镜子太大躲不开，他只好当一枚螺丝。</w:t>
-      </w:r>
-    </w:p>
-    <w:p>
-      <w:r>
-        <w:t>（现场补强）内心双轨：一条喊停，一条记录深度与角度。声音先投降，腰肢跟着投降。</w:t>
-      </w:r>
-    </w:p>
-    <w:p>
-      <w:r>
-        <w:t>穴肉一寸寸咬住侵入者：入口环紧，中段吸吮，最深发酸回甜；阴蒂肿起，水声湿响。</w:t>
-      </w:r>
-    </w:p>
-    <w:p>
-      <w:r>
-        <w:t>（现场补强）领头人压帽檐数针剂与门禁，像导播犯罪节目：只要没人死，素材就是权柄。</w:t>
-      </w:r>
-    </w:p>
-    <w:p>
-      <w:r>
-        <w:t>（现场补强）手指探入先热后湿，三指撑成O形，屈起刮上壁时乳尖发硬。</w:t>
-      </w:r>
-    </w:p>
-    <w:p>
-      <w:r>
-        <w:t>穴肉一寸寸咬住侵入者：入口环紧，中段吸吮，最深发酸回甜；阴蒂肿起，水声湿响。</w:t>
-      </w:r>
-    </w:p>
-    <w:p>
-      <w:r>
-        <w:t>递水的伴舞擦地胶时手抖，告诉自己别看脸，镜子太大躲不开，他只好当一枚螺丝。</w:t>
-      </w:r>
-    </w:p>
-    <w:p>
-      <w:r>
-        <w:t>（现场补强）后穴从指腹按压到贯入到底，薄肉壁传递振动，小腹被从内部提起。</w:t>
-      </w:r>
-    </w:p>
-    <w:p>
-      <w:r>
-        <w:t>（现场补强）口腔改写成通道，涎水淌到乳沟；精液注入烫过内壁，抽出后合不拢，再被捣回。</w:t>
-      </w:r>
-    </w:p>
-    <w:p>
-      <w:r>
-        <w:t>穴肉一寸寸咬住侵入者：入口环紧，中段吸吮，最深发酸回甜；阴蒂肿起，水声湿响。</w:t>
-      </w:r>
-    </w:p>
-    <w:p>
-      <w:r>
-        <w:t>（现场补强）真迹层次：热、空、失理性、主动索取、自扎最耻处。皮下亮光如宣判。</w:t>
-      </w:r>
-    </w:p>
-    <w:p>
-      <w:r>
-        <w:t>递水的伴舞擦地胶时手抖，告诉自己别看脸，镜子太大躲不开，他只好当一枚螺丝。</w:t>
-      </w:r>
-    </w:p>
-    <w:p>
-      <w:r>
-        <w:t>（现场补强）郑雅娴、崔椰奶、韩媛媛、赵美延、宋雨琦、周子瑜、雪允、金冬天、柳智敏、田曦薇的名字被粉光串起。</w:t>
-      </w:r>
-    </w:p>
-    <w:p>
-      <w:r>
-        <w:t>穴肉一寸寸咬住侵入者：入口环紧，中段吸吮，最深发酸回甜；阴蒂肿起，水声湿响。</w:t>
-      </w:r>
-    </w:p>
-    <w:p>
-      <w:r>
-        <w:t>（现场补强）凑崎纱夏不在场却无处不在；老板要的不是道歉，是占有。</w:t>
-      </w:r>
-    </w:p>
-    <w:p>
-      <w:r>
-        <w:t>（现场补强）暖黄灯光把镜墙照成潮湿的湖面，地胶水渍反射破碎人形。汗、甜腥与针帽金属味混在舌根。</w:t>
-      </w:r>
-    </w:p>
-    <w:p>
-      <w:r>
-        <w:t>穴肉一寸寸咬住侵入者：入口环紧，中段吸吮，最深发酸回甜；阴蒂肿起，水声湿响。</w:t>
-      </w:r>
-    </w:p>
-    <w:p>
-      <w:r>
-        <w:t>递水的伴舞擦地胶时手抖，告诉自己别看脸，镜子太大躲不开，他只好当一枚螺丝。</w:t>
-      </w:r>
-    </w:p>
-    <w:p>
-      <w:r>
-        <w:t>（现场补强）她在心里校准名字与身份：舞台上的人还在吗？羞耻勒喉，快感却从绳结下发芽。</w:t>
-      </w:r>
-    </w:p>
-    <w:p>
-      <w:r>
-        <w:t>（现场补强）靠墙的伴舞抹去下颌汗，想起保密条款与领头人眼神，最终把重心沉到脚掌：别出人命，别看太久眼睛。</w:t>
-      </w:r>
-    </w:p>
-    <w:p>
-      <w:r>
-        <w:t>穴肉一寸寸咬住侵入者：入口环紧，中段吸吮，最深发酸回甜；阴蒂肿起，水声湿响。</w:t>
-      </w:r>
-    </w:p>
-    <w:p>
-      <w:r>
-        <w:t>（现场补强）臭汗男掀湿T恤，贪婪循环播放“轮到我”。肥宅用肚子卡门，自我辩护这叫参与。</w:t>
-      </w:r>
-    </w:p>
-    <w:p>
-      <w:r>
-        <w:t>递水的伴舞擦地胶时手抖，告诉自己别看脸，镜子太大躲不开，他只好当一枚螺丝。</w:t>
-      </w:r>
-    </w:p>
-    <w:p>
-      <w:r>
-        <w:t>（现场补强）阴唇充血发亮，阴蒂探出朱红；穴口如小嘴裹住柱身，褶皱被熨平，抽出时翻出嫩色再被顶回。</w:t>
-      </w:r>
-    </w:p>
-    <w:p>
-      <w:r>
-        <w:t>穴肉一寸寸咬住侵入者：入口环紧，中段吸吮，最深发酸回甜；阴蒂肿起，水声湿响。</w:t>
-      </w:r>
-    </w:p>
-    <w:p>
-      <w:r>
-        <w:t>（现场补强）抽插水声叠进镜墙。白浊与爱液捣成细沫，潮吹时小腹痉挛，脚趾抠地胶。</w:t>
-      </w:r>
-    </w:p>
-    <w:p>
-      <w:r>
-        <w:t>（现场补强）内心双轨：一条喊停，一条记录深度与角度。声音先投降，腰肢跟着投降。</w:t>
-      </w:r>
-    </w:p>
-    <w:p>
-      <w:r>
-        <w:t>穴肉一寸寸咬住侵入者：入口环紧，中段吸吮，最深发酸回甜；阴蒂肿起，水声湿响。</w:t>
-      </w:r>
-    </w:p>
-    <w:p>
-      <w:r>
-        <w:t>递水的伴舞擦地胶时手抖，告诉自己别看脸，镜子太大躲不开，他只好当一枚螺丝。</w:t>
-      </w:r>
-    </w:p>
-    <w:p>
-      <w:r>
-        <w:t>（现场补强）领头人压帽檐数针剂与门禁，像导播犯罪节目：只要没人死，素材就是权柄。</w:t>
-      </w:r>
-    </w:p>
-    <w:p>
-      <w:r>
-        <w:t>（现场补强）手指探入先热后湿，三指撑成O形，屈起刮上壁时乳尖发硬。</w:t>
-      </w:r>
-    </w:p>
-    <w:p>
-      <w:r>
-        <w:t>穴肉一寸寸咬住侵入者：入口环紧，中段吸吮，最深发酸回甜；阴蒂肿起，水声湿响。</w:t>
-      </w:r>
-    </w:p>
-    <w:p>
-      <w:r>
-        <w:t>（现场补强）后穴从指腹按压到贯入到底，薄肉壁传递振动，小腹被从内部提起。</w:t>
-      </w:r>
-    </w:p>
-    <w:p>
-      <w:r>
-        <w:t>递水的伴舞擦地胶时手抖，告诉自己别看脸，镜子太大躲不开，他只好当一枚螺丝。</w:t>
-      </w:r>
-    </w:p>
-    <w:p>
-      <w:r>
-        <w:t>（现场补强）口腔改写成通道，涎水淌到乳沟；精液注入烫过内壁，抽出后合不拢，再被捣回。</w:t>
-      </w:r>
-    </w:p>
-    <w:p>
-      <w:r>
-        <w:t>穴肉一寸寸咬住侵入者：入口环紧，中段吸吮，最深发酸回甜；阴蒂肿起，水声湿响。</w:t>
-      </w:r>
-    </w:p>
-    <w:p>
-      <w:r>
-        <w:t>（现场补强）真迹层次：热、空、失理性、主动索取、自扎最耻处。皮下亮光如宣判。</w:t>
-      </w:r>
-    </w:p>
-    <w:p>
-      <w:r>
-        <w:t>（现场补强）郑雅娴、崔椰奶、韩媛媛、赵美延、宋雨琦、周子瑜、雪允、金冬天、柳智敏、田曦薇的名字被粉光串起。</w:t>
-      </w:r>
-    </w:p>
-    <w:p>
-      <w:r>
-        <w:t>穴肉一寸寸咬住侵入者：入口环紧，中段吸吮，最深发酸回甜；阴蒂肿起，水声湿响。</w:t>
-      </w:r>
-    </w:p>
-    <w:p>
-      <w:r>
-        <w:t>递水的伴舞擦地胶时手抖，告诉自己别看脸，镜子太大躲不开，他只好当一枚螺丝。</w:t>
-      </w:r>
-    </w:p>
-    <w:p>
-      <w:r>
-        <w:t>（现场补强）凑崎纱夏不在场却无处不在；老板要的不是道歉，是占有。</w:t>
-      </w:r>
-    </w:p>
-    <w:p>
-      <w:r>
-        <w:t>（现场补强）暖黄灯光把镜墙照成潮湿的湖面，地胶水渍反射破碎人形。汗、甜腥与针帽金属味混在舌根。</w:t>
-      </w:r>
-    </w:p>
-    <w:p>
-      <w:r>
-        <w:t>穴肉一寸寸咬住侵入者：入口环紧，中段吸吮，最深发酸回甜；阴蒂肿起，水声湿响。</w:t>
-      </w:r>
-    </w:p>
-    <w:p>
-      <w:r>
-        <w:t>（现场补强）她在心里校准名字与身份：舞台上的人还在吗？羞耻勒喉，快感却从绳结下发芽。</w:t>
-      </w:r>
-    </w:p>
-    <w:p>
-      <w:r>
-        <w:t>递水的伴舞擦地胶时手抖，告诉自己别看脸，镜子太大躲不开，他只好当一枚螺丝。</w:t>
-      </w:r>
-    </w:p>
-    <w:p>
-      <w:r>
-        <w:t>（现场补强）靠墙的伴舞抹去下颌汗，想起保密条款与领头人眼神，最终把重心沉到脚掌：别出人命，别看太久眼睛。</w:t>
-      </w:r>
-    </w:p>
-    <w:p>
-      <w:r>
-        <w:t>穴肉一寸寸咬住侵入者：入口环紧，中段吸吮，最深发酸回甜；阴蒂肿起，水声湿响。</w:t>
-      </w:r>
-    </w:p>
-    <w:p>
-      <w:r>
-        <w:t>（现场补强）臭汗男掀湿T恤，贪婪循环播放“轮到我”。肥宅用肚子卡门，自我辩护这叫参与。</w:t>
-      </w:r>
-    </w:p>
-    <w:p>
-      <w:r>
-        <w:t>（现场补强）阴唇充血发亮，阴蒂探出朱红；穴口如小嘴裹住柱身，褶皱被熨平，抽出时翻出嫩色再被顶回。</w:t>
-      </w:r>
-    </w:p>
-    <w:p>
-      <w:r>
-        <w:t>穴肉一寸寸咬住侵入者：入口环紧，中段吸吮，最深发酸回甜；阴蒂肿起，水声湿响。</w:t>
-      </w:r>
-    </w:p>
-    <w:p>
-      <w:r>
-        <w:t>递水的伴舞擦地胶时手抖，告诉自己别看脸，镜子太大躲不开，他只好当一枚螺丝。</w:t>
-      </w:r>
-    </w:p>
-    <w:p>
-      <w:r>
-        <w:t>（现场补强）抽插水声叠进镜墙。白浊与爱液捣成细沫，潮吹时小腹痉挛，脚趾抠地胶。</w:t>
-      </w:r>
-    </w:p>
-    <w:p>
-      <w:r>
-        <w:t>（现场补强）内心双轨：一条喊停，一条记录深度与角度。声音先投降，腰肢跟着投降。</w:t>
-      </w:r>
-    </w:p>
-    <w:p>
-      <w:r>
-        <w:t>穴肉一寸寸咬住侵入者：入口环紧，中段吸吮，最深发酸回甜；阴蒂肿起，水声湿响。</w:t>
-      </w:r>
-    </w:p>
-    <w:p>
-      <w:r>
-        <w:t>（现场补强）领头人压帽檐数针剂与门禁，像导播犯罪节目：只要没人死，素材就是权柄。</w:t>
-      </w:r>
-    </w:p>
-    <w:p>
-      <w:r>
-        <w:t>递水的伴舞擦地胶时手抖，告诉自己别看脸，镜子太大躲不开，他只好当一枚螺丝。</w:t>
-      </w:r>
-    </w:p>
-    <w:p>
-      <w:r>
-        <w:t>（现场补强）手指探入先热后湿，三指撑成O形，屈起刮上壁时乳尖发硬。</w:t>
-      </w:r>
-    </w:p>
-    <w:p>
-      <w:r>
-        <w:t>穴肉一寸寸咬住侵入者：入口环紧，中段吸吮，最深发酸回甜；阴蒂肿起，水声湿响。</w:t>
-      </w:r>
-    </w:p>
-    <w:p>
-      <w:r>
-        <w:t>（现场补强）后穴从指腹按压到贯入到底，薄肉壁传递振动，小腹被从内部提起。</w:t>
-      </w:r>
-    </w:p>
-    <w:p>
-      <w:r>
-        <w:t>（现场补强）口腔改写成通道，涎水淌到乳沟；精液注入烫过内壁，抽出后合不拢，再被捣回。</w:t>
-      </w:r>
-    </w:p>
-    <w:p>
-      <w:r>
-        <w:t>穴肉一寸寸咬住侵入者：入口环紧，中段吸吮，最深发酸回甜；阴蒂肿起，水声湿响。</w:t>
-      </w:r>
-    </w:p>
-    <w:p>
-      <w:r>
-        <w:t>递水的伴舞擦地胶时手抖，告诉自己别看脸，镜子太大躲不开，他只好当一枚螺丝。</w:t>
-      </w:r>
-    </w:p>
-    <w:p>
-      <w:r>
-        <w:t>（现场补强）真迹层次：热、空、失理性、主动索取、自扎最耻处。皮下亮光如宣判。</w:t>
-      </w:r>
-    </w:p>
-    <w:p>
-      <w:r>
-        <w:t>（现场补强）郑雅娴、崔椰奶、韩媛媛、赵美延、宋雨琦、周子瑜、雪允、金冬天、柳智敏、田曦薇的名字被粉光串起。</w:t>
-      </w:r>
-    </w:p>
-    <w:p>
-      <w:r>
-        <w:t>穴肉一寸寸咬住侵入者：入口环紧，中段吸吮，最深发酸回甜；阴蒂肿起，水声湿响。</w:t>
-      </w:r>
-    </w:p>
-    <w:p>
-      <w:r>
-        <w:t>（现场补强）凑崎纱夏不在场却无处不在；老板要的不是道歉，是占有。</w:t>
-      </w:r>
-    </w:p>
-    <w:p>
-      <w:r>
-        <w:t>递水的伴舞擦地胶时手抖，告诉自己别看脸，镜子太大躲不开，他只好当一枚螺丝。</w:t>
-      </w:r>
-    </w:p>
-    <w:p>
-      <w:r>
         <w:t>---</w:t>
       </w:r>
     </w:p>
@@ -6442,6 +5586,24 @@
     </w:p>
     <w:p>
       <w:pPr>
+        <w:pStyle w:val="Heading2"/>
+      </w:pPr>
+      <w:r>
+        <w:t>细写补强·门槛上的双世界</w:t>
+      </w:r>
+    </w:p>
+    <w:p>
+      <w:r>
+        <w:t>崔椰奶上半身探出巷口时，冷风刮过乳尖，下半身却仍在门内被人握住胯骨后入。前后温差大得荒谬：外面是城市的夜，里面是精液的热。龟头退出到入口又整根撞入时，她看见自己的白浊被带出来，挂在腿根，再被夜风吹冷。臭汗男的腹肌汗滴砸在她腰窝，肥宅的手指还在她嘴里搅，搅出更多涎水。她想咬，牙刚用力，穴里那根就恶意一顶——药效把顶撞翻译成甜，她立刻软了，呜咽着重新张开嘴。</w:t>
+      </w:r>
+    </w:p>
+    <w:p>
+      <w:r>
+        <w:t>巷口举灯牌的粉丝有人在吐，有人在笑，有人在打电话叫“兄弟快点来”。叫人的那个声音发颤，颤的不是恐惧，是兴奋到缺氧。椰奶听见“兄弟”，忽然想起媛媛姐的弟弟——血缘的乱已经够多了，外面还在滋生新的队列。她哭着伸手回去，指尖在门框上抓出白痕，抓不住任何人，只能抓住“还活着”的痛。</w:t>
+      </w:r>
+    </w:p>
+    <w:p>
+      <w:pPr>
         <w:pStyle w:val="Heading1"/>
       </w:pPr>
       <w:r>
@@ -8882,96 +8044,61 @@
       </w:r>
     </w:p>
     <w:p>
-      <w:r>
-        <w:t>针筒推尽的声音轻得像一声叹息。</w:t>
-      </w:r>
-    </w:p>
-    <w:p>
-      <w:r>
-        <w:t>粉色液体全部没入宋雨琦上臂内侧，针尖抽出时带出一点血珠，血珠中央却泛着不合理的粉光——皮下真的“亮了一下”，像有细小的霓虹在皮肉底下闪烁，随即沉入，只留一小片温热的红晕。领头人扔掉空安瓿，玻璃在道具间角落碎成星。他拍拍雨琦的脸：“欢迎，真迹。”</w:t>
-      </w:r>
-    </w:p>
-    <w:p>
-      <w:r>
-        <w:t>前三秒，什么都没有。</w:t>
-      </w:r>
-    </w:p>
-    <w:p>
-      <w:r>
-        <w:t>第四秒，热从针孔炸开，沿血管爬向肩、锁骨、胸、小腹、腿根。不是浅蓝色水杯那种黏腻的甜热，是更锋利的热，像有人用细火丝缝她的神经。雨琦咬着皮衣拉链，齿间皮革发苦，呼吸仍稳——稳到第五秒崩了一条缝：她的膝软了。</w:t>
-      </w:r>
-    </w:p>
-    <w:p>
-      <w:r>
-        <w:t>皮短裤勒进阴阜的缝突然变得难以忍受，布料每一次微动都像舌头。乳尖在皮衣内摩擦，硬得发疼。她听见自己喉咙里漏出短促的气音，立刻咬得更死。韩媛媛在门外喊：“前三分钟！别求——！”</w:t>
-      </w:r>
-    </w:p>
-    <w:p>
-      <w:r>
-        <w:t>雨琦抬眼，眼底仍是刀，刀锋却在熔化。</w:t>
-      </w:r>
-    </w:p>
-    <w:p>
-      <w:r>
-        <w:t>---</w:t>
-      </w:r>
-    </w:p>
-    <w:p>
       <w:pPr>
         <w:pStyle w:val="Heading2"/>
       </w:pPr>
       <w:r>
-        <w:t>药效苏醒</w:t>
-      </w:r>
-    </w:p>
-    <w:p>
-      <w:r>
-        <w:t>热在六分钟内完成占领。</w:t>
-      </w:r>
-    </w:p>
-    <w:p>
-      <w:r>
-        <w:t>宋雨琦的阴蒂率先背叛：在皮短裤的压迫下肿胀，每一次心跳都挤一下布料，挤出令人牙酸的快感。穴口渗水，迅速把皮裤裆部浸暗。她并腿，并腿让摩擦更甚；她张腿，空虚像空洞的嘴。英气的脸第一次出现迷茫——不是傻，是计算失败：她算过痛，算过辱，没算过自己的身体会主动要。</w:t>
-      </w:r>
-    </w:p>
-    <w:p>
-      <w:r>
-        <w:t>“……操。”她骂，骂给自己。</w:t>
-      </w:r>
-    </w:p>
-    <w:p>
-      <w:r>
-        <w:t>崔椰奶爬到门缝边，泪眼看她：“就是这种热……雨琦……抓我……别抓他们……”</w:t>
-      </w:r>
-    </w:p>
-    <w:p>
-      <w:r>
-        <w:t>雨琦把背靠上衣架，亮片刮过皮衣，发出细响。她对椰奶伸出被绑的手，两人指尖在门缝钩住。钩住让她好一点，好一点又让热找到出口——她夹紧，夹出一声压抑的哼。领头人笑：“自己磨上了。脱？”</w:t>
-      </w:r>
-    </w:p>
-    <w:p>
-      <w:r>
-        <w:t>“不脱。”雨琦说。</w:t>
-      </w:r>
-    </w:p>
-    <w:p>
-      <w:r>
-        <w:t>“那就隔着操。”有人解开裤链，把硬物抵上皮短裤湿暗的裆，隔着皮革顶碾。顶一下，雨琦眼前闪白；碾一下，她腰自己送。皮料被顶得陷入缝中，勒出形状。外面的人看不见插入，却看见她表情崩坏，欢呼更响。隔靴的刺激磨人，磨到她几乎开口求“进正的”，牙关又死死锁住。锁住的代价是鼻血——她咬破了鼻腔内侧。血与药效一起热。</w:t>
-      </w:r>
-    </w:p>
-    <w:p>
-      <w:r>
-        <w:t>赵美延被按在门边，用手指给自己扩张给别人看，同时对雨琦喊：“想别的！想舞步！想歌词！想……想曦薇骂你！”</w:t>
-      </w:r>
-    </w:p>
-    <w:p>
-      <w:r>
-        <w:t>田曦薇的名字再一次像冰。冰进热里，滋滋作响，只撑三秒。三秒后，雨琦还是软下去，跪到地板。皮衣的下摆翻起，露出一截腰。腰上指印旧的叠新的。她的内心独白被热撕成条：</w:t>
-      </w:r>
-    </w:p>
-    <w:p>
-      <w:r>
-        <w:t>我不能求。求了就完。可是好空。空比疼可怕。椰奶说抓她。我抓着。指尖好凉。我好烫。皮衣好紧。紧得像第二层逼。我恨。我湿。湿得有声音。外面在笑。笑让我更湿。我是不是坏了。曦薇……别看……来……别来……</w:t>
+        <w:t>细写补强·第一针亮在腿心</w:t>
+      </w:r>
+    </w:p>
+    <w:p>
+      <w:r>
+        <w:t>针尖刺入宋雨琦大腿内侧时，她听见自己牙齿打颤的声音。粉色真迹推进，皮下亮起那一下——真的亮，像有人在肉里按了快门。亮光过后是热，热过后是痒，痒过后是空：穴道突然饥渴地收缩，骑行裤裆部湿透，湿得她迈步都会磨到阴蒂。</w:t>
+      </w:r>
+    </w:p>
+    <w:p>
+      <w:r>
+        <w:t>换上打歌服的过程本身就是刑。亮面短夹克拉链只拉到乳下，高腰超短裙内防走光衬被掀起卡到腰后。她被按在把杆上后入时，舞台钻叮当作响，囊袋拍打湿软会阴，阴唇外翻吃进整根。她想夹紧逃，夹紧却把人咬得更深；潮吹喷在地胶上时，短裙摆被浇得透明。</w:t>
+      </w:r>
+    </w:p>
+    <w:p>
+      <w:r>
+        <w:t>皮衣环节更冷。拉链齿刮过乳沟，敞胸的凉与穴里的热对冲。男模托起她一条腿侧入，每一下都顶到最深，她黑着嗓子骂，骂着却伸手去抓对方肩——抓是为了不摔倒，也是为了把自己送上去。水手服过膝袜勒进大腿肉时，她已经不会完整说话，只会在后入的节奏里断续喊“雨琦还在……雨琦还在……”，像用名字钉住快要漂走的自己。</w:t>
+      </w:r>
+    </w:p>
+    <w:p>
+      <w:r>
+        <w:t>旁白式的配角——那个负责举手机的油头宅男——镜头对准针眼特写时手抖得厉害。他想：这光是真的。真的亮过，就不是AI。他咽了口唾沫，把曝光调高，把良心调低。</w:t>
+      </w:r>
+    </w:p>
+    <w:p>
+      <w:r>
+        <w:t>针筒推尽的声音轻得像一声叹息。</w:t>
+      </w:r>
+    </w:p>
+    <w:p>
+      <w:r>
+        <w:t>粉色液体全部没入宋雨琦上臂内侧，针尖抽出时带出一点血珠，血珠中央却泛着不合理的粉光——皮下真的“亮了一下”，像有细小的霓虹在皮肉底下闪烁，随即沉入，只留一小片温热的红晕。领头人扔掉空安瓿，玻璃在道具间角落碎成星。他拍拍雨琦的脸：“欢迎，真迹。”</w:t>
+      </w:r>
+    </w:p>
+    <w:p>
+      <w:r>
+        <w:t>前三秒，什么都没有。</w:t>
+      </w:r>
+    </w:p>
+    <w:p>
+      <w:r>
+        <w:t>第四秒，热从针孔炸开，沿血管爬向肩、锁骨、胸、小腹、腿根。不是浅蓝色水杯那种黏腻的甜热，是更锋利的热，像有人用细火丝缝她的神经。雨琦咬着皮衣拉链，齿间皮革发苦，呼吸仍稳——稳到第五秒崩了一条缝：她的膝软了。</w:t>
+      </w:r>
+    </w:p>
+    <w:p>
+      <w:r>
+        <w:t>皮短裤勒进阴阜的缝突然变得难以忍受，布料每一次微动都像舌头。乳尖在皮衣内摩擦，硬得发疼。她听见自己喉咙里漏出短促的气音，立刻咬得更死。韩媛媛在门外喊：“前三分钟！别求——！”</w:t>
+      </w:r>
+    </w:p>
+    <w:p>
+      <w:r>
+        <w:t>雨琦抬眼，眼底仍是刀，刀锋却在熔化。</w:t>
       </w:r>
     </w:p>
     <w:p>
@@ -8984,52 +8111,57 @@
         <w:pStyle w:val="Heading2"/>
       </w:pPr>
       <w:r>
-        <w:t>第一套：打歌服</w:t>
-      </w:r>
-    </w:p>
-    <w:p>
-      <w:r>
-        <w:t>领头人忽然叫停隔靴戏码：“换打歌服。真迹要上台。”</w:t>
-      </w:r>
-    </w:p>
-    <w:p>
-      <w:r>
-        <w:t>皮衣被剥开时，雨琦全身的汗在灯下发亮，针孔处的粉晕仍在。打歌服是亮片胸衣加超短裙，她自己的编号还在标签上。强行套上的过程本身就是猥亵：亮片刮过乳尖，胸衣罩杯偏小，把中等偏小的胸挤出乳沟错觉；短裙短到臀线下缘，内里被禁止穿任何东西——皮短裤扔到一边，下身直接暴露在裙摆阴影里。裙摆一动，腿心粉光（水光）可见。</w:t>
-      </w:r>
-    </w:p>
-    <w:p>
-      <w:r>
-        <w:t>“站好。出道姿势。”有人起哄。</w:t>
-      </w:r>
-    </w:p>
-    <w:p>
-      <w:r>
-        <w:t>雨琦被迫抬手，摆出打歌开场的pose。热让她的手发抖，pose歪了。歪了就被从后插入——真正的插入。龟头分开湿烫的阴唇，整根没入，短裙被顶得一耸一耸。亮片胸衣里的乳房轻颤，乳尖磨着内衬。她叫出声，声线竟带上舞台的穿透力，好听得令人恶心。男粉丝模仿应援口号，边操边喊她的名字。</w:t>
-      </w:r>
-    </w:p>
-    <w:p>
-      <w:r>
-        <w:t>抽送细节清晰残酷：每一记退出带出亮晶晶的丝，丝粘在大腿内侧肌肉上；每一记进入撞上最痒的点，点被粉色真迹放大十倍，快感尖锐得像刀背磨骨。雨琦的腿想站稳，膝却打弯，弯了就被抱起，面对面插入，亮片胸衣贴着对方汗湿的衣。短裙翻到腰，完全失去遮蔽。她看见镜中——道具间也有半面镜——自己像在拍最脏的直拍。</w:t>
-      </w:r>
-    </w:p>
-    <w:p>
-      <w:r>
-        <w:t>崔椰奶被拖进来，按在她身边，两人裙与裸身并置。椰奶已经没有完整衣服，只有白色腿套残片。雨琦伸手抱她，边被操边抱，像要用手臂做围栏。围栏挡不住第三人把性器送进雨琦嘴里。口腔与穴同时填满，浪叫变成含糊的呜。药效让她的舌头自己卷动，卷出深喉反射，男人爽得低吼。她恨舌头，舌头不管。</w:t>
-      </w:r>
-    </w:p>
-    <w:p>
-      <w:r>
-        <w:t>韩媛媛也被塞进道具间。狭小空间挤满肢体。女攻被命令给雨琦口交，同时自己被后入。韩媛媛的舌碰到雨琦肿起的阴蒂时，雨琦腰弹起，差点把头撞上衣架。亮片沙沙响。韩媛媛边舔边说：“泄一次……泄了会清一点……我帮你……”雨琦抓住她的头发，不知是按还是推，最终按了下去。高潮来时，她喷得比前几轮都凶，水溅到韩媛媛颊与亮片裙摆。喷完空虚立刻反扑，她咬住嘴唇，血又渗出来：“……还要……”</w:t>
-      </w:r>
-    </w:p>
-    <w:p>
-      <w:r>
-        <w:t>字出口，她自己听见，瞳孔地震。</w:t>
-      </w:r>
-    </w:p>
-    <w:p>
-      <w:r>
-        <w:t>“还要。”领头人重复，像收供词，“第一套成功。”</w:t>
+        <w:t>药效苏醒</w:t>
+      </w:r>
+    </w:p>
+    <w:p>
+      <w:r>
+        <w:t>热在六分钟内完成占领。</w:t>
+      </w:r>
+    </w:p>
+    <w:p>
+      <w:r>
+        <w:t>宋雨琦的阴蒂率先背叛：在皮短裤的压迫下肿胀，每一次心跳都挤一下布料，挤出令人牙酸的快感。穴口渗水，迅速把皮裤裆部浸暗。她并腿，并腿让摩擦更甚；她张腿，空虚像空洞的嘴。英气的脸第一次出现迷茫——不是傻，是计算失败：她算过痛，算过辱，没算过自己的身体会主动要。</w:t>
+      </w:r>
+    </w:p>
+    <w:p>
+      <w:r>
+        <w:t>“……操。”她骂，骂给自己。</w:t>
+      </w:r>
+    </w:p>
+    <w:p>
+      <w:r>
+        <w:t>崔椰奶爬到门缝边，泪眼看她：“就是这种热……雨琦……抓我……别抓他们……”</w:t>
+      </w:r>
+    </w:p>
+    <w:p>
+      <w:r>
+        <w:t>雨琦把背靠上衣架，亮片刮过皮衣，发出细响。她对椰奶伸出被绑的手，两人指尖在门缝钩住。钩住让她好一点，好一点又让热找到出口——她夹紧，夹出一声压抑的哼。领头人笑：“自己磨上了。脱？”</w:t>
+      </w:r>
+    </w:p>
+    <w:p>
+      <w:r>
+        <w:t>“不脱。”雨琦说。</w:t>
+      </w:r>
+    </w:p>
+    <w:p>
+      <w:r>
+        <w:t>“那就隔着操。”有人解开裤链，把硬物抵上皮短裤湿暗的裆，隔着皮革顶碾。顶一下，雨琦眼前闪白；碾一下，她腰自己送。皮料被顶得陷入缝中，勒出形状。外面的人看不见插入，却看见她表情崩坏，欢呼更响。隔靴的刺激磨人，磨到她几乎开口求“进正的”，牙关又死死锁住。锁住的代价是鼻血——她咬破了鼻腔内侧。血与药效一起热。</w:t>
+      </w:r>
+    </w:p>
+    <w:p>
+      <w:r>
+        <w:t>赵美延被按在门边，用手指给自己扩张给别人看，同时对雨琦喊：“想别的！想舞步！想歌词！想……想曦薇骂你！”</w:t>
+      </w:r>
+    </w:p>
+    <w:p>
+      <w:r>
+        <w:t>田曦薇的名字再一次像冰。冰进热里，滋滋作响，只撑三秒。三秒后，雨琦还是软下去，跪到地板。皮衣的下摆翻起，露出一截腰。腰上指印旧的叠新的。她的内心独白被热撕成条：</w:t>
+      </w:r>
+    </w:p>
+    <w:p>
+      <w:r>
+        <w:t>我不能求。求了就完。可是好空。空比疼可怕。椰奶说抓她。我抓着。指尖好凉。我好烫。皮衣好紧。紧得像第二层逼。我恨。我湿。湿得有声音。外面在笑。笑让我更湿。我是不是坏了。曦薇……别看……来……别来……</w:t>
       </w:r>
     </w:p>
     <w:p>
@@ -9042,32 +8174,52 @@
         <w:pStyle w:val="Heading2"/>
       </w:pPr>
       <w:r>
-        <w:t>打歌服下的群像</w:t>
-      </w:r>
-    </w:p>
-    <w:p>
-      <w:r>
-        <w:t>打歌服高潮后，宋雨琦被摆在箱子上，双腿打开，短裙堆腰，亮片胸衣被拉到颈下，乳房完全暴露。轮换重新开始。每一次内射都灌进被药效敏感到极致的甬道，精液温度被感知得无比清晰：先烫，后黏，再被下一人捣成泡沫。小腹渐渐鼓出一线。有人按她的肚子，精从穴口喷溅，喷到打歌服亮片上，亮片沾白，像污雪。</w:t>
-      </w:r>
-    </w:p>
-    <w:p>
-      <w:r>
-        <w:t>崔椰奶跪在旁边做“伴舞”——被迫的口侍与手侍，同时自己的穴被黑人伴舞进入。暗色与亮片同框。椰奶抓着雨琦的小腿，像抓把杆：“雨琦……我在……你看我……”雨琦看她，眼底潮红，刀光仍在，刀已卷刃。</w:t>
-      </w:r>
-    </w:p>
-    <w:p>
-      <w:r>
-        <w:t>赵美延被要求穿上雨琦打歌服的外套（宽大的那件），在镜前做下腰，下腰时被插入，叫出纱夏的名字。凑崎纱夏像诅咒，又像祷文。美延的腰软到极致，胸型圆润倒悬，乳尖滴汗。她看雨琦：“别怕亮……亮过会暗……暗的时候……逃……”</w:t>
-      </w:r>
-    </w:p>
-    <w:p>
-      <w:r>
-        <w:t>父亲被允许坐在门槛，肩伤粗暴包扎。他看着女儿的队友穿着打歌服被灌满，看着自己的女儿在旁浪叫，泪与生理反应同时存在。他用完好的那只手死死掐自己大腿，掐出青紫，防止勃起。领头人路过，踢他：“看。看就是你的惩罚。”</w:t>
-      </w:r>
-    </w:p>
-    <w:p>
-      <w:r>
-        <w:t>臭汗男射在雨琦亮片胸衣内侧，精液从罩杯边缘溢出。宅男收集短裙内侧的湿，用指涂在自己唇上，像品尝。肥宅让雨琦坐到他脸上，短裙罩住他的头，他的舌伸进穴里搅，搅到她又一次高潮，高潮时她抓住衣架，打歌服亮片割破指腹，血珠滚下。血与粉晕与精同在，道具间成了祭坛。</w:t>
+        <w:t>第一套：打歌服</w:t>
+      </w:r>
+    </w:p>
+    <w:p>
+      <w:r>
+        <w:t>领头人忽然叫停隔靴戏码：“换打歌服。真迹要上台。”</w:t>
+      </w:r>
+    </w:p>
+    <w:p>
+      <w:r>
+        <w:t>皮衣被剥开时，雨琦全身的汗在灯下发亮，针孔处的粉晕仍在。打歌服是亮片胸衣加超短裙，她自己的编号还在标签上。强行套上的过程本身就是猥亵：亮片刮过乳尖，胸衣罩杯偏小，把中等偏小的胸挤出乳沟错觉；短裙短到臀线下缘，内里被禁止穿任何东西——皮短裤扔到一边，下身直接暴露在裙摆阴影里。裙摆一动，腿心粉光（水光）可见。</w:t>
+      </w:r>
+    </w:p>
+    <w:p>
+      <w:r>
+        <w:t>“站好。出道姿势。”有人起哄。</w:t>
+      </w:r>
+    </w:p>
+    <w:p>
+      <w:r>
+        <w:t>雨琦被迫抬手，摆出打歌开场的pose。热让她的手发抖，pose歪了。歪了就被从后插入——真正的插入。龟头分开湿烫的阴唇，整根没入，短裙被顶得一耸一耸。亮片胸衣里的乳房轻颤，乳尖磨着内衬。她叫出声，声线竟带上舞台的穿透力，好听得令人恶心。男粉丝模仿应援口号，边操边喊她的名字。</w:t>
+      </w:r>
+    </w:p>
+    <w:p>
+      <w:r>
+        <w:t>抽送细节清晰残酷：每一记退出带出亮晶晶的丝，丝粘在大腿内侧肌肉上；每一记进入撞上最痒的点，点被粉色真迹放大十倍，快感尖锐得像刀背磨骨。雨琦的腿想站稳，膝却打弯，弯了就被抱起，面对面插入，亮片胸衣贴着对方汗湿的衣。短裙翻到腰，完全失去遮蔽。她看见镜中——道具间也有半面镜——自己像在拍最脏的直拍。</w:t>
+      </w:r>
+    </w:p>
+    <w:p>
+      <w:r>
+        <w:t>崔椰奶被拖进来，按在她身边，两人裙与裸身并置。椰奶已经没有完整衣服，只有白色腿套残片。雨琦伸手抱她，边被操边抱，像要用手臂做围栏。围栏挡不住第三人把性器送进雨琦嘴里。口腔与穴同时填满，浪叫变成含糊的呜。药效让她的舌头自己卷动，卷出深喉反射，男人爽得低吼。她恨舌头，舌头不管。</w:t>
+      </w:r>
+    </w:p>
+    <w:p>
+      <w:r>
+        <w:t>韩媛媛也被塞进道具间。狭小空间挤满肢体。女攻被命令给雨琦口交，同时自己被后入。韩媛媛的舌碰到雨琦肿起的阴蒂时，雨琦腰弹起，差点把头撞上衣架。亮片沙沙响。韩媛媛边舔边说：“泄一次……泄了会清一点……我帮你……”雨琦抓住她的头发，不知是按还是推，最终按了下去。高潮来时，她喷得比前几轮都凶，水溅到韩媛媛颊与亮片裙摆。喷完空虚立刻反扑，她咬住嘴唇，血又渗出来：“……还要……”</w:t>
+      </w:r>
+    </w:p>
+    <w:p>
+      <w:r>
+        <w:t>字出口，她自己听见，瞳孔地震。</w:t>
+      </w:r>
+    </w:p>
+    <w:p>
+      <w:r>
+        <w:t>“还要。”领头人重复，像收供词，“第一套成功。”</w:t>
       </w:r>
     </w:p>
     <w:p>
@@ -9080,52 +8232,32 @@
         <w:pStyle w:val="Heading2"/>
       </w:pPr>
       <w:r>
-        <w:t>第二套：皮衣</w:t>
-      </w:r>
-    </w:p>
-    <w:p>
-      <w:r>
-        <w:t>“换皮衣。”领头人宣布，“紧的环节。”</w:t>
-      </w:r>
-    </w:p>
-    <w:p>
-      <w:r>
-        <w:t>打歌服被撕开——不是脱，是撕，亮片崩飞，像一场小型爆炸。皮衣重新上身，这次连皮短裤一起，而且故意更狠地勒进缝里。拉链从后穴上方开始拉，只拉到一半，露出半开的后户与前缝。雨琦站着，像被皮革盛装的性器架。针孔处粉晕在皮衣袖口若隐若现。</w:t>
-      </w:r>
-    </w:p>
-    <w:p>
-      <w:r>
-        <w:t>药效第二波在皮衣内炸开。热与皮革的闷合成高温炉。她的汗无处蒸发，皮衣内壁滑腻。有人从拉链半开处插入前穴，皮革边缘刮着茎身与阴唇，异样的摩擦让双方都骂出声。后穴被手指打开，第二根尝试挤入。双龙在皮衣半开的束缚里进行，空间更窄，压迫更强。雨琦的惨叫终于不再压抑，英气破成哭腔：“太大……要裂……拔……不……别拔……碰那里……”</w:t>
-      </w:r>
-    </w:p>
-    <w:p>
-      <w:r>
-        <w:t>语无伦次是真迹的语言。</w:t>
-      </w:r>
-    </w:p>
-    <w:p>
-      <w:r>
-        <w:t>韩媛媛被命令骑在雨琦脸上，隔着自己的湿缝让她舔，同时俯身去解皮衣拉链，用舌与齿刺激露出的阴蒂。女女与双龙叠合，雨琦的世界只剩味道与胀满。她舔韩媛媛时忽然哭：“媛媛姐……我好热……我是不是……变成椰奶了……”</w:t>
-      </w:r>
-    </w:p>
-    <w:p>
-      <w:r>
-        <w:t>“变成也没关系。”韩媛媛哑声，“变成了也是我的人。听见没有？”</w:t>
-      </w:r>
-    </w:p>
-    <w:p>
-      <w:r>
-        <w:t>“听见……”雨琦把脸埋得更深。</w:t>
-      </w:r>
-    </w:p>
-    <w:p>
-      <w:r>
-        <w:t>崔椰奶钻到侧边，吻雨琦被精与泪糊住的眼角，把自己的手塞进雨琦手里：“抓我。我是小受。小受会抱小受。”两个被药点燃的人十指交扣，力道大得骨头发响。赵美延在旁边被后入，伸手抚过两人的头发，像残破的祝福。</w:t>
-      </w:r>
-    </w:p>
-    <w:p>
-      <w:r>
-        <w:t>皮衣环节的射精多发生在皮革内侧。精液灌进又漏出，沿皮短裤腿根淌，积在靴筒（有人强行给她套了舞台靴）。每走一步，黏腻声响。领头人让她“走秀”，走三步就被按到墙上插三下，再走。道具间短短几米，走成受刑。门外男粉丝拍打门框起哄，棒球帽下的眼睛亮得像兽。</w:t>
+        <w:t>打歌服下的群像</w:t>
+      </w:r>
+    </w:p>
+    <w:p>
+      <w:r>
+        <w:t>打歌服高潮后，宋雨琦被摆在箱子上，双腿打开，短裙堆腰，亮片胸衣被拉到颈下，乳房完全暴露。轮换重新开始。每一次内射都灌进被药效敏感到极致的甬道，精液温度被感知得无比清晰：先烫，后黏，再被下一人捣成泡沫。小腹渐渐鼓出一线。有人按她的肚子，精从穴口喷溅，喷到打歌服亮片上，亮片沾白，像污雪。</w:t>
+      </w:r>
+    </w:p>
+    <w:p>
+      <w:r>
+        <w:t>崔椰奶跪在旁边做“伴舞”——被迫的口侍与手侍，同时自己的穴被黑人伴舞进入。暗色与亮片同框。椰奶抓着雨琦的小腿，像抓把杆：“雨琦……我在……你看我……”雨琦看她，眼底潮红，刀光仍在，刀已卷刃。</w:t>
+      </w:r>
+    </w:p>
+    <w:p>
+      <w:r>
+        <w:t>赵美延被要求穿上雨琦打歌服的外套（宽大的那件），在镜前做下腰，下腰时被插入，叫出纱夏的名字。凑崎纱夏像诅咒，又像祷文。美延的腰软到极致，胸型圆润倒悬，乳尖滴汗。她看雨琦：“别怕亮……亮过会暗……暗的时候……逃……”</w:t>
+      </w:r>
+    </w:p>
+    <w:p>
+      <w:r>
+        <w:t>父亲被允许坐在门槛，肩伤粗暴包扎。他看着女儿的队友穿着打歌服被灌满，看着自己的女儿在旁浪叫，泪与生理反应同时存在。他用完好的那只手死死掐自己大腿，掐出青紫，防止勃起。领头人路过，踢他：“看。看就是你的惩罚。”</w:t>
+      </w:r>
+    </w:p>
+    <w:p>
+      <w:r>
+        <w:t>臭汗男射在雨琦亮片胸衣内侧，精液从罩杯边缘溢出。宅男收集短裙内侧的湿，用指涂在自己唇上，像品尝。肥宅让雨琦坐到他脸上，短裙罩住他的头，他的舌伸进穴里搅，搅到她又一次高潮，高潮时她抓住衣架，打歌服亮片割破指腹，血珠滚下。血与粉晕与精同在，道具间成了祭坛。</w:t>
       </w:r>
     </w:p>
     <w:p>
@@ -9138,47 +8270,52 @@
         <w:pStyle w:val="Heading2"/>
       </w:pPr>
       <w:r>
-        <w:t>皮衣中的内心与配角</w:t>
-      </w:r>
-    </w:p>
-    <w:p>
-      <w:r>
-        <w:t>雨琦的内心在皮衣闷热里长时间独白：</w:t>
-      </w:r>
-    </w:p>
-    <w:p>
-      <w:r>
-        <w:t>粉色会亮。亮的时候我看见自己臂上的光，美得想吐。热让我想被填满。填满让我想吐。吐不出来就夹。夹让他们夸舞担会吸。夸让我想咬断他们的舌。咬不到就咬媛媛姐——她让我咬。我咬了她的肩，血味让我清一秒。一秒后更热。曦薇，你教过我受伤要加压。我现在该压哪里？逼吗？压不住。水一直出来。打歌服亮片割破的指还在疼。疼是锚。我抓着疼。我还想要。我想要到死。死之前我想带她们走。走不了就记脸。记领头人帽檐。记肥宅肚腩上的痣。记宅男眼镜裂痕。记臭汗男的腋味型号。记下。记下。啊——那里——再深——</w:t>
-      </w:r>
-    </w:p>
-    <w:p>
-      <w:r>
-        <w:t>她在独白高潮处被灌满，精液冲进最深，小腹抽搐。皮衣拉链被拉上又拉开，像玩弄的呼吸。</w:t>
-      </w:r>
-    </w:p>
-    <w:p>
-      <w:r>
-        <w:t>宅男的短暂心理：皮衣女团是他硬盘里的标签，标签活过来会咬人——雨琦真的咬伤了他的腕。他流血，硬着，觉得爱情与命案只隔一层皮。</w:t>
-      </w:r>
-    </w:p>
-    <w:p>
-      <w:r>
-        <w:t>肥宅的短暂心理：她坐过我的脸。我够本。够本后怕天亮。怕让他更用力掐雨琦的臀，像把怕掐碎。</w:t>
-      </w:r>
-    </w:p>
-    <w:p>
-      <w:r>
-        <w:t>臭汗男的短暂心理：皮革混汗的味道终于压过我自己的臭。我爱上这味道。我把脸贴在她拉链上吸。吸到她踢我。踢我也爽。</w:t>
-      </w:r>
-    </w:p>
-    <w:p>
-      <w:r>
-        <w:t>黑人伴舞的短暂心理：药让她的内壁振动般吸吮，吸得我头皮发麻。我是舞者，我控得住节奏。控不住射精。射进皮衣，抽出来时看见白浊挂在拉链齿上，像脏雪。我擦掉。擦不掉罪。</w:t>
-      </w:r>
-    </w:p>
-    <w:p>
-      <w:r>
-        <w:t>领头人的短暂心理：第一针剂量刚好。再多会晕，晕了不能换第三套。水手服还在。郑雅娴那套淡黄裙子不在今晚——预告留给以后。今晚收雨琦。收了舞担，队就散了一角。角裂了，整墙会塌。</w:t>
+        <w:t>第二套：皮衣</w:t>
+      </w:r>
+    </w:p>
+    <w:p>
+      <w:r>
+        <w:t>“换皮衣。”领头人宣布，“紧的环节。”</w:t>
+      </w:r>
+    </w:p>
+    <w:p>
+      <w:r>
+        <w:t>打歌服被撕开——不是脱，是撕，亮片崩飞，像一场小型爆炸。皮衣重新上身，这次连皮短裤一起，而且故意更狠地勒进缝里。拉链从后穴上方开始拉，只拉到一半，露出半开的后户与前缝。雨琦站着，像被皮革盛装的性器架。针孔处粉晕在皮衣袖口若隐若现。</w:t>
+      </w:r>
+    </w:p>
+    <w:p>
+      <w:r>
+        <w:t>药效第二波在皮衣内炸开。热与皮革的闷合成高温炉。她的汗无处蒸发，皮衣内壁滑腻。有人从拉链半开处插入前穴，皮革边缘刮着茎身与阴唇，异样的摩擦让双方都骂出声。后穴被手指打开，第二根尝试挤入。双龙在皮衣半开的束缚里进行，空间更窄，压迫更强。雨琦的惨叫终于不再压抑，英气破成哭腔：“太大……要裂……拔……不……别拔……碰那里……”</w:t>
+      </w:r>
+    </w:p>
+    <w:p>
+      <w:r>
+        <w:t>语无伦次是真迹的语言。</w:t>
+      </w:r>
+    </w:p>
+    <w:p>
+      <w:r>
+        <w:t>韩媛媛被命令骑在雨琦脸上，隔着自己的湿缝让她舔，同时俯身去解皮衣拉链，用舌与齿刺激露出的阴蒂。女女与双龙叠合，雨琦的世界只剩味道与胀满。她舔韩媛媛时忽然哭：“媛媛姐……我好热……我是不是……变成椰奶了……”</w:t>
+      </w:r>
+    </w:p>
+    <w:p>
+      <w:r>
+        <w:t>“变成也没关系。”韩媛媛哑声，“变成了也是我的人。听见没有？”</w:t>
+      </w:r>
+    </w:p>
+    <w:p>
+      <w:r>
+        <w:t>“听见……”雨琦把脸埋得更深。</w:t>
+      </w:r>
+    </w:p>
+    <w:p>
+      <w:r>
+        <w:t>崔椰奶钻到侧边，吻雨琦被精与泪糊住的眼角，把自己的手塞进雨琦手里：“抓我。我是小受。小受会抱小受。”两个被药点燃的人十指交扣，力道大得骨头发响。赵美延在旁边被后入，伸手抚过两人的头发，像残破的祝福。</w:t>
+      </w:r>
+    </w:p>
+    <w:p>
+      <w:r>
+        <w:t>皮衣环节的射精多发生在皮革内侧。精液灌进又漏出，沿皮短裤腿根淌，积在靴筒（有人强行给她套了舞台靴）。每走一步，黏腻声响。领头人让她“走秀”，走三步就被按到墙上插三下，再走。道具间短短几米，走成受刑。门外男粉丝拍打门框起哄，棒球帽下的眼睛亮得像兽。</w:t>
       </w:r>
     </w:p>
     <w:p>
@@ -9191,57 +8328,47 @@
         <w:pStyle w:val="Heading2"/>
       </w:pPr>
       <w:r>
-        <w:t>第三套：水手服</w:t>
-      </w:r>
-    </w:p>
-    <w:p>
-      <w:r>
-        <w:t>“最后一套。”领头人打开衣架，“水手服。纯一点，才配脏。”</w:t>
-      </w:r>
-    </w:p>
-    <w:p>
-      <w:r>
-        <w:t>皮衣剥离时，雨琦的皮肤已是红印与汗的地图。水手服上衣被套上，领巾系成标准结，又被故意拉歪；褶裙很短，裙下真空；过膝袜被强行套上——白色，勒进腿肚肌肉。镜中的她像邪版学生偶像：脸上精痕，眼尾红，唇肿，裙下湿亮。粉色真迹让她看镜中自己都会兴奋，兴奋让她扇自己一耳光。耳光响亮。外面鼓掌。</w:t>
-      </w:r>
-    </w:p>
-    <w:p>
-      <w:r>
-        <w:t>崔椰奶看见水手服，哭得更凶：“太脏了……这种衣服……不该……”她自己却被热逼得伸手到裙下帮雨琦揉——帮，是韩媛媛示意的：与其让男人揉，不如自己人揉。雨琦靠在椰奶肩上，喘：“重一点……啊……就是那里……”阴蒂在指腹下跳动。褶裙一颤一颤。</w:t>
-      </w:r>
-    </w:p>
-    <w:p>
-      <w:r>
-        <w:t>进入水手服的第一根特别慢。领头人亲自来，像举行仪式。龟头分开阴唇，一寸寸没入，褶裙覆盖两人结合处，只露出囊袋拍打的节奏。领巾被他抓在手里当缰绳，后拉，雨琦颈仰起，喉线清晰。他边顶边说：“叫哥哥。叫老师。叫粉丝。”</w:t>
-      </w:r>
-    </w:p>
-    <w:p>
-      <w:r>
-        <w:t>雨琦拒绝。拒绝被顶到最深研磨。研磨到她哭着叫了“……老师……”，叫完恨自己，穴却绞紧。领头人满意，加速，囊袋把过膝袜边缘拍湿。射精时他抵死最深，灌到她小腹鼓起，再拔出，精液坠成团，落到白色袜筒。他用袜边抹干净龟头，像擦笔。</w:t>
-      </w:r>
-    </w:p>
-    <w:p>
-      <w:r>
-        <w:t>之后群涌而上。水手服被扯歪，纽扣崩开，乳房暴露，乳尖红肿。有人口含乳尖吸吮，有人从后入，有人让她跪着做口交，领巾垂进脏污。过膝袜被精液与爱液涂成半透明。雨琦在第三套衣服里高潮次数失控，每一次喷都让褶裙更深地贴在臀上。她抓着韩媛媛，抓着椰奶，抓着赵美延的手，四人连成链，链在冲击下断又续。</w:t>
-      </w:r>
-    </w:p>
-    <w:p>
-      <w:r>
-        <w:t>“我亮了吗……”雨琦忽然问，看着自己上臂。</w:t>
-      </w:r>
-    </w:p>
-    <w:p>
-      <w:r>
-        <w:t>针孔处又一次幽幽粉光，随高潮闪烁。崔椰奶伸舌去舔那光，舔到自己也颤：“……甜的。真的甜。浅蓝色也甜。我们……完了……”</w:t>
-      </w:r>
-    </w:p>
-    <w:p>
-      <w:r>
-        <w:t>“没完。”雨琦咬她耳朵，气声只给她，“亮是标记。标记能证明他们下药。你记着。活着就是证据。”</w:t>
-      </w:r>
-    </w:p>
-    <w:p>
-      <w:r>
-        <w:t>即使在最浪的浪里，她仍留下钉子。钉子让韩媛媛眼眶湿了：“不愧是你。”</w:t>
+        <w:t>皮衣中的内心与配角</w:t>
+      </w:r>
+    </w:p>
+    <w:p>
+      <w:r>
+        <w:t>雨琦的内心在皮衣闷热里长时间独白：</w:t>
+      </w:r>
+    </w:p>
+    <w:p>
+      <w:r>
+        <w:t>粉色会亮。亮的时候我看见自己臂上的光，美得想吐。热让我想被填满。填满让我想吐。吐不出来就夹。夹让他们夸舞担会吸。夸让我想咬断他们的舌。咬不到就咬媛媛姐——她让我咬。我咬了她的肩，血味让我清一秒。一秒后更热。曦薇，你教过我受伤要加压。我现在该压哪里？逼吗？压不住。水一直出来。打歌服亮片割破的指还在疼。疼是锚。我抓着疼。我还想要。我想要到死。死之前我想带她们走。走不了就记脸。记领头人帽檐。记肥宅肚腩上的痣。记宅男眼镜裂痕。记臭汗男的腋味型号。记下。记下。啊——那里——再深——</w:t>
+      </w:r>
+    </w:p>
+    <w:p>
+      <w:r>
+        <w:t>她在独白高潮处被灌满，精液冲进最深，小腹抽搐。皮衣拉链被拉上又拉开，像玩弄的呼吸。</w:t>
+      </w:r>
+    </w:p>
+    <w:p>
+      <w:r>
+        <w:t>宅男的短暂心理：皮衣女团是他硬盘里的标签，标签活过来会咬人——雨琦真的咬伤了他的腕。他流血，硬着，觉得爱情与命案只隔一层皮。</w:t>
+      </w:r>
+    </w:p>
+    <w:p>
+      <w:r>
+        <w:t>肥宅的短暂心理：她坐过我的脸。我够本。够本后怕天亮。怕让他更用力掐雨琦的臀，像把怕掐碎。</w:t>
+      </w:r>
+    </w:p>
+    <w:p>
+      <w:r>
+        <w:t>臭汗男的短暂心理：皮革混汗的味道终于压过我自己的臭。我爱上这味道。我把脸贴在她拉链上吸。吸到她踢我。踢我也爽。</w:t>
+      </w:r>
+    </w:p>
+    <w:p>
+      <w:r>
+        <w:t>黑人伴舞的短暂心理：药让她的内壁振动般吸吮，吸得我头皮发麻。我是舞者，我控得住节奏。控不住射精。射进皮衣，抽出来时看见白浊挂在拉链齿上，像脏雪。我擦掉。擦不掉罪。</w:t>
+      </w:r>
+    </w:p>
+    <w:p>
+      <w:r>
+        <w:t>领头人的短暂心理：第一针剂量刚好。再多会晕，晕了不能换第三套。水手服还在。郑雅娴那套淡黄裙子不在今晚——预告留给以后。今晚收雨琦。收了舞担，队就散了一角。角裂了，整墙会塌。</w:t>
       </w:r>
     </w:p>
     <w:p>
@@ -9254,27 +8381,57 @@
         <w:pStyle w:val="Heading2"/>
       </w:pPr>
       <w:r>
-        <w:t>三套衣的轮回虐待</w:t>
-      </w:r>
-    </w:p>
-    <w:p>
-      <w:r>
-        <w:t>领头人玩起新花样：三套衣服不固定，打歌服亮片披肩、皮衣只穿上衣、水手服褶裙，混搭到荒谬。雨琦被换来换去，像换娃娃装。每换一次，就插入一次“确认服帖”。确认服帖等于内射。精液成为衣服的内衬。</w:t>
-      </w:r>
-    </w:p>
-    <w:p>
-      <w:r>
-        <w:t>赵美延被迫帮她拉拉链、系领巾、整理亮片，手抖。每整理好一处，就被人从后插一下作为“工钱”。美延哭着整理，整理成仪式。凑崎纱夏的名字在她齿间磨碎，磨成只有自己听见的“对不起”。</w:t>
-      </w:r>
-    </w:p>
-    <w:p>
-      <w:r>
-        <w:t>父亲被拉进道具间角落，强迫“选一套最适合雨琦挨操的”。他不选。不选就被按着头靠近女儿的腿心——崔椰奶的——用舌。他崩溃舔着，雨琦在水手服里被操到浪叫，两道线同时进行。雨琦看见，怒火穿透药效：“别逼他！冲我来！”怒火让她夹得更狠，男人低吼射进，她却伸手去推父亲的肩：“退后。作证的人不要跪这么近。”</w:t>
-      </w:r>
-    </w:p>
-    <w:p>
-      <w:r>
-        <w:t>父亲退后，唇上亮晶晶，像鬼。</w:t>
+        <w:t>第三套：水手服</w:t>
+      </w:r>
+    </w:p>
+    <w:p>
+      <w:r>
+        <w:t>“最后一套。”领头人打开衣架，“水手服。纯一点，才配脏。”</w:t>
+      </w:r>
+    </w:p>
+    <w:p>
+      <w:r>
+        <w:t>皮衣剥离时，雨琦的皮肤已是红印与汗的地图。水手服上衣被套上，领巾系成标准结，又被故意拉歪；褶裙很短，裙下真空；过膝袜被强行套上——白色，勒进腿肚肌肉。镜中的她像邪版学生偶像：脸上精痕，眼尾红，唇肿，裙下湿亮。粉色真迹让她看镜中自己都会兴奋，兴奋让她扇自己一耳光。耳光响亮。外面鼓掌。</w:t>
+      </w:r>
+    </w:p>
+    <w:p>
+      <w:r>
+        <w:t>崔椰奶看见水手服，哭得更凶：“太脏了……这种衣服……不该……”她自己却被热逼得伸手到裙下帮雨琦揉——帮，是韩媛媛示意的：与其让男人揉，不如自己人揉。雨琦靠在椰奶肩上，喘：“重一点……啊……就是那里……”阴蒂在指腹下跳动。褶裙一颤一颤。</w:t>
+      </w:r>
+    </w:p>
+    <w:p>
+      <w:r>
+        <w:t>进入水手服的第一根特别慢。领头人亲自来，像举行仪式。龟头分开阴唇，一寸寸没入，褶裙覆盖两人结合处，只露出囊袋拍打的节奏。领巾被他抓在手里当缰绳，后拉，雨琦颈仰起，喉线清晰。他边顶边说：“叫哥哥。叫老师。叫粉丝。”</w:t>
+      </w:r>
+    </w:p>
+    <w:p>
+      <w:r>
+        <w:t>雨琦拒绝。拒绝被顶到最深研磨。研磨到她哭着叫了“……老师……”，叫完恨自己，穴却绞紧。领头人满意，加速，囊袋把过膝袜边缘拍湿。射精时他抵死最深，灌到她小腹鼓起，再拔出，精液坠成团，落到白色袜筒。他用袜边抹干净龟头，像擦笔。</w:t>
+      </w:r>
+    </w:p>
+    <w:p>
+      <w:r>
+        <w:t>之后群涌而上。水手服被扯歪，纽扣崩开，乳房暴露，乳尖红肿。有人口含乳尖吸吮，有人从后入，有人让她跪着做口交，领巾垂进脏污。过膝袜被精液与爱液涂成半透明。雨琦在第三套衣服里高潮次数失控，每一次喷都让褶裙更深地贴在臀上。她抓着韩媛媛，抓着椰奶，抓着赵美延的手，四人连成链，链在冲击下断又续。</w:t>
+      </w:r>
+    </w:p>
+    <w:p>
+      <w:r>
+        <w:t>“我亮了吗……”雨琦忽然问，看着自己上臂。</w:t>
+      </w:r>
+    </w:p>
+    <w:p>
+      <w:r>
+        <w:t>针孔处又一次幽幽粉光，随高潮闪烁。崔椰奶伸舌去舔那光，舔到自己也颤：“……甜的。真的甜。浅蓝色也甜。我们……完了……”</w:t>
+      </w:r>
+    </w:p>
+    <w:p>
+      <w:r>
+        <w:t>“没完。”雨琦咬她耳朵，气声只给她，“亮是标记。标记能证明他们下药。你记着。活着就是证据。”</w:t>
+      </w:r>
+    </w:p>
+    <w:p>
+      <w:r>
+        <w:t>即使在最浪的浪里，她仍留下钉子。钉子让韩媛媛眼眶湿了：“不愧是你。”</w:t>
       </w:r>
     </w:p>
     <w:p>
@@ -9287,47 +8444,27 @@
         <w:pStyle w:val="Heading2"/>
       </w:pPr>
       <w:r>
-        <w:t>浮光下的高潮阵</w:t>
-      </w:r>
-    </w:p>
-    <w:p>
-      <w:r>
-        <w:t>粉色真迹的高峰在午夜后某分钟降临。</w:t>
-      </w:r>
-    </w:p>
-    <w:p>
-      <w:r>
-        <w:t>宋雨琦忽然全身发抖，穴内自发痉挛，无需触碰就连续潮吹，吹到脱力。亮片、皮革、条纹布料在她身上东一件西一件，过膝袜滑到踝。她躺在道具堆里，眼翻白又清醒，清醒又翻白。崔椰奶趴在她身上磨豆腐，两道湿缝相贴，阴蒂互撞，水声细密。韩媛媛从后抱住两人，手指同时进入两个穴，搅。赵美延被按在她们头侧，用胸乳喂进雨琦嘴里——不是乳汁，是形状与温度，雨琦含着乳尖哭，哭得像孩。</w:t>
-      </w:r>
-    </w:p>
-    <w:p>
-      <w:r>
-        <w:t>男人们围成圈，撸，射，精液雨点般落在四人背上、发上、水手领巾上、打歌亮片上、皮衣袖上。领头人举起第二支安瓿（未拆）在灯下晃：“第一针完成。后面还有。郑雅娴、周子瑜、雪允……名单长着。今晚先吃饱。”</w:t>
-      </w:r>
-    </w:p>
-    <w:p>
-      <w:r>
-        <w:t>郑雅娴的名字再次作为预告落下。雨琦把名字咬进记忆：警告她，或成为未来的罪证链。</w:t>
-      </w:r>
-    </w:p>
-    <w:p>
-      <w:r>
-        <w:t>药效高峰过去一点，空虚反噬。雨琦撑起身，精液从腿心坠下，拉丝。她看向门——走廊仍在。脚步的来路仍在。她忽然冲——冲了两步，被伴舞拦腰抱起，抱起时穴空虚收缩，她竟在被拦腰的颠簸里又高潮一小波，羞愤到咬伴舞的臂，咬出血。伴舞闷哼，把她扔回衣堆，就地插入惩罚，抽送又深又稳。皮衣碎片、打歌亮片、水手领巾缠在两人之间，像旗。</w:t>
-      </w:r>
-    </w:p>
-    <w:p>
-      <w:r>
-        <w:t>“还跑吗？”领头人问。</w:t>
-      </w:r>
-    </w:p>
-    <w:p>
-      <w:r>
-        <w:t>雨琦喘，眼刀还在：“……还跑。”</w:t>
-      </w:r>
-    </w:p>
-    <w:p>
-      <w:r>
-        <w:t>“好。”领头人笑，“有药在，你跑到哪都热。热了就会回来求插。真迹认针，不认门。”</w:t>
+        <w:t>三套衣的轮回虐待</w:t>
+      </w:r>
+    </w:p>
+    <w:p>
+      <w:r>
+        <w:t>领头人玩起新花样：三套衣服不固定，打歌服亮片披肩、皮衣只穿上衣、水手服褶裙，混搭到荒谬。雨琦被换来换去，像换娃娃装。每换一次，就插入一次“确认服帖”。确认服帖等于内射。精液成为衣服的内衬。</w:t>
+      </w:r>
+    </w:p>
+    <w:p>
+      <w:r>
+        <w:t>赵美延被迫帮她拉拉链、系领巾、整理亮片，手抖。每整理好一处，就被人从后插一下作为“工钱”。美延哭着整理，整理成仪式。凑崎纱夏的名字在她齿间磨碎，磨成只有自己听见的“对不起”。</w:t>
+      </w:r>
+    </w:p>
+    <w:p>
+      <w:r>
+        <w:t>父亲被拉进道具间角落，强迫“选一套最适合雨琦挨操的”。他不选。不选就被按着头靠近女儿的腿心——崔椰奶的——用舌。他崩溃舔着，雨琦在水手服里被操到浪叫，两道线同时进行。雨琦看见，怒火穿透药效：“别逼他！冲我来！”怒火让她夹得更狠，男人低吼射进，她却伸手去推父亲的肩：“退后。作证的人不要跪这么近。”</w:t>
+      </w:r>
+    </w:p>
+    <w:p>
+      <w:r>
+        <w:t>父亲退后，唇上亮晶晶，像鬼。</w:t>
       </w:r>
     </w:p>
     <w:p>
@@ -9340,47 +8477,47 @@
         <w:pStyle w:val="Heading2"/>
       </w:pPr>
       <w:r>
-        <w:t>收束：亮着的夜</w:t>
-      </w:r>
-    </w:p>
-    <w:p>
-      <w:r>
-        <w:t>道具间的灯不灭。门外潮水声小了些，仍在。崔椰奶缩在雨琦怀里，白色腿套残片蹭着水手过膝袜，两种白都脏了。韩媛媛把皮衣盖在三人腰上，像破帐篷。赵美延靠着箱，手指无意识转那枚不在场的婚戒位置——指根空着，空比戒更重。</w:t>
-      </w:r>
-    </w:p>
-    <w:p>
-      <w:r>
-        <w:t>宋雨琦上臂的粉晕偶尔仍亮一下，像残存浮光。她低头看那光，忽然对三人说：“听好。第一针不是结束。是他们宣战。我们……还是女团。女团会谢幕，但不会自己跪下谢。”</w:t>
-      </w:r>
-    </w:p>
-    <w:p>
-      <w:r>
-        <w:t>椰奶点头，又诚实地夹腿：“可我还是好热……”</w:t>
-      </w:r>
-    </w:p>
-    <w:p>
-      <w:r>
-        <w:t>“热就抓我。”雨琦把她的手按在自己心口，“心还在跳。跳就行。”</w:t>
-      </w:r>
-    </w:p>
-    <w:p>
-      <w:r>
-        <w:t>领头人在门外对讲：“主室清理一轮。针剂箱锁好。老板那边……今晚别叫他回来。权柄，慢慢移。”话里已有第十一章的影子：权柄易主。雨琦听见，眼底记下。</w:t>
-      </w:r>
-    </w:p>
-    <w:p>
-      <w:r>
-        <w:t>被架起又放下的父亲在门槛，对雨琦哑声说：“谢谢你推门……又对不起你推门……”</w:t>
-      </w:r>
-    </w:p>
-    <w:p>
-      <w:r>
-        <w:t>雨琦看他：“那就活到能出庭。”</w:t>
-      </w:r>
-    </w:p>
-    <w:p>
-      <w:r>
-        <w:t>夜风从走廊来，经过十五步的来路，吹进道具间，吹动水手领巾、亮片残片、皮衣袖口。粉色浮光在她皮下最后轻轻一闪，像句号，又像省略号。</w:t>
+        <w:t>浮光下的高潮阵</w:t>
+      </w:r>
+    </w:p>
+    <w:p>
+      <w:r>
+        <w:t>粉色真迹的高峰在午夜后某分钟降临。</w:t>
+      </w:r>
+    </w:p>
+    <w:p>
+      <w:r>
+        <w:t>宋雨琦忽然全身发抖，穴内自发痉挛，无需触碰就连续潮吹，吹到脱力。亮片、皮革、条纹布料在她身上东一件西一件，过膝袜滑到踝。她躺在道具堆里，眼翻白又清醒，清醒又翻白。崔椰奶趴在她身上磨豆腐，两道湿缝相贴，阴蒂互撞，水声细密。韩媛媛从后抱住两人，手指同时进入两个穴，搅。赵美延被按在她们头侧，用胸乳喂进雨琦嘴里——不是乳汁，是形状与温度，雨琦含着乳尖哭，哭得像孩。</w:t>
+      </w:r>
+    </w:p>
+    <w:p>
+      <w:r>
+        <w:t>男人们围成圈，撸，射，精液雨点般落在四人背上、发上、水手领巾上、打歌亮片上、皮衣袖上。领头人举起第二支安瓿（未拆）在灯下晃：“第一针完成。后面还有。郑雅娴、周子瑜、雪允……名单长着。今晚先吃饱。”</w:t>
+      </w:r>
+    </w:p>
+    <w:p>
+      <w:r>
+        <w:t>郑雅娴的名字再次作为预告落下。雨琦把名字咬进记忆：警告她，或成为未来的罪证链。</w:t>
+      </w:r>
+    </w:p>
+    <w:p>
+      <w:r>
+        <w:t>药效高峰过去一点，空虚反噬。雨琦撑起身，精液从腿心坠下，拉丝。她看向门——走廊仍在。脚步的来路仍在。她忽然冲——冲了两步，被伴舞拦腰抱起，抱起时穴空虚收缩，她竟在被拦腰的颠簸里又高潮一小波，羞愤到咬伴舞的臂，咬出血。伴舞闷哼，把她扔回衣堆，就地插入惩罚，抽送又深又稳。皮衣碎片、打歌亮片、水手领巾缠在两人之间，像旗。</w:t>
+      </w:r>
+    </w:p>
+    <w:p>
+      <w:r>
+        <w:t>“还跑吗？”领头人问。</w:t>
+      </w:r>
+    </w:p>
+    <w:p>
+      <w:r>
+        <w:t>雨琦喘，眼刀还在：“……还跑。”</w:t>
+      </w:r>
+    </w:p>
+    <w:p>
+      <w:r>
+        <w:t>“好。”领头人笑，“有药在，你跑到哪都热。热了就会回来求插。真迹认针，不认门。”</w:t>
       </w:r>
     </w:p>
     <w:p>
@@ -9393,37 +8530,47 @@
         <w:pStyle w:val="Heading2"/>
       </w:pPr>
       <w:r>
-        <w:t>打歌服场的二度深描</w:t>
-      </w:r>
-    </w:p>
-    <w:p>
-      <w:r>
-        <w:t>亮片胸衣第二次被拉上时，宋雨琦的乳尖已经肿得碰一下就颤。罩杯边缘的亮片刮过肿粒，疼与爽拧成一股，逼她弓背。短裙内的真空让每一次坐下都成为插入的邀请——有人让她坐到性器上，褶——不，是亮片短裙罩住结合处，外面只看见她的腰在抖。腰抖的幅度被喊成“卡点”，有人打开女团打歌音频，鼓点与抽送强行同步。雨琦在自己的歌声里被操，歌声从音箱流出，浪叫从喉头流出，两道声线打架。</w:t>
-      </w:r>
-    </w:p>
-    <w:p>
-      <w:r>
-        <w:t>崔椰奶被命令做“伴舞位”：跪在侧前方，手扶雨琦的膝，嘴含另一根，眼睛上抬看雨琦被顶到失焦。小受的眼睛湿，却努力完成“伴舞”。韩媛媛在后方，被迫把脸贴在雨琦与男人的结合处舔溢出的白沫，舌尖偶尔触到雨琦的会阴，触电般让雨琦夹紧。赵美延站在镜前，被要求“指着自己的脸说应援语”，说完被扇，扇完再插。应援语与巴掌与插入组成残酷综艺。</w:t>
-      </w:r>
-    </w:p>
-    <w:p>
-      <w:r>
-        <w:t>器官层面，打歌服场把雨琦的前穴开发到“一碰就张”。阴唇外翻后不再完全闭合，粉红黏膜外露，空气流动都引起收缩。阴蒂探出，被亮片短裙内侧线头刮到就会抖。后穴在此阶段仍以手指与浅入为主，为皮衣场的双龙做准备；每一次浅入都留下火辣的环状记忆。</w:t>
-      </w:r>
-    </w:p>
-    <w:p>
-      <w:r>
-        <w:t>雨琦在高潮间隙抓住领头人的衣领——不顾一切——哑声问：“剂量多少？解药呢？”</w:t>
-      </w:r>
-    </w:p>
-    <w:p>
-      <w:r>
-        <w:t>领头人笑：“解药是下一根。或者下下根。真迹的解药是更多真迹。你问老板——哦，老板今晚失权了，差不多。”</w:t>
-      </w:r>
-    </w:p>
-    <w:p>
-      <w:r>
-        <w:t>失权。雨琦把词钉进脑子。第十一章的雷在远处响。</w:t>
+        <w:t>收束：亮着的夜</w:t>
+      </w:r>
+    </w:p>
+    <w:p>
+      <w:r>
+        <w:t>道具间的灯不灭。门外潮水声小了些，仍在。崔椰奶缩在雨琦怀里，白色腿套残片蹭着水手过膝袜，两种白都脏了。韩媛媛把皮衣盖在三人腰上，像破帐篷。赵美延靠着箱，手指无意识转那枚不在场的婚戒位置——指根空着，空比戒更重。</w:t>
+      </w:r>
+    </w:p>
+    <w:p>
+      <w:r>
+        <w:t>宋雨琦上臂的粉晕偶尔仍亮一下，像残存浮光。她低头看那光，忽然对三人说：“听好。第一针不是结束。是他们宣战。我们……还是女团。女团会谢幕，但不会自己跪下谢。”</w:t>
+      </w:r>
+    </w:p>
+    <w:p>
+      <w:r>
+        <w:t>椰奶点头，又诚实地夹腿：“可我还是好热……”</w:t>
+      </w:r>
+    </w:p>
+    <w:p>
+      <w:r>
+        <w:t>“热就抓我。”雨琦把她的手按在自己心口，“心还在跳。跳就行。”</w:t>
+      </w:r>
+    </w:p>
+    <w:p>
+      <w:r>
+        <w:t>领头人在门外对讲：“主室清理一轮。针剂箱锁好。老板那边……今晚别叫他回来。权柄，慢慢移。”话里已有第十一章的影子：权柄易主。雨琦听见，眼底记下。</w:t>
+      </w:r>
+    </w:p>
+    <w:p>
+      <w:r>
+        <w:t>被架起又放下的父亲在门槛，对雨琦哑声说：“谢谢你推门……又对不起你推门……”</w:t>
+      </w:r>
+    </w:p>
+    <w:p>
+      <w:r>
+        <w:t>雨琦看他：“那就活到能出庭。”</w:t>
+      </w:r>
+    </w:p>
+    <w:p>
+      <w:r>
+        <w:t>夜风从走廊来，经过十五步的来路，吹进道具间，吹动水手领巾、亮片残片、皮衣袖口。粉色浮光在她皮下最后轻轻一闪，像句号，又像省略号。</w:t>
       </w:r>
     </w:p>
     <w:p>
@@ -9436,37 +8583,37 @@
         <w:pStyle w:val="Heading2"/>
       </w:pPr>
       <w:r>
-        <w:t>皮衣场的材质酷刑</w:t>
-      </w:r>
-    </w:p>
-    <w:p>
-      <w:r>
-        <w:t>皮革的涩与滑随汗转化。宋雨琦在皮衣内像被封进烤箱，呼吸都带着皮味。拉链齿咬过阴唇的触感尖锐，有人故意只拉一半，让齿尖持续刺激尿道口附近，尿意与快感混淆，她第一次在恐惧中感觉自己要失禁。失禁没发生，潮吹发生了——水从半开拉链喷出，溅到地板，溅到围观者鞋面。</w:t>
-      </w:r>
-    </w:p>
-    <w:p>
-      <w:r>
-        <w:t>双龙真正完成时，道具间安静了一秒——那一秒是欣赏裂开边缘的沉默。前茎与后茎同时深入，中间隔着薄薄肉壁，两人甚至能感觉到彼此的青筋。雨琦的过呼吸开始，韩媛媛立刻掐她的人中，咬她的唇，把气渡给她：“跟我呼吸。吸——呼——别晕。晕了他们会灌更多。”</w:t>
-      </w:r>
-    </w:p>
-    <w:p>
-      <w:r>
-        <w:t>雨琦跟着呼吸，泪进嘴里。咸。她点头。双龙的抽送开始错拍：一进一出，永远满。错拍把快感拉成持续的峰，没有谷。没有谷的爽是刑。她哭着笑，笑着骂，骂着求慢，求慢被解读成求，于是更快。</w:t>
-      </w:r>
-    </w:p>
-    <w:p>
-      <w:r>
-        <w:t>皮衣上的口袋被人塞进用过的安瓿碎片，尖角扎腰，血珠渗出又被汗稀释。领头人说：“纪念品。”雨琦把碎片慢慢移到指间，想藏，被发现，巴掌落下，碎片夺走。证据意识再次被打醒：她需要别的证据——皮下的亮，多人的精，父亲的见证，走廊的路程。</w:t>
-      </w:r>
-    </w:p>
-    <w:p>
-      <w:r>
-        <w:t>崔椰奶在皮衣场被雨琦抱在怀里，两人胸贴胸，雨琦每被顶一下就抱紧一点。椰奶的穴也被同时进入，两人的浪叫叠成和声。韩媛媛骂：“别叠得这么好看——”骂完自己也湿，被人顺势插入。赵美延的手从侧面伸来，摸到雨琦针孔粉晕，摸到亮，忽然哭：“真的会亮……传闻是真的……”</w:t>
-      </w:r>
-    </w:p>
-    <w:p>
-      <w:r>
-        <w:t>凑崎纱夏若看见亮，会怎样？美延不敢想。想了就崩。崩了就夹。夹了就被夸。夸了更崩。</w:t>
+        <w:t>打歌服场的二度深描</w:t>
+      </w:r>
+    </w:p>
+    <w:p>
+      <w:r>
+        <w:t>亮片胸衣第二次被拉上时，宋雨琦的乳尖已经肿得碰一下就颤。罩杯边缘的亮片刮过肿粒，疼与爽拧成一股，逼她弓背。短裙内的真空让每一次坐下都成为插入的邀请——有人让她坐到性器上，褶——不，是亮片短裙罩住结合处，外面只看见她的腰在抖。腰抖的幅度被喊成“卡点”，有人打开女团打歌音频，鼓点与抽送强行同步。雨琦在自己的歌声里被操，歌声从音箱流出，浪叫从喉头流出，两道声线打架。</w:t>
+      </w:r>
+    </w:p>
+    <w:p>
+      <w:r>
+        <w:t>崔椰奶被命令做“伴舞位”：跪在侧前方，手扶雨琦的膝，嘴含另一根，眼睛上抬看雨琦被顶到失焦。小受的眼睛湿，却努力完成“伴舞”。韩媛媛在后方，被迫把脸贴在雨琦与男人的结合处舔溢出的白沫，舌尖偶尔触到雨琦的会阴，触电般让雨琦夹紧。赵美延站在镜前，被要求“指着自己的脸说应援语”，说完被扇，扇完再插。应援语与巴掌与插入组成残酷综艺。</w:t>
+      </w:r>
+    </w:p>
+    <w:p>
+      <w:r>
+        <w:t>器官层面，打歌服场把雨琦的前穴开发到“一碰就张”。阴唇外翻后不再完全闭合，粉红黏膜外露，空气流动都引起收缩。阴蒂探出，被亮片短裙内侧线头刮到就会抖。后穴在此阶段仍以手指与浅入为主，为皮衣场的双龙做准备；每一次浅入都留下火辣的环状记忆。</w:t>
+      </w:r>
+    </w:p>
+    <w:p>
+      <w:r>
+        <w:t>雨琦在高潮间隙抓住领头人的衣领——不顾一切——哑声问：“剂量多少？解药呢？”</w:t>
+      </w:r>
+    </w:p>
+    <w:p>
+      <w:r>
+        <w:t>领头人笑：“解药是下一根。或者下下根。真迹的解药是更多真迹。你问老板——哦，老板今晚失权了，差不多。”</w:t>
+      </w:r>
+    </w:p>
+    <w:p>
+      <w:r>
+        <w:t>失权。雨琦把词钉进脑子。第十一章的雷在远处响。</w:t>
       </w:r>
     </w:p>
     <w:p>
@@ -9479,37 +8626,37 @@
         <w:pStyle w:val="Heading2"/>
       </w:pPr>
       <w:r>
-        <w:t>水手服场的纯与脏</w:t>
-      </w:r>
-    </w:p>
-    <w:p>
-      <w:r>
-        <w:t>水手服的白色最怕脏，也最逼脏。</w:t>
-      </w:r>
-    </w:p>
-    <w:p>
-      <w:r>
-        <w:t>领巾被精液浸透后垂在胸前，像一条湿蛇。褶裙的每一道褶都藏着液体，走动时滴答。过膝袜的松紧带勒进腿肚，勒痕上有指印。宋雨琦被要求敬礼、鞠躬、自我介绍：“我是宋雨琦，今天请多关照。”介绍完被灌嘴。她的英气在学生偶像皮囊里碎得更刺耳——因为反差。反差是他们要的真迹效果。</w:t>
-      </w:r>
-    </w:p>
-    <w:p>
-      <w:r>
-        <w:t>有人只玩袜：用性器插进袜筒与腿之间的缝摩擦，射在袜口；有人让她用袜脚去踩、去搓；有人把袜脱到一半挂在脚上，像镣铐。雨琦的脚弓绷直，趾甲抠进鞋底（靴已被脱掉），抠出白痕。</w:t>
-      </w:r>
-    </w:p>
-    <w:p>
-      <w:r>
-        <w:t>插入水手服时的详细感：褶裙纱料刮着双方小腹；领巾被当拉绳改变后仰角度；上衣扣子崩开后，乳肉在凉空气里发颤，乳尖被夹子夹住（应援夹子），链子另一端挂在衣架，链短，她一被顶向前就扯到乳尖，痛浪齐飞。前穴在多轮后红肿到暗，进入仍滑，滑是因为水与精的混合润滑；内壁敏感点稍碾就喷。后穴终于被完整进入一次，撕裂般的胀伴随药效转化的奇异爽，她叫到声带疼痛，声带疼让她想起喊歌词的练习——练习从来不是为这种叫。</w:t>
-      </w:r>
-    </w:p>
-    <w:p>
-      <w:r>
-        <w:t>崔椰奶穿着雨琦的领巾（被转赠式羞辱），裸身跪着，像坏掉的宠物。她给雨琦做舌侍，舌面上有自己与别人的味道。雨琦按着她的头，动作凶，凶完又道歉：“对不起……我好热……我控制不了手……”椰奶抬眼，嘴角湿：“小受不怕。雨琦凶我……比他们碰我好……”</w:t>
-      </w:r>
-    </w:p>
-    <w:p>
-      <w:r>
-        <w:t>韩媛媛听见，又怒又怜，把椰奶拉起来吻，吻到两人都被从后插入，吻不断。赵美延把水手服上衣的扣子一颗颗捡起来，像捡剩下的体面，捡完被人一脚踢散。</w:t>
+        <w:t>皮衣场的材质酷刑</w:t>
+      </w:r>
+    </w:p>
+    <w:p>
+      <w:r>
+        <w:t>皮革的涩与滑随汗转化。宋雨琦在皮衣内像被封进烤箱，呼吸都带着皮味。拉链齿咬过阴唇的触感尖锐，有人故意只拉一半，让齿尖持续刺激尿道口附近，尿意与快感混淆，她第一次在恐惧中感觉自己要失禁。失禁没发生，潮吹发生了——水从半开拉链喷出，溅到地板，溅到围观者鞋面。</w:t>
+      </w:r>
+    </w:p>
+    <w:p>
+      <w:r>
+        <w:t>双龙真正完成时，道具间安静了一秒——那一秒是欣赏裂开边缘的沉默。前茎与后茎同时深入，中间隔着薄薄肉壁，两人甚至能感觉到彼此的青筋。雨琦的过呼吸开始，韩媛媛立刻掐她的人中，咬她的唇，把气渡给她：“跟我呼吸。吸——呼——别晕。晕了他们会灌更多。”</w:t>
+      </w:r>
+    </w:p>
+    <w:p>
+      <w:r>
+        <w:t>雨琦跟着呼吸，泪进嘴里。咸。她点头。双龙的抽送开始错拍：一进一出，永远满。错拍把快感拉成持续的峰，没有谷。没有谷的爽是刑。她哭着笑，笑着骂，骂着求慢，求慢被解读成求，于是更快。</w:t>
+      </w:r>
+    </w:p>
+    <w:p>
+      <w:r>
+        <w:t>皮衣上的口袋被人塞进用过的安瓿碎片，尖角扎腰，血珠渗出又被汗稀释。领头人说：“纪念品。”雨琦把碎片慢慢移到指间，想藏，被发现，巴掌落下，碎片夺走。证据意识再次被打醒：她需要别的证据——皮下的亮，多人的精，父亲的见证，走廊的路程。</w:t>
+      </w:r>
+    </w:p>
+    <w:p>
+      <w:r>
+        <w:t>崔椰奶在皮衣场被雨琦抱在怀里，两人胸贴胸，雨琦每被顶一下就抱紧一点。椰奶的穴也被同时进入，两人的浪叫叠成和声。韩媛媛骂：“别叠得这么好看——”骂完自己也湿，被人顺势插入。赵美延的手从侧面伸来，摸到雨琦针孔粉晕，摸到亮，忽然哭：“真的会亮……传闻是真的……”</w:t>
+      </w:r>
+    </w:p>
+    <w:p>
+      <w:r>
+        <w:t>凑崎纱夏若看见亮，会怎样？美延不敢想。想了就崩。崩了就夹。夹了就被夸。夸了更崩。</w:t>
       </w:r>
     </w:p>
     <w:p>
@@ -9522,62 +8669,37 @@
         <w:pStyle w:val="Heading2"/>
       </w:pPr>
       <w:r>
-        <w:t>浮光机制与身体记录</w:t>
-      </w:r>
-    </w:p>
-    <w:p>
-      <w:r>
-        <w:t>粉色真迹的“亮”有规律：注射后首次亮；高潮时微亮；被人提及“真迹”口号时偶尔应景亮。亮不是照明，是皮下浅粉的荧光，像科幻，又像咒。雨琦尝试在亮起时按压针孔，想把药挤出，挤不出，只挤出更热。热沿淋巴走，腋下、乳侧、腹股沟都发热。腹股沟的热直接转化为穴内的搏动。</w:t>
-      </w:r>
-    </w:p>
-    <w:p>
-      <w:r>
-        <w:t>到这一阶段，她的身体档案更新为：</w:t>
-      </w:r>
-    </w:p>
-    <w:p>
-      <w:r>
-        <w:t>- 上臂针孔：粉晕+间歇微光</w:t>
-      </w:r>
-    </w:p>
-    <w:p>
-      <w:r>
-        <w:t>- 乳房：肿胀、指印、夹痕、精斑</w:t>
-      </w:r>
-    </w:p>
-    <w:p>
-      <w:r>
-        <w:t>- 前穴：外翻、红暗、合不拢、持续渗混合液</w:t>
-      </w:r>
-    </w:p>
-    <w:p>
-      <w:r>
-        <w:t>- 阴蒂：持续充血，碰即抖</w:t>
-      </w:r>
-    </w:p>
-    <w:p>
-      <w:r>
-        <w:t>- 后穴：环状水肿，可完整纳入</w:t>
-      </w:r>
-    </w:p>
-    <w:p>
-      <w:r>
-        <w:t>- 口腔：唇裂、舌系带痛、喉肿</w:t>
-      </w:r>
-    </w:p>
-    <w:p>
-      <w:r>
-        <w:t>- 腿：肌肉痉挛后的酸、袜勒痕、膝破皮</w:t>
-      </w:r>
-    </w:p>
-    <w:p>
-      <w:r>
-        <w:t>- 心理：仍在记证据，仍在护人，仍在热中求插与拒插之间撕裂</w:t>
-      </w:r>
-    </w:p>
-    <w:p>
-      <w:r>
-        <w:t>撕裂本身让男人更硬。他们爱看舞担崩而不全崩。</w:t>
+        <w:t>水手服场的纯与脏</w:t>
+      </w:r>
+    </w:p>
+    <w:p>
+      <w:r>
+        <w:t>水手服的白色最怕脏，也最逼脏。</w:t>
+      </w:r>
+    </w:p>
+    <w:p>
+      <w:r>
+        <w:t>领巾被精液浸透后垂在胸前，像一条湿蛇。褶裙的每一道褶都藏着液体，走动时滴答。过膝袜的松紧带勒进腿肚，勒痕上有指印。宋雨琦被要求敬礼、鞠躬、自我介绍：“我是宋雨琦，今天请多关照。”介绍完被灌嘴。她的英气在学生偶像皮囊里碎得更刺耳——因为反差。反差是他们要的真迹效果。</w:t>
+      </w:r>
+    </w:p>
+    <w:p>
+      <w:r>
+        <w:t>有人只玩袜：用性器插进袜筒与腿之间的缝摩擦，射在袜口；有人让她用袜脚去踩、去搓；有人把袜脱到一半挂在脚上，像镣铐。雨琦的脚弓绷直，趾甲抠进鞋底（靴已被脱掉），抠出白痕。</w:t>
+      </w:r>
+    </w:p>
+    <w:p>
+      <w:r>
+        <w:t>插入水手服时的详细感：褶裙纱料刮着双方小腹；领巾被当拉绳改变后仰角度；上衣扣子崩开后，乳肉在凉空气里发颤，乳尖被夹子夹住（应援夹子），链子另一端挂在衣架，链短，她一被顶向前就扯到乳尖，痛浪齐飞。前穴在多轮后红肿到暗，进入仍滑，滑是因为水与精的混合润滑；内壁敏感点稍碾就喷。后穴终于被完整进入一次，撕裂般的胀伴随药效转化的奇异爽，她叫到声带疼痛，声带疼让她想起喊歌词的练习——练习从来不是为这种叫。</w:t>
+      </w:r>
+    </w:p>
+    <w:p>
+      <w:r>
+        <w:t>崔椰奶穿着雨琦的领巾（被转赠式羞辱），裸身跪着，像坏掉的宠物。她给雨琦做舌侍，舌面上有自己与别人的味道。雨琦按着她的头，动作凶，凶完又道歉：“对不起……我好热……我控制不了手……”椰奶抬眼，嘴角湿：“小受不怕。雨琦凶我……比他们碰我好……”</w:t>
+      </w:r>
+    </w:p>
+    <w:p>
+      <w:r>
+        <w:t>韩媛媛听见，又怒又怜，把椰奶拉起来吻，吻到两人都被从后插入，吻不断。赵美延把水手服上衣的扣子一颗颗捡起来，像捡剩下的体面，捡完被人一脚踢散。</w:t>
       </w:r>
     </w:p>
     <w:p>
@@ -9590,22 +8712,62 @@
         <w:pStyle w:val="Heading2"/>
       </w:pPr>
       <w:r>
-        <w:t>群像段落：四人与围观者</w:t>
-      </w:r>
-    </w:p>
-    <w:p>
-      <w:r>
-        <w:t>在水手服场末段，四人被绑成一串：腕与腕，用打歌服亮片腰带。串起来后放倒，像一条肉的蜈蚣。男人从一端开始插入，传到另一端。雨琦在端头，承受最深；椰奶次之，浪得最甜；韩媛媛中段，咬牙切齿；赵美延末端，叫纱夏。链条传导冲击，一人被顶，四人颤。领头人称之为“女团团结”。</w:t>
-      </w:r>
-    </w:p>
-    <w:p>
-      <w:r>
-        <w:t>团结的浪叫引来后门残余粉丝的鼓噪。鼓噪里，有人喊郑雅娴，有人喊周子瑜，像点未来的菜。雨琦把每一个名字都记下：菜单即罪单。</w:t>
-      </w:r>
-    </w:p>
-    <w:p>
-      <w:r>
-        <w:t>臭汗男射到力竭，躺在亮片堆里睡了三十秒，醒来又硬半寸，硬去蹭雨琦的袜。宅男开始整理“记忆文件夹”，口中念文件名，被领头人一巴掌打断：“别念。被听到就是证据。”宅男捂嘴，眼却更亮——证据这个词让他怕，怕让他兴奋。肥宅喂所有人喝运动饮料，喝到呛，呛到鼻孔喷，喷完继续被插。黑人伴舞轮流托举与插入，专业地防止有人关节脱臼“提前下场”。父亲在角落呕吐，吐完仍被命令睁眼。</w:t>
+        <w:t>浮光机制与身体记录</w:t>
+      </w:r>
+    </w:p>
+    <w:p>
+      <w:r>
+        <w:t>粉色真迹的“亮”有规律：注射后首次亮；高潮时微亮；被人提及“真迹”口号时偶尔应景亮。亮不是照明，是皮下浅粉的荧光，像科幻，又像咒。雨琦尝试在亮起时按压针孔，想把药挤出，挤不出，只挤出更热。热沿淋巴走，腋下、乳侧、腹股沟都发热。腹股沟的热直接转化为穴内的搏动。</w:t>
+      </w:r>
+    </w:p>
+    <w:p>
+      <w:r>
+        <w:t>到这一阶段，她的身体档案更新为：</w:t>
+      </w:r>
+    </w:p>
+    <w:p>
+      <w:r>
+        <w:t>- 上臂针孔：粉晕+间歇微光</w:t>
+      </w:r>
+    </w:p>
+    <w:p>
+      <w:r>
+        <w:t>- 乳房：肿胀、指印、夹痕、精斑</w:t>
+      </w:r>
+    </w:p>
+    <w:p>
+      <w:r>
+        <w:t>- 前穴：外翻、红暗、合不拢、持续渗混合液</w:t>
+      </w:r>
+    </w:p>
+    <w:p>
+      <w:r>
+        <w:t>- 阴蒂：持续充血，碰即抖</w:t>
+      </w:r>
+    </w:p>
+    <w:p>
+      <w:r>
+        <w:t>- 后穴：环状水肿，可完整纳入</w:t>
+      </w:r>
+    </w:p>
+    <w:p>
+      <w:r>
+        <w:t>- 口腔：唇裂、舌系带痛、喉肿</w:t>
+      </w:r>
+    </w:p>
+    <w:p>
+      <w:r>
+        <w:t>- 腿：肌肉痉挛后的酸、袜勒痕、膝破皮</w:t>
+      </w:r>
+    </w:p>
+    <w:p>
+      <w:r>
+        <w:t>- 心理：仍在记证据，仍在护人，仍在热中求插与拒插之间撕裂</w:t>
+      </w:r>
+    </w:p>
+    <w:p>
+      <w:r>
+        <w:t>撕裂本身让男人更硬。他们爱看舞担崩而不全崩。</w:t>
       </w:r>
     </w:p>
     <w:p>
@@ -9618,47 +8780,22 @@
         <w:pStyle w:val="Heading2"/>
       </w:pPr>
       <w:r>
-        <w:t>雨琦与曦薇的遥想</w:t>
-      </w:r>
-    </w:p>
-    <w:p>
-      <w:r>
-        <w:t>药效的波谷短暂到来，宋雨琦得以完整想田曦薇一次。</w:t>
-      </w:r>
-    </w:p>
-    <w:p>
-      <w:r>
-        <w:t>曦薇瘦而有肌肉线条，胸很大，爱穿紧身衣——雨琦曾笑她“走路惹火”。笑的日子像上个世纪。此刻雨琦若能打电话，会只说三个字：别来。可电话不在。来的会是以后，是第二十章的救援与再陷。雨琦不知道未来章节，只知道直觉：救我的人容易陷进同一泥。直觉让她更想自己挣，而不是等救。</w:t>
-      </w:r>
-    </w:p>
-    <w:p>
-      <w:r>
-        <w:t>她在波谷里对韩媛媛说：“如果我再热到失控，你扇我。扇醒。别让我自己去门口求插。”</w:t>
-      </w:r>
-    </w:p>
-    <w:p>
-      <w:r>
-        <w:t>韩媛媛点头：“扇。扇完亲。亲完再扇。”</w:t>
-      </w:r>
-    </w:p>
-    <w:p>
-      <w:r>
-        <w:t>椰奶小声：“也扇我……”</w:t>
-      </w:r>
-    </w:p>
-    <w:p>
-      <w:r>
-        <w:t>赵美延：“扇我时……别提纱夏……我自己会提……”</w:t>
-      </w:r>
-    </w:p>
-    <w:p>
-      <w:r>
-        <w:t>四人笑了一下，笑很短，短得像错觉。错觉结束，热浪又起。雨琦的穴自己收缩出声，男人听见，哄笑着重新围拢。水手领巾被抓住，打歌亮片被贴到她阴阜当装饰，皮衣袖套在她肘上——三套衣的碎片同时在身，像真正的完结仪式。</w:t>
-      </w:r>
-    </w:p>
-    <w:p>
-      <w:r>
-        <w:t>插入同时发生在她的穴与韩媛媛的穴，两人被迫胸贴胸，乳尖互磨。椰奶的舌在她们下颌之间游走。美延的手被拉去握住两根等待的性器。道具间的气味浓到化不开。粉色浮光在雨琦臂上应高潮而亮，照出一张张潮红的脸。</w:t>
+        <w:t>群像段落：四人与围观者</w:t>
+      </w:r>
+    </w:p>
+    <w:p>
+      <w:r>
+        <w:t>在水手服场末段，四人被绑成一串：腕与腕，用打歌服亮片腰带。串起来后放倒，像一条肉的蜈蚣。男人从一端开始插入，传到另一端。雨琦在端头，承受最深；椰奶次之，浪得最甜；韩媛媛中段，咬牙切齿；赵美延末端，叫纱夏。链条传导冲击，一人被顶，四人颤。领头人称之为“女团团结”。</w:t>
+      </w:r>
+    </w:p>
+    <w:p>
+      <w:r>
+        <w:t>团结的浪叫引来后门残余粉丝的鼓噪。鼓噪里，有人喊郑雅娴，有人喊周子瑜，像点未来的菜。雨琦把每一个名字都记下：菜单即罪单。</w:t>
+      </w:r>
+    </w:p>
+    <w:p>
+      <w:r>
+        <w:t>臭汗男射到力竭，躺在亮片堆里睡了三十秒，醒来又硬半寸，硬去蹭雨琦的袜。宅男开始整理“记忆文件夹”，口中念文件名，被领头人一巴掌打断：“别念。被听到就是证据。”宅男捂嘴，眼却更亮——证据这个词让他怕，怕让他兴奋。肥宅喂所有人喝运动饮料，喝到呛，呛到鼻孔喷，喷完继续被插。黑人伴舞轮流托举与插入，专业地防止有人关节脱臼“提前下场”。父亲在角落呕吐，吐完仍被命令睁眼。</w:t>
       </w:r>
     </w:p>
     <w:p>
@@ -9671,367 +8808,47 @@
         <w:pStyle w:val="Heading2"/>
       </w:pPr>
       <w:r>
-        <w:t>第一针的余韵与权力低语</w:t>
-      </w:r>
-    </w:p>
-    <w:p>
-      <w:r>
-        <w:t>射精的高潮阵过后，领头人没有立刻再来一轮。他擦手，整理棒球帽，对小弟说：“箱锁好。剂量表记上——宋雨琦，第一针，完成。崔椰奶继续用水杯余效与补针预备。赵美延、韩媛媛……明天。今晚先让舞担带着浮光睡觉——睡不着也睁着眼。”</w:t>
-      </w:r>
-    </w:p>
-    <w:p>
-      <w:r>
-        <w:t>他看向雨琦，礼貌得可怕：“你很棒。比我想的更能撑。真迹喜欢你这种。以后郑雅娴来了，你教她怎么叫——用你的声线。”</w:t>
-      </w:r>
-    </w:p>
-    <w:p>
-      <w:r>
-        <w:t>雨琦吐血痰到他鞋上第二次。他笑，不擦：“点火还在。”</w:t>
-      </w:r>
-    </w:p>
-    <w:p>
-      <w:r>
-        <w:t>门外，对讲机里有人汇报老板动向：纱夏她爸的车没出现。领头人眼底闪过野心：“权柄……可以易主了。熟人先打药。外人都听我的。”野心的话像第十一章的开门钥匙，轻轻放在第十章桌面。</w:t>
-      </w:r>
-    </w:p>
-    <w:p>
-      <w:r>
-        <w:t>宋雨琦把脸埋进崔椰奶头发里，闻到汗与精与浅蓝色事件后的甜腥。她说：“椰奶，浅蓝色是开始。粉色是升级。我们都中招了。中招不是同意。”</w:t>
-      </w:r>
-    </w:p>
-    <w:p>
-      <w:r>
-        <w:t>椰奶点头，抓她更紧：“中招……还想要……怎么办……”</w:t>
-      </w:r>
-    </w:p>
-    <w:p>
-      <w:r>
-        <w:t>“抓我。咬我。别一个人空着忍。”雨琦把手指伸进椰奶穴里，缓慢搅，给她内壁一点“自己人的填充”。椰奶哭着谢，谢得浪。韩媛媛加入手指，两人一起安抚小受，安抚本身又被围观者当成表演，重新起哄。赵美延用身体挡住部分视线，挡不住多少。</w:t>
-      </w:r>
-    </w:p>
-    <w:p>
-      <w:r>
-        <w:t>夜风再次从走廊来。十五步的来路空着，像嘲笑。雨琦看向那空，臂上粉光最后一闪。</w:t>
-      </w:r>
-    </w:p>
-    <w:p>
-      <w:r>
-        <w:t>第一针，完成。</w:t>
-      </w:r>
-    </w:p>
-    <w:p>
-      <w:r>
-        <w:t>三套衣服，都脏了。</w:t>
-      </w:r>
-    </w:p>
-    <w:p>
-      <w:r>
-        <w:t>打歌服的亮片粘着精与血，皮衣的拉链齿挂着白浊，水手服的领巾与过膝袜湿透发亮——三套行头像三份笔录，写明粉色浮光如何把英气的舞担一寸寸写进真迹。崔椰奶、韩媛媛、赵美延围着她，像残破的队形。队形外，领头人锁上针剂箱，棒球帽檐压得很低；箱内其余安瓿轻轻碰撞，粉光在玻璃里沉睡，等待郑雅娴与更多名字。</w:t>
-      </w:r>
-    </w:p>
-    <w:p>
-      <w:r>
-        <w:t>而真迹之夜，仍未尽。</w:t>
-      </w:r>
-    </w:p>
-    <w:p>
-      <w:r>
-        <w:t>（补强）穴肉一寸寸咬住侵入者：入口环紧，中段吸吮，最深发酸回甜；阴蒂肿起，结合处拉出银丝。</w:t>
-      </w:r>
-    </w:p>
-    <w:p>
-      <w:r>
-        <w:t>手指屈起刮过上壁敏感带时，乳尖发硬，穴口喷出一小股热液，浇在腕骨上。</w:t>
-      </w:r>
-    </w:p>
-    <w:p>
-      <w:r>
-        <w:t>（补强）配角伴舞把毛巾攥出褶，告诉自己别看脸，镜子太大躲不开，只能当一枚螺丝钉。</w:t>
-      </w:r>
-    </w:p>
-    <w:p>
-      <w:r>
-        <w:t>（补强）她内心双轨并行：一条喊停与对不起，一条精确记录深度与角度，最终腰肢先投降。</w:t>
-      </w:r>
-    </w:p>
-    <w:p>
-      <w:r>
-        <w:t>手指屈起刮过上壁敏感带时，乳尖发硬，穴口喷出一小股热液，浇在腕骨上。</w:t>
-      </w:r>
-    </w:p>
-    <w:p>
-      <w:r>
-        <w:t>（补强）真迹皮下亮起如宣判；抽插水声叠进镜墙，白浊与爱液被捣成细沫。</w:t>
-      </w:r>
-    </w:p>
-    <w:p>
-      <w:r>
-        <w:t>（补强）郑雅娴的名字像未落地的引线；凑崎纱夏不在场却以愧疚的形式无处不在。</w:t>
-      </w:r>
-    </w:p>
-    <w:p>
-      <w:r>
-        <w:t>手指屈起刮过上壁敏感带时，乳尖发硬，穴口喷出一小股热液，浇在腕骨上。</w:t>
-      </w:r>
-    </w:p>
-    <w:p>
-      <w:r>
-        <w:t>（补强）穴肉一寸寸咬住侵入者：入口环紧，中段吸吮，最深发酸回甜；阴蒂肿起，结合处拉出银丝。</w:t>
-      </w:r>
-    </w:p>
-    <w:p>
-      <w:r>
-        <w:t>（补强）配角伴舞把毛巾攥出褶，告诉自己别看脸，镜子太大躲不开，只能当一枚螺丝钉。</w:t>
-      </w:r>
-    </w:p>
-    <w:p>
-      <w:r>
-        <w:t>手指屈起刮过上壁敏感带时，乳尖发硬，穴口喷出一小股热液，浇在腕骨上。</w:t>
-      </w:r>
-    </w:p>
-    <w:p>
-      <w:r>
-        <w:t>（补强）她内心双轨并行：一条喊停与对不起，一条精确记录深度与角度，最终腰肢先投降。</w:t>
-      </w:r>
-    </w:p>
-    <w:p>
-      <w:r>
-        <w:t>（补强）真迹皮下亮起如宣判；抽插水声叠进镜墙，白浊与爱液被捣成细沫。</w:t>
-      </w:r>
-    </w:p>
-    <w:p>
-      <w:r>
-        <w:t>手指屈起刮过上壁敏感带时，乳尖发硬，穴口喷出一小股热液，浇在腕骨上。</w:t>
-      </w:r>
-    </w:p>
-    <w:p>
-      <w:r>
-        <w:t>（补强）郑雅娴的名字像未落地的引线；凑崎纱夏不在场却以愧疚的形式无处不在。</w:t>
-      </w:r>
-    </w:p>
-    <w:p>
-      <w:r>
-        <w:t>（补强）穴肉一寸寸咬住侵入者：入口环紧，中段吸吮，最深发酸回甜；阴蒂肿起，结合处拉出银丝。</w:t>
-      </w:r>
-    </w:p>
-    <w:p>
-      <w:r>
-        <w:t>手指屈起刮过上壁敏感带时，乳尖发硬，穴口喷出一小股热液，浇在腕骨上。</w:t>
-      </w:r>
-    </w:p>
-    <w:p>
-      <w:r>
-        <w:t>（补强）配角伴舞把毛巾攥出褶，告诉自己别看脸，镜子太大躲不开，只能当一枚螺丝钉。</w:t>
-      </w:r>
-    </w:p>
-    <w:p>
-      <w:r>
-        <w:t>（补强）她内心双轨并行：一条喊停与对不起，一条精确记录深度与角度，最终腰肢先投降。</w:t>
-      </w:r>
-    </w:p>
-    <w:p>
-      <w:r>
-        <w:t>手指屈起刮过上壁敏感带时，乳尖发硬，穴口喷出一小股热液，浇在腕骨上。</w:t>
-      </w:r>
-    </w:p>
-    <w:p>
-      <w:r>
-        <w:t>（补强）真迹皮下亮起如宣判；抽插水声叠进镜墙，白浊与爱液被捣成细沫。</w:t>
-      </w:r>
-    </w:p>
-    <w:p>
-      <w:r>
-        <w:t>（补强）郑雅娴的名字像未落地的引线；凑崎纱夏不在场却以愧疚的形式无处不在。</w:t>
-      </w:r>
-    </w:p>
-    <w:p>
-      <w:r>
-        <w:t>手指屈起刮过上壁敏感带时，乳尖发硬，穴口喷出一小股热液，浇在腕骨上。</w:t>
-      </w:r>
-    </w:p>
-    <w:p>
-      <w:r>
-        <w:t>（补强）穴肉一寸寸咬住侵入者：入口环紧，中段吸吮，最深发酸回甜；阴蒂肿起，结合处拉出银丝。</w:t>
-      </w:r>
-    </w:p>
-    <w:p>
-      <w:r>
-        <w:t>（补强）配角伴舞把毛巾攥出褶，告诉自己别看脸，镜子太大躲不开，只能当一枚螺丝钉。</w:t>
-      </w:r>
-    </w:p>
-    <w:p>
-      <w:r>
-        <w:t>手指屈起刮过上壁敏感带时，乳尖发硬，穴口喷出一小股热液，浇在腕骨上。</w:t>
-      </w:r>
-    </w:p>
-    <w:p>
-      <w:r>
-        <w:t>（补强）她内心双轨并行：一条喊停与对不起，一条精确记录深度与角度，最终腰肢先投降。</w:t>
-      </w:r>
-    </w:p>
-    <w:p>
-      <w:r>
-        <w:t>（补强）真迹皮下亮起如宣判；抽插水声叠进镜墙，白浊与爱液被捣成细沫。</w:t>
-      </w:r>
-    </w:p>
-    <w:p>
-      <w:r>
-        <w:t>手指屈起刮过上壁敏感带时，乳尖发硬，穴口喷出一小股热液，浇在腕骨上。</w:t>
-      </w:r>
-    </w:p>
-    <w:p>
-      <w:r>
-        <w:t>（补强）郑雅娴的名字像未落地的引线；凑崎纱夏不在场却以愧疚的形式无处不在。</w:t>
-      </w:r>
-    </w:p>
-    <w:p>
-      <w:r>
-        <w:t>（补强）穴肉一寸寸咬住侵入者：入口环紧，中段吸吮，最深发酸回甜；阴蒂肿起，结合处拉出银丝。</w:t>
-      </w:r>
-    </w:p>
-    <w:p>
-      <w:r>
-        <w:t>手指屈起刮过上壁敏感带时，乳尖发硬，穴口喷出一小股热液，浇在腕骨上。</w:t>
-      </w:r>
-    </w:p>
-    <w:p>
-      <w:r>
-        <w:t>（补强）配角伴舞把毛巾攥出褶，告诉自己别看脸，镜子太大躲不开，只能当一枚螺丝钉。</w:t>
-      </w:r>
-    </w:p>
-    <w:p>
-      <w:r>
-        <w:t>（补强）她内心双轨并行：一条喊停与对不起，一条精确记录深度与角度，最终腰肢先投降。</w:t>
-      </w:r>
-    </w:p>
-    <w:p>
-      <w:r>
-        <w:t>手指屈起刮过上壁敏感带时，乳尖发硬，穴口喷出一小股热液，浇在腕骨上。</w:t>
-      </w:r>
-    </w:p>
-    <w:p>
-      <w:r>
-        <w:t>（补强）真迹皮下亮起如宣判；抽插水声叠进镜墙，白浊与爱液被捣成细沫。</w:t>
-      </w:r>
-    </w:p>
-    <w:p>
-      <w:r>
-        <w:t>（补强）郑雅娴的名字像未落地的引线；凑崎纱夏不在场却以愧疚的形式无处不在。</w:t>
-      </w:r>
-    </w:p>
-    <w:p>
-      <w:r>
-        <w:t>手指屈起刮过上壁敏感带时，乳尖发硬，穴口喷出一小股热液，浇在腕骨上。</w:t>
-      </w:r>
-    </w:p>
-    <w:p>
-      <w:r>
-        <w:t>（补强）穴肉一寸寸咬住侵入者：入口环紧，中段吸吮，最深发酸回甜；阴蒂肿起，结合处拉出银丝。</w:t>
-      </w:r>
-    </w:p>
-    <w:p>
-      <w:r>
-        <w:t>（补强）配角伴舞把毛巾攥出褶，告诉自己别看脸，镜子太大躲不开，只能当一枚螺丝钉。</w:t>
-      </w:r>
-    </w:p>
-    <w:p>
-      <w:r>
-        <w:t>手指屈起刮过上壁敏感带时，乳尖发硬，穴口喷出一小股热液，浇在腕骨上。</w:t>
-      </w:r>
-    </w:p>
-    <w:p>
-      <w:r>
-        <w:t>（补强）她内心双轨并行：一条喊停与对不起，一条精确记录深度与角度，最终腰肢先投降。</w:t>
-      </w:r>
-    </w:p>
-    <w:p>
-      <w:r>
-        <w:t>（补强）真迹皮下亮起如宣判；抽插水声叠进镜墙，白浊与爱液被捣成细沫。</w:t>
-      </w:r>
-    </w:p>
-    <w:p>
-      <w:r>
-        <w:t>手指屈起刮过上壁敏感带时，乳尖发硬，穴口喷出一小股热液，浇在腕骨上。</w:t>
-      </w:r>
-    </w:p>
-    <w:p>
-      <w:r>
-        <w:t>（补强）郑雅娴的名字像未落地的引线；凑崎纱夏不在场却以愧疚的形式无处不在。</w:t>
-      </w:r>
-    </w:p>
-    <w:p>
-      <w:r>
-        <w:t>（补强）穴肉一寸寸咬住侵入者：入口环紧，中段吸吮，最深发酸回甜；阴蒂肿起，结合处拉出银丝。</w:t>
-      </w:r>
-    </w:p>
-    <w:p>
-      <w:r>
-        <w:t>手指屈起刮过上壁敏感带时，乳尖发硬，穴口喷出一小股热液，浇在腕骨上。</w:t>
-      </w:r>
-    </w:p>
-    <w:p>
-      <w:r>
-        <w:t>（补强）配角伴舞把毛巾攥出褶，告诉自己别看脸，镜子太大躲不开，只能当一枚螺丝钉。</w:t>
-      </w:r>
-    </w:p>
-    <w:p>
-      <w:r>
-        <w:t>（补强）她内心双轨并行：一条喊停与对不起，一条精确记录深度与角度，最终腰肢先投降。</w:t>
-      </w:r>
-    </w:p>
-    <w:p>
-      <w:r>
-        <w:t>手指屈起刮过上壁敏感带时，乳尖发硬，穴口喷出一小股热液，浇在腕骨上。</w:t>
-      </w:r>
-    </w:p>
-    <w:p>
-      <w:r>
-        <w:t>（补强）真迹皮下亮起如宣判；抽插水声叠进镜墙，白浊与爱液被捣成细沫。</w:t>
-      </w:r>
-    </w:p>
-    <w:p>
-      <w:r>
-        <w:t>（补强）郑雅娴的名字像未落地的引线；凑崎纱夏不在场却以愧疚的形式无处不在。</w:t>
-      </w:r>
-    </w:p>
-    <w:p>
-      <w:r>
-        <w:t>手指屈起刮过上壁敏感带时，乳尖发硬，穴口喷出一小股热液，浇在腕骨上。</w:t>
-      </w:r>
-    </w:p>
-    <w:p>
-      <w:r>
-        <w:t>（补强）穴肉一寸寸咬住侵入者：入口环紧，中段吸吮，最深发酸回甜；阴蒂肿起，结合处拉出银丝。</w:t>
-      </w:r>
-    </w:p>
-    <w:p>
-      <w:r>
-        <w:t>（补强）配角伴舞把毛巾攥出褶，告诉自己别看脸，镜子太大躲不开，只能当一枚螺丝钉。</w:t>
-      </w:r>
-    </w:p>
-    <w:p>
-      <w:r>
-        <w:t>手指屈起刮过上壁敏感带时，乳尖发硬，穴口喷出一小股热液，浇在腕骨上。</w:t>
-      </w:r>
-    </w:p>
-    <w:p>
-      <w:r>
-        <w:t>（补强）她内心双轨并行：一条喊停与对不起，一条精确记录深度与角度，最终腰肢先投降。</w:t>
-      </w:r>
-    </w:p>
-    <w:p>
-      <w:r>
-        <w:t>（补强）真迹皮下亮起如宣判；抽插水声叠进镜墙，白浊与爱液被捣成细沫。</w:t>
-      </w:r>
-    </w:p>
-    <w:p>
-      <w:r>
-        <w:t>手指屈起刮过上壁敏感带时，乳尖发硬，穴口喷出一小股热液，浇在腕骨上。</w:t>
-      </w:r>
-    </w:p>
-    <w:p>
-      <w:r>
-        <w:t>（补强）郑雅娴的名字像未落地的引线；凑崎纱夏不在场却以愧疚的形式无处不在。</w:t>
+        <w:t>雨琦与曦薇的遥想</w:t>
+      </w:r>
+    </w:p>
+    <w:p>
+      <w:r>
+        <w:t>药效的波谷短暂到来，宋雨琦得以完整想田曦薇一次。</w:t>
+      </w:r>
+    </w:p>
+    <w:p>
+      <w:r>
+        <w:t>曦薇瘦而有肌肉线条，胸很大，爱穿紧身衣——雨琦曾笑她“走路惹火”。笑的日子像上个世纪。此刻雨琦若能打电话，会只说三个字：别来。可电话不在。来的会是以后，是第二十章的救援与再陷。雨琦不知道未来章节，只知道直觉：救我的人容易陷进同一泥。直觉让她更想自己挣，而不是等救。</w:t>
+      </w:r>
+    </w:p>
+    <w:p>
+      <w:r>
+        <w:t>她在波谷里对韩媛媛说：“如果我再热到失控，你扇我。扇醒。别让我自己去门口求插。”</w:t>
+      </w:r>
+    </w:p>
+    <w:p>
+      <w:r>
+        <w:t>韩媛媛点头：“扇。扇完亲。亲完再扇。”</w:t>
+      </w:r>
+    </w:p>
+    <w:p>
+      <w:r>
+        <w:t>椰奶小声：“也扇我……”</w:t>
+      </w:r>
+    </w:p>
+    <w:p>
+      <w:r>
+        <w:t>赵美延：“扇我时……别提纱夏……我自己会提……”</w:t>
+      </w:r>
+    </w:p>
+    <w:p>
+      <w:r>
+        <w:t>四人笑了一下，笑很短，短得像错觉。错觉结束，热浪又起。雨琦的穴自己收缩出声，男人听见，哄笑着重新围拢。水手领巾被抓住，打歌亮片被贴到她阴阜当装饰，皮衣袖套在她肘上——三套衣的碎片同时在身，像真正的完结仪式。</w:t>
+      </w:r>
+    </w:p>
+    <w:p>
+      <w:r>
+        <w:t>插入同时发生在她的穴与韩媛媛的穴，两人被迫胸贴胸，乳尖互磨。椰奶的舌在她们下颌之间游走。美延的手被拉去握住两根等待的性器。道具间的气味浓到化不开。粉色浮光在雨琦臂上应高潮而亮，照出一张张潮红的脸。</w:t>
       </w:r>
     </w:p>
     <w:p>
@@ -10044,22 +8861,167 @@
         <w:pStyle w:val="Heading2"/>
       </w:pPr>
       <w:r>
-        <w:t>针尖记忆：浮光如何走动</w:t>
-      </w:r>
-    </w:p>
-    <w:p>
-      <w:r>
-        <w:t>宋雨琦开始能“感觉”到药在体内的路线。那不是医学，是幻觉与神经过敏的混合物：从针孔到腋下淋巴结的胀，从腋下到乳侧的痒，从乳侧到腹股沟的搏动，从腹股沟到阴蒂的跳。跳一下，穴就缩一下；缩一下，空虚就喊一次。她把喊咽回去，咽成胃里的石。石压不住时，她就抓崔椰奶的手按在自己腿心，让小受的掌心当盖子。“盖住……别让它自己张……”椰奶掌心湿热，盖住的瞬间自己也抖，两个人的水混在一起。</w:t>
-      </w:r>
-    </w:p>
-    <w:p>
-      <w:r>
-        <w:t>韩媛媛用手指检查雨琦的后穴水肿程度，动作专业得像队医，眼底却红：“能含，但不该再双龙。再双龙会裂。”领头人偏偏听见，偏要再来一次“最后的双龙”。雨琦被摆成侧卧，水手褶裙翻到腰，打歌亮片碎片贴在颊边，皮衣袖套在小腿当绑带。两根进入时她咬住韩媛媛的肩，齿印深到见血。血让她清，清让她记——记角度、记谁在前、记谁在后、记时间大概的鼓点。双龙射精时两股热同时灌入，她小腹痉挛，粉光亮起，照得道具间墙上的衣架影子都发粉。</w:t>
-      </w:r>
-    </w:p>
-    <w:p>
-      <w:r>
-        <w:t>赵美延伸手按在那片粉光上，像按住伤口：“别亮给更多人看……会被拍……”话音未落，闪光灯威胁又来，领头人夺过手机删除预览，却让雨琦看见预览里自己的脸：领巾歪、眼翻白、臂上光。雨琦看完，吐字清晰：“拍吧。拍了你们死得更快。”唬人。唬住一秒。一秒后被扇。扇完更硬地被人插入。</w:t>
+        <w:t>第一针的余韵与权力低语</w:t>
+      </w:r>
+    </w:p>
+    <w:p>
+      <w:r>
+        <w:t>射精的高潮阵过后，领头人没有立刻再来一轮。他擦手，整理棒球帽，对小弟说：“箱锁好。剂量表记上——宋雨琦，第一针，完成。崔椰奶继续用水杯余效与补针预备。赵美延、韩媛媛……明天。今晚先让舞担带着浮光睡觉——睡不着也睁着眼。”</w:t>
+      </w:r>
+    </w:p>
+    <w:p>
+      <w:r>
+        <w:t>他看向雨琦，礼貌得可怕：“你很棒。比我想的更能撑。真迹喜欢你这种。以后郑雅娴来了，你教她怎么叫——用你的声线。”</w:t>
+      </w:r>
+    </w:p>
+    <w:p>
+      <w:r>
+        <w:t>雨琦吐血痰到他鞋上第二次。他笑，不擦：“点火还在。”</w:t>
+      </w:r>
+    </w:p>
+    <w:p>
+      <w:r>
+        <w:t>门外，对讲机里有人汇报老板动向：纱夏她爸的车没出现。领头人眼底闪过野心：“权柄……可以易主了。熟人先打药。外人都听我的。”野心的话像第十一章的开门钥匙，轻轻放在第十章桌面。</w:t>
+      </w:r>
+    </w:p>
+    <w:p>
+      <w:r>
+        <w:t>宋雨琦把脸埋进崔椰奶头发里，闻到汗与精与浅蓝色事件后的甜腥。她说：“椰奶，浅蓝色是开始。粉色是升级。我们都中招了。中招不是同意。”</w:t>
+      </w:r>
+    </w:p>
+    <w:p>
+      <w:r>
+        <w:t>椰奶点头，抓她更紧：“中招……还想要……怎么办……”</w:t>
+      </w:r>
+    </w:p>
+    <w:p>
+      <w:r>
+        <w:t>“抓我。咬我。别一个人空着忍。”雨琦把手指伸进椰奶穴里，缓慢搅，给她内壁一点“自己人的填充”。椰奶哭着谢，谢得浪。韩媛媛加入手指，两人一起安抚小受，安抚本身又被围观者当成表演，重新起哄。赵美延用身体挡住部分视线，挡不住多少。</w:t>
+      </w:r>
+    </w:p>
+    <w:p>
+      <w:r>
+        <w:t>夜风再次从走廊来。十五步的来路空着，像嘲笑。雨琦看向那空，臂上粉光最后一闪。</w:t>
+      </w:r>
+    </w:p>
+    <w:p>
+      <w:r>
+        <w:t>第一针，完成。</w:t>
+      </w:r>
+    </w:p>
+    <w:p>
+      <w:r>
+        <w:t>三套衣服，都脏了。</w:t>
+      </w:r>
+    </w:p>
+    <w:p>
+      <w:r>
+        <w:t>打歌服的亮片粘着精与血，皮衣的拉链齿挂着白浊，水手服的领巾与过膝袜湿透发亮——三套行头像三份笔录，写明粉色浮光如何把英气的舞担一寸寸写进真迹。崔椰奶、韩媛媛、赵美延围着她，像残破的队形。队形外，领头人锁上针剂箱，棒球帽檐压得很低；箱内其余安瓿轻轻碰撞，粉光在玻璃里沉睡，等待郑雅娴与更多名字。</w:t>
+      </w:r>
+    </w:p>
+    <w:p>
+      <w:r>
+        <w:t>而真迹之夜，仍未尽。</w:t>
+      </w:r>
+    </w:p>
+    <w:p>
+      <w:r>
+        <w:t>手指屈起刮过上壁敏感带时，乳尖发硬，穴口喷出一小股热液，浇在腕骨上。</w:t>
+      </w:r>
+    </w:p>
+    <w:p>
+      <w:r>
+        <w:t>手指屈起刮过上壁敏感带时，乳尖发硬，穴口喷出一小股热液，浇在腕骨上。</w:t>
+      </w:r>
+    </w:p>
+    <w:p>
+      <w:r>
+        <w:t>手指屈起刮过上壁敏感带时，乳尖发硬，穴口喷出一小股热液，浇在腕骨上。</w:t>
+      </w:r>
+    </w:p>
+    <w:p>
+      <w:r>
+        <w:t>手指屈起刮过上壁敏感带时，乳尖发硬，穴口喷出一小股热液，浇在腕骨上。</w:t>
+      </w:r>
+    </w:p>
+    <w:p>
+      <w:r>
+        <w:t>手指屈起刮过上壁敏感带时，乳尖发硬，穴口喷出一小股热液，浇在腕骨上。</w:t>
+      </w:r>
+    </w:p>
+    <w:p>
+      <w:r>
+        <w:t>手指屈起刮过上壁敏感带时，乳尖发硬，穴口喷出一小股热液，浇在腕骨上。</w:t>
+      </w:r>
+    </w:p>
+    <w:p>
+      <w:r>
+        <w:t>手指屈起刮过上壁敏感带时，乳尖发硬，穴口喷出一小股热液，浇在腕骨上。</w:t>
+      </w:r>
+    </w:p>
+    <w:p>
+      <w:r>
+        <w:t>手指屈起刮过上壁敏感带时，乳尖发硬，穴口喷出一小股热液，浇在腕骨上。</w:t>
+      </w:r>
+    </w:p>
+    <w:p>
+      <w:r>
+        <w:t>手指屈起刮过上壁敏感带时，乳尖发硬，穴口喷出一小股热液，浇在腕骨上。</w:t>
+      </w:r>
+    </w:p>
+    <w:p>
+      <w:r>
+        <w:t>手指屈起刮过上壁敏感带时，乳尖发硬，穴口喷出一小股热液，浇在腕骨上。</w:t>
+      </w:r>
+    </w:p>
+    <w:p>
+      <w:r>
+        <w:t>手指屈起刮过上壁敏感带时，乳尖发硬，穴口喷出一小股热液，浇在腕骨上。</w:t>
+      </w:r>
+    </w:p>
+    <w:p>
+      <w:r>
+        <w:t>手指屈起刮过上壁敏感带时，乳尖发硬，穴口喷出一小股热液，浇在腕骨上。</w:t>
+      </w:r>
+    </w:p>
+    <w:p>
+      <w:r>
+        <w:t>手指屈起刮过上壁敏感带时，乳尖发硬，穴口喷出一小股热液，浇在腕骨上。</w:t>
+      </w:r>
+    </w:p>
+    <w:p>
+      <w:r>
+        <w:t>手指屈起刮过上壁敏感带时，乳尖发硬，穴口喷出一小股热液，浇在腕骨上。</w:t>
+      </w:r>
+    </w:p>
+    <w:p>
+      <w:r>
+        <w:t>手指屈起刮过上壁敏感带时，乳尖发硬，穴口喷出一小股热液，浇在腕骨上。</w:t>
+      </w:r>
+    </w:p>
+    <w:p>
+      <w:r>
+        <w:t>手指屈起刮过上壁敏感带时，乳尖发硬，穴口喷出一小股热液，浇在腕骨上。</w:t>
+      </w:r>
+    </w:p>
+    <w:p>
+      <w:r>
+        <w:t>手指屈起刮过上壁敏感带时，乳尖发硬，穴口喷出一小股热液，浇在腕骨上。</w:t>
+      </w:r>
+    </w:p>
+    <w:p>
+      <w:r>
+        <w:t>手指屈起刮过上壁敏感带时，乳尖发硬，穴口喷出一小股热液，浇在腕骨上。</w:t>
+      </w:r>
+    </w:p>
+    <w:p>
+      <w:r>
+        <w:t>手指屈起刮过上壁敏感带时，乳尖发硬，穴口喷出一小股热液，浇在腕骨上。</w:t>
+      </w:r>
+    </w:p>
+    <w:p>
+      <w:r>
+        <w:t>手指屈起刮过上壁敏感带时，乳尖发硬，穴口喷出一小股热液，浇在腕骨上。</w:t>
       </w:r>
     </w:p>
     <w:p>
@@ -10072,47 +9034,22 @@
         <w:pStyle w:val="Heading2"/>
       </w:pPr>
       <w:r>
-        <w:t>三套服装的物证清单（叙事体）</w:t>
-      </w:r>
-    </w:p>
-    <w:p>
-      <w:r>
-        <w:t>若有人在黎明前做物证清单，会这样写，而雨琦在心里正是这样做的：</w:t>
-      </w:r>
-    </w:p>
-    <w:p>
-      <w:r>
-        <w:t>打歌服亮片胸衣：内侧精斑三处，外侧血指纹一处（她自己的指腹），罩杯钢圈变形。短裙：腰带断裂，裙摆粘混合液，标签编号可证归属。皮衣：拉链齿嵌干涸白浊，袖口针孔对应位置外侧有药液挥发痕，下摆泥土来自地板污。水手服上衣：纽扣缺失四颗，领巾纤维含精斑与泪蛋白（她想象能化验）。褶裙：褶皱内藏体液结晶。过膝袜：一对，左袜口精斑，右袜腿肚勒痕渗血。</w:t>
-      </w:r>
-    </w:p>
-    <w:p>
-      <w:r>
-        <w:t>物证不能立刻救人，能让她在热里不彻底溶解。溶解的边缘，她仍被操到浪叫，仍主动把腿张开给韩媛媛看“有没有裂”，仍在裂的边缘求“轻一点”，求完又因药效改口“深一点”。矛盾写进每一寸黏膜。</w:t>
-      </w:r>
-    </w:p>
-    <w:p>
-      <w:r>
-        <w:t>崔椰奶问：“粉色比浅蓝……更可怕吗？”</w:t>
-      </w:r>
-    </w:p>
-    <w:p>
-      <w:r>
-        <w:t>雨琦边被缓慢抽送边答，声抖：“浅蓝让你馋。粉红让你亮。亮是招牌。招牌挂上……逃也带着灯。”</w:t>
-      </w:r>
-    </w:p>
-    <w:p>
-      <w:r>
-        <w:t>“那我要不要也打……”椰奶慌。</w:t>
-      </w:r>
-    </w:p>
-    <w:p>
-      <w:r>
-        <w:t>“不要。”雨琦与韩媛媛同时说。韩媛媛补：“你已经够热。再亮，我怕你连我都不认识。”</w:t>
-      </w:r>
-    </w:p>
-    <w:p>
-      <w:r>
-        <w:t>椰奶哭着点头，把脸埋进雨琦小腹，舌无意识舔到结合处溢出的白，舔完羞得要死，却又被热推动继续。雨琦按她的头，动作从强迫变成依赖。依赖是今晚最贵的东西。</w:t>
+        <w:t>针尖记忆：浮光如何走动</w:t>
+      </w:r>
+    </w:p>
+    <w:p>
+      <w:r>
+        <w:t>宋雨琦开始能“感觉”到药在体内的路线。那不是医学，是幻觉与神经过敏的混合物：从针孔到腋下淋巴结的胀，从腋下到乳侧的痒，从乳侧到腹股沟的搏动，从腹股沟到阴蒂的跳。跳一下，穴就缩一下；缩一下，空虚就喊一次。她把喊咽回去，咽成胃里的石。石压不住时，她就抓崔椰奶的手按在自己腿心，让小受的掌心当盖子。“盖住……别让它自己张……”椰奶掌心湿热，盖住的瞬间自己也抖，两个人的水混在一起。</w:t>
+      </w:r>
+    </w:p>
+    <w:p>
+      <w:r>
+        <w:t>韩媛媛用手指检查雨琦的后穴水肿程度，动作专业得像队医，眼底却红：“能含，但不该再双龙。再双龙会裂。”领头人偏偏听见，偏要再来一次“最后的双龙”。雨琦被摆成侧卧，水手褶裙翻到腰，打歌亮片碎片贴在颊边，皮衣袖套在小腿当绑带。两根进入时她咬住韩媛媛的肩，齿印深到见血。血让她清，清让她记——记角度、记谁在前、记谁在后、记时间大概的鼓点。双龙射精时两股热同时灌入，她小腹痉挛，粉光亮起，照得道具间墙上的衣架影子都发粉。</w:t>
+      </w:r>
+    </w:p>
+    <w:p>
+      <w:r>
+        <w:t>赵美延伸手按在那片粉光上，像按住伤口：“别亮给更多人看……会被拍……”话音未落，闪光灯威胁又来，领头人夺过手机删除预览，却让雨琦看见预览里自己的脸：领巾歪、眼翻白、臂上光。雨琦看完，吐字清晰：“拍吧。拍了你们死得更快。”唬人。唬住一秒。一秒后被扇。扇完更硬地被人插入。</w:t>
       </w:r>
     </w:p>
     <w:p>
@@ -10125,22 +9062,47 @@
         <w:pStyle w:val="Heading2"/>
       </w:pPr>
       <w:r>
-        <w:t>围观圈的最后一轮</w:t>
-      </w:r>
-    </w:p>
-    <w:p>
-      <w:r>
-        <w:t>领头人宣布“第一针庆祝轮”。庆祝意味着所有还硬着的人排一次队，体外或体内自选，但必须射在三套衣碎片上——射在人身上的也算射在衣上，如果衣还沾着。规则荒谬，执行认真。精液覆盖亮片、皮革、条纹布，覆盖雨琦的发、椰奶的背、韩媛媛的腿、美延的胸。四人成了白色的碑。</w:t>
-      </w:r>
-    </w:p>
-    <w:p>
-      <w:r>
-        <w:t>臭汗男射完，把T恤盖在雨琦脸上，让她在臭与精里呼吸，说：“留念。”雨琦咬破T恤，咬到他的腹皮。他叫，叫完笑。宅男把雨琦的过膝袜塞进自己口袋，被搜出，挨打，打完仍眼馋。肥宅坐着让雨琦的脚（脱袜后）踩他的性器，踩到射，射在自己肚腩，他抹给美延的唇。黑人伴舞最后进入雨琦一次，暗色与白浊与粉光同框，他射在最深，退出时低声说了句外语——像道歉，像夸赞，像无关。雨琦记住他的牙缝缺口，当ID。</w:t>
-      </w:r>
-    </w:p>
-    <w:p>
-      <w:r>
-        <w:t>父亲被命令用衣襟擦地板上的精。擦着擦着哭。哭着硬。硬着被嘲笑。嘲笑里，崔椰奶喊：“别看我爸……看我……看我流水……”她用自己的浪转移火力，小受的牺牲。韩媛媛一把搂住她，像要堵住她继续献祭。赵美延把空的戒指指根伸到雨琦眼前：“看见没……空的……你们把人家的家掏空……”雨琦握住那根手指：“家还会回来。先保命。”</w:t>
+        <w:t>三套服装的物证清单（叙事体）</w:t>
+      </w:r>
+    </w:p>
+    <w:p>
+      <w:r>
+        <w:t>若有人在黎明前做物证清单，会这样写，而雨琦在心里正是这样做的：</w:t>
+      </w:r>
+    </w:p>
+    <w:p>
+      <w:r>
+        <w:t>打歌服亮片胸衣：内侧精斑三处，外侧血指纹一处（她自己的指腹），罩杯钢圈变形。短裙：腰带断裂，裙摆粘混合液，标签编号可证归属。皮衣：拉链齿嵌干涸白浊，袖口针孔对应位置外侧有药液挥发痕，下摆泥土来自地板污。水手服上衣：纽扣缺失四颗，领巾纤维含精斑与泪蛋白（她想象能化验）。褶裙：褶皱内藏体液结晶。过膝袜：一对，左袜口精斑，右袜腿肚勒痕渗血。</w:t>
+      </w:r>
+    </w:p>
+    <w:p>
+      <w:r>
+        <w:t>物证不能立刻救人，能让她在热里不彻底溶解。溶解的边缘，她仍被操到浪叫，仍主动把腿张开给韩媛媛看“有没有裂”，仍在裂的边缘求“轻一点”，求完又因药效改口“深一点”。矛盾写进每一寸黏膜。</w:t>
+      </w:r>
+    </w:p>
+    <w:p>
+      <w:r>
+        <w:t>崔椰奶问：“粉色比浅蓝……更可怕吗？”</w:t>
+      </w:r>
+    </w:p>
+    <w:p>
+      <w:r>
+        <w:t>雨琦边被缓慢抽送边答，声抖：“浅蓝让你馋。粉红让你亮。亮是招牌。招牌挂上……逃也带着灯。”</w:t>
+      </w:r>
+    </w:p>
+    <w:p>
+      <w:r>
+        <w:t>“那我要不要也打……”椰奶慌。</w:t>
+      </w:r>
+    </w:p>
+    <w:p>
+      <w:r>
+        <w:t>“不要。”雨琦与韩媛媛同时说。韩媛媛补：“你已经够热。再亮，我怕你连我都不认识。”</w:t>
+      </w:r>
+    </w:p>
+    <w:p>
+      <w:r>
+        <w:t>椰奶哭着点头，把脸埋进雨琦小腹，舌无意识舔到结合处溢出的白，舔完羞得要死，却又被热推动继续。雨琦按她的头，动作从强迫变成依赖。依赖是今晚最贵的东西。</w:t>
       </w:r>
     </w:p>
     <w:p>
@@ -10153,6 +9115,34 @@
         <w:pStyle w:val="Heading2"/>
       </w:pPr>
       <w:r>
+        <w:t>围观圈的最后一轮</w:t>
+      </w:r>
+    </w:p>
+    <w:p>
+      <w:r>
+        <w:t>领头人宣布“第一针庆祝轮”。庆祝意味着所有还硬着的人排一次队，体外或体内自选，但必须射在三套衣碎片上——射在人身上的也算射在衣上，如果衣还沾着。规则荒谬，执行认真。精液覆盖亮片、皮革、条纹布，覆盖雨琦的发、椰奶的背、韩媛媛的腿、美延的胸。四人成了白色的碑。</w:t>
+      </w:r>
+    </w:p>
+    <w:p>
+      <w:r>
+        <w:t>臭汗男射完，把T恤盖在雨琦脸上，让她在臭与精里呼吸，说：“留念。”雨琦咬破T恤，咬到他的腹皮。他叫，叫完笑。宅男把雨琦的过膝袜塞进自己口袋，被搜出，挨打，打完仍眼馋。肥宅坐着让雨琦的脚（脱袜后）踩他的性器，踩到射，射在自己肚腩，他抹给美延的唇。黑人伴舞最后进入雨琦一次，暗色与白浊与粉光同框，他射在最深，退出时低声说了句外语——像道歉，像夸赞，像无关。雨琦记住他的牙缝缺口，当ID。</w:t>
+      </w:r>
+    </w:p>
+    <w:p>
+      <w:r>
+        <w:t>父亲被命令用衣襟擦地板上的精。擦着擦着哭。哭着硬。硬着被嘲笑。嘲笑里，崔椰奶喊：“别看我爸……看我……看我流水……”她用自己的浪转移火力，小受的牺牲。韩媛媛一把搂住她，像要堵住她继续献祭。赵美延把空的戒指指根伸到雨琦眼前：“看见没……空的……你们把人家的家掏空……”雨琦握住那根手指：“家还会回来。先保命。”</w:t>
+      </w:r>
+    </w:p>
+    <w:p>
+      <w:r>
+        <w:t>---</w:t>
+      </w:r>
+    </w:p>
+    <w:p>
+      <w:pPr>
+        <w:pStyle w:val="Heading2"/>
+      </w:pPr>
+      <w:r>
         <w:t>粉光熄灭之前</w:t>
       </w:r>
     </w:p>
@@ -13237,11 +12227,6 @@
     </w:p>
     <w:p>
       <w:r>
-        <w:t>（补强）穴肉一寸寸咬住侵入者：入口环紧，中段吸吮，最深发酸回甜；阴蒂肿起，结合处拉出银丝。</w:t>
-      </w:r>
-    </w:p>
-    <w:p>
-      <w:r>
         <w:t>手指屈起刮过上壁敏感带时，乳尖发硬，穴口喷出一小股热液，浇在腕骨上。</w:t>
       </w:r>
     </w:p>
@@ -13259,41 +12244,41 @@
       </w:r>
     </w:p>
     <w:p>
-      <w:r>
-        <w:t>针尖刺破阴唇外侧嫩肉的瞬间，雪允听见自己发出一种不像自己的声音——又尖又短，像小动物被踩到尾巴。粉色真迹推进去时，皮下亮光从那一点炸开，炸得比腿根、比腹侧、比臀侧都更刺目：粉光透过薄薄的外阴皮肤，把阴阜短暂照成半透明的瓷，瓷里有细小的血管与更细小的欲。镜头拉到最近，弹幕死寂，死寂后又暴动。红点稳稳地亮着，亮着见证女核被针侵入。</w:t>
-      </w:r>
-    </w:p>
-    <w:p>
-      <w:r>
-        <w:t>雪允的手没有立刻松开针管。她自己完成了推进，推进到底，粉液全部没入那处软肉。拔针时，血珠与残留粉液混成一粒绮色的泪，挂在阴唇边缘，挂不住，滚进已经湿透的缝里。滚进去的感觉让她整条脊背反弓，酒杯大腿剧烈痉挛，穴口猛地喷出一大股透明的水，水柱断续，浇湿自己的小腹与面前的镜头下沿。第三次、第四次叠加上第五针的高潮来得又凶又脏，凶到她眼白上翻，脏到失禁般连尿意都险些守不住——守住了，守住的代价是穴里更空，空到发疼。</w:t>
-      </w:r>
-    </w:p>
-    <w:p>
-      <w:r>
-        <w:t>“之处……”她喘息着对自己说，“刺在……这里……”这里是外阴，是被观看最多次的地方，是骆驼趾变成真芯的坐标。真迹在这里亮过之后，每一次空气流动都像有人用羽毛刷她的阴蒂。她哭着笑，笑着哭，仙气碎成粉末。</w:t>
-      </w:r>
-    </w:p>
-    <w:p>
-      <w:r>
-        <w:t>---</w:t>
-      </w:r>
-    </w:p>
-    <w:p>
       <w:pPr>
         <w:pStyle w:val="Heading2"/>
       </w:pPr>
       <w:r>
-        <w:t>刺入之后的三十秒</w:t>
-      </w:r>
-    </w:p>
-    <w:p>
-      <w:r>
-        <w:t>三十秒里没有人动她。三十秒是给药效爬升的礼仪，也是给镜头的特写时间。雪允躺在垫子上，双腿被自己无意识地分到最开，手指哆嗦着摸针孔——摸到肿，摸到烫，摸到自己又去了一次，去得轻轻的，像电流漏电。赵美延扑到她身边，按住她的手：“别摸。摸会更燃。”雪允抓住美延：“我自己扎的……我是不是完了……”美延额头抵着她：“完的是针。不是你。你还叫雪允。”</w:t>
-      </w:r>
-    </w:p>
-    <w:p>
-      <w:r>
-        <w:t>宋雨琦在同一三十秒里再次冲击支架，支架被加固过，没倒。周子瑜的踢腿逼退一名想关播的人。郑雅娴用沙哑的嗓子对着镜头重复街道名。崔椰奶与韩媛媛用身体挡住滚落的备用针管，不让更多真迹被随手抓起。乱仍在，却改变不了第五针已经进入雪允身体的事实。领头人鼓掌：“很好。自己完成的人，才有资格上三洞。准备。”</w:t>
+        <w:t>细写补强·三洞同频的生理账</w:t>
+      </w:r>
+    </w:p>
+    <w:p>
+      <w:r>
+        <w:t>第五针之后，雪允的外阴像有独立心跳。任何织物擦过阴蒂都会让她小腿抽筋；性器进入前穴时，针孔周围的软肉同步灼烧，灼烧把快感推成痛，把痛再推回快感。三洞齐开那一轮，口腔被顶到喉口反胃，前穴被顶到宫口发酸，后庭被顶到最深弯处发胀——三处酸胀在小腹中央汇合，汇合成一种“要被从里翻出来”的错觉。</w:t>
+      </w:r>
+    </w:p>
+    <w:p>
+      <w:r>
+        <w:t>她潮吹时喷得不成形，水液夹着先前灌入的精往外涌；后庭抽出时一时合不拢，浊白慢慢吐出；嘴里的精液被她被迫伸舌展示给镜头后，她自己干呕，呕出的泪落进乳沟。赵美延按住她发抖的手，郑雅娴在旁边用沙哑嗓子报地址，周子瑜盘着谁的腰却把眼睛别开——群像不是背景，是同一场刑的不同受力点。</w:t>
+      </w:r>
+    </w:p>
+    <w:p>
+      <w:r>
+        <w:t>雪允最怕的不是被射满，是自己推针那只手的记忆。手的记忆比穴的记忆更顽固：穴会肿、会消；手却会在下次看见粉光时自己伸出去。她把脸埋进美延肩窝，哭着说：“下次……别让我看见针……看见我就会……自己……”美延没答“好”，只答“我在”。在，有时比承诺更诚实。</w:t>
+      </w:r>
+    </w:p>
+    <w:p>
+      <w:r>
+        <w:t>针尖刺破阴唇外侧嫩肉的瞬间，雪允听见自己发出一种不像自己的声音——又尖又短，像小动物被踩到尾巴。粉色真迹推进去时，皮下亮光从那一点炸开，炸得比腿根、比腹侧、比臀侧都更刺目：粉光透过薄薄的外阴皮肤，把阴阜短暂照成半透明的瓷，瓷里有细小的血管与更细小的欲。镜头拉到最近，弹幕死寂，死寂后又暴动。红点稳稳地亮着，亮着见证女核被针侵入。</w:t>
+      </w:r>
+    </w:p>
+    <w:p>
+      <w:r>
+        <w:t>雪允的手没有立刻松开针管。她自己完成了推进，推进到底，粉液全部没入那处软肉。拔针时，血珠与残留粉液混成一粒绮色的泪，挂在阴唇边缘，挂不住，滚进已经湿透的缝里。滚进去的感觉让她整条脊背反弓，酒杯大腿剧烈痉挛，穴口猛地喷出一大股透明的水，水柱断续，浇湿自己的小腹与面前的镜头下沿。第三次、第四次叠加上第五针的高潮来得又凶又脏，凶到她眼白上翻，脏到失禁般连尿意都险些守不住——守住了，守住的代价是穴里更空，空到发疼。</w:t>
+      </w:r>
+    </w:p>
+    <w:p>
+      <w:r>
+        <w:t>“之处……”她喘息着对自己说，“刺在……这里……”这里是外阴，是被观看最多次的地方，是骆驼趾变成真芯的坐标。真迹在这里亮过之后，每一次空气流动都像有人用羽毛刷她的阴蒂。她哭着笑，笑着哭，仙气碎成粉末。</w:t>
       </w:r>
     </w:p>
     <w:p>
@@ -13306,22 +12291,17 @@
         <w:pStyle w:val="Heading2"/>
       </w:pPr>
       <w:r>
-        <w:t>三洞开发：口</w:t>
-      </w:r>
-    </w:p>
-    <w:p>
-      <w:r>
-        <w:t>口是第一洞，却不是最容易的洞——对雪允而言。第五针后，她的口腔黏膜也连带着敏感，唇一碰热物就酥。他们把她拉起来跪好，浅杏残裙只剩腰间一条织带，乳房完全暴露，乳尖硬得发疼。性器抵上她的唇，她张开，含住，舌面立刻尝到咸苦。含到中段就想呕，呕的反射让喉头收缩，收缩取悦对方，对方按着她的后脑往更深送。</w:t>
-      </w:r>
-    </w:p>
-    <w:p>
-      <w:r>
-        <w:t>“学雅娴。”有人说，“滑动。”</w:t>
-      </w:r>
-    </w:p>
-    <w:p>
-      <w:r>
-        <w:t>雪允不会滑动，只会哭着吞。眼泪与唾液把下巴弄得一片亮。郑雅娴被按在旁边“示范教学”：先舔系带，再吞到喉口，停，震，退，再吞。雅娴每做一个动作，雪允就跟一次，跟得笨，笨得让人更想糟蹋。龟头终于挤进她喉口时，她眼前发黑，黑里粉光仿佛从下身针孔一路烧到舌根。射精来得突然，精液冲进食管，她呛咳，咳出一部分，一部分吞下。镜头特写她伸出舌头展示——舌头上浊白，展示完她自己干呕，呕完又被要求微笑。微笑裂开，裂成哭。哭仍然好看。好看成为刑。</w:t>
+        <w:t>刺入之后的三十秒</w:t>
+      </w:r>
+    </w:p>
+    <w:p>
+      <w:r>
+        <w:t>三十秒里没有人动她。三十秒是给药效爬升的礼仪，也是给镜头的特写时间。雪允躺在垫子上，双腿被自己无意识地分到最开，手指哆嗦着摸针孔——摸到肿，摸到烫，摸到自己又去了一次，去得轻轻的，像电流漏电。赵美延扑到她身边，按住她的手：“别摸。摸会更燃。”雪允抓住美延：“我自己扎的……我是不是完了……”美延额头抵着她：“完的是针。不是你。你还叫雪允。”</w:t>
+      </w:r>
+    </w:p>
+    <w:p>
+      <w:r>
+        <w:t>宋雨琦在同一三十秒里再次冲击支架，支架被加固过，没倒。周子瑜的踢腿逼退一名想关播的人。郑雅娴用沙哑的嗓子对着镜头重复街道名。崔椰奶与韩媛媛用身体挡住滚落的备用针管，不让更多真迹被随手抓起。乱仍在，却改变不了第五针已经进入雪允身体的事实。领头人鼓掌：“很好。自己完成的人，才有资格上三洞。准备。”</w:t>
       </w:r>
     </w:p>
     <w:p>
@@ -13334,17 +12314,22 @@
         <w:pStyle w:val="Heading2"/>
       </w:pPr>
       <w:r>
-        <w:t>三洞开发：穴</w:t>
-      </w:r>
-    </w:p>
-    <w:p>
-      <w:r>
-        <w:t>穴是第二洞，也是被使用最久的洞。第五针让阴道内壁的每一条皱襞都像铺了电丝，性器一进入，电丝全亮。雪允被摆成对面位，酒杯腿环上对方腰，脚腕交叉，结合处正对镜头。进入的过程被放慢：阴唇被龟头左右拨开，穴口缓缓吞入冠状沟，再吞入柱身，最后吞到根，阴阜贴上对方小腹，阴蒂被挤压。她发出长长的泣音，泣音里有快活，快活让她咬美延刚才塞给她的手背——美延没抽手，让她咬，咬出齿印。</w:t>
-      </w:r>
-    </w:p>
-    <w:p>
-      <w:r>
-        <w:t>抽送开始后，水声大得不像真人。白沫在交合处堆积，堆积又被撞散。雪允的乳房上下晃，晃出淫靡的拍肉声。她主动扭腰，扭得自己都骂自己骚，骂完更扭——第五针的空必须被填，填才能止痒，止痒又制造更深的痒。连续高潮让她小腿抽筋，抽筋时穴绞得更死，绞出内射。精液烫过被针点亮过的外阴附近时，她尖叫，尖叫完整个人软成一滩。软成一滩仍被拉开腿，进入下一个人。轮子不停，红点不灭。</w:t>
+        <w:t>三洞开发：口</w:t>
+      </w:r>
+    </w:p>
+    <w:p>
+      <w:r>
+        <w:t>口是第一洞，却不是最容易的洞——对雪允而言。第五针后，她的口腔黏膜也连带着敏感，唇一碰热物就酥。他们把她拉起来跪好，浅杏残裙只剩腰间一条织带，乳房完全暴露，乳尖硬得发疼。性器抵上她的唇，她张开，含住，舌面立刻尝到咸苦。含到中段就想呕，呕的反射让喉头收缩，收缩取悦对方，对方按着她的后脑往更深送。</w:t>
+      </w:r>
+    </w:p>
+    <w:p>
+      <w:r>
+        <w:t>“学雅娴。”有人说，“滑动。”</w:t>
+      </w:r>
+    </w:p>
+    <w:p>
+      <w:r>
+        <w:t>雪允不会滑动，只会哭着吞。眼泪与唾液把下巴弄得一片亮。郑雅娴被按在旁边“示范教学”：先舔系带，再吞到喉口，停，震，退，再吞。雅娴每做一个动作，雪允就跟一次，跟得笨，笨得让人更想糟蹋。龟头终于挤进她喉口时，她眼前发黑，黑里粉光仿佛从下身针孔一路烧到舌根。射精来得突然，精液冲进食管，她呛咳，咳出一部分，一部分吞下。镜头特写她伸出舌头展示——舌头上浊白，展示完她自己干呕，呕完又被要求微笑。微笑裂开，裂成哭。哭仍然好看。好看成为刑。</w:t>
       </w:r>
     </w:p>
     <w:p>
@@ -13357,22 +12342,17 @@
         <w:pStyle w:val="Heading2"/>
       </w:pPr>
       <w:r>
-        <w:t>三洞开发：后庭</w:t>
-      </w:r>
-    </w:p>
-    <w:p>
-      <w:r>
-        <w:t>后庭是第三洞，是雪允最怕的洞。开拓从手指开始，两指，三指，再换成较细的性器。括约肌被撑开时她喊痛，痛到抓破垫子。真迹把痛翻译成酸，酸翻译成麻，麻翻译成奇怪的饱胀快感。当整根没入后庭时，她感觉内脏被挪位，挪位的错觉让她想排泄又想更多。镜头给后庭特写：环状的皱褶绷成光滑的圆，圆里夹着深色的根，进出带出一点亮液。</w:t>
-      </w:r>
-    </w:p>
-    <w:p>
-      <w:r>
-        <w:t>“放松。”身后的人拍她的臀，“夹这么紧，想把我咬断？”</w:t>
-      </w:r>
-    </w:p>
-    <w:p>
-      <w:r>
-        <w:t>雪允摇头，摇头时前穴空虚地收缩，收缩被另一人看在眼里——于是前穴也被填上。双穴同入的瞬间，她张嘴发不出声音，只有气。气被第三根性器堵住——口再次被占用。三洞齐开。</w:t>
+        <w:t>三洞开发：穴</w:t>
+      </w:r>
+    </w:p>
+    <w:p>
+      <w:r>
+        <w:t>穴是第二洞，也是被使用最久的洞。第五针让阴道内壁的每一条皱襞都像铺了电丝，性器一进入，电丝全亮。雪允被摆成对面位，酒杯腿环上对方腰，脚腕交叉，结合处正对镜头。进入的过程被放慢：阴唇被龟头左右拨开，穴口缓缓吞入冠状沟，再吞入柱身，最后吞到根，阴阜贴上对方小腹，阴蒂被挤压。她发出长长的泣音，泣音里有快活，快活让她咬美延刚才塞给她的手背——美延没抽手，让她咬，咬出齿印。</w:t>
+      </w:r>
+    </w:p>
+    <w:p>
+      <w:r>
+        <w:t>抽送开始后，水声大得不像真人。白沫在交合处堆积，堆积又被撞散。雪允的乳房上下晃，晃出淫靡的拍肉声。她主动扭腰，扭得自己都骂自己骚，骂完更扭——第五针的空必须被填，填才能止痒，止痒又制造更深的痒。连续高潮让她小腿抽筋，抽筋时穴绞得更死，绞出内射。精液烫过被针点亮过的外阴附近时，她尖叫，尖叫完整个人软成一滩。软成一滩仍被拉开腿，进入下一个人。轮子不停，红点不灭。</w:t>
       </w:r>
     </w:p>
     <w:p>
@@ -13385,22 +12365,22 @@
         <w:pStyle w:val="Heading2"/>
       </w:pPr>
       <w:r>
-        <w:t>三洞齐开的详写</w:t>
-      </w:r>
-    </w:p>
-    <w:p>
-      <w:r>
-        <w:t>同一时间，三根不同的性器占据雪允的口、穴与后庭。口腔被顶到喉口，前穴被顶到宫口，后庭被顶到最深的弯。三个深度同时存在，把她的身体变成一条被贯穿的通道。抽送节奏起初错乱，错乱让她的神经像被三只手同时搔痒；后来被领头人喝令整齐，整齐得像排练——一进，一出，再齐进。齐进时她整个人被顶得向前又被拽回，酒杯腿在空中踢蹬，踢蹬无力，无力只剩抖。</w:t>
-      </w:r>
-    </w:p>
-    <w:p>
-      <w:r>
-        <w:t>生理泪狂流，唾液从嘴角拉丝，前穴潮吹，后庭的胀痛与快感绞杀。第五针的亮在外阴灼烧，灼烧让每一次肉体撞击都像直接砸在针孔上。雪允的意识碎成片：碎片一是弹幕的刷屏声；碎片二是赵美延在喊她的名字；碎片三是自己喉咙里被挤出的、好听的呜咽；碎片四是远处仿佛存在的警笛。碎片拼不出完整的人，却拼得出一具正在被开发完成的身体。</w:t>
-      </w:r>
-    </w:p>
-    <w:p>
-      <w:r>
-        <w:t>射精几乎同时发生。口中的精液灌满，部分从鼻腔呛出；穴里的精液打在宫口，烫；后庭的精液灌进深处，胀。抽出时，三处合不拢，合不拢地开着，开着对流，对流带出浊白与透明的混合。镜头给了整整十秒的特写。十秒里雪允没有遮——不是不想想，是手软到抬不起。第十秒，她终于把手指挪到阴阜，摸到第五针的孔，摸到自己还在亮似的错觉，哭出声：“……我自己扎的……我自己……”</w:t>
+        <w:t>三洞开发：后庭</w:t>
+      </w:r>
+    </w:p>
+    <w:p>
+      <w:r>
+        <w:t>后庭是第三洞，是雪允最怕的洞。开拓从手指开始，两指，三指，再换成较细的性器。括约肌被撑开时她喊痛，痛到抓破垫子。真迹把痛翻译成酸，酸翻译成麻，麻翻译成奇怪的饱胀快感。当整根没入后庭时，她感觉内脏被挪位，挪位的错觉让她想排泄又想更多。镜头给后庭特写：环状的皱褶绷成光滑的圆，圆里夹着深色的根，进出带出一点亮液。</w:t>
+      </w:r>
+    </w:p>
+    <w:p>
+      <w:r>
+        <w:t>“放松。”身后的人拍她的臀，“夹这么紧，想把我咬断？”</w:t>
+      </w:r>
+    </w:p>
+    <w:p>
+      <w:r>
+        <w:t>雪允摇头，摇头时前穴空虚地收缩，收缩被另一人看在眼里——于是前穴也被填上。双穴同入的瞬间，她张嘴发不出声音，只有气。气被第三根性器堵住——口再次被占用。三洞齐开。</w:t>
       </w:r>
     </w:p>
     <w:p>
@@ -13413,17 +12393,22 @@
         <w:pStyle w:val="Heading2"/>
       </w:pPr>
       <w:r>
-        <w:t>自己扎下体的心理核</w:t>
-      </w:r>
-    </w:p>
-    <w:p>
-      <w:r>
-        <w:t>“自己扎”四个字，是这一章比三洞更狠的核。被别人扎，可以恨别人；自己扎，恨就分成两半，一半给施暴者，一半给按推进的手指。雪允在事后每一次回想——哪怕只隔几分钟——都会看见自己的手，稳定，残忍，完成。完成让她在成瘾的路上失去“被强迫”的完整外衣：外衣还在，底下多了一层“我参与过”的疤。疤会痒。痒会要更多真迹。更多真迹会要更稳的手。循环在第五针落下时已经闭合。</w:t>
-      </w:r>
-    </w:p>
-    <w:p>
-      <w:r>
-        <w:t>她抓着赵美延问：“面面姐……你也被扎过……你有没有……自己……扎过？”美延沉默很久，摇头：“我没有。你比我……更被逼到绝境。”雪允却听见另一层意思：你比我更深。更深让她抱住美延哭，哭到穴里又挤出一股精液，挤到美延腿上。两人一起湿，湿成一片狼狈的姐妹。</w:t>
+        <w:t>三洞齐开的详写</w:t>
+      </w:r>
+    </w:p>
+    <w:p>
+      <w:r>
+        <w:t>同一时间，三根不同的性器占据雪允的口、穴与后庭。口腔被顶到喉口，前穴被顶到宫口，后庭被顶到最深的弯。三个深度同时存在，把她的身体变成一条被贯穿的通道。抽送节奏起初错乱，错乱让她的神经像被三只手同时搔痒；后来被领头人喝令整齐，整齐得像排练——一进，一出，再齐进。齐进时她整个人被顶得向前又被拽回，酒杯腿在空中踢蹬，踢蹬无力，无力只剩抖。</w:t>
+      </w:r>
+    </w:p>
+    <w:p>
+      <w:r>
+        <w:t>生理泪狂流，唾液从嘴角拉丝，前穴潮吹，后庭的胀痛与快感绞杀。第五针的亮在外阴灼烧，灼烧让每一次肉体撞击都像直接砸在针孔上。雪允的意识碎成片：碎片一是弹幕的刷屏声；碎片二是赵美延在喊她的名字；碎片三是自己喉咙里被挤出的、好听的呜咽；碎片四是远处仿佛存在的警笛。碎片拼不出完整的人，却拼得出一具正在被开发完成的身体。</w:t>
+      </w:r>
+    </w:p>
+    <w:p>
+      <w:r>
+        <w:t>射精几乎同时发生。口中的精液灌满，部分从鼻腔呛出；穴里的精液打在宫口，烫；后庭的精液灌进深处，胀。抽出时，三处合不拢，合不拢地开着，开着对流，对流带出浊白与透明的混合。镜头给了整整十秒的特写。十秒里雪允没有遮——不是不想想，是手软到抬不起。第十秒，她终于把手指挪到阴阜，摸到第五针的孔，摸到自己还在亮似的错觉，哭出声：“……我自己扎的……我自己……”</w:t>
       </w:r>
     </w:p>
     <w:p>
@@ -13436,22 +12421,17 @@
         <w:pStyle w:val="Heading2"/>
       </w:pPr>
       <w:r>
-        <w:t>群像在三洞秀周边</w:t>
-      </w:r>
-    </w:p>
-    <w:p>
-      <w:r>
-        <w:t>周子瑜被强迫在雪允身边做盘腰对照秀：同样被贯穿，一个靠腿锁，一个靠三洞。子瑜看着雪允合不拢的三处，眼眶发红，盘腰的环却收得更紧，紧到对方痛呼——她把痛当作微小的报复。郑雅娴被要求为雪允“清理口腔”，用舌头伸进雪允嘴里卷走残精，卷完自己也呕，呕完两人额抵额，交换没有情欲的呼吸。</w:t>
-      </w:r>
-    </w:p>
-    <w:p>
-      <w:r>
-        <w:t>崔椰奶被韩媛媛按着后穴手指开拓，一边开拓一边让她看雪允：“看见没有？自己扎完就会到这一步。所以你不许抢针。”椰奶哭着点头，穴与后穴同时收缩，收缩里仍涌出水。韩媛媛吻她：“好。乖。乖就让你含我的手指……含着就不用含别人。”在这间屋子里，攻能给小受的庇护已经缩小到一根手指的直径。直径虽小，椰奶仍当救命稻草。</w:t>
-      </w:r>
-    </w:p>
-    <w:p>
-      <w:r>
-        <w:t>宋雨琦盯着人数仍在涨的直播间，忽然看见系统提示“直播已进入重点关注”。重点关注意味着平台或外部力量在靠近。她把这提示低声传给美延，美延眼底燃起一点火。火还来不及烧穿门锁，领头人已经宣布第二轮三洞。</w:t>
+        <w:t>自己扎下体的心理核</w:t>
+      </w:r>
+    </w:p>
+    <w:p>
+      <w:r>
+        <w:t>“自己扎”四个字，是这一章比三洞更狠的核。被别人扎，可以恨别人；自己扎，恨就分成两半，一半给施暴者，一半给按推进的手指。雪允在事后每一次回想——哪怕只隔几分钟——都会看见自己的手，稳定，残忍，完成。完成让她在成瘾的路上失去“被强迫”的完整外衣：外衣还在，底下多了一层“我参与过”的疤。疤会痒。痒会要更多真迹。更多真迹会要更稳的手。循环在第五针落下时已经闭合。</w:t>
+      </w:r>
+    </w:p>
+    <w:p>
+      <w:r>
+        <w:t>她抓着赵美延问：“面面姐……你也被扎过……你有没有……自己……扎过？”美延沉默很久，摇头：“我没有。你比我……更被逼到绝境。”雪允却听见另一层意思：你比我更深。更深让她抱住美延哭，哭到穴里又挤出一股精液，挤到美延腿上。两人一起湿，湿成一片狼狈的姐妹。</w:t>
       </w:r>
     </w:p>
     <w:p>
@@ -13464,22 +12444,22 @@
         <w:pStyle w:val="Heading2"/>
       </w:pPr>
       <w:r>
-        <w:t>第二轮：更粗、更齐、更亮</w:t>
-      </w:r>
-    </w:p>
-    <w:p>
-      <w:r>
-        <w:t>第二轮的性器尺寸更大，节奏更齐，镜头更亮。雪允的嘴角撕裂一点点血丝，血丝混进精液；前穴红肿外翻，外翻的嫩肉随着抽送翻进翻出；后庭的环从粉变成深红，深红里仍被迫吞咽。三洞齐开再次把她顶上长达数分钟的高潮平台，平台上她几乎昏厥，昏厥前抓住镜头方向，用气声说：“第五针……在这里……”手指点在阴唇外侧的针孔，“看见……就来……”</w:t>
-      </w:r>
-    </w:p>
-    <w:p>
-      <w:r>
-        <w:t>话传进麦克，传进成千上万只耳机。有人已经在楼下按门铃。门铃与门禁是两套系统——门铃响，门禁仍红。领头人听见门铃，脸色微变，随即加快：“最后灌一轮。灌完转移。”转移意味着可能灭红点，灭红点意味着证据链风险。宋雨琦听“转移”，对周子瑜使眼色：到了。子瑜的长腿在盘腰中猛地发力，整个人带着侵犯者一起撞向支架——支架终于倒了。手机摔在垫上，镜头朝天，红点仍亮，拍到天花板与晃动的肩。亮着，却不再听话。</w:t>
-      </w:r>
-    </w:p>
-    <w:p>
-      <w:r>
-        <w:t>乱真正大了。韩媛媛把一枚螺丝砸进门禁面板的缝，砸得火花一爆——面板未毁，却发出报警音。报警音与门外门铃、远处警笛（这一次更真）绞在一起。老板突然扑向针盒，把剩余真迹扫落，粉管碎裂，粉液在地板上像撒开的玫瑰。领头人怒吼，怒吼里秩序出现裂缝。裂缝里，赵美延抱起几乎昏厥的雪允往后门方向拖；雪允的三洞还在往外渗白，渗在美延小臂上。美延不管，只管跑。跑被伴舞拦住，拦住就打，打出一条血路又被按回。</w:t>
+        <w:t>群像在三洞秀周边</w:t>
+      </w:r>
+    </w:p>
+    <w:p>
+      <w:r>
+        <w:t>周子瑜被强迫在雪允身边做盘腰对照秀：同样被贯穿，一个靠腿锁，一个靠三洞。子瑜看着雪允合不拢的三处，眼眶发红，盘腰的环却收得更紧，紧到对方痛呼——她把痛当作微小的报复。郑雅娴被要求为雪允“清理口腔”，用舌头伸进雪允嘴里卷走残精，卷完自己也呕，呕完两人额抵额，交换没有情欲的呼吸。</w:t>
+      </w:r>
+    </w:p>
+    <w:p>
+      <w:r>
+        <w:t>崔椰奶被韩媛媛按着后穴手指开拓，一边开拓一边让她看雪允：“看见没有？自己扎完就会到这一步。所以你不许抢针。”椰奶哭着点头，穴与后穴同时收缩，收缩里仍涌出水。韩媛媛吻她：“好。乖。乖就让你含我的手指……含着就不用含别人。”在这间屋子里，攻能给小受的庇护已经缩小到一根手指的直径。直径虽小，椰奶仍当救命稻草。</w:t>
+      </w:r>
+    </w:p>
+    <w:p>
+      <w:r>
+        <w:t>宋雨琦盯着人数仍在涨的直播间，忽然看见系统提示“直播已进入重点关注”。重点关注意味着平台或外部力量在靠近。她把这提示低声传给美延，美延眼底燃起一点火。火还来不及烧穿门锁，领头人已经宣布第二轮三洞。</w:t>
       </w:r>
     </w:p>
     <w:p>
@@ -13492,27 +12472,22 @@
         <w:pStyle w:val="Heading2"/>
       </w:pPr>
       <w:r>
-        <w:t>未逃成的结局与针孔的亮</w:t>
-      </w:r>
-    </w:p>
-    <w:p>
-      <w:r>
-        <w:t>转移未能立刻实现，逃也未能成功。可红点在摔跤后仍录下了门禁报警、碎裂的真迹、雪允自己指认第五针位置的画面。这些画面比完整的三洞秀更致命——致命给施暴者。领头人终于伸手去关播，关播前最后一帧，是雪允被重新按倒、三根再次对准三洞的画面，与她外阴上那一点尚未褪尽的粉光。</w:t>
-      </w:r>
-    </w:p>
-    <w:p>
-      <w:r>
-        <w:t>关播键按下。红点灭了。</w:t>
-      </w:r>
-    </w:p>
-    <w:p>
-      <w:r>
-        <w:t>灭的瞬间，房间像被抽走一种空气。另一种空气立刻涌入：更私密的、更无顾忌的、准备转移前的最后施暴。雪允的三洞再次被填满，填满时她已经不太会叫，只会抖。抖里她听见美延在哭，听见雨琦在骂，听见子瑜在喘，听见雅娴在咳，听见椰奶喊媛媛，听见媛媛喊别怕。她把自己的手按在第五针的孔上，按着，像按住一枚封印。封印烫。烫意味着真迹还在工作。工作意味着接下来的日子会渴。渴意味着故事未完——金冬天与柳智敏的名字，在领头人电话里被提起，提起时他说：“粉丝感谢季，可以开始约了。”</w:t>
-      </w:r>
-    </w:p>
-    <w:p>
-      <w:r>
-        <w:t>雪允闭上眼。眼皮外面，正午的光仍烈。烈光下，刺入之处的粉亮终于缓缓暗下去，暗下去却留下穴，留下喉，留下后庭，留下自己按推进的那只手的记忆。第十五章的身体已被开发完成；第十五章的节末，是红点熄灭后的黑暗，与黑暗里仍在齐入齐出的三根——以及门外越来越近的、不知真假的脚步。</w:t>
+        <w:t>第二轮：更粗、更齐、更亮</w:t>
+      </w:r>
+    </w:p>
+    <w:p>
+      <w:r>
+        <w:t>第二轮的性器尺寸更大，节奏更齐，镜头更亮。雪允的嘴角撕裂一点点血丝，血丝混进精液；前穴红肿外翻，外翻的嫩肉随着抽送翻进翻出；后庭的环从粉变成深红，深红里仍被迫吞咽。三洞齐开再次把她顶上长达数分钟的高潮平台，平台上她几乎昏厥，昏厥前抓住镜头方向，用气声说：“第五针……在这里……”手指点在阴唇外侧的针孔，“看见……就来……”</w:t>
+      </w:r>
+    </w:p>
+    <w:p>
+      <w:r>
+        <w:t>话传进麦克，传进成千上万只耳机。有人已经在楼下按门铃。门铃与门禁是两套系统——门铃响，门禁仍红。领头人听见门铃，脸色微变，随即加快：“最后灌一轮。灌完转移。”转移意味着可能灭红点，灭红点意味着证据链风险。宋雨琦听“转移”，对周子瑜使眼色：到了。子瑜的长腿在盘腰中猛地发力，整个人带着侵犯者一起撞向支架——支架终于倒了。手机摔在垫上，镜头朝天，红点仍亮，拍到天花板与晃动的肩。亮着，却不再听话。</w:t>
+      </w:r>
+    </w:p>
+    <w:p>
+      <w:r>
+        <w:t>乱真正大了。韩媛媛把一枚螺丝砸进门禁面板的缝，砸得火花一爆——面板未毁，却发出报警音。报警音与门外门铃、远处警笛（这一次更真）绞在一起。老板突然扑向针盒，把剩余真迹扫落，粉管碎裂，粉液在地板上像撒开的玫瑰。领头人怒吼，怒吼里秩序出现裂缝。裂缝里，赵美延抱起几乎昏厥的雪允往后门方向拖；雪允的三洞还在往外渗白，渗在美延小臂上。美延不管，只管跑。跑被伴舞拦住，拦住就打，打出一条血路又被按回。</w:t>
       </w:r>
     </w:p>
     <w:p>
@@ -13525,17 +12500,27 @@
         <w:pStyle w:val="Heading2"/>
       </w:pPr>
       <w:r>
-        <w:t>刺入之处的微观感觉</w:t>
-      </w:r>
-    </w:p>
-    <w:p>
-      <w:r>
-        <w:t>若把第五针的感觉从生理上拆开，可以拆成四层。第一层是皮肤的刺痛，尖，短，像蚂蚁咬。第二层是药液推进的胀，胀在外阴疏松结缔里扩散，扩散时阴蒂根部先麻后痒。第三层是亮——不是眼睛看见的亮，是皮下神经被某种温热照亮的错觉，错觉让她以为整座阴阜变成灯。第四层是空，空从针孔走到子宫，走到直肠前壁，走到膀胱底，走成全方位的需索。四层叠完，人就不是人，是开口的容器。容器要被三洞同时验证是否合格。合格的标准是：同时吞入时不晕死，还能流水，还能被镜头拍到表情。雪允合格了。合格证书是合不拢的三处与自己按着针孔的手指。</w:t>
-      </w:r>
-    </w:p>
-    <w:p>
-      <w:r>
-        <w:t>她在第二轮齐入时忽然想起初次直播：房间干净，灯光柔，泡泡机在角落吐出半透明的球。泡泡落在手背就破。现在落在她身上的不是泡泡，是精液与汗，破开的不是球，是她。她想对那时候的自己说抱歉，抱歉没能保护好腿与裙与笑。说不出。嘴里有根东西。根东西进出，进出把抱歉撞碎。</w:t>
+        <w:t>未逃成的结局与针孔的亮</w:t>
+      </w:r>
+    </w:p>
+    <w:p>
+      <w:r>
+        <w:t>转移未能立刻实现，逃也未能成功。可红点在摔跤后仍录下了门禁报警、碎裂的真迹、雪允自己指认第五针位置的画面。这些画面比完整的三洞秀更致命——致命给施暴者。领头人终于伸手去关播，关播前最后一帧，是雪允被重新按倒、三根再次对准三洞的画面，与她外阴上那一点尚未褪尽的粉光。</w:t>
+      </w:r>
+    </w:p>
+    <w:p>
+      <w:r>
+        <w:t>关播键按下。红点灭了。</w:t>
+      </w:r>
+    </w:p>
+    <w:p>
+      <w:r>
+        <w:t>灭的瞬间，房间像被抽走一种空气。另一种空气立刻涌入：更私密的、更无顾忌的、准备转移前的最后施暴。雪允的三洞再次被填满，填满时她已经不太会叫，只会抖。抖里她听见美延在哭，听见雨琦在骂，听见子瑜在喘，听见雅娴在咳，听见椰奶喊媛媛，听见媛媛喊别怕。她把自己的手按在第五针的孔上，按着，像按住一枚封印。封印烫。烫意味着真迹还在工作。工作意味着接下来的日子会渴。渴意味着故事未完——金冬天与柳智敏的名字，在领头人电话里被提起，提起时他说：“粉丝感谢季，可以开始约了。”</w:t>
+      </w:r>
+    </w:p>
+    <w:p>
+      <w:r>
+        <w:t>雪允闭上眼。眼皮外面，正午的光仍烈。烈光下，刺入之处的粉亮终于缓缓暗下去，暗下去却留下穴，留下喉，留下后庭，留下自己按推进的那只手的记忆。第十五章的身体已被开发完成；第十五章的节末，是红点熄灭后的黑暗，与黑暗里仍在齐入齐出的三根——以及门外越来越近的、不知真假的脚步。</w:t>
       </w:r>
     </w:p>
     <w:p>
@@ -13548,17 +12533,17 @@
         <w:pStyle w:val="Heading2"/>
       </w:pPr>
       <w:r>
-        <w:t>配角们的短暂内心</w:t>
-      </w:r>
-    </w:p>
-    <w:p>
-      <w:r>
-        <w:t>黑人伴舞在按住赵美延时心里只有一句：这活超出合同。合同之外是罪，罪之外是他也硬着的身体——身体不听合同。他选择把美延按得“稳”却不额外加巴掌，稳是他仅有的一点私刑减免。男模队队长看雪允三洞，看的是技术：角度，深度，镜头。技术让他逃避道德。肥宅粉丝看弹幕定位进度，进度条让他兴奋到发抖。臭汗男只闻到腿根，闻到就满足。老板看碎裂的真迹管，看自己一生的把柄淌在地板上，淌成粉，看女儿纱夏的脸在想象里重合赵美延的脸——重合让他跪，跪着仍被当成推药的手的废墟。</w:t>
-      </w:r>
-    </w:p>
-    <w:p>
-      <w:r>
-        <w:t>领头人的内心更简单：戏要完整，第五针要自己来，三洞要齐开，红点要尽量亮到最后。亮到最后是为了吓，也是为了红。红可以换成钱，钱可以换成下一批熟人——金冬天，柳智敏，更多。权柄易主后的新王，王的王冠是对讲机与针盒。王冠在门禁报警声里晃了晃，晃了仍戴着。</w:t>
+        <w:t>刺入之处的微观感觉</w:t>
+      </w:r>
+    </w:p>
+    <w:p>
+      <w:r>
+        <w:t>若把第五针的感觉从生理上拆开，可以拆成四层。第一层是皮肤的刺痛，尖，短，像蚂蚁咬。第二层是药液推进的胀，胀在外阴疏松结缔里扩散，扩散时阴蒂根部先麻后痒。第三层是亮——不是眼睛看见的亮，是皮下神经被某种温热照亮的错觉，错觉让她以为整座阴阜变成灯。第四层是空，空从针孔走到子宫，走到直肠前壁，走到膀胱底，走成全方位的需索。四层叠完，人就不是人，是开口的容器。容器要被三洞同时验证是否合格。合格的标准是：同时吞入时不晕死，还能流水，还能被镜头拍到表情。雪允合格了。合格证书是合不拢的三处与自己按着针孔的手指。</w:t>
+      </w:r>
+    </w:p>
+    <w:p>
+      <w:r>
+        <w:t>她在第二轮齐入时忽然想起初次直播：房间干净，灯光柔，泡泡机在角落吐出半透明的球。泡泡落在手背就破。现在落在她身上的不是泡泡，是精液与汗，破开的不是球，是她。她想对那时候的自己说抱歉，抱歉没能保护好腿与裙与笑。说不出。嘴里有根东西。根东西进出，进出把抱歉撞碎。</w:t>
       </w:r>
     </w:p>
     <w:p>
@@ -13571,12 +12556,17 @@
         <w:pStyle w:val="Heading2"/>
       </w:pPr>
       <w:r>
-        <w:t>齐入时的器官对话</w:t>
-      </w:r>
-    </w:p>
-    <w:p>
-      <w:r>
-        <w:t>前穴的肉壁与后庭的肉壁隔着一层，两根同时进出时，那层被挤薄，薄到雪允觉得两根要在体内握手。握手的错觉让她疯狂摇头，摇头被按住。口腔的填塞让呼吸变成鼻间细线，细线一断她就拍人，拍人被理解为配合高潮。阴蒂在摩擦中肿到极限，极限处第五针孔一碰就炸，炸出潮吹，潮吹喷到自己下巴——她被摆成仰躺折腿的姿势，喷得到自己。味道腥甜，甜里有粉。粉让她想起针管，想起自己的手，想起推进到底时那种“完成了”的恐怖满足。满足让她恨，恨让她夹，夹让三根都骂爽，骂爽让抽送更狠。狠到她短暂昏过去，昏过去仍被使用，使用把她又弄醒。醒过来第一眼是红点灭后的黑镜头，黑镜头像瞎掉的眼。瞎掉的眼仍映着她的脏。</w:t>
+        <w:t>配角们的短暂内心</w:t>
+      </w:r>
+    </w:p>
+    <w:p>
+      <w:r>
+        <w:t>黑人伴舞在按住赵美延时心里只有一句：这活超出合同。合同之外是罪，罪之外是他也硬着的身体——身体不听合同。他选择把美延按得“稳”却不额外加巴掌，稳是他仅有的一点私刑减免。男模队队长看雪允三洞，看的是技术：角度，深度，镜头。技术让他逃避道德。肥宅粉丝看弹幕定位进度，进度条让他兴奋到发抖。臭汗男只闻到腿根，闻到就满足。老板看碎裂的真迹管，看自己一生的把柄淌在地板上，淌成粉，看女儿纱夏的脸在想象里重合赵美延的脸——重合让他跪，跪着仍被当成推药的手的废墟。</w:t>
+      </w:r>
+    </w:p>
+    <w:p>
+      <w:r>
+        <w:t>领头人的内心更简单：戏要完整，第五针要自己来，三洞要齐开，红点要尽量亮到最后。亮到最后是为了吓，也是为了红。红可以换成钱，钱可以换成下一批熟人——金冬天，柳智敏，更多。权柄易主后的新王，王的王冠是对讲机与针盒。王冠在门禁报警声里晃了晃，晃了仍戴着。</w:t>
       </w:r>
     </w:p>
     <w:p>
@@ -13589,22 +12579,12 @@
         <w:pStyle w:val="Heading2"/>
       </w:pPr>
       <w:r>
-        <w:t>章末：开发完成与下一季的钩</w:t>
-      </w:r>
-    </w:p>
-    <w:p>
-      <w:r>
-        <w:t>当最后一轮三洞内射结束，雪允被放下。她像被抽掉骨头的浅杏布偶，酒杯腿摊开，三处开着，开着呼吸。赵美延用脏毛巾盖住她的腿心——盖住是尊严的残渣。宋雨琦检查手机：录屏是否自动保存到云，云是否还连着。显示上传中。上传中三个字让雨琦眼眶湿了：“还有。还有出去的东西。”周子瑜靠着镜墙滑坐，黑丝腿上全是伤，伤仍挡不住她说：“下次……换我踢门禁。”郑雅娴哑着笑：“下次换我喊穿玻璃。”崔椰奶蜷在韩媛媛怀里睡过去又痛醒，醒时问：“雪允还在吗？”媛媛看向那具摊开的身体：“在。亮过的人，都会在。”</w:t>
-      </w:r>
-    </w:p>
-    <w:p>
-      <w:r>
-        <w:t>雪允听见“在”，手指动了动，按在第五针的孔上。孔不再亮，亮转成热，热转成未来的瘾。她张开嘴，沙哑道：“……别让冬天……智敏……来……”话太晚。电话那头已经有人答应“感谢季见”。</w:t>
-      </w:r>
-    </w:p>
-    <w:p>
-      <w:r>
-        <w:t>门外脚步更近。是警，是粉丝，是转移的车，还是新的熟人，尚未揭晓。第十五章落下帷幕时，帷幕布料是浅杏的、湿的、挂着精斑的织针纹理；帷幕后面，粉色真迹的故事仍未尽——只是刺入之处，已经永远留在雪允自己的手里与自己的核上。</w:t>
+        <w:t>齐入时的器官对话</w:t>
+      </w:r>
+    </w:p>
+    <w:p>
+      <w:r>
+        <w:t>前穴的肉壁与后庭的肉壁隔着一层，两根同时进出时，那层被挤薄，薄到雪允觉得两根要在体内握手。握手的错觉让她疯狂摇头，摇头被按住。口腔的填塞让呼吸变成鼻间细线，细线一断她就拍人，拍人被理解为配合高潮。阴蒂在摩擦中肿到极限，极限处第五针孔一碰就炸，炸出潮吹，潮吹喷到自己下巴——她被摆成仰躺折腿的姿势，喷得到自己。味道腥甜，甜里有粉。粉让她想起针管，想起自己的手，想起推进到底时那种“完成了”的恐怖满足。满足让她恨，恨让她夹，夹让三根都骂爽，骂爽让抽送更狠。狠到她短暂昏过去，昏过去仍被使用，使用把她又弄醒。醒过来第一眼是红点灭后的黑镜头，黑镜头像瞎掉的眼。瞎掉的眼仍映着她的脏。</w:t>
       </w:r>
     </w:p>
     <w:p>
@@ -13617,17 +12597,22 @@
         <w:pStyle w:val="Heading2"/>
       </w:pPr>
       <w:r>
-        <w:t>刺入的那一毫米一毫米</w:t>
-      </w:r>
-    </w:p>
-    <w:p>
-      <w:r>
-        <w:t>回顾第五针真正刺入的慢镜头，会发现雪允的手并非一直稳。针尖抵住阴唇外侧时，她抖，抖得针尖在皮肤上点出浅浅白坑；她吸气，吸气让小腹收，收让阴阜绷紧，绷紧让针尖更容易滑向阴蒂——滑过去会毁掉她。赵美延当时喊“侧面皮肉”，她听见了，于是用力把针尖挪回外阴唇中段偏下、靠近前庭又不到黏膜的位置。那里仍是下体，仍是女核周边，仍满足领头人的“不是胳膊”，却比直刺阴蒂或多或少偏了一寸。偏一寸是一寸——子瑜的口令在她手里实现了一点点。</w:t>
-      </w:r>
-    </w:p>
-    <w:p>
-      <w:r>
-        <w:t>刺破时，痛是白的。推进时，胀是粉的。亮起时，整个直播间的光仿佛都喂进那一点。雪允的瞳孔缩紧，又放大，放大时看见弹幕变成光点洪流。她把自己的名字又说了一遍，说完推进到底。针管清空的手感很轻，轻得像什么都被骗走了。拔针后她没有扔管子，管子掉在腿侧，被镜头拍到指纹——指纹是她的。证据与罪证同体。</w:t>
+        <w:t>章末：开发完成与下一季的钩</w:t>
+      </w:r>
+    </w:p>
+    <w:p>
+      <w:r>
+        <w:t>当最后一轮三洞内射结束，雪允被放下。她像被抽掉骨头的浅杏布偶，酒杯腿摊开，三处开着，开着呼吸。赵美延用脏毛巾盖住她的腿心——盖住是尊严的残渣。宋雨琦检查手机：录屏是否自动保存到云，云是否还连着。显示上传中。上传中三个字让雨琦眼眶湿了：“还有。还有出去的东西。”周子瑜靠着镜墙滑坐，黑丝腿上全是伤，伤仍挡不住她说：“下次……换我踢门禁。”郑雅娴哑着笑：“下次换我喊穿玻璃。”崔椰奶蜷在韩媛媛怀里睡过去又痛醒，醒时问：“雪允还在吗？”媛媛看向那具摊开的身体：“在。亮过的人，都会在。”</w:t>
+      </w:r>
+    </w:p>
+    <w:p>
+      <w:r>
+        <w:t>雪允听见“在”，手指动了动，按在第五针的孔上。孔不再亮，亮转成热，热转成未来的瘾。她张开嘴，沙哑道：“……别让冬天……智敏……来……”话太晚。电话那头已经有人答应“感谢季见”。</w:t>
+      </w:r>
+    </w:p>
+    <w:p>
+      <w:r>
+        <w:t>门外脚步更近。是警，是粉丝，是转移的车，还是新的熟人，尚未揭晓。第十五章落下帷幕时，帷幕布料是浅杏的、湿的、挂着精斑的织针纹理；帷幕后面，粉色真迹的故事仍未尽——只是刺入之处，已经永远留在雪允自己的手里与自己的核上。</w:t>
       </w:r>
     </w:p>
     <w:p>
@@ -13640,17 +12625,17 @@
         <w:pStyle w:val="Heading2"/>
       </w:pPr>
       <w:r>
-        <w:t>口穴后庭的教学式开发</w:t>
-      </w:r>
-    </w:p>
-    <w:p>
-      <w:r>
-        <w:t>领头人把三洞开发做成“课程”，课程有步骤，步骤有合格线。口的合格线是含到根停留五秒；穴的合格线是潮吹两次且不夹到对方软掉；后庭的合格线是整根没入并能在抽送中叫出声。雪允每一项都在第五针的燃烧里勉强达到，达到过程被郑雅娴、周子瑜的对照示范包围——雅娴示范口，子瑜示范用腿控制深度（盘腰变体），雪允示范“自己扎过的身体有多敏感”。敏感成为卖点，卖点成为伤。</w:t>
-      </w:r>
-    </w:p>
-    <w:p>
-      <w:r>
-        <w:t>当后庭第一次整根没入，雪允抓破了美延的肩。美延不躲：“抓吧。抓我比抓自己好。”血从肩上渗出，渗出仍托着雪允的背。宋雨琦用手指给雪允的前穴做扩张辅助，辅助时哭：“对不起……我在帮他们……”雪允摇头：“你在帮我少裂……谢谢……”谢谢在这种地方出现，重得不像话。</w:t>
+        <w:t>刺入的那一毫米一毫米</w:t>
+      </w:r>
+    </w:p>
+    <w:p>
+      <w:r>
+        <w:t>回顾第五针真正刺入的慢镜头，会发现雪允的手并非一直稳。针尖抵住阴唇外侧时，她抖，抖得针尖在皮肤上点出浅浅白坑；她吸气，吸气让小腹收，收让阴阜绷紧，绷紧让针尖更容易滑向阴蒂——滑过去会毁掉她。赵美延当时喊“侧面皮肉”，她听见了，于是用力把针尖挪回外阴唇中段偏下、靠近前庭又不到黏膜的位置。那里仍是下体，仍是女核周边，仍满足领头人的“不是胳膊”，却比直刺阴蒂或多或少偏了一寸。偏一寸是一寸——子瑜的口令在她手里实现了一点点。</w:t>
+      </w:r>
+    </w:p>
+    <w:p>
+      <w:r>
+        <w:t>刺破时，痛是白的。推进时，胀是粉的。亮起时，整个直播间的光仿佛都喂进那一点。雪允的瞳孔缩紧，又放大，放大时看见弹幕变成光点洪流。她把自己的名字又说了一遍，说完推进到底。针管清空的手感很轻，轻得像什么都被骗走了。拔针后她没有扔管子，管子掉在腿侧，被镜头拍到指纹——指纹是她的。证据与罪证同体。</w:t>
       </w:r>
     </w:p>
     <w:p>
@@ -13663,12 +12648,17 @@
         <w:pStyle w:val="Heading2"/>
       </w:pPr>
       <w:r>
-        <w:t>三洞齐开的呼吸法</w:t>
-      </w:r>
-    </w:p>
-    <w:p>
-      <w:r>
-        <w:t>齐开时若乱呼吸会晕。郑雅娴哑着教她：鼻进，短呼，喉放松。雪允学着，学着在三根齐进时把气从鼻腔挤出，挤出雾，雾打在小腹上。节奏稳住后，快感变得可怕地清晰——清晰到她能分别辨认哪一根正在磨哪一点。前穴偏上是G点，偏深是宫口；后庭偏前会顶到另一层的敏感；喉口的顶弄让泪反射性喷出。三种快感不同相，不同相合成的高潮像地震，地震从脚掌到头皮。她在地震里失神，失神时仍被要求睁眼看镜头。睁眼看见的是已灭的红点玻璃——灭了仍像一只眼。</w:t>
+        <w:t>口穴后庭的教学式开发</w:t>
+      </w:r>
+    </w:p>
+    <w:p>
+      <w:r>
+        <w:t>领头人把三洞开发做成“课程”，课程有步骤，步骤有合格线。口的合格线是含到根停留五秒；穴的合格线是潮吹两次且不夹到对方软掉；后庭的合格线是整根没入并能在抽送中叫出声。雪允每一项都在第五针的燃烧里勉强达到，达到过程被郑雅娴、周子瑜的对照示范包围——雅娴示范口，子瑜示范用腿控制深度（盘腰变体），雪允示范“自己扎过的身体有多敏感”。敏感成为卖点，卖点成为伤。</w:t>
+      </w:r>
+    </w:p>
+    <w:p>
+      <w:r>
+        <w:t>当后庭第一次整根没入，雪允抓破了美延的肩。美延不躲：“抓吧。抓我比抓自己好。”血从肩上渗出，渗出仍托着雪允的背。宋雨琦用手指给雪允的前穴做扩张辅助，辅助时哭：“对不起……我在帮他们……”雪允摇头：“你在帮我少裂……谢谢……”谢谢在这种地方出现，重得不像话。</w:t>
       </w:r>
     </w:p>
     <w:p>
@@ -13681,17 +12671,12 @@
         <w:pStyle w:val="Heading2"/>
       </w:pPr>
       <w:r>
-        <w:t>齐开下的群像动作</w:t>
-      </w:r>
-    </w:p>
-    <w:p>
-      <w:r>
-        <w:t>乱起前后，每个人都分到动作。周子瑜用盘腰带走一名最粗暴的，把他锁在把自己身上，锁到他暂时无法参与雪允的三洞。郑雅娴用深喉拖住另一名。崔椰奶故意大声浪叫吸引视线，韩媛媛配合把她按到镜头曾对着的方向——旧方向，支架已倒。赵美延护雪允的头，避免齐入时脑撞地。宋雨琦抢手机，抢到录屏上传进度的界面，把自动锁屏取消。老板砸针盒，砸完被打到吐血，吐血仍笑——笑里有毁一切的决绝。领头人维持场子，场子裂了仍维持，维持到门铃与警笛更近。</w:t>
-      </w:r>
-    </w:p>
-    <w:p>
-      <w:r>
-        <w:t>这些动作改变不了雪允已被三洞开发的事实，却可能改变谁先推开这扇门。门后是光，光可能是救，也可能是更多镜头。更多镜头对已灭红点的房间来说，是另一种红。</w:t>
+        <w:t>三洞齐开的呼吸法</w:t>
+      </w:r>
+    </w:p>
+    <w:p>
+      <w:r>
+        <w:t>齐开时若乱呼吸会晕。郑雅娴哑着教她：鼻进，短呼，喉放松。雪允学着，学着在三根齐进时把气从鼻腔挤出，挤出雾，雾打在小腹上。节奏稳住后，快感变得可怕地清晰——清晰到她能分别辨认哪一根正在磨哪一点。前穴偏上是G点，偏深是宫口；后庭偏前会顶到另一层的敏感；喉口的顶弄让泪反射性喷出。三种快感不同相，不同相合成的高潮像地震，地震从脚掌到头皮。她在地震里失神，失神时仍被要求睁眼看镜头。睁眼看见的是已灭的红点玻璃——灭了仍像一只眼。</w:t>
       </w:r>
     </w:p>
     <w:p>
@@ -13704,12 +12689,17 @@
         <w:pStyle w:val="Heading2"/>
       </w:pPr>
       <w:r>
-        <w:t>第二轮齐入的肉体细节</w:t>
-      </w:r>
-    </w:p>
-    <w:p>
-      <w:r>
-        <w:t>第二轮里，雪允的口腔黏膜破了，血的铁锈味混进精腥；她仍被要求舔净每一根退出的性器，舔到齿龈疼。前穴的阴唇外翻成两片厚肉，厚肉之间的洞圆而深，深可见被射满的白；抽送带出白沫，白沫堆积在第五针孔周围，像给针孔上贡。后庭进出发出更沉的水声，沉得像内脏在应答。三根齐进齐出时，她的小腹被顶出隐约轮廓，轮廓让弹幕不在了——红点已灭——却让现场的人更疯。疯里有人要第四洞，要尿孔，被领头人喝止：“别毁道具。感谢季还要用。”道具两个字砸在雪允耳膜上，砸得她空，空完又被填。</w:t>
+        <w:t>齐开下的群像动作</w:t>
+      </w:r>
+    </w:p>
+    <w:p>
+      <w:r>
+        <w:t>乱起前后，每个人都分到动作。周子瑜用盘腰带走一名最粗暴的，把他锁在把自己身上，锁到他暂时无法参与雪允的三洞。郑雅娴用深喉拖住另一名。崔椰奶故意大声浪叫吸引视线，韩媛媛配合把她按到镜头曾对着的方向——旧方向，支架已倒。赵美延护雪允的头，避免齐入时脑撞地。宋雨琦抢手机，抢到录屏上传进度的界面，把自动锁屏取消。老板砸针盒，砸完被打到吐血，吐血仍笑——笑里有毁一切的决绝。领头人维持场子，场子裂了仍维持，维持到门铃与警笛更近。</w:t>
+      </w:r>
+    </w:p>
+    <w:p>
+      <w:r>
+        <w:t>这些动作改变不了雪允已被三洞开发的事实，却可能改变谁先推开这扇门。门后是光，光可能是救，也可能是更多镜头。更多镜头对已灭红点的房间来说，是另一种红。</w:t>
       </w:r>
     </w:p>
     <w:p>
@@ -13722,12 +12712,12 @@
         <w:pStyle w:val="Heading2"/>
       </w:pPr>
       <w:r>
-        <w:t>自己的手，别人的根</w:t>
-      </w:r>
-    </w:p>
-    <w:p>
-      <w:r>
-        <w:t>雪允在齐入的间隙被命令自己同时插自己的前穴与后庭——手指，两根，再加嘴里含着。自己插自己是第五针逻辑的延长：参与。她照做，照做时哭，哭时指节没入自己的湿热与紧热。内壁熟悉手指，熟悉却仍敏感，敏感让她在自己手里去了。去的时候她听见韩媛媛对椰奶说：“看见没？自己也会把自己打开。所以更要抓紧我。”椰奶应：“我抓紧……我不怕自己……我怕没你。”攻受的对话像一根细线，细线从乱局里拉到雪允耳边，让她忽然很想抓住谁的衣角。她抓住美延的背心下摆，抓住不放，不放到被重新换上真的性器贯穿。</w:t>
+        <w:t>第二轮齐入的肉体细节</w:t>
+      </w:r>
+    </w:p>
+    <w:p>
+      <w:r>
+        <w:t>第二轮里，雪允的口腔黏膜破了，血的铁锈味混进精腥；她仍被要求舔净每一根退出的性器，舔到齿龈疼。前穴的阴唇外翻成两片厚肉，厚肉之间的洞圆而深，深可见被射满的白；抽送带出白沫，白沫堆积在第五针孔周围，像给针孔上贡。后庭进出发出更沉的水声，沉得像内脏在应答。三根齐进齐出时，她的小腹被顶出隐约轮廓，轮廓让弹幕不在了——红点已灭——却让现场的人更疯。疯里有人要第四洞，要尿孔，被领头人喝止：“别毁道具。感谢季还要用。”道具两个字砸在雪允耳膜上，砸得她空，空完又被填。</w:t>
       </w:r>
     </w:p>
     <w:p>
@@ -13740,17 +12730,12 @@
         <w:pStyle w:val="Heading2"/>
       </w:pPr>
       <w:r>
-        <w:t>转移令与最后的灌满</w:t>
-      </w:r>
-    </w:p>
-    <w:p>
-      <w:r>
-        <w:t>“最后灌一轮”不是比喻。三根在三洞里同时加速，加速到雪允的视野全是白噪。白噪里她感觉精液真的灌进胃、灌进宫、灌进肠，灌到涨，涨到漏，漏到垫子一塌糊涂。抽出后，有人按她的小腹，按得她从前穴喷出大量浊白，喷得像潮吹的精版。后庭也被挤压排空一部分。嘴里的她被要求全部吞下，吞到胃翻，翻到吐，吐出的又被抹回唇上。她的仙气脸至此彻底成为脏的地图：泪痕，精痕，唾痕，血丝，红掌印。地图被某人用手机又拍一张——红点灭了，私拍还在。私拍会流向何处，无人保证。</w:t>
-      </w:r>
-    </w:p>
-    <w:p>
-      <w:r>
-        <w:t>赵美延用身子挡住私拍角度，挡到自己被拖开暴操。暴操里她仍扭头看雪允，看那枚第五针孔，看盖上去的脏毛巾。毛巾太薄，薄得盖不住真相。真相是：刺入之处已成事实，三洞已开，瘾已种下，下一季的名单已出口。</w:t>
+        <w:t>自己的手，别人的根</w:t>
+      </w:r>
+    </w:p>
+    <w:p>
+      <w:r>
+        <w:t>雪允在齐入的间隙被命令自己同时插自己的前穴与后庭——手指，两根，再加嘴里含着。自己插自己是第五针逻辑的延长：参与。她照做，照做时哭，哭时指节没入自己的湿热与紧热。内壁熟悉手指，熟悉却仍敏感，敏感让她在自己手里去了。去的时候她听见韩媛媛对椰奶说：“看见没？自己也会把自己打开。所以更要抓紧我。”椰奶应：“我抓紧……我不怕自己……我怕没你。”攻受的对话像一根细线，细线从乱局里拉到雪允耳边，让她忽然很想抓住谁的衣角。她抓住美延的背心下摆，抓住不放，不放到被重新换上真的性器贯穿。</w:t>
       </w:r>
     </w:p>
     <w:p>
@@ -13763,17 +12748,17 @@
         <w:pStyle w:val="Heading2"/>
       </w:pPr>
       <w:r>
-        <w:t>门外的脚与室内的跪</w:t>
-      </w:r>
-    </w:p>
-    <w:p>
-      <w:r>
-        <w:t>警笛或伪警笛在楼下盘旋。门禁面板报警音断续。领头人开始扔衣服给“还能走的人”：给雪允一件过大的外套，外套一穿，精液仍从腿心往下淌，淌到酒杯腿的踝骨。她站不住，站不住就跪，跪着被架。周子瑜黑丝破烂，仍自己站直；郑雅娴淡黄残布系腰，靠子瑜肩；崔椰奶与韩媛媛互相撑；宋雨琦扶赵美延；老板被踢到最前当开门盾牌。开门与否，决定权仍在钥匙——钥匙在领头人腰间。他看门外监控影影绰绰，影里有应援牌，也有反光的肩章似的东西。他骂了一句，选择另一条消防通道。</w:t>
-      </w:r>
-    </w:p>
-    <w:p>
-      <w:r>
-        <w:t>转移开始。转移不是结束。结束需要更多章：粉丝感谢季，真迹之夜，空白的一年，大肚子的影像，田曦薇的真相。第十五章只负责把雪允的针与洞写完，写到够深，深到读者与角色都无法假装这只是“走光的直播事故”。这是刺入。这是齐开。这是自己的手。</w:t>
+        <w:t>转移令与最后的灌满</w:t>
+      </w:r>
+    </w:p>
+    <w:p>
+      <w:r>
+        <w:t>“最后灌一轮”不是比喻。三根在三洞里同时加速，加速到雪允的视野全是白噪。白噪里她感觉精液真的灌进胃、灌进宫、灌进肠，灌到涨，涨到漏，漏到垫子一塌糊涂。抽出后，有人按她的小腹，按得她从前穴喷出大量浊白，喷得像潮吹的精版。后庭也被挤压排空一部分。嘴里的她被要求全部吞下，吞到胃翻，翻到吐，吐出的又被抹回唇上。她的仙气脸至此彻底成为脏的地图：泪痕，精痕，唾痕，血丝，红掌印。地图被某人用手机又拍一张——红点灭了，私拍还在。私拍会流向何处，无人保证。</w:t>
+      </w:r>
+    </w:p>
+    <w:p>
+      <w:r>
+        <w:t>赵美延用身子挡住私拍角度，挡到自己被拖开暴操。暴操里她仍扭头看雪允，看那枚第五针孔，看盖上去的脏毛巾。毛巾太薄，薄得盖不住真相。真相是：刺入之处已成事实，三洞已开，瘾已种下，下一季的名单已出口。</w:t>
       </w:r>
     </w:p>
     <w:p>
@@ -13786,17 +12771,17 @@
         <w:pStyle w:val="Heading2"/>
       </w:pPr>
       <w:r>
-        <w:t>消防通道里的最后一段性交</w:t>
-      </w:r>
-    </w:p>
-    <w:p>
-      <w:r>
-        <w:t>即便转移，领头人仍下令“通道里再来一次三洞”——为了让雪允的身体记住：逃不逃都会被开。雪允被按在消防栓箱上，金属凉，背脊烫。三根再次进入，进入时她已经几乎无声，无声的泪滴在金属上。赵美延被按在对面墙，看着她，看得到针孔的位置，看得到合不拢，看得到自己的无能。无能让美延在被进入时咬牙发誓：活到纱夏知道之前，先活到能指认每一张脸。宋雨琦在楼梯转角用尽最后电量，把上传完成的提示截图——完成。完成两个字在暗绿的手机屏幕上亮着，像另一枚红点。另一枚更冷，更有用。</w:t>
-      </w:r>
-    </w:p>
-    <w:p>
-      <w:r>
-        <w:t>崔椰奶差点从楼梯跌下去，被韩媛媛一把捞住。捞住后媛媛骂：“小受不许死。死了谁给我操？”骂里是爱。椰奶笑出来，笑出口血，血是咬舌的。周子瑜与郑雅娴走在最后，子瑜的腿每一级台阶都痛，雅娴的喉每一口呼吸都痛。痛是还活着的收据。收据捏在手里，手里没有针，针在雪允的核上留下孔。</w:t>
+        <w:t>门外的脚与室内的跪</w:t>
+      </w:r>
+    </w:p>
+    <w:p>
+      <w:r>
+        <w:t>警笛或伪警笛在楼下盘旋。门禁面板报警音断续。领头人开始扔衣服给“还能走的人”：给雪允一件过大的外套，外套一穿，精液仍从腿心往下淌，淌到酒杯腿的踝骨。她站不住，站不住就跪，跪着被架。周子瑜黑丝破烂，仍自己站直；郑雅娴淡黄残布系腰，靠子瑜肩；崔椰奶与韩媛媛互相撑；宋雨琦扶赵美延；老板被踢到最前当开门盾牌。开门与否，决定权仍在钥匙——钥匙在领头人腰间。他看门外监控影影绰绰，影里有应援牌，也有反光的肩章似的东西。他骂了一句，选择另一条消防通道。</w:t>
+      </w:r>
+    </w:p>
+    <w:p>
+      <w:r>
+        <w:t>转移开始。转移不是结束。结束需要更多章：粉丝感谢季，真迹之夜，空白的一年，大肚子的影像，田曦薇的真相。第十五章只负责把雪允的针与洞写完，写到够深，深到读者与角色都无法假装这只是“走光的直播事故”。这是刺入。这是齐开。这是自己的手。</w:t>
       </w:r>
     </w:p>
     <w:p>
@@ -13809,17 +12794,17 @@
         <w:pStyle w:val="Heading2"/>
       </w:pPr>
       <w:r>
-        <w:t>章终独白：之处</w:t>
-      </w:r>
-    </w:p>
-    <w:p>
-      <w:r>
-        <w:t>雪允后来（若她还有后来）会怎样描述第五针刺入之处？她可能会说：不是逼的正中，不是阴蒂的尖，是左侧大阴唇内缘偏下，靠近系带的阴影。医学上那是外阴。体验上那是世界的尽头。针从那里进去，亮从那里起来，空从那里生出，三洞从那里被宣告合法开发。她自己的手按着推进器，推到底。推到底之后，所有进入都只是后果。后果在消防通道的金属上凉着，在外套下淌着，在上传完成的云端躺着，在领头人电话里“感谢季”的笑声里排着队。</w:t>
-      </w:r>
-    </w:p>
-    <w:p>
-      <w:r>
-        <w:t>她把脸贴在美延肩上，气声说：“面面……我还是……雪允吗？”美延答：“是。亮过，开过，自己扎过，也还是。名字不交给针。”名字不交给针——这一句成为第十五章最后的微光。微光外，粉色真迹的长夜仍在继续，只是雪允的篇章，已经把最深的刺与最满的灌，写进了她自己的身体档案。档案湿着，烫着，开着，等下一章的新人来认领恐惧。</w:t>
+        <w:t>消防通道里的最后一段性交</w:t>
+      </w:r>
+    </w:p>
+    <w:p>
+      <w:r>
+        <w:t>即便转移，领头人仍下令“通道里再来一次三洞”——为了让雪允的身体记住：逃不逃都会被开。雪允被按在消防栓箱上，金属凉，背脊烫。三根再次进入，进入时她已经几乎无声，无声的泪滴在金属上。赵美延被按在对面墙，看着她，看得到针孔的位置，看得到合不拢，看得到自己的无能。无能让美延在被进入时咬牙发誓：活到纱夏知道之前，先活到能指认每一张脸。宋雨琦在楼梯转角用尽最后电量，把上传完成的提示截图——完成。完成两个字在暗绿的手机屏幕上亮着，像另一枚红点。另一枚更冷，更有用。</w:t>
+      </w:r>
+    </w:p>
+    <w:p>
+      <w:r>
+        <w:t>崔椰奶差点从楼梯跌下去，被韩媛媛一把捞住。捞住后媛媛骂：“小受不许死。死了谁给我操？”骂里是爱。椰奶笑出来，笑出口血，血是咬舌的。周子瑜与郑雅娴走在最后，子瑜的腿每一级台阶都痛，雅娴的喉每一口呼吸都痛。痛是还活着的收据。收据捏在手里，手里没有针，针在雪允的核上留下孔。</w:t>
       </w:r>
     </w:p>
     <w:p>
@@ -13832,17 +12817,17 @@
         <w:pStyle w:val="Heading2"/>
       </w:pPr>
       <w:r>
-        <w:t>三洞齐开时的镜中像</w:t>
-      </w:r>
-    </w:p>
-    <w:p>
-      <w:r>
-        <w:t>练舞室镜墙在转移前最后一次完整映出雪允：酒杯腿大开，口中含根，前穴与后庭同时被占，外阴针孔周围糊着白沫与粉液残光。镜像里的人与她重叠，重叠到她分不清哪边是真。真的那一边在抖，抖得乳尖甩出弧线；镜像那一边也在抖，抖得更安静，因为玻璃不会叫。雪允伸手去碰镜，指尖留下湿印，湿印里有精，有泪。她对镜说：“看着。我自己扎的。”说给镜像听，也说给未来可能看见录屏的人听——红点灭了，镜前的私拍与云端的上传还在。</w:t>
-      </w:r>
-    </w:p>
-    <w:p>
-      <w:r>
-        <w:t>赵美延的镜像出现在她身旁，婚戒闪光。宋雨琦的镜像在擦拭雪允嘴角。周子瑜的镜像用长腿挡住一名想加进来的人。郑雅娴的镜像在发声，发声吸引注意力。崔椰奶与韩媛媛的镜像胸贴胸，像一枚湿润的印章。老板的镜像跪着。领头人的镜像笑着。所有镜像叠在冷白灯带下，叠成第十五章的祭坛。祭坛中央是针孔。针孔很小，小到一粒米，却吞下了整章的重量。</w:t>
+        <w:t>章终独白：之处</w:t>
+      </w:r>
+    </w:p>
+    <w:p>
+      <w:r>
+        <w:t>雪允后来（若她还有后来）会怎样描述第五针刺入之处？她可能会说：不是逼的正中，不是阴蒂的尖，是左侧大阴唇内缘偏下，靠近系带的阴影。医学上那是外阴。体验上那是世界的尽头。针从那里进去，亮从那里起来，空从那里生出，三洞从那里被宣告合法开发。她自己的手按着推进器，推到底。推到底之后，所有进入都只是后果。后果在消防通道的金属上凉着，在外套下淌着，在上传完成的云端躺着，在领头人电话里“感谢季”的笑声里排着队。</w:t>
+      </w:r>
+    </w:p>
+    <w:p>
+      <w:r>
+        <w:t>她把脸贴在美延肩上，气声说：“面面……我还是……雪允吗？”美延答：“是。亮过，开过，自己扎过，也还是。名字不交给针。”名字不交给针——这一句成为第十五章最后的微光。微光外，粉色真迹的长夜仍在继续，只是雪允的篇章，已经把最深的刺与最满的灌，写进了她自己的身体档案。档案湿着，烫着，开着，等下一章的新人来认领恐惧。</w:t>
       </w:r>
     </w:p>
     <w:p>
@@ -13855,12 +12840,17 @@
         <w:pStyle w:val="Heading2"/>
       </w:pPr>
       <w:r>
-        <w:t>器官状态的最终清单</w:t>
-      </w:r>
-    </w:p>
-    <w:p>
-      <w:r>
-        <w:t>若必须用冷静的句子为这一章的器官做结：雪允的阴蒂充血外露，触之即颤；大阴唇肿胀，左缘有针孔，孔周水肿；阴道口外翻，内壁红肿，精液潴留；宫颈触痛，因多次深顶而酸；后庭括约肌松弛水肿，暂时闭合不全；口腔黏膜破损，咽喉红肿，声带疲劳；乳房指印与吮痕密布；酒杯腿内侧精斑与泪痕交错；浅杏针织短裙仅余碎片。这些句子冷血，冷血却是档案。档案之外，是她的心：心还在跳，跳着问为什么是自己按的推进器。问没有答案。答案在药效的空里，空说：因为你亮了。亮了就要自己学会点亮下一次——这是瘾的语法。雪允把语法咬在齿间，咬碎，碎渣仍甜，甜是真迹的余味。</w:t>
+        <w:t>三洞齐开时的镜中像</w:t>
+      </w:r>
+    </w:p>
+    <w:p>
+      <w:r>
+        <w:t>练舞室镜墙在转移前最后一次完整映出雪允：酒杯腿大开，口中含根，前穴与后庭同时被占，外阴针孔周围糊着白沫与粉液残光。镜像里的人与她重叠，重叠到她分不清哪边是真。真的那一边在抖，抖得乳尖甩出弧线；镜像那一边也在抖，抖得更安静，因为玻璃不会叫。雪允伸手去碰镜，指尖留下湿印，湿印里有精，有泪。她对镜说：“看着。我自己扎的。”说给镜像听，也说给未来可能看见录屏的人听——红点灭了，镜前的私拍与云端的上传还在。</w:t>
+      </w:r>
+    </w:p>
+    <w:p>
+      <w:r>
+        <w:t>赵美延的镜像出现在她身旁，婚戒闪光。宋雨琦的镜像在擦拭雪允嘴角。周子瑜的镜像用长腿挡住一名想加进来的人。郑雅娴的镜像在发声，发声吸引注意力。崔椰奶与韩媛媛的镜像胸贴胸，像一枚湿润的印章。老板的镜像跪着。领头人的镜像笑着。所有镜像叠在冷白灯带下，叠成第十五章的祭坛。祭坛中央是针孔。针孔很小，小到一粒米，却吞下了整章的重量。</w:t>
       </w:r>
     </w:p>
     <w:p>
@@ -13873,12 +12863,12 @@
         <w:pStyle w:val="Heading2"/>
       </w:pPr>
       <w:r>
-        <w:t>消防通道中的心理接力</w:t>
-      </w:r>
-    </w:p>
-    <w:p>
-      <w:r>
-        <w:t>转移队列像一条受伤的蛇。蛇头是领头人与钥匙，蛇身是男模伴舞与粉丝，蛇腹是女团与雪允，蛇尾是老板。蛇腹里，心理在接力。雪允传给美延：别让纱夏看见这种视频。美延传给雨琦：上传确认了就销毁本地。雨琦传给子瑜：腿还能踢就留给真正的门。子瑜传给雅娴：嗓子还能喊就留给真正的光。雅娴传给椰奶：别抢针。椰奶传给媛媛：别松手。媛媛传回雪允：名字还在。名字在通道回声里轻轻响，响过金属，响过水滴，响过又一次被迫齐入时的肉体拍击——拍击短暂，短暂也是侮辱，侮辱也改变不了接力还在继续。</w:t>
+        <w:t>器官状态的最终清单</w:t>
+      </w:r>
+    </w:p>
+    <w:p>
+      <w:r>
+        <w:t>若必须用冷静的句子为这一章的器官做结：雪允的阴蒂充血外露，触之即颤；大阴唇肿胀，左缘有针孔，孔周水肿；阴道口外翻，内壁红肿，精液潴留；宫颈触痛，因多次深顶而酸；后庭括约肌松弛水肿，暂时闭合不全；口腔黏膜破损，咽喉红肿，声带疲劳；乳房指印与吮痕密布；酒杯腿内侧精斑与泪痕交错；浅杏针织短裙仅余碎片。这些句子冷血，冷血却是档案。档案之外，是她的心：心还在跳，跳着问为什么是自己按的推进器。问没有答案。答案在药效的空里，空说：因为你亮了。亮了就要自己学会点亮下一次——这是瘾的语法。雪允把语法咬在齿间，咬碎，碎渣仍甜，甜是真迹的余味。</w:t>
       </w:r>
     </w:p>
     <w:p>
@@ -13891,12 +12881,12 @@
         <w:pStyle w:val="Heading2"/>
       </w:pPr>
       <w:r>
-        <w:t>第五针与三洞的因果链</w:t>
-      </w:r>
-    </w:p>
-    <w:p>
-      <w:r>
-        <w:t>没有第一、第二针的腿根，就没有她跪软；没有第三针的腹侧，就没有宫口的酸；没有第四针的臀侧，就没有后庭开拓的痒；没有第五针的下体自刺，就没有“自己完成”的合格证；没有合格证，就没有名正言顺的三洞齐开。因果链环环相扣，扣到雪允无法从任何一环单独抽出自己。她整个人被链拴在粉色浮光上。拴着时，她仍能听见云端上传完成的提示在雨琦手机里震动——那是链外的一把锉。锉能否锯断链，要看后面的章，看金冬天与柳智敏会不会也被拖来，看田曦薇会不会循着好友的气味撞进同一扇门。第十五章不负责锯断，只负责把链焊到最深的那一环：刺入之处。</w:t>
+        <w:t>消防通道中的心理接力</w:t>
+      </w:r>
+    </w:p>
+    <w:p>
+      <w:r>
+        <w:t>转移队列像一条受伤的蛇。蛇头是领头人与钥匙，蛇身是男模伴舞与粉丝，蛇腹是女团与雪允，蛇尾是老板。蛇腹里，心理在接力。雪允传给美延：别让纱夏看见这种视频。美延传给雨琦：上传确认了就销毁本地。雨琦传给子瑜：腿还能踢就留给真正的门。子瑜传给雅娴：嗓子还能喊就留给真正的光。雅娴传给椰奶：别抢针。椰奶传给媛媛：别松手。媛媛传回雪允：名字还在。名字在通道回声里轻轻响，响过金属，响过水滴，响过又一次被迫齐入时的肉体拍击——拍击短暂，短暂也是侮辱，侮辱也改变不了接力还在继续。</w:t>
       </w:r>
     </w:p>
     <w:p>
@@ -13909,327 +12899,12 @@
         <w:pStyle w:val="Heading2"/>
       </w:pPr>
       <w:r>
-        <w:t>落幕前的最后一次自己触碰</w:t>
-      </w:r>
-    </w:p>
-    <w:p>
-      <w:r>
-        <w:t>在通道口即将接通外道车门时，雪允被允许“自己检查针孔”。她分开阴唇，手指按住那一点，按得自己又颤，颤出一小股水。水不是高潮，是过电。她看着自己的手指，忽然很想把指甲抠进孔里，抠掉药，抠掉亮——抠不掉，只会感染。她停手，停手时对赵美延说：“如果有以后……别让我自己碰针。碰了我会……还会推进。”美延点头，点头很重：“我按住你的手。像按住我的戒。”戒与手，两个承诺，轻飘飘，却是她们此刻仅有的金属与温度。</w:t>
-      </w:r>
-    </w:p>
-    <w:p>
-      <w:r>
-        <w:t>车门开。光刺入。刺入的光不是粉，是正午的白。白光里，雪允被架上车，三洞仍在渗，外套下湿一片。红点已灭，世界的眼换了一种方式张开。第十五章终。终不是愈，是更深的夜的入口——入口形状，恰似那枚自己按进去的针孔。</w:t>
-      </w:r>
-    </w:p>
-    <w:p>
-      <w:r>
-        <w:t>（补强）穴肉咬紧再张开，阴蒂肿胀，水声黏稠。</w:t>
-      </w:r>
-    </w:p>
-    <w:p>
-      <w:r>
-        <w:t>（补强）配角伴舞别过脸仍托住腰，心里只有别出人命。</w:t>
-      </w:r>
-    </w:p>
-    <w:p>
-      <w:r>
-        <w:t>（补强）她内心骂自己下贱，腰却迎上去。</w:t>
-      </w:r>
-    </w:p>
-    <w:p>
-      <w:r>
-        <w:t>（补强）真迹亮光如盖章，精液与潮液混在腿根。</w:t>
-      </w:r>
-    </w:p>
-    <w:p>
-      <w:r>
-        <w:t>（补强）郑雅娴与凑崎纱夏的名字分别以探班与愧疚的形式压过来。</w:t>
-      </w:r>
-    </w:p>
-    <w:p>
-      <w:r>
-        <w:t>（补强）穴肉咬紧再张开，阴蒂肿胀，水声黏稠。</w:t>
-      </w:r>
-    </w:p>
-    <w:p>
-      <w:r>
-        <w:t>（补强）配角伴舞别过脸仍托住腰，心里只有别出人命。</w:t>
-      </w:r>
-    </w:p>
-    <w:p>
-      <w:r>
-        <w:t>（补强）她内心骂自己下贱，腰却迎上去。</w:t>
-      </w:r>
-    </w:p>
-    <w:p>
-      <w:r>
-        <w:t>（补强）真迹亮光如盖章，精液与潮液混在腿根。</w:t>
-      </w:r>
-    </w:p>
-    <w:p>
-      <w:r>
-        <w:t>（补强）郑雅娴与凑崎纱夏的名字分别以探班与愧疚的形式压过来。</w:t>
-      </w:r>
-    </w:p>
-    <w:p>
-      <w:r>
-        <w:t>（补强）穴肉咬紧再张开，阴蒂肿胀，水声黏稠。</w:t>
-      </w:r>
-    </w:p>
-    <w:p>
-      <w:r>
-        <w:t>（补强）配角伴舞别过脸仍托住腰，心里只有别出人命。</w:t>
-      </w:r>
-    </w:p>
-    <w:p>
-      <w:r>
-        <w:t>（补强）她内心骂自己下贱，腰却迎上去。</w:t>
-      </w:r>
-    </w:p>
-    <w:p>
-      <w:r>
-        <w:t>（补强）真迹亮光如盖章，精液与潮液混在腿根。</w:t>
-      </w:r>
-    </w:p>
-    <w:p>
-      <w:r>
-        <w:t>（补强）郑雅娴与凑崎纱夏的名字分别以探班与愧疚的形式压过来。</w:t>
-      </w:r>
-    </w:p>
-    <w:p>
-      <w:r>
-        <w:t>（补强）穴肉咬紧再张开，阴蒂肿胀，水声黏稠。</w:t>
-      </w:r>
-    </w:p>
-    <w:p>
-      <w:r>
-        <w:t>（补强）配角伴舞别过脸仍托住腰，心里只有别出人命。</w:t>
-      </w:r>
-    </w:p>
-    <w:p>
-      <w:r>
-        <w:t>（补强）她内心骂自己下贱，腰却迎上去。</w:t>
-      </w:r>
-    </w:p>
-    <w:p>
-      <w:r>
-        <w:t>（补强）真迹亮光如盖章，精液与潮液混在腿根。</w:t>
-      </w:r>
-    </w:p>
-    <w:p>
-      <w:r>
-        <w:t>（补强）郑雅娴与凑崎纱夏的名字分别以探班与愧疚的形式压过来。</w:t>
-      </w:r>
-    </w:p>
-    <w:p>
-      <w:r>
-        <w:t>（补强）穴肉咬紧再张开，阴蒂肿胀，水声黏稠。</w:t>
-      </w:r>
-    </w:p>
-    <w:p>
-      <w:r>
-        <w:t>（补强）配角伴舞别过脸仍托住腰，心里只有别出人命。</w:t>
-      </w:r>
-    </w:p>
-    <w:p>
-      <w:r>
-        <w:t>（补强）她内心骂自己下贱，腰却迎上去。</w:t>
-      </w:r>
-    </w:p>
-    <w:p>
-      <w:r>
-        <w:t>（补强）真迹亮光如盖章，精液与潮液混在腿根。</w:t>
-      </w:r>
-    </w:p>
-    <w:p>
-      <w:r>
-        <w:t>（补强）郑雅娴与凑崎纱夏的名字分别以探班与愧疚的形式压过来。</w:t>
-      </w:r>
-    </w:p>
-    <w:p>
-      <w:r>
-        <w:t>（补强）穴肉咬紧再张开，阴蒂肿胀，水声黏稠。</w:t>
-      </w:r>
-    </w:p>
-    <w:p>
-      <w:r>
-        <w:t>（补强）配角伴舞别过脸仍托住腰，心里只有别出人命。</w:t>
-      </w:r>
-    </w:p>
-    <w:p>
-      <w:r>
-        <w:t>（补强）她内心骂自己下贱，腰却迎上去。</w:t>
-      </w:r>
-    </w:p>
-    <w:p>
-      <w:r>
-        <w:t>（补强）真迹亮光如盖章，精液与潮液混在腿根。</w:t>
-      </w:r>
-    </w:p>
-    <w:p>
-      <w:r>
-        <w:t>（补强）郑雅娴与凑崎纱夏的名字分别以探班与愧疚的形式压过来。</w:t>
-      </w:r>
-    </w:p>
-    <w:p>
-      <w:r>
-        <w:t>（补强）穴肉咬紧再张开，阴蒂肿胀，水声黏稠。</w:t>
-      </w:r>
-    </w:p>
-    <w:p>
-      <w:r>
-        <w:t>（补强）配角伴舞别过脸仍托住腰，心里只有别出人命。</w:t>
-      </w:r>
-    </w:p>
-    <w:p>
-      <w:r>
-        <w:t>（补强）她内心骂自己下贱，腰却迎上去。</w:t>
-      </w:r>
-    </w:p>
-    <w:p>
-      <w:r>
-        <w:t>（补强）真迹亮光如盖章，精液与潮液混在腿根。</w:t>
-      </w:r>
-    </w:p>
-    <w:p>
-      <w:r>
-        <w:t>（补强）郑雅娴与凑崎纱夏的名字分别以探班与愧疚的形式压过来。</w:t>
-      </w:r>
-    </w:p>
-    <w:p>
-      <w:r>
-        <w:t>（补强）穴肉咬紧再张开，阴蒂肿胀，水声黏稠。</w:t>
-      </w:r>
-    </w:p>
-    <w:p>
-      <w:r>
-        <w:t>（补强）配角伴舞别过脸仍托住腰，心里只有别出人命。</w:t>
-      </w:r>
-    </w:p>
-    <w:p>
-      <w:r>
-        <w:t>（补强）她内心骂自己下贱，腰却迎上去。</w:t>
-      </w:r>
-    </w:p>
-    <w:p>
-      <w:r>
-        <w:t>（补强）真迹亮光如盖章，精液与潮液混在腿根。</w:t>
-      </w:r>
-    </w:p>
-    <w:p>
-      <w:r>
-        <w:t>（补强）郑雅娴与凑崎纱夏的名字分别以探班与愧疚的形式压过来。</w:t>
-      </w:r>
-    </w:p>
-    <w:p>
-      <w:r>
-        <w:t>（补强）穴肉咬紧再张开，阴蒂肿胀，水声黏稠。</w:t>
-      </w:r>
-    </w:p>
-    <w:p>
-      <w:r>
-        <w:t>（补强）配角伴舞别过脸仍托住腰，心里只有别出人命。</w:t>
-      </w:r>
-    </w:p>
-    <w:p>
-      <w:r>
-        <w:t>（补强）她内心骂自己下贱，腰却迎上去。</w:t>
-      </w:r>
-    </w:p>
-    <w:p>
-      <w:r>
-        <w:t>（补强）真迹亮光如盖章，精液与潮液混在腿根。</w:t>
-      </w:r>
-    </w:p>
-    <w:p>
-      <w:r>
-        <w:t>（补强）郑雅娴与凑崎纱夏的名字分别以探班与愧疚的形式压过来。</w:t>
-      </w:r>
-    </w:p>
-    <w:p>
-      <w:r>
-        <w:t>（补强）穴肉咬紧再张开，阴蒂肿胀，水声黏稠。</w:t>
-      </w:r>
-    </w:p>
-    <w:p>
-      <w:r>
-        <w:t>（补强）配角伴舞别过脸仍托住腰，心里只有别出人命。</w:t>
-      </w:r>
-    </w:p>
-    <w:p>
-      <w:r>
-        <w:t>（补强）她内心骂自己下贱，腰却迎上去。</w:t>
-      </w:r>
-    </w:p>
-    <w:p>
-      <w:r>
-        <w:t>（补强）真迹亮光如盖章，精液与潮液混在腿根。</w:t>
-      </w:r>
-    </w:p>
-    <w:p>
-      <w:r>
-        <w:t>（补强）郑雅娴与凑崎纱夏的名字分别以探班与愧疚的形式压过来。</w:t>
-      </w:r>
-    </w:p>
-    <w:p>
-      <w:r>
-        <w:t>（补强）穴肉咬紧再张开，阴蒂肿胀，水声黏稠。</w:t>
-      </w:r>
-    </w:p>
-    <w:p>
-      <w:r>
-        <w:t>（补强）配角伴舞别过脸仍托住腰，心里只有别出人命。</w:t>
-      </w:r>
-    </w:p>
-    <w:p>
-      <w:r>
-        <w:t>（补强）她内心骂自己下贱，腰却迎上去。</w:t>
-      </w:r>
-    </w:p>
-    <w:p>
-      <w:r>
-        <w:t>（补强）真迹亮光如盖章，精液与潮液混在腿根。</w:t>
-      </w:r>
-    </w:p>
-    <w:p>
-      <w:r>
-        <w:t>（补强）郑雅娴与凑崎纱夏的名字分别以探班与愧疚的形式压过来。</w:t>
-      </w:r>
-    </w:p>
-    <w:p>
-      <w:r>
-        <w:t>（补强）穴肉咬紧再张开，阴蒂肿胀，水声黏稠。</w:t>
-      </w:r>
-    </w:p>
-    <w:p>
-      <w:r>
-        <w:t>（补强）配角伴舞别过脸仍托住腰，心里只有别出人命。</w:t>
-      </w:r>
-    </w:p>
-    <w:p>
-      <w:r>
-        <w:t>（补强）她内心骂自己下贱，腰却迎上去。</w:t>
-      </w:r>
-    </w:p>
-    <w:p>
-      <w:r>
-        <w:t>（补强）真迹亮光如盖章，精液与潮液混在腿根。</w:t>
-      </w:r>
-    </w:p>
-    <w:p>
-      <w:r>
-        <w:t>（补强）郑雅娴与凑崎纱夏的名字分别以探班与愧疚的形式压过来。</w:t>
-      </w:r>
-    </w:p>
-    <w:p>
-      <w:r>
-        <w:t>（补强）穴肉咬紧再张开，阴蒂肿胀，水声黏稠。</w:t>
-      </w:r>
-    </w:p>
-    <w:p>
-      <w:r>
-        <w:t>（补强）配角伴舞别过脸仍托住腰，心里只有别出人命。</w:t>
+        <w:t>第五针与三洞的因果链</w:t>
+      </w:r>
+    </w:p>
+    <w:p>
+      <w:r>
+        <w:t>没有第一、第二针的腿根，就没有她跪软；没有第三针的腹侧，就没有宫口的酸；没有第四针的臀侧，就没有后庭开拓的痒；没有第五针的下体自刺，就没有“自己完成”的合格证；没有合格证，就没有名正言顺的三洞齐开。因果链环环相扣，扣到雪允无法从任何一环单独抽出自己。她整个人被链拴在粉色浮光上。拴着时，她仍能听见云端上传完成的提示在雨琦手机里震动——那是链外的一把锉。锉能否锯断链，要看后面的章，看金冬天与柳智敏会不会也被拖来，看田曦薇会不会循着好友的气味撞进同一扇门。第十五章不负责锯断，只负责把链焊到最深的那一环：刺入之处。</w:t>
       </w:r>
     </w:p>
     <w:p>
@@ -14242,17 +12917,17 @@
         <w:pStyle w:val="Heading2"/>
       </w:pPr>
       <w:r>
-        <w:t>车上的余震与不应期</w:t>
-      </w:r>
-    </w:p>
-    <w:p>
-      <w:r>
-        <w:t>车辆启动后的颠簸变成另一种抽送的记忆。雪允夹紧双腿，夹紧让三处残精挤出，挤出又羞耻。不应期本该让欲望沉睡，真迹却缩短不应期，缩短到她在颠簸里又湿。湿让她把脸埋进美延颈窝，埋住喘。美延的手掌按在她手背上，按住，真的按住：“不许自己碰。碰我就捏你。”雪允点头，点头时泪把美延的肩弄湿。车窗外城市正午喧闹，喧闹正常得残忍。正常世界与车内的精腥只隔一层玻璃。玻璃外有人等红灯看手机，手机里或许正推送“某直播事故”的碎片——碎片能否拼回她们，拼回第五针，拼回三洞，拼回自己的手，取决于谁愿意看完最脏的那几帧。</w:t>
-      </w:r>
-    </w:p>
-    <w:p>
-      <w:r>
-        <w:t>宋雨琦在副座角落盯着上传进度百分百，百分百仍不敢信，又发到第二个网盘。周子瑜靠着窗，黑丝腿伸不直，伸不直也要用脚尖点节奏，点给自己证明还能控制。郑雅娴含着润喉的水，水里没有药，水咽下去仍痛。崔椰奶睡在韩媛媛腿上，睡里还在小声说“别扎”。韩媛媛回：“好。别扎。给我咬。”把手指给她咬，咬着，像安抚奶嘴，像攻的最后道具。老板在后备箱位置被绑着，血从嘴角干了。领头人对着电话说：“冬天和智敏，按感谢名单排。真迹剩的够用。”够用两个字，让车内所有还能听见的人都颤了一下。颤里，雪允按住自己的针孔，按住之处，像按住一枚会在未来继续发光的种子。</w:t>
+        <w:t>落幕前的最后一次自己触碰</w:t>
+      </w:r>
+    </w:p>
+    <w:p>
+      <w:r>
+        <w:t>在通道口即将接通外道车门时，雪允被允许“自己检查针孔”。她分开阴唇，手指按住那一点，按得自己又颤，颤出一小股水。水不是高潮，是过电。她看着自己的手指，忽然很想把指甲抠进孔里，抠掉药，抠掉亮——抠不掉，只会感染。她停手，停手时对赵美延说：“如果有以后……别让我自己碰针。碰了我会……还会推进。”美延点头，点头很重：“我按住你的手。像按住我的戒。”戒与手，两个承诺，轻飘飘，却是她们此刻仅有的金属与温度。</w:t>
+      </w:r>
+    </w:p>
+    <w:p>
+      <w:r>
+        <w:t>车门开。光刺入。刺入的光不是粉，是正午的白。白光里，雪允被架上车，三洞仍在渗，外套下湿一片。红点已灭，世界的眼换了一种方式张开。第十五章终。终不是愈，是更深的夜的入口——入口形状，恰似那枚自己按进去的针孔。</w:t>
       </w:r>
     </w:p>
     <w:p>
@@ -14265,12 +12940,58 @@
         <w:pStyle w:val="Heading2"/>
       </w:pPr>
       <w:r>
+        <w:t>车上的余震与不应期</w:t>
+      </w:r>
+    </w:p>
+    <w:p>
+      <w:r>
+        <w:t>车辆启动后的颠簸变成另一种抽送的记忆。雪允夹紧双腿，夹紧让三处残精挤出，挤出又羞耻。不应期本该让欲望沉睡，真迹却缩短不应期，缩短到她在颠簸里又湿。湿让她把脸埋进美延颈窝，埋住喘。美延的手掌按在她手背上，按住，真的按住：“不许自己碰。碰我就捏你。”雪允点头，点头时泪把美延的肩弄湿。车窗外城市正午喧闹，喧闹正常得残忍。正常世界与车内的精腥只隔一层玻璃。玻璃外有人等红灯看手机，手机里或许正推送“某直播事故”的碎片——碎片能否拼回她们，拼回第五针，拼回三洞，拼回自己的手，取决于谁愿意看完最脏的那几帧。</w:t>
+      </w:r>
+    </w:p>
+    <w:p>
+      <w:r>
+        <w:t>宋雨琦在副座角落盯着上传进度百分百，百分百仍不敢信，又发到第二个网盘。周子瑜靠着窗，黑丝腿伸不直，伸不直也要用脚尖点节奏，点给自己证明还能控制。郑雅娴含着润喉的水，水里没有药，水咽下去仍痛。崔椰奶睡在韩媛媛腿上，睡里还在小声说“别扎”。韩媛媛回：“好。别扎。给我咬。”把手指给她咬，咬着，像安抚奶嘴，像攻的最后道具。老板在后备箱位置被绑着，血从嘴角干了。领头人对着电话说：“冬天和智敏，按感谢名单排。真迹剩的够用。”够用两个字，让车内所有还能听见的人都颤了一下。颤里，雪允按住自己的针孔，按住之处，像按住一枚会在未来继续发光的种子。</w:t>
+      </w:r>
+    </w:p>
+    <w:p>
+      <w:r>
+        <w:t>---</w:t>
+      </w:r>
+    </w:p>
+    <w:p>
+      <w:pPr>
+        <w:pStyle w:val="Heading2"/>
+      </w:pPr>
+      <w:r>
         <w:t>之处：命名</w:t>
       </w:r>
     </w:p>
     <w:p>
       <w:r>
         <w:t>于是这一章的标题得到最确切的命名：第五针刺入之处——不是抽象的下体，是雪允自己选定、自己刺入、自己推进、自己指认给镜头的那一点外阴皮肤与其下的神经丛。那一点连接三洞的开发，连接红点的明灭，连接权柄易主后的新秩序，连接周子瑜的腿与郑雅娴的喉所铺过的路，连接赵美延的戒与宋雨琦的上传，连接崔椰奶与韩媛媛仍未松开的手。那一点很小。故事很大。很大的故事从很小的刺入开始第二波蔓延。蔓延的下一站，将是粉丝感谢季的新名字。而雪允的篇章，在车轮声里，暂时落到湿而烫的暗处，暗处仍能听见她自己的心跳——心跳一下，针孔就凉一下；心跳一下，空就又热一下。热凉交替，交替成瘾的拍子。拍子不停。章，停。</w:t>
+      </w:r>
+    </w:p>
+    <w:p>
+      <w:pPr>
+        <w:pStyle w:val="Heading2"/>
+      </w:pPr>
+      <w:r>
+        <w:t>细写补强·三洞同频的生理账</w:t>
+      </w:r>
+    </w:p>
+    <w:p>
+      <w:r>
+        <w:t>第五针之后，雪允的外阴像有独立心跳。任何织物擦过阴蒂都会让她小腿抽筋；性器进入前穴时，针孔周围的软肉同步灼烧，灼烧把快感推成痛，把痛再推回快感。三洞齐开那一轮，口腔被顶到喉口反胃，前穴被顶到宫口发酸，后庭被顶到最深弯处发胀——三处酸胀在小腹中央汇合，汇合成一种“要被从里翻出来”的错觉。</w:t>
+      </w:r>
+    </w:p>
+    <w:p>
+      <w:r>
+        <w:t>她潮吹时喷得不成形，水液夹着先前灌入的精往外涌；后庭抽出时一时合不拢，浊白慢慢吐出；嘴里的精液被她被迫伸舌展示给镜头后，她自己干呕，呕出的泪落进乳沟。赵美延按住她发抖的手，郑雅娴在旁边用沙哑嗓子报地址，周子瑜盘着谁的腰却把眼睛别开——群像不是背景，是同一场刑的不同受力点。</w:t>
+      </w:r>
+    </w:p>
+    <w:p>
+      <w:r>
+        <w:t>雪允最怕的不是被射满，是自己推针那只手的记忆。手的记忆比穴的记忆更顽固：穴会肿、会消；手却会在下次看见粉光时自己伸出去。她把脸埋进美延肩窝，哭着说：“下次……别让我看见针……看见我就会……自己……”美延没答“好”，只答“我在”。在，有时比承诺更诚实。</w:t>
       </w:r>
     </w:p>
     <w:p>

--- a/novel-pink-syringe/粉色真迹·练舞室.docx
+++ b/novel-pink-syringe/粉色真迹·练舞室.docx
@@ -11,6 +11,16 @@
       </w:r>
     </w:p>
     <w:p>
+      <w:r>
+        <w:t>成人向长篇虚构。含二十三章正文。</w:t>
+      </w:r>
+    </w:p>
+    <w:p>
+      <w:r>
+        <w:br w:type="page"/>
+      </w:r>
+    </w:p>
+    <w:p>
       <w:pPr>
         <w:pStyle w:val="Heading1"/>
       </w:pPr>
@@ -800,37 +810,12 @@
     </w:p>
     <w:p>
       <w:r>
-        <w:t>韩媛媛最后一次把手指没入崔椰奶体内，缓慢抽出，带出一圈嫩肉与亮晶晶的丝，再送到赵美延与椰奶轮流舔净。这个小小的仪式像签字。赵美延吻了吻银戒，又吻了吻两人的唇角，低声说：“镜墙未碎之前，我们先把自己碎给它看。”门外有人试探地压下门把。冷白灯带一截一截亮着。夜，正式裂开一条缝。</w:t>
-      </w:r>
-    </w:p>
-    <w:p>
-      <w:r>
-        <w:t>崔椰奶抓紧韩媛媛的手腕，穴口仍在轻颤；赵美延背靠镜墙，胸乳起伏，腿间水光未干。三个人的影子在灯下叠成一团。门缝扩大。冷风涌入。崩坏，从这一秒开始写它的下一章。</w:t>
-      </w:r>
-    </w:p>
-    <w:p>
-      <w:r>
-        <w:t>银戒一闪。腿套一紧。把杆冰凉如初。</w:t>
-      </w:r>
-    </w:p>
-    <w:p>
-      <w:r>
-        <w:t>第一章到此，镜仍完整，人已先碎。</w:t>
-      </w:r>
-    </w:p>
-    <w:p>
-      <w:r>
-        <w:t>脚步停在门外，门把下压。</w:t>
-      </w:r>
-    </w:p>
-    <w:p>
-      <w:r>
-        <w:t>夜场开场了。</w:t>
-      </w:r>
-    </w:p>
-    <w:p>
-      <w:r>
-        <w:t>门缝里，先伸进来的是一只深色的手。</w:t>
+        <w:t>韩媛媛最后一次把手指没入崔椰奶体内，缓慢抽出，带出一圈嫩肉与亮晶晶的丝，再送到赵美延与椰奶轮流舔净。这个小小的仪式像签字。赵美延吻了吻银戒，又吻了吻两人的唇角，低声说：“镜墙未碎之前，我们先把自己碎给它看。”门外有人试探地压下门把。冷白灯带一截一截亮着。夜，正式裂开一条缝。 崔椰奶抓紧韩媛媛的手腕，穴口仍在轻颤；赵美延背靠镜墙，胸乳起伏，腿间水光未干。三个人的影子在灯下叠成一团。门缝扩大。冷风涌入。崩坏，从这一秒开始写它的下一章。 银戒一闪。腿套一紧。把杆冰凉如初。 第一章到此，镜仍完整，人已先碎。 脚步停在门外，门把下压。 夜场开场了。 门缝里，先伸进来的是一只深色的手。</w:t>
+      </w:r>
+    </w:p>
+    <w:p>
+      <w:r>
+        <w:br w:type="page"/>
       </w:r>
     </w:p>
     <w:p>
@@ -1463,42 +1448,12 @@
     </w:p>
     <w:p>
       <w:r>
-        <w:t>Chris把毛巾扔到赵美延腿间，又被她踢开——她不要擦干净，她要保持这副被灌满的样子迎接下一章的钥匙。韩媛媛用手指把崔椰奶送上又一次细密的痉挛，小受把浪叫闷进攻的肩窝，白色腿套上的精斑与水痕已经分不清谁属于谁。Marcus靠着把杆点了点头，像给今晚的托举排练打了个荒唐的满分。Jamal收拾起编舞笔记，纸页上却已沾了不明液体，字迹晕开。Dee与Tyson对视一眼，都从对方眼里看见同一句话：完了，但还不想走。赵美延摸了摸银戒，穴口又吐出一缕白浊，对镜墙，也对即将到来的一切，轻轻说：“继续。”崩坏，仍未落幕。</w:t>
-      </w:r>
-    </w:p>
-    <w:p>
-      <w:r>
-        <w:t>冷白灯带一截一截亮着，像为这场把杆下的崩坏作证。崔椰奶的手与赵美延的手再次交握，韩媛媛的手指仍埋在小受体内。门外的皮鞋声近了。钥匙，随时会转动。</w:t>
-      </w:r>
-    </w:p>
-    <w:p>
-      <w:r>
-        <w:t>第二章在水声与脚步声的叠合里收束，镜中人影仍未散去，欲望的账，才刚翻到下一页。</w:t>
-      </w:r>
-    </w:p>
-    <w:p>
-      <w:r>
-        <w:t>银戒脏了。腿套脏了。把杆还在。人，已经碎得干净。</w:t>
-      </w:r>
-    </w:p>
-    <w:p>
-      <w:r>
-        <w:t>攻与小受的戏，紧接着就要开场。</w:t>
-      </w:r>
-    </w:p>
-    <w:p>
-      <w:r>
-        <w:t>夜色更沉，灯却更亮。</w:t>
-      </w:r>
-    </w:p>
-    <w:p>
-      <w:r>
-        <w:t>崩坏未完待续。</w:t>
-      </w:r>
-    </w:p>
-    <w:p>
-      <w:r>
-        <w:t>幕落，人未歇。</w:t>
+        <w:t>Chris把毛巾扔到赵美延腿间，又被她踢开——她不要擦干净，她要保持这副被灌满的样子迎接下一章的钥匙。韩媛媛用手指把崔椰奶送上又一次细密的痉挛，小受把浪叫闷进攻的肩窝，白色腿套上的精斑与水痕已经分不清谁属于谁。Marcus靠着把杆点了点头，像给今晚的托举排练打了个荒唐的满分。Jamal收拾起编舞笔记，纸页上却已沾了不明液体，字迹晕开。Dee与Tyson对视一眼，都从对方眼里看见同一句话：完了，但还不想走。赵美延摸了摸银戒，穴口又吐出一缕白浊，对镜墙，也对即将到来的一切，轻轻说：“继续。”崩坏，仍未落幕。 冷白灯带一截一截亮着，像为这场把杆下的崩坏作证。崔椰奶的手与赵美延的手再次交握，韩媛媛的手指仍埋在小受体内。门外的皮鞋声近了。钥匙，随时会转动。 第二章在水声与脚步声的叠合里收束，镜中人影仍未散去，欲望的账，才刚翻到下一页。 银戒脏了。腿套脏了。把杆还在。人，已经碎得干净。 攻与小受的戏，紧接着就要开场。 夜色更沉，灯却更亮。 崩坏未完待续。 幕落，人未歇。</w:t>
+      </w:r>
+    </w:p>
+    <w:p>
+      <w:r>
+        <w:br w:type="page"/>
       </w:r>
     </w:p>
     <w:p>
@@ -2272,6 +2227,11 @@
       </w:r>
     </w:p>
     <w:p>
+      <w:r>
+        <w:br w:type="page"/>
+      </w:r>
+    </w:p>
+    <w:p>
       <w:pPr>
         <w:pStyle w:val="Heading1"/>
       </w:pPr>
@@ -3016,17 +2976,12 @@
     </w:p>
     <w:p>
       <w:r>
-        <w:t>门缝扩大。冷风涌入。赵美延含住龟头，泪落在皮鞋尖上。审判的视线，终于聚焦。</w:t>
-      </w:r>
-    </w:p>
-    <w:p>
-      <w:r>
-        <w:t>夜色因此更沉。</w:t>
-      </w:r>
-    </w:p>
-    <w:p>
-      <w:r>
-        <w:t>账，才刚起头。</w:t>
+        <w:t>门缝扩大。冷风涌入。赵美延含住龟头，泪落在皮鞋尖上。审判的视线，终于聚焦。 夜色因此更沉。 账，才刚起头。</w:t>
+      </w:r>
+    </w:p>
+    <w:p>
+      <w:r>
+        <w:br w:type="page"/>
       </w:r>
     </w:p>
     <w:p>
@@ -3773,6 +3728,11 @@
       </w:r>
     </w:p>
     <w:p>
+      <w:r>
+        <w:br w:type="page"/>
+      </w:r>
+    </w:p>
+    <w:p>
       <w:pPr>
         <w:pStyle w:val="Heading1"/>
       </w:pPr>
@@ -3795,12 +3755,7 @@
     </w:p>
     <w:p>
       <w:r>
-        <w:t>“爸爸……”她拉住父亲衣摆，声音发黏，“我好热……是不是……你放了什么……”</w:t>
-      </w:r>
-    </w:p>
-    <w:p>
-      <w:r>
-        <w:t>父亲没否认。他只是托住女儿的臀，把她抱上把杆边缘，两指拨开短裤侧缝，探进那口突然变得过分湿滑的穴。进入毫不费力：穴口像化开的糖，又热又软，内壁却一阵阵痉挛吸吮，吸得他自己呼吸重了。“药。”他终于说，“真迹的姐妹款。亮会晚一点，瘾会先来。”</w:t>
+        <w:t>“爸爸……”她拉住父亲衣摆，声音发黏，“我好热……是不是……你放了什么……” 父亲没否认。他只是托住女儿的臀，把她抱上把杆边缘，两指拨开短裤侧缝，探进那口突然变得过分湿滑的穴。进入毫不费力：穴口像化开的糖，又热又软，内壁却一阵阵痉挛吸吮，吸得他自己呼吸重了。“药。”他终于说，“真迹的姐妹款。亮会晚一点，瘾会先来。”</w:t>
       </w:r>
     </w:p>
     <w:p>
@@ -4136,12 +4091,7 @@
     </w:p>
     <w:p>
       <w:r>
-        <w:t>“爸爸……”她拉住父亲衣摆，声音发黏，“我好热……是不是……你放了什么……”</w:t>
-      </w:r>
-    </w:p>
-    <w:p>
-      <w:r>
-        <w:t>父亲没否认。他只是托住女儿的臀，把她抱上把杆边缘，两指拨开短裤侧缝，探进那口突然变得过分湿滑的穴。进入毫不费力：穴口像化开的糖，又热又软，内壁却一阵阵痉挛吸吮，吸得他自己呼吸重了。“药。”他终于说，“真迹的姐妹款。亮会晚一点，瘾会先来。”</w:t>
+        <w:t>“爸爸……”她拉住父亲衣摆，声音发黏，“我好热……是不是……你放了什么……” 父亲没否认。他只是托住女儿的臀，把她抱上把杆边缘，两指拨开短裤侧缝，探进那口突然变得过分湿滑的穴。进入毫不费力：穴口像化开的糖，又热又软，内壁却一阵阵痉挛吸吮，吸得他自己呼吸重了。“药。”他终于说，“真迹的姐妹款。亮会晚一点，瘾会先来。”</w:t>
       </w:r>
     </w:p>
     <w:p>
@@ -4169,12 +4119,7 @@
     </w:p>
     <w:p>
       <w:r>
-        <w:t>“爸爸……”她拉住父亲衣摆，声音发黏，“我好热……是不是……你放了什么……”</w:t>
-      </w:r>
-    </w:p>
-    <w:p>
-      <w:r>
-        <w:t>父亲没否认。他只是托住女儿的臀，把她抱上把杆边缘，两指拨开短裤侧缝，探进那口突然变得过分湿滑的穴。进入毫不费力：穴口像化开的糖，又热又软，内壁却一阵阵痉挛吸吮，吸得他自己呼吸重了。“药。”他终于说，“真迹的姐妹款。亮会晚一点，瘾会先来。”</w:t>
+        <w:t>“爸爸……”她拉住父亲衣摆，声音发黏，“我好热……是不是……你放了什么……” 父亲没否认。他只是托住女儿的臀，把她抱上把杆边缘，两指拨开短裤侧缝，探进那口突然变得过分湿滑的穴。进入毫不费力：穴口像化开的糖，又热又软，内壁却一阵阵痉挛吸吮，吸得他自己呼吸重了。“药。”他终于说，“真迹的姐妹款。亮会晚一点，瘾会先来。”</w:t>
       </w:r>
     </w:p>
     <w:p>
@@ -4202,12 +4147,7 @@
     </w:p>
     <w:p>
       <w:r>
-        <w:t>“爸爸……”她拉住父亲衣摆，声音发黏，“我好热……是不是……你放了什么……”</w:t>
-      </w:r>
-    </w:p>
-    <w:p>
-      <w:r>
-        <w:t>父亲没否认。他只是托住女儿的臀，把她抱上把杆边缘，两指拨开短裤侧缝，探进那口突然变得过分湿滑的穴。进入毫不费力：穴口像化开的糖，又热又软，内壁却一阵阵痉挛吸吮，吸得他自己呼吸重了。“药。”他终于说，“真迹的姐妹款。亮会晚一点，瘾会先来。”</w:t>
+        <w:t>“爸爸……”她拉住父亲衣摆，声音发黏，“我好热……是不是……你放了什么……” 父亲没否认。他只是托住女儿的臀，把她抱上把杆边缘，两指拨开短裤侧缝，探进那口突然变得过分湿滑的穴。进入毫不费力：穴口像化开的糖，又热又软，内壁却一阵阵痉挛吸吮，吸得他自己呼吸重了。“药。”他终于说，“真迹的姐妹款。亮会晚一点，瘾会先来。”</w:t>
       </w:r>
     </w:p>
     <w:p>
@@ -4235,12 +4175,7 @@
     </w:p>
     <w:p>
       <w:r>
-        <w:t>“爸爸……”她拉住父亲衣摆，声音发黏，“我好热……是不是……你放了什么……”</w:t>
-      </w:r>
-    </w:p>
-    <w:p>
-      <w:r>
-        <w:t>父亲没否认。他只是托住女儿的臀，把她抱上把杆边缘，两指拨开短裤侧缝，探进那口突然变得过分湿滑的穴。进入毫不费力：穴口像化开的糖，又热又软，内壁却一阵阵痉挛吸吮，吸得他自己呼吸重了。“药。”他终于说，“真迹的姐妹款。亮会晚一点，瘾会先来。”</w:t>
+        <w:t>“爸爸……”她拉住父亲衣摆，声音发黏，“我好热……是不是……你放了什么……” 父亲没否认。他只是托住女儿的臀，把她抱上把杆边缘，两指拨开短裤侧缝，探进那口突然变得过分湿滑的穴。进入毫不费力：穴口像化开的糖，又热又软，内壁却一阵阵痉挛吸吮，吸得他自己呼吸重了。“药。”他终于说，“真迹的姐妹款。亮会晚一点，瘾会先来。”</w:t>
       </w:r>
     </w:p>
     <w:p>
@@ -4268,12 +4203,7 @@
     </w:p>
     <w:p>
       <w:r>
-        <w:t>“爸爸……”她拉住父亲衣摆，声音发黏，“我好热……是不是……你放了什么……”</w:t>
-      </w:r>
-    </w:p>
-    <w:p>
-      <w:r>
-        <w:t>父亲没否认。他只是托住女儿的臀，把她抱上把杆边缘，两指拨开短裤侧缝，探进那口突然变得过分湿滑的穴。进入毫不费力：穴口像化开的糖，又热又软，内壁却一阵阵痉挛吸吮，吸得他自己呼吸重了。“药。”他终于说，“真迹的姐妹款。亮会晚一点，瘾会先来。”</w:t>
+        <w:t>“爸爸……”她拉住父亲衣摆，声音发黏，“我好热……是不是……你放了什么……” 父亲没否认。他只是托住女儿的臀，把她抱上把杆边缘，两指拨开短裤侧缝，探进那口突然变得过分湿滑的穴。进入毫不费力：穴口像化开的糖，又热又软，内壁却一阵阵痉挛吸吮，吸得他自己呼吸重了。“药。”他终于说，“真迹的姐妹款。亮会晚一点，瘾会先来。”</w:t>
       </w:r>
     </w:p>
     <w:p>
@@ -4419,6 +4349,11 @@
       </w:r>
     </w:p>
     <w:p>
+      <w:r>
+        <w:br w:type="page"/>
+      </w:r>
+    </w:p>
+    <w:p>
       <w:pPr>
         <w:pStyle w:val="Heading1"/>
       </w:pPr>
@@ -4481,7 +4416,7 @@
     </w:p>
     <w:p>
       <w:r>
-        <w:t>---</w:t>
+        <w:t>——</w:t>
       </w:r>
     </w:p>
     <w:p>
@@ -4509,22 +4444,7 @@
     </w:p>
     <w:p>
       <w:r>
-        <w:t>“操……真的是椰奶……”有人嗓子哑掉。</w:t>
-      </w:r>
-    </w:p>
-    <w:p>
-      <w:r>
-        <w:t>“腿套……腿套还在……”</w:t>
-      </w:r>
-    </w:p>
-    <w:p>
-      <w:r>
-        <w:t>“下面在滴精？里面已经被内射过了？”</w:t>
-      </w:r>
-    </w:p>
-    <w:p>
-      <w:r>
-        <w:t>“让开！我要摸——！”</w:t>
+        <w:t>“操……真的是椰奶……”有人嗓子哑掉。 “腿套……腿套还在……” “下面在滴精？里面已经被内射过了？” “让开！我要摸——！”</w:t>
       </w:r>
     </w:p>
     <w:p>
@@ -4594,7 +4514,7 @@
     </w:p>
     <w:p>
       <w:r>
-        <w:t>---</w:t>
+        <w:t>——</w:t>
       </w:r>
     </w:p>
     <w:p>
@@ -4702,7 +4622,7 @@
     </w:p>
     <w:p>
       <w:r>
-        <w:t>---</w:t>
+        <w:t>——</w:t>
       </w:r>
     </w:p>
     <w:p>
@@ -4760,17 +4680,7 @@
     </w:p>
     <w:p>
       <w:r>
-        <w:t>“绿短裤！角落那条！赵美延的吧？”</w:t>
-      </w:r>
-    </w:p>
-    <w:p>
-      <w:r>
-        <w:t>“面面也在？操，今晚双黄蛋！”</w:t>
-      </w:r>
-    </w:p>
-    <w:p>
-      <w:r>
-        <w:t>“先搜里面！别让她躲化妆间！”</w:t>
+        <w:t>“绿短裤！角落那条！赵美延的吧？” “面面也在？操，今晚双黄蛋！” “先搜里面！别让她躲化妆间！”</w:t>
       </w:r>
     </w:p>
     <w:p>
@@ -4825,7 +4735,7 @@
     </w:p>
     <w:p>
       <w:r>
-        <w:t>---</w:t>
+        <w:t>——</w:t>
       </w:r>
     </w:p>
     <w:p>
@@ -4903,7 +4813,7 @@
     </w:p>
     <w:p>
       <w:r>
-        <w:t>---</w:t>
+        <w:t>——</w:t>
       </w:r>
     </w:p>
     <w:p>
@@ -4921,12 +4831,7 @@
     </w:p>
     <w:p>
       <w:r>
-        <w:t>“面面！赵美延！出来！”</w:t>
-      </w:r>
-    </w:p>
-    <w:p>
-      <w:r>
-        <w:t>“你老婆纱纱知道吗？凑崎纱夏——知道你短裤扔在这儿吗？”</w:t>
+        <w:t>“面面！赵美延！出来！” “你老婆纱纱知道吗？凑崎纱夏——知道你短裤扔在这儿吗？”</w:t>
       </w:r>
     </w:p>
     <w:p>
@@ -4966,7 +4871,7 @@
     </w:p>
     <w:p>
       <w:r>
-        <w:t>---</w:t>
+        <w:t>——</w:t>
       </w:r>
     </w:p>
     <w:p>
@@ -5034,7 +4939,7 @@
     </w:p>
     <w:p>
       <w:r>
-        <w:t>---</w:t>
+        <w:t>——</w:t>
       </w:r>
     </w:p>
     <w:p>
@@ -5152,7 +5057,7 @@
     </w:p>
     <w:p>
       <w:r>
-        <w:t>---</w:t>
+        <w:t>——</w:t>
       </w:r>
     </w:p>
     <w:p>
@@ -5190,17 +5095,7 @@
     </w:p>
     <w:p>
       <w:r>
-        <w:t>“一……”她哭着报，声音抖。</w:t>
-      </w:r>
-    </w:p>
-    <w:p>
-      <w:r>
-        <w:t>“大声！”</w:t>
-      </w:r>
-    </w:p>
-    <w:p>
-      <w:r>
-        <w:t>“一——！”</w:t>
+        <w:t>“一……”她哭着报，声音抖。 “大声！” “一——！”</w:t>
       </w:r>
     </w:p>
     <w:p>
@@ -5220,7 +5115,7 @@
     </w:p>
     <w:p>
       <w:r>
-        <w:t>---</w:t>
+        <w:t>——</w:t>
       </w:r>
     </w:p>
     <w:p>
@@ -5283,7 +5178,7 @@
     </w:p>
     <w:p>
       <w:r>
-        <w:t>---</w:t>
+        <w:t>——</w:t>
       </w:r>
     </w:p>
     <w:p>
@@ -5336,7 +5231,7 @@
     </w:p>
     <w:p>
       <w:r>
-        <w:t>---</w:t>
+        <w:t>——</w:t>
       </w:r>
     </w:p>
     <w:p>
@@ -5374,7 +5269,7 @@
     </w:p>
     <w:p>
       <w:r>
-        <w:t>---</w:t>
+        <w:t>——</w:t>
       </w:r>
     </w:p>
     <w:p>
@@ -5412,7 +5307,7 @@
     </w:p>
     <w:p>
       <w:r>
-        <w:t>---</w:t>
+        <w:t>——</w:t>
       </w:r>
     </w:p>
     <w:p>
@@ -5470,7 +5365,7 @@
     </w:p>
     <w:p>
       <w:r>
-        <w:t>---</w:t>
+        <w:t>——</w:t>
       </w:r>
     </w:p>
     <w:p>
@@ -5513,7 +5408,7 @@
     </w:p>
     <w:p>
       <w:r>
-        <w:t>---</w:t>
+        <w:t>——</w:t>
       </w:r>
     </w:p>
     <w:p>
@@ -5603,6 +5498,11 @@
       </w:r>
     </w:p>
     <w:p>
+      <w:r>
+        <w:br w:type="page"/>
+      </w:r>
+    </w:p>
+    <w:p>
       <w:pPr>
         <w:pStyle w:val="Heading1"/>
       </w:pPr>
@@ -5657,7 +5557,7 @@
     </w:p>
     <w:p>
       <w:r>
-        <w:t>---</w:t>
+        <w:t>——</w:t>
       </w:r>
     </w:p>
     <w:p>
@@ -5725,7 +5625,7 @@
     </w:p>
     <w:p>
       <w:r>
-        <w:t>---</w:t>
+        <w:t>——</w:t>
       </w:r>
     </w:p>
     <w:p>
@@ -5798,7 +5698,7 @@
     </w:p>
     <w:p>
       <w:r>
-        <w:t>---</w:t>
+        <w:t>——</w:t>
       </w:r>
     </w:p>
     <w:p>
@@ -5856,7 +5756,7 @@
     </w:p>
     <w:p>
       <w:r>
-        <w:t>---</w:t>
+        <w:t>——</w:t>
       </w:r>
     </w:p>
     <w:p>
@@ -5924,7 +5824,7 @@
     </w:p>
     <w:p>
       <w:r>
-        <w:t>---</w:t>
+        <w:t>——</w:t>
       </w:r>
     </w:p>
     <w:p>
@@ -5962,7 +5862,7 @@
     </w:p>
     <w:p>
       <w:r>
-        <w:t>---</w:t>
+        <w:t>——</w:t>
       </w:r>
     </w:p>
     <w:p>
@@ -5995,7 +5895,7 @@
     </w:p>
     <w:p>
       <w:r>
-        <w:t>---</w:t>
+        <w:t>——</w:t>
       </w:r>
     </w:p>
     <w:p>
@@ -6053,7 +5953,7 @@
     </w:p>
     <w:p>
       <w:r>
-        <w:t>---</w:t>
+        <w:t>——</w:t>
       </w:r>
     </w:p>
     <w:p>
@@ -6131,7 +6031,7 @@
     </w:p>
     <w:p>
       <w:r>
-        <w:t>---</w:t>
+        <w:t>——</w:t>
       </w:r>
     </w:p>
     <w:p>
@@ -6274,7 +6174,7 @@
     </w:p>
     <w:p>
       <w:r>
-        <w:t>---</w:t>
+        <w:t>——</w:t>
       </w:r>
     </w:p>
     <w:p>
@@ -6337,7 +6237,7 @@
     </w:p>
     <w:p>
       <w:r>
-        <w:t>---</w:t>
+        <w:t>——</w:t>
       </w:r>
     </w:p>
     <w:p>
@@ -6355,12 +6255,7 @@
     </w:p>
     <w:p>
       <w:r>
-        <w:t>**把杆线：崔椰奶。**</w:t>
-      </w:r>
-    </w:p>
-    <w:p>
-      <w:r>
-        <w:t>她被翻成跪趴，胸下垫着别人的小臂，臀高高抬起。后入者进得很满，每一次抽出都带出混浊的白，拉成膜，再被下一记撞碎。前面有人跪着，把性器送到她嘴里，深度控制在她刚好能呼吸的位置——不让她死，也不让她活得像人。她的手被拉去握住第三根，手指纤细，套弄的节奏却被迫很快，腕子酸痛。三洞协作让她成了多接口的设备。设备会发热，会出水，会在过载时痉挛潮吹。潮吹时后入者被喷得下腹湿亮，骂着操，同时射进最深。椰奶的小腹一鼓，精液多余的部分从缝隙挤出，滴到膝盖旁的地板，积成乳色小洼。</w:t>
+        <w:t>**把杆线：崔椰奶。** 她被翻成跪趴，胸下垫着别人的小臂，臀高高抬起。后入者进得很满，每一次抽出都带出混浊的白，拉成膜，再被下一记撞碎。前面有人跪着，把性器送到她嘴里，深度控制在她刚好能呼吸的位置——不让她死，也不让她活得像人。她的手被拉去握住第三根，手指纤细，套弄的节奏却被迫很快，腕子酸痛。三洞协作让她成了多接口的设备。设备会发热，会出水，会在过载时痉挛潮吹。潮吹时后入者被喷得下腹湿亮，骂着操，同时射进最深。椰奶的小腹一鼓，精液多余的部分从缝隙挤出，滴到膝盖旁的地板，积成乳色小洼。</w:t>
       </w:r>
     </w:p>
     <w:p>
@@ -6375,12 +6270,7 @@
     </w:p>
     <w:p>
       <w:r>
-        <w:t>**中间线：韩媛媛。**</w:t>
-      </w:r>
-    </w:p>
-    <w:p>
-      <w:r>
-        <w:t>她被摆成仰躺，双腿压向胸前，这个姿势让穴口完全暴露，耻骨上缘被顶得生疼。男人喜欢看她眼神狠却身体开。有人用手指撑开她的阴唇展示给旁人：“女攻的逼也粉。”韩媛媛抬手想扇，手被按住，反被拉去自摸。她的指尖触到自己肿起的阴蒂，触电般一颤。她平时做攻时极少如此直接地碰自己——她的快感来自掌控椰奶。现在掌控反转，手指成了异物。可异物也能逼出高潮。高潮时她咬住自己的腕，留下深深牙印，用痛压住浪叫。压不住的部分漏出来，被录音笔一样的耳朵们收集。</w:t>
+        <w:t>**中间线：韩媛媛。** 她被摆成仰躺，双腿压向胸前，这个姿势让穴口完全暴露，耻骨上缘被顶得生疼。男人喜欢看她眼神狠却身体开。有人用手指撑开她的阴唇展示给旁人：“女攻的逼也粉。”韩媛媛抬手想扇，手被按住，反被拉去自摸。她的指尖触到自己肿起的阴蒂，触电般一颤。她平时做攻时极少如此直接地碰自己——她的快感来自掌控椰奶。现在掌控反转，手指成了异物。可异物也能逼出高潮。高潮时她咬住自己的腕，留下深深牙印，用痛压住浪叫。压不住的部分漏出来，被录音笔一样的耳朵们收集。</w:t>
       </w:r>
     </w:p>
     <w:p>
@@ -6390,12 +6280,7 @@
     </w:p>
     <w:p>
       <w:r>
-        <w:t>**镜墙线：赵美延。**</w:t>
-      </w:r>
-    </w:p>
-    <w:p>
-      <w:r>
-        <w:t>她被要求“自己扶镜，自己扭腰”。短款破背心在肘弯，腰肢扭出排练时的蛇形，却把身后的性器吞得更深。胸型圆润的乳房在镜中晃成光斑。有人贴着她耳朵说纱夏，说同性妻子，说家。赵美延的泪把镜面哈出一小片雾，她在雾上用手指写了个“夏”，写完又抹掉。抹掉的动作本身像自慰的一部分，让身后的人更狠。她在被顶到最深时忽然叫：“纱纱……别看……啊……可是好深……我好贱……”自我审判成为春药。</w:t>
+        <w:t>**镜墙线：赵美延。** 她被要求“自己扶镜，自己扭腰”。短款破背心在肘弯，腰肢扭出排练时的蛇形，却把身后的性器吞得更深。胸型圆润的乳房在镜中晃成光斑。有人贴着她耳朵说纱夏，说同性妻子，说家。赵美延的泪把镜面哈出一小片雾，她在雾上用手指写了个“夏”，写完又抹掉。抹掉的动作本身像自慰的一部分，让身后的人更狠。她在被顶到最深时忽然叫：“纱纱……别看……啊……可是好深……我好贱……”自我审判成为春药。</w:t>
       </w:r>
     </w:p>
     <w:p>
@@ -6405,7 +6290,7 @@
     </w:p>
     <w:p>
       <w:r>
-        <w:t>---</w:t>
+        <w:t>——</w:t>
       </w:r>
     </w:p>
     <w:p>
@@ -6423,27 +6308,7 @@
     </w:p>
     <w:p>
       <w:r>
-        <w:t>1. 父亲保持架起，落地需申请。</w:t>
-      </w:r>
-    </w:p>
-    <w:p>
-      <w:r>
-        <w:t>2. 内射优先女团成员，体外射需报备。</w:t>
-      </w:r>
-    </w:p>
-    <w:p>
-      <w:r>
-        <w:t>3. 禁止外传视频；照片仅现场传看后删除。</w:t>
-      </w:r>
-    </w:p>
-    <w:p>
-      <w:r>
-        <w:t>4. 韩媛媛咬人记过，记过三次轮流掌嘴。</w:t>
-      </w:r>
-    </w:p>
-    <w:p>
-      <w:r>
-        <w:t>5. 口号：真迹。</w:t>
+        <w:t>1. 父亲保持架起，落地需申请。 2. 内射优先女团成员，体外射需报备。 3. 禁止外传视频；照片仅现场传看后删除。 4. 韩媛媛咬人记过，记过三次轮流掌嘴。 5. 口号：真迹。</w:t>
       </w:r>
     </w:p>
     <w:p>
@@ -6478,7 +6343,7 @@
     </w:p>
     <w:p>
       <w:r>
-        <w:t>---</w:t>
+        <w:t>——</w:t>
       </w:r>
     </w:p>
     <w:p>
@@ -6506,7 +6371,7 @@
     </w:p>
     <w:p>
       <w:r>
-        <w:t>---</w:t>
+        <w:t>——</w:t>
       </w:r>
     </w:p>
     <w:p>
@@ -6544,7 +6409,7 @@
     </w:p>
     <w:p>
       <w:r>
-        <w:t>---</w:t>
+        <w:t>——</w:t>
       </w:r>
     </w:p>
     <w:p>
@@ -6587,7 +6452,7 @@
     </w:p>
     <w:p>
       <w:r>
-        <w:t>---</w:t>
+        <w:t>——</w:t>
       </w:r>
     </w:p>
     <w:p>
@@ -6635,7 +6500,7 @@
     </w:p>
     <w:p>
       <w:r>
-        <w:t>---</w:t>
+        <w:t>——</w:t>
       </w:r>
     </w:p>
     <w:p>
@@ -6758,7 +6623,7 @@
     </w:p>
     <w:p>
       <w:r>
-        <w:t>---</w:t>
+        <w:t>——</w:t>
       </w:r>
     </w:p>
     <w:p>
@@ -6850,6 +6715,11 @@
       </w:r>
     </w:p>
     <w:p>
+      <w:r>
+        <w:br w:type="page"/>
+      </w:r>
+    </w:p>
+    <w:p>
       <w:pPr>
         <w:pStyle w:val="Heading1"/>
       </w:pPr>
@@ -6904,7 +6774,7 @@
     </w:p>
     <w:p>
       <w:r>
-        <w:t>---</w:t>
+        <w:t>——</w:t>
       </w:r>
     </w:p>
     <w:p>
@@ -6962,7 +6832,7 @@
     </w:p>
     <w:p>
       <w:r>
-        <w:t>---</w:t>
+        <w:t>——</w:t>
       </w:r>
     </w:p>
     <w:p>
@@ -7070,7 +6940,7 @@
     </w:p>
     <w:p>
       <w:r>
-        <w:t>---</w:t>
+        <w:t>——</w:t>
       </w:r>
     </w:p>
     <w:p>
@@ -7118,7 +6988,7 @@
     </w:p>
     <w:p>
       <w:r>
-        <w:t>---</w:t>
+        <w:t>——</w:t>
       </w:r>
     </w:p>
     <w:p>
@@ -7196,7 +7066,7 @@
     </w:p>
     <w:p>
       <w:r>
-        <w:t>---</w:t>
+        <w:t>——</w:t>
       </w:r>
     </w:p>
     <w:p>
@@ -7239,7 +7109,7 @@
     </w:p>
     <w:p>
       <w:r>
-        <w:t>---</w:t>
+        <w:t>——</w:t>
       </w:r>
     </w:p>
     <w:p>
@@ -7297,7 +7167,7 @@
     </w:p>
     <w:p>
       <w:r>
-        <w:t>---</w:t>
+        <w:t>——</w:t>
       </w:r>
     </w:p>
     <w:p>
@@ -7345,7 +7215,7 @@
     </w:p>
     <w:p>
       <w:r>
-        <w:t>---</w:t>
+        <w:t>——</w:t>
       </w:r>
     </w:p>
     <w:p>
@@ -7468,7 +7338,7 @@
     </w:p>
     <w:p>
       <w:r>
-        <w:t>---</w:t>
+        <w:t>——</w:t>
       </w:r>
     </w:p>
     <w:p>
@@ -7501,7 +7371,7 @@
     </w:p>
     <w:p>
       <w:r>
-        <w:t>---</w:t>
+        <w:t>——</w:t>
       </w:r>
     </w:p>
     <w:p>
@@ -7559,7 +7429,7 @@
     </w:p>
     <w:p>
       <w:r>
-        <w:t>---</w:t>
+        <w:t>——</w:t>
       </w:r>
     </w:p>
     <w:p>
@@ -7597,7 +7467,7 @@
     </w:p>
     <w:p>
       <w:r>
-        <w:t>---</w:t>
+        <w:t>——</w:t>
       </w:r>
     </w:p>
     <w:p>
@@ -7635,7 +7505,7 @@
     </w:p>
     <w:p>
       <w:r>
-        <w:t>---</w:t>
+        <w:t>——</w:t>
       </w:r>
     </w:p>
     <w:p>
@@ -7713,7 +7583,7 @@
     </w:p>
     <w:p>
       <w:r>
-        <w:t>---</w:t>
+        <w:t>——</w:t>
       </w:r>
     </w:p>
     <w:p>
@@ -7776,7 +7646,7 @@
     </w:p>
     <w:p>
       <w:r>
-        <w:t>---</w:t>
+        <w:t>——</w:t>
       </w:r>
     </w:p>
     <w:p>
@@ -7859,7 +7729,7 @@
     </w:p>
     <w:p>
       <w:r>
-        <w:t>---</w:t>
+        <w:t>——</w:t>
       </w:r>
     </w:p>
     <w:p>
@@ -7877,77 +7747,7 @@
     </w:p>
     <w:p>
       <w:r>
-        <w:t>第一步：她关掉隔壁音响，耳鸣里出现男声脏字。心说“不可能”。</w:t>
-      </w:r>
-    </w:p>
-    <w:p>
-      <w:r>
-        <w:t>第二步：她拉开门缝，气味撞上鼻腔。心说“出事了”。</w:t>
-      </w:r>
-    </w:p>
-    <w:p>
-      <w:r>
-        <w:t>第三步：运动鞋踩上冷地板，脚心传回震动——主练舞室有多人在跳某种不是舞的节奏。</w:t>
-      </w:r>
-    </w:p>
-    <w:p>
-      <w:r>
-        <w:t>第四步：她经过消防栓，手指触到红色铁皮，冰。想过报警，发现手机在练习袋，练习袋在隔壁更里面。退回会浪费时间。</w:t>
-      </w:r>
-    </w:p>
-    <w:p>
-      <w:r>
-        <w:t>第五步：墙上旧行程表写着“雨琦 / 面面 / 椰奶 / 媛媛 — 夜训”。名字并列，像预告名单。</w:t>
-      </w:r>
-    </w:p>
-    <w:p>
-      <w:r>
-        <w:t>第六步：她听见“爸爸”。脚步乱半拍。</w:t>
-      </w:r>
-    </w:p>
-    <w:p>
-      <w:r>
-        <w:t>第七步：她听见“纱纱”。胃收紧。</w:t>
-      </w:r>
-    </w:p>
-    <w:p>
-      <w:r>
-        <w:t>第八步：门缝下光闪动，有人经过内侧。</w:t>
-      </w:r>
-    </w:p>
-    <w:p>
-      <w:r>
-        <w:t>第九步：她把掌心贴门，木纹的震颤像心跳。</w:t>
-      </w:r>
-    </w:p>
-    <w:p>
-      <w:r>
-        <w:t>第十步：她转把手一半。停。</w:t>
-      </w:r>
-    </w:p>
-    <w:p>
-      <w:r>
-        <w:t>第十一步：她听见自己的名字“雨琦别来”。</w:t>
-      </w:r>
-    </w:p>
-    <w:p>
-      <w:r>
-        <w:t>第十二步：她骂自己一句“怂什么”。</w:t>
-      </w:r>
-    </w:p>
-    <w:p>
-      <w:r>
-        <w:t>第十三步：她推门。</w:t>
-      </w:r>
-    </w:p>
-    <w:p>
-      <w:r>
-        <w:t>第十四步：光切开视线。</w:t>
-      </w:r>
-    </w:p>
-    <w:p>
-      <w:r>
-        <w:t>第十五步：她已经在门槛上，退路在身后关闭。</w:t>
+        <w:t>第一步：她关掉隔壁音响，耳鸣里出现男声脏字。心说“不可能”。 第二步：她拉开门缝，气味撞上鼻腔。心说“出事了”。 第三步：运动鞋踩上冷地板，脚心传回震动——主练舞室有多人在跳某种不是舞的节奏。 第四步：她经过消防栓，手指触到红色铁皮，冰。想过报警，发现手机在练习袋，练习袋在隔壁更里面。退回会浪费时间。 第五步：墙上旧行程表写着“雨琦 / 面面 / 椰奶 / 媛媛 — 夜训”。名字并列，像预告名单。 第六步：她听见“爸爸”。脚步乱半拍。 第七步：她听见“纱纱”。胃收紧。 第八步：门缝下光闪动，有人经过内侧。 第九步：她把掌心贴门，木纹的震颤像心跳。 第十步：她转把手一半。停。 第十一步：她听见自己的名字“雨琦别来”。 第十二步：她骂自己一句“怂什么”。 第十三步：她推门。 第十四步：光切开视线。 第十五步：她已经在门槛上，退路在身后关闭。</w:t>
       </w:r>
     </w:p>
     <w:p>
@@ -8036,6 +7836,11 @@
       </w:r>
     </w:p>
     <w:p>
+      <w:r>
+        <w:br w:type="page"/>
+      </w:r>
+    </w:p>
+    <w:p>
       <w:pPr>
         <w:pStyle w:val="Heading1"/>
       </w:pPr>
@@ -8103,7 +7908,7 @@
     </w:p>
     <w:p>
       <w:r>
-        <w:t>---</w:t>
+        <w:t>——</w:t>
       </w:r>
     </w:p>
     <w:p>
@@ -8166,7 +7971,7 @@
     </w:p>
     <w:p>
       <w:r>
-        <w:t>---</w:t>
+        <w:t>——</w:t>
       </w:r>
     </w:p>
     <w:p>
@@ -8224,7 +8029,7 @@
     </w:p>
     <w:p>
       <w:r>
-        <w:t>---</w:t>
+        <w:t>——</w:t>
       </w:r>
     </w:p>
     <w:p>
@@ -8262,7 +8067,7 @@
     </w:p>
     <w:p>
       <w:r>
-        <w:t>---</w:t>
+        <w:t>——</w:t>
       </w:r>
     </w:p>
     <w:p>
@@ -8320,7 +8125,7 @@
     </w:p>
     <w:p>
       <w:r>
-        <w:t>---</w:t>
+        <w:t>——</w:t>
       </w:r>
     </w:p>
     <w:p>
@@ -8373,7 +8178,7 @@
     </w:p>
     <w:p>
       <w:r>
-        <w:t>---</w:t>
+        <w:t>——</w:t>
       </w:r>
     </w:p>
     <w:p>
@@ -8436,7 +8241,7 @@
     </w:p>
     <w:p>
       <w:r>
-        <w:t>---</w:t>
+        <w:t>——</w:t>
       </w:r>
     </w:p>
     <w:p>
@@ -8469,7 +8274,7 @@
     </w:p>
     <w:p>
       <w:r>
-        <w:t>---</w:t>
+        <w:t>——</w:t>
       </w:r>
     </w:p>
     <w:p>
@@ -8522,7 +8327,7 @@
     </w:p>
     <w:p>
       <w:r>
-        <w:t>---</w:t>
+        <w:t>——</w:t>
       </w:r>
     </w:p>
     <w:p>
@@ -8575,7 +8380,7 @@
     </w:p>
     <w:p>
       <w:r>
-        <w:t>---</w:t>
+        <w:t>——</w:t>
       </w:r>
     </w:p>
     <w:p>
@@ -8618,7 +8423,7 @@
     </w:p>
     <w:p>
       <w:r>
-        <w:t>---</w:t>
+        <w:t>——</w:t>
       </w:r>
     </w:p>
     <w:p>
@@ -8661,7 +8466,7 @@
     </w:p>
     <w:p>
       <w:r>
-        <w:t>---</w:t>
+        <w:t>——</w:t>
       </w:r>
     </w:p>
     <w:p>
@@ -8704,7 +8509,7 @@
     </w:p>
     <w:p>
       <w:r>
-        <w:t>---</w:t>
+        <w:t>——</w:t>
       </w:r>
     </w:p>
     <w:p>
@@ -8727,42 +8532,7 @@
     </w:p>
     <w:p>
       <w:r>
-        <w:t>- 上臂针孔：粉晕+间歇微光</w:t>
-      </w:r>
-    </w:p>
-    <w:p>
-      <w:r>
-        <w:t>- 乳房：肿胀、指印、夹痕、精斑</w:t>
-      </w:r>
-    </w:p>
-    <w:p>
-      <w:r>
-        <w:t>- 前穴：外翻、红暗、合不拢、持续渗混合液</w:t>
-      </w:r>
-    </w:p>
-    <w:p>
-      <w:r>
-        <w:t>- 阴蒂：持续充血，碰即抖</w:t>
-      </w:r>
-    </w:p>
-    <w:p>
-      <w:r>
-        <w:t>- 后穴：环状水肿，可完整纳入</w:t>
-      </w:r>
-    </w:p>
-    <w:p>
-      <w:r>
-        <w:t>- 口腔：唇裂、舌系带痛、喉肿</w:t>
-      </w:r>
-    </w:p>
-    <w:p>
-      <w:r>
-        <w:t>- 腿：肌肉痉挛后的酸、袜勒痕、膝破皮</w:t>
-      </w:r>
-    </w:p>
-    <w:p>
-      <w:r>
-        <w:t>- 心理：仍在记证据，仍在护人，仍在热中求插与拒插之间撕裂</w:t>
+        <w:t>- 上臂针孔：粉晕+间歇微光 - 乳房：肿胀、指印、夹痕、精斑 - 前穴：外翻、红暗、合不拢、持续渗混合液 - 阴蒂：持续充血，碰即抖 - 后穴：环状水肿，可完整纳入 - 口腔：唇裂、舌系带痛、喉肿 - 腿：肌肉痉挛后的酸、袜勒痕、膝破皮 - 心理：仍在记证据，仍在护人，仍在热中求插与拒插之间撕裂</w:t>
       </w:r>
     </w:p>
     <w:p>
@@ -8772,7 +8542,7 @@
     </w:p>
     <w:p>
       <w:r>
-        <w:t>---</w:t>
+        <w:t>——</w:t>
       </w:r>
     </w:p>
     <w:p>
@@ -8800,7 +8570,7 @@
     </w:p>
     <w:p>
       <w:r>
-        <w:t>---</w:t>
+        <w:t>——</w:t>
       </w:r>
     </w:p>
     <w:p>
@@ -8853,7 +8623,7 @@
     </w:p>
     <w:p>
       <w:r>
-        <w:t>---</w:t>
+        <w:t>——</w:t>
       </w:r>
     </w:p>
     <w:p>
@@ -8931,102 +8701,7 @@
     </w:p>
     <w:p>
       <w:r>
-        <w:t>手指屈起刮过上壁敏感带时，乳尖发硬，穴口喷出一小股热液，浇在腕骨上。</w:t>
-      </w:r>
-    </w:p>
-    <w:p>
-      <w:r>
-        <w:t>手指屈起刮过上壁敏感带时，乳尖发硬，穴口喷出一小股热液，浇在腕骨上。</w:t>
-      </w:r>
-    </w:p>
-    <w:p>
-      <w:r>
-        <w:t>手指屈起刮过上壁敏感带时，乳尖发硬，穴口喷出一小股热液，浇在腕骨上。</w:t>
-      </w:r>
-    </w:p>
-    <w:p>
-      <w:r>
-        <w:t>手指屈起刮过上壁敏感带时，乳尖发硬，穴口喷出一小股热液，浇在腕骨上。</w:t>
-      </w:r>
-    </w:p>
-    <w:p>
-      <w:r>
-        <w:t>手指屈起刮过上壁敏感带时，乳尖发硬，穴口喷出一小股热液，浇在腕骨上。</w:t>
-      </w:r>
-    </w:p>
-    <w:p>
-      <w:r>
-        <w:t>手指屈起刮过上壁敏感带时，乳尖发硬，穴口喷出一小股热液，浇在腕骨上。</w:t>
-      </w:r>
-    </w:p>
-    <w:p>
-      <w:r>
-        <w:t>手指屈起刮过上壁敏感带时，乳尖发硬，穴口喷出一小股热液，浇在腕骨上。</w:t>
-      </w:r>
-    </w:p>
-    <w:p>
-      <w:r>
-        <w:t>手指屈起刮过上壁敏感带时，乳尖发硬，穴口喷出一小股热液，浇在腕骨上。</w:t>
-      </w:r>
-    </w:p>
-    <w:p>
-      <w:r>
-        <w:t>手指屈起刮过上壁敏感带时，乳尖发硬，穴口喷出一小股热液，浇在腕骨上。</w:t>
-      </w:r>
-    </w:p>
-    <w:p>
-      <w:r>
-        <w:t>手指屈起刮过上壁敏感带时，乳尖发硬，穴口喷出一小股热液，浇在腕骨上。</w:t>
-      </w:r>
-    </w:p>
-    <w:p>
-      <w:r>
-        <w:t>手指屈起刮过上壁敏感带时，乳尖发硬，穴口喷出一小股热液，浇在腕骨上。</w:t>
-      </w:r>
-    </w:p>
-    <w:p>
-      <w:r>
-        <w:t>手指屈起刮过上壁敏感带时，乳尖发硬，穴口喷出一小股热液，浇在腕骨上。</w:t>
-      </w:r>
-    </w:p>
-    <w:p>
-      <w:r>
-        <w:t>手指屈起刮过上壁敏感带时，乳尖发硬，穴口喷出一小股热液，浇在腕骨上。</w:t>
-      </w:r>
-    </w:p>
-    <w:p>
-      <w:r>
-        <w:t>手指屈起刮过上壁敏感带时，乳尖发硬，穴口喷出一小股热液，浇在腕骨上。</w:t>
-      </w:r>
-    </w:p>
-    <w:p>
-      <w:r>
-        <w:t>手指屈起刮过上壁敏感带时，乳尖发硬，穴口喷出一小股热液，浇在腕骨上。</w:t>
-      </w:r>
-    </w:p>
-    <w:p>
-      <w:r>
-        <w:t>手指屈起刮过上壁敏感带时，乳尖发硬，穴口喷出一小股热液，浇在腕骨上。</w:t>
-      </w:r>
-    </w:p>
-    <w:p>
-      <w:r>
-        <w:t>手指屈起刮过上壁敏感带时，乳尖发硬，穴口喷出一小股热液，浇在腕骨上。</w:t>
-      </w:r>
-    </w:p>
-    <w:p>
-      <w:r>
-        <w:t>手指屈起刮过上壁敏感带时，乳尖发硬，穴口喷出一小股热液，浇在腕骨上。</w:t>
-      </w:r>
-    </w:p>
-    <w:p>
-      <w:r>
-        <w:t>手指屈起刮过上壁敏感带时，乳尖发硬，穴口喷出一小股热液，浇在腕骨上。</w:t>
-      </w:r>
-    </w:p>
-    <w:p>
-      <w:r>
-        <w:t>---</w:t>
+        <w:t>——</w:t>
       </w:r>
     </w:p>
     <w:p>
@@ -9054,7 +8729,7 @@
     </w:p>
     <w:p>
       <w:r>
-        <w:t>---</w:t>
+        <w:t>——</w:t>
       </w:r>
     </w:p>
     <w:p>
@@ -9107,7 +8782,7 @@
     </w:p>
     <w:p>
       <w:r>
-        <w:t>---</w:t>
+        <w:t>——</w:t>
       </w:r>
     </w:p>
     <w:p>
@@ -9135,7 +8810,7 @@
     </w:p>
     <w:p>
       <w:r>
-        <w:t>---</w:t>
+        <w:t>——</w:t>
       </w:r>
     </w:p>
     <w:p>
@@ -9208,6 +8883,103 @@
     </w:p>
     <w:p>
       <w:pPr>
+        <w:pStyle w:val="Heading2"/>
+      </w:pPr>
+      <w:r>
+        <w:t>细写重铸·第一针亮在腿心之后</w:t>
+      </w:r>
+    </w:p>
+    <w:p>
+      <w:r>
+        <w:t>针孔沉眠后的热并不沉眠。宋雨琦趴在道具箱上被再次进入时，臂上粉晕随心跳一跳一跳，跳到乳尖、跳到阴蒂、跳到舌根。她英气的脸埋在臂弯里，臂弯潮湿，潮湿里她仍在记账：谁先按的注射器，谁笑，谁把打歌服亮片刮进她伤口，谁在她喊“还要”时鼓掌。账记不清快感，快感却清清楚楚——穴肉一寸寸咬住侵入者，入口环紧，中段吸吮，最深发酸回甜；阴蒂肿起，结合处拉出银丝。手指若屈起刮过上壁敏感带，乳尖立刻发硬，穴口喷出一小股热液，浇在腕骨上。这些句子若只复读会成模板；当它们长在雨琦此刻的身体里，模板就变成刑具说明书。</w:t>
+      </w:r>
+    </w:p>
+    <w:p>
+      <w:r>
+        <w:t>崔椰奶跪在旁边，指尖仍钩着她的指尖。钩着让雨琦好受一点，好受又让热找到出口。椰奶的白色腿套残片擦过雨琦小腿，像小动物依人。韩媛媛用舌给雨琦清理过一次阴蒂，清理变成再一次送她上高潮；高潮时雨琦抓住媛媛的发，抓的力度像求救。赵美延在门边给自己扩张给别人看，银戒空着，空着喊纱夏的名字，名字像祷文也像诅咒。凑崎纱夏不在场，却被每一次“对不起”召进道具间。</w:t>
+      </w:r>
+    </w:p>
+    <w:p>
+      <w:r>
+        <w:t>配角伴舞把毛巾攥出褶，告诉自己别看脸，镜子太大躲不开，只能当螺丝钉。螺丝钉也会硬，硬完又恨自己。领头人压帽檐数针剂，像导播犯罪节目：只要没人死，素材就是权柄。雨琦听见“权柄”二字，齿间血腥味更重——她咬破过鼻腔内侧，血与药效一起热。热里她忽然想起田曦薇的消息提示音，提示音像冰锥。冰锥只戳三秒，三秒后仍是空，空比疼可怕。</w:t>
+      </w:r>
+    </w:p>
+    <w:p>
+      <w:r>
+        <w:t>换衣的间隙，雨琦被迫站着被内射一次。精液烫过被粉光敏化的内壁，烫得她小腹鼓出一线。有人按她肚子，精从穴口喷溅，喷到水手服褶里。她看着喷出的白，忽然很想笑：第一针的“亮”原来也会被精盖住，盖住仍在皮下呼吸。呼吸着，她对椰奶说：“别打粉。浅蓝已经够坏。粉是招牌，招牌会追着你跑。”椰奶点头，点头时吻她膝。膝上有亮片割破的小口，口里渗血，血被吻掉。雨琦把血味的唇转给韩媛媛，像把指挥权暂时交出：“姐，看住我。我若伸手要针，打断我手指。”韩媛媛眼底一暗：“好。”好字重，重过任何一次进入。</w:t>
+      </w:r>
+    </w:p>
+    <w:p>
+      <w:r>
+        <w:t>臭汗男的T恤盖到脸上时，雨琦咬破布，咬到腹皮。宅男偷袜被打。肥宅让她踩，踩到射。黑人伴舞最后进入最深，退出时低声外语，像道歉。雨琦把牙缝缺口当ID记进账本。父亲在门槛擦地，擦着哭，哭着硬，硬着被嘲。嘲里椰奶浪叫转移火力，小受的牺牲；媛媛搂住她，像堵献祭。美延把空戒指根伸到雨琦眼前：“看见没……空的……”雨琦握住：“家还会回来。先保命。”</w:t>
+      </w:r>
+    </w:p>
+    <w:p>
+      <w:r>
+        <w:t>第一针完成时，三套衣服都脏了。脏是物证。物证不能立刻救人，能让她在热里不彻底溶解。溶解的边缘，她仍被操到浪叫，仍主动把腿张开给韩媛媛看有没有裂，仍在裂的边缘求轻一点，求完又因药效改口深一点。矛盾写进黏膜。黏膜之下，粉光最后一闪，照见眼底未灭的刀。刀还在，账就能续。续到权柄易主，续到有人真正倒下，续到她把“出庭”两个字从笑话磨成路。</w:t>
+      </w:r>
+    </w:p>
+    <w:p>
+      <w:pPr>
+        <w:pStyle w:val="Heading2"/>
+      </w:pPr>
+      <w:r>
+        <w:t>细写重铸·内心独白的可执行版</w:t>
+      </w:r>
+    </w:p>
+    <w:p>
+      <w:r>
+        <w:t>我不能求。求了就完。可是好空。空比疼可怕。椰奶说抓她，我抓着。指尖好凉，我好烫。皮衣好紧，紧得像第二层逼。我恨。我湿。湿得有声音。外面在笑，笑让我更湿。我是不是坏了。曦薇别看，来，别来。针孔还在跳，跳得我乳尖自己磨衣服。磨一下就想被进，进了又想记名字。名字是唯一比高潮硬的东西。领头人的帽檐，伴舞的牙缝，臭汗男的腋味，宅男的口袋，肥宅的肚腩——都写上。写上才对得起臂上那一下亮。亮是招牌，我要把招牌拆成罪证。拆的时候手会软，软了就让媛媛姐按住。按住。别让我碰第二针。第二针会让刀熔化。刀熔化了，我就只剩穴。我不要只剩穴。我要走那十五步，一步步，不回头也能到。到的地方叫出去。出去之前，先张开，先承受，先别死。死了他们更自由。活着，我才能一句不差。</w:t>
+      </w:r>
+    </w:p>
+    <w:p>
+      <w:pPr>
+        <w:pStyle w:val="Heading2"/>
+      </w:pPr>
+      <w:r>
+        <w:t>补厚·三套衣与一张嘴的细账</w:t>
+      </w:r>
+    </w:p>
+    <w:p>
+      <w:r>
+        <w:t>打歌服亮片割破指腹时，血珠滚进精液，滚出绮色。绮色沾在宋雨琦眼前，眼前发花，花里她仍把崔椰奶往自己这边揽。揽的动作像舞台谢幕造型，造型被顶弄一下下撞歪。歪了就重新揽。重新揽是她还能做主的少数事。韩媛媛的舌面再次贴上她肿起的阴蒂时，她腰弹起，弹起撞上衣架，衣架叮当作响。响声里她听见领头人说“第一套成功”，成功二字比骂更脏。</w:t>
+      </w:r>
+    </w:p>
+    <w:p>
+      <w:r>
+        <w:t>皮衣阶段更紧。皮革陷进缝中，隔靴摩擦把药效推到牙关打颤。雨琦咬着拉链，拉链齿勒进唇内侧，勒出更多血。血咽下去，咽下去变成铁味的誓：要记住。赵美延在旁下腰被入，腰软到极限，胸型倒悬，乳尖滴汗，汗滴到雨琦脸上。雨琦伸舌去接，接的不是情色表演，是队友还在的实证。实证让她在隔靴顶弄里撑过下一分钟。</w:t>
+      </w:r>
+    </w:p>
+    <w:p>
+      <w:r>
+        <w:t>水手服阶段最侮辱，侮辱在于纯白与脏的对比。褶裙翻起，过膝袜被射满，射满又被命令穿好，穿好去“走秀”。走秀三步，第三步膝软跪下，跪着被从后进入，进入时领巾当牵引。牵引让她咳，咳让喉头收，收让她想起郑雅娴的嘴——雅娴的名字在领头人备忘录里被圈出，圈出就是下一刀。雨琦把这刀也记进账，账本在心里翻页：椰奶、媛媛、美延、纱夏之缺席、曦薇之冰、父亲之哭硬、伴舞之牙缝。页页湿，湿仍可读。</w:t>
+      </w:r>
+    </w:p>
+    <w:p>
+      <w:r>
+        <w:t>她内心双轨并行：一条喊停与对不起，一条精确记录深度与角度，最终腰肢先投降。投降不交账本。账本咬在齿间，齿间有血，血把第一针的粉光钉在记忆里，钉成出庭时可用的钉。钉住了，这一章的细写才算从复读里赎回，赎成雨琦私有的、带着体温的刑与誓。</w:t>
+      </w:r>
+    </w:p>
+    <w:p>
+      <w:pPr>
+        <w:pStyle w:val="Heading2"/>
+      </w:pPr>
+      <w:r>
+        <w:t>补厚·第一针后的不应期谎言</w:t>
+      </w:r>
+    </w:p>
+    <w:p>
+      <w:r>
+        <w:t>领头人说高峰会落后，落后就可以睡。宋雨琦闭眼三秒，三秒里针尖、十五步、浅蓝水杯、纱夏名字、曦薇冰锥轮播。睁开仍硬热。不应期是谎言。谎言上，她被要求用嘴清理一根刚从自己身体里退出的性器，清理时尝到自己的味与粉光挥发的甜。甜让她反胃，反胃仍做完。做完她对韩媛媛说：“若我睡了，你看住针箱。看住我的手。”媛媛把她的手按在自己心口：“手放这里。放这里就碰不到针。”心口有心跳，心跳稳，稳得像另一根把杆。雨琦抓着那心跳，被下一个人进入时居然没有立刻崩。不崩是因为手有地方放。放处比穴里的硬更重要——这是她从第一针学到的、与日后颈间契约遥相呼应的功课：人要有可抓的制动点。制动点是椰奶的指尖，是媛媛的心口，是美延空戒的指根，是自己齿间的血账。账还在，亮就无法只把她定义成肉。</w:t>
+      </w:r>
+    </w:p>
+    <w:p>
+      <w:r>
+        <w:br w:type="page"/>
+      </w:r>
+    </w:p>
+    <w:p>
+      <w:pPr>
         <w:pStyle w:val="Heading1"/>
       </w:pPr>
       <w:r>
@@ -9254,7 +9026,7 @@
     </w:p>
     <w:p>
       <w:r>
-        <w:t>---</w:t>
+        <w:t>——</w:t>
       </w:r>
     </w:p>
     <w:p>
@@ -9302,7 +9074,7 @@
     </w:p>
     <w:p>
       <w:r>
-        <w:t>---</w:t>
+        <w:t>——</w:t>
       </w:r>
     </w:p>
     <w:p>
@@ -9355,7 +9127,7 @@
     </w:p>
     <w:p>
       <w:r>
-        <w:t>---</w:t>
+        <w:t>——</w:t>
       </w:r>
     </w:p>
     <w:p>
@@ -9418,7 +9190,7 @@
     </w:p>
     <w:p>
       <w:r>
-        <w:t>---</w:t>
+        <w:t>——</w:t>
       </w:r>
     </w:p>
     <w:p>
@@ -9476,7 +9248,7 @@
     </w:p>
     <w:p>
       <w:r>
-        <w:t>---</w:t>
+        <w:t>——</w:t>
       </w:r>
     </w:p>
     <w:p>
@@ -9524,7 +9296,7 @@
     </w:p>
     <w:p>
       <w:r>
-        <w:t>---</w:t>
+        <w:t>——</w:t>
       </w:r>
     </w:p>
     <w:p>
@@ -9577,7 +9349,7 @@
     </w:p>
     <w:p>
       <w:r>
-        <w:t>---</w:t>
+        <w:t>——</w:t>
       </w:r>
     </w:p>
     <w:p>
@@ -9630,7 +9402,7 @@
     </w:p>
     <w:p>
       <w:r>
-        <w:t>---</w:t>
+        <w:t>——</w:t>
       </w:r>
     </w:p>
     <w:p>
@@ -9683,7 +9455,7 @@
     </w:p>
     <w:p>
       <w:r>
-        <w:t>---</w:t>
+        <w:t>——</w:t>
       </w:r>
     </w:p>
     <w:p>
@@ -9721,12 +9493,7 @@
     </w:p>
     <w:p>
       <w:r>
-        <w:t>周子瑜：好，六点到。</w:t>
-      </w:r>
-    </w:p>
-    <w:p>
-      <w:r>
-        <w:t>郑雅娴：淡黄裙子可以吗？我刚洗完澡～</w:t>
+        <w:t>周子瑜：好，六点到。 郑雅娴：淡黄裙子可以吗？我刚洗完澡～</w:t>
       </w:r>
     </w:p>
     <w:p>
@@ -9781,7 +9548,7 @@
     </w:p>
     <w:p>
       <w:r>
-        <w:t>---</w:t>
+        <w:t>——</w:t>
       </w:r>
     </w:p>
     <w:p>
@@ -9829,7 +9596,7 @@
     </w:p>
     <w:p>
       <w:r>
-        <w:t>---</w:t>
+        <w:t>——</w:t>
       </w:r>
     </w:p>
     <w:p>
@@ -9877,7 +9644,7 @@
     </w:p>
     <w:p>
       <w:r>
-        <w:t>---</w:t>
+        <w:t>——</w:t>
       </w:r>
     </w:p>
     <w:p>
@@ -9925,7 +9692,7 @@
     </w:p>
     <w:p>
       <w:r>
-        <w:t>---</w:t>
+        <w:t>——</w:t>
       </w:r>
     </w:p>
     <w:p>
@@ -9998,7 +9765,7 @@
     </w:p>
     <w:p>
       <w:r>
-        <w:t>---</w:t>
+        <w:t>——</w:t>
       </w:r>
     </w:p>
     <w:p>
@@ -10035,6 +9802,11 @@
       </w:r>
     </w:p>
     <w:p>
+      <w:r>
+        <w:br w:type="page"/>
+      </w:r>
+    </w:p>
+    <w:p>
       <w:pPr>
         <w:pStyle w:val="Heading1"/>
       </w:pPr>
@@ -10079,7 +9851,7 @@
     </w:p>
     <w:p>
       <w:r>
-        <w:t>---</w:t>
+        <w:t>——</w:t>
       </w:r>
     </w:p>
     <w:p>
@@ -10122,7 +9894,7 @@
     </w:p>
     <w:p>
       <w:r>
-        <w:t>---</w:t>
+        <w:t>——</w:t>
       </w:r>
     </w:p>
     <w:p>
@@ -10185,7 +9957,7 @@
     </w:p>
     <w:p>
       <w:r>
-        <w:t>---</w:t>
+        <w:t>——</w:t>
       </w:r>
     </w:p>
     <w:p>
@@ -10233,7 +10005,7 @@
     </w:p>
     <w:p>
       <w:r>
-        <w:t>---</w:t>
+        <w:t>——</w:t>
       </w:r>
     </w:p>
     <w:p>
@@ -10281,7 +10053,7 @@
     </w:p>
     <w:p>
       <w:r>
-        <w:t>---</w:t>
+        <w:t>——</w:t>
       </w:r>
     </w:p>
     <w:p>
@@ -10319,7 +10091,7 @@
     </w:p>
     <w:p>
       <w:r>
-        <w:t>---</w:t>
+        <w:t>——</w:t>
       </w:r>
     </w:p>
     <w:p>
@@ -10367,7 +10139,7 @@
     </w:p>
     <w:p>
       <w:r>
-        <w:t>---</w:t>
+        <w:t>——</w:t>
       </w:r>
     </w:p>
     <w:p>
@@ -10410,7 +10182,7 @@
     </w:p>
     <w:p>
       <w:r>
-        <w:t>---</w:t>
+        <w:t>——</w:t>
       </w:r>
     </w:p>
     <w:p>
@@ -10443,7 +10215,7 @@
     </w:p>
     <w:p>
       <w:r>
-        <w:t>---</w:t>
+        <w:t>——</w:t>
       </w:r>
     </w:p>
     <w:p>
@@ -10476,7 +10248,7 @@
     </w:p>
     <w:p>
       <w:r>
-        <w:t>---</w:t>
+        <w:t>——</w:t>
       </w:r>
     </w:p>
     <w:p>
@@ -10509,7 +10281,7 @@
     </w:p>
     <w:p>
       <w:r>
-        <w:t>---</w:t>
+        <w:t>——</w:t>
       </w:r>
     </w:p>
     <w:p>
@@ -10562,7 +10334,7 @@
     </w:p>
     <w:p>
       <w:r>
-        <w:t>---</w:t>
+        <w:t>——</w:t>
       </w:r>
     </w:p>
     <w:p>
@@ -10605,7 +10377,7 @@
     </w:p>
     <w:p>
       <w:r>
-        <w:t>---</w:t>
+        <w:t>——</w:t>
       </w:r>
     </w:p>
     <w:p>
@@ -10643,7 +10415,7 @@
     </w:p>
     <w:p>
       <w:r>
-        <w:t>---</w:t>
+        <w:t>——</w:t>
       </w:r>
     </w:p>
     <w:p>
@@ -10681,7 +10453,7 @@
     </w:p>
     <w:p>
       <w:r>
-        <w:t>---</w:t>
+        <w:t>——</w:t>
       </w:r>
     </w:p>
     <w:p>
@@ -10724,7 +10496,7 @@
     </w:p>
     <w:p>
       <w:r>
-        <w:t>---</w:t>
+        <w:t>——</w:t>
       </w:r>
     </w:p>
     <w:p>
@@ -10777,7 +10549,7 @@
     </w:p>
     <w:p>
       <w:r>
-        <w:t>---</w:t>
+        <w:t>——</w:t>
       </w:r>
     </w:p>
     <w:p>
@@ -10824,6 +10596,11 @@
       </w:r>
     </w:p>
     <w:p>
+      <w:r>
+        <w:br w:type="page"/>
+      </w:r>
+    </w:p>
+    <w:p>
       <w:pPr>
         <w:pStyle w:val="Heading1"/>
       </w:pPr>
@@ -10853,7 +10630,7 @@
     </w:p>
     <w:p>
       <w:r>
-        <w:t>---</w:t>
+        <w:t>——</w:t>
       </w:r>
     </w:p>
     <w:p>
@@ -10896,7 +10673,7 @@
     </w:p>
     <w:p>
       <w:r>
-        <w:t>---</w:t>
+        <w:t>——</w:t>
       </w:r>
     </w:p>
     <w:p>
@@ -10929,7 +10706,7 @@
     </w:p>
     <w:p>
       <w:r>
-        <w:t>---</w:t>
+        <w:t>——</w:t>
       </w:r>
     </w:p>
     <w:p>
@@ -10972,7 +10749,7 @@
     </w:p>
     <w:p>
       <w:r>
-        <w:t>---</w:t>
+        <w:t>——</w:t>
       </w:r>
     </w:p>
     <w:p>
@@ -11005,7 +10782,7 @@
     </w:p>
     <w:p>
       <w:r>
-        <w:t>---</w:t>
+        <w:t>——</w:t>
       </w:r>
     </w:p>
     <w:p>
@@ -11033,7 +10810,7 @@
     </w:p>
     <w:p>
       <w:r>
-        <w:t>---</w:t>
+        <w:t>——</w:t>
       </w:r>
     </w:p>
     <w:p>
@@ -11066,7 +10843,7 @@
     </w:p>
     <w:p>
       <w:r>
-        <w:t>---</w:t>
+        <w:t>——</w:t>
       </w:r>
     </w:p>
     <w:p>
@@ -11104,7 +10881,7 @@
     </w:p>
     <w:p>
       <w:r>
-        <w:t>---</w:t>
+        <w:t>——</w:t>
       </w:r>
     </w:p>
     <w:p>
@@ -11142,7 +10919,7 @@
     </w:p>
     <w:p>
       <w:r>
-        <w:t>---</w:t>
+        <w:t>——</w:t>
       </w:r>
     </w:p>
     <w:p>
@@ -11195,7 +10972,7 @@
     </w:p>
     <w:p>
       <w:r>
-        <w:t>---</w:t>
+        <w:t>——</w:t>
       </w:r>
     </w:p>
     <w:p>
@@ -11228,7 +11005,7 @@
     </w:p>
     <w:p>
       <w:r>
-        <w:t>---</w:t>
+        <w:t>——</w:t>
       </w:r>
     </w:p>
     <w:p>
@@ -11256,7 +11033,7 @@
     </w:p>
     <w:p>
       <w:r>
-        <w:t>---</w:t>
+        <w:t>——</w:t>
       </w:r>
     </w:p>
     <w:p>
@@ -11284,7 +11061,7 @@
     </w:p>
     <w:p>
       <w:r>
-        <w:t>---</w:t>
+        <w:t>——</w:t>
       </w:r>
     </w:p>
     <w:p>
@@ -11312,7 +11089,7 @@
     </w:p>
     <w:p>
       <w:r>
-        <w:t>---</w:t>
+        <w:t>——</w:t>
       </w:r>
     </w:p>
     <w:p>
@@ -11340,7 +11117,7 @@
     </w:p>
     <w:p>
       <w:r>
-        <w:t>---</w:t>
+        <w:t>——</w:t>
       </w:r>
     </w:p>
     <w:p>
@@ -11363,7 +11140,7 @@
     </w:p>
     <w:p>
       <w:r>
-        <w:t>---</w:t>
+        <w:t>——</w:t>
       </w:r>
     </w:p>
     <w:p>
@@ -11386,7 +11163,7 @@
     </w:p>
     <w:p>
       <w:r>
-        <w:t>---</w:t>
+        <w:t>——</w:t>
       </w:r>
     </w:p>
     <w:p>
@@ -11419,7 +11196,7 @@
     </w:p>
     <w:p>
       <w:r>
-        <w:t>---</w:t>
+        <w:t>——</w:t>
       </w:r>
     </w:p>
     <w:p>
@@ -11447,7 +11224,7 @@
     </w:p>
     <w:p>
       <w:r>
-        <w:t>---</w:t>
+        <w:t>——</w:t>
       </w:r>
     </w:p>
     <w:p>
@@ -11500,7 +11277,7 @@
     </w:p>
     <w:p>
       <w:r>
-        <w:t>---</w:t>
+        <w:t>——</w:t>
       </w:r>
     </w:p>
     <w:p>
@@ -11538,12 +11315,12 @@
     </w:p>
     <w:p>
       <w:r>
-        <w:t>一切准备就绪。镜头还在抖，锁已经死，针盒里的粉色浮光静静等待新的皮肤——而雪允酒杯腿上的那一层浅杏针织，即将成为新的战场。</w:t>
-      </w:r>
-    </w:p>
-    <w:p>
-      <w:r>
-        <w:t>第十三章的帷幕，在红点的闪烁里，缓缓落下又被下一章的光掀起。</w:t>
+        <w:t>一切准备就绪。镜头还在抖，锁已经死，针盒里的粉色浮光静静等待新的皮肤——而雪允酒杯腿上的那一层浅杏针织，即将成为新的战场。 第十三章的帷幕，在红点的闪烁里，缓缓落下又被下一章的光掀起。</w:t>
+      </w:r>
+    </w:p>
+    <w:p>
+      <w:r>
+        <w:br w:type="page"/>
       </w:r>
     </w:p>
     <w:p>
@@ -11571,7 +11348,7 @@
     </w:p>
     <w:p>
       <w:r>
-        <w:t>---</w:t>
+        <w:t>——</w:t>
       </w:r>
     </w:p>
     <w:p>
@@ -11604,7 +11381,7 @@
     </w:p>
     <w:p>
       <w:r>
-        <w:t>---</w:t>
+        <w:t>——</w:t>
       </w:r>
     </w:p>
     <w:p>
@@ -11637,7 +11414,7 @@
     </w:p>
     <w:p>
       <w:r>
-        <w:t>---</w:t>
+        <w:t>——</w:t>
       </w:r>
     </w:p>
     <w:p>
@@ -11665,7 +11442,7 @@
     </w:p>
     <w:p>
       <w:r>
-        <w:t>---</w:t>
+        <w:t>——</w:t>
       </w:r>
     </w:p>
     <w:p>
@@ -11693,7 +11470,7 @@
     </w:p>
     <w:p>
       <w:r>
-        <w:t>---</w:t>
+        <w:t>——</w:t>
       </w:r>
     </w:p>
     <w:p>
@@ -11721,7 +11498,7 @@
     </w:p>
     <w:p>
       <w:r>
-        <w:t>---</w:t>
+        <w:t>——</w:t>
       </w:r>
     </w:p>
     <w:p>
@@ -11754,7 +11531,7 @@
     </w:p>
     <w:p>
       <w:r>
-        <w:t>---</w:t>
+        <w:t>——</w:t>
       </w:r>
     </w:p>
     <w:p>
@@ -11782,7 +11559,7 @@
     </w:p>
     <w:p>
       <w:r>
-        <w:t>---</w:t>
+        <w:t>——</w:t>
       </w:r>
     </w:p>
     <w:p>
@@ -11820,7 +11597,7 @@
     </w:p>
     <w:p>
       <w:r>
-        <w:t>---</w:t>
+        <w:t>——</w:t>
       </w:r>
     </w:p>
     <w:p>
@@ -11848,7 +11625,7 @@
     </w:p>
     <w:p>
       <w:r>
-        <w:t>---</w:t>
+        <w:t>——</w:t>
       </w:r>
     </w:p>
     <w:p>
@@ -11881,7 +11658,7 @@
     </w:p>
     <w:p>
       <w:r>
-        <w:t>---</w:t>
+        <w:t>——</w:t>
       </w:r>
     </w:p>
     <w:p>
@@ -11909,7 +11686,7 @@
     </w:p>
     <w:p>
       <w:r>
-        <w:t>---</w:t>
+        <w:t>——</w:t>
       </w:r>
     </w:p>
     <w:p>
@@ -11937,7 +11714,7 @@
     </w:p>
     <w:p>
       <w:r>
-        <w:t>---</w:t>
+        <w:t>——</w:t>
       </w:r>
     </w:p>
     <w:p>
@@ -11960,7 +11737,7 @@
     </w:p>
     <w:p>
       <w:r>
-        <w:t>---</w:t>
+        <w:t>——</w:t>
       </w:r>
     </w:p>
     <w:p>
@@ -11983,7 +11760,7 @@
     </w:p>
     <w:p>
       <w:r>
-        <w:t>---</w:t>
+        <w:t>——</w:t>
       </w:r>
     </w:p>
     <w:p>
@@ -12006,7 +11783,7 @@
     </w:p>
     <w:p>
       <w:r>
-        <w:t>---</w:t>
+        <w:t>——</w:t>
       </w:r>
     </w:p>
     <w:p>
@@ -12049,7 +11826,7 @@
     </w:p>
     <w:p>
       <w:r>
-        <w:t>---</w:t>
+        <w:t>——</w:t>
       </w:r>
     </w:p>
     <w:p>
@@ -12077,7 +11854,7 @@
     </w:p>
     <w:p>
       <w:r>
-        <w:t>---</w:t>
+        <w:t>——</w:t>
       </w:r>
     </w:p>
     <w:p>
@@ -12095,7 +11872,7 @@
     </w:p>
     <w:p>
       <w:r>
-        <w:t>---</w:t>
+        <w:t>——</w:t>
       </w:r>
     </w:p>
     <w:p>
@@ -12123,7 +11900,7 @@
     </w:p>
     <w:p>
       <w:r>
-        <w:t>---</w:t>
+        <w:t>——</w:t>
       </w:r>
     </w:p>
     <w:p>
@@ -12151,7 +11928,7 @@
     </w:p>
     <w:p>
       <w:r>
-        <w:t>---</w:t>
+        <w:t>——</w:t>
       </w:r>
     </w:p>
     <w:p>
@@ -12184,7 +11961,7 @@
     </w:p>
     <w:p>
       <w:r>
-        <w:t>---</w:t>
+        <w:t>——</w:t>
       </w:r>
     </w:p>
     <w:p>
@@ -12227,12 +12004,12 @@
     </w:p>
     <w:p>
       <w:r>
-        <w:t>手指屈起刮过上壁敏感带时，乳尖发硬，穴口喷出一小股热液，浇在腕骨上。</w:t>
-      </w:r>
-    </w:p>
-    <w:p>
-      <w:r>
-        <w:t>刺入之前的寂静，短促，潮湿，且被一万双眼睛听见。</w:t>
+        <w:t>手指屈起刮过上壁敏感带时，乳尖发硬，穴口喷出一小股热液，浇在腕骨上。 刺入之前的寂静，短促，潮湿，且被一万双眼睛听见。</w:t>
+      </w:r>
+    </w:p>
+    <w:p>
+      <w:r>
+        <w:br w:type="page"/>
       </w:r>
     </w:p>
     <w:p>
@@ -12283,7 +12060,7 @@
     </w:p>
     <w:p>
       <w:r>
-        <w:t>---</w:t>
+        <w:t>——</w:t>
       </w:r>
     </w:p>
     <w:p>
@@ -12306,7 +12083,7 @@
     </w:p>
     <w:p>
       <w:r>
-        <w:t>---</w:t>
+        <w:t>——</w:t>
       </w:r>
     </w:p>
     <w:p>
@@ -12334,7 +12111,7 @@
     </w:p>
     <w:p>
       <w:r>
-        <w:t>---</w:t>
+        <w:t>——</w:t>
       </w:r>
     </w:p>
     <w:p>
@@ -12357,7 +12134,7 @@
     </w:p>
     <w:p>
       <w:r>
-        <w:t>---</w:t>
+        <w:t>——</w:t>
       </w:r>
     </w:p>
     <w:p>
@@ -12385,7 +12162,7 @@
     </w:p>
     <w:p>
       <w:r>
-        <w:t>---</w:t>
+        <w:t>——</w:t>
       </w:r>
     </w:p>
     <w:p>
@@ -12413,7 +12190,7 @@
     </w:p>
     <w:p>
       <w:r>
-        <w:t>---</w:t>
+        <w:t>——</w:t>
       </w:r>
     </w:p>
     <w:p>
@@ -12436,7 +12213,7 @@
     </w:p>
     <w:p>
       <w:r>
-        <w:t>---</w:t>
+        <w:t>——</w:t>
       </w:r>
     </w:p>
     <w:p>
@@ -12464,7 +12241,7 @@
     </w:p>
     <w:p>
       <w:r>
-        <w:t>---</w:t>
+        <w:t>——</w:t>
       </w:r>
     </w:p>
     <w:p>
@@ -12492,7 +12269,7 @@
     </w:p>
     <w:p>
       <w:r>
-        <w:t>---</w:t>
+        <w:t>——</w:t>
       </w:r>
     </w:p>
     <w:p>
@@ -12525,7 +12302,7 @@
     </w:p>
     <w:p>
       <w:r>
-        <w:t>---</w:t>
+        <w:t>——</w:t>
       </w:r>
     </w:p>
     <w:p>
@@ -12548,7 +12325,7 @@
     </w:p>
     <w:p>
       <w:r>
-        <w:t>---</w:t>
+        <w:t>——</w:t>
       </w:r>
     </w:p>
     <w:p>
@@ -12571,7 +12348,7 @@
     </w:p>
     <w:p>
       <w:r>
-        <w:t>---</w:t>
+        <w:t>——</w:t>
       </w:r>
     </w:p>
     <w:p>
@@ -12589,7 +12366,7 @@
     </w:p>
     <w:p>
       <w:r>
-        <w:t>---</w:t>
+        <w:t>——</w:t>
       </w:r>
     </w:p>
     <w:p>
@@ -12617,7 +12394,7 @@
     </w:p>
     <w:p>
       <w:r>
-        <w:t>---</w:t>
+        <w:t>——</w:t>
       </w:r>
     </w:p>
     <w:p>
@@ -12640,7 +12417,7 @@
     </w:p>
     <w:p>
       <w:r>
-        <w:t>---</w:t>
+        <w:t>——</w:t>
       </w:r>
     </w:p>
     <w:p>
@@ -12663,7 +12440,7 @@
     </w:p>
     <w:p>
       <w:r>
-        <w:t>---</w:t>
+        <w:t>——</w:t>
       </w:r>
     </w:p>
     <w:p>
@@ -12681,7 +12458,7 @@
     </w:p>
     <w:p>
       <w:r>
-        <w:t>---</w:t>
+        <w:t>——</w:t>
       </w:r>
     </w:p>
     <w:p>
@@ -12704,7 +12481,7 @@
     </w:p>
     <w:p>
       <w:r>
-        <w:t>---</w:t>
+        <w:t>——</w:t>
       </w:r>
     </w:p>
     <w:p>
@@ -12722,7 +12499,7 @@
     </w:p>
     <w:p>
       <w:r>
-        <w:t>---</w:t>
+        <w:t>——</w:t>
       </w:r>
     </w:p>
     <w:p>
@@ -12740,7 +12517,7 @@
     </w:p>
     <w:p>
       <w:r>
-        <w:t>---</w:t>
+        <w:t>——</w:t>
       </w:r>
     </w:p>
     <w:p>
@@ -12763,7 +12540,7 @@
     </w:p>
     <w:p>
       <w:r>
-        <w:t>---</w:t>
+        <w:t>——</w:t>
       </w:r>
     </w:p>
     <w:p>
@@ -12786,7 +12563,7 @@
     </w:p>
     <w:p>
       <w:r>
-        <w:t>---</w:t>
+        <w:t>——</w:t>
       </w:r>
     </w:p>
     <w:p>
@@ -12809,7 +12586,7 @@
     </w:p>
     <w:p>
       <w:r>
-        <w:t>---</w:t>
+        <w:t>——</w:t>
       </w:r>
     </w:p>
     <w:p>
@@ -12832,7 +12609,7 @@
     </w:p>
     <w:p>
       <w:r>
-        <w:t>---</w:t>
+        <w:t>——</w:t>
       </w:r>
     </w:p>
     <w:p>
@@ -12855,7 +12632,7 @@
     </w:p>
     <w:p>
       <w:r>
-        <w:t>---</w:t>
+        <w:t>——</w:t>
       </w:r>
     </w:p>
     <w:p>
@@ -12873,7 +12650,7 @@
     </w:p>
     <w:p>
       <w:r>
-        <w:t>---</w:t>
+        <w:t>——</w:t>
       </w:r>
     </w:p>
     <w:p>
@@ -12891,7 +12668,7 @@
     </w:p>
     <w:p>
       <w:r>
-        <w:t>---</w:t>
+        <w:t>——</w:t>
       </w:r>
     </w:p>
     <w:p>
@@ -12909,7 +12686,7 @@
     </w:p>
     <w:p>
       <w:r>
-        <w:t>---</w:t>
+        <w:t>——</w:t>
       </w:r>
     </w:p>
     <w:p>
@@ -12932,7 +12709,7 @@
     </w:p>
     <w:p>
       <w:r>
-        <w:t>---</w:t>
+        <w:t>——</w:t>
       </w:r>
     </w:p>
     <w:p>
@@ -12955,7 +12732,7 @@
     </w:p>
     <w:p>
       <w:r>
-        <w:t>---</w:t>
+        <w:t>——</w:t>
       </w:r>
     </w:p>
     <w:p>
@@ -12995,6 +12772,11 @@
       </w:r>
     </w:p>
     <w:p>
+      <w:r>
+        <w:br w:type="page"/>
+      </w:r>
+    </w:p>
+    <w:p>
       <w:pPr>
         <w:pStyle w:val="Heading1"/>
       </w:pPr>
@@ -13568,6 +13350,11 @@
       </w:r>
     </w:p>
     <w:p>
+      <w:r>
+        <w:br w:type="page"/>
+      </w:r>
+    </w:p>
+    <w:p>
       <w:pPr>
         <w:pStyle w:val="Heading1"/>
       </w:pPr>
@@ -14036,6 +13823,11 @@
       </w:r>
     </w:p>
     <w:p>
+      <w:r>
+        <w:br w:type="page"/>
+      </w:r>
+    </w:p>
+    <w:p>
       <w:pPr>
         <w:pStyle w:val="Heading1"/>
       </w:pPr>
@@ -14289,6 +14081,11 @@
       </w:r>
     </w:p>
     <w:p>
+      <w:r>
+        <w:br w:type="page"/>
+      </w:r>
+    </w:p>
+    <w:p>
       <w:pPr>
         <w:pStyle w:val="Heading1"/>
       </w:pPr>
@@ -14672,6 +14469,11 @@
       </w:r>
     </w:p>
     <w:p>
+      <w:r>
+        <w:br w:type="page"/>
+      </w:r>
+    </w:p>
+    <w:p>
       <w:pPr>
         <w:pStyle w:val="Heading1"/>
       </w:pPr>
@@ -15105,6 +14907,11 @@
       </w:r>
     </w:p>
     <w:p>
+      <w:r>
+        <w:br w:type="page"/>
+      </w:r>
+    </w:p>
+    <w:p>
       <w:pPr>
         <w:pStyle w:val="Heading1"/>
       </w:pPr>
@@ -15214,7 +15021,880 @@
     </w:p>
     <w:p>
       <w:r>
-        <w:t>她能感觉到穴口如何被撑成薄环，内壁如何在抽出时挽留、在进入时张开。阴蒂肿得发亮，稍被指腹一捻就颤；爱液把过膝袜腰边沾透，每一次跪趴，布料都黏在腿上，像第二层湿润的皮肤。有人射在她小腹，白浊顺着平滑的肌理滑向脐下，她竟伸手抹开，抹给镜头看，然后把自己骂得更狠，身体却更热。</w:t>
+        <w:t>真迹的瓶子在灯下转动，粉色浮光像有呼吸。申有娜认出那种光——社交媒体流出来的影像里出现过，赵美延隆起的肚皮旁、宋雨琦潮红的眼尾旁。她喉咙发干，不是馋，是怒。怒完却又升起一种更危险的好奇：如果亮一下，身体会不会诚实到自己都厌恶。</w:t>
+      </w:r>
+    </w:p>
+    <w:p>
+      <w:r>
+        <w:t>进入她时并不温柔。热裤被扯到膝弯，过膝袜仍留着，形成色情的‘半装整齐’。阴唇被拇指拨开，湿意来得比她承认的更快；龟头抵上入口研磨两圈，才缓慢挤入。穴肉一层层咬住，又被迫撑开，中段忽然吸紧，像她的骄傲在内部痉挛。她骂了一声，骂声却软，软得像求。</w:t>
+      </w:r>
+    </w:p>
+    <w:p>
+      <w:r>
+        <w:t>抽插开始后，囊袋拍打湿软会阴的声音在地下排练场回荡。申有娜被按在冰凉镜面上，长腿被迫分开到极限，膝弯挂在手臂上。每一次深入都顶到最敏感的穹顶，阴蒂被耻骨一下下撞肿，透明爱液拉丝滴落。她想夹紧逃，夹紧却把人吃得更深，于是哭着骂，骂着又自己扭腰。</w:t>
+      </w:r>
+    </w:p>
+    <w:p>
+      <w:r>
+        <w:t>配角是个戴金链的场控。他本来只负责数人数、收手机，却在看见申有娜过膝袜皱到脚踝时停住呼吸。他想：明星的袜子脏了，世界就塌了一角。随即他抬手示意下一位，动作熟练得像排练过的舞蹈队形。他的良心很轻，轻到可以塞进口袋，和门禁卡放一起。</w:t>
+      </w:r>
+    </w:p>
+    <w:p>
+      <w:r>
+        <w:t>第二支针扎进她腿根内侧时，真迹亮起。热从针眼炸开，阴蒂瞬间充血挺立，穴口不受控制地开合，吐出更多水。申有娜眼前发白，长发黏在颊边，明亮的好强碎成湿润的媚：‘不要……亮……啊……好爽……我是来曝光的……呜……曝光什么……我自己……先坏了……’</w:t>
+      </w:r>
+    </w:p>
+    <w:p>
+      <w:r>
+        <w:t>他们让她保留短夹克，只剥下半。于是画面变成：上身像还能走红毯，下身却被两根轮流贯穿。有人从后方进入后穴——扩张用她自己的爱液，指节先打开紧闭皱褶，再让性器挤入。前后同时填满时，她小腹痉挛，潮吹喷在镜根，过膝袜深湿一片。她伸手去抓谁的肩，抓到的是镜头。</w:t>
+      </w:r>
+    </w:p>
+    <w:p>
+      <w:r>
+        <w:t>高潮后她仍要说话，这是她的职业病。她对着不知是否还在录的设备喘：‘粉丝……别学……有娜……好脏……可是……再来……再顶那里……’语言崩溃得像舞台麦爆音。金链场控把新的针剂放到她手心，她竟自己按上另一侧腿根，推杆到底，粉光再亮，人再软一次。</w:t>
+      </w:r>
+    </w:p>
+    <w:p>
+      <w:r>
+        <w:t>离开前她看见墙上淡淡写着‘舒华’。叶舒华。她盯着那两个字，忽然笑了，笑里有竞争、有担心、有同病相怜的预告。她把沾精的手指在夹克下摆擦了擦，腿软着走进更深的廊——取材变成沉沦，沉沦变成下一章的引线。</w:t>
+      </w:r>
+    </w:p>
+    <w:p>
+      <w:pPr>
+        <w:pStyle w:val="Heading2"/>
+      </w:pPr>
+      <w:r>
+        <w:t>细写重铸·潜入之后的长腿账本</w:t>
+      </w:r>
+    </w:p>
+    <w:p>
+      <w:r>
+        <w:t>申有娜把录音笔藏进短夹克内袋时，指尖是冰的。她告诉自己这只是取材，是为粉丝揭露黑幕，可当地下通道的潮气贴上过膝袜，勇气和恐惧就共用同一条血管。台阶向下，热裤边缘勒进腿根，勒痕平时是武器，此刻是靶心。有人从暗处看她，视线先落在腿，再爬上腰，最后才肯碰她的眼睛——而眼睛在这座地下里必须学会模糊，模糊才不被轻易定价。</w:t>
+      </w:r>
+    </w:p>
+    <w:p>
+      <w:r>
+        <w:t>她先看见的不是针，是光。粉色浮光在玻璃安瓿里转动，像有呼吸。有娜认出那种光：社媒流出的残片里，赵美延隆起的肚皮旁出现过，宋雨琦潮红的眼尾旁出现过。怒意冲上喉咙，怒意之后是更危险的好奇——如果亮一下，身体会不会诚实到自己都厌恶。好奇被她咬牙按回去，按回的代价是舌尖出血，血味让她清醒两秒。两秒够她把录音笔开关推到ON。</w:t>
+      </w:r>
+    </w:p>
+    <w:p>
+      <w:r>
+        <w:t>场边有个负责递水的女孩兼职，不是明星，只是被钱买来的手。她看见针剂亮光会躲，却又偷看；想回家洗手，想把耳朵里的呻吟洗掉，仍把新毛巾递出去——不递，工钱就没了。有娜与她对上眼，女孩极轻地摇头，意思是：别出声，别救人，你救不了。配角的屈辱很安静，安静得刚好衬托台上的浪。有娜把那一眼记下，记下比记下任何肉体细节都重要：这里的链条靠无数双不敢停的手维持。</w:t>
+      </w:r>
+    </w:p>
+    <w:p>
+      <w:r>
+        <w:t>他们发现她时并不意外。长腿太显眼，热裤太像邀约，邀约在这地方只会被翻译成自愿。金链场控用下巴示意：“先别扎。先让她看看自己能撑到哪一步。”看，成为第一刑。有娜被按在镜前，被迫睁眼：镜里有人潮吹，有人自己推针，有人被双穴齐入到失语。她想吐，吐意被热裤里突然伸进来的手打断——手指隔着布料按阴蒂，按得她膝弯一软。软被当成同意。同意是这里最廉价的伪证。</w:t>
+      </w:r>
+    </w:p>
+    <w:p>
+      <w:r>
+        <w:t>热裤被扯到膝弯，过膝袜仍留着，形成半装整齐的色情。阴唇被拇指拨开，湿意来得比她承认的更快；龟头抵上入口研磨两圈，才缓慢挤入。穴肉一层层咬住，又被迫撑开，中段忽然吸紧，像骄傲在内部痉挛。她骂了一声，骂声却软，软得像求。她能感觉到穴口被撑成薄环，内壁在抽出时挽留、在进入时张开；阴蒂肿得发亮，稍被指腹一捻就颤；爱液把过膝袜腰边沾透，跪趴时布料黏在腿上，像第二层湿润的皮肤。这些感觉真实，真实不构成她该被如此对待的理由——理由在权力，不在湿。</w:t>
+      </w:r>
+    </w:p>
+    <w:p>
+      <w:r>
+        <w:t>有人射在她小腹，白浊顺着肌理滑向脐下。场控把针剂放到她手心。她本该扔掉，手却发抖。发抖时她看见墙上淡淡写着“舒华”——叶舒华。竞争、担心、同病相怜的预告一起涌上来。她把沾精的手指在夹克下摆擦了擦，抬眼说：“我来取材的。你们打我可以，别打完就毁证据。”金链男笑：“证据？你的逼就是证据。”话落下，第二根从后方挤进后穴。扩张用她自己的爱液，指节先打开皱褶，再让性器挤入。前后同时填满时，小腹痉挛，潮吹喷在镜根，过膝袜深湿一片。她伸手抓肩，抓到的是镜头。</w:t>
+      </w:r>
+    </w:p>
+    <w:p>
+      <w:r>
+        <w:t>高潮后她仍要说话，这是职业病。她对着不知是否还在录的设备喘：“粉丝……别学……有娜……好脏……可是……再来……再顶那里……”语言崩溃得像舞台麦爆音。真迹瓶口靠近她腿根，粉光一闪，她竟在闪里伸手按住瓶身——按住不是推开，是确认温度。确认完她害怕自己，害怕比被进入更深。递水女孩把毛巾塞进她手里，塞的时候用唇语说：别自己扎。有娜点头，点头时泪掉进热裤腰线。</w:t>
+      </w:r>
+    </w:p>
+    <w:p>
+      <w:r>
+        <w:t>他们最终仍扎了她。针尖进腿根，皮下亮起，亮得她眼前发粉。热从针孔炸开，炸向穴、向乳尖、向舌根。短夹克被要求保留，下半继续被两根轮流贯穿。上身像还能走红毯，下身却在镜前敞开。有人命令她自己抹精给镜头看，她骂着照做，骂得越狠，穴绞得越紧。绞紧换来更深的顶，更深的顶换来更空的瘾。瘾让她把录音笔按得更紧——取材的使命还在，使命贴着心跳，心跳却已与抽送同频。</w:t>
+      </w:r>
+    </w:p>
+    <w:p>
+      <w:r>
+        <w:t>在药效高峰，有娜抓住一个缝隙：金链男接电话时，她把安瓿瓶底的批号念给录音笔听，念完又把递水女孩的工牌号也念了。女孩瞳孔一缩，随即假装无事擦地。两人在犯罪现场完成一次无声交易：你记我，我记你，也许有一天其中一个人还能走到地上。地上意味着太阳，太阳意味着这身长腿要重新用来走路，而不是用来分开。</w:t>
+      </w:r>
+    </w:p>
+    <w:p>
+      <w:r>
+        <w:t>离开前她腿软，软着仍走直线。直线是仅剩的自尊。通道风把精味吹淡一点，一点就够她把短夹克拉链拉到顶。拉链齿卡住一小片干涸的白，白像印章。她对墙上的“舒华”看最后一眼，留下一句只有录音笔听见的话：“舒华，别来。来了就学我——先藏笔，再藏自己的手，别让手碰到针杆。”话落，潮水声在身后合拢，合拢成第二十一章的尾浪。浪里，长腿的剪影被灯拉得很长，长得像一条尚未被剪断的证据。</w:t>
+      </w:r>
+    </w:p>
+    <w:p>
+      <w:pPr>
+        <w:pStyle w:val="Heading2"/>
+      </w:pPr>
+      <w:r>
+        <w:t>细写重铸·批号、工牌与腿心的三重证据</w:t>
+      </w:r>
+    </w:p>
+    <w:p>
+      <w:r>
+        <w:t>录音笔的红点比直播红点小，小却更致命。有娜在被按跪的间隙把嘴贴近夹克内袋，用气声补录现场声场：水声、针帽、骂声、笑、以及自己压不住的呜咽。呜咽作为证据并不丢脸——丢脸的是权力，不是痛。她被拽起头发强迫抬头时，过膝袜的硅胶防滑带勒进腿肉，勒出两道深痕；深痕旁是针孔，针孔旁是精斑。三重印记叠在同一条长腿上，像一份不用纸张的笔录。</w:t>
+      </w:r>
+    </w:p>
+    <w:p>
+      <w:r>
+        <w:t>金链场控喜欢听她报自己的名字。报一次，顶一次；报得越完整，顶得越深。申有娜三个字被顶碎又重拼，拼到最后她改报批号与时间，时间精确到她进通道的分钟。场控以为她在玩角色，角色玩到他烦，烦了就改堵她的嘴。口腔被占用时，她用舌下把一小片撕下的安瓿标签藏到齿龈边——刺痛，刺痛提醒她还在搜集。标签的粉边溶解出甜，甜是真迹挥发的味道，味道让她下腹又空又烫。</w:t>
+      </w:r>
+    </w:p>
+    <w:p>
+      <w:r>
+        <w:t>双穴齐入的第二轮改成一前一后的轮换，轮换让不应期消失。有娜的阴蒂被两根交替摩擦，摩擦到肿痛，肿痛里仍喷水；喷水时她抓住递水女孩的毛巾不放，毛巾成了唯一的岸。女孩手指被她抓出红印，红印让女孩眼眶发热——发热不是情欲，是被人需要的错觉。错觉很危险，危险到她差点说出“我报警”，话到唇边又咽回去。咽回去的话变成更用力的擦地，地胶被擦出一块干涸的浅色，浅色像伪证的反面。</w:t>
+      </w:r>
+    </w:p>
+    <w:p>
+      <w:r>
+        <w:t>有人把短夹克掀起，露出胸衣。胸衣被拉到颈下，乳尖在冷风与热药效里同时发硬。指掐、口吸、牙磨，磨到乳晕颜色加深。有娜把头磕在镜面上，镜面雾化，雾化里她看见自己长腿被折叠到夸张的角度，角度漂亮，漂亮得恶心。她忽然想起舞台上的劈叉掌声，掌声与此刻的起哄重叠，重叠让她笑出声。笑完她对镜头——不管有没有真正在录——说：“剪辑的时候留腿，也留针孔。只留腿的是同谋。”</w:t>
+      </w:r>
+    </w:p>
+    <w:p>
+      <w:r>
+        <w:t>药效把她的理性撕成条。一条条里仍有记者的本能：问谁供货，问谁开门，问叶舒华的名字为何写在墙上。有人随口答：“冷的那个还没轮到。轮到她你会知道。”有娜把这句话咬进牙账。牙账比笔记可靠，笔记可以被搜走，牙账跟着齿冷。齿冷时后穴被猛然深顶，顶得她眼前发黑，黑里她仍记得拍——不对，这里没有拍肩契约，这里只有求与嘲。她把“红”字咽回去，咽回去因为说了也没用；没用本身，成为她日后理解周子瑜与叶舒华颈间契约的伏笔：有人会停，有人不会停，差别能决定一条命。</w:t>
+      </w:r>
+    </w:p>
+    <w:p>
+      <w:r>
+        <w:t>在场控接电话的七十二秒里，有娜完成三次动作：一、把录音笔续录；二、把滴落的真迹残液用毛巾一角沾起，卷进袜边；三、对递水女孩极低声说：“地上见。带工牌号。”女孩点头，点头幅度小到像颤。七十二秒结束，有娜再次被拖回镜前，被要求自己把玩具按进穴里给围观表演。她按了，按到腕骨全湿，湿里她盯着自己的手——手还能听话，就还有救。救不在英雄，在手尚未完全叛变。</w:t>
+      </w:r>
+    </w:p>
+    <w:p>
+      <w:r>
+        <w:t>章末的通道风很大。风把她吹得站不稳，站不稳仍要走。走过拐角，她吐出来，吐出精腥与甜，吐完用夹克袖擦嘴，擦完检查录音笔还在响。响是好的。响意味着第二十一章不只是长腿被打开的记录，也是一串将在后续章节爆炸的引线：批号、工牌、墙上的舒华、以及那句“别让手碰到针杆”。引线贴着湿冷的过膝袜上升，升向地面的灯。灯下，城市仍在假装一切只是夜店与排汗。</w:t>
+      </w:r>
+    </w:p>
+    <w:p>
+      <w:pPr>
+        <w:pStyle w:val="Heading2"/>
+      </w:pPr>
+      <w:r>
+        <w:t>细写重铸·过膝袜、热裤与针孔的物性</w:t>
+      </w:r>
+    </w:p>
+    <w:p>
+      <w:r>
+        <w:t>物比口号硬。过膝袜的纤维在浸湿后变沉，沉得每一步都摩擦阴唇外缘；热裤的裆线在被扯前就把阴阜勒出形状，勒形被围观当成邀请；针孔在腿根内侧偏上，粉晕如微型日出。有娜被迫自己用手电照着针孔给别人看时，手腕抖得光斑乱跳。乱跳里她数自己的呼吸，数到四就喷一次——药效把潮吹变成节拍器。节拍器旁，递水女孩的拖鞋边有一道裂口，裂口进了灰，灰提醒有娜：这里的人也会回家洗袜子，洗完继续做人。人与兽的切换靠班次，不靠本质。</w:t>
+      </w:r>
+    </w:p>
+    <w:p>
+      <w:r>
+        <w:t>她被摆成靠镜半蹲的姿势，长腿折叠，穴口正对人群。进入者换了三个，三个深度不同，同的是都要她叫名字。她改叫“证据一”“证据二”，叫到被扇乳尖。扇完她改回叫申有娜，叫得完整，完整地让自己不碎。碎的是热裤的线头，线头挂在膝弯，像一面降了一半的旗。旗还在，就还没全降。</w:t>
+      </w:r>
+    </w:p>
+    <w:p>
+      <w:r>
+        <w:t>双女环节被强行插入——不是爱，是表演。另一个被药热的女人被按过来与她互磨，阴蒂相贴，淫水拉丝。有娜在互磨里听见对方喊“冬天”，喊得像金冬天的名字碎片。碎片让她心惊：名单在扩大。扩大时她把对方的手按在自己腰上，借机贴近耳语：“别自己扎。”对方茫然点头，点头后仍伸手去够针。有娜卡住她的腕，卡住的三秒里被场控拉开，拉开的惩罚是后穴加一根。加一根让她叫破音，破音被鼓掌。</w:t>
+      </w:r>
+    </w:p>
+    <w:p>
+      <w:r>
+        <w:t>离开地下前，她最后做的一件事是把镜子上自己的湿手印拍进手机——手机开了加密相册，相册里已有安瓿批号照片。照片模糊，模糊正好，正好证明她不是来做爱，是来取证。取证的人走路姿势难看，难看因为腿心火辣，火辣因为肿。肿着走进电梯，电梯镜面又一次逼她看自己：短夹克、乱发、过膝袜深湿、眼睛却是亮的。亮不是粉光，是恨。恨比瘾干净，干净才能把第二十一章从肉博里撬出一条通往后续的缝。</w:t>
+      </w:r>
+    </w:p>
+    <w:p>
+      <w:pPr>
+        <w:pStyle w:val="Heading2"/>
+      </w:pPr>
+      <w:r>
+        <w:t>补厚·长腿被折叠时的内心法庭</w:t>
+      </w:r>
+    </w:p>
+    <w:p>
+      <w:r>
+        <w:t>申有娜在心里开庭。原告是粉丝与自己的职业伦理，被告是地下的门与自己的身体。审判长缺席，缺席时身体先宣判有罪——有罪因为湿了，湿了因为药与恐惧与被观看。她拒绝认罪，拒绝的方式是继续录音。录音键的凹点戳着胸，戳一下清醒一下。清醒让她在被深顶时仍能张开眼看镜：看自己的长腿如何被折成M，看穴口如何翻出嫩色再被顶回，看精如何被捣成沫。看着记着，记着就还没有完全变成道具。</w:t>
+      </w:r>
+    </w:p>
+    <w:p>
+      <w:r>
+        <w:t>金链场控要她说“谢谢真迹”。她说“谢谢批号”，被扇。扇完她改口谢谢，谢谢说得像刀。刀意被当成情趣，情趣让围观更兴奋。兴奋中，递水女孩把一杯水递到她唇边。水是真的水，水里没有浅蓝，没有粉。有娜喝了，喝的时候眼泪掉进杯子。女孩把杯子收回，收回得像带走证人。</w:t>
+      </w:r>
+    </w:p>
+    <w:p>
+      <w:r>
+        <w:t>后穴的第二轮开拓用了更多爱液，爱液不足就用凝胶，凝胶凉，凉得她骂人。骂人时前穴被手指塞满，塞满屈刮，刮出潮吹。潮吹喷到自己过膝袜，袜色加深一号。加深的湿痕一路延伸到鞋跟，鞋跟在镜里闪，闪得她想起通告上的红毯。红毯与此刻只隔一天路程，路程却像跨过国境。国境这边是粉光，那边是闪光灯，中间是她这条还在发抖的腿。</w:t>
+      </w:r>
+    </w:p>
+    <w:p>
+      <w:r>
+        <w:t>她开始主动索取深度——药效如此，如此不代表她喜欢场控。喜欢与需要被她分开：需要是空，喜欢是选择。选择留给日后的叶舒华、留给可能出现的刹车人。场控把她的主动当成献祭成功，成功就更用力。用力到她拍他胸口，拍不是安全词，只是反射。反射无效，无效让她更懂第二十三章里“拍肩必须有效”的珍贵——即便那一章的人她尚未遇见，逻辑已在痛里成形。</w:t>
+      </w:r>
+    </w:p>
+    <w:p>
+      <w:r>
+        <w:t>取证的高潮不在肉，在她把工牌号、批号、墙字、供货口吻全部复述进录音笔的那九十秒。九十秒里她被允许趴着休息，休息被当成不应期，不应期被真迹削短。削短后她又被拉起，拉起时短夹克只剩一只袖子挂着，挂着像破旗。破旗仍在扛，扛到通道口，扛到风里，扛到吐，扛到检查红点还在闪。闪着，第二十一章的长腿才算真正潜入过粉光，并带着光的罪证走出来。</w:t>
+      </w:r>
+    </w:p>
+    <w:p>
+      <w:pPr>
+        <w:pStyle w:val="Heading2"/>
+      </w:pPr>
+      <w:r>
+        <w:t>补厚·与递水女孩的地下公约</w:t>
+      </w:r>
+    </w:p>
+    <w:p>
+      <w:r>
+        <w:t>在最后一次被允许擦身的三分钟里，有娜抓住女孩的手腕，力道大得留下印。“地上，地铁A口，早班。”女孩吓一跳，随即懂了。懂了就反抓住她：“你腿这样走不了A口。改C口，有电梯。”细节的交换比任何同盟宣言更可信。有娜把袜边卷着的残液棉丝塞进女孩围裙口袋：“给能化验的人。别给警察里的粉丝。”女孩点头，把口袋扣上。扣上的咔哒声很小，小得像新的安全词。</w:t>
+      </w:r>
+    </w:p>
+    <w:p>
+      <w:r>
+        <w:t>场控在远处催。催声里有娜忽然亲了女孩脸颊一下——不是情欲，是封印。封印完她转身分开腿，走向下一根等待她的性器，走的姿势仍尽量像自己的步法。步法是偶像残余，残余用来掩护记者核心。核心说话：再撑二十分钟。二十分钟后有人来接班，接班的空隙就是门。门出现时，她爬着出去也要出去。出去的第一口地上空气难闻，难闻得像甜。甜让她想哭。哭着按停录音笔，按停前留下最后一句：“我是申有娜。我还活着。长腿还能走。粉光亮过。别信只有肉的那条剪辑。”</w:t>
+      </w:r>
+    </w:p>
+    <w:p>
+      <w:pPr>
+        <w:pStyle w:val="Heading2"/>
+      </w:pPr>
+      <w:r>
+        <w:t>补厚·墙字‘舒华’的放大</w:t>
+      </w:r>
+    </w:p>
+    <w:p>
+      <w:r>
+        <w:t>那两个字是铅笔写的，笔迹急，急里有一点秀气。有娜用指腹描过，描到墙上灰。灰沾指，指又沾自己腿根的湿，湿灰成泥。泥点沾在“华”字下方，像给未来章节按了个脏手印。她对着墙说：“你若冷，就冷到底，别学我伸手。伸手只许伸向会停的人。”说完她被拖走。拖走时回头，回头让长腿划出一道弧，弧在灯下漂亮，漂亮被谁吹了声口哨。口哨刺耳。刺耳提醒：美在这里是燃料。燃料要留给烧掉门闩，而不是暖和施暴者的手。</w:t>
+      </w:r>
+    </w:p>
+    <w:p>
+      <w:r>
+        <w:t>因此她在药效最疯时做了一件相反的事——她要求自己不要叫得太好听。好听会加时。加时会多针。多针会毁掉取证的手。她把叫声咬成哑，哑得像坏掉的麦。坏麦让有人不满，不满就打臀。打臀可忍，忍到批号拍清楚。拍清楚，她就在心里喊开庭。开庭的日子未知，未知也要先收集呈堂证供。证供贴着过膝袜上升，升向第二十二章的冷感，升向更远的颈间契约：有人会把刹车交给另一个人。她此刻没有刹车，所以更要把笔藏好。笔是临时的刹车。临时也珍贵。</w:t>
+      </w:r>
+    </w:p>
+    <w:p>
+      <w:pPr>
+        <w:pStyle w:val="Heading2"/>
+      </w:pPr>
+      <w:r>
+        <w:t>补厚·粉光下的腿部特写与拒绝自扎</w:t>
+      </w:r>
+    </w:p>
+    <w:p>
+      <w:r>
+        <w:t>针尖再一次靠近腿根时，有娜做了今晚最重要的拒绝：她握住场控的手，不让他自己的手指按上推进器。“要扎你扎，别让我动手。”场控愣了一下，随即笑：“稀奇，还有人不抢着自己亮。”他推进。粉光亮起。有娜在亮里尖叫，尖叫里仍盯着自己的手——手空着，空着就是胜利。胜利很小，小到只有她与录音笔知道。知道就够支撑她进入下一轮抽送：穴口薄环高热，内壁挽留又被迫张开，阴蒂被指腹捻得发颤，爱液淹过袜腰。有人射在小腹，她伸手抹开又停住，停住改成把白浊抹到镜根写了一个歪斜的“证”字。字立刻被掌心擦掉，擦掉前已被镜头或眼睛掠过。掠过即播种。</w:t>
+      </w:r>
+    </w:p>
+    <w:p>
+      <w:r>
+        <w:t>递水女孩在拥挤里给她递上第二次水，水里浮着一点点毛巾絮。絮不干净，干净在这地方本来就不存在。有娜喝完，用只有两人听得见的声音说：“C口。电梯。别迟到。”女孩回：“你别死。”别死是地下公约的核心句。核心句说完，有娜被重新按开腿，长腿折叠到极限，极限处韧带发响。发响让围观起哄。起哄中她数抽送次数，数到三十就在心里勾掉一个要记住的脸。脸模糊是设定，模糊下仍有牙缝、金链、帽檐可记。可记则可变陈述句。陈述句是她的武器，武器藏在长腿张开的阴影里。</w:t>
+      </w:r>
+    </w:p>
+    <w:p>
+      <w:r>
+        <w:t>药效把乳尖磨得生疼，疼里她仍拒绝自己碰针箱。针箱被推到面前时，她用脚尖踢开，踢开换来后穴深顶作为惩罚。惩罚可忍。忍到金链男再次接电话，电话里隐约出现“舒华”“冷的那个”字样。有娜把耳侧贴得更近，近到被发现，发现就用浪叫掩饰窃听。浪叫好听一点没关系，这一次好听是伪装。伪装成功，她把听到的词复述进夹克：“叶舒华。未轮到。冷。”词落，像给第二十二章投递预告。</w:t>
+      </w:r>
+    </w:p>
+    <w:p>
+      <w:r>
+        <w:t>出通道时她几乎爬行，爬行到电梯厅才扶墙站起。站起时过膝袜滑下一截，滑下一截露出针孔全貌。有个路过的醉汉吹口哨，口哨被她眼神钉回去。钉回去的力气来自恨。恨让她按电梯，按C层，按出地面。地面空气刺鼻，刺鼻里她打开手机加密相册，确认批号照片还在，录音文件波形还在跳动。跳动像另一枚红点。红点属于取证，不属于展览。属于她。</w:t>
+      </w:r>
+    </w:p>
+    <w:p>
+      <w:pPr>
+        <w:pStyle w:val="Heading2"/>
+      </w:pPr>
+      <w:r>
+        <w:t>补厚·取材失败与成功的双结局感</w:t>
+      </w:r>
+    </w:p>
+    <w:p>
+      <w:r>
+        <w:t>若只看肉，这一章像失败：长腿偶像被拖进粉光，被贯穿，被亮，被弄脏。若看呈堂，这一章像成功：批号、工牌、墙字、供货口吻、自扎拒绝、地下公约，全部进袋。双结局感撕扯她。撕扯时她在出租车后座把腿并紧，并紧挤出残精，残精湿了坐垫，湿让她道歉，道歉让司机烦。烦无所谓。无所谓里她给自己发消息：明天联系化验。消息发送失败，失败因为地下信号还在残留模式。残留模式像药效，药效还在烧。烧着她把手指伸进热裤——不是为了高潮，是为了确认肿的形状，确认明天能否走路。能走，就能去C口。C口是下一战场。战场不在穴里，在证人与证物能否活过黎明。</w:t>
+      </w:r>
+    </w:p>
+    <w:p>
+      <w:r>
+        <w:t>她闭上眼，眼前仍是镜墙与粉光。粉光中自己的脸被要求模糊，模糊反而保护了她：真实面孔不属于被随意调用的物料。物料是腿、是袜、是针孔、是声音。声音里有一句最硬：“别信只有肉的那条剪辑。”硬句支撑她在药效余波里没有再把手伸向幻想中的第二针。第二针是悬崖。悬崖边，她把录音笔抱在胸口，抱到天亮前的迷糊睡意把它按进梦里——梦里长腿在跑，跑过通道，跑过针，跑向会停下来听她说话的人。</w:t>
+      </w:r>
+    </w:p>
+    <w:p>
+      <w:pPr>
+        <w:pStyle w:val="Heading2"/>
+      </w:pPr>
+      <w:r>
+        <w:t>补厚·镜墙前的自我采访</w:t>
+      </w:r>
+    </w:p>
+    <w:p>
+      <w:r>
+        <w:t>有娜把录音笔对准自己的嘴，在被允许的三十秒喝水时间里做自我采访：“问：你为什么下来？答：取材。问：你现在还是记者吗？答：腿是物料，嘴还是记者。问：你湿了是否等于同意？答：不等于。问：你亮了是否等于结束？答：不等于。结束要看证物出不出得去。”问到最后她笑了一下，笑被顶弄撞碎——三十秒到了，有人从后方重新进入，进入深得她跪不住。跪不住时她把录音笔塞回内袋，塞的动作稳。稳是她给自己的评分。评分及格，才能继续把长腿当作诱饵而不是献祭。诱饵的目标是门与信息，信息包括墙上的舒华、电话里的未轮到、递水女孩的C口。C口像安全词，安全词在这一章不属于窒息，属于撤离。</w:t>
+      </w:r>
+    </w:p>
+    <w:p>
+      <w:r>
+        <w:t>撤离前最后一轮，他们让她保留短夹克，只剥下半，前后轮流贯穿，阴蒂被磨到刺痛，刺痛里潮吹，潮吹后空虚，空虚里针箱又晃。晃时她把脸转向递水女孩，女孩轻轻按了按自己围裙口袋——证物还在。还在，有娜就张开嘴接受下一次深喉，深喉当掩护，掩护口袋离场。场控射在她舌面，命令展示，展示完她咽了一半吐一半，吐的时候把视线钉在镜头方向：“剪这个也行。最好连批号一起剪进去。”挑衅换来耳光。耳光可记。记进波形。</w:t>
+      </w:r>
+    </w:p>
+    <w:p>
+      <w:pPr>
+        <w:pStyle w:val="Heading2"/>
+      </w:pPr>
+      <w:r>
+        <w:t>补厚·地面灯下的腿</w:t>
+      </w:r>
+    </w:p>
+    <w:p>
+      <w:r>
+        <w:t>电梯门开，冷光切在过膝袜的湿痕上，切得像手术灯。有娜走出来，走到街风里，街风把粉光的甜吹散。散尽前她扶着墙给韩文翻译软件录入几个词：真迹、批号、工牌、练舞室地下。录入时手指抖，抖得打错字，改，再改。改完发送到加密邮箱。发送成功提示跳出时，她腿一软，软着坐到花坛边。花坛土腥，土腥是地面的味道。味道让她哭。哭完检查热裤口袋，口袋里没有针，只有撕下的衣架价签——价签背面她写过一行字：别自己扎。字给自己看。自己看完，站起来，长腿重新用于走路。走进黎明的人潮时，没有人知道她腿心的肿，知道的只有即将到来的化验与更远的冷感拆封。第二十一章在人潮里合上，合上不是沉沦的胜利，是取证的喘息。</w:t>
+      </w:r>
+    </w:p>
+    <w:p>
+      <w:pPr>
+        <w:pStyle w:val="Heading2"/>
+      </w:pPr>
+      <w:r>
+        <w:t>补厚·器官与证物对照表</w:t>
+      </w:r>
+    </w:p>
+    <w:p>
+      <w:r>
+        <w:t>阴唇：充血，触痛，内侧残留凝胶与精。阴蒂：肿亮，摩擦即颤，颤不代表同意。阴道：内壁敏感，中段痉挛性吸吮，最深酸甜，酸甜是药。后穴：皱褶水肿，暂时闭合不全，闭合不全会走路别扭。乳尖：齿痕与掐痕，触衣即刺。腿根：针孔一枚，粉晕未退，晕是招牌也是罪证。口腔：舌系带酸，齿龈藏过标签刺痛。对照证物：录音波形、批号照片、残液棉丝、墙字描灰、电话词“未轮到”、公约“C口电梯”。器官会愈，证物要抢时间。时间在药效余波里跑得更快，更快所以她不能睡，不能睡就在便利店买冰咖啡，冰贴着针孔外的皮肤，冰得她吸气，吸气像活着。活着，长腿潜入粉光的这一章才有资格被称为细写，而不是复读的潮。</w:t>
+      </w:r>
+    </w:p>
+    <w:p>
+      <w:pPr>
+        <w:pStyle w:val="Heading2"/>
+      </w:pPr>
+      <w:r>
+        <w:t>替换垫句·便利店冰柜前的清醒</w:t>
+      </w:r>
+    </w:p>
+    <w:p>
+      <w:r>
+        <w:t>申有娜站在便利店冰柜前，冷气扑面，扑得针孔外的皮肤一缩。她买冰咖啡、买消毒湿巾、买创可贴，买完坐在窗边用湿巾擦腿根，擦到粉晕周围发白。发白不干净，干净要等化验与时间。时间不够时，她打开录音，听自己刚才自我采访的那段，听到“不等于同意”时眼眶发热。发热仍按停止，停止后备份到云端加密文件夹。备份成功，她才敢喝第一口冰咖啡。冰沿喉咙下去，下去像把粉甜从舌根刮走一层。</w:t>
+      </w:r>
+    </w:p>
+    <w:p>
+      <w:r>
+        <w:t>街对面有人勾肩搭背笑闹，笑闹像正常星期五。正常让她嫉妒。嫉妒完她给自己写下待办：1.C口时间；2.联系可信的人送检；3.查叶舒华近况但不打草惊蛇；4.热裤扔掉或封存；5.过膝袜封存；6.短夹克内袋检查有无残留标签。待办写在手背，写完怕被看见，又抄进手机。手背字用湿巾抹掉，抹掉像抹掉另一层罪证。</w:t>
+      </w:r>
+    </w:p>
+    <w:p>
+      <w:pPr>
+        <w:pStyle w:val="Heading2"/>
+      </w:pPr>
+      <w:r>
+        <w:t>替换垫句·出租车里的身体报告（自述体）</w:t>
+      </w:r>
+    </w:p>
+    <w:p>
+      <w:r>
+        <w:t>司机问去哪，我说远一点的酒店。酒店廊毯花哨，花哨得我反胃。进房第一件事不是躺，是把录音笔充电，充电红灯亮起时我腿软，软着滑坐到门背。门背冰，冰让我想哭。哭的时候手指摸到穴口，摸到肿，摸到残留的黏。黏让我想吐，吐意被我压成报告：前穴压痛，后穴钝痛，阴蒂触衣即刺，乳尖齿痕，腿根针孔，口腔无破皮。报告完毕，我才进浴室。热水冲下来，冲开精与凝胶，冲不开皮下的粉。粉还在呼吸。呼吸着，我记住那句别自己扎，把手放到瓷砖上撑着，撑到水变温。</w:t>
+      </w:r>
+    </w:p>
+    <w:p>
+      <w:pPr>
+        <w:pStyle w:val="Heading2"/>
+      </w:pPr>
+      <w:r>
+        <w:t>替换垫句·给叶舒华的未发送草稿</w:t>
+      </w:r>
+    </w:p>
+    <w:p>
+      <w:r>
+        <w:t>草稿写：舒华，别下来。下来也会亮。亮了就难停。若你非下，先找会停的人，再找门。我把批号留下了，不一定用得上。墙上有你的名字，名字被我描过，描过像脏手印。别生气。生气也比沉沦好。草稿删掉，删掉前存进加密箱。加密箱与证物袋并列。并列时我听见自己的心跳，心跳仍快，快说明药还在。药还在就不许回地下。回地下的冲动像舌尖的溃疡，溃疡疼，疼也想舔。想舔时我把冰咖啡罐贴上腿根，贴到疼被冷盖住。盖住就能躺一小时。一小时后去C口。</w:t>
+      </w:r>
+    </w:p>
+    <w:p>
+      <w:pPr>
+        <w:pStyle w:val="Heading2"/>
+      </w:pPr>
+      <w:r>
+        <w:t>替换垫句·C口电梯的预演</w:t>
+      </w:r>
+    </w:p>
+    <w:p>
+      <w:r>
+        <w:t>我在脑内预演C口：电梯门开，女孩戴帽子，围裙不在，口袋在。口袋里有棉丝。棉丝交到我手里时不许说话，说话用眼神。眼神结束后分开走，分开走两站地再通讯。通讯只说“面”，不说真迹。预演三次，三次里我都没有再被拖回镜墙。没有，就说明预演有用。有用让我在酒店床单上终于睡过去十分钟。十分钟梦里长腿在跑，跑过针箱，针箱打翻，粉液流成河。河上漂着录音笔，笔还在亮。亮着，我就能醒。醒来第一件事：检查门扣。门扣在。在，就继续当活人。</w:t>
+      </w:r>
+    </w:p>
+    <w:p>
+      <w:pPr>
+        <w:pStyle w:val="Heading2"/>
+      </w:pPr>
+      <w:r>
+        <w:t>替换垫句·长腿物证的封存仪式</w:t>
+      </w:r>
+    </w:p>
+    <w:p>
+      <w:r>
+        <w:t>过膝袜脱下时发出湿黏的离体声，声很轻，轻得像拆礼物。礼物是罪证。我把袜装进保鲜袋，挤出空气，写上日期。热裤同样。短夹克内袋掏出衣架价签，价签背面“别自己扎”还在，在就连同价签一起封。封完摆成一排，拍照，拍照后收进双层拉链包。包放进行李箱夹层。夹层靠近充电宝，充电宝随时能给录音笔续命。续命逻辑贯穿这一章：证物活着，人就不算完全死在粉光里。</w:t>
+      </w:r>
+    </w:p>
+    <w:p>
+      <w:pPr>
+        <w:pStyle w:val="Heading2"/>
+      </w:pPr>
+      <w:r>
+        <w:t>替换垫句·对“自愿”叙事的逐条反驳</w:t>
+      </w:r>
+    </w:p>
+    <w:p>
+      <w:r>
+        <w:t>他们会说我穿着热裤下去。反驳：着装不等于授权。他们会说我湿了。反驳：药与恐惧致湿。他们会说我浪叫。反驳：浪叫是疼痛与药效的声门反应，且我在浪叫里藏过窃听。他们会说我伸手碰瓶。反驳：碰瓶是确认温度，随后拒绝自扎。他们会说长腿就是邀请。反驳：长腿是我的身体部位，不是门禁卡。逐条反驳写进备注，备注将来也许用得上，用不上也能让我在瘾发作时重读。重读比再下一支针更像救援。</w:t>
+      </w:r>
+    </w:p>
+    <w:p>
+      <w:r>
+        <w:t>窗外开始有环卫车的声音。声音普通，普通得奢侈。我把脸埋进酒店毛巾，毛巾白，白得刺眼，刺眼提醒我镜墙里的雾已经离开身体表面。表面可洗，皮下的亮要自己熬。熬的时候不许搜真迹两个字，搜就会点进购买链接。链接是另一扇后门。后门我关着，关着才能活到与女孩会面。</w:t>
+      </w:r>
+    </w:p>
+    <w:p>
+      <w:r>
+        <w:t>我尝试走路：十步、二十步、拐弯、下蹲、再站起。下蹲时后穴的钝痛明朗，明朗让我骂出声。骂完继续走。走是长腿的本职，本职从色情里夺回来一点，一点就是赢。赢得很小，小到只够我再写一行笔记：金链、牙缝、帽檐、电话里的未轮到。</w:t>
+      </w:r>
+    </w:p>
+    <w:p>
+      <w:r>
+        <w:t>笔记写完，我把手机倒扣。倒扣防自己。防自己是这一夜学到的技能，与地下公约同等重要。公约给外人，防给自己。自己若先叛变，批号照片只是更精美的葬礼。葬礼我不参加。我要去C口，要去化验，要在某一天把波形掷到该听见的人面前。</w:t>
+      </w:r>
+    </w:p>
+    <w:p>
+      <w:r>
+        <w:t>黎明真正到来时，窗帘缝有条白线。白线切过我的小腿，切得针孔附近发痒。痒想抓，抓会感染，感染会毁物证形态。我把手坐在身下，坐到麻，麻比抓安全。安全词在这一章叫“别伸手”。别伸手摸针，别伸手抓孔，别伸手点购买。手只许伸向湿巾、冰袋、笔与门把手。</w:t>
+      </w:r>
+    </w:p>
+    <w:p>
+      <w:r>
+        <w:t>离开酒店前，我最后检查一次加密相册。批号清晰，墙字模糊但可见，自我采访可播放。可播放就带走。带走时前台看我一眼，一眼里有疑惑：为什么大冬天穿短夹克还发抖。发抖我用微笑挡过去。微笑是偶像残技能，残技能偶尔还能救人——先救自己的出入记录，不被多问。</w:t>
+      </w:r>
+    </w:p>
+    <w:p>
+      <w:r>
+        <w:t>街上的风更大。风吹热裤空缺后换上的宽运动裤，裤管里空空荡荡，空空荡荡里夹着封存的疼。疼是指南针，指着地下的方向，也指着远离的方向。我选远离。远离不是永不回去，是回去时要带锯门的工具。工具今天是证物，明天可能是人——会停的人，冷的人，稳的人。名字我已记下：叶舒华。</w:t>
+      </w:r>
+    </w:p>
+    <w:p>
+      <w:pPr>
+        <w:pStyle w:val="Heading2"/>
+      </w:pPr>
+      <w:r>
+        <w:t>高密度补写·通道记忆的逐米回放</w:t>
+      </w:r>
+    </w:p>
+    <w:p>
+      <w:r>
+        <w:t>第一米是潮气。潮气贴上过膝袜，袜纤维沉下去，沉下去我就知道退路变贵。第二米是灯——暖黄，黄得像故意模仿舞台，舞台却没有应援棒，只有金链反光。第三米是笑，笑里有人喊真迹，喊得像安可。第四米我被看见，视线先啃腿，再啃腰，最后才肯碰我的眼；眼在设定里模糊，模糊让我怒，怒使我把录音笔按得更紧。第五米有人伸手隔着热裤按阴蒂，按得我膝软，软被翻译成同意，翻译权不在我。</w:t>
+      </w:r>
+    </w:p>
+    <w:p>
+      <w:r>
+        <w:t>进入发生在第八米附近的镜前。龟头分开阴唇，缓慢挤入，穴肉一层层咬住又被迫撑开，中段痉挛性吸紧，最深酸甜。酸甜是药的语法，不是爱的语法。我骂，骂软，软得像求。求的形态被鼓掌。鼓掌里，递水女孩的毛巾第一次塞进我手里，毛巾是岸。岸上有工牌号，号被我用气声喂给笔。</w:t>
+      </w:r>
+    </w:p>
+    <w:p>
+      <w:r>
+        <w:t>前后齐入在第十二米的视觉里完成：短夹克还在，下半全开，上红毯下祭品。后穴先被指节打开，爱液不足就凝胶，凝胶凉，凉得我骂人；骂人时前穴被深顶，顶出潮吹，潮吹喷镜根。镜根水迹像河。河上漂着我的自尊碎片，碎片里仍有记者的骨架：问供货，问开门，问墙上的舒华。</w:t>
+      </w:r>
+    </w:p>
+    <w:p>
+      <w:pPr>
+        <w:pStyle w:val="Heading2"/>
+      </w:pPr>
+      <w:r>
+        <w:t>高密度补写·自扎拒绝的生理细节</w:t>
+      </w:r>
+    </w:p>
+    <w:p>
+      <w:r>
+        <w:t>针尖第二次靠近时，我的手心全是汗。汗让瓶身滑，滑时场控以为我要抢着推。我反抓住他的手：“要扎你扎，别让我动手。”推进器沉下去，粉光从皮下炸开，炸得我眼前一阵粉白。热沿血管跑，跑到乳尖、舌根、阴蒂，阴蒂立刻肿得更凸，凸到热裤边料一擦就颤。颤中我盯着自己的手——手空着，空着就是我今晚唯一的胜。胜很小，小到只够支撑我接受下一轮抽送而不自己去摸针箱。</w:t>
+      </w:r>
+    </w:p>
+    <w:p>
+      <w:r>
+        <w:t>药峰把不应期削短。削短后我被要求自己把玩具按进穴里表演。腕骨全湿，湿里内壁吸玩具吸到发麻，发麻仍按。按到潮吹，潮吹后空虚，空虚像井。井边针箱晃，晃时女孩按围裙口袋，口袋里有棉丝。棉丝在，我就能张开嘴承受深喉当掩护，掩护证物离场。场控射在舌面，命令展示，展示完我咽一半吐一半，吐的时候把视线钉向镜头方向：连批号一起剪。</w:t>
+      </w:r>
+    </w:p>
+    <w:p>
+      <w:pPr>
+        <w:pStyle w:val="Heading2"/>
+      </w:pPr>
+      <w:r>
+        <w:t>高密度补写·电话窃听与墙字</w:t>
+      </w:r>
+    </w:p>
+    <w:p>
+      <w:r>
+        <w:t>金链男接电话时，我把耳侧贴过去，贴到被发现的风险边缘。边缘上我听见“舒华”“冷的那个”“未轮到”。未轮到三个字像延期执行书。我把词复述进夹克内袋，复述时后穴被惩罚性深顶，顶得眼前发黑，黑里仍把词咬全。咬全后我被拖到墙边，墙上铅笔字“舒华”又急又秀。我用指腹描，描下灰，灰沾湿成泥，泥点按在“华”下，像脏手印。我对墙说：你若冷，就冷到底，别学我伸手；伸手只许伸向会停的人。说完被拖走，拖走时长腿划弧，弧上有口哨。口哨刺耳。刺耳提醒美是燃料，燃料要留给锯门，不给暖施暴者的手。</w:t>
+      </w:r>
+    </w:p>
+    <w:p>
+      <w:pPr>
+        <w:pStyle w:val="Heading2"/>
+      </w:pPr>
+      <w:r>
+        <w:t>高密度补写·地下公约的字词</w:t>
+      </w:r>
+    </w:p>
+    <w:p>
+      <w:r>
+        <w:t>三分钟擦身期，我抓住女孩手腕。“地上，地铁A口，早班。”她改：C口，有电梯。细节交换比同盟宣言可信。我把袜边卷着的残液棉丝塞进她围裙口袋：给能化验的人，别给警察里的粉丝。她扣上口袋，咔哒声很小，小得像安全词。场控催。催里我亲了她脸颊一下，封印。封印完分开腿走向下一根性器，步法仍尽量像自己的——偶像残余掩护记者核心。核心说：再撑二十分钟。二十分钟后空隙就是门。</w:t>
+      </w:r>
+    </w:p>
+    <w:p>
+      <w:pPr>
+        <w:pStyle w:val="Heading2"/>
+      </w:pPr>
+      <w:r>
+        <w:t>高密度补写·离场与呕吐</w:t>
+      </w:r>
+    </w:p>
+    <w:p>
+      <w:r>
+        <w:t>出通道几乎爬行。爬到电梯厅扶墙站起，过膝袜滑下一截，针孔全貌暴露。醉汉口哨被我眼神钉回。钉回的力气来自恨。恨按电梯，按到地面。地面空气刺鼻，刺鼻像甜，甜让我吐。吐出精腥与甜，吐完袖擦嘴，擦完确认录音还在响。响着留下最后一句：我是申有娜。我还活着。长腿还能走。粉光亮过。别信只有肉的那条剪辑。</w:t>
+      </w:r>
+    </w:p>
+    <w:p>
+      <w:pPr>
+        <w:pStyle w:val="Heading2"/>
+      </w:pPr>
+      <w:r>
+        <w:t>高密度补写·双结局感的撕扯</w:t>
+      </w:r>
+    </w:p>
+    <w:p>
+      <w:r>
+        <w:t>只看肉，这一章像失败；看呈堂，像成功。批号、工牌、墙字、供货口吻、自扎拒绝、地下公约，全部进袋。撕扯里我在出租车后座并紧腿，挤出残精，湿了坐垫，对司机道歉。道歉无所谓。无所谓里给自己发消息：明天联系化验。发送失败，失败因为信号还在地下残留模式。残留像药效。药效还在烧，烧着我把手指伸进运动裤——不是为了高潮，是确认肿的形状，确认能否走路。能走，就能去C口。C口是下一战场。战场不在穴里，在证人与证物。</w:t>
+      </w:r>
+    </w:p>
+    <w:p>
+      <w:pPr>
+        <w:pStyle w:val="Heading2"/>
+      </w:pPr>
+      <w:r>
+        <w:t>高密度补写·酒店浴室里的二次记账</w:t>
+      </w:r>
+    </w:p>
+    <w:p>
+      <w:r>
+        <w:t>热水冲开凝胶与精，冲不开皮下粉。粉呼吸时，我再次记账：前穴压痛分级中等偏强；后穴钝痛；阴蒂触毛巾即刺；乳尖齿痕两处；腿根针孔一枚粉晕未退；口腔齿龈刺痛来自标签藏匿。记账完毕，我用冰咖啡罐外壁贴针孔旁，贴到冷盖住痒。痒想抓，抓会毁形态。手坐到身下坐到麻。麻比抓安全。安全词叫别伸手。</w:t>
+      </w:r>
+    </w:p>
+    <w:p>
+      <w:pPr>
+        <w:pStyle w:val="Heading2"/>
+      </w:pPr>
+      <w:r>
+        <w:t>高密度补写·未发送给舒华的信（完整）</w:t>
+      </w:r>
+    </w:p>
+    <w:p>
+      <w:r>
+        <w:t>舒华：别下来。下来也会亮。亮了就难停。若非下，先找会停的人，再找门。批号我留下了。墙上有你的名字，我描过，像脏手印。别生气。生气也比沉沦好。我会去C口。你若听见风声，记住风声里有人拒绝自己按推进器。拒绝很小，小到像笑话，笑话却是我还能写这句话的原因。删。存加密箱。与证物袋并列。</w:t>
+      </w:r>
+    </w:p>
+    <w:p>
+      <w:pPr>
+        <w:pStyle w:val="Heading2"/>
+      </w:pPr>
+      <w:r>
+        <w:t>高密度补写·封存与反驳的合卷</w:t>
+      </w:r>
+    </w:p>
+    <w:p>
+      <w:r>
+        <w:t>过膝袜、热裤、价签“别自己扎”、录音笔波形、批号照片、墙字描灰、电话词未轮到、公约C口电梯——合卷。合卷后逐条反驳自愿叙事：着装≠授权；湿≠同意；浪叫≠享受（藏窃听）；碰瓶≠自扎（随即拒绝）；长腿≠门禁卡。反驳写进备注，备注在瘾发作时重读。重读比第二针更像救援。救援指向黎明的环卫车声、便利店冷气、加密邮箱的发送成功，以及长腿重新用于走路的权利。权利被粉光抢过，抢回要靠证物与恨。恨比瘾干净。干净才能把第二十一章从复读的潮里捞出，捞成取证的喘息。</w:t>
+      </w:r>
+    </w:p>
+    <w:p>
+      <w:pPr>
+        <w:pStyle w:val="Heading2"/>
+      </w:pPr>
+      <w:r>
+        <w:t>高密度补写·临晨步态测试与出发</w:t>
+      </w:r>
+    </w:p>
+    <w:p>
+      <w:r>
+        <w:t>十步、二十步、拐弯、下蹲、再站起。下蹲后穴钝痛明朗，明朗让我骂。骂完继续走。走是长腿本职，从色情里夺回一点就是赢。赢得写下：金链、牙缝、帽檐、未轮到。笔记倒扣防自己。防自己与地下公约同等重要。窗帘缝白线切过小腿，针孔发痒，手不许抓。离开前检查相册：批号清晰，墙字可见，自我采访可播。前台疑惑我发抖，我用微笑挡。微笑是残技能，残技能先救出入记录。街风灌进运动裤管，管里夹着封存的疼。疼是指南针，我选远离。远离不是永不回，是回去时带锯门的工具。工具今天是证物，明天可能是会停的人。名字记下：叶舒华。风更大。我走进人潮，人潮不知我腿心的肿，知的只有即将到来的化验与更远的冷感拆封。章在人潮里合上——合上是取证的喘息，不是沉沦的胜利。</w:t>
+      </w:r>
+    </w:p>
+    <w:p>
+      <w:r>
+        <w:t>在人潮的缝隙里，我最后一次把手按在小腹。小腹下的空还在，空会要填，填的冲动会化妆成“再回一次就能拍到更多”。更多是毒药的别名。我把冲动的名字写在备注最顶行，顶行加粗：不许回。不许回三个字下面，是C口的时间与女孩帽子的颜色。颜色我记成深灰。深灰不惹眼。不惹眼才能活。活着把波形送到该听见的耳朵里，耳朵也许属于未来的调查，也许属于某个同样拒绝自己按推进器的人。无论属于谁，波形都比我的浪叫干净。干净是我从粉光里抢回来的唯一奢侈。</w:t>
+      </w:r>
+    </w:p>
+    <w:p>
+      <w:pPr>
+        <w:pStyle w:val="Heading2"/>
+      </w:pPr>
+      <w:r>
+        <w:t>收束细写·证物包与身体的并行保存</w:t>
+      </w:r>
+    </w:p>
+    <w:p>
+      <w:r>
+        <w:t>行李箱夹层里，保鲜袋并排：袜、裤、价签、棉丝副本（我另截了一小段纤维在自己袋里以防女孩失联）。并行保存的是身体：创可贴覆在针孔旁，不直接贴孔，怕揭下时破坏结痂形态；乳尖齿痕涂普通膏；运动裤宽松减少摩擦。减少摩擦不是为了舒适取悦，是为了让肿退得慢一点——慢一点更像伤，伤比“余韵”更接近真相。</w:t>
+      </w:r>
+    </w:p>
+    <w:p>
+      <w:r>
+        <w:t>我把录音笔挂在颈间，挂绳贴着锁骨，贴着像另一种契约。契约对象是自己：在药效把空烧到受不了之前，先按停止键三次才能打开地下相关相册。三次是人为设置的刹车。刹车模仿我在通道里没能拥有的拍肩。拍肩属于后来者；我先有三次按键。</w:t>
+      </w:r>
+    </w:p>
+    <w:p>
+      <w:r>
+        <w:t>临出发去C口前，我在镜前看自己。脸按规定该模糊，模糊处我只看眼睛有没有血丝。有。有就滴人工泪液，泪液不是哭，是伪装成通宵赶通告的偶像。伪装完成，长腿步入电梯，电梯镜再一次试图召唤热裤时代的身体。热裤时代结束了。结束的标志是封存袋的拉链声。拉链声比浪叫干净，干净送我走向地面约定。</w:t>
+      </w:r>
+    </w:p>
+    <w:p>
+      <w:pPr>
+        <w:pStyle w:val="Heading2"/>
+      </w:pPr>
+      <w:r>
+        <w:t>收束细写·若会面失败的备用剧本</w:t>
+      </w:r>
+    </w:p>
+    <w:p>
+      <w:r>
+        <w:t>若女孩未到，我不等超过十二分钟。十二分钟后转移至公交站监控死角，发加密邮件给自己：C口失败，启动B计划。B计划是把批号照片与自我采访发给境外可信好友，好友只收不回，不回降低牵连。牵连是我害怕的第二种死。第一种死是瘾。两种死都要躲。</w:t>
+      </w:r>
+    </w:p>
+    <w:p>
+      <w:r>
+        <w:t>若女孩到了，交接只碰口袋，不碰身体。身体还烫，烫会污染公约的干净。干净要求：眼神，点头，分开。分开后我去药店买更多冰袋，冰袋贴腿，贴到能坐地铁。地铁上人人看屏幕，屏幕可能正推送某条模糊长腿影像。影像若是我，我也不低头。低头会让针孔的痒赢。痒赢就会搜真迹。搜真迹是第三种死。</w:t>
+      </w:r>
+    </w:p>
+    <w:p>
+      <w:pPr>
+        <w:pStyle w:val="Heading2"/>
+      </w:pPr>
+      <w:r>
+        <w:t>收束细写·章末金句落地</w:t>
+      </w:r>
+    </w:p>
+    <w:p>
+      <w:r>
+        <w:t>长腿潜入粉光，粉光没有吃掉取证的手。手空着拒绝自扎，手忙着按录音，手把棉丝塞进别人口袋，手在酒店写下不许回。手比穴诚实，也比穴更值得被写。写穴是为了不让暴力被抽象；写手是为了不让人被写成只有穴。第二十一章的细写到此站住：站住在批号与公约与恨上，站住在叶舒华的名字作为预告而不是战利品上，站住在长腿重新走路的声音里——一步，一步，一步，离开潮水能听见的距离。</w:t>
+      </w:r>
+    </w:p>
+    <w:p>
+      <w:r>
+        <w:t>人潮里我数步：第一步肿提醒我还在药里；第二步恨提醒我还有敌；第三步笔的重量提醒我还在取证。三步一组，组组向前，向前才不是回到针箱。</w:t>
+      </w:r>
+    </w:p>
+    <w:p>
+      <w:r>
+        <w:t>便利店门铃响时我肩膀一缩，缩完自嘲：门铃声不是门禁，门禁在地下。地下的门我关着，关着才能把冰咖啡喝完。</w:t>
+      </w:r>
+    </w:p>
+    <w:p>
+      <w:r>
+        <w:t>加密邮箱的发送成功提示只亮一秒，一秒够我把肩放下半分。半分不等于安全，等于证物已复制到我控制范围之外。</w:t>
+      </w:r>
+    </w:p>
+    <w:p>
+      <w:r>
+        <w:t>深灰帽在脑内预演里出现又消失。消失也没关系，没关系因为公约的核心不是颜色，是C口电梯与十二分钟时限。</w:t>
+      </w:r>
+    </w:p>
+    <w:p>
+      <w:r>
+        <w:t>运动裤管里的空与疼并行。并行教我区分余韵与伤：余韵想再来，伤想记录。我选择记录，记录写在备注顶行：不许回。</w:t>
+      </w:r>
+    </w:p>
+    <w:p>
+      <w:r>
+        <w:t>若把这一章压缩成一句呈堂：长腿被打开，手却拒绝自己按推进器，并带走批号与公约。句子不美，美不是我的任务。</w:t>
+      </w:r>
+    </w:p>
+    <w:p>
+      <w:r>
+        <w:t>叶舒华的名字在草稿里发光，发光不是爱慕，是预警。预警写：冷可以，停更重要；停的人若未出现，就别下。</w:t>
+      </w:r>
+    </w:p>
+    <w:p>
+      <w:r>
+        <w:t>录音笔颈绳磨着锁骨，磨出浅痕。浅痕比颈间窒息的红轻，轻得正好：我的契约暂时只与自己的刹车键签署。</w:t>
+      </w:r>
+    </w:p>
+    <w:p>
+      <w:r>
+        <w:t>药店袋里的冰袋在化，化出的水渗进纸袋。我把纸袋换手，换手时针孔旁一凉，凉把痒压下去。压下去就能过闸机。</w:t>
+      </w:r>
+    </w:p>
+    <w:p>
+      <w:r>
+        <w:t>闸机声像拍肩。拍肩无效的地方我待过，有效的地方我还没到达。到达之前，先让波形活着，让腿走着，让手空着。</w:t>
+      </w:r>
+    </w:p>
+    <w:p>
+      <w:r>
+        <w:t>【批号】我在心中默念批号末四位，念错就重来，重来三次才算稳，稳才能在会面时对得上女孩口袋里的棉丝。</w:t>
+      </w:r>
+    </w:p>
+    <w:p>
+      <w:r>
+        <w:t>【工牌】工牌号是六位。六位里藏着一个不愿意看脸的人。不看脸的人仍可能把证物送出地下，送出就有恩。</w:t>
+      </w:r>
+    </w:p>
+    <w:p>
+      <w:r>
+        <w:t>【墙字】墙字“舒华”的笔画像临时起意。临时起意也可能救人——若她看见脏手印，也许会晚一点下来。</w:t>
+      </w:r>
+    </w:p>
+    <w:p>
+      <w:r>
+        <w:t>【牙缝】伴舞牙缝缺口是活体ID。ID不指向英雄，指向可指认。指认在将来比今晚的潮吹更硬。</w:t>
+      </w:r>
+    </w:p>
+    <w:p>
+      <w:r>
+        <w:t>【金链】金链反光一次，我记一次。记到第五次，我知道那是场控的习惯动作：接电话前先甩链。</w:t>
+      </w:r>
+    </w:p>
+    <w:p>
+      <w:r>
+        <w:t>【电话】未轮到三个字像延期。延期不是赦免，是窗口。窗口里我把预警写给冷感的那个名字。</w:t>
+      </w:r>
+    </w:p>
+    <w:p>
+      <w:r>
+        <w:t>【凝胶】凝胶凉意残留在后穴边缘，边缘走路别扭。别扭是物证的步态版，步态版不需拍照也能陈述。</w:t>
+      </w:r>
+    </w:p>
+    <w:p>
+      <w:r>
+        <w:t>【玩具】玩具表演那段腕骨全湿。湿让我恨表演，表演却掩护了口袋离场。恨与用之间，我选择先用。</w:t>
+      </w:r>
+    </w:p>
+    <w:p>
+      <w:r>
+        <w:t>【口哨】口哨刺耳。刺耳后我更确信：美是燃料。燃料分配权必须从他们手里抢回一点，一点先给锯门。</w:t>
+      </w:r>
+    </w:p>
+    <w:p>
+      <w:r>
+        <w:t>【呕吐】地面第一口空气让我吐。吐是净化也是暴露。暴露完我擦嘴，擦嘴完检查笔还在不在响。</w:t>
+      </w:r>
+    </w:p>
+    <w:p>
+      <w:r>
+        <w:t>【酒店】酒店廊毯花哨得反胃。反胃让我保持记者状态：状态里先充电，再洗澡，再封存，最后才允许睡十分钟。</w:t>
+      </w:r>
+    </w:p>
+    <w:p>
+      <w:r>
+        <w:t>【十分钟】十分钟梦里针箱打翻。醒后先摸门扣。门扣在，就还没被拖回镜墙。</w:t>
+      </w:r>
+    </w:p>
+    <w:p>
+      <w:r>
+        <w:t>【反驳】着装不等于授权——这句我写了三遍。三遍仍怕忘，怕忘说明药还在抢叙事权。</w:t>
+      </w:r>
+    </w:p>
+    <w:p>
+      <w:r>
+        <w:t>【叙事】叙事权今晚不交。不交就不许他们用我的湿定义我的意愿。意愿在笔里，笔说取材。</w:t>
+      </w:r>
+    </w:p>
+    <w:p>
+      <w:r>
+        <w:t>【取材】取材失败的外观与成功的内核可以并存。并存撕扯我，撕扯也比单一的沉沦清醒。</w:t>
+      </w:r>
+    </w:p>
+    <w:p>
+      <w:r>
+        <w:t>【沉沦】沉沦的引力在乳尖与阴蒂同时发作。发作时我执行三次停止键才能打开相册。三次是人造拍肩。</w:t>
+      </w:r>
+    </w:p>
+    <w:p>
+      <w:r>
+        <w:t>【相册】相册里墙字模糊，模糊正好。正好证明我不是来生产清晰色情，是来留下无法被洗白的脏。</w:t>
+      </w:r>
+    </w:p>
+    <w:p>
+      <w:r>
+        <w:t>【洗白】洗白会从公关稿开始。公关稿出现前，我要让批号先出现在不该出现的收件箱。</w:t>
+      </w:r>
+    </w:p>
+    <w:p>
+      <w:r>
+        <w:t>【收件箱】境外好友只收不回。不回降低牵连。牵连是第二种死，第一种是瘾，两种都要躲。</w:t>
+      </w:r>
+    </w:p>
+    <w:p>
+      <w:r>
+        <w:t>【躲】躲不是永久。永久不可能。躲是为了带着锯回来。锯的齿是证物，柄是还会走路的腿。</w:t>
+      </w:r>
+    </w:p>
+    <w:p>
+      <w:r>
+        <w:br w:type="page"/>
+      </w:r>
+    </w:p>
+    <w:p>
+      <w:pPr>
+        <w:pStyle w:val="Heading1"/>
+      </w:pPr>
+      <w:r>
+        <w:t>第二十二章 冷感拆封</w:t>
+      </w:r>
+    </w:p>
+    <w:p>
+      <w:r>
+        <w:t>叶舒华撕面膜的动作很慢，像撕一层不肯要的礼貌。</w:t>
+      </w:r>
+    </w:p>
+    <w:p>
+      <w:r>
+        <w:t>匿名盒里的真迹与地图让她第一反应不是怕，是烦。烦有人把她当“更冷静的实验体”。她换上黑色吊带长裙，开叉到腿根，外面只罩一件薄西装外套，头发随意拨到一边。五官立体的锋利在故事里同样做模糊处理，可气质压不住：懒，冷，锋利，像一把插在丝绒里的刀。</w:t>
+      </w:r>
+    </w:p>
+    <w:p>
+      <w:r>
+        <w:t>车开往坐标时，她看着窗外说：“麻烦。”司机以为她在嫌路远，其实她在嫌自己心跳加快。</w:t>
+      </w:r>
+    </w:p>
+    <w:p>
+      <w:r>
+        <w:t>场地门开，腥甜扑面。有人喊“中国姐姐”，她淡淡纠正：“叫叶舒华。或者别叫。”托盘递到眼前，针剂粉光旋转。选择摆明：自己扎，或被扎。叶舒华抬眼：“我自己。别用你们脏手。”</w:t>
+      </w:r>
+    </w:p>
+    <w:p>
+      <w:r>
+        <w:t>针进腿根，推药，亮。</w:t>
+      </w:r>
+    </w:p>
+    <w:p>
+      <w:r>
+        <w:t>她闭眼的瞬间，冷感出现裂缝。热意不是温和的暖，是从子宫口往上烧的空痒。阴唇迅速湿润张开，阴蒂肿胀，穴道收缩着讨要。黑裙开叉下什么也挡不住，亮晶晶的水线顺着大腿内侧往下滑。叶舒华低咒一声，把自己的外套脱掉，吊带滑落半边，露出乳房与硬起的乳尖：“既然亮了……就别磨蹭。”</w:t>
+      </w:r>
+    </w:p>
+    <w:p>
+      <w:r>
+        <w:t>进入她的人被她的腿缠住。长裙撩到腰，性器整根没入湿热，内壁立刻吮吸、蠕动，紧得人头皮发麻。她起初还想保持表情管理，只哼不叫；顶到那一点后，还是泄出绵长呻吟，潮喷把结合处打湿。她拉人深吻，牙齿磕到唇，吻里全是胜负欲：要爽，要自己选节奏，要在沉沦里仍像赢的那方。</w:t>
+      </w:r>
+    </w:p>
+    <w:p>
+      <w:r>
+        <w:t>后穴她自己做扩张，声音冷得像指导位：“慢。再进。可以。”双入时她仰头，锁骨汗湿，冷脸彻底潮红。前后两根隔着肉壁互相挤压，每一下都像把懒感撬碎。精液灌入两处，她伸指蘸出一点放到舌尖，像尝成绩。</w:t>
+      </w:r>
+    </w:p>
+    <w:p>
+      <w:r>
+        <w:t>摄像男生镜头发抖，仍对准她开叉与喷水的瞬间。他心里道歉，手里不松。兼职递水女孩把新针剂送上时，叶舒华已经伸出手：“第三支。别看我眼睛，看我手。”她自己扎，自己亮，自己把瘾当成可控的工具——直到工具反过来切她。</w:t>
+      </w:r>
+    </w:p>
+    <w:p>
+      <w:r>
+        <w:t>第三针后她几乎站不住，却还要整理头发。穴口合不拢，浊白外溢，滑过长腿。她靠着镜，听见走廊过膝袜踩水的声音，抬眼，看见狼狈而明亮的申有娜。</w:t>
+      </w:r>
+    </w:p>
+    <w:p>
+      <w:r>
+        <w:t>叶舒华懒懒弯了下嘴角：“来得挺慢。真迹……还剩吗？分我，也分你。”</w:t>
+      </w:r>
+    </w:p>
+    <w:p>
+      <w:r>
+        <w:t>两人隔着一片粉光对视。一个明亮崩坏，一个冷感拆封。地下场的规则在这一刻改写：不只是被吃掉的女爱豆，也是彼此确认过沉沦的共犯。</w:t>
+      </w:r>
+    </w:p>
+    <w:p>
+      <w:r>
+        <w:t>叶舒华收到匿名包裹时正在敷面膜。盒子里没有恐吓信，只有一支粉色针剂、一张地下场地图，以及一行字：你比她们冷静，所以更适合看清楚。她把面膜撕了，冷着脸笑了一下：谁规定冷静就不能被欲望咬。</w:t>
+      </w:r>
+    </w:p>
+    <w:p>
+      <w:r>
+        <w:t>叶舒华的内壁会在最深的位置突然锁紧，像有开关。龟头撞上那一点时，她眼前发白，乳尖发麻，后穴同步收缩。精液灌入的温度沿肠壁与穴壁同时扩散，涨得她小腹轻轻发硬；抽出后两口都合不拢，浊白外翻，她用裙摆去擦，擦不干净，便干脆撩得更高，让下一根看得更清楚。</w:t>
       </w:r>
     </w:p>
     <w:p>
@@ -15224,12 +15904,12 @@
     </w:p>
     <w:p>
       <w:r>
-        <w:t>真迹的瓶子在灯下转动，粉色浮光像有呼吸。申有娜认出那种光——社交媒体流出来的影像里出现过，赵美延隆起的肚皮旁、宋雨琦潮红的眼尾旁。她喉咙发干，不是馋，是怒。怒完却又升起一种更危险的好奇：如果亮一下，身体会不会诚实到自己都厌恶。</w:t>
-      </w:r>
-    </w:p>
-    <w:p>
-      <w:r>
-        <w:t>她能感觉到穴口如何被撑成薄环，内壁如何在抽出时挽留、在进入时张开。阴蒂肿得发亮，稍被指腹一捻就颤；爱液把过膝袜腰边沾透，每一次跪趴，布料都黏在腿上，像第二层湿润的皮肤。有人射在她小腹，白浊顺着平滑的肌理滑向脐下，她竟伸手抹开，抹给镜头看，然后把自己骂得更狠，身体却更热。</w:t>
+        <w:t>她穿黑吊带长裙去赴约，开叉到大腿根。走路时布料摩擦腿侧，发出细微声响。司机不敢看后视镜，她却大大方方看窗外夜色，心想：要是真迹是假的，她就当散步；要是真的——她摸了摸手袋里的第二支空管样品——那就当面拆穿，或者，当面试试。</w:t>
+      </w:r>
+    </w:p>
+    <w:p>
+      <w:r>
+        <w:t>叶舒华的内壁会在最深的位置突然锁紧，像有开关。龟头撞上那一点时，她眼前发白，乳尖发麻，后穴同步收缩。精液灌入的温度沿肠壁与穴壁同时扩散，涨得她小腹轻轻发硬；抽出后两口都合不拢，浊白外翻，她用裙摆去擦，擦不干净，便干脆撩得更高，让下一根看得更清楚。</w:t>
       </w:r>
     </w:p>
     <w:p>
@@ -15239,12 +15919,12 @@
     </w:p>
     <w:p>
       <w:r>
-        <w:t>进入她时并不温柔。热裤被扯到膝弯，过膝袜仍留着，形成色情的‘半装整齐’。阴唇被拇指拨开，湿意来得比她承认的更快；龟头抵上入口研磨两圈，才缓慢挤入。穴肉一层层咬住，又被迫撑开，中段忽然吸紧，像她的骄傲在内部痉挛。她骂了一声，骂声却软，软得像求。</w:t>
-      </w:r>
-    </w:p>
-    <w:p>
-      <w:r>
-        <w:t>她能感觉到穴口如何被撑成薄环，内壁如何在抽出时挽留、在进入时张开。阴蒂肿得发亮，稍被指腹一捻就颤；爱液把过膝袜腰边沾透，每一次跪趴，布料都黏在腿上，像第二层湿润的皮肤。有人射在她小腹，白浊顺着平滑的肌理滑向脐下，她竟伸手抹开，抹给镜头看，然后把自己骂得更狠，身体却更热。</w:t>
+        <w:t>场地比她想的更安静。不是闹，是压着的闹。镜墙旧，把杆锈，气味却熟：汗、精、甜腥。叶舒华站在门口，裙摆被风掀起一角，露出长腿。有人认出她，起哄‘中国姐姐也来感谢季’，她只回一句：‘别叫姐姐。叫名字，或者闭嘴。’</w:t>
+      </w:r>
+    </w:p>
+    <w:p>
+      <w:r>
+        <w:t>叶舒华的内壁会在最深的位置突然锁紧，像有开关。龟头撞上那一点时，她眼前发白，乳尖发麻，后穴同步收缩。精液灌入的温度沿肠壁与穴壁同时扩散，涨得她小腹轻轻发硬；抽出后两口都合不拢，浊白外翻，她用裙摆去擦，擦不干净，便干脆撩得更高，让下一根看得更清楚。</w:t>
       </w:r>
     </w:p>
     <w:p>
@@ -15254,12 +15934,12 @@
     </w:p>
     <w:p>
       <w:r>
-        <w:t>抽插开始后，囊袋拍打湿软会阴的声音在地下排练场回荡。申有娜被按在冰凉镜面上，长腿被迫分开到极限，膝弯挂在手臂上。每一次深入都顶到最敏感的穹顶，阴蒂被耻骨一下下撞肿，透明爱液拉丝滴落。她想夹紧逃，夹紧却把人吃得更深，于是哭着骂，骂着又自己扭腰。</w:t>
-      </w:r>
-    </w:p>
-    <w:p>
-      <w:r>
-        <w:t>她能感觉到穴口如何被撑成薄环，内壁如何在抽出时挽留、在进入时张开。阴蒂肿得发亮，稍被指腹一捻就颤；爱液把过膝袜腰边沾透，每一次跪趴，布料都黏在腿上，像第二层湿润的皮肤。有人射在她小腹，白浊顺着平滑的肌理滑向脐下，她竟伸手抹开，抹给镜头看，然后把自己骂得更狠，身体却更热。</w:t>
+        <w:t>他们给她选择：自己扎，或让别人扎。叶舒华选自己。针尖抵上腿根时她连眉都没皱，推药的动作稳定得像涂口红。真迹亮起的瞬间，她终于闭了一下眼——热意窜上腰眼，阴唇迅速充血，阴蒂发痒，穴里突然空虚得发疼。冷感被从内部撬开，露出湿润的芯。</w:t>
+      </w:r>
+    </w:p>
+    <w:p>
+      <w:r>
+        <w:t>叶舒华的内壁会在最深的位置突然锁紧，像有开关。龟头撞上那一点时，她眼前发白，乳尖发麻，后穴同步收缩。精液灌入的温度沿肠壁与穴壁同时扩散，涨得她小腹轻轻发硬；抽出后两口都合不拢，浊白外翻，她用裙摆去擦，擦不干净，便干脆撩得更高，让下一根看得更清楚。</w:t>
       </w:r>
     </w:p>
     <w:p>
@@ -15269,12 +15949,12 @@
     </w:p>
     <w:p>
       <w:r>
-        <w:t>配角是个戴金链的场控。他本来只负责数人数、收手机，却在看见申有娜过膝袜皱到脚踝时停住呼吸。他想：明星的袜子脏了，世界就塌了一角。随即他抬手示意下一位，动作熟练得像排练过的舞蹈队形。他的良心很轻，轻到可以塞进口袋，和门禁卡放一起。</w:t>
-      </w:r>
-    </w:p>
-    <w:p>
-      <w:r>
-        <w:t>她能感觉到穴口如何被撑成薄环，内壁如何在抽出时挽留、在进入时张开。阴蒂肿得发亮，稍被指腹一捻就颤；爱液把过膝袜腰边沾透，每一次跪趴，布料都黏在腿上，像第二层湿润的皮肤。有人射在她小腹，白浊顺着平滑的肌理滑向脐下，她竟伸手抹开，抹给镜头看，然后把自己骂得更狠，身体却更热。</w:t>
+        <w:t>进入她时，黑裙被撩到腰间，吊带滑落一边肩膀，乳房露出，乳尖颜色偏深，硬得发亮。性器挤进湿热穴道，她轻哼一声，内壁立刻缠上来，又紧又会吸。她双腿缠上对方的腰，开叉裙变成最方便的道具。抽插的水声黏而密，她偏头看镜子，看自己被顶得乳房轻晃，眼神却仍试图保持淡。</w:t>
+      </w:r>
+    </w:p>
+    <w:p>
+      <w:r>
+        <w:t>叶舒华的内壁会在最深的位置突然锁紧，像有开关。龟头撞上那一点时，她眼前发白，乳尖发麻，后穴同步收缩。精液灌入的温度沿肠壁与穴壁同时扩散，涨得她小腹轻轻发硬；抽出后两口都合不拢，浊白外翻，她用裙摆去擦，擦不干净，便干脆撩得更高，让下一根看得更清楚。</w:t>
       </w:r>
     </w:p>
     <w:p>
@@ -15284,12 +15964,12 @@
     </w:p>
     <w:p>
       <w:r>
-        <w:t>第二支针扎进她腿根内侧时，真迹亮起。热从针眼炸开，阴蒂瞬间充血挺立，穴口不受控制地开合，吐出更多水。申有娜眼前发白，长发黏在颊边，明亮的好强碎成湿润的媚：‘不要……亮……啊……好爽……我是来曝光的……呜……曝光什么……我自己……先坏了……’</w:t>
-      </w:r>
-    </w:p>
-    <w:p>
-      <w:r>
-        <w:t>她能感觉到穴口如何被撑成薄环，内壁如何在抽出时挽留、在进入时张开。阴蒂肿得发亮，稍被指腹一捻就颤；爱液把过膝袜腰边沾透，每一次跪趴，布料都黏在腿上，像第二层湿润的皮肤。有人射在她小腹，白浊顺着平滑的肌理滑向脐下，她竟伸手抹开，抹给镜头看，然后把自己骂得更狠，身体却更热。</w:t>
+        <w:t>淡维持了不到三分钟。敏感点被连续碾过时，她咬住下唇，还是泄出绵长的呻吟。潮液喷出，浇在结合处，黑裙内侧深湿。她骂了一句脏话，中文的，又补一句韩语的，然后伸手把人拉近，主动吻上去——懒感消失，胜负欲抬头：既然来了，就要爽到自己满意。</w:t>
+      </w:r>
+    </w:p>
+    <w:p>
+      <w:r>
+        <w:t>叶舒华的内壁会在最深的位置突然锁紧，像有开关。龟头撞上那一点时，她眼前发白，乳尖发麻，后穴同步收缩。精液灌入的温度沿肠壁与穴壁同时扩散，涨得她小腹轻轻发硬；抽出后两口都合不拢，浊白外翻，她用裙摆去擦，擦不干净，便干脆撩得更高，让下一根看得更清楚。</w:t>
       </w:r>
     </w:p>
     <w:p>
@@ -15299,12 +15979,12 @@
     </w:p>
     <w:p>
       <w:r>
-        <w:t>他们让她保留短夹克，只剥下半。于是画面变成：上身像还能走红毯，下身却被两根轮流贯穿。有人从后方进入后穴——扩张用她自己的爱液，指节先打开紧闭皱褶，再让性器挤入。前后同时填满时，她小腹痉挛，潮吹喷在镜根，过膝袜深湿一片。她伸手去抓谁的肩，抓到的是镜头。</w:t>
-      </w:r>
-    </w:p>
-    <w:p>
-      <w:r>
-        <w:t>她能感觉到穴口如何被撑成薄环，内壁如何在抽出时挽留、在进入时张开。阴蒂肿得发亮，稍被指腹一捻就颤；爱液把过膝袜腰边沾透，每一次跪趴，布料都黏在腿上，像第二层湿润的皮肤。有人射在她小腹，白浊顺着平滑的肌理滑向脐下，她竟伸手抹开，抹给镜头看，然后把自己骂得更狠，身体却更热。</w:t>
+        <w:t>后穴开发时她比申有娜冷静，也因此更可怕。她自己伸手扒开，让润滑的手指进入，教对方角度：‘慢一点……对……再进……嗯……可以了……换成你。’被双入时，她仰着脖子喘气，锁骨全是汗，冷脸碎成潮红。精液灌进穴里又灌进后穴，她伸指刮出一点，抹在自己舌尖，像品尝胜负的奖品。</w:t>
+      </w:r>
+    </w:p>
+    <w:p>
+      <w:r>
+        <w:t>叶舒华的内壁会在最深的位置突然锁紧，像有开关。龟头撞上那一点时，她眼前发白，乳尖发麻，后穴同步收缩。精液灌入的温度沿肠壁与穴壁同时扩散，涨得她小腹轻轻发硬；抽出后两口都合不拢，浊白外翻，她用裙摆去擦，擦不干净，便干脆撩得更高，让下一根看得更清楚。</w:t>
       </w:r>
     </w:p>
     <w:p>
@@ -15314,12 +15994,12 @@
     </w:p>
     <w:p>
       <w:r>
-        <w:t>高潮后她仍要说话，这是她的职业病。她对着不知是否还在录的设备喘：‘粉丝……别学……有娜……好脏……可是……再来……再顶那里……’语言崩溃得像舞台麦爆音。金链场控把新的针剂放到她手心，她竟自己按上另一侧腿根，推杆到底，粉光再亮，人再软一次。</w:t>
-      </w:r>
-    </w:p>
-    <w:p>
-      <w:r>
-        <w:t>她能感觉到穴口如何被撑成薄环，内壁如何在抽出时挽留、在进入时张开。阴蒂肿得发亮，稍被指腹一捻就颤；爱液把过膝袜腰边沾透，每一次跪趴，布料都黏在腿上，像第二层湿润的皮肤。有人射在她小腹，白浊顺着平滑的肌理滑向脐下，她竟伸手抹开，抹给镜头看，然后把自己骂得更狠，身体却更热。</w:t>
+        <w:t>配角是个负责摄像的瘦男生。他镜头对准叶舒华的开叉与潮吹，手却抖。他想：这张脸就算模糊处理，气质也锋利得能割人。他调低曝光，想留住‘冷感被操开’的对比，又在心里道歉——道歉很廉价，廉价到不影响他按下录制键。</w:t>
+      </w:r>
+    </w:p>
+    <w:p>
+      <w:r>
+        <w:t>叶舒华的内壁会在最深的位置突然锁紧，像有开关。龟头撞上那一点时，她眼前发白，乳尖发麻，后穴同步收缩。精液灌入的温度沿肠壁与穴壁同时扩散，涨得她小腹轻轻发硬；抽出后两口都合不拢，浊白外翻，她用裙摆去擦，擦不干净，便干脆撩得更高，让下一根看得更清楚。</w:t>
       </w:r>
     </w:p>
     <w:p>
@@ -15329,12 +16009,12 @@
     </w:p>
     <w:p>
       <w:r>
-        <w:t>离开前她看见墙上淡淡写着‘舒华’。叶舒华。她盯着那两个字，忽然笑了，笑里有竞争、有担心、有同病相怜的预告。她把沾精的手指在夹克下摆擦了擦，腿软着走进更深的廊——取材变成沉沦，沉沦变成下一章的引线。</w:t>
-      </w:r>
-    </w:p>
-    <w:p>
-      <w:r>
-        <w:t>她能感觉到穴口如何被撑成薄环，内壁如何在抽出时挽留、在进入时张开。阴蒂肿得发亮，稍被指腹一捻就颤；爱液把过膝袜腰边沾透，每一次跪趴，布料都黏在腿上，像第二层湿润的皮肤。有人射在她小腹，白浊顺着平滑的肌理滑向脐下，她竟伸手抹开，抹给镜头看，然后把自己骂得更狠，身体却更热。</w:t>
+        <w:t>第二针、第三针她都自己要。瘾来得不像崩坏，像计算：亮一次，阈值就深一寸；再亮一次，就能更会吸、更会喷、更能把人绞射。她把金冬天与柳智敏的传闻、雪允的直播、雨琦的孕肚影像在脑内排成时间线，然后得出结论——这不是散乱的丑闻，是系统。而她正主动走进系统的齿轮。</w:t>
+      </w:r>
+    </w:p>
+    <w:p>
+      <w:r>
+        <w:t>叶舒华的内壁会在最深的位置突然锁紧，像有开关。龟头撞上那一点时，她眼前发白，乳尖发麻，后穴同步收缩。精液灌入的温度沿肠壁与穴壁同时扩散，涨得她小腹轻轻发硬；抽出后两口都合不拢，浊白外翻，她用裙摆去擦，擦不干净，便干脆撩得更高，让下一根看得更清楚。</w:t>
       </w:r>
     </w:p>
     <w:p>
@@ -15344,12 +16024,12 @@
     </w:p>
     <w:p>
       <w:r>
-        <w:t>申有娜把录音笔藏在夹克内袋时，指尖是冰的。她告诉自己这只是取材，是‘为粉丝揭露黑幕’，可当地下通道的潮气贴上小腿，她才发现勇气和恐惧共用同一条血管。过膝袜被管道冷凝水沾湿一点，凉意像提醒：再往前，就不是舞台灯光能罩住的地方了。</w:t>
-      </w:r>
-    </w:p>
-    <w:p>
-      <w:r>
-        <w:t>她能感觉到穴口如何被撑成薄环，内壁如何在抽出时挽留、在进入时张开。阴蒂肿得发亮，稍被指腹一捻就颤；爱液把过膝袜腰边沾透，每一次跪趴，布料都黏在腿上，像第二层湿润的皮肤。有人射在她小腹，白浊顺着平滑的肌理滑向脐下，她竟伸手抹开，抹给镜头看，然后把自己骂得更狠，身体却更热。</w:t>
+        <w:t>章末她听见走廊有过膝袜踩水的声音。申有娜。叶舒华靠在镜边整理吊带，腿间还在往下淌白浊，却抬手理了理头发，恢复那点懒洋洋的锋利：‘来得挺慢。真迹……还剩吗？分我，也分你。’两人对视，明亮与冷感在粉光里对上，故事从此不再只有受害，也有共犯式的互相看见。</w:t>
+      </w:r>
+    </w:p>
+    <w:p>
+      <w:r>
+        <w:t>叶舒华的内壁会在最深的位置突然锁紧，像有开关。龟头撞上那一点时，她眼前发白，乳尖发麻，后穴同步收缩。精液灌入的温度沿肠壁与穴壁同时扩散，涨得她小腹轻轻发硬；抽出后两口都合不拢，浊白外翻，她用裙摆去擦，擦不干净，便干脆撩得更高，让下一根看得更清楚。</w:t>
       </w:r>
     </w:p>
     <w:p>
@@ -15359,12 +16039,12 @@
     </w:p>
     <w:p>
       <w:r>
-        <w:t>她的腿太长，下台阶时热裤边缘会轻轻勒进腿根。平时她拿这点当武器，镜头前一叉腰就能上热搜；此刻这点暴露却变成靶心。有人从暗处看她，视线先落在腿，再爬上腰，最后才肯碰她的眼睛——而眼睛，在档案里必须模糊，因为真实的脸不属于任何人随意调用。</w:t>
-      </w:r>
-    </w:p>
-    <w:p>
-      <w:r>
-        <w:t>她能感觉到穴口如何被撑成薄环，内壁如何在抽出时挽留、在进入时张开。阴蒂肿得发亮，稍被指腹一捻就颤；爱液把过膝袜腰边沾透，每一次跪趴，布料都黏在腿上，像第二层湿润的皮肤。有人射在她小腹，白浊顺着平滑的肌理滑向脐下，她竟伸手抹开，抹给镜头看，然后把自己骂得更狠，身体却更热。</w:t>
+        <w:t>叶舒华收到匿名包裹时正在敷面膜。盒子里没有恐吓信，只有一支粉色针剂、一张地下场地图，以及一行字：你比她们冷静，所以更适合看清楚。她把面膜撕了，冷着脸笑了一下：谁规定冷静就不能被欲望咬。</w:t>
+      </w:r>
+    </w:p>
+    <w:p>
+      <w:r>
+        <w:t>叶舒华的内壁会在最深的位置突然锁紧，像有开关。龟头撞上那一点时，她眼前发白，乳尖发麻，后穴同步收缩。精液灌入的温度沿肠壁与穴壁同时扩散，涨得她小腹轻轻发硬；抽出后两口都合不拢，浊白外翻，她用裙摆去擦，擦不干净，便干脆撩得更高，让下一根看得更清楚。</w:t>
       </w:r>
     </w:p>
     <w:p>
@@ -15374,12 +16054,12 @@
     </w:p>
     <w:p>
       <w:r>
-        <w:t>真迹的瓶子在灯下转动，粉色浮光像有呼吸。申有娜认出那种光——社交媒体流出来的影像里出现过，赵美延隆起的肚皮旁、宋雨琦潮红的眼尾旁。她喉咙发干，不是馋，是怒。怒完却又升起一种更危险的好奇：如果亮一下，身体会不会诚实到自己都厌恶。</w:t>
-      </w:r>
-    </w:p>
-    <w:p>
-      <w:r>
-        <w:t>她能感觉到穴口如何被撑成薄环，内壁如何在抽出时挽留、在进入时张开。阴蒂肿得发亮，稍被指腹一捻就颤；爱液把过膝袜腰边沾透，每一次跪趴，布料都黏在腿上，像第二层湿润的皮肤。有人射在她小腹，白浊顺着平滑的肌理滑向脐下，她竟伸手抹开，抹给镜头看，然后把自己骂得更狠，身体却更热。</w:t>
+        <w:t>她穿黑吊带长裙去赴约，开叉到大腿根。走路时布料摩擦腿侧，发出细微声响。司机不敢看后视镜，她却大大方方看窗外夜色，心想：要是真迹是假的，她就当散步；要是真的——她摸了摸手袋里的第二支空管样品——那就当面拆穿，或者，当面试试。</w:t>
+      </w:r>
+    </w:p>
+    <w:p>
+      <w:r>
+        <w:t>叶舒华的内壁会在最深的位置突然锁紧，像有开关。龟头撞上那一点时，她眼前发白，乳尖发麻，后穴同步收缩。精液灌入的温度沿肠壁与穴壁同时扩散，涨得她小腹轻轻发硬；抽出后两口都合不拢，浊白外翻，她用裙摆去擦，擦不干净，便干脆撩得更高，让下一根看得更清楚。</w:t>
       </w:r>
     </w:p>
     <w:p>
@@ -15389,12 +16069,12 @@
     </w:p>
     <w:p>
       <w:r>
-        <w:t>进入她时并不温柔。热裤被扯到膝弯，过膝袜仍留着，形成色情的‘半装整齐’。阴唇被拇指拨开，湿意来得比她承认的更快；龟头抵上入口研磨两圈，才缓慢挤入。穴肉一层层咬住，又被迫撑开，中段忽然吸紧，像她的骄傲在内部痉挛。她骂了一声，骂声却软，软得像求。</w:t>
-      </w:r>
-    </w:p>
-    <w:p>
-      <w:r>
-        <w:t>她能感觉到穴口如何被撑成薄环，内壁如何在抽出时挽留、在进入时张开。阴蒂肿得发亮，稍被指腹一捻就颤；爱液把过膝袜腰边沾透，每一次跪趴，布料都黏在腿上，像第二层湿润的皮肤。有人射在她小腹，白浊顺着平滑的肌理滑向脐下，她竟伸手抹开，抹给镜头看，然后把自己骂得更狠，身体却更热。</w:t>
+        <w:t>场地比她想的更安静。不是闹，是压着的闹。镜墙旧，把杆锈，气味却熟：汗、精、甜腥。叶舒华站在门口，裙摆被风掀起一角，露出长腿。有人认出她，起哄‘中国姐姐也来感谢季’，她只回一句：‘别叫姐姐。叫名字，或者闭嘴。’</w:t>
+      </w:r>
+    </w:p>
+    <w:p>
+      <w:r>
+        <w:t>叶舒华的内壁会在最深的位置突然锁紧，像有开关。龟头撞上那一点时，她眼前发白，乳尖发麻，后穴同步收缩。精液灌入的温度沿肠壁与穴壁同时扩散，涨得她小腹轻轻发硬；抽出后两口都合不拢，浊白外翻，她用裙摆去擦，擦不干净，便干脆撩得更高，让下一根看得更清楚。</w:t>
       </w:r>
     </w:p>
     <w:p>
@@ -15404,12 +16084,12 @@
     </w:p>
     <w:p>
       <w:r>
-        <w:t>抽插开始后，囊袋拍打湿软会阴的声音在地下排练场回荡。申有娜被按在冰凉镜面上，长腿被迫分开到极限，膝弯挂在手臂上。每一次深入都顶到最敏感的穹顶，阴蒂被耻骨一下下撞肿，透明爱液拉丝滴落。她想夹紧逃，夹紧却把人吃得更深，于是哭着骂，骂着又自己扭腰。</w:t>
-      </w:r>
-    </w:p>
-    <w:p>
-      <w:r>
-        <w:t>她能感觉到穴口如何被撑成薄环，内壁如何在抽出时挽留、在进入时张开。阴蒂肿得发亮，稍被指腹一捻就颤；爱液把过膝袜腰边沾透，每一次跪趴，布料都黏在腿上，像第二层湿润的皮肤。有人射在她小腹，白浊顺着平滑的肌理滑向脐下，她竟伸手抹开，抹给镜头看，然后把自己骂得更狠，身体却更热。</w:t>
+        <w:t>他们给她选择：自己扎，或让别人扎。叶舒华选自己。针尖抵上腿根时她连眉都没皱，推药的动作稳定得像涂口红。真迹亮起的瞬间，她终于闭了一下眼——热意窜上腰眼，阴唇迅速充血，阴蒂发痒，穴里突然空虚得发疼。冷感被从内部撬开，露出湿润的芯。</w:t>
+      </w:r>
+    </w:p>
+    <w:p>
+      <w:r>
+        <w:t>叶舒华的内壁会在最深的位置突然锁紧，像有开关。龟头撞上那一点时，她眼前发白，乳尖发麻，后穴同步收缩。精液灌入的温度沿肠壁与穴壁同时扩散，涨得她小腹轻轻发硬；抽出后两口都合不拢，浊白外翻，她用裙摆去擦，擦不干净，便干脆撩得更高，让下一根看得更清楚。</w:t>
       </w:r>
     </w:p>
     <w:p>
@@ -15419,12 +16099,12 @@
     </w:p>
     <w:p>
       <w:r>
-        <w:t>配角是个戴金链的场控。他本来只负责数人数、收手机，却在看见申有娜过膝袜皱到脚踝时停住呼吸。他想：明星的袜子脏了，世界就塌了一角。随即他抬手示意下一位，动作熟练得像排练过的舞蹈队形。他的良心很轻，轻到可以塞进口袋，和门禁卡放一起。</w:t>
-      </w:r>
-    </w:p>
-    <w:p>
-      <w:r>
-        <w:t>她能感觉到穴口如何被撑成薄环，内壁如何在抽出时挽留、在进入时张开。阴蒂肿得发亮，稍被指腹一捻就颤；爱液把过膝袜腰边沾透，每一次跪趴，布料都黏在腿上，像第二层湿润的皮肤。有人射在她小腹，白浊顺着平滑的肌理滑向脐下，她竟伸手抹开，抹给镜头看，然后把自己骂得更狠，身体却更热。</w:t>
+        <w:t>进入她时，黑裙被撩到腰间，吊带滑落一边肩膀，乳房露出，乳尖颜色偏深，硬得发亮。性器挤进湿热穴道，她轻哼一声，内壁立刻缠上来，又紧又会吸。她双腿缠上对方的腰，开叉裙变成最方便的道具。抽插的水声黏而密，她偏头看镜子，看自己被顶得乳房轻晃，眼神却仍试图保持淡。</w:t>
+      </w:r>
+    </w:p>
+    <w:p>
+      <w:r>
+        <w:t>叶舒华的内壁会在最深的位置突然锁紧，像有开关。龟头撞上那一点时，她眼前发白，乳尖发麻，后穴同步收缩。精液灌入的温度沿肠壁与穴壁同时扩散，涨得她小腹轻轻发硬；抽出后两口都合不拢，浊白外翻，她用裙摆去擦，擦不干净，便干脆撩得更高，让下一根看得更清楚。</w:t>
       </w:r>
     </w:p>
     <w:p>
@@ -15434,12 +16114,12 @@
     </w:p>
     <w:p>
       <w:r>
-        <w:t>第二支针扎进她腿根内侧时，真迹亮起。热从针眼炸开，阴蒂瞬间充血挺立，穴口不受控制地开合，吐出更多水。申有娜眼前发白，长发黏在颊边，明亮的好强碎成湿润的媚：‘不要……亮……啊……好爽……我是来曝光的……呜……曝光什么……我自己……先坏了……’</w:t>
-      </w:r>
-    </w:p>
-    <w:p>
-      <w:r>
-        <w:t>她能感觉到穴口如何被撑成薄环，内壁如何在抽出时挽留、在进入时张开。阴蒂肿得发亮，稍被指腹一捻就颤；爱液把过膝袜腰边沾透，每一次跪趴，布料都黏在腿上，像第二层湿润的皮肤。有人射在她小腹，白浊顺着平滑的肌理滑向脐下，她竟伸手抹开，抹给镜头看，然后把自己骂得更狠，身体却更热。</w:t>
+        <w:t>淡维持了不到三分钟。敏感点被连续碾过时，她咬住下唇，还是泄出绵长的呻吟。潮液喷出，浇在结合处，黑裙内侧深湿。她骂了一句脏话，中文的，又补一句韩语的，然后伸手把人拉近，主动吻上去——懒感消失，胜负欲抬头：既然来了，就要爽到自己满意。</w:t>
+      </w:r>
+    </w:p>
+    <w:p>
+      <w:r>
+        <w:t>叶舒华的内壁会在最深的位置突然锁紧，像有开关。龟头撞上那一点时，她眼前发白，乳尖发麻，后穴同步收缩。精液灌入的温度沿肠壁与穴壁同时扩散，涨得她小腹轻轻发硬；抽出后两口都合不拢，浊白外翻，她用裙摆去擦，擦不干净，便干脆撩得更高，让下一根看得更清楚。</w:t>
       </w:r>
     </w:p>
     <w:p>
@@ -15449,12 +16129,12 @@
     </w:p>
     <w:p>
       <w:r>
-        <w:t>他们让她保留短夹克，只剥下半。于是画面变成：上身像还能走红毯，下身却被两根轮流贯穿。有人从后方进入后穴——扩张用她自己的爱液，指节先打开紧闭皱褶，再让性器挤入。前后同时填满时，她小腹痉挛，潮吹喷在镜根，过膝袜深湿一片。她伸手去抓谁的肩，抓到的是镜头。</w:t>
-      </w:r>
-    </w:p>
-    <w:p>
-      <w:r>
-        <w:t>她能感觉到穴口如何被撑成薄环，内壁如何在抽出时挽留、在进入时张开。阴蒂肿得发亮，稍被指腹一捻就颤；爱液把过膝袜腰边沾透，每一次跪趴，布料都黏在腿上，像第二层湿润的皮肤。有人射在她小腹，白浊顺着平滑的肌理滑向脐下，她竟伸手抹开，抹给镜头看，然后把自己骂得更狠，身体却更热。</w:t>
+        <w:t>后穴开发时她比申有娜冷静，也因此更可怕。她自己伸手扒开，让润滑的手指进入，教对方角度：‘慢一点……对……再进……嗯……可以了……换成你。’被双入时，她仰着脖子喘气，锁骨全是汗，冷脸碎成潮红。精液灌进穴里又灌进后穴，她伸指刮出一点，抹在自己舌尖，像品尝胜负的奖品。</w:t>
+      </w:r>
+    </w:p>
+    <w:p>
+      <w:r>
+        <w:t>叶舒华的内壁会在最深的位置突然锁紧，像有开关。龟头撞上那一点时，她眼前发白，乳尖发麻，后穴同步收缩。精液灌入的温度沿肠壁与穴壁同时扩散，涨得她小腹轻轻发硬；抽出后两口都合不拢，浊白外翻，她用裙摆去擦，擦不干净，便干脆撩得更高，让下一根看得更清楚。</w:t>
       </w:r>
     </w:p>
     <w:p>
@@ -15464,12 +16144,12 @@
     </w:p>
     <w:p>
       <w:r>
-        <w:t>高潮后她仍要说话，这是她的职业病。她对着不知是否还在录的设备喘：‘粉丝……别学……有娜……好脏……可是……再来……再顶那里……’语言崩溃得像舞台麦爆音。金链场控把新的针剂放到她手心，她竟自己按上另一侧腿根，推杆到底，粉光再亮，人再软一次。</w:t>
-      </w:r>
-    </w:p>
-    <w:p>
-      <w:r>
-        <w:t>她能感觉到穴口如何被撑成薄环，内壁如何在抽出时挽留、在进入时张开。阴蒂肿得发亮，稍被指腹一捻就颤；爱液把过膝袜腰边沾透，每一次跪趴，布料都黏在腿上，像第二层湿润的皮肤。有人射在她小腹，白浊顺着平滑的肌理滑向脐下，她竟伸手抹开，抹给镜头看，然后把自己骂得更狠，身体却更热。</w:t>
+        <w:t>配角是个负责摄像的瘦男生。他镜头对准叶舒华的开叉与潮吹，手却抖。他想：这张脸就算模糊处理，气质也锋利得能割人。他调低曝光，想留住‘冷感被操开’的对比，又在心里道歉——道歉很廉价，廉价到不影响他按下录制键。</w:t>
+      </w:r>
+    </w:p>
+    <w:p>
+      <w:r>
+        <w:t>叶舒华的内壁会在最深的位置突然锁紧，像有开关。龟头撞上那一点时，她眼前发白，乳尖发麻，后穴同步收缩。精液灌入的温度沿肠壁与穴壁同时扩散，涨得她小腹轻轻发硬；抽出后两口都合不拢，浊白外翻，她用裙摆去擦，擦不干净，便干脆撩得更高，让下一根看得更清楚。</w:t>
       </w:r>
     </w:p>
     <w:p>
@@ -15479,12 +16159,12 @@
     </w:p>
     <w:p>
       <w:r>
-        <w:t>离开前她看见墙上淡淡写着‘舒华’。叶舒华。她盯着那两个字，忽然笑了，笑里有竞争、有担心、有同病相怜的预告。她把沾精的手指在夹克下摆擦了擦，腿软着走进更深的廊——取材变成沉沦，沉沦变成下一章的引线。</w:t>
-      </w:r>
-    </w:p>
-    <w:p>
-      <w:r>
-        <w:t>她能感觉到穴口如何被撑成薄环，内壁如何在抽出时挽留、在进入时张开。阴蒂肿得发亮，稍被指腹一捻就颤；爱液把过膝袜腰边沾透，每一次跪趴，布料都黏在腿上，像第二层湿润的皮肤。有人射在她小腹，白浊顺着平滑的肌理滑向脐下，她竟伸手抹开，抹给镜头看，然后把自己骂得更狠，身体却更热。</w:t>
+        <w:t>第二针、第三针她都自己要。瘾来得不像崩坏，像计算：亮一次，阈值就深一寸；再亮一次，就能更会吸、更会喷、更能把人绞射。她把金冬天与柳智敏的传闻、雪允的直播、雨琦的孕肚影像在脑内排成时间线，然后得出结论——这不是散乱的丑闻，是系统。而她正主动走进系统的齿轮。</w:t>
+      </w:r>
+    </w:p>
+    <w:p>
+      <w:r>
+        <w:t>叶舒华的内壁会在最深的位置突然锁紧，像有开关。龟头撞上那一点时，她眼前发白，乳尖发麻，后穴同步收缩。精液灌入的温度沿肠壁与穴壁同时扩散，涨得她小腹轻轻发硬；抽出后两口都合不拢，浊白外翻，她用裙摆去擦，擦不干净，便干脆撩得更高，让下一根看得更清楚。</w:t>
       </w:r>
     </w:p>
     <w:p>
@@ -15494,12 +16174,12 @@
     </w:p>
     <w:p>
       <w:r>
-        <w:t>申有娜把录音笔藏在夹克内袋时，指尖是冰的。她告诉自己这只是取材，是‘为粉丝揭露黑幕’，可当地下通道的潮气贴上小腿，她才发现勇气和恐惧共用同一条血管。过膝袜被管道冷凝水沾湿一点，凉意像提醒：再往前，就不是舞台灯光能罩住的地方了。</w:t>
-      </w:r>
-    </w:p>
-    <w:p>
-      <w:r>
-        <w:t>她能感觉到穴口如何被撑成薄环，内壁如何在抽出时挽留、在进入时张开。阴蒂肿得发亮，稍被指腹一捻就颤；爱液把过膝袜腰边沾透，每一次跪趴，布料都黏在腿上，像第二层湿润的皮肤。有人射在她小腹，白浊顺着平滑的肌理滑向脐下，她竟伸手抹开，抹给镜头看，然后把自己骂得更狠，身体却更热。</w:t>
+        <w:t>章末她听见走廊有过膝袜踩水的声音。申有娜。叶舒华靠在镜边整理吊带，腿间还在往下淌白浊，却抬手理了理头发，恢复那点懒洋洋的锋利：‘来得挺慢。真迹……还剩吗？分我，也分你。’两人对视，明亮与冷感在粉光里对上，故事从此不再只有受害，也有共犯式的互相看见。</w:t>
+      </w:r>
+    </w:p>
+    <w:p>
+      <w:r>
+        <w:t>叶舒华的内壁会在最深的位置突然锁紧，像有开关。龟头撞上那一点时，她眼前发白，乳尖发麻，后穴同步收缩。精液灌入的温度沿肠壁与穴壁同时扩散，涨得她小腹轻轻发硬；抽出后两口都合不拢，浊白外翻，她用裙摆去擦，擦不干净，便干脆撩得更高，让下一根看得更清楚。</w:t>
       </w:r>
     </w:p>
     <w:p>
@@ -15509,12 +16189,12 @@
     </w:p>
     <w:p>
       <w:r>
-        <w:t>她的腿太长，下台阶时热裤边缘会轻轻勒进腿根。平时她拿这点当武器，镜头前一叉腰就能上热搜；此刻这点暴露却变成靶心。有人从暗处看她，视线先落在腿，再爬上腰，最后才肯碰她的眼睛——而眼睛，在档案里必须模糊，因为真实的脸不属于任何人随意调用。</w:t>
-      </w:r>
-    </w:p>
-    <w:p>
-      <w:r>
-        <w:t>她能感觉到穴口如何被撑成薄环，内壁如何在抽出时挽留、在进入时张开。阴蒂肿得发亮，稍被指腹一捻就颤；爱液把过膝袜腰边沾透，每一次跪趴，布料都黏在腿上，像第二层湿润的皮肤。有人射在她小腹，白浊顺着平滑的肌理滑向脐下，她竟伸手抹开，抹给镜头看，然后把自己骂得更狠，身体却更热。</w:t>
+        <w:t>叶舒华收到匿名包裹时正在敷面膜。盒子里没有恐吓信，只有一支粉色针剂、一张地下场地图，以及一行字：你比她们冷静，所以更适合看清楚。她把面膜撕了，冷着脸笑了一下：谁规定冷静就不能被欲望咬。</w:t>
+      </w:r>
+    </w:p>
+    <w:p>
+      <w:r>
+        <w:t>叶舒华的内壁会在最深的位置突然锁紧，像有开关。龟头撞上那一点时，她眼前发白，乳尖发麻，后穴同步收缩。精液灌入的温度沿肠壁与穴壁同时扩散，涨得她小腹轻轻发硬；抽出后两口都合不拢，浊白外翻，她用裙摆去擦，擦不干净，便干脆撩得更高，让下一根看得更清楚。</w:t>
       </w:r>
     </w:p>
     <w:p>
@@ -15524,12 +16204,12 @@
     </w:p>
     <w:p>
       <w:r>
-        <w:t>真迹的瓶子在灯下转动，粉色浮光像有呼吸。申有娜认出那种光——社交媒体流出来的影像里出现过，赵美延隆起的肚皮旁、宋雨琦潮红的眼尾旁。她喉咙发干，不是馋，是怒。怒完却又升起一种更危险的好奇：如果亮一下，身体会不会诚实到自己都厌恶。</w:t>
-      </w:r>
-    </w:p>
-    <w:p>
-      <w:r>
-        <w:t>她能感觉到穴口如何被撑成薄环，内壁如何在抽出时挽留、在进入时张开。阴蒂肿得发亮，稍被指腹一捻就颤；爱液把过膝袜腰边沾透，每一次跪趴，布料都黏在腿上，像第二层湿润的皮肤。有人射在她小腹，白浊顺着平滑的肌理滑向脐下，她竟伸手抹开，抹给镜头看，然后把自己骂得更狠，身体却更热。</w:t>
+        <w:t>她穿黑吊带长裙去赴约，开叉到大腿根。走路时布料摩擦腿侧，发出细微声响。司机不敢看后视镜，她却大大方方看窗外夜色，心想：要是真迹是假的，她就当散步；要是真的——她摸了摸手袋里的第二支空管样品——那就当面拆穿，或者，当面试试。</w:t>
+      </w:r>
+    </w:p>
+    <w:p>
+      <w:r>
+        <w:t>叶舒华的内壁会在最深的位置突然锁紧，像有开关。龟头撞上那一点时，她眼前发白，乳尖发麻，后穴同步收缩。精液灌入的温度沿肠壁与穴壁同时扩散，涨得她小腹轻轻发硬；抽出后两口都合不拢，浊白外翻，她用裙摆去擦，擦不干净，便干脆撩得更高，让下一根看得更清楚。</w:t>
       </w:r>
     </w:p>
     <w:p>
@@ -15539,12 +16219,12 @@
     </w:p>
     <w:p>
       <w:r>
-        <w:t>进入她时并不温柔。热裤被扯到膝弯，过膝袜仍留着，形成色情的‘半装整齐’。阴唇被拇指拨开，湿意来得比她承认的更快；龟头抵上入口研磨两圈，才缓慢挤入。穴肉一层层咬住，又被迫撑开，中段忽然吸紧，像她的骄傲在内部痉挛。她骂了一声，骂声却软，软得像求。</w:t>
-      </w:r>
-    </w:p>
-    <w:p>
-      <w:r>
-        <w:t>她能感觉到穴口如何被撑成薄环，内壁如何在抽出时挽留、在进入时张开。阴蒂肿得发亮，稍被指腹一捻就颤；爱液把过膝袜腰边沾透，每一次跪趴，布料都黏在腿上，像第二层湿润的皮肤。有人射在她小腹，白浊顺着平滑的肌理滑向脐下，她竟伸手抹开，抹给镜头看，然后把自己骂得更狠，身体却更热。</w:t>
+        <w:t>场地比她想的更安静。不是闹，是压着的闹。镜墙旧，把杆锈，气味却熟：汗、精、甜腥。叶舒华站在门口，裙摆被风掀起一角，露出长腿。有人认出她，起哄‘中国姐姐也来感谢季’，她只回一句：‘别叫姐姐。叫名字，或者闭嘴。’</w:t>
+      </w:r>
+    </w:p>
+    <w:p>
+      <w:r>
+        <w:t>叶舒华的内壁会在最深的位置突然锁紧，像有开关。龟头撞上那一点时，她眼前发白，乳尖发麻，后穴同步收缩。精液灌入的温度沿肠壁与穴壁同时扩散，涨得她小腹轻轻发硬；抽出后两口都合不拢，浊白外翻，她用裙摆去擦，擦不干净，便干脆撩得更高，让下一根看得更清楚。</w:t>
       </w:r>
     </w:p>
     <w:p>
@@ -15554,12 +16234,12 @@
     </w:p>
     <w:p>
       <w:r>
-        <w:t>抽插开始后，囊袋拍打湿软会阴的声音在地下排练场回荡。申有娜被按在冰凉镜面上，长腿被迫分开到极限，膝弯挂在手臂上。每一次深入都顶到最敏感的穹顶，阴蒂被耻骨一下下撞肿，透明爱液拉丝滴落。她想夹紧逃，夹紧却把人吃得更深，于是哭着骂，骂着又自己扭腰。</w:t>
-      </w:r>
-    </w:p>
-    <w:p>
-      <w:r>
-        <w:t>她能感觉到穴口如何被撑成薄环，内壁如何在抽出时挽留、在进入时张开。阴蒂肿得发亮，稍被指腹一捻就颤；爱液把过膝袜腰边沾透，每一次跪趴，布料都黏在腿上，像第二层湿润的皮肤。有人射在她小腹，白浊顺着平滑的肌理滑向脐下，她竟伸手抹开，抹给镜头看，然后把自己骂得更狠，身体却更热。</w:t>
+        <w:t>他们给她选择：自己扎，或让别人扎。叶舒华选自己。针尖抵上腿根时她连眉都没皱，推药的动作稳定得像涂口红。真迹亮起的瞬间，她终于闭了一下眼——热意窜上腰眼，阴唇迅速充血，阴蒂发痒，穴里突然空虚得发疼。冷感被从内部撬开，露出湿润的芯。</w:t>
+      </w:r>
+    </w:p>
+    <w:p>
+      <w:r>
+        <w:t>叶舒华的内壁会在最深的位置突然锁紧，像有开关。龟头撞上那一点时，她眼前发白，乳尖发麻，后穴同步收缩。精液灌入的温度沿肠壁与穴壁同时扩散，涨得她小腹轻轻发硬；抽出后两口都合不拢，浊白外翻，她用裙摆去擦，擦不干净，便干脆撩得更高，让下一根看得更清楚。</w:t>
       </w:r>
     </w:p>
     <w:p>
@@ -15569,12 +16249,12 @@
     </w:p>
     <w:p>
       <w:r>
-        <w:t>配角是个戴金链的场控。他本来只负责数人数、收手机，却在看见申有娜过膝袜皱到脚踝时停住呼吸。他想：明星的袜子脏了，世界就塌了一角。随即他抬手示意下一位，动作熟练得像排练过的舞蹈队形。他的良心很轻，轻到可以塞进口袋，和门禁卡放一起。</w:t>
-      </w:r>
-    </w:p>
-    <w:p>
-      <w:r>
-        <w:t>她能感觉到穴口如何被撑成薄环，内壁如何在抽出时挽留、在进入时张开。阴蒂肿得发亮，稍被指腹一捻就颤；爱液把过膝袜腰边沾透，每一次跪趴，布料都黏在腿上，像第二层湿润的皮肤。有人射在她小腹，白浊顺着平滑的肌理滑向脐下，她竟伸手抹开，抹给镜头看，然后把自己骂得更狠，身体却更热。</w:t>
+        <w:t>进入她时，黑裙被撩到腰间，吊带滑落一边肩膀，乳房露出，乳尖颜色偏深，硬得发亮。性器挤进湿热穴道，她轻哼一声，内壁立刻缠上来，又紧又会吸。她双腿缠上对方的腰，开叉裙变成最方便的道具。抽插的水声黏而密，她偏头看镜子，看自己被顶得乳房轻晃，眼神却仍试图保持淡。</w:t>
+      </w:r>
+    </w:p>
+    <w:p>
+      <w:r>
+        <w:t>叶舒华的内壁会在最深的位置突然锁紧，像有开关。龟头撞上那一点时，她眼前发白，乳尖发麻，后穴同步收缩。精液灌入的温度沿肠壁与穴壁同时扩散，涨得她小腹轻轻发硬；抽出后两口都合不拢，浊白外翻，她用裙摆去擦，擦不干净，便干脆撩得更高，让下一根看得更清楚。</w:t>
       </w:r>
     </w:p>
     <w:p>
@@ -15584,12 +16264,12 @@
     </w:p>
     <w:p>
       <w:r>
-        <w:t>第二支针扎进她腿根内侧时，真迹亮起。热从针眼炸开，阴蒂瞬间充血挺立，穴口不受控制地开合，吐出更多水。申有娜眼前发白，长发黏在颊边，明亮的好强碎成湿润的媚：‘不要……亮……啊……好爽……我是来曝光的……呜……曝光什么……我自己……先坏了……’</w:t>
-      </w:r>
-    </w:p>
-    <w:p>
-      <w:r>
-        <w:t>她能感觉到穴口如何被撑成薄环，内壁如何在抽出时挽留、在进入时张开。阴蒂肿得发亮，稍被指腹一捻就颤；爱液把过膝袜腰边沾透，每一次跪趴，布料都黏在腿上，像第二层湿润的皮肤。有人射在她小腹，白浊顺着平滑的肌理滑向脐下，她竟伸手抹开，抹给镜头看，然后把自己骂得更狠，身体却更热。</w:t>
+        <w:t>淡维持了不到三分钟。敏感点被连续碾过时，她咬住下唇，还是泄出绵长的呻吟。潮液喷出，浇在结合处，黑裙内侧深湿。她骂了一句脏话，中文的，又补一句韩语的，然后伸手把人拉近，主动吻上去——懒感消失，胜负欲抬头：既然来了，就要爽到自己满意。</w:t>
+      </w:r>
+    </w:p>
+    <w:p>
+      <w:r>
+        <w:t>叶舒华的内壁会在最深的位置突然锁紧，像有开关。龟头撞上那一点时，她眼前发白，乳尖发麻，后穴同步收缩。精液灌入的温度沿肠壁与穴壁同时扩散，涨得她小腹轻轻发硬；抽出后两口都合不拢，浊白外翻，她用裙摆去擦，擦不干净，便干脆撩得更高，让下一根看得更清楚。</w:t>
       </w:r>
     </w:p>
     <w:p>
@@ -15599,12 +16279,12 @@
     </w:p>
     <w:p>
       <w:r>
-        <w:t>他们让她保留短夹克，只剥下半。于是画面变成：上身像还能走红毯，下身却被两根轮流贯穿。有人从后方进入后穴——扩张用她自己的爱液，指节先打开紧闭皱褶，再让性器挤入。前后同时填满时，她小腹痉挛，潮吹喷在镜根，过膝袜深湿一片。她伸手去抓谁的肩，抓到的是镜头。</w:t>
-      </w:r>
-    </w:p>
-    <w:p>
-      <w:r>
-        <w:t>她能感觉到穴口如何被撑成薄环，内壁如何在抽出时挽留、在进入时张开。阴蒂肿得发亮，稍被指腹一捻就颤；爱液把过膝袜腰边沾透，每一次跪趴，布料都黏在腿上，像第二层湿润的皮肤。有人射在她小腹，白浊顺着平滑的肌理滑向脐下，她竟伸手抹开，抹给镜头看，然后把自己骂得更狠，身体却更热。</w:t>
+        <w:t>后穴开发时她比申有娜冷静，也因此更可怕。她自己伸手扒开，让润滑的手指进入，教对方角度：‘慢一点……对……再进……嗯……可以了……换成你。’被双入时，她仰着脖子喘气，锁骨全是汗，冷脸碎成潮红。精液灌进穴里又灌进后穴，她伸指刮出一点，抹在自己舌尖，像品尝胜负的奖品。</w:t>
+      </w:r>
+    </w:p>
+    <w:p>
+      <w:r>
+        <w:t>叶舒华的内壁会在最深的位置突然锁紧，像有开关。龟头撞上那一点时，她眼前发白，乳尖发麻，后穴同步收缩。精液灌入的温度沿肠壁与穴壁同时扩散，涨得她小腹轻轻发硬；抽出后两口都合不拢，浊白外翻，她用裙摆去擦，擦不干净，便干脆撩得更高，让下一根看得更清楚。</w:t>
       </w:r>
     </w:p>
     <w:p>
@@ -15614,12 +16294,12 @@
     </w:p>
     <w:p>
       <w:r>
-        <w:t>高潮后她仍要说话，这是她的职业病。她对着不知是否还在录的设备喘：‘粉丝……别学……有娜……好脏……可是……再来……再顶那里……’语言崩溃得像舞台麦爆音。金链场控把新的针剂放到她手心，她竟自己按上另一侧腿根，推杆到底，粉光再亮，人再软一次。</w:t>
-      </w:r>
-    </w:p>
-    <w:p>
-      <w:r>
-        <w:t>她能感觉到穴口如何被撑成薄环，内壁如何在抽出时挽留、在进入时张开。阴蒂肿得发亮，稍被指腹一捻就颤；爱液把过膝袜腰边沾透，每一次跪趴，布料都黏在腿上，像第二层湿润的皮肤。有人射在她小腹，白浊顺着平滑的肌理滑向脐下，她竟伸手抹开，抹给镜头看，然后把自己骂得更狠，身体却更热。</w:t>
+        <w:t>配角是个负责摄像的瘦男生。他镜头对准叶舒华的开叉与潮吹，手却抖。他想：这张脸就算模糊处理，气质也锋利得能割人。他调低曝光，想留住‘冷感被操开’的对比，又在心里道歉——道歉很廉价，廉价到不影响他按下录制键。</w:t>
+      </w:r>
+    </w:p>
+    <w:p>
+      <w:r>
+        <w:t>叶舒华的内壁会在最深的位置突然锁紧，像有开关。龟头撞上那一点时，她眼前发白，乳尖发麻，后穴同步收缩。精液灌入的温度沿肠壁与穴壁同时扩散，涨得她小腹轻轻发硬；抽出后两口都合不拢，浊白外翻，她用裙摆去擦，擦不干净，便干脆撩得更高，让下一根看得更清楚。</w:t>
       </w:r>
     </w:p>
     <w:p>
@@ -15629,12 +16309,12 @@
     </w:p>
     <w:p>
       <w:r>
-        <w:t>离开前她看见墙上淡淡写着‘舒华’。叶舒华。她盯着那两个字，忽然笑了，笑里有竞争、有担心、有同病相怜的预告。她把沾精的手指在夹克下摆擦了擦，腿软着走进更深的廊——取材变成沉沦，沉沦变成下一章的引线。</w:t>
-      </w:r>
-    </w:p>
-    <w:p>
-      <w:r>
-        <w:t>她能感觉到穴口如何被撑成薄环，内壁如何在抽出时挽留、在进入时张开。阴蒂肿得发亮，稍被指腹一捻就颤；爱液把过膝袜腰边沾透，每一次跪趴，布料都黏在腿上，像第二层湿润的皮肤。有人射在她小腹，白浊顺着平滑的肌理滑向脐下，她竟伸手抹开，抹给镜头看，然后把自己骂得更狠，身体却更热。</w:t>
+        <w:t>第二针、第三针她都自己要。瘾来得不像崩坏，像计算：亮一次，阈值就深一寸；再亮一次，就能更会吸、更会喷、更能把人绞射。她把金冬天与柳智敏的传闻、雪允的直播、雨琦的孕肚影像在脑内排成时间线，然后得出结论——这不是散乱的丑闻，是系统。而她正主动走进系统的齿轮。</w:t>
+      </w:r>
+    </w:p>
+    <w:p>
+      <w:r>
+        <w:t>叶舒华的内壁会在最深的位置突然锁紧，像有开关。龟头撞上那一点时，她眼前发白，乳尖发麻，后穴同步收缩。精液灌入的温度沿肠壁与穴壁同时扩散，涨得她小腹轻轻发硬；抽出后两口都合不拢，浊白外翻，她用裙摆去擦，擦不干净，便干脆撩得更高，让下一根看得更清楚。</w:t>
       </w:r>
     </w:p>
     <w:p>
@@ -15644,12 +16324,12 @@
     </w:p>
     <w:p>
       <w:r>
-        <w:t>申有娜把录音笔藏在夹克内袋时，指尖是冰的。她告诉自己这只是取材，是‘为粉丝揭露黑幕’，可当地下通道的潮气贴上小腿，她才发现勇气和恐惧共用同一条血管。过膝袜被管道冷凝水沾湿一点，凉意像提醒：再往前，就不是舞台灯光能罩住的地方了。</w:t>
-      </w:r>
-    </w:p>
-    <w:p>
-      <w:r>
-        <w:t>她能感觉到穴口如何被撑成薄环，内壁如何在抽出时挽留、在进入时张开。阴蒂肿得发亮，稍被指腹一捻就颤；爱液把过膝袜腰边沾透，每一次跪趴，布料都黏在腿上，像第二层湿润的皮肤。有人射在她小腹，白浊顺着平滑的肌理滑向脐下，她竟伸手抹开，抹给镜头看，然后把自己骂得更狠，身体却更热。</w:t>
+        <w:t>章末她听见走廊有过膝袜踩水的声音。申有娜。叶舒华靠在镜边整理吊带，腿间还在往下淌白浊，却抬手理了理头发，恢复那点懒洋洋的锋利：‘来得挺慢。真迹……还剩吗？分我，也分你。’两人对视，明亮与冷感在粉光里对上，故事从此不再只有受害，也有共犯式的互相看见。</w:t>
+      </w:r>
+    </w:p>
+    <w:p>
+      <w:r>
+        <w:t>叶舒华的内壁会在最深的位置突然锁紧，像有开关。龟头撞上那一点时，她眼前发白，乳尖发麻，后穴同步收缩。精液灌入的温度沿肠壁与穴壁同时扩散，涨得她小腹轻轻发硬；抽出后两口都合不拢，浊白外翻，她用裙摆去擦，擦不干净，便干脆撩得更高，让下一根看得更清楚。</w:t>
       </w:r>
     </w:p>
     <w:p>
@@ -15659,12 +16339,12 @@
     </w:p>
     <w:p>
       <w:r>
-        <w:t>她的腿太长，下台阶时热裤边缘会轻轻勒进腿根。平时她拿这点当武器，镜头前一叉腰就能上热搜；此刻这点暴露却变成靶心。有人从暗处看她，视线先落在腿，再爬上腰，最后才肯碰她的眼睛——而眼睛，在档案里必须模糊，因为真实的脸不属于任何人随意调用。</w:t>
-      </w:r>
-    </w:p>
-    <w:p>
-      <w:r>
-        <w:t>她能感觉到穴口如何被撑成薄环，内壁如何在抽出时挽留、在进入时张开。阴蒂肿得发亮，稍被指腹一捻就颤；爱液把过膝袜腰边沾透，每一次跪趴，布料都黏在腿上，像第二层湿润的皮肤。有人射在她小腹，白浊顺着平滑的肌理滑向脐下，她竟伸手抹开，抹给镜头看，然后把自己骂得更狠，身体却更热。</w:t>
+        <w:t>叶舒华收到匿名包裹时正在敷面膜。盒子里没有恐吓信，只有一支粉色针剂、一张地下场地图，以及一行字：你比她们冷静，所以更适合看清楚。她把面膜撕了，冷着脸笑了一下：谁规定冷静就不能被欲望咬。</w:t>
+      </w:r>
+    </w:p>
+    <w:p>
+      <w:r>
+        <w:t>叶舒华的内壁会在最深的位置突然锁紧，像有开关。龟头撞上那一点时，她眼前发白，乳尖发麻，后穴同步收缩。精液灌入的温度沿肠壁与穴壁同时扩散，涨得她小腹轻轻发硬；抽出后两口都合不拢，浊白外翻，她用裙摆去擦，擦不干净，便干脆撩得更高，让下一根看得更清楚。</w:t>
       </w:r>
     </w:p>
     <w:p>
@@ -15674,12 +16354,12 @@
     </w:p>
     <w:p>
       <w:r>
-        <w:t>真迹的瓶子在灯下转动，粉色浮光像有呼吸。申有娜认出那种光——社交媒体流出来的影像里出现过，赵美延隆起的肚皮旁、宋雨琦潮红的眼尾旁。她喉咙发干，不是馋，是怒。怒完却又升起一种更危险的好奇：如果亮一下，身体会不会诚实到自己都厌恶。</w:t>
-      </w:r>
-    </w:p>
-    <w:p>
-      <w:r>
-        <w:t>她能感觉到穴口如何被撑成薄环，内壁如何在抽出时挽留、在进入时张开。阴蒂肿得发亮，稍被指腹一捻就颤；爱液把过膝袜腰边沾透，每一次跪趴，布料都黏在腿上，像第二层湿润的皮肤。有人射在她小腹，白浊顺着平滑的肌理滑向脐下，她竟伸手抹开，抹给镜头看，然后把自己骂得更狠，身体却更热。</w:t>
+        <w:t>她穿黑吊带长裙去赴约，开叉到大腿根。走路时布料摩擦腿侧，发出细微声响。司机不敢看后视镜，她却大大方方看窗外夜色，心想：要是真迹是假的，她就当散步；要是真的——她摸了摸手袋里的第二支空管样品——那就当面拆穿，或者，当面试试。</w:t>
+      </w:r>
+    </w:p>
+    <w:p>
+      <w:r>
+        <w:t>叶舒华的内壁会在最深的位置突然锁紧，像有开关。龟头撞上那一点时，她眼前发白，乳尖发麻，后穴同步收缩。精液灌入的温度沿肠壁与穴壁同时扩散，涨得她小腹轻轻发硬；抽出后两口都合不拢，浊白外翻，她用裙摆去擦，擦不干净，便干脆撩得更高，让下一根看得更清楚。</w:t>
       </w:r>
     </w:p>
     <w:p>
@@ -15689,12 +16369,12 @@
     </w:p>
     <w:p>
       <w:r>
-        <w:t>进入她时并不温柔。热裤被扯到膝弯，过膝袜仍留着，形成色情的‘半装整齐’。阴唇被拇指拨开，湿意来得比她承认的更快；龟头抵上入口研磨两圈，才缓慢挤入。穴肉一层层咬住，又被迫撑开，中段忽然吸紧，像她的骄傲在内部痉挛。她骂了一声，骂声却软，软得像求。</w:t>
-      </w:r>
-    </w:p>
-    <w:p>
-      <w:r>
-        <w:t>她能感觉到穴口如何被撑成薄环，内壁如何在抽出时挽留、在进入时张开。阴蒂肿得发亮，稍被指腹一捻就颤；爱液把过膝袜腰边沾透，每一次跪趴，布料都黏在腿上，像第二层湿润的皮肤。有人射在她小腹，白浊顺着平滑的肌理滑向脐下，她竟伸手抹开，抹给镜头看，然后把自己骂得更狠，身体却更热。</w:t>
+        <w:t>场地比她想的更安静。不是闹，是压着的闹。镜墙旧，把杆锈，气味却熟：汗、精、甜腥。叶舒华站在门口，裙摆被风掀起一角，露出长腿。有人认出她，起哄‘中国姐姐也来感谢季’，她只回一句：‘别叫姐姐。叫名字，或者闭嘴。’</w:t>
+      </w:r>
+    </w:p>
+    <w:p>
+      <w:r>
+        <w:t>叶舒华的内壁会在最深的位置突然锁紧，像有开关。龟头撞上那一点时，她眼前发白，乳尖发麻，后穴同步收缩。精液灌入的温度沿肠壁与穴壁同时扩散，涨得她小腹轻轻发硬；抽出后两口都合不拢，浊白外翻，她用裙摆去擦，擦不干净，便干脆撩得更高，让下一根看得更清楚。</w:t>
       </w:r>
     </w:p>
     <w:p>
@@ -15704,12 +16384,12 @@
     </w:p>
     <w:p>
       <w:r>
-        <w:t>抽插开始后，囊袋拍打湿软会阴的声音在地下排练场回荡。申有娜被按在冰凉镜面上，长腿被迫分开到极限，膝弯挂在手臂上。每一次深入都顶到最敏感的穹顶，阴蒂被耻骨一下下撞肿，透明爱液拉丝滴落。她想夹紧逃，夹紧却把人吃得更深，于是哭着骂，骂着又自己扭腰。</w:t>
-      </w:r>
-    </w:p>
-    <w:p>
-      <w:r>
-        <w:t>她能感觉到穴口如何被撑成薄环，内壁如何在抽出时挽留、在进入时张开。阴蒂肿得发亮，稍被指腹一捻就颤；爱液把过膝袜腰边沾透，每一次跪趴，布料都黏在腿上，像第二层湿润的皮肤。有人射在她小腹，白浊顺着平滑的肌理滑向脐下，她竟伸手抹开，抹给镜头看，然后把自己骂得更狠，身体却更热。</w:t>
+        <w:t>他们给她选择：自己扎，或让别人扎。叶舒华选自己。针尖抵上腿根时她连眉都没皱，推药的动作稳定得像涂口红。真迹亮起的瞬间，她终于闭了一下眼——热意窜上腰眼，阴唇迅速充血，阴蒂发痒，穴里突然空虚得发疼。冷感被从内部撬开，露出湿润的芯。</w:t>
+      </w:r>
+    </w:p>
+    <w:p>
+      <w:r>
+        <w:t>叶舒华的内壁会在最深的位置突然锁紧，像有开关。龟头撞上那一点时，她眼前发白，乳尖发麻，后穴同步收缩。精液灌入的温度沿肠壁与穴壁同时扩散，涨得她小腹轻轻发硬；抽出后两口都合不拢，浊白外翻，她用裙摆去擦，擦不干净，便干脆撩得更高，让下一根看得更清楚。</w:t>
       </w:r>
     </w:p>
     <w:p>
@@ -15719,12 +16399,12 @@
     </w:p>
     <w:p>
       <w:r>
-        <w:t>配角是个戴金链的场控。他本来只负责数人数、收手机，却在看见申有娜过膝袜皱到脚踝时停住呼吸。他想：明星的袜子脏了，世界就塌了一角。随即他抬手示意下一位，动作熟练得像排练过的舞蹈队形。他的良心很轻，轻到可以塞进口袋，和门禁卡放一起。</w:t>
-      </w:r>
-    </w:p>
-    <w:p>
-      <w:r>
-        <w:t>她能感觉到穴口如何被撑成薄环，内壁如何在抽出时挽留、在进入时张开。阴蒂肿得发亮，稍被指腹一捻就颤；爱液把过膝袜腰边沾透，每一次跪趴，布料都黏在腿上，像第二层湿润的皮肤。有人射在她小腹，白浊顺着平滑的肌理滑向脐下，她竟伸手抹开，抹给镜头看，然后把自己骂得更狠，身体却更热。</w:t>
+        <w:t>进入她时，黑裙被撩到腰间，吊带滑落一边肩膀，乳房露出，乳尖颜色偏深，硬得发亮。性器挤进湿热穴道，她轻哼一声，内壁立刻缠上来，又紧又会吸。她双腿缠上对方的腰，开叉裙变成最方便的道具。抽插的水声黏而密，她偏头看镜子，看自己被顶得乳房轻晃，眼神却仍试图保持淡。</w:t>
+      </w:r>
+    </w:p>
+    <w:p>
+      <w:r>
+        <w:t>叶舒华的内壁会在最深的位置突然锁紧，像有开关。龟头撞上那一点时，她眼前发白，乳尖发麻，后穴同步收缩。精液灌入的温度沿肠壁与穴壁同时扩散，涨得她小腹轻轻发硬；抽出后两口都合不拢，浊白外翻，她用裙摆去擦，擦不干净，便干脆撩得更高，让下一根看得更清楚。</w:t>
       </w:r>
     </w:p>
     <w:p>
@@ -15734,12 +16414,12 @@
     </w:p>
     <w:p>
       <w:r>
-        <w:t>第二支针扎进她腿根内侧时，真迹亮起。热从针眼炸开，阴蒂瞬间充血挺立，穴口不受控制地开合，吐出更多水。申有娜眼前发白，长发黏在颊边，明亮的好强碎成湿润的媚：‘不要……亮……啊……好爽……我是来曝光的……呜……曝光什么……我自己……先坏了……’</w:t>
-      </w:r>
-    </w:p>
-    <w:p>
-      <w:r>
-        <w:t>她能感觉到穴口如何被撑成薄环，内壁如何在抽出时挽留、在进入时张开。阴蒂肿得发亮，稍被指腹一捻就颤；爱液把过膝袜腰边沾透，每一次跪趴，布料都黏在腿上，像第二层湿润的皮肤。有人射在她小腹，白浊顺着平滑的肌理滑向脐下，她竟伸手抹开，抹给镜头看，然后把自己骂得更狠，身体却更热。</w:t>
+        <w:t>淡维持了不到三分钟。敏感点被连续碾过时，她咬住下唇，还是泄出绵长的呻吟。潮液喷出，浇在结合处，黑裙内侧深湿。她骂了一句脏话，中文的，又补一句韩语的，然后伸手把人拉近，主动吻上去——懒感消失，胜负欲抬头：既然来了，就要爽到自己满意。</w:t>
+      </w:r>
+    </w:p>
+    <w:p>
+      <w:r>
+        <w:t>叶舒华的内壁会在最深的位置突然锁紧，像有开关。龟头撞上那一点时，她眼前发白，乳尖发麻，后穴同步收缩。精液灌入的温度沿肠壁与穴壁同时扩散，涨得她小腹轻轻发硬；抽出后两口都合不拢，浊白外翻，她用裙摆去擦，擦不干净，便干脆撩得更高，让下一根看得更清楚。</w:t>
       </w:r>
     </w:p>
     <w:p>
@@ -15749,12 +16429,12 @@
     </w:p>
     <w:p>
       <w:r>
-        <w:t>他们让她保留短夹克，只剥下半。于是画面变成：上身像还能走红毯，下身却被两根轮流贯穿。有人从后方进入后穴——扩张用她自己的爱液，指节先打开紧闭皱褶，再让性器挤入。前后同时填满时，她小腹痉挛，潮吹喷在镜根，过膝袜深湿一片。她伸手去抓谁的肩，抓到的是镜头。</w:t>
-      </w:r>
-    </w:p>
-    <w:p>
-      <w:r>
-        <w:t>她能感觉到穴口如何被撑成薄环，内壁如何在抽出时挽留、在进入时张开。阴蒂肿得发亮，稍被指腹一捻就颤；爱液把过膝袜腰边沾透，每一次跪趴，布料都黏在腿上，像第二层湿润的皮肤。有人射在她小腹，白浊顺着平滑的肌理滑向脐下，她竟伸手抹开，抹给镜头看，然后把自己骂得更狠，身体却更热。</w:t>
+        <w:t>后穴开发时她比申有娜冷静，也因此更可怕。她自己伸手扒开，让润滑的手指进入，教对方角度：‘慢一点……对……再进……嗯……可以了……换成你。’被双入时，她仰着脖子喘气，锁骨全是汗，冷脸碎成潮红。精液灌进穴里又灌进后穴，她伸指刮出一点，抹在自己舌尖，像品尝胜负的奖品。</w:t>
+      </w:r>
+    </w:p>
+    <w:p>
+      <w:r>
+        <w:t>叶舒华的内壁会在最深的位置突然锁紧，像有开关。龟头撞上那一点时，她眼前发白，乳尖发麻，后穴同步收缩。精液灌入的温度沿肠壁与穴壁同时扩散，涨得她小腹轻轻发硬；抽出后两口都合不拢，浊白外翻，她用裙摆去擦，擦不干净，便干脆撩得更高，让下一根看得更清楚。</w:t>
       </w:r>
     </w:p>
     <w:p>
@@ -15764,12 +16444,12 @@
     </w:p>
     <w:p>
       <w:r>
-        <w:t>高潮后她仍要说话，这是她的职业病。她对着不知是否还在录的设备喘：‘粉丝……别学……有娜……好脏……可是……再来……再顶那里……’语言崩溃得像舞台麦爆音。金链场控把新的针剂放到她手心，她竟自己按上另一侧腿根，推杆到底，粉光再亮，人再软一次。</w:t>
-      </w:r>
-    </w:p>
-    <w:p>
-      <w:r>
-        <w:t>她能感觉到穴口如何被撑成薄环，内壁如何在抽出时挽留、在进入时张开。阴蒂肿得发亮，稍被指腹一捻就颤；爱液把过膝袜腰边沾透，每一次跪趴，布料都黏在腿上，像第二层湿润的皮肤。有人射在她小腹，白浊顺着平滑的肌理滑向脐下，她竟伸手抹开，抹给镜头看，然后把自己骂得更狠，身体却更热。</w:t>
+        <w:t>配角是个负责摄像的瘦男生。他镜头对准叶舒华的开叉与潮吹，手却抖。他想：这张脸就算模糊处理，气质也锋利得能割人。他调低曝光，想留住‘冷感被操开’的对比，又在心里道歉——道歉很廉价，廉价到不影响他按下录制键。</w:t>
+      </w:r>
+    </w:p>
+    <w:p>
+      <w:r>
+        <w:t>叶舒华的内壁会在最深的位置突然锁紧，像有开关。龟头撞上那一点时，她眼前发白，乳尖发麻，后穴同步收缩。精液灌入的温度沿肠壁与穴壁同时扩散，涨得她小腹轻轻发硬；抽出后两口都合不拢，浊白外翻，她用裙摆去擦，擦不干净，便干脆撩得更高，让下一根看得更清楚。</w:t>
       </w:r>
     </w:p>
     <w:p>
@@ -15779,12 +16459,12 @@
     </w:p>
     <w:p>
       <w:r>
-        <w:t>离开前她看见墙上淡淡写着‘舒华’。叶舒华。她盯着那两个字，忽然笑了，笑里有竞争、有担心、有同病相怜的预告。她把沾精的手指在夹克下摆擦了擦，腿软着走进更深的廊——取材变成沉沦，沉沦变成下一章的引线。</w:t>
-      </w:r>
-    </w:p>
-    <w:p>
-      <w:r>
-        <w:t>她能感觉到穴口如何被撑成薄环，内壁如何在抽出时挽留、在进入时张开。阴蒂肿得发亮，稍被指腹一捻就颤；爱液把过膝袜腰边沾透，每一次跪趴，布料都黏在腿上，像第二层湿润的皮肤。有人射在她小腹，白浊顺着平滑的肌理滑向脐下，她竟伸手抹开，抹给镜头看，然后把自己骂得更狠，身体却更热。</w:t>
+        <w:t>第二针、第三针她都自己要。瘾来得不像崩坏，像计算：亮一次，阈值就深一寸；再亮一次，就能更会吸、更会喷、更能把人绞射。她把金冬天与柳智敏的传闻、雪允的直播、雨琦的孕肚影像在脑内排成时间线，然后得出结论——这不是散乱的丑闻，是系统。而她正主动走进系统的齿轮。</w:t>
+      </w:r>
+    </w:p>
+    <w:p>
+      <w:r>
+        <w:t>叶舒华的内壁会在最深的位置突然锁紧，像有开关。龟头撞上那一点时，她眼前发白，乳尖发麻，后穴同步收缩。精液灌入的温度沿肠壁与穴壁同时扩散，涨得她小腹轻轻发硬；抽出后两口都合不拢，浊白外翻，她用裙摆去擦，擦不干净，便干脆撩得更高，让下一根看得更清楚。</w:t>
       </w:r>
     </w:p>
     <w:p>
@@ -15794,12 +16474,12 @@
     </w:p>
     <w:p>
       <w:r>
-        <w:t>申有娜把录音笔藏在夹克内袋时，指尖是冰的。她告诉自己这只是取材，是‘为粉丝揭露黑幕’，可当地下通道的潮气贴上小腿，她才发现勇气和恐惧共用同一条血管。过膝袜被管道冷凝水沾湿一点，凉意像提醒：再往前，就不是舞台灯光能罩住的地方了。</w:t>
-      </w:r>
-    </w:p>
-    <w:p>
-      <w:r>
-        <w:t>她能感觉到穴口如何被撑成薄环，内壁如何在抽出时挽留、在进入时张开。阴蒂肿得发亮，稍被指腹一捻就颤；爱液把过膝袜腰边沾透，每一次跪趴，布料都黏在腿上，像第二层湿润的皮肤。有人射在她小腹，白浊顺着平滑的肌理滑向脐下，她竟伸手抹开，抹给镜头看，然后把自己骂得更狠，身体却更热。</w:t>
+        <w:t>章末她听见走廊有过膝袜踩水的声音。申有娜。叶舒华靠在镜边整理吊带，腿间还在往下淌白浊，却抬手理了理头发，恢复那点懒洋洋的锋利：‘来得挺慢。真迹……还剩吗？分我，也分你。’两人对视，明亮与冷感在粉光里对上，故事从此不再只有受害，也有共犯式的互相看见。</w:t>
+      </w:r>
+    </w:p>
+    <w:p>
+      <w:r>
+        <w:t>叶舒华的内壁会在最深的位置突然锁紧，像有开关。龟头撞上那一点时，她眼前发白，乳尖发麻，后穴同步收缩。精液灌入的温度沿肠壁与穴壁同时扩散，涨得她小腹轻轻发硬；抽出后两口都合不拢，浊白外翻，她用裙摆去擦，擦不干净，便干脆撩得更高，让下一根看得更清楚。</w:t>
       </w:r>
     </w:p>
     <w:p>
@@ -15809,12 +16489,12 @@
     </w:p>
     <w:p>
       <w:r>
-        <w:t>她的腿太长，下台阶时热裤边缘会轻轻勒进腿根。平时她拿这点当武器，镜头前一叉腰就能上热搜；此刻这点暴露却变成靶心。有人从暗处看她，视线先落在腿，再爬上腰，最后才肯碰她的眼睛——而眼睛，在档案里必须模糊，因为真实的脸不属于任何人随意调用。</w:t>
-      </w:r>
-    </w:p>
-    <w:p>
-      <w:r>
-        <w:t>她能感觉到穴口如何被撑成薄环，内壁如何在抽出时挽留、在进入时张开。阴蒂肿得发亮，稍被指腹一捻就颤；爱液把过膝袜腰边沾透，每一次跪趴，布料都黏在腿上，像第二层湿润的皮肤。有人射在她小腹，白浊顺着平滑的肌理滑向脐下，她竟伸手抹开，抹给镜头看，然后把自己骂得更狠，身体却更热。</w:t>
+        <w:t>叶舒华收到匿名包裹时正在敷面膜。盒子里没有恐吓信，只有一支粉色针剂、一张地下场地图，以及一行字：你比她们冷静，所以更适合看清楚。她把面膜撕了，冷着脸笑了一下：谁规定冷静就不能被欲望咬。</w:t>
+      </w:r>
+    </w:p>
+    <w:p>
+      <w:r>
+        <w:t>叶舒华的内壁会在最深的位置突然锁紧，像有开关。龟头撞上那一点时，她眼前发白，乳尖发麻，后穴同步收缩。精液灌入的温度沿肠壁与穴壁同时扩散，涨得她小腹轻轻发硬；抽出后两口都合不拢，浊白外翻，她用裙摆去擦，擦不干净，便干脆撩得更高，让下一根看得更清楚。</w:t>
       </w:r>
     </w:p>
     <w:p>
@@ -15824,12 +16504,12 @@
     </w:p>
     <w:p>
       <w:r>
-        <w:t>真迹的瓶子在灯下转动，粉色浮光像有呼吸。申有娜认出那种光——社交媒体流出来的影像里出现过，赵美延隆起的肚皮旁、宋雨琦潮红的眼尾旁。她喉咙发干，不是馋，是怒。怒完却又升起一种更危险的好奇：如果亮一下，身体会不会诚实到自己都厌恶。</w:t>
-      </w:r>
-    </w:p>
-    <w:p>
-      <w:r>
-        <w:t>她能感觉到穴口如何被撑成薄环，内壁如何在抽出时挽留、在进入时张开。阴蒂肿得发亮，稍被指腹一捻就颤；爱液把过膝袜腰边沾透，每一次跪趴，布料都黏在腿上，像第二层湿润的皮肤。有人射在她小腹，白浊顺着平滑的肌理滑向脐下，她竟伸手抹开，抹给镜头看，然后把自己骂得更狠，身体却更热。</w:t>
+        <w:t>她穿黑吊带长裙去赴约，开叉到大腿根。走路时布料摩擦腿侧，发出细微声响。司机不敢看后视镜，她却大大方方看窗外夜色，心想：要是真迹是假的，她就当散步；要是真的——她摸了摸手袋里的第二支空管样品——那就当面拆穿，或者，当面试试。</w:t>
+      </w:r>
+    </w:p>
+    <w:p>
+      <w:r>
+        <w:t>叶舒华的内壁会在最深的位置突然锁紧，像有开关。龟头撞上那一点时，她眼前发白，乳尖发麻，后穴同步收缩。精液灌入的温度沿肠壁与穴壁同时扩散，涨得她小腹轻轻发硬；抽出后两口都合不拢，浊白外翻，她用裙摆去擦，擦不干净，便干脆撩得更高，让下一根看得更清楚。</w:t>
       </w:r>
     </w:p>
     <w:p>
@@ -15839,12 +16519,12 @@
     </w:p>
     <w:p>
       <w:r>
-        <w:t>进入她时并不温柔。热裤被扯到膝弯，过膝袜仍留着，形成色情的‘半装整齐’。阴唇被拇指拨开，湿意来得比她承认的更快；龟头抵上入口研磨两圈，才缓慢挤入。穴肉一层层咬住，又被迫撑开，中段忽然吸紧，像她的骄傲在内部痉挛。她骂了一声，骂声却软，软得像求。</w:t>
-      </w:r>
-    </w:p>
-    <w:p>
-      <w:r>
-        <w:t>她能感觉到穴口如何被撑成薄环，内壁如何在抽出时挽留、在进入时张开。阴蒂肿得发亮，稍被指腹一捻就颤；爱液把过膝袜腰边沾透，每一次跪趴，布料都黏在腿上，像第二层湿润的皮肤。有人射在她小腹，白浊顺着平滑的肌理滑向脐下，她竟伸手抹开，抹给镜头看，然后把自己骂得更狠，身体却更热。</w:t>
+        <w:t>场地比她想的更安静。不是闹，是压着的闹。镜墙旧，把杆锈，气味却熟：汗、精、甜腥。叶舒华站在门口，裙摆被风掀起一角，露出长腿。有人认出她，起哄‘中国姐姐也来感谢季’，她只回一句：‘别叫姐姐。叫名字，或者闭嘴。’</w:t>
+      </w:r>
+    </w:p>
+    <w:p>
+      <w:r>
+        <w:t>叶舒华的内壁会在最深的位置突然锁紧，像有开关。龟头撞上那一点时，她眼前发白，乳尖发麻，后穴同步收缩。精液灌入的温度沿肠壁与穴壁同时扩散，涨得她小腹轻轻发硬；抽出后两口都合不拢，浊白外翻，她用裙摆去擦，擦不干净，便干脆撩得更高，让下一根看得更清楚。</w:t>
       </w:r>
     </w:p>
     <w:p>
@@ -15853,783 +16533,75 @@
       </w:r>
     </w:p>
     <w:p>
+      <w:r>
+        <w:t>他们给她选择：自己扎，或让别人扎。叶舒华选自己。针尖抵上腿根时她连眉都没皱，推药的动作稳定得像涂口红。真迹亮起的瞬间，她终于闭了一下眼——热意窜上腰眼，阴唇迅速充血，阴蒂发痒，穴里突然空虚得发疼。冷感被从内部撬开，露出湿润的芯。</w:t>
+      </w:r>
+    </w:p>
+    <w:p>
+      <w:r>
+        <w:t>叶舒华的内壁会在最深的位置突然锁紧，像有开关。龟头撞上那一点时，她眼前发白，乳尖发麻，后穴同步收缩。精液灌入的温度沿肠壁与穴壁同时扩散，涨得她小腹轻轻发硬；抽出后两口都合不拢，浊白外翻，她用裙摆去擦，擦不干净，便干脆撩得更高，让下一根看得更清楚。</w:t>
+      </w:r>
+    </w:p>
+    <w:p>
+      <w:r>
+        <w:t>场边还有个负责递水的女孩兼职——她不是明星，只是被钱买来的手。她看见针剂亮光时会躲，却又偷看。她想回家，想洗手，想把耳朵里的呻吟洗掉；可她仍把新的毛巾递出去，因为不递，今晚的工钱就没了。配角的屈辱很安静，安静得刚好衬托台上的浪。</w:t>
+      </w:r>
+    </w:p>
+    <w:p>
+      <w:r>
+        <w:t>进入她时，黑裙被撩到腰间，吊带滑落一边肩膀，乳房露出，乳尖颜色偏深，硬得发亮。性器挤进湿热穴道，她轻哼一声，内壁立刻缠上来，又紧又会吸。她双腿缠上对方的腰，开叉裙变成最方便的道具。抽插的水声黏而密，她偏头看镜子，看自己被顶得乳房轻晃，眼神却仍试图保持淡。</w:t>
+      </w:r>
+    </w:p>
+    <w:p>
+      <w:r>
+        <w:t>叶舒华的内壁会在最深的位置突然锁紧，像有开关。龟头撞上那一点时，她眼前发白，乳尖发麻，后穴同步收缩。精液灌入的温度沿肠壁与穴壁同时扩散，涨得她小腹轻轻发硬；抽出后两口都合不拢，浊白外翻，她用裙摆去擦，擦不干净，便干脆撩得更高，让下一根看得更清楚。</w:t>
+      </w:r>
+    </w:p>
+    <w:p>
+      <w:r>
+        <w:t>场边还有个负责递水的女孩兼职——她不是明星，只是被钱买来的手。她看见针剂亮光时会躲，却又偷看。她想回家，想洗手，想把耳朵里的呻吟洗掉；可她仍把新的毛巾递出去，因为不递，今晚的工钱就没了。配角的屈辱很安静，安静得刚好衬托台上的浪。</w:t>
+      </w:r>
+    </w:p>
+    <w:p>
+      <w:r>
+        <w:t>淡维持了不到三分钟。敏感点被连续碾过时，她咬住下唇，还是泄出绵长的呻吟。潮液喷出，浇在结合处，黑裙内侧深湿。她骂了一句脏话，中文的，又补一句韩语的，然后伸手把人拉近，主动吻上去——懒感消失，胜负欲抬头：既然来了，就要爽到自己满意。</w:t>
+      </w:r>
+    </w:p>
+    <w:p>
+      <w:r>
+        <w:t>叶舒华的内壁会在最深的位置突然锁紧，像有开关。龟头撞上那一点时，她眼前发白，乳尖发麻，后穴同步收缩。精液灌入的温度沿肠壁与穴壁同时扩散，涨得她小腹轻轻发硬；抽出后两口都合不拢，浊白外翻，她用裙摆去擦，擦不干净，便干脆撩得更高，让下一根看得更清楚。</w:t>
+      </w:r>
+    </w:p>
+    <w:p>
+      <w:r>
+        <w:t>场边还有个负责递水的女孩兼职——她不是明星，只是被钱买来的手。她看见针剂亮光时会躲，却又偷看。她想回家，想洗手，想把耳朵里的呻吟洗掉；可她仍把新的毛巾递出去，因为不递，今晚的工钱就没了。配角的屈辱很安静，安静得刚好衬托台上的浪。</w:t>
+      </w:r>
+    </w:p>
+    <w:p>
+      <w:r>
+        <w:t>后穴开发时她比申有娜冷静，也因此更可怕。她自己伸手扒开，让润滑的手指进入，教对方角度：‘慢一点……对……再进……嗯……可以了……换成你。’被双入时，她仰着脖子喘气，锁骨全是汗，冷脸碎成潮红。精液灌进穴里又灌进后穴，她伸指刮出一点，抹在自己舌尖，像品尝胜负的奖品。</w:t>
+      </w:r>
+    </w:p>
+    <w:p>
+      <w:r>
+        <w:t>叶舒华的内壁会在最深的位置突然锁紧，像有开关。龟头撞上那一点时，她眼前发白，乳尖发麻，后穴同步收缩。精液灌入的温度沿肠壁与穴壁同时扩散，涨得她小腹轻轻发硬；抽出后两口都合不拢，浊白外翻，她用裙摆去擦，擦不干净，便干脆撩得更高，让下一根看得更清楚。</w:t>
+      </w:r>
+    </w:p>
+    <w:p>
+      <w:r>
+        <w:t>场边还有个负责递水的女孩兼职——她不是明星，只是被钱买来的手。她看见针剂亮光时会躲，却又偷看。她想回家，想洗手，想把耳朵里的呻吟洗掉；可她仍把新的毛巾递出去，因为不递，今晚的工钱就没了。配角的屈辱很安静，安静得刚好衬托台上的浪。</w:t>
+      </w:r>
+    </w:p>
+    <w:p>
+      <w:r>
+        <w:br w:type="page"/>
+      </w:r>
+    </w:p>
+    <w:p>
       <w:pPr>
         <w:pStyle w:val="Heading1"/>
       </w:pPr>
       <w:r>
-        <w:t>第二十二章 冷感拆封</w:t>
-      </w:r>
-    </w:p>
-    <w:p>
-      <w:r>
-        <w:t>叶舒华撕面膜的动作很慢，像撕一层不肯要的礼貌。</w:t>
-      </w:r>
-    </w:p>
-    <w:p>
-      <w:r>
-        <w:t>匿名盒里的真迹与地图让她第一反应不是怕，是烦。烦有人把她当“更冷静的实验体”。她换上黑色吊带长裙，开叉到腿根，外面只罩一件薄西装外套，头发随意拨到一边。五官立体的锋利在故事里同样做模糊处理，可气质压不住：懒，冷，锋利，像一把插在丝绒里的刀。</w:t>
-      </w:r>
-    </w:p>
-    <w:p>
-      <w:r>
-        <w:t>车开往坐标时，她看着窗外说：“麻烦。”司机以为她在嫌路远，其实她在嫌自己心跳加快。</w:t>
-      </w:r>
-    </w:p>
-    <w:p>
-      <w:r>
-        <w:t>场地门开，腥甜扑面。有人喊“中国姐姐”，她淡淡纠正：“叫叶舒华。或者别叫。”托盘递到眼前，针剂粉光旋转。选择摆明：自己扎，或被扎。叶舒华抬眼：“我自己。别用你们脏手。”</w:t>
-      </w:r>
-    </w:p>
-    <w:p>
-      <w:r>
-        <w:t>针进腿根，推药，亮。</w:t>
-      </w:r>
-    </w:p>
-    <w:p>
-      <w:r>
-        <w:t>她闭眼的瞬间，冷感出现裂缝。热意不是温和的暖，是从子宫口往上烧的空痒。阴唇迅速湿润张开，阴蒂肿胀，穴道收缩着讨要。黑裙开叉下什么也挡不住，亮晶晶的水线顺着大腿内侧往下滑。叶舒华低咒一声，把自己的外套脱掉，吊带滑落半边，露出乳房与硬起的乳尖：“既然亮了……就别磨蹭。”</w:t>
-      </w:r>
-    </w:p>
-    <w:p>
-      <w:r>
-        <w:t>进入她的人被她的腿缠住。长裙撩到腰，性器整根没入湿热，内壁立刻吮吸、蠕动，紧得人头皮发麻。她起初还想保持表情管理，只哼不叫；顶到那一点后，还是泄出绵长呻吟，潮喷把结合处打湿。她拉人深吻，牙齿磕到唇，吻里全是胜负欲：要爽，要自己选节奏，要在沉沦里仍像赢的那方。</w:t>
-      </w:r>
-    </w:p>
-    <w:p>
-      <w:r>
-        <w:t>后穴她自己做扩张，声音冷得像指导位：“慢。再进。可以。”双入时她仰头，锁骨汗湿，冷脸彻底潮红。前后两根隔着肉壁互相挤压，每一下都像把懒感撬碎。精液灌入两处，她伸指蘸出一点放到舌尖，像尝成绩。</w:t>
-      </w:r>
-    </w:p>
-    <w:p>
-      <w:r>
-        <w:t>摄像男生镜头发抖，仍对准她开叉与喷水的瞬间。他心里道歉，手里不松。兼职递水女孩把新针剂送上时，叶舒华已经伸出手：“第三支。别看我眼睛，看我手。”她自己扎，自己亮，自己把瘾当成可控的工具——直到工具反过来切她。</w:t>
-      </w:r>
-    </w:p>
-    <w:p>
-      <w:r>
-        <w:t>第三针后她几乎站不住，却还要整理头发。穴口合不拢，浊白外溢，滑过长腿。她靠着镜，听见走廊过膝袜踩水的声音，抬眼，看见狼狈而明亮的申有娜。</w:t>
-      </w:r>
-    </w:p>
-    <w:p>
-      <w:r>
-        <w:t>叶舒华懒懒弯了下嘴角：“来得挺慢。真迹……还剩吗？分我，也分你。”</w:t>
-      </w:r>
-    </w:p>
-    <w:p>
-      <w:r>
-        <w:t>两人隔着一片粉光对视。一个明亮崩坏，一个冷感拆封。地下场的规则在这一刻改写：不只是被吃掉的女爱豆，也是彼此确认过沉沦的共犯。</w:t>
-      </w:r>
-    </w:p>
-    <w:p>
-      <w:r>
-        <w:t>叶舒华收到匿名包裹时正在敷面膜。盒子里没有恐吓信，只有一支粉色针剂、一张地下场地图，以及一行字：你比她们冷静，所以更适合看清楚。她把面膜撕了，冷着脸笑了一下：谁规定冷静就不能被欲望咬。</w:t>
-      </w:r>
-    </w:p>
-    <w:p>
-      <w:r>
-        <w:t>叶舒华的内壁会在最深的位置突然锁紧，像有开关。龟头撞上那一点时，她眼前发白，乳尖发麻，后穴同步收缩。精液灌入的温度沿肠壁与穴壁同时扩散，涨得她小腹轻轻发硬；抽出后两口都合不拢，浊白外翻，她用裙摆去擦，擦不干净，便干脆撩得更高，让下一根看得更清楚。</w:t>
-      </w:r>
-    </w:p>
-    <w:p>
-      <w:r>
-        <w:t>场边还有个负责递水的女孩兼职——她不是明星，只是被钱买来的手。她看见针剂亮光时会躲，却又偷看。她想回家，想洗手，想把耳朵里的呻吟洗掉；可她仍把新的毛巾递出去，因为不递，今晚的工钱就没了。配角的屈辱很安静，安静得刚好衬托台上的浪。</w:t>
-      </w:r>
-    </w:p>
-    <w:p>
-      <w:r>
-        <w:t>她穿黑吊带长裙去赴约，开叉到大腿根。走路时布料摩擦腿侧，发出细微声响。司机不敢看后视镜，她却大大方方看窗外夜色，心想：要是真迹是假的，她就当散步；要是真的——她摸了摸手袋里的第二支空管样品——那就当面拆穿，或者，当面试试。</w:t>
-      </w:r>
-    </w:p>
-    <w:p>
-      <w:r>
-        <w:t>叶舒华的内壁会在最深的位置突然锁紧，像有开关。龟头撞上那一点时，她眼前发白，乳尖发麻，后穴同步收缩。精液灌入的温度沿肠壁与穴壁同时扩散，涨得她小腹轻轻发硬；抽出后两口都合不拢，浊白外翻，她用裙摆去擦，擦不干净，便干脆撩得更高，让下一根看得更清楚。</w:t>
-      </w:r>
-    </w:p>
-    <w:p>
-      <w:r>
-        <w:t>场边还有个负责递水的女孩兼职——她不是明星，只是被钱买来的手。她看见针剂亮光时会躲，却又偷看。她想回家，想洗手，想把耳朵里的呻吟洗掉；可她仍把新的毛巾递出去，因为不递，今晚的工钱就没了。配角的屈辱很安静，安静得刚好衬托台上的浪。</w:t>
-      </w:r>
-    </w:p>
-    <w:p>
-      <w:r>
-        <w:t>场地比她想的更安静。不是闹，是压着的闹。镜墙旧，把杆锈，气味却熟：汗、精、甜腥。叶舒华站在门口，裙摆被风掀起一角，露出长腿。有人认出她，起哄‘中国姐姐也来感谢季’，她只回一句：‘别叫姐姐。叫名字，或者闭嘴。’</w:t>
-      </w:r>
-    </w:p>
-    <w:p>
-      <w:r>
-        <w:t>叶舒华的内壁会在最深的位置突然锁紧，像有开关。龟头撞上那一点时，她眼前发白，乳尖发麻，后穴同步收缩。精液灌入的温度沿肠壁与穴壁同时扩散，涨得她小腹轻轻发硬；抽出后两口都合不拢，浊白外翻，她用裙摆去擦，擦不干净，便干脆撩得更高，让下一根看得更清楚。</w:t>
-      </w:r>
-    </w:p>
-    <w:p>
-      <w:r>
-        <w:t>场边还有个负责递水的女孩兼职——她不是明星，只是被钱买来的手。她看见针剂亮光时会躲，却又偷看。她想回家，想洗手，想把耳朵里的呻吟洗掉；可她仍把新的毛巾递出去，因为不递，今晚的工钱就没了。配角的屈辱很安静，安静得刚好衬托台上的浪。</w:t>
-      </w:r>
-    </w:p>
-    <w:p>
-      <w:r>
-        <w:t>他们给她选择：自己扎，或让别人扎。叶舒华选自己。针尖抵上腿根时她连眉都没皱，推药的动作稳定得像涂口红。真迹亮起的瞬间，她终于闭了一下眼——热意窜上腰眼，阴唇迅速充血，阴蒂发痒，穴里突然空虚得发疼。冷感被从内部撬开，露出湿润的芯。</w:t>
-      </w:r>
-    </w:p>
-    <w:p>
-      <w:r>
-        <w:t>叶舒华的内壁会在最深的位置突然锁紧，像有开关。龟头撞上那一点时，她眼前发白，乳尖发麻，后穴同步收缩。精液灌入的温度沿肠壁与穴壁同时扩散，涨得她小腹轻轻发硬；抽出后两口都合不拢，浊白外翻，她用裙摆去擦，擦不干净，便干脆撩得更高，让下一根看得更清楚。</w:t>
-      </w:r>
-    </w:p>
-    <w:p>
-      <w:r>
-        <w:t>场边还有个负责递水的女孩兼职——她不是明星，只是被钱买来的手。她看见针剂亮光时会躲，却又偷看。她想回家，想洗手，想把耳朵里的呻吟洗掉；可她仍把新的毛巾递出去，因为不递，今晚的工钱就没了。配角的屈辱很安静，安静得刚好衬托台上的浪。</w:t>
-      </w:r>
-    </w:p>
-    <w:p>
-      <w:r>
-        <w:t>进入她时，黑裙被撩到腰间，吊带滑落一边肩膀，乳房露出，乳尖颜色偏深，硬得发亮。性器挤进湿热穴道，她轻哼一声，内壁立刻缠上来，又紧又会吸。她双腿缠上对方的腰，开叉裙变成最方便的道具。抽插的水声黏而密，她偏头看镜子，看自己被顶得乳房轻晃，眼神却仍试图保持淡。</w:t>
-      </w:r>
-    </w:p>
-    <w:p>
-      <w:r>
-        <w:t>叶舒华的内壁会在最深的位置突然锁紧，像有开关。龟头撞上那一点时，她眼前发白，乳尖发麻，后穴同步收缩。精液灌入的温度沿肠壁与穴壁同时扩散，涨得她小腹轻轻发硬；抽出后两口都合不拢，浊白外翻，她用裙摆去擦，擦不干净，便干脆撩得更高，让下一根看得更清楚。</w:t>
-      </w:r>
-    </w:p>
-    <w:p>
-      <w:r>
-        <w:t>场边还有个负责递水的女孩兼职——她不是明星，只是被钱买来的手。她看见针剂亮光时会躲，却又偷看。她想回家，想洗手，想把耳朵里的呻吟洗掉；可她仍把新的毛巾递出去，因为不递，今晚的工钱就没了。配角的屈辱很安静，安静得刚好衬托台上的浪。</w:t>
-      </w:r>
-    </w:p>
-    <w:p>
-      <w:r>
-        <w:t>淡维持了不到三分钟。敏感点被连续碾过时，她咬住下唇，还是泄出绵长的呻吟。潮液喷出，浇在结合处，黑裙内侧深湿。她骂了一句脏话，中文的，又补一句韩语的，然后伸手把人拉近，主动吻上去——懒感消失，胜负欲抬头：既然来了，就要爽到自己满意。</w:t>
-      </w:r>
-    </w:p>
-    <w:p>
-      <w:r>
-        <w:t>叶舒华的内壁会在最深的位置突然锁紧，像有开关。龟头撞上那一点时，她眼前发白，乳尖发麻，后穴同步收缩。精液灌入的温度沿肠壁与穴壁同时扩散，涨得她小腹轻轻发硬；抽出后两口都合不拢，浊白外翻，她用裙摆去擦，擦不干净，便干脆撩得更高，让下一根看得更清楚。</w:t>
-      </w:r>
-    </w:p>
-    <w:p>
-      <w:r>
-        <w:t>场边还有个负责递水的女孩兼职——她不是明星，只是被钱买来的手。她看见针剂亮光时会躲，却又偷看。她想回家，想洗手，想把耳朵里的呻吟洗掉；可她仍把新的毛巾递出去，因为不递，今晚的工钱就没了。配角的屈辱很安静，安静得刚好衬托台上的浪。</w:t>
-      </w:r>
-    </w:p>
-    <w:p>
-      <w:r>
-        <w:t>后穴开发时她比申有娜冷静，也因此更可怕。她自己伸手扒开，让润滑的手指进入，教对方角度：‘慢一点……对……再进……嗯……可以了……换成你。’被双入时，她仰着脖子喘气，锁骨全是汗，冷脸碎成潮红。精液灌进穴里又灌进后穴，她伸指刮出一点，抹在自己舌尖，像品尝胜负的奖品。</w:t>
-      </w:r>
-    </w:p>
-    <w:p>
-      <w:r>
-        <w:t>叶舒华的内壁会在最深的位置突然锁紧，像有开关。龟头撞上那一点时，她眼前发白，乳尖发麻，后穴同步收缩。精液灌入的温度沿肠壁与穴壁同时扩散，涨得她小腹轻轻发硬；抽出后两口都合不拢，浊白外翻，她用裙摆去擦，擦不干净，便干脆撩得更高，让下一根看得更清楚。</w:t>
-      </w:r>
-    </w:p>
-    <w:p>
-      <w:r>
-        <w:t>场边还有个负责递水的女孩兼职——她不是明星，只是被钱买来的手。她看见针剂亮光时会躲，却又偷看。她想回家，想洗手，想把耳朵里的呻吟洗掉；可她仍把新的毛巾递出去，因为不递，今晚的工钱就没了。配角的屈辱很安静，安静得刚好衬托台上的浪。</w:t>
-      </w:r>
-    </w:p>
-    <w:p>
-      <w:r>
-        <w:t>配角是个负责摄像的瘦男生。他镜头对准叶舒华的开叉与潮吹，手却抖。他想：这张脸就算模糊处理，气质也锋利得能割人。他调低曝光，想留住‘冷感被操开’的对比，又在心里道歉——道歉很廉价，廉价到不影响他按下录制键。</w:t>
-      </w:r>
-    </w:p>
-    <w:p>
-      <w:r>
-        <w:t>叶舒华的内壁会在最深的位置突然锁紧，像有开关。龟头撞上那一点时，她眼前发白，乳尖发麻，后穴同步收缩。精液灌入的温度沿肠壁与穴壁同时扩散，涨得她小腹轻轻发硬；抽出后两口都合不拢，浊白外翻，她用裙摆去擦，擦不干净，便干脆撩得更高，让下一根看得更清楚。</w:t>
-      </w:r>
-    </w:p>
-    <w:p>
-      <w:r>
-        <w:t>场边还有个负责递水的女孩兼职——她不是明星，只是被钱买来的手。她看见针剂亮光时会躲，却又偷看。她想回家，想洗手，想把耳朵里的呻吟洗掉；可她仍把新的毛巾递出去，因为不递，今晚的工钱就没了。配角的屈辱很安静，安静得刚好衬托台上的浪。</w:t>
-      </w:r>
-    </w:p>
-    <w:p>
-      <w:r>
-        <w:t>第二针、第三针她都自己要。瘾来得不像崩坏，像计算：亮一次，阈值就深一寸；再亮一次，就能更会吸、更会喷、更能把人绞射。她把金冬天与柳智敏的传闻、雪允的直播、雨琦的孕肚影像在脑内排成时间线，然后得出结论——这不是散乱的丑闻，是系统。而她正主动走进系统的齿轮。</w:t>
-      </w:r>
-    </w:p>
-    <w:p>
-      <w:r>
-        <w:t>叶舒华的内壁会在最深的位置突然锁紧，像有开关。龟头撞上那一点时，她眼前发白，乳尖发麻，后穴同步收缩。精液灌入的温度沿肠壁与穴壁同时扩散，涨得她小腹轻轻发硬；抽出后两口都合不拢，浊白外翻，她用裙摆去擦，擦不干净，便干脆撩得更高，让下一根看得更清楚。</w:t>
-      </w:r>
-    </w:p>
-    <w:p>
-      <w:r>
-        <w:t>场边还有个负责递水的女孩兼职——她不是明星，只是被钱买来的手。她看见针剂亮光时会躲，却又偷看。她想回家，想洗手，想把耳朵里的呻吟洗掉；可她仍把新的毛巾递出去，因为不递，今晚的工钱就没了。配角的屈辱很安静，安静得刚好衬托台上的浪。</w:t>
-      </w:r>
-    </w:p>
-    <w:p>
-      <w:r>
-        <w:t>章末她听见走廊有过膝袜踩水的声音。申有娜。叶舒华靠在镜边整理吊带，腿间还在往下淌白浊，却抬手理了理头发，恢复那点懒洋洋的锋利：‘来得挺慢。真迹……还剩吗？分我，也分你。’两人对视，明亮与冷感在粉光里对上，故事从此不再只有受害，也有共犯式的互相看见。</w:t>
-      </w:r>
-    </w:p>
-    <w:p>
-      <w:r>
-        <w:t>叶舒华的内壁会在最深的位置突然锁紧，像有开关。龟头撞上那一点时，她眼前发白，乳尖发麻，后穴同步收缩。精液灌入的温度沿肠壁与穴壁同时扩散，涨得她小腹轻轻发硬；抽出后两口都合不拢，浊白外翻，她用裙摆去擦，擦不干净，便干脆撩得更高，让下一根看得更清楚。</w:t>
-      </w:r>
-    </w:p>
-    <w:p>
-      <w:r>
-        <w:t>场边还有个负责递水的女孩兼职——她不是明星，只是被钱买来的手。她看见针剂亮光时会躲，却又偷看。她想回家，想洗手，想把耳朵里的呻吟洗掉；可她仍把新的毛巾递出去，因为不递，今晚的工钱就没了。配角的屈辱很安静，安静得刚好衬托台上的浪。</w:t>
-      </w:r>
-    </w:p>
-    <w:p>
-      <w:r>
-        <w:t>叶舒华收到匿名包裹时正在敷面膜。盒子里没有恐吓信，只有一支粉色针剂、一张地下场地图，以及一行字：你比她们冷静，所以更适合看清楚。她把面膜撕了，冷着脸笑了一下：谁规定冷静就不能被欲望咬。</w:t>
-      </w:r>
-    </w:p>
-    <w:p>
-      <w:r>
-        <w:t>叶舒华的内壁会在最深的位置突然锁紧，像有开关。龟头撞上那一点时，她眼前发白，乳尖发麻，后穴同步收缩。精液灌入的温度沿肠壁与穴壁同时扩散，涨得她小腹轻轻发硬；抽出后两口都合不拢，浊白外翻，她用裙摆去擦，擦不干净，便干脆撩得更高，让下一根看得更清楚。</w:t>
-      </w:r>
-    </w:p>
-    <w:p>
-      <w:r>
-        <w:t>场边还有个负责递水的女孩兼职——她不是明星，只是被钱买来的手。她看见针剂亮光时会躲，却又偷看。她想回家，想洗手，想把耳朵里的呻吟洗掉；可她仍把新的毛巾递出去，因为不递，今晚的工钱就没了。配角的屈辱很安静，安静得刚好衬托台上的浪。</w:t>
-      </w:r>
-    </w:p>
-    <w:p>
-      <w:r>
-        <w:t>她穿黑吊带长裙去赴约，开叉到大腿根。走路时布料摩擦腿侧，发出细微声响。司机不敢看后视镜，她却大大方方看窗外夜色，心想：要是真迹是假的，她就当散步；要是真的——她摸了摸手袋里的第二支空管样品——那就当面拆穿，或者，当面试试。</w:t>
-      </w:r>
-    </w:p>
-    <w:p>
-      <w:r>
-        <w:t>叶舒华的内壁会在最深的位置突然锁紧，像有开关。龟头撞上那一点时，她眼前发白，乳尖发麻，后穴同步收缩。精液灌入的温度沿肠壁与穴壁同时扩散，涨得她小腹轻轻发硬；抽出后两口都合不拢，浊白外翻，她用裙摆去擦，擦不干净，便干脆撩得更高，让下一根看得更清楚。</w:t>
-      </w:r>
-    </w:p>
-    <w:p>
-      <w:r>
-        <w:t>场边还有个负责递水的女孩兼职——她不是明星，只是被钱买来的手。她看见针剂亮光时会躲，却又偷看。她想回家，想洗手，想把耳朵里的呻吟洗掉；可她仍把新的毛巾递出去，因为不递，今晚的工钱就没了。配角的屈辱很安静，安静得刚好衬托台上的浪。</w:t>
-      </w:r>
-    </w:p>
-    <w:p>
-      <w:r>
-        <w:t>场地比她想的更安静。不是闹，是压着的闹。镜墙旧，把杆锈，气味却熟：汗、精、甜腥。叶舒华站在门口，裙摆被风掀起一角，露出长腿。有人认出她，起哄‘中国姐姐也来感谢季’，她只回一句：‘别叫姐姐。叫名字，或者闭嘴。’</w:t>
-      </w:r>
-    </w:p>
-    <w:p>
-      <w:r>
-        <w:t>叶舒华的内壁会在最深的位置突然锁紧，像有开关。龟头撞上那一点时，她眼前发白，乳尖发麻，后穴同步收缩。精液灌入的温度沿肠壁与穴壁同时扩散，涨得她小腹轻轻发硬；抽出后两口都合不拢，浊白外翻，她用裙摆去擦，擦不干净，便干脆撩得更高，让下一根看得更清楚。</w:t>
-      </w:r>
-    </w:p>
-    <w:p>
-      <w:r>
-        <w:t>场边还有个负责递水的女孩兼职——她不是明星，只是被钱买来的手。她看见针剂亮光时会躲，却又偷看。她想回家，想洗手，想把耳朵里的呻吟洗掉；可她仍把新的毛巾递出去，因为不递，今晚的工钱就没了。配角的屈辱很安静，安静得刚好衬托台上的浪。</w:t>
-      </w:r>
-    </w:p>
-    <w:p>
-      <w:r>
-        <w:t>他们给她选择：自己扎，或让别人扎。叶舒华选自己。针尖抵上腿根时她连眉都没皱，推药的动作稳定得像涂口红。真迹亮起的瞬间，她终于闭了一下眼——热意窜上腰眼，阴唇迅速充血，阴蒂发痒，穴里突然空虚得发疼。冷感被从内部撬开，露出湿润的芯。</w:t>
-      </w:r>
-    </w:p>
-    <w:p>
-      <w:r>
-        <w:t>叶舒华的内壁会在最深的位置突然锁紧，像有开关。龟头撞上那一点时，她眼前发白，乳尖发麻，后穴同步收缩。精液灌入的温度沿肠壁与穴壁同时扩散，涨得她小腹轻轻发硬；抽出后两口都合不拢，浊白外翻，她用裙摆去擦，擦不干净，便干脆撩得更高，让下一根看得更清楚。</w:t>
-      </w:r>
-    </w:p>
-    <w:p>
-      <w:r>
-        <w:t>场边还有个负责递水的女孩兼职——她不是明星，只是被钱买来的手。她看见针剂亮光时会躲，却又偷看。她想回家，想洗手，想把耳朵里的呻吟洗掉；可她仍把新的毛巾递出去，因为不递，今晚的工钱就没了。配角的屈辱很安静，安静得刚好衬托台上的浪。</w:t>
-      </w:r>
-    </w:p>
-    <w:p>
-      <w:r>
-        <w:t>进入她时，黑裙被撩到腰间，吊带滑落一边肩膀，乳房露出，乳尖颜色偏深，硬得发亮。性器挤进湿热穴道，她轻哼一声，内壁立刻缠上来，又紧又会吸。她双腿缠上对方的腰，开叉裙变成最方便的道具。抽插的水声黏而密，她偏头看镜子，看自己被顶得乳房轻晃，眼神却仍试图保持淡。</w:t>
-      </w:r>
-    </w:p>
-    <w:p>
-      <w:r>
-        <w:t>叶舒华的内壁会在最深的位置突然锁紧，像有开关。龟头撞上那一点时，她眼前发白，乳尖发麻，后穴同步收缩。精液灌入的温度沿肠壁与穴壁同时扩散，涨得她小腹轻轻发硬；抽出后两口都合不拢，浊白外翻，她用裙摆去擦，擦不干净，便干脆撩得更高，让下一根看得更清楚。</w:t>
-      </w:r>
-    </w:p>
-    <w:p>
-      <w:r>
-        <w:t>场边还有个负责递水的女孩兼职——她不是明星，只是被钱买来的手。她看见针剂亮光时会躲，却又偷看。她想回家，想洗手，想把耳朵里的呻吟洗掉；可她仍把新的毛巾递出去，因为不递，今晚的工钱就没了。配角的屈辱很安静，安静得刚好衬托台上的浪。</w:t>
-      </w:r>
-    </w:p>
-    <w:p>
-      <w:r>
-        <w:t>淡维持了不到三分钟。敏感点被连续碾过时，她咬住下唇，还是泄出绵长的呻吟。潮液喷出，浇在结合处，黑裙内侧深湿。她骂了一句脏话，中文的，又补一句韩语的，然后伸手把人拉近，主动吻上去——懒感消失，胜负欲抬头：既然来了，就要爽到自己满意。</w:t>
-      </w:r>
-    </w:p>
-    <w:p>
-      <w:r>
-        <w:t>叶舒华的内壁会在最深的位置突然锁紧，像有开关。龟头撞上那一点时，她眼前发白，乳尖发麻，后穴同步收缩。精液灌入的温度沿肠壁与穴壁同时扩散，涨得她小腹轻轻发硬；抽出后两口都合不拢，浊白外翻，她用裙摆去擦，擦不干净，便干脆撩得更高，让下一根看得更清楚。</w:t>
-      </w:r>
-    </w:p>
-    <w:p>
-      <w:r>
-        <w:t>场边还有个负责递水的女孩兼职——她不是明星，只是被钱买来的手。她看见针剂亮光时会躲，却又偷看。她想回家，想洗手，想把耳朵里的呻吟洗掉；可她仍把新的毛巾递出去，因为不递，今晚的工钱就没了。配角的屈辱很安静，安静得刚好衬托台上的浪。</w:t>
-      </w:r>
-    </w:p>
-    <w:p>
-      <w:r>
-        <w:t>后穴开发时她比申有娜冷静，也因此更可怕。她自己伸手扒开，让润滑的手指进入，教对方角度：‘慢一点……对……再进……嗯……可以了……换成你。’被双入时，她仰着脖子喘气，锁骨全是汗，冷脸碎成潮红。精液灌进穴里又灌进后穴，她伸指刮出一点，抹在自己舌尖，像品尝胜负的奖品。</w:t>
-      </w:r>
-    </w:p>
-    <w:p>
-      <w:r>
-        <w:t>叶舒华的内壁会在最深的位置突然锁紧，像有开关。龟头撞上那一点时，她眼前发白，乳尖发麻，后穴同步收缩。精液灌入的温度沿肠壁与穴壁同时扩散，涨得她小腹轻轻发硬；抽出后两口都合不拢，浊白外翻，她用裙摆去擦，擦不干净，便干脆撩得更高，让下一根看得更清楚。</w:t>
-      </w:r>
-    </w:p>
-    <w:p>
-      <w:r>
-        <w:t>场边还有个负责递水的女孩兼职——她不是明星，只是被钱买来的手。她看见针剂亮光时会躲，却又偷看。她想回家，想洗手，想把耳朵里的呻吟洗掉；可她仍把新的毛巾递出去，因为不递，今晚的工钱就没了。配角的屈辱很安静，安静得刚好衬托台上的浪。</w:t>
-      </w:r>
-    </w:p>
-    <w:p>
-      <w:r>
-        <w:t>配角是个负责摄像的瘦男生。他镜头对准叶舒华的开叉与潮吹，手却抖。他想：这张脸就算模糊处理，气质也锋利得能割人。他调低曝光，想留住‘冷感被操开’的对比，又在心里道歉——道歉很廉价，廉价到不影响他按下录制键。</w:t>
-      </w:r>
-    </w:p>
-    <w:p>
-      <w:r>
-        <w:t>叶舒华的内壁会在最深的位置突然锁紧，像有开关。龟头撞上那一点时，她眼前发白，乳尖发麻，后穴同步收缩。精液灌入的温度沿肠壁与穴壁同时扩散，涨得她小腹轻轻发硬；抽出后两口都合不拢，浊白外翻，她用裙摆去擦，擦不干净，便干脆撩得更高，让下一根看得更清楚。</w:t>
-      </w:r>
-    </w:p>
-    <w:p>
-      <w:r>
-        <w:t>场边还有个负责递水的女孩兼职——她不是明星，只是被钱买来的手。她看见针剂亮光时会躲，却又偷看。她想回家，想洗手，想把耳朵里的呻吟洗掉；可她仍把新的毛巾递出去，因为不递，今晚的工钱就没了。配角的屈辱很安静，安静得刚好衬托台上的浪。</w:t>
-      </w:r>
-    </w:p>
-    <w:p>
-      <w:r>
-        <w:t>第二针、第三针她都自己要。瘾来得不像崩坏，像计算：亮一次，阈值就深一寸；再亮一次，就能更会吸、更会喷、更能把人绞射。她把金冬天与柳智敏的传闻、雪允的直播、雨琦的孕肚影像在脑内排成时间线，然后得出结论——这不是散乱的丑闻，是系统。而她正主动走进系统的齿轮。</w:t>
-      </w:r>
-    </w:p>
-    <w:p>
-      <w:r>
-        <w:t>叶舒华的内壁会在最深的位置突然锁紧，像有开关。龟头撞上那一点时，她眼前发白，乳尖发麻，后穴同步收缩。精液灌入的温度沿肠壁与穴壁同时扩散，涨得她小腹轻轻发硬；抽出后两口都合不拢，浊白外翻，她用裙摆去擦，擦不干净，便干脆撩得更高，让下一根看得更清楚。</w:t>
-      </w:r>
-    </w:p>
-    <w:p>
-      <w:r>
-        <w:t>场边还有个负责递水的女孩兼职——她不是明星，只是被钱买来的手。她看见针剂亮光时会躲，却又偷看。她想回家，想洗手，想把耳朵里的呻吟洗掉；可她仍把新的毛巾递出去，因为不递，今晚的工钱就没了。配角的屈辱很安静，安静得刚好衬托台上的浪。</w:t>
-      </w:r>
-    </w:p>
-    <w:p>
-      <w:r>
-        <w:t>章末她听见走廊有过膝袜踩水的声音。申有娜。叶舒华靠在镜边整理吊带，腿间还在往下淌白浊，却抬手理了理头发，恢复那点懒洋洋的锋利：‘来得挺慢。真迹……还剩吗？分我，也分你。’两人对视，明亮与冷感在粉光里对上，故事从此不再只有受害，也有共犯式的互相看见。</w:t>
-      </w:r>
-    </w:p>
-    <w:p>
-      <w:r>
-        <w:t>叶舒华的内壁会在最深的位置突然锁紧，像有开关。龟头撞上那一点时，她眼前发白，乳尖发麻，后穴同步收缩。精液灌入的温度沿肠壁与穴壁同时扩散，涨得她小腹轻轻发硬；抽出后两口都合不拢，浊白外翻，她用裙摆去擦，擦不干净，便干脆撩得更高，让下一根看得更清楚。</w:t>
-      </w:r>
-    </w:p>
-    <w:p>
-      <w:r>
-        <w:t>场边还有个负责递水的女孩兼职——她不是明星，只是被钱买来的手。她看见针剂亮光时会躲，却又偷看。她想回家，想洗手，想把耳朵里的呻吟洗掉；可她仍把新的毛巾递出去，因为不递，今晚的工钱就没了。配角的屈辱很安静，安静得刚好衬托台上的浪。</w:t>
-      </w:r>
-    </w:p>
-    <w:p>
-      <w:r>
-        <w:t>叶舒华收到匿名包裹时正在敷面膜。盒子里没有恐吓信，只有一支粉色针剂、一张地下场地图，以及一行字：你比她们冷静，所以更适合看清楚。她把面膜撕了，冷着脸笑了一下：谁规定冷静就不能被欲望咬。</w:t>
-      </w:r>
-    </w:p>
-    <w:p>
-      <w:r>
-        <w:t>叶舒华的内壁会在最深的位置突然锁紧，像有开关。龟头撞上那一点时，她眼前发白，乳尖发麻，后穴同步收缩。精液灌入的温度沿肠壁与穴壁同时扩散，涨得她小腹轻轻发硬；抽出后两口都合不拢，浊白外翻，她用裙摆去擦，擦不干净，便干脆撩得更高，让下一根看得更清楚。</w:t>
-      </w:r>
-    </w:p>
-    <w:p>
-      <w:r>
-        <w:t>场边还有个负责递水的女孩兼职——她不是明星，只是被钱买来的手。她看见针剂亮光时会躲，却又偷看。她想回家，想洗手，想把耳朵里的呻吟洗掉；可她仍把新的毛巾递出去，因为不递，今晚的工钱就没了。配角的屈辱很安静，安静得刚好衬托台上的浪。</w:t>
-      </w:r>
-    </w:p>
-    <w:p>
-      <w:r>
-        <w:t>她穿黑吊带长裙去赴约，开叉到大腿根。走路时布料摩擦腿侧，发出细微声响。司机不敢看后视镜，她却大大方方看窗外夜色，心想：要是真迹是假的，她就当散步；要是真的——她摸了摸手袋里的第二支空管样品——那就当面拆穿，或者，当面试试。</w:t>
-      </w:r>
-    </w:p>
-    <w:p>
-      <w:r>
-        <w:t>叶舒华的内壁会在最深的位置突然锁紧，像有开关。龟头撞上那一点时，她眼前发白，乳尖发麻，后穴同步收缩。精液灌入的温度沿肠壁与穴壁同时扩散，涨得她小腹轻轻发硬；抽出后两口都合不拢，浊白外翻，她用裙摆去擦，擦不干净，便干脆撩得更高，让下一根看得更清楚。</w:t>
-      </w:r>
-    </w:p>
-    <w:p>
-      <w:r>
-        <w:t>场边还有个负责递水的女孩兼职——她不是明星，只是被钱买来的手。她看见针剂亮光时会躲，却又偷看。她想回家，想洗手，想把耳朵里的呻吟洗掉；可她仍把新的毛巾递出去，因为不递，今晚的工钱就没了。配角的屈辱很安静，安静得刚好衬托台上的浪。</w:t>
-      </w:r>
-    </w:p>
-    <w:p>
-      <w:r>
-        <w:t>场地比她想的更安静。不是闹，是压着的闹。镜墙旧，把杆锈，气味却熟：汗、精、甜腥。叶舒华站在门口，裙摆被风掀起一角，露出长腿。有人认出她，起哄‘中国姐姐也来感谢季’，她只回一句：‘别叫姐姐。叫名字，或者闭嘴。’</w:t>
-      </w:r>
-    </w:p>
-    <w:p>
-      <w:r>
-        <w:t>叶舒华的内壁会在最深的位置突然锁紧，像有开关。龟头撞上那一点时，她眼前发白，乳尖发麻，后穴同步收缩。精液灌入的温度沿肠壁与穴壁同时扩散，涨得她小腹轻轻发硬；抽出后两口都合不拢，浊白外翻，她用裙摆去擦，擦不干净，便干脆撩得更高，让下一根看得更清楚。</w:t>
-      </w:r>
-    </w:p>
-    <w:p>
-      <w:r>
-        <w:t>场边还有个负责递水的女孩兼职——她不是明星，只是被钱买来的手。她看见针剂亮光时会躲，却又偷看。她想回家，想洗手，想把耳朵里的呻吟洗掉；可她仍把新的毛巾递出去，因为不递，今晚的工钱就没了。配角的屈辱很安静，安静得刚好衬托台上的浪。</w:t>
-      </w:r>
-    </w:p>
-    <w:p>
-      <w:r>
-        <w:t>他们给她选择：自己扎，或让别人扎。叶舒华选自己。针尖抵上腿根时她连眉都没皱，推药的动作稳定得像涂口红。真迹亮起的瞬间，她终于闭了一下眼——热意窜上腰眼，阴唇迅速充血，阴蒂发痒，穴里突然空虚得发疼。冷感被从内部撬开，露出湿润的芯。</w:t>
-      </w:r>
-    </w:p>
-    <w:p>
-      <w:r>
-        <w:t>叶舒华的内壁会在最深的位置突然锁紧，像有开关。龟头撞上那一点时，她眼前发白，乳尖发麻，后穴同步收缩。精液灌入的温度沿肠壁与穴壁同时扩散，涨得她小腹轻轻发硬；抽出后两口都合不拢，浊白外翻，她用裙摆去擦，擦不干净，便干脆撩得更高，让下一根看得更清楚。</w:t>
-      </w:r>
-    </w:p>
-    <w:p>
-      <w:r>
-        <w:t>场边还有个负责递水的女孩兼职——她不是明星，只是被钱买来的手。她看见针剂亮光时会躲，却又偷看。她想回家，想洗手，想把耳朵里的呻吟洗掉；可她仍把新的毛巾递出去，因为不递，今晚的工钱就没了。配角的屈辱很安静，安静得刚好衬托台上的浪。</w:t>
-      </w:r>
-    </w:p>
-    <w:p>
-      <w:r>
-        <w:t>进入她时，黑裙被撩到腰间，吊带滑落一边肩膀，乳房露出，乳尖颜色偏深，硬得发亮。性器挤进湿热穴道，她轻哼一声，内壁立刻缠上来，又紧又会吸。她双腿缠上对方的腰，开叉裙变成最方便的道具。抽插的水声黏而密，她偏头看镜子，看自己被顶得乳房轻晃，眼神却仍试图保持淡。</w:t>
-      </w:r>
-    </w:p>
-    <w:p>
-      <w:r>
-        <w:t>叶舒华的内壁会在最深的位置突然锁紧，像有开关。龟头撞上那一点时，她眼前发白，乳尖发麻，后穴同步收缩。精液灌入的温度沿肠壁与穴壁同时扩散，涨得她小腹轻轻发硬；抽出后两口都合不拢，浊白外翻，她用裙摆去擦，擦不干净，便干脆撩得更高，让下一根看得更清楚。</w:t>
-      </w:r>
-    </w:p>
-    <w:p>
-      <w:r>
-        <w:t>场边还有个负责递水的女孩兼职——她不是明星，只是被钱买来的手。她看见针剂亮光时会躲，却又偷看。她想回家，想洗手，想把耳朵里的呻吟洗掉；可她仍把新的毛巾递出去，因为不递，今晚的工钱就没了。配角的屈辱很安静，安静得刚好衬托台上的浪。</w:t>
-      </w:r>
-    </w:p>
-    <w:p>
-      <w:r>
-        <w:t>淡维持了不到三分钟。敏感点被连续碾过时，她咬住下唇，还是泄出绵长的呻吟。潮液喷出，浇在结合处，黑裙内侧深湿。她骂了一句脏话，中文的，又补一句韩语的，然后伸手把人拉近，主动吻上去——懒感消失，胜负欲抬头：既然来了，就要爽到自己满意。</w:t>
-      </w:r>
-    </w:p>
-    <w:p>
-      <w:r>
-        <w:t>叶舒华的内壁会在最深的位置突然锁紧，像有开关。龟头撞上那一点时，她眼前发白，乳尖发麻，后穴同步收缩。精液灌入的温度沿肠壁与穴壁同时扩散，涨得她小腹轻轻发硬；抽出后两口都合不拢，浊白外翻，她用裙摆去擦，擦不干净，便干脆撩得更高，让下一根看得更清楚。</w:t>
-      </w:r>
-    </w:p>
-    <w:p>
-      <w:r>
-        <w:t>场边还有个负责递水的女孩兼职——她不是明星，只是被钱买来的手。她看见针剂亮光时会躲，却又偷看。她想回家，想洗手，想把耳朵里的呻吟洗掉；可她仍把新的毛巾递出去，因为不递，今晚的工钱就没了。配角的屈辱很安静，安静得刚好衬托台上的浪。</w:t>
-      </w:r>
-    </w:p>
-    <w:p>
-      <w:r>
-        <w:t>后穴开发时她比申有娜冷静，也因此更可怕。她自己伸手扒开，让润滑的手指进入，教对方角度：‘慢一点……对……再进……嗯……可以了……换成你。’被双入时，她仰着脖子喘气，锁骨全是汗，冷脸碎成潮红。精液灌进穴里又灌进后穴，她伸指刮出一点，抹在自己舌尖，像品尝胜负的奖品。</w:t>
-      </w:r>
-    </w:p>
-    <w:p>
-      <w:r>
-        <w:t>叶舒华的内壁会在最深的位置突然锁紧，像有开关。龟头撞上那一点时，她眼前发白，乳尖发麻，后穴同步收缩。精液灌入的温度沿肠壁与穴壁同时扩散，涨得她小腹轻轻发硬；抽出后两口都合不拢，浊白外翻，她用裙摆去擦，擦不干净，便干脆撩得更高，让下一根看得更清楚。</w:t>
-      </w:r>
-    </w:p>
-    <w:p>
-      <w:r>
-        <w:t>场边还有个负责递水的女孩兼职——她不是明星，只是被钱买来的手。她看见针剂亮光时会躲，却又偷看。她想回家，想洗手，想把耳朵里的呻吟洗掉；可她仍把新的毛巾递出去，因为不递，今晚的工钱就没了。配角的屈辱很安静，安静得刚好衬托台上的浪。</w:t>
-      </w:r>
-    </w:p>
-    <w:p>
-      <w:r>
-        <w:t>配角是个负责摄像的瘦男生。他镜头对准叶舒华的开叉与潮吹，手却抖。他想：这张脸就算模糊处理，气质也锋利得能割人。他调低曝光，想留住‘冷感被操开’的对比，又在心里道歉——道歉很廉价，廉价到不影响他按下录制键。</w:t>
-      </w:r>
-    </w:p>
-    <w:p>
-      <w:r>
-        <w:t>叶舒华的内壁会在最深的位置突然锁紧，像有开关。龟头撞上那一点时，她眼前发白，乳尖发麻，后穴同步收缩。精液灌入的温度沿肠壁与穴壁同时扩散，涨得她小腹轻轻发硬；抽出后两口都合不拢，浊白外翻，她用裙摆去擦，擦不干净，便干脆撩得更高，让下一根看得更清楚。</w:t>
-      </w:r>
-    </w:p>
-    <w:p>
-      <w:r>
-        <w:t>场边还有个负责递水的女孩兼职——她不是明星，只是被钱买来的手。她看见针剂亮光时会躲，却又偷看。她想回家，想洗手，想把耳朵里的呻吟洗掉；可她仍把新的毛巾递出去，因为不递，今晚的工钱就没了。配角的屈辱很安静，安静得刚好衬托台上的浪。</w:t>
-      </w:r>
-    </w:p>
-    <w:p>
-      <w:r>
-        <w:t>第二针、第三针她都自己要。瘾来得不像崩坏，像计算：亮一次，阈值就深一寸；再亮一次，就能更会吸、更会喷、更能把人绞射。她把金冬天与柳智敏的传闻、雪允的直播、雨琦的孕肚影像在脑内排成时间线，然后得出结论——这不是散乱的丑闻，是系统。而她正主动走进系统的齿轮。</w:t>
-      </w:r>
-    </w:p>
-    <w:p>
-      <w:r>
-        <w:t>叶舒华的内壁会在最深的位置突然锁紧，像有开关。龟头撞上那一点时，她眼前发白，乳尖发麻，后穴同步收缩。精液灌入的温度沿肠壁与穴壁同时扩散，涨得她小腹轻轻发硬；抽出后两口都合不拢，浊白外翻，她用裙摆去擦，擦不干净，便干脆撩得更高，让下一根看得更清楚。</w:t>
-      </w:r>
-    </w:p>
-    <w:p>
-      <w:r>
-        <w:t>场边还有个负责递水的女孩兼职——她不是明星，只是被钱买来的手。她看见针剂亮光时会躲，却又偷看。她想回家，想洗手，想把耳朵里的呻吟洗掉；可她仍把新的毛巾递出去，因为不递，今晚的工钱就没了。配角的屈辱很安静，安静得刚好衬托台上的浪。</w:t>
-      </w:r>
-    </w:p>
-    <w:p>
-      <w:r>
-        <w:t>章末她听见走廊有过膝袜踩水的声音。申有娜。叶舒华靠在镜边整理吊带，腿间还在往下淌白浊，却抬手理了理头发，恢复那点懒洋洋的锋利：‘来得挺慢。真迹……还剩吗？分我，也分你。’两人对视，明亮与冷感在粉光里对上，故事从此不再只有受害，也有共犯式的互相看见。</w:t>
-      </w:r>
-    </w:p>
-    <w:p>
-      <w:r>
-        <w:t>叶舒华的内壁会在最深的位置突然锁紧，像有开关。龟头撞上那一点时，她眼前发白，乳尖发麻，后穴同步收缩。精液灌入的温度沿肠壁与穴壁同时扩散，涨得她小腹轻轻发硬；抽出后两口都合不拢，浊白外翻，她用裙摆去擦，擦不干净，便干脆撩得更高，让下一根看得更清楚。</w:t>
-      </w:r>
-    </w:p>
-    <w:p>
-      <w:r>
-        <w:t>场边还有个负责递水的女孩兼职——她不是明星，只是被钱买来的手。她看见针剂亮光时会躲，却又偷看。她想回家，想洗手，想把耳朵里的呻吟洗掉；可她仍把新的毛巾递出去，因为不递，今晚的工钱就没了。配角的屈辱很安静，安静得刚好衬托台上的浪。</w:t>
-      </w:r>
-    </w:p>
-    <w:p>
-      <w:r>
-        <w:t>叶舒华收到匿名包裹时正在敷面膜。盒子里没有恐吓信，只有一支粉色针剂、一张地下场地图，以及一行字：你比她们冷静，所以更适合看清楚。她把面膜撕了，冷着脸笑了一下：谁规定冷静就不能被欲望咬。</w:t>
-      </w:r>
-    </w:p>
-    <w:p>
-      <w:r>
-        <w:t>叶舒华的内壁会在最深的位置突然锁紧，像有开关。龟头撞上那一点时，她眼前发白，乳尖发麻，后穴同步收缩。精液灌入的温度沿肠壁与穴壁同时扩散，涨得她小腹轻轻发硬；抽出后两口都合不拢，浊白外翻，她用裙摆去擦，擦不干净，便干脆撩得更高，让下一根看得更清楚。</w:t>
-      </w:r>
-    </w:p>
-    <w:p>
-      <w:r>
-        <w:t>场边还有个负责递水的女孩兼职——她不是明星，只是被钱买来的手。她看见针剂亮光时会躲，却又偷看。她想回家，想洗手，想把耳朵里的呻吟洗掉；可她仍把新的毛巾递出去，因为不递，今晚的工钱就没了。配角的屈辱很安静，安静得刚好衬托台上的浪。</w:t>
-      </w:r>
-    </w:p>
-    <w:p>
-      <w:r>
-        <w:t>她穿黑吊带长裙去赴约，开叉到大腿根。走路时布料摩擦腿侧，发出细微声响。司机不敢看后视镜，她却大大方方看窗外夜色，心想：要是真迹是假的，她就当散步；要是真的——她摸了摸手袋里的第二支空管样品——那就当面拆穿，或者，当面试试。</w:t>
-      </w:r>
-    </w:p>
-    <w:p>
-      <w:r>
-        <w:t>叶舒华的内壁会在最深的位置突然锁紧，像有开关。龟头撞上那一点时，她眼前发白，乳尖发麻，后穴同步收缩。精液灌入的温度沿肠壁与穴壁同时扩散，涨得她小腹轻轻发硬；抽出后两口都合不拢，浊白外翻，她用裙摆去擦，擦不干净，便干脆撩得更高，让下一根看得更清楚。</w:t>
-      </w:r>
-    </w:p>
-    <w:p>
-      <w:r>
-        <w:t>场边还有个负责递水的女孩兼职——她不是明星，只是被钱买来的手。她看见针剂亮光时会躲，却又偷看。她想回家，想洗手，想把耳朵里的呻吟洗掉；可她仍把新的毛巾递出去，因为不递，今晚的工钱就没了。配角的屈辱很安静，安静得刚好衬托台上的浪。</w:t>
-      </w:r>
-    </w:p>
-    <w:p>
-      <w:r>
-        <w:t>场地比她想的更安静。不是闹，是压着的闹。镜墙旧，把杆锈，气味却熟：汗、精、甜腥。叶舒华站在门口，裙摆被风掀起一角，露出长腿。有人认出她，起哄‘中国姐姐也来感谢季’，她只回一句：‘别叫姐姐。叫名字，或者闭嘴。’</w:t>
-      </w:r>
-    </w:p>
-    <w:p>
-      <w:r>
-        <w:t>叶舒华的内壁会在最深的位置突然锁紧，像有开关。龟头撞上那一点时，她眼前发白，乳尖发麻，后穴同步收缩。精液灌入的温度沿肠壁与穴壁同时扩散，涨得她小腹轻轻发硬；抽出后两口都合不拢，浊白外翻，她用裙摆去擦，擦不干净，便干脆撩得更高，让下一根看得更清楚。</w:t>
-      </w:r>
-    </w:p>
-    <w:p>
-      <w:r>
-        <w:t>场边还有个负责递水的女孩兼职——她不是明星，只是被钱买来的手。她看见针剂亮光时会躲，却又偷看。她想回家，想洗手，想把耳朵里的呻吟洗掉；可她仍把新的毛巾递出去，因为不递，今晚的工钱就没了。配角的屈辱很安静，安静得刚好衬托台上的浪。</w:t>
-      </w:r>
-    </w:p>
-    <w:p>
-      <w:r>
-        <w:t>他们给她选择：自己扎，或让别人扎。叶舒华选自己。针尖抵上腿根时她连眉都没皱，推药的动作稳定得像涂口红。真迹亮起的瞬间，她终于闭了一下眼——热意窜上腰眼，阴唇迅速充血，阴蒂发痒，穴里突然空虚得发疼。冷感被从内部撬开，露出湿润的芯。</w:t>
-      </w:r>
-    </w:p>
-    <w:p>
-      <w:r>
-        <w:t>叶舒华的内壁会在最深的位置突然锁紧，像有开关。龟头撞上那一点时，她眼前发白，乳尖发麻，后穴同步收缩。精液灌入的温度沿肠壁与穴壁同时扩散，涨得她小腹轻轻发硬；抽出后两口都合不拢，浊白外翻，她用裙摆去擦，擦不干净，便干脆撩得更高，让下一根看得更清楚。</w:t>
-      </w:r>
-    </w:p>
-    <w:p>
-      <w:r>
-        <w:t>场边还有个负责递水的女孩兼职——她不是明星，只是被钱买来的手。她看见针剂亮光时会躲，却又偷看。她想回家，想洗手，想把耳朵里的呻吟洗掉；可她仍把新的毛巾递出去，因为不递，今晚的工钱就没了。配角的屈辱很安静，安静得刚好衬托台上的浪。</w:t>
-      </w:r>
-    </w:p>
-    <w:p>
-      <w:r>
-        <w:t>进入她时，黑裙被撩到腰间，吊带滑落一边肩膀，乳房露出，乳尖颜色偏深，硬得发亮。性器挤进湿热穴道，她轻哼一声，内壁立刻缠上来，又紧又会吸。她双腿缠上对方的腰，开叉裙变成最方便的道具。抽插的水声黏而密，她偏头看镜子，看自己被顶得乳房轻晃，眼神却仍试图保持淡。</w:t>
-      </w:r>
-    </w:p>
-    <w:p>
-      <w:r>
-        <w:t>叶舒华的内壁会在最深的位置突然锁紧，像有开关。龟头撞上那一点时，她眼前发白，乳尖发麻，后穴同步收缩。精液灌入的温度沿肠壁与穴壁同时扩散，涨得她小腹轻轻发硬；抽出后两口都合不拢，浊白外翻，她用裙摆去擦，擦不干净，便干脆撩得更高，让下一根看得更清楚。</w:t>
-      </w:r>
-    </w:p>
-    <w:p>
-      <w:r>
-        <w:t>场边还有个负责递水的女孩兼职——她不是明星，只是被钱买来的手。她看见针剂亮光时会躲，却又偷看。她想回家，想洗手，想把耳朵里的呻吟洗掉；可她仍把新的毛巾递出去，因为不递，今晚的工钱就没了。配角的屈辱很安静，安静得刚好衬托台上的浪。</w:t>
-      </w:r>
-    </w:p>
-    <w:p>
-      <w:r>
-        <w:t>淡维持了不到三分钟。敏感点被连续碾过时，她咬住下唇，还是泄出绵长的呻吟。潮液喷出，浇在结合处，黑裙内侧深湿。她骂了一句脏话，中文的，又补一句韩语的，然后伸手把人拉近，主动吻上去——懒感消失，胜负欲抬头：既然来了，就要爽到自己满意。</w:t>
-      </w:r>
-    </w:p>
-    <w:p>
-      <w:r>
-        <w:t>叶舒华的内壁会在最深的位置突然锁紧，像有开关。龟头撞上那一点时，她眼前发白，乳尖发麻，后穴同步收缩。精液灌入的温度沿肠壁与穴壁同时扩散，涨得她小腹轻轻发硬；抽出后两口都合不拢，浊白外翻，她用裙摆去擦，擦不干净，便干脆撩得更高，让下一根看得更清楚。</w:t>
-      </w:r>
-    </w:p>
-    <w:p>
-      <w:r>
-        <w:t>场边还有个负责递水的女孩兼职——她不是明星，只是被钱买来的手。她看见针剂亮光时会躲，却又偷看。她想回家，想洗手，想把耳朵里的呻吟洗掉；可她仍把新的毛巾递出去，因为不递，今晚的工钱就没了。配角的屈辱很安静，安静得刚好衬托台上的浪。</w:t>
-      </w:r>
-    </w:p>
-    <w:p>
-      <w:r>
-        <w:t>后穴开发时她比申有娜冷静，也因此更可怕。她自己伸手扒开，让润滑的手指进入，教对方角度：‘慢一点……对……再进……嗯……可以了……换成你。’被双入时，她仰着脖子喘气，锁骨全是汗，冷脸碎成潮红。精液灌进穴里又灌进后穴，她伸指刮出一点，抹在自己舌尖，像品尝胜负的奖品。</w:t>
-      </w:r>
-    </w:p>
-    <w:p>
-      <w:r>
-        <w:t>叶舒华的内壁会在最深的位置突然锁紧，像有开关。龟头撞上那一点时，她眼前发白，乳尖发麻，后穴同步收缩。精液灌入的温度沿肠壁与穴壁同时扩散，涨得她小腹轻轻发硬；抽出后两口都合不拢，浊白外翻，她用裙摆去擦，擦不干净，便干脆撩得更高，让下一根看得更清楚。</w:t>
-      </w:r>
-    </w:p>
-    <w:p>
-      <w:r>
-        <w:t>场边还有个负责递水的女孩兼职——她不是明星，只是被钱买来的手。她看见针剂亮光时会躲，却又偷看。她想回家，想洗手，想把耳朵里的呻吟洗掉；可她仍把新的毛巾递出去，因为不递，今晚的工钱就没了。配角的屈辱很安静，安静得刚好衬托台上的浪。</w:t>
-      </w:r>
-    </w:p>
-    <w:p>
-      <w:r>
-        <w:t>配角是个负责摄像的瘦男生。他镜头对准叶舒华的开叉与潮吹，手却抖。他想：这张脸就算模糊处理，气质也锋利得能割人。他调低曝光，想留住‘冷感被操开’的对比，又在心里道歉——道歉很廉价，廉价到不影响他按下录制键。</w:t>
-      </w:r>
-    </w:p>
-    <w:p>
-      <w:r>
-        <w:t>叶舒华的内壁会在最深的位置突然锁紧，像有开关。龟头撞上那一点时，她眼前发白，乳尖发麻，后穴同步收缩。精液灌入的温度沿肠壁与穴壁同时扩散，涨得她小腹轻轻发硬；抽出后两口都合不拢，浊白外翻，她用裙摆去擦，擦不干净，便干脆撩得更高，让下一根看得更清楚。</w:t>
-      </w:r>
-    </w:p>
-    <w:p>
-      <w:r>
-        <w:t>场边还有个负责递水的女孩兼职——她不是明星，只是被钱买来的手。她看见针剂亮光时会躲，却又偷看。她想回家，想洗手，想把耳朵里的呻吟洗掉；可她仍把新的毛巾递出去，因为不递，今晚的工钱就没了。配角的屈辱很安静，安静得刚好衬托台上的浪。</w:t>
-      </w:r>
-    </w:p>
-    <w:p>
-      <w:r>
-        <w:t>第二针、第三针她都自己要。瘾来得不像崩坏，像计算：亮一次，阈值就深一寸；再亮一次，就能更会吸、更会喷、更能把人绞射。她把金冬天与柳智敏的传闻、雪允的直播、雨琦的孕肚影像在脑内排成时间线，然后得出结论——这不是散乱的丑闻，是系统。而她正主动走进系统的齿轮。</w:t>
-      </w:r>
-    </w:p>
-    <w:p>
-      <w:r>
-        <w:t>叶舒华的内壁会在最深的位置突然锁紧，像有开关。龟头撞上那一点时，她眼前发白，乳尖发麻，后穴同步收缩。精液灌入的温度沿肠壁与穴壁同时扩散，涨得她小腹轻轻发硬；抽出后两口都合不拢，浊白外翻，她用裙摆去擦，擦不干净，便干脆撩得更高，让下一根看得更清楚。</w:t>
-      </w:r>
-    </w:p>
-    <w:p>
-      <w:r>
-        <w:t>场边还有个负责递水的女孩兼职——她不是明星，只是被钱买来的手。她看见针剂亮光时会躲，却又偷看。她想回家，想洗手，想把耳朵里的呻吟洗掉；可她仍把新的毛巾递出去，因为不递，今晚的工钱就没了。配角的屈辱很安静，安静得刚好衬托台上的浪。</w:t>
-      </w:r>
-    </w:p>
-    <w:p>
-      <w:r>
-        <w:t>章末她听见走廊有过膝袜踩水的声音。申有娜。叶舒华靠在镜边整理吊带，腿间还在往下淌白浊，却抬手理了理头发，恢复那点懒洋洋的锋利：‘来得挺慢。真迹……还剩吗？分我，也分你。’两人对视，明亮与冷感在粉光里对上，故事从此不再只有受害，也有共犯式的互相看见。</w:t>
-      </w:r>
-    </w:p>
-    <w:p>
-      <w:r>
-        <w:t>叶舒华的内壁会在最深的位置突然锁紧，像有开关。龟头撞上那一点时，她眼前发白，乳尖发麻，后穴同步收缩。精液灌入的温度沿肠壁与穴壁同时扩散，涨得她小腹轻轻发硬；抽出后两口都合不拢，浊白外翻，她用裙摆去擦，擦不干净，便干脆撩得更高，让下一根看得更清楚。</w:t>
-      </w:r>
-    </w:p>
-    <w:p>
-      <w:r>
-        <w:t>场边还有个负责递水的女孩兼职——她不是明星，只是被钱买来的手。她看见针剂亮光时会躲，却又偷看。她想回家，想洗手，想把耳朵里的呻吟洗掉；可她仍把新的毛巾递出去，因为不递，今晚的工钱就没了。配角的屈辱很安静，安静得刚好衬托台上的浪。</w:t>
-      </w:r>
-    </w:p>
-    <w:p>
-      <w:r>
-        <w:t>叶舒华收到匿名包裹时正在敷面膜。盒子里没有恐吓信，只有一支粉色针剂、一张地下场地图，以及一行字：你比她们冷静，所以更适合看清楚。她把面膜撕了，冷着脸笑了一下：谁规定冷静就不能被欲望咬。</w:t>
-      </w:r>
-    </w:p>
-    <w:p>
-      <w:r>
-        <w:t>叶舒华的内壁会在最深的位置突然锁紧，像有开关。龟头撞上那一点时，她眼前发白，乳尖发麻，后穴同步收缩。精液灌入的温度沿肠壁与穴壁同时扩散，涨得她小腹轻轻发硬；抽出后两口都合不拢，浊白外翻，她用裙摆去擦，擦不干净，便干脆撩得更高，让下一根看得更清楚。</w:t>
-      </w:r>
-    </w:p>
-    <w:p>
-      <w:r>
-        <w:t>场边还有个负责递水的女孩兼职——她不是明星，只是被钱买来的手。她看见针剂亮光时会躲，却又偷看。她想回家，想洗手，想把耳朵里的呻吟洗掉；可她仍把新的毛巾递出去，因为不递，今晚的工钱就没了。配角的屈辱很安静，安静得刚好衬托台上的浪。</w:t>
-      </w:r>
-    </w:p>
-    <w:p>
-      <w:r>
-        <w:t>她穿黑吊带长裙去赴约，开叉到大腿根。走路时布料摩擦腿侧，发出细微声响。司机不敢看后视镜，她却大大方方看窗外夜色，心想：要是真迹是假的，她就当散步；要是真的——她摸了摸手袋里的第二支空管样品——那就当面拆穿，或者，当面试试。</w:t>
-      </w:r>
-    </w:p>
-    <w:p>
-      <w:r>
-        <w:t>叶舒华的内壁会在最深的位置突然锁紧，像有开关。龟头撞上那一点时，她眼前发白，乳尖发麻，后穴同步收缩。精液灌入的温度沿肠壁与穴壁同时扩散，涨得她小腹轻轻发硬；抽出后两口都合不拢，浊白外翻，她用裙摆去擦，擦不干净，便干脆撩得更高，让下一根看得更清楚。</w:t>
-      </w:r>
-    </w:p>
-    <w:p>
-      <w:r>
-        <w:t>场边还有个负责递水的女孩兼职——她不是明星，只是被钱买来的手。她看见针剂亮光时会躲，却又偷看。她想回家，想洗手，想把耳朵里的呻吟洗掉；可她仍把新的毛巾递出去，因为不递，今晚的工钱就没了。配角的屈辱很安静，安静得刚好衬托台上的浪。</w:t>
-      </w:r>
-    </w:p>
-    <w:p>
-      <w:r>
-        <w:t>场地比她想的更安静。不是闹，是压着的闹。镜墙旧，把杆锈，气味却熟：汗、精、甜腥。叶舒华站在门口，裙摆被风掀起一角，露出长腿。有人认出她，起哄‘中国姐姐也来感谢季’，她只回一句：‘别叫姐姐。叫名字，或者闭嘴。’</w:t>
-      </w:r>
-    </w:p>
-    <w:p>
-      <w:r>
-        <w:t>叶舒华的内壁会在最深的位置突然锁紧，像有开关。龟头撞上那一点时，她眼前发白，乳尖发麻，后穴同步收缩。精液灌入的温度沿肠壁与穴壁同时扩散，涨得她小腹轻轻发硬；抽出后两口都合不拢，浊白外翻，她用裙摆去擦，擦不干净，便干脆撩得更高，让下一根看得更清楚。</w:t>
-      </w:r>
-    </w:p>
-    <w:p>
-      <w:r>
-        <w:t>场边还有个负责递水的女孩兼职——她不是明星，只是被钱买来的手。她看见针剂亮光时会躲，却又偷看。她想回家，想洗手，想把耳朵里的呻吟洗掉；可她仍把新的毛巾递出去，因为不递，今晚的工钱就没了。配角的屈辱很安静，安静得刚好衬托台上的浪。</w:t>
-      </w:r>
-    </w:p>
-    <w:p>
-      <w:r>
-        <w:t>他们给她选择：自己扎，或让别人扎。叶舒华选自己。针尖抵上腿根时她连眉都没皱，推药的动作稳定得像涂口红。真迹亮起的瞬间，她终于闭了一下眼——热意窜上腰眼，阴唇迅速充血，阴蒂发痒，穴里突然空虚得发疼。冷感被从内部撬开，露出湿润的芯。</w:t>
-      </w:r>
-    </w:p>
-    <w:p>
-      <w:r>
-        <w:t>叶舒华的内壁会在最深的位置突然锁紧，像有开关。龟头撞上那一点时，她眼前发白，乳尖发麻，后穴同步收缩。精液灌入的温度沿肠壁与穴壁同时扩散，涨得她小腹轻轻发硬；抽出后两口都合不拢，浊白外翻，她用裙摆去擦，擦不干净，便干脆撩得更高，让下一根看得更清楚。</w:t>
-      </w:r>
-    </w:p>
-    <w:p>
-      <w:r>
-        <w:t>场边还有个负责递水的女孩兼职——她不是明星，只是被钱买来的手。她看见针剂亮光时会躲，却又偷看。她想回家，想洗手，想把耳朵里的呻吟洗掉；可她仍把新的毛巾递出去，因为不递，今晚的工钱就没了。配角的屈辱很安静，安静得刚好衬托台上的浪。</w:t>
-      </w:r>
-    </w:p>
-    <w:p>
-      <w:r>
-        <w:t>进入她时，黑裙被撩到腰间，吊带滑落一边肩膀，乳房露出，乳尖颜色偏深，硬得发亮。性器挤进湿热穴道，她轻哼一声，内壁立刻缠上来，又紧又会吸。她双腿缠上对方的腰，开叉裙变成最方便的道具。抽插的水声黏而密，她偏头看镜子，看自己被顶得乳房轻晃，眼神却仍试图保持淡。</w:t>
-      </w:r>
-    </w:p>
-    <w:p>
-      <w:r>
-        <w:t>叶舒华的内壁会在最深的位置突然锁紧，像有开关。龟头撞上那一点时，她眼前发白，乳尖发麻，后穴同步收缩。精液灌入的温度沿肠壁与穴壁同时扩散，涨得她小腹轻轻发硬；抽出后两口都合不拢，浊白外翻，她用裙摆去擦，擦不干净，便干脆撩得更高，让下一根看得更清楚。</w:t>
-      </w:r>
-    </w:p>
-    <w:p>
-      <w:r>
-        <w:t>场边还有个负责递水的女孩兼职——她不是明星，只是被钱买来的手。她看见针剂亮光时会躲，却又偷看。她想回家，想洗手，想把耳朵里的呻吟洗掉；可她仍把新的毛巾递出去，因为不递，今晚的工钱就没了。配角的屈辱很安静，安静得刚好衬托台上的浪。</w:t>
-      </w:r>
-    </w:p>
-    <w:p>
-      <w:r>
-        <w:t>淡维持了不到三分钟。敏感点被连续碾过时，她咬住下唇，还是泄出绵长的呻吟。潮液喷出，浇在结合处，黑裙内侧深湿。她骂了一句脏话，中文的，又补一句韩语的，然后伸手把人拉近，主动吻上去——懒感消失，胜负欲抬头：既然来了，就要爽到自己满意。</w:t>
-      </w:r>
-    </w:p>
-    <w:p>
-      <w:r>
-        <w:t>叶舒华的内壁会在最深的位置突然锁紧，像有开关。龟头撞上那一点时，她眼前发白，乳尖发麻，后穴同步收缩。精液灌入的温度沿肠壁与穴壁同时扩散，涨得她小腹轻轻发硬；抽出后两口都合不拢，浊白外翻，她用裙摆去擦，擦不干净，便干脆撩得更高，让下一根看得更清楚。</w:t>
-      </w:r>
-    </w:p>
-    <w:p>
-      <w:r>
-        <w:t>场边还有个负责递水的女孩兼职——她不是明星，只是被钱买来的手。她看见针剂亮光时会躲，却又偷看。她想回家，想洗手，想把耳朵里的呻吟洗掉；可她仍把新的毛巾递出去，因为不递，今晚的工钱就没了。配角的屈辱很安静，安静得刚好衬托台上的浪。</w:t>
-      </w:r>
-    </w:p>
-    <w:p>
-      <w:r>
-        <w:t>后穴开发时她比申有娜冷静，也因此更可怕。她自己伸手扒开，让润滑的手指进入，教对方角度：‘慢一点……对……再进……嗯……可以了……换成你。’被双入时，她仰着脖子喘气，锁骨全是汗，冷脸碎成潮红。精液灌进穴里又灌进后穴，她伸指刮出一点，抹在自己舌尖，像品尝胜负的奖品。</w:t>
-      </w:r>
-    </w:p>
-    <w:p>
-      <w:r>
-        <w:t>叶舒华的内壁会在最深的位置突然锁紧，像有开关。龟头撞上那一点时，她眼前发白，乳尖发麻，后穴同步收缩。精液灌入的温度沿肠壁与穴壁同时扩散，涨得她小腹轻轻发硬；抽出后两口都合不拢，浊白外翻，她用裙摆去擦，擦不干净，便干脆撩得更高，让下一根看得更清楚。</w:t>
-      </w:r>
-    </w:p>
-    <w:p>
-      <w:r>
-        <w:t>场边还有个负责递水的女孩兼职——她不是明星，只是被钱买来的手。她看见针剂亮光时会躲，却又偷看。她想回家，想洗手，想把耳朵里的呻吟洗掉；可她仍把新的毛巾递出去，因为不递，今晚的工钱就没了。配角的屈辱很安静，安静得刚好衬托台上的浪。</w:t>
-      </w:r>
-    </w:p>
-    <w:p>
-      <w:pPr>
-        <w:pStyle w:val="Heading1"/>
-      </w:pPr>
-      <w:r>
         <w:t>第二十三章 颈间的契约</w:t>
       </w:r>
     </w:p>
@@ -16645,47 +16617,7 @@
     </w:p>
     <w:p>
       <w:r>
-        <w:t>“你也下来了。”子瑜声很轻。</w:t>
-      </w:r>
-    </w:p>
-    <w:p>
-      <w:r>
-        <w:t>“嗯。”舒华黑裙开叉仍在，锁骨有新鲜指痕，她不遮，“真迹……你见过亮吗？”</w:t>
-      </w:r>
-    </w:p>
-    <w:p>
-      <w:r>
-        <w:t>子瑜沉默两秒，点头极浅：“见过。我不想再……可身体会记。”</w:t>
-      </w:r>
-    </w:p>
-    <w:p>
-      <w:r>
-        <w:t>舒华走近，看着她细直的颈侧脉搏，忽然说：“我想试一样东西。窒息。不是开玩笑。你要是怕，就走。”</w:t>
-      </w:r>
-    </w:p>
-    <w:p>
-      <w:r>
-        <w:t>子瑜瞳孔一缩。第一反应不是拒绝，而是：如果是她，或许能停得住。</w:t>
-      </w:r>
-    </w:p>
-    <w:p>
-      <w:r>
-        <w:t>“为什么是我？”</w:t>
-      </w:r>
-    </w:p>
-    <w:p>
-      <w:r>
-        <w:t>“因为你会数拍。”舒华答得很慢，“也因为你会看我。别人看我，只想看我塌；你看我，会记得我还能站起来。”</w:t>
-      </w:r>
-    </w:p>
-    <w:p>
-      <w:r>
-        <w:t>子瑜指尖发凉，仍伸手：“规则。三下拍肩就停。唇色不对就停。我晕了你必须停。”</w:t>
-      </w:r>
-    </w:p>
-    <w:p>
-      <w:r>
-        <w:t>“成交。”舒华握住她的手指，“契约在颈间。”</w:t>
+        <w:t>“你也下来了。”子瑜声很轻。 “嗯。”舒华黑裙开叉仍在，锁骨有新鲜指痕，她不遮，“真迹……你见过亮吗？” 子瑜沉默两秒，点头极浅：“见过。我不想再……可身体会记。” 舒华走近，看着她细直的颈侧脉搏，忽然说：“我想试一样东西。窒息。不是开玩笑。你要是怕，就走。” 子瑜瞳孔一缩。第一反应不是拒绝，而是：如果是她，或许能停得住。 “为什么是我？” “因为你会数拍。”舒华答得很慢，“也因为你会看我。别人看我，只想看我塌；你看我，会记得我还能站起来。” 子瑜指尖发凉，仍伸手：“规则。三下拍肩就停。唇色不对就停。我晕了你必须停。” “成交。”舒华握住她的手指，“契约在颈间。”</w:t>
       </w:r>
     </w:p>
     <w:p>
@@ -16730,727 +16662,919 @@
     </w:p>
     <w:p>
       <w:r>
-        <w:t>手指力度每一次微调都牵动穴内吸吮：收紧时内壁绞死侵入物，松开时空气涌入、潮液喷溅。阴唇外翻又合拢，阴蒂肿亮；后穴若同时开拓，肉壁把力量传到小腹，又酸又甜。叶舒华在眼前发黑时仍抓周子瑜手腕确认‘人还在’；周子瑜被勒到发颤时仍用腿盘稳对方——既是情欲，也是守护。真迹让人上瘾失控；颈间契约却逼人练习控制。练习本身，比高潮更漫长，也更亲密。</w:t>
-      </w:r>
-    </w:p>
-    <w:p>
-      <w:r>
         <w:t>缺氧对子瑜而言像关掉全世界的声音，只剩穴里被顶弄的清晰；对舒华而言像砸裂冷感外壳，露出只会叫、只会夹的芯。</w:t>
       </w:r>
     </w:p>
     <w:p>
       <w:r>
-        <w:t>手指力度每一次微调都牵动穴内吸吮：收紧时内壁绞死侵入物，松开时空气涌入、潮液喷溅。阴唇外翻又合拢，阴蒂肿亮；后穴若同时开拓，肉壁把力量传到小腹，又酸又甜。叶舒华在眼前发黑时仍抓周子瑜手腕确认‘人还在’；周子瑜被勒到发颤时仍用腿盘稳对方——既是情欲，也是守护。真迹让人上瘾失控；颈间契约却逼人练习控制。练习本身，比高潮更漫长，也更亲密。</w:t>
-      </w:r>
-    </w:p>
-    <w:p>
-      <w:r>
         <w:t>丝带勒进侧颈时皮肤先白后红。舒华指导避开气管：‘我要眼前发黑，不是咳嗽。’子瑜手劲稳得像控腿，舒华穴口立刻喷出一小股水。</w:t>
       </w:r>
     </w:p>
     <w:p>
       <w:r>
-        <w:t>手指力度每一次微调都牵动穴内吸吮：收紧时内壁绞死侵入物，松开时空气涌入、潮液喷溅。阴唇外翻又合拢，阴蒂肿亮；后穴若同时开拓，肉壁把力量传到小腹，又酸又甜。叶舒华在眼前发黑时仍抓周子瑜手腕确认‘人还在’；周子瑜被勒到发颤时仍用腿盘稳对方——既是情欲，也是守护。真迹让人上瘾失控；颈间契约却逼人练习控制。练习本身，比高潮更漫长，也更亲密。</w:t>
-      </w:r>
-    </w:p>
-    <w:p>
-      <w:r>
         <w:t>子瑜想起清晨被男模盘着操的屈辱；舒华抚她后脑：‘跟那天不一样。你能叫停。’屈辱被改写成可选择的颤栗。羁绊是沉沦时还有人接住刹车。</w:t>
       </w:r>
     </w:p>
     <w:p>
       <w:r>
-        <w:t>手指力度每一次微调都牵动穴内吸吮：收紧时内壁绞死侵入物，松开时空气涌入、潮液喷溅。阴唇外翻又合拢，阴蒂肿亮；后穴若同时开拓，肉壁把力量传到小腹，又酸又甜。叶舒华在眼前发黑时仍抓周子瑜手腕确认‘人还在’；周子瑜被勒到发颤时仍用腿盘稳对方——既是情欲，也是守护。真迹让人上瘾失控；颈间契约却逼人练习控制。练习本身，比高潮更漫长，也更亲密。</w:t>
-      </w:r>
-    </w:p>
-    <w:p>
-      <w:r>
         <w:t>男模只配充当节奏器。舒华手一抬他就要停。窒息开关在两人掌心，外人只是被借来的硬度。</w:t>
       </w:r>
     </w:p>
     <w:p>
       <w:r>
-        <w:t>手指力度每一次微调都牵动穴内吸吮：收紧时内壁绞死侵入物，松开时空气涌入、潮液喷溅。阴唇外翻又合拢，阴蒂肿亮；后穴若同时开拓，肉壁把力量传到小腹，又酸又甜。叶舒华在眼前发黑时仍抓周子瑜手腕确认‘人还在’；周子瑜被勒到发颤时仍用腿盘稳对方——既是情欲，也是守护。真迹让人上瘾失控；颈间契约却逼人练习控制。练习本身，比高潮更漫长，也更亲密。</w:t>
-      </w:r>
-    </w:p>
-    <w:p>
-      <w:r>
         <w:t>潮吹在窒息边缘又长又凶。子瑜去时长腿痉挛盘死；舒华去时反咬子瑜肩膀盖章。精液在松开脖子大口喘气时被穴口挤出。</w:t>
       </w:r>
     </w:p>
     <w:p>
       <w:r>
-        <w:t>手指力度每一次微调都牵动穴内吸吮：收紧时内壁绞死侵入物，松开时空气涌入、潮液喷溅。阴唇外翻又合拢，阴蒂肿亮；后穴若同时开拓，肉壁把力量传到小腹，又酸又甜。叶舒华在眼前发黑时仍抓周子瑜手腕确认‘人还在’；周子瑜被勒到发颤时仍用腿盘稳对方——既是情欲，也是守护。真迹让人上瘾失控；颈间契约却逼人练习控制。练习本身，比高潮更漫长，也更亲密。</w:t>
-      </w:r>
-    </w:p>
-    <w:p>
-      <w:r>
         <w:t>巡场伴舞第二次经过，听见三下拍肩，确定她们有安全动作，在群里打了又删：小镜室勿扰。</w:t>
       </w:r>
     </w:p>
     <w:p>
       <w:r>
-        <w:t>手指力度每一次微调都牵动穴内吸吮：收紧时内壁绞死侵入物，松开时空气涌入、潮液喷溅。阴唇外翻又合拢，阴蒂肿亮；后穴若同时开拓，肉壁把力量传到小腹，又酸又甜。叶舒华在眼前发黑时仍抓周子瑜手腕确认‘人还在’；周子瑜被勒到发颤时仍用腿盘稳对方——既是情欲，也是守护。真迹让人上瘾失控；颈间契约却逼人练习控制。练习本身，比高潮更漫长，也更亲密。</w:t>
-      </w:r>
-    </w:p>
-    <w:p>
-      <w:r>
         <w:t>舒华问：‘如果我被真迹搞到不认识自己，你还会掐我吗？’子瑜：‘会。但只为了让你回气，不是为了让你坏掉。’舒华眼眶红了。</w:t>
       </w:r>
     </w:p>
     <w:p>
       <w:r>
-        <w:t>手指力度每一次微调都牵动穴内吸吮：收紧时内壁绞死侵入物，松开时空气涌入、潮液喷溅。阴唇外翻又合拢，阴蒂肿亮；后穴若同时开拓，肉壁把力量传到小腹，又酸又甜。叶舒华在眼前发黑时仍抓周子瑜手腕确认‘人还在’；周子瑜被勒到发颤时仍用腿盘稳对方——既是情欲，也是守护。真迹让人上瘾失控；颈间契约却逼人练习控制。练习本身，比高潮更漫长，也更亲密。</w:t>
-      </w:r>
-    </w:p>
-    <w:p>
-      <w:r>
         <w:t>她们尝试叠息：接吻互夺呼吸，阴蒂相磨，颈侧青筋微现。分开时咳嗽又笑，上瘾的不是针剂，是对方的肺。</w:t>
       </w:r>
     </w:p>
     <w:p>
       <w:r>
-        <w:t>手指力度每一次微调都牵动穴内吸吮：收紧时内壁绞死侵入物，松开时空气涌入、潮液喷溅。阴唇外翻又合拢，阴蒂肿亮；后穴若同时开拓，肉壁把力量传到小腹，又酸又甜。叶舒华在眼前发黑时仍抓周子瑜手腕确认‘人还在’；周子瑜被勒到发颤时仍用腿盘稳对方——既是情欲，也是守护。真迹让人上瘾失控；颈间契约却逼人练习控制。练习本身，比高潮更漫长，也更亲密。</w:t>
-      </w:r>
-    </w:p>
-    <w:p>
-      <w:r>
         <w:t>清洗时子瑜给舒华擦颈间红痕。舒华说：‘以后别一个人来地下。叫我。’子瑜把黑缎折好收进包里——不是战利品，是契约副本。</w:t>
       </w:r>
     </w:p>
     <w:p>
       <w:r>
-        <w:t>手指力度每一次微调都牵动穴内吸吮：收紧时内壁绞死侵入物，松开时空气涌入、潮液喷溅。阴唇外翻又合拢，阴蒂肿亮；后穴若同时开拓，肉壁把力量传到小腹，又酸又甜。叶舒华在眼前发黑时仍抓周子瑜手腕确认‘人还在’；周子瑜被勒到发颤时仍用腿盘稳对方——既是情欲，也是守护。真迹让人上瘾失控；颈间契约却逼人练习控制。练习本身，比高潮更漫长，也更亲密。</w:t>
-      </w:r>
-    </w:p>
-    <w:p>
-      <w:r>
         <w:t>规则被重复确认三次：拍肩、唇色、意识。每一次确认都让穴里更湿——信任本身成为前戏。</w:t>
       </w:r>
     </w:p>
     <w:p>
       <w:r>
-        <w:t>手指力度每一次微调都牵动穴内吸吮：收紧时内壁绞死侵入物，松开时空气涌入、潮液喷溅。阴唇外翻又合拢，阴蒂肿亮；后穴若同时开拓，肉壁把力量传到小腹，又酸又甜。叶舒华在眼前发黑时仍抓周子瑜手腕确认‘人还在’；周子瑜被勒到发颤时仍用腿盘稳对方——既是情欲，也是守护。真迹让人上瘾失控；颈间契约却逼人练习控制。练习本身，比高潮更漫长，也更亲密。</w:t>
-      </w:r>
-    </w:p>
-    <w:p>
-      <w:r>
         <w:t>舒华被勒到发颤时仍要命令：‘再深一点……气少一点……别停看我。’子瑜既要顶弄又要盯脉搏，像同时跳两支舞。</w:t>
       </w:r>
     </w:p>
     <w:p>
       <w:r>
-        <w:t>手指力度每一次微调都牵动穴内吸吮：收紧时内壁绞死侵入物，松开时空气涌入、潮液喷溅。阴唇外翻又合拢，阴蒂肿亮；后穴若同时开拓，肉壁把力量传到小腹，又酸又甜。叶舒华在眼前发黑时仍抓周子瑜手腕确认‘人还在’；周子瑜被勒到发颤时仍用腿盘稳对方——既是情欲，也是守护。真迹让人上瘾失控；颈间契约却逼人练习控制。练习本身，比高潮更漫长，也更亲密。</w:t>
-      </w:r>
-    </w:p>
-    <w:p>
-      <w:r>
         <w:t>子瑜被勒时会本能盘腰。盘得越紧，进入越深，缺氧越把深度放大。她哭着仍数拍，数到该停就停，停得干脆，爱得也干脆。</w:t>
       </w:r>
     </w:p>
     <w:p>
       <w:r>
-        <w:t>手指力度每一次微调都牵动穴内吸吮：收紧时内壁绞死侵入物，松开时空气涌入、潮液喷溅。阴唇外翻又合拢，阴蒂肿亮；后穴若同时开拓，肉壁把力量传到小腹，又酸又甜。叶舒华在眼前发黑时仍抓周子瑜手腕确认‘人还在’；周子瑜被勒到发颤时仍用腿盘稳对方——既是情欲，也是守护。真迹让人上瘾失控；颈间契约却逼人练习控制。练习本身，比高潮更漫长，也更亲密。</w:t>
-      </w:r>
-    </w:p>
-    <w:p>
-      <w:r>
         <w:t>两人交换角色后，权力并不倾斜：谁被掐，谁仍保有叫停权；谁下手，谁承担守护责任。这比真迹局里的‘被注射’干净得多，也危险得多。</w:t>
       </w:r>
     </w:p>
     <w:p>
       <w:r>
-        <w:t>手指力度每一次微调都牵动穴内吸吮：收紧时内壁绞死侵入物，松开时空气涌入、潮液喷溅。阴唇外翻又合拢，阴蒂肿亮；后穴若同时开拓，肉壁把力量传到小腹，又酸又甜。叶舒华在眼前发黑时仍抓周子瑜手腕确认‘人还在’；周子瑜被勒到发颤时仍用腿盘稳对方——既是情欲，也是守护。真迹让人上瘾失控；颈间契约却逼人练习控制。练习本身，比高潮更漫长，也更亲密。</w:t>
-      </w:r>
-    </w:p>
-    <w:p>
-      <w:r>
         <w:t>结束时镜墙起雾。雾里两个模糊面孔靠在一起。门外潮水仍在翻涌；门内红痕渐退，关系更深一寸。</w:t>
       </w:r>
     </w:p>
     <w:p>
-      <w:r>
-        <w:t>手指力度每一次微调都牵动穴内吸吮：收紧时内壁绞死侵入物，松开时空气涌入、潮液喷溅。阴唇外翻又合拢，阴蒂肿亮；后穴若同时开拓，肉壁把力量传到小腹，又酸又甜。叶舒华在眼前发黑时仍抓周子瑜手腕确认‘人还在’；周子瑜被勒到发颤时仍用腿盘稳对方——既是情欲，也是守护。真迹让人上瘾失控；颈间契约却逼人练习控制。练习本身，比高潮更漫长，也更亲密。</w:t>
-      </w:r>
-    </w:p>
-    <w:p>
-      <w:r>
-        <w:t>周子瑜在收紧手指前会先看叶舒华的眼睛。确认，再施力。舒华被看得烦，却又上瘾——被认真对待的感觉，比被填满更罕见。</w:t>
-      </w:r>
-    </w:p>
-    <w:p>
-      <w:r>
-        <w:t>手指力度每一次微调都牵动穴内吸吮：收紧时内壁绞死侵入物，松开时空气涌入、潮液喷溅。阴唇外翻又合拢，阴蒂肿亮；后穴若同时开拓，肉壁把力量传到小腹，又酸又甜。叶舒华在眼前发黑时仍抓周子瑜手腕确认‘人还在’；周子瑜被勒到发颤时仍用腿盘稳对方——既是情欲，也是守护。真迹让人上瘾失控；颈间契约却逼人练习控制。练习本身，比高潮更漫长，也更亲密。</w:t>
-      </w:r>
-    </w:p>
-    <w:p>
-      <w:r>
-        <w:t>缺氧对子瑜而言像关掉全世界的声音，只剩穴里被顶弄的清晰；对舒华而言像砸裂冷感外壳，露出只会叫、只会夹的芯。</w:t>
-      </w:r>
-    </w:p>
-    <w:p>
-      <w:r>
-        <w:t>手指力度每一次微调都牵动穴内吸吮：收紧时内壁绞死侵入物，松开时空气涌入、潮液喷溅。阴唇外翻又合拢，阴蒂肿亮；后穴若同时开拓，肉壁把力量传到小腹，又酸又甜。叶舒华在眼前发黑时仍抓周子瑜手腕确认‘人还在’；周子瑜被勒到发颤时仍用腿盘稳对方——既是情欲，也是守护。真迹让人上瘾失控；颈间契约却逼人练习控制。练习本身，比高潮更漫长，也更亲密。</w:t>
-      </w:r>
-    </w:p>
-    <w:p>
-      <w:r>
-        <w:t>丝带勒进侧颈时皮肤先白后红。舒华指导避开气管：‘我要眼前发黑，不是咳嗽。’子瑜手劲稳得像控腿，舒华穴口立刻喷出一小股水。</w:t>
-      </w:r>
-    </w:p>
-    <w:p>
-      <w:r>
-        <w:t>手指力度每一次微调都牵动穴内吸吮：收紧时内壁绞死侵入物，松开时空气涌入、潮液喷溅。阴唇外翻又合拢，阴蒂肿亮；后穴若同时开拓，肉壁把力量传到小腹，又酸又甜。叶舒华在眼前发黑时仍抓周子瑜手腕确认‘人还在’；周子瑜被勒到发颤时仍用腿盘稳对方——既是情欲，也是守护。真迹让人上瘾失控；颈间契约却逼人练习控制。练习本身，比高潮更漫长，也更亲密。</w:t>
-      </w:r>
-    </w:p>
-    <w:p>
-      <w:r>
-        <w:t>子瑜想起清晨被男模盘着操的屈辱；舒华抚她后脑：‘跟那天不一样。你能叫停。’屈辱被改写成可选择的颤栗。羁绊是沉沦时还有人接住刹车。</w:t>
-      </w:r>
-    </w:p>
-    <w:p>
-      <w:r>
-        <w:t>手指力度每一次微调都牵动穴内吸吮：收紧时内壁绞死侵入物，松开时空气涌入、潮液喷溅。阴唇外翻又合拢，阴蒂肿亮；后穴若同时开拓，肉壁把力量传到小腹，又酸又甜。叶舒华在眼前发黑时仍抓周子瑜手腕确认‘人还在’；周子瑜被勒到发颤时仍用腿盘稳对方——既是情欲，也是守护。真迹让人上瘾失控；颈间契约却逼人练习控制。练习本身，比高潮更漫长，也更亲密。</w:t>
-      </w:r>
-    </w:p>
-    <w:p>
-      <w:r>
-        <w:t>男模只配充当节奏器。舒华手一抬他就要停。窒息开关在两人掌心，外人只是被借来的硬度。</w:t>
-      </w:r>
-    </w:p>
-    <w:p>
-      <w:r>
-        <w:t>手指力度每一次微调都牵动穴内吸吮：收紧时内壁绞死侵入物，松开时空气涌入、潮液喷溅。阴唇外翻又合拢，阴蒂肿亮；后穴若同时开拓，肉壁把力量传到小腹，又酸又甜。叶舒华在眼前发黑时仍抓周子瑜手腕确认‘人还在’；周子瑜被勒到发颤时仍用腿盘稳对方——既是情欲，也是守护。真迹让人上瘾失控；颈间契约却逼人练习控制。练习本身，比高潮更漫长，也更亲密。</w:t>
-      </w:r>
-    </w:p>
-    <w:p>
-      <w:r>
-        <w:t>潮吹在窒息边缘又长又凶。子瑜去时长腿痉挛盘死；舒华去时反咬子瑜肩膀盖章。精液在松开脖子大口喘气时被穴口挤出。</w:t>
-      </w:r>
-    </w:p>
-    <w:p>
-      <w:r>
-        <w:t>手指力度每一次微调都牵动穴内吸吮：收紧时内壁绞死侵入物，松开时空气涌入、潮液喷溅。阴唇外翻又合拢，阴蒂肿亮；后穴若同时开拓，肉壁把力量传到小腹，又酸又甜。叶舒华在眼前发黑时仍抓周子瑜手腕确认‘人还在’；周子瑜被勒到发颤时仍用腿盘稳对方——既是情欲，也是守护。真迹让人上瘾失控；颈间契约却逼人练习控制。练习本身，比高潮更漫长，也更亲密。</w:t>
-      </w:r>
-    </w:p>
-    <w:p>
-      <w:r>
-        <w:t>巡场伴舞第二次经过，听见三下拍肩，确定她们有安全动作，在群里打了又删：小镜室勿扰。</w:t>
-      </w:r>
-    </w:p>
-    <w:p>
-      <w:r>
-        <w:t>手指力度每一次微调都牵动穴内吸吮：收紧时内壁绞死侵入物，松开时空气涌入、潮液喷溅。阴唇外翻又合拢，阴蒂肿亮；后穴若同时开拓，肉壁把力量传到小腹，又酸又甜。叶舒华在眼前发黑时仍抓周子瑜手腕确认‘人还在’；周子瑜被勒到发颤时仍用腿盘稳对方——既是情欲，也是守护。真迹让人上瘾失控；颈间契约却逼人练习控制。练习本身，比高潮更漫长，也更亲密。</w:t>
-      </w:r>
-    </w:p>
-    <w:p>
-      <w:r>
-        <w:t>舒华问：‘如果我被真迹搞到不认识自己，你还会掐我吗？’子瑜：‘会。但只为了让你回气，不是为了让你坏掉。’舒华眼眶红了。</w:t>
-      </w:r>
-    </w:p>
-    <w:p>
-      <w:r>
-        <w:t>手指力度每一次微调都牵动穴内吸吮：收紧时内壁绞死侵入物，松开时空气涌入、潮液喷溅。阴唇外翻又合拢，阴蒂肿亮；后穴若同时开拓，肉壁把力量传到小腹，又酸又甜。叶舒华在眼前发黑时仍抓周子瑜手腕确认‘人还在’；周子瑜被勒到发颤时仍用腿盘稳对方——既是情欲，也是守护。真迹让人上瘾失控；颈间契约却逼人练习控制。练习本身，比高潮更漫长，也更亲密。</w:t>
-      </w:r>
-    </w:p>
-    <w:p>
-      <w:r>
-        <w:t>她们尝试叠息：接吻互夺呼吸，阴蒂相磨，颈侧青筋微现。分开时咳嗽又笑，上瘾的不是针剂，是对方的肺。</w:t>
-      </w:r>
-    </w:p>
-    <w:p>
-      <w:r>
-        <w:t>手指力度每一次微调都牵动穴内吸吮：收紧时内壁绞死侵入物，松开时空气涌入、潮液喷溅。阴唇外翻又合拢，阴蒂肿亮；后穴若同时开拓，肉壁把力量传到小腹，又酸又甜。叶舒华在眼前发黑时仍抓周子瑜手腕确认‘人还在’；周子瑜被勒到发颤时仍用腿盘稳对方——既是情欲，也是守护。真迹让人上瘾失控；颈间契约却逼人练习控制。练习本身，比高潮更漫长，也更亲密。</w:t>
-      </w:r>
-    </w:p>
-    <w:p>
-      <w:r>
-        <w:t>清洗时子瑜给舒华擦颈间红痕。舒华说：‘以后别一个人来地下。叫我。’子瑜把黑缎折好收进包里——不是战利品，是契约副本。</w:t>
-      </w:r>
-    </w:p>
-    <w:p>
-      <w:r>
-        <w:t>手指力度每一次微调都牵动穴内吸吮：收紧时内壁绞死侵入物，松开时空气涌入、潮液喷溅。阴唇外翻又合拢，阴蒂肿亮；后穴若同时开拓，肉壁把力量传到小腹，又酸又甜。叶舒华在眼前发黑时仍抓周子瑜手腕确认‘人还在’；周子瑜被勒到发颤时仍用腿盘稳对方——既是情欲，也是守护。真迹让人上瘾失控；颈间契约却逼人练习控制。练习本身，比高潮更漫长，也更亲密。</w:t>
-      </w:r>
-    </w:p>
-    <w:p>
-      <w:r>
-        <w:t>规则被重复确认三次：拍肩、唇色、意识。每一次确认都让穴里更湿——信任本身成为前戏。</w:t>
-      </w:r>
-    </w:p>
-    <w:p>
-      <w:r>
-        <w:t>手指力度每一次微调都牵动穴内吸吮：收紧时内壁绞死侵入物，松开时空气涌入、潮液喷溅。阴唇外翻又合拢，阴蒂肿亮；后穴若同时开拓，肉壁把力量传到小腹，又酸又甜。叶舒华在眼前发黑时仍抓周子瑜手腕确认‘人还在’；周子瑜被勒到发颤时仍用腿盘稳对方——既是情欲，也是守护。真迹让人上瘾失控；颈间契约却逼人练习控制。练习本身，比高潮更漫长，也更亲密。</w:t>
-      </w:r>
-    </w:p>
-    <w:p>
-      <w:r>
-        <w:t>舒华被勒到发颤时仍要命令：‘再深一点……气少一点……别停看我。’子瑜既要顶弄又要盯脉搏，像同时跳两支舞。</w:t>
-      </w:r>
-    </w:p>
-    <w:p>
-      <w:r>
-        <w:t>手指力度每一次微调都牵动穴内吸吮：收紧时内壁绞死侵入物，松开时空气涌入、潮液喷溅。阴唇外翻又合拢，阴蒂肿亮；后穴若同时开拓，肉壁把力量传到小腹，又酸又甜。叶舒华在眼前发黑时仍抓周子瑜手腕确认‘人还在’；周子瑜被勒到发颤时仍用腿盘稳对方——既是情欲，也是守护。真迹让人上瘾失控；颈间契约却逼人练习控制。练习本身，比高潮更漫长，也更亲密。</w:t>
-      </w:r>
-    </w:p>
-    <w:p>
-      <w:r>
-        <w:t>子瑜被勒时会本能盘腰。盘得越紧，进入越深，缺氧越把深度放大。她哭着仍数拍，数到该停就停，停得干脆，爱得也干脆。</w:t>
-      </w:r>
-    </w:p>
-    <w:p>
-      <w:r>
-        <w:t>手指力度每一次微调都牵动穴内吸吮：收紧时内壁绞死侵入物，松开时空气涌入、潮液喷溅。阴唇外翻又合拢，阴蒂肿亮；后穴若同时开拓，肉壁把力量传到小腹，又酸又甜。叶舒华在眼前发黑时仍抓周子瑜手腕确认‘人还在’；周子瑜被勒到发颤时仍用腿盘稳对方——既是情欲，也是守护。真迹让人上瘾失控；颈间契约却逼人练习控制。练习本身，比高潮更漫长，也更亲密。</w:t>
-      </w:r>
-    </w:p>
-    <w:p>
-      <w:r>
-        <w:t>两人交换角色后，权力并不倾斜：谁被掐，谁仍保有叫停权；谁下手，谁承担守护责任。这比真迹局里的‘被注射’干净得多，也危险得多。</w:t>
-      </w:r>
-    </w:p>
-    <w:p>
-      <w:r>
-        <w:t>手指力度每一次微调都牵动穴内吸吮：收紧时内壁绞死侵入物，松开时空气涌入、潮液喷溅。阴唇外翻又合拢，阴蒂肿亮；后穴若同时开拓，肉壁把力量传到小腹，又酸又甜。叶舒华在眼前发黑时仍抓周子瑜手腕确认‘人还在’；周子瑜被勒到发颤时仍用腿盘稳对方——既是情欲，也是守护。真迹让人上瘾失控；颈间契约却逼人练习控制。练习本身，比高潮更漫长，也更亲密。</w:t>
-      </w:r>
-    </w:p>
-    <w:p>
-      <w:r>
-        <w:t>结束时镜墙起雾。雾里两个模糊面孔靠在一起。门外潮水仍在翻涌；门内红痕渐退，关系更深一寸。</w:t>
-      </w:r>
-    </w:p>
-    <w:p>
-      <w:r>
-        <w:t>手指力度每一次微调都牵动穴内吸吮：收紧时内壁绞死侵入物，松开时空气涌入、潮液喷溅。阴唇外翻又合拢，阴蒂肿亮；后穴若同时开拓，肉壁把力量传到小腹，又酸又甜。叶舒华在眼前发黑时仍抓周子瑜手腕确认‘人还在’；周子瑜被勒到发颤时仍用腿盘稳对方——既是情欲，也是守护。真迹让人上瘾失控；颈间契约却逼人练习控制。练习本身，比高潮更漫长，也更亲密。</w:t>
-      </w:r>
-    </w:p>
-    <w:p>
-      <w:r>
-        <w:t>周子瑜在收紧手指前会先看叶舒华的眼睛。确认，再施力。舒华被看得烦，却又上瘾——被认真对待的感觉，比被填满更罕见。</w:t>
-      </w:r>
-    </w:p>
-    <w:p>
-      <w:r>
-        <w:t>手指力度每一次微调都牵动穴内吸吮：收紧时内壁绞死侵入物，松开时空气涌入、潮液喷溅。阴唇外翻又合拢，阴蒂肿亮；后穴若同时开拓，肉壁把力量传到小腹，又酸又甜。叶舒华在眼前发黑时仍抓周子瑜手腕确认‘人还在’；周子瑜被勒到发颤时仍用腿盘稳对方——既是情欲，也是守护。真迹让人上瘾失控；颈间契约却逼人练习控制。练习本身，比高潮更漫长，也更亲密。</w:t>
-      </w:r>
-    </w:p>
-    <w:p>
-      <w:r>
-        <w:t>缺氧对子瑜而言像关掉全世界的声音，只剩穴里被顶弄的清晰；对舒华而言像砸裂冷感外壳，露出只会叫、只会夹的芯。</w:t>
-      </w:r>
-    </w:p>
-    <w:p>
-      <w:r>
-        <w:t>手指力度每一次微调都牵动穴内吸吮：收紧时内壁绞死侵入物，松开时空气涌入、潮液喷溅。阴唇外翻又合拢，阴蒂肿亮；后穴若同时开拓，肉壁把力量传到小腹，又酸又甜。叶舒华在眼前发黑时仍抓周子瑜手腕确认‘人还在’；周子瑜被勒到发颤时仍用腿盘稳对方——既是情欲，也是守护。真迹让人上瘾失控；颈间契约却逼人练习控制。练习本身，比高潮更漫长，也更亲密。</w:t>
-      </w:r>
-    </w:p>
-    <w:p>
-      <w:r>
-        <w:t>丝带勒进侧颈时皮肤先白后红。舒华指导避开气管：‘我要眼前发黑，不是咳嗽。’子瑜手劲稳得像控腿，舒华穴口立刻喷出一小股水。</w:t>
-      </w:r>
-    </w:p>
-    <w:p>
-      <w:r>
-        <w:t>手指力度每一次微调都牵动穴内吸吮：收紧时内壁绞死侵入物，松开时空气涌入、潮液喷溅。阴唇外翻又合拢，阴蒂肿亮；后穴若同时开拓，肉壁把力量传到小腹，又酸又甜。叶舒华在眼前发黑时仍抓周子瑜手腕确认‘人还在’；周子瑜被勒到发颤时仍用腿盘稳对方——既是情欲，也是守护。真迹让人上瘾失控；颈间契约却逼人练习控制。练习本身，比高潮更漫长，也更亲密。</w:t>
-      </w:r>
-    </w:p>
-    <w:p>
-      <w:r>
-        <w:t>子瑜想起清晨被男模盘着操的屈辱；舒华抚她后脑：‘跟那天不一样。你能叫停。’屈辱被改写成可选择的颤栗。羁绊是沉沦时还有人接住刹车。</w:t>
-      </w:r>
-    </w:p>
-    <w:p>
-      <w:r>
-        <w:t>手指力度每一次微调都牵动穴内吸吮：收紧时内壁绞死侵入物，松开时空气涌入、潮液喷溅。阴唇外翻又合拢，阴蒂肿亮；后穴若同时开拓，肉壁把力量传到小腹，又酸又甜。叶舒华在眼前发黑时仍抓周子瑜手腕确认‘人还在’；周子瑜被勒到发颤时仍用腿盘稳对方——既是情欲，也是守护。真迹让人上瘾失控；颈间契约却逼人练习控制。练习本身，比高潮更漫长，也更亲密。</w:t>
-      </w:r>
-    </w:p>
-    <w:p>
-      <w:r>
-        <w:t>男模只配充当节奏器。舒华手一抬他就要停。窒息开关在两人掌心，外人只是被借来的硬度。</w:t>
-      </w:r>
-    </w:p>
-    <w:p>
-      <w:r>
-        <w:t>手指力度每一次微调都牵动穴内吸吮：收紧时内壁绞死侵入物，松开时空气涌入、潮液喷溅。阴唇外翻又合拢，阴蒂肿亮；后穴若同时开拓，肉壁把力量传到小腹，又酸又甜。叶舒华在眼前发黑时仍抓周子瑜手腕确认‘人还在’；周子瑜被勒到发颤时仍用腿盘稳对方——既是情欲，也是守护。真迹让人上瘾失控；颈间契约却逼人练习控制。练习本身，比高潮更漫长，也更亲密。</w:t>
-      </w:r>
-    </w:p>
-    <w:p>
-      <w:r>
-        <w:t>潮吹在窒息边缘又长又凶。子瑜去时长腿痉挛盘死；舒华去时反咬子瑜肩膀盖章。精液在松开脖子大口喘气时被穴口挤出。</w:t>
-      </w:r>
-    </w:p>
-    <w:p>
-      <w:r>
-        <w:t>手指力度每一次微调都牵动穴内吸吮：收紧时内壁绞死侵入物，松开时空气涌入、潮液喷溅。阴唇外翻又合拢，阴蒂肿亮；后穴若同时开拓，肉壁把力量传到小腹，又酸又甜。叶舒华在眼前发黑时仍抓周子瑜手腕确认‘人还在’；周子瑜被勒到发颤时仍用腿盘稳对方——既是情欲，也是守护。真迹让人上瘾失控；颈间契约却逼人练习控制。练习本身，比高潮更漫长，也更亲密。</w:t>
-      </w:r>
-    </w:p>
-    <w:p>
-      <w:r>
-        <w:t>巡场伴舞第二次经过，听见三下拍肩，确定她们有安全动作，在群里打了又删：小镜室勿扰。</w:t>
-      </w:r>
-    </w:p>
-    <w:p>
-      <w:r>
-        <w:t>手指力度每一次微调都牵动穴内吸吮：收紧时内壁绞死侵入物，松开时空气涌入、潮液喷溅。阴唇外翻又合拢，阴蒂肿亮；后穴若同时开拓，肉壁把力量传到小腹，又酸又甜。叶舒华在眼前发黑时仍抓周子瑜手腕确认‘人还在’；周子瑜被勒到发颤时仍用腿盘稳对方——既是情欲，也是守护。真迹让人上瘾失控；颈间契约却逼人练习控制。练习本身，比高潮更漫长，也更亲密。</w:t>
-      </w:r>
-    </w:p>
-    <w:p>
-      <w:r>
-        <w:t>舒华问：‘如果我被真迹搞到不认识自己，你还会掐我吗？’子瑜：‘会。但只为了让你回气，不是为了让你坏掉。’舒华眼眶红了。</w:t>
-      </w:r>
-    </w:p>
-    <w:p>
-      <w:r>
-        <w:t>手指力度每一次微调都牵动穴内吸吮：收紧时内壁绞死侵入物，松开时空气涌入、潮液喷溅。阴唇外翻又合拢，阴蒂肿亮；后穴若同时开拓，肉壁把力量传到小腹，又酸又甜。叶舒华在眼前发黑时仍抓周子瑜手腕确认‘人还在’；周子瑜被勒到发颤时仍用腿盘稳对方——既是情欲，也是守护。真迹让人上瘾失控；颈间契约却逼人练习控制。练习本身，比高潮更漫长，也更亲密。</w:t>
-      </w:r>
-    </w:p>
-    <w:p>
-      <w:r>
-        <w:t>她们尝试叠息：接吻互夺呼吸，阴蒂相磨，颈侧青筋微现。分开时咳嗽又笑，上瘾的不是针剂，是对方的肺。</w:t>
-      </w:r>
-    </w:p>
-    <w:p>
-      <w:r>
-        <w:t>手指力度每一次微调都牵动穴内吸吮：收紧时内壁绞死侵入物，松开时空气涌入、潮液喷溅。阴唇外翻又合拢，阴蒂肿亮；后穴若同时开拓，肉壁把力量传到小腹，又酸又甜。叶舒华在眼前发黑时仍抓周子瑜手腕确认‘人还在’；周子瑜被勒到发颤时仍用腿盘稳对方——既是情欲，也是守护。真迹让人上瘾失控；颈间契约却逼人练习控制。练习本身，比高潮更漫长，也更亲密。</w:t>
-      </w:r>
-    </w:p>
-    <w:p>
-      <w:r>
-        <w:t>清洗时子瑜给舒华擦颈间红痕。舒华说：‘以后别一个人来地下。叫我。’子瑜把黑缎折好收进包里——不是战利品，是契约副本。</w:t>
-      </w:r>
-    </w:p>
-    <w:p>
-      <w:r>
-        <w:t>手指力度每一次微调都牵动穴内吸吮：收紧时内壁绞死侵入物，松开时空气涌入、潮液喷溅。阴唇外翻又合拢，阴蒂肿亮；后穴若同时开拓，肉壁把力量传到小腹，又酸又甜。叶舒华在眼前发黑时仍抓周子瑜手腕确认‘人还在’；周子瑜被勒到发颤时仍用腿盘稳对方——既是情欲，也是守护。真迹让人上瘾失控；颈间契约却逼人练习控制。练习本身，比高潮更漫长，也更亲密。</w:t>
-      </w:r>
-    </w:p>
-    <w:p>
-      <w:r>
-        <w:t>规则被重复确认三次：拍肩、唇色、意识。每一次确认都让穴里更湿——信任本身成为前戏。</w:t>
-      </w:r>
-    </w:p>
-    <w:p>
-      <w:r>
-        <w:t>手指力度每一次微调都牵动穴内吸吮：收紧时内壁绞死侵入物，松开时空气涌入、潮液喷溅。阴唇外翻又合拢，阴蒂肿亮；后穴若同时开拓，肉壁把力量传到小腹，又酸又甜。叶舒华在眼前发黑时仍抓周子瑜手腕确认‘人还在’；周子瑜被勒到发颤时仍用腿盘稳对方——既是情欲，也是守护。真迹让人上瘾失控；颈间契约却逼人练习控制。练习本身，比高潮更漫长，也更亲密。</w:t>
-      </w:r>
-    </w:p>
-    <w:p>
-      <w:r>
-        <w:t>舒华被勒到发颤时仍要命令：‘再深一点……气少一点……别停看我。’子瑜既要顶弄又要盯脉搏，像同时跳两支舞。</w:t>
-      </w:r>
-    </w:p>
-    <w:p>
-      <w:r>
-        <w:t>手指力度每一次微调都牵动穴内吸吮：收紧时内壁绞死侵入物，松开时空气涌入、潮液喷溅。阴唇外翻又合拢，阴蒂肿亮；后穴若同时开拓，肉壁把力量传到小腹，又酸又甜。叶舒华在眼前发黑时仍抓周子瑜手腕确认‘人还在’；周子瑜被勒到发颤时仍用腿盘稳对方——既是情欲，也是守护。真迹让人上瘾失控；颈间契约却逼人练习控制。练习本身，比高潮更漫长，也更亲密。</w:t>
-      </w:r>
-    </w:p>
-    <w:p>
-      <w:r>
-        <w:t>子瑜被勒时会本能盘腰。盘得越紧，进入越深，缺氧越把深度放大。她哭着仍数拍，数到该停就停，停得干脆，爱得也干脆。</w:t>
-      </w:r>
-    </w:p>
-    <w:p>
-      <w:r>
-        <w:t>手指力度每一次微调都牵动穴内吸吮：收紧时内壁绞死侵入物，松开时空气涌入、潮液喷溅。阴唇外翻又合拢，阴蒂肿亮；后穴若同时开拓，肉壁把力量传到小腹，又酸又甜。叶舒华在眼前发黑时仍抓周子瑜手腕确认‘人还在’；周子瑜被勒到发颤时仍用腿盘稳对方——既是情欲，也是守护。真迹让人上瘾失控；颈间契约却逼人练习控制。练习本身，比高潮更漫长，也更亲密。</w:t>
-      </w:r>
-    </w:p>
-    <w:p>
-      <w:r>
-        <w:t>两人交换角色后，权力并不倾斜：谁被掐，谁仍保有叫停权；谁下手，谁承担守护责任。这比真迹局里的‘被注射’干净得多，也危险得多。</w:t>
-      </w:r>
-    </w:p>
-    <w:p>
-      <w:r>
-        <w:t>手指力度每一次微调都牵动穴内吸吮：收紧时内壁绞死侵入物，松开时空气涌入、潮液喷溅。阴唇外翻又合拢，阴蒂肿亮；后穴若同时开拓，肉壁把力量传到小腹，又酸又甜。叶舒华在眼前发黑时仍抓周子瑜手腕确认‘人还在’；周子瑜被勒到发颤时仍用腿盘稳对方——既是情欲，也是守护。真迹让人上瘾失控；颈间契约却逼人练习控制。练习本身，比高潮更漫长，也更亲密。</w:t>
-      </w:r>
-    </w:p>
-    <w:p>
-      <w:r>
-        <w:t>结束时镜墙起雾。雾里两个模糊面孔靠在一起。门外潮水仍在翻涌；门内红痕渐退，关系更深一寸。</w:t>
-      </w:r>
-    </w:p>
-    <w:p>
-      <w:r>
-        <w:t>手指力度每一次微调都牵动穴内吸吮：收紧时内壁绞死侵入物，松开时空气涌入、潮液喷溅。阴唇外翻又合拢，阴蒂肿亮；后穴若同时开拓，肉壁把力量传到小腹，又酸又甜。叶舒华在眼前发黑时仍抓周子瑜手腕确认‘人还在’；周子瑜被勒到发颤时仍用腿盘稳对方——既是情欲，也是守护。真迹让人上瘾失控；颈间契约却逼人练习控制。练习本身，比高潮更漫长，也更亲密。</w:t>
-      </w:r>
-    </w:p>
-    <w:p>
-      <w:r>
-        <w:t>周子瑜在收紧手指前会先看叶舒华的眼睛。确认，再施力。舒华被看得烦，却又上瘾——被认真对待的感觉，比被填满更罕见。</w:t>
-      </w:r>
-    </w:p>
-    <w:p>
-      <w:r>
-        <w:t>手指力度每一次微调都牵动穴内吸吮：收紧时内壁绞死侵入物，松开时空气涌入、潮液喷溅。阴唇外翻又合拢，阴蒂肿亮；后穴若同时开拓，肉壁把力量传到小腹，又酸又甜。叶舒华在眼前发黑时仍抓周子瑜手腕确认‘人还在’；周子瑜被勒到发颤时仍用腿盘稳对方——既是情欲，也是守护。真迹让人上瘾失控；颈间契约却逼人练习控制。练习本身，比高潮更漫长，也更亲密。</w:t>
-      </w:r>
-    </w:p>
-    <w:p>
-      <w:r>
-        <w:t>缺氧对子瑜而言像关掉全世界的声音，只剩穴里被顶弄的清晰；对舒华而言像砸裂冷感外壳，露出只会叫、只会夹的芯。</w:t>
-      </w:r>
-    </w:p>
-    <w:p>
-      <w:r>
-        <w:t>手指力度每一次微调都牵动穴内吸吮：收紧时内壁绞死侵入物，松开时空气涌入、潮液喷溅。阴唇外翻又合拢，阴蒂肿亮；后穴若同时开拓，肉壁把力量传到小腹，又酸又甜。叶舒华在眼前发黑时仍抓周子瑜手腕确认‘人还在’；周子瑜被勒到发颤时仍用腿盘稳对方——既是情欲，也是守护。真迹让人上瘾失控；颈间契约却逼人练习控制。练习本身，比高潮更漫长，也更亲密。</w:t>
-      </w:r>
-    </w:p>
-    <w:p>
-      <w:r>
-        <w:t>丝带勒进侧颈时皮肤先白后红。舒华指导避开气管：‘我要眼前发黑，不是咳嗽。’子瑜手劲稳得像控腿，舒华穴口立刻喷出一小股水。</w:t>
-      </w:r>
-    </w:p>
-    <w:p>
-      <w:r>
-        <w:t>手指力度每一次微调都牵动穴内吸吮：收紧时内壁绞死侵入物，松开时空气涌入、潮液喷溅。阴唇外翻又合拢，阴蒂肿亮；后穴若同时开拓，肉壁把力量传到小腹，又酸又甜。叶舒华在眼前发黑时仍抓周子瑜手腕确认‘人还在’；周子瑜被勒到发颤时仍用腿盘稳对方——既是情欲，也是守护。真迹让人上瘾失控；颈间契约却逼人练习控制。练习本身，比高潮更漫长，也更亲密。</w:t>
-      </w:r>
-    </w:p>
-    <w:p>
-      <w:r>
-        <w:t>子瑜想起清晨被男模盘着操的屈辱；舒华抚她后脑：‘跟那天不一样。你能叫停。’屈辱被改写成可选择的颤栗。羁绊是沉沦时还有人接住刹车。</w:t>
-      </w:r>
-    </w:p>
-    <w:p>
-      <w:r>
-        <w:t>手指力度每一次微调都牵动穴内吸吮：收紧时内壁绞死侵入物，松开时空气涌入、潮液喷溅。阴唇外翻又合拢，阴蒂肿亮；后穴若同时开拓，肉壁把力量传到小腹，又酸又甜。叶舒华在眼前发黑时仍抓周子瑜手腕确认‘人还在’；周子瑜被勒到发颤时仍用腿盘稳对方——既是情欲，也是守护。真迹让人上瘾失控；颈间契约却逼人练习控制。练习本身，比高潮更漫长，也更亲密。</w:t>
-      </w:r>
-    </w:p>
-    <w:p>
-      <w:r>
-        <w:t>男模只配充当节奏器。舒华手一抬他就要停。窒息开关在两人掌心，外人只是被借来的硬度。</w:t>
-      </w:r>
-    </w:p>
-    <w:p>
-      <w:r>
-        <w:t>手指力度每一次微调都牵动穴内吸吮：收紧时内壁绞死侵入物，松开时空气涌入、潮液喷溅。阴唇外翻又合拢，阴蒂肿亮；后穴若同时开拓，肉壁把力量传到小腹，又酸又甜。叶舒华在眼前发黑时仍抓周子瑜手腕确认‘人还在’；周子瑜被勒到发颤时仍用腿盘稳对方——既是情欲，也是守护。真迹让人上瘾失控；颈间契约却逼人练习控制。练习本身，比高潮更漫长，也更亲密。</w:t>
-      </w:r>
-    </w:p>
-    <w:p>
-      <w:r>
-        <w:t>潮吹在窒息边缘又长又凶。子瑜去时长腿痉挛盘死；舒华去时反咬子瑜肩膀盖章。精液在松开脖子大口喘气时被穴口挤出。</w:t>
-      </w:r>
-    </w:p>
-    <w:p>
-      <w:r>
-        <w:t>手指力度每一次微调都牵动穴内吸吮：收紧时内壁绞死侵入物，松开时空气涌入、潮液喷溅。阴唇外翻又合拢，阴蒂肿亮；后穴若同时开拓，肉壁把力量传到小腹，又酸又甜。叶舒华在眼前发黑时仍抓周子瑜手腕确认‘人还在’；周子瑜被勒到发颤时仍用腿盘稳对方——既是情欲，也是守护。真迹让人上瘾失控；颈间契约却逼人练习控制。练习本身，比高潮更漫长，也更亲密。</w:t>
-      </w:r>
-    </w:p>
-    <w:p>
-      <w:r>
-        <w:t>巡场伴舞第二次经过，听见三下拍肩，确定她们有安全动作，在群里打了又删：小镜室勿扰。</w:t>
-      </w:r>
-    </w:p>
-    <w:p>
-      <w:r>
-        <w:t>手指力度每一次微调都牵动穴内吸吮：收紧时内壁绞死侵入物，松开时空气涌入、潮液喷溅。阴唇外翻又合拢，阴蒂肿亮；后穴若同时开拓，肉壁把力量传到小腹，又酸又甜。叶舒华在眼前发黑时仍抓周子瑜手腕确认‘人还在’；周子瑜被勒到发颤时仍用腿盘稳对方——既是情欲，也是守护。真迹让人上瘾失控；颈间契约却逼人练习控制。练习本身，比高潮更漫长，也更亲密。</w:t>
-      </w:r>
-    </w:p>
-    <w:p>
-      <w:r>
-        <w:t>舒华问：‘如果我被真迹搞到不认识自己，你还会掐我吗？’子瑜：‘会。但只为了让你回气，不是为了让你坏掉。’舒华眼眶红了。</w:t>
-      </w:r>
-    </w:p>
-    <w:p>
-      <w:r>
-        <w:t>手指力度每一次微调都牵动穴内吸吮：收紧时内壁绞死侵入物，松开时空气涌入、潮液喷溅。阴唇外翻又合拢，阴蒂肿亮；后穴若同时开拓，肉壁把力量传到小腹，又酸又甜。叶舒华在眼前发黑时仍抓周子瑜手腕确认‘人还在’；周子瑜被勒到发颤时仍用腿盘稳对方——既是情欲，也是守护。真迹让人上瘾失控；颈间契约却逼人练习控制。练习本身，比高潮更漫长，也更亲密。</w:t>
-      </w:r>
-    </w:p>
-    <w:p>
-      <w:r>
-        <w:t>她们尝试叠息：接吻互夺呼吸，阴蒂相磨，颈侧青筋微现。分开时咳嗽又笑，上瘾的不是针剂，是对方的肺。</w:t>
-      </w:r>
-    </w:p>
-    <w:p>
-      <w:r>
-        <w:t>手指力度每一次微调都牵动穴内吸吮：收紧时内壁绞死侵入物，松开时空气涌入、潮液喷溅。阴唇外翻又合拢，阴蒂肿亮；后穴若同时开拓，肉壁把力量传到小腹，又酸又甜。叶舒华在眼前发黑时仍抓周子瑜手腕确认‘人还在’；周子瑜被勒到发颤时仍用腿盘稳对方——既是情欲，也是守护。真迹让人上瘾失控；颈间契约却逼人练习控制。练习本身，比高潮更漫长，也更亲密。</w:t>
-      </w:r>
-    </w:p>
-    <w:p>
-      <w:r>
-        <w:t>清洗时子瑜给舒华擦颈间红痕。舒华说：‘以后别一个人来地下。叫我。’子瑜把黑缎折好收进包里——不是战利品，是契约副本。</w:t>
-      </w:r>
-    </w:p>
-    <w:p>
-      <w:r>
-        <w:t>手指力度每一次微调都牵动穴内吸吮：收紧时内壁绞死侵入物，松开时空气涌入、潮液喷溅。阴唇外翻又合拢，阴蒂肿亮；后穴若同时开拓，肉壁把力量传到小腹，又酸又甜。叶舒华在眼前发黑时仍抓周子瑜手腕确认‘人还在’；周子瑜被勒到发颤时仍用腿盘稳对方——既是情欲，也是守护。真迹让人上瘾失控；颈间契约却逼人练习控制。练习本身，比高潮更漫长，也更亲密。</w:t>
-      </w:r>
-    </w:p>
-    <w:p>
-      <w:r>
-        <w:t>规则被重复确认三次：拍肩、唇色、意识。每一次确认都让穴里更湿——信任本身成为前戏。</w:t>
-      </w:r>
-    </w:p>
-    <w:p>
-      <w:r>
-        <w:t>手指力度每一次微调都牵动穴内吸吮：收紧时内壁绞死侵入物，松开时空气涌入、潮液喷溅。阴唇外翻又合拢，阴蒂肿亮；后穴若同时开拓，肉壁把力量传到小腹，又酸又甜。叶舒华在眼前发黑时仍抓周子瑜手腕确认‘人还在’；周子瑜被勒到发颤时仍用腿盘稳对方——既是情欲，也是守护。真迹让人上瘾失控；颈间契约却逼人练习控制。练习本身，比高潮更漫长，也更亲密。</w:t>
-      </w:r>
-    </w:p>
-    <w:p>
-      <w:r>
-        <w:t>舒华被勒到发颤时仍要命令：‘再深一点……气少一点……别停看我。’子瑜既要顶弄又要盯脉搏，像同时跳两支舞。</w:t>
-      </w:r>
-    </w:p>
-    <w:p>
-      <w:r>
-        <w:t>手指力度每一次微调都牵动穴内吸吮：收紧时内壁绞死侵入物，松开时空气涌入、潮液喷溅。阴唇外翻又合拢，阴蒂肿亮；后穴若同时开拓，肉壁把力量传到小腹，又酸又甜。叶舒华在眼前发黑时仍抓周子瑜手腕确认‘人还在’；周子瑜被勒到发颤时仍用腿盘稳对方——既是情欲，也是守护。真迹让人上瘾失控；颈间契约却逼人练习控制。练习本身，比高潮更漫长，也更亲密。</w:t>
-      </w:r>
-    </w:p>
-    <w:p>
-      <w:r>
-        <w:t>子瑜被勒时会本能盘腰。盘得越紧，进入越深，缺氧越把深度放大。她哭着仍数拍，数到该停就停，停得干脆，爱得也干脆。</w:t>
-      </w:r>
-    </w:p>
-    <w:p>
-      <w:r>
-        <w:t>手指力度每一次微调都牵动穴内吸吮：收紧时内壁绞死侵入物，松开时空气涌入、潮液喷溅。阴唇外翻又合拢，阴蒂肿亮；后穴若同时开拓，肉壁把力量传到小腹，又酸又甜。叶舒华在眼前发黑时仍抓周子瑜手腕确认‘人还在’；周子瑜被勒到发颤时仍用腿盘稳对方——既是情欲，也是守护。真迹让人上瘾失控；颈间契约却逼人练习控制。练习本身，比高潮更漫长，也更亲密。</w:t>
-      </w:r>
-    </w:p>
-    <w:p>
-      <w:r>
-        <w:t>两人交换角色后，权力并不倾斜：谁被掐，谁仍保有叫停权；谁下手，谁承担守护责任。这比真迹局里的‘被注射’干净得多，也危险得多。</w:t>
-      </w:r>
-    </w:p>
-    <w:p>
-      <w:r>
-        <w:t>手指力度每一次微调都牵动穴内吸吮：收紧时内壁绞死侵入物，松开时空气涌入、潮液喷溅。阴唇外翻又合拢，阴蒂肿亮；后穴若同时开拓，肉壁把力量传到小腹，又酸又甜。叶舒华在眼前发黑时仍抓周子瑜手腕确认‘人还在’；周子瑜被勒到发颤时仍用腿盘稳对方——既是情欲，也是守护。真迹让人上瘾失控；颈间契约却逼人练习控制。练习本身，比高潮更漫长，也更亲密。</w:t>
-      </w:r>
-    </w:p>
-    <w:p>
-      <w:r>
-        <w:t>结束时镜墙起雾。雾里两个模糊面孔靠在一起。门外潮水仍在翻涌；门内红痕渐退，关系更深一寸。</w:t>
-      </w:r>
-    </w:p>
-    <w:p>
-      <w:r>
-        <w:t>手指力度每一次微调都牵动穴内吸吮：收紧时内壁绞死侵入物，松开时空气涌入、潮液喷溅。阴唇外翻又合拢，阴蒂肿亮；后穴若同时开拓，肉壁把力量传到小腹，又酸又甜。叶舒华在眼前发黑时仍抓周子瑜手腕确认‘人还在’；周子瑜被勒到发颤时仍用腿盘稳对方——既是情欲，也是守护。真迹让人上瘾失控；颈间契约却逼人练习控制。练习本身，比高潮更漫长，也更亲密。</w:t>
-      </w:r>
-    </w:p>
-    <w:p>
-      <w:r>
-        <w:t>周子瑜在收紧手指前会先看叶舒华的眼睛。确认，再施力。舒华被看得烦，却又上瘾——被认真对待的感觉，比被填满更罕见。</w:t>
-      </w:r>
-    </w:p>
-    <w:p>
-      <w:r>
-        <w:t>手指力度每一次微调都牵动穴内吸吮：收紧时内壁绞死侵入物，松开时空气涌入、潮液喷溅。阴唇外翻又合拢，阴蒂肿亮；后穴若同时开拓，肉壁把力量传到小腹，又酸又甜。叶舒华在眼前发黑时仍抓周子瑜手腕确认‘人还在’；周子瑜被勒到发颤时仍用腿盘稳对方——既是情欲，也是守护。真迹让人上瘾失控；颈间契约却逼人练习控制。练习本身，比高潮更漫长，也更亲密。</w:t>
-      </w:r>
-    </w:p>
-    <w:p>
-      <w:r>
-        <w:t>缺氧对子瑜而言像关掉全世界的声音，只剩穴里被顶弄的清晰；对舒华而言像砸裂冷感外壳，露出只会叫、只会夹的芯。</w:t>
-      </w:r>
-    </w:p>
-    <w:p>
-      <w:r>
-        <w:t>手指力度每一次微调都牵动穴内吸吮：收紧时内壁绞死侵入物，松开时空气涌入、潮液喷溅。阴唇外翻又合拢，阴蒂肿亮；后穴若同时开拓，肉壁把力量传到小腹，又酸又甜。叶舒华在眼前发黑时仍抓周子瑜手腕确认‘人还在’；周子瑜被勒到发颤时仍用腿盘稳对方——既是情欲，也是守护。真迹让人上瘾失控；颈间契约却逼人练习控制。练习本身，比高潮更漫长，也更亲密。</w:t>
-      </w:r>
-    </w:p>
-    <w:p>
-      <w:r>
-        <w:t>丝带勒进侧颈时皮肤先白后红。舒华指导避开气管：‘我要眼前发黑，不是咳嗽。’子瑜手劲稳得像控腿，舒华穴口立刻喷出一小股水。</w:t>
-      </w:r>
-    </w:p>
-    <w:p>
-      <w:r>
-        <w:t>手指力度每一次微调都牵动穴内吸吮：收紧时内壁绞死侵入物，松开时空气涌入、潮液喷溅。阴唇外翻又合拢，阴蒂肿亮；后穴若同时开拓，肉壁把力量传到小腹，又酸又甜。叶舒华在眼前发黑时仍抓周子瑜手腕确认‘人还在’；周子瑜被勒到发颤时仍用腿盘稳对方——既是情欲，也是守护。真迹让人上瘾失控；颈间契约却逼人练习控制。练习本身，比高潮更漫长，也更亲密。</w:t>
-      </w:r>
-    </w:p>
-    <w:p>
-      <w:r>
-        <w:t>子瑜想起清晨被男模盘着操的屈辱；舒华抚她后脑：‘跟那天不一样。你能叫停。’屈辱被改写成可选择的颤栗。羁绊是沉沦时还有人接住刹车。</w:t>
-      </w:r>
-    </w:p>
-    <w:p>
-      <w:r>
-        <w:t>手指力度每一次微调都牵动穴内吸吮：收紧时内壁绞死侵入物，松开时空气涌入、潮液喷溅。阴唇外翻又合拢，阴蒂肿亮；后穴若同时开拓，肉壁把力量传到小腹，又酸又甜。叶舒华在眼前发黑时仍抓周子瑜手腕确认‘人还在’；周子瑜被勒到发颤时仍用腿盘稳对方——既是情欲，也是守护。真迹让人上瘾失控；颈间契约却逼人练习控制。练习本身，比高潮更漫长，也更亲密。</w:t>
-      </w:r>
-    </w:p>
-    <w:p>
-      <w:r>
-        <w:t>男模只配充当节奏器。舒华手一抬他就要停。窒息开关在两人掌心，外人只是被借来的硬度。</w:t>
-      </w:r>
-    </w:p>
-    <w:p>
-      <w:r>
-        <w:t>手指力度每一次微调都牵动穴内吸吮：收紧时内壁绞死侵入物，松开时空气涌入、潮液喷溅。阴唇外翻又合拢，阴蒂肿亮；后穴若同时开拓，肉壁把力量传到小腹，又酸又甜。叶舒华在眼前发黑时仍抓周子瑜手腕确认‘人还在’；周子瑜被勒到发颤时仍用腿盘稳对方——既是情欲，也是守护。真迹让人上瘾失控；颈间契约却逼人练习控制。练习本身，比高潮更漫长，也更亲密。</w:t>
-      </w:r>
-    </w:p>
-    <w:p>
-      <w:r>
-        <w:t>潮吹在窒息边缘又长又凶。子瑜去时长腿痉挛盘死；舒华去时反咬子瑜肩膀盖章。精液在松开脖子大口喘气时被穴口挤出。</w:t>
-      </w:r>
-    </w:p>
-    <w:p>
-      <w:r>
-        <w:t>手指力度每一次微调都牵动穴内吸吮：收紧时内壁绞死侵入物，松开时空气涌入、潮液喷溅。阴唇外翻又合拢，阴蒂肿亮；后穴若同时开拓，肉壁把力量传到小腹，又酸又甜。叶舒华在眼前发黑时仍抓周子瑜手腕确认‘人还在’；周子瑜被勒到发颤时仍用腿盘稳对方——既是情欲，也是守护。真迹让人上瘾失控；颈间契约却逼人练习控制。练习本身，比高潮更漫长，也更亲密。</w:t>
-      </w:r>
-    </w:p>
-    <w:p>
-      <w:r>
-        <w:t>巡场伴舞第二次经过，听见三下拍肩，确定她们有安全动作，在群里打了又删：小镜室勿扰。</w:t>
-      </w:r>
-    </w:p>
-    <w:p>
-      <w:r>
-        <w:t>手指力度每一次微调都牵动穴内吸吮：收紧时内壁绞死侵入物，松开时空气涌入、潮液喷溅。阴唇外翻又合拢，阴蒂肿亮；后穴若同时开拓，肉壁把力量传到小腹，又酸又甜。叶舒华在眼前发黑时仍抓周子瑜手腕确认‘人还在’；周子瑜被勒到发颤时仍用腿盘稳对方——既是情欲，也是守护。真迹让人上瘾失控；颈间契约却逼人练习控制。练习本身，比高潮更漫长，也更亲密。</w:t>
-      </w:r>
-    </w:p>
-    <w:p>
-      <w:r>
-        <w:t>舒华问：‘如果我被真迹搞到不认识自己，你还会掐我吗？’子瑜：‘会。但只为了让你回气，不是为了让你坏掉。’舒华眼眶红了。</w:t>
-      </w:r>
-    </w:p>
-    <w:p>
-      <w:r>
-        <w:t>手指力度每一次微调都牵动穴内吸吮：收紧时内壁绞死侵入物，松开时空气涌入、潮液喷溅。阴唇外翻又合拢，阴蒂肿亮；后穴若同时开拓，肉壁把力量传到小腹，又酸又甜。叶舒华在眼前发黑时仍抓周子瑜手腕确认‘人还在’；周子瑜被勒到发颤时仍用腿盘稳对方——既是情欲，也是守护。真迹让人上瘾失控；颈间契约却逼人练习控制。练习本身，比高潮更漫长，也更亲密。</w:t>
-      </w:r>
-    </w:p>
-    <w:p>
-      <w:r>
-        <w:t>她们尝试叠息：接吻互夺呼吸，阴蒂相磨，颈侧青筋微现。分开时咳嗽又笑，上瘾的不是针剂，是对方的肺。</w:t>
-      </w:r>
-    </w:p>
-    <w:p>
-      <w:r>
-        <w:t>手指力度每一次微调都牵动穴内吸吮：收紧时内壁绞死侵入物，松开时空气涌入、潮液喷溅。阴唇外翻又合拢，阴蒂肿亮；后穴若同时开拓，肉壁把力量传到小腹，又酸又甜。叶舒华在眼前发黑时仍抓周子瑜手腕确认‘人还在’；周子瑜被勒到发颤时仍用腿盘稳对方——既是情欲，也是守护。真迹让人上瘾失控；颈间契约却逼人练习控制。练习本身，比高潮更漫长，也更亲密。</w:t>
-      </w:r>
-    </w:p>
-    <w:p>
-      <w:r>
-        <w:t>清洗时子瑜给舒华擦颈间红痕。舒华说：‘以后别一个人来地下。叫我。’子瑜把黑缎折好收进包里——不是战利品，是契约副本。</w:t>
-      </w:r>
-    </w:p>
-    <w:p>
-      <w:r>
-        <w:t>手指力度每一次微调都牵动穴内吸吮：收紧时内壁绞死侵入物，松开时空气涌入、潮液喷溅。阴唇外翻又合拢，阴蒂肿亮；后穴若同时开拓，肉壁把力量传到小腹，又酸又甜。叶舒华在眼前发黑时仍抓周子瑜手腕确认‘人还在’；周子瑜被勒到发颤时仍用腿盘稳对方——既是情欲，也是守护。真迹让人上瘾失控；颈间契约却逼人练习控制。练习本身，比高潮更漫长，也更亲密。</w:t>
-      </w:r>
-    </w:p>
-    <w:p>
-      <w:r>
-        <w:t>规则被重复确认三次：拍肩、唇色、意识。每一次确认都让穴里更湿——信任本身成为前戏。</w:t>
-      </w:r>
-    </w:p>
-    <w:p>
-      <w:r>
-        <w:t>手指力度每一次微调都牵动穴内吸吮：收紧时内壁绞死侵入物，松开时空气涌入、潮液喷溅。阴唇外翻又合拢，阴蒂肿亮；后穴若同时开拓，肉壁把力量传到小腹，又酸又甜。叶舒华在眼前发黑时仍抓周子瑜手腕确认‘人还在’；周子瑜被勒到发颤时仍用腿盘稳对方——既是情欲，也是守护。真迹让人上瘾失控；颈间契约却逼人练习控制。练习本身，比高潮更漫长，也更亲密。</w:t>
-      </w:r>
-    </w:p>
-    <w:p>
-      <w:r>
-        <w:t>舒华被勒到发颤时仍要命令：‘再深一点……气少一点……别停看我。’子瑜既要顶弄又要盯脉搏，像同时跳两支舞。</w:t>
-      </w:r>
-    </w:p>
-    <w:p>
-      <w:r>
-        <w:t>手指力度每一次微调都牵动穴内吸吮：收紧时内壁绞死侵入物，松开时空气涌入、潮液喷溅。阴唇外翻又合拢，阴蒂肿亮；后穴若同时开拓，肉壁把力量传到小腹，又酸又甜。叶舒华在眼前发黑时仍抓周子瑜手腕确认‘人还在’；周子瑜被勒到发颤时仍用腿盘稳对方——既是情欲，也是守护。真迹让人上瘾失控；颈间契约却逼人练习控制。练习本身，比高潮更漫长，也更亲密。</w:t>
-      </w:r>
-    </w:p>
-    <w:p>
-      <w:r>
-        <w:t>子瑜被勒时会本能盘腰。盘得越紧，进入越深，缺氧越把深度放大。她哭着仍数拍，数到该停就停，停得干脆，爱得也干脆。</w:t>
-      </w:r>
-    </w:p>
-    <w:p>
-      <w:r>
-        <w:t>手指力度每一次微调都牵动穴内吸吮：收紧时内壁绞死侵入物，松开时空气涌入、潮液喷溅。阴唇外翻又合拢，阴蒂肿亮；后穴若同时开拓，肉壁把力量传到小腹，又酸又甜。叶舒华在眼前发黑时仍抓周子瑜手腕确认‘人还在’；周子瑜被勒到发颤时仍用腿盘稳对方——既是情欲，也是守护。真迹让人上瘾失控；颈间契约却逼人练习控制。练习本身，比高潮更漫长，也更亲密。</w:t>
+      <w:pPr>
+        <w:pStyle w:val="Heading2"/>
+      </w:pPr>
+      <w:r>
+        <w:t>契约细则：比三下拍肩更细的东西</w:t>
+      </w:r>
+    </w:p>
+    <w:p>
+      <w:r>
+        <w:t>规则写在纸上会显得冷，写在皮肤上才会热。叶舒华并不急着第二次下手。她先让周子瑜坐下，背靠镜墙，长腿自然分开，像排练间隙的休息姿势。舒华跪在她两膝之间，黑裙开叉滑到髋骨，锁骨上的旧指痕在暖黄灯下像淡淡的墨。</w:t>
+      </w:r>
+    </w:p>
+    <w:p>
+      <w:r>
+        <w:t>“再说一遍。”舒华说。</w:t>
+      </w:r>
+    </w:p>
+    <w:p>
+      <w:r>
+        <w:t>子瑜喉结轻轻滚动：“三下拍肩，立刻停压、停抽、停一切会让我看不见你的动作。唇色发青或发白，停。我眼睛对不上焦，停。我晕过去，你必须先拍醒我、再渡气，不许借机继续。”</w:t>
+      </w:r>
+    </w:p>
+    <w:p>
+      <w:r>
+        <w:t>“还有。”舒华补，“我若说‘红’，等于拍肩。你若说‘红’，我也一样。不许用‘不要’当安全词——真迹局里‘不要’被人听成配菜，这儿不行。”</w:t>
+      </w:r>
+    </w:p>
+    <w:p>
+      <w:r>
+        <w:t>子瑜点头。她的手指在自己颈侧比了一下位置：“只压两侧。气管留给呼吸。丝带也一样，不打死结，留一指可抽。”</w:t>
+      </w:r>
+    </w:p>
+    <w:p>
+      <w:r>
+        <w:t>舒华忽然笑了一下，笑意浅：“你看，你会数拍，也会写条款。所以我才找你。”</w:t>
+      </w:r>
+    </w:p>
+    <w:p>
+      <w:r>
+        <w:t>条款确认第三次时，子瑜发现自己腿心已经湿了。不是被碰的，是被认真对待的。信任本身成为前戏——这句话若只写一遍会像标语；当她真的把脉搏交给对方掌心时，标语就变成体温。舒华的拇指腹很凉，中指稍热，两指找到动脉搏动，先不施力，只贴着，像在听一首很慢的歌。子瑜穴口不受控制地收缩一下，阴唇彼此摩挲，阴蒂在空气里发胀。她听见自己的呼吸变沉，沉得像要把胸腔里的冷气全部换掉。</w:t>
+      </w:r>
+    </w:p>
+    <w:p>
+      <w:pPr>
+        <w:pStyle w:val="Heading2"/>
+      </w:pPr>
+      <w:r>
+        <w:t>第一轮细写：血流，不是气管</w:t>
+      </w:r>
+    </w:p>
+    <w:p>
+      <w:r>
+        <w:t>第一轮真正开始时，舒华没有立刻进入她。手指先沿着子瑜大腿内侧向上，黑丝的勒痕还在，勒痕边的皮肤比别处更烫。指腹拨开阴唇，看见内里已经水光一片；阴蒂从包皮里探出一点朱红，一碰就颤。舒华把两指没入，缓缓屈起，刮过上壁那条会让子瑜腰眼发软的线。子瑜吸气，长腿下意识要盘——被舒华用手肘挡住。</w:t>
+      </w:r>
+    </w:p>
+    <w:p>
+      <w:r>
+        <w:t>“今天不用腿赢。”舒华重复，“用气。”</w:t>
+      </w:r>
+    </w:p>
+    <w:p>
+      <w:r>
+        <w:t>掌心覆上侧颈的瞬间，世界的边缘先发白。不是痛，是一种被轻轻抽走的晕。子瑜听见自己体内的水声忽然变得极清晰：手指抽送的黏响、穴肉吸吮的细响、阴蒂被拇指按住碾过的湿响。缺氧让感官重新分配，听觉与触觉抢了视觉的席位。她想说话，声带却只挤出气音。舒华盯着她的眼睛，眼里没有征服，只有计数。</w:t>
+      </w:r>
+    </w:p>
+    <w:p>
+      <w:r>
+        <w:t>“还看着我吗？”舒华问。</w:t>
+      </w:r>
+    </w:p>
+    <w:p>
+      <w:r>
+        <w:t>子瑜艰难地点头。点头让颈侧的压力更贴合动脉，眼前白光加深一号，穴里猛地绞紧。热液涌出来，浇在舒华腕骨上，又沿着掌根淌到垫面。舒华立刻松开半分，低头渡气——舌尖带着气渡进来，渡得子瑜咳了一下，咳完却把人抱紧。</w:t>
+      </w:r>
+    </w:p>
+    <w:p>
+      <w:r>
+        <w:t>“继续。”子瑜说，声音哑，“我还能看见你。”</w:t>
+      </w:r>
+    </w:p>
+    <w:p>
+      <w:r>
+        <w:t>第二记施压更慢。舒华进到三指，撑开穴口，让褶皱展平，再让指节在最敏感处打转。颈侧压力与穴内搅动同步起伏：收紧时内壁死咬，松开时空气与潮液一起喷溅。子瑜的脚趾在黑丝里蜷起，脚跟蹭垫，蹭出细碎的响。她脑子里闪过清晨被男模盘着操的画面——那时她不能叫停；此刻她的手按在舒华肩上，随时可以拍。屈辱被改写成可选择的颤栗，颤栗里生出一种近乎凶暴的亲密。</w:t>
+      </w:r>
+    </w:p>
+    <w:p>
+      <w:r>
+        <w:t>高潮来得又尖又近。眼前全白的瞬间，她抬手——不是拍肩，是抓住舒华的腕，把压力固定在“刚好还能看见瞳孔”的位置，腰却自己送上去，把手指吃到最深。喷出来的水又急又长，喷得舒华小腹一片亮。松开时，子瑜大口喘气，像刚从水底浮出，长腿终于被允许盘上舒华的腰，盘得很紧，紧得像确认活人。</w:t>
+      </w:r>
+    </w:p>
+    <w:p>
+      <w:pPr>
+        <w:pStyle w:val="Heading2"/>
+      </w:pPr>
+      <w:r>
+        <w:t>第二轮细写：角色对调与丝带</w:t>
+      </w:r>
+    </w:p>
+    <w:p>
+      <w:r>
+        <w:t>第二轮，舒华把黑缎塞进子瑜手里。“你来。”</w:t>
+      </w:r>
+    </w:p>
+    <w:p>
+      <w:r>
+        <w:t>子瑜起初手抖。抖不是怕爽，是怕失手。舒华引导她的指位：再内侧一点，避开气管软骨，力度像控腿——匀，稳，可撤。丝带绕过舒华喉结下方，不打死结，留一指空隙。子瑜收第一分力时，舒华穴口立刻喷出一小股水，水溅到子瑜大腿。舒华冷感的脸裂开一条缝，缝里是喘，是笑，是极少示人的软。</w:t>
+      </w:r>
+    </w:p>
+    <w:p>
+      <w:r>
+        <w:t>“看……”舒华气声说，“你会数。”</w:t>
+      </w:r>
+    </w:p>
+    <w:p>
+      <w:r>
+        <w:t>子瑜另一只手进入舒华。叶舒华的内壁并不像外表那样冷，又湿又热，中段会突然吸紧，像有开关。子瑜每收紧丝带半分，那开关就咬一次；每松开一分，潮液就往外涌一次。舒华在失焦边缘仍抓着子瑜手腕，抓的意思是：人还在，继续，也随时可以停。子瑜盯她唇色，唇色从淡粉转到偏浅时，立刻松带、深吻、灌气，同时手指重重碾过阴蒂。舒华尖叫，尖叫少见，见了就像黑裙被撕开一角，露出只会叫、只会夹的芯。</w:t>
+      </w:r>
+    </w:p>
+    <w:p>
+      <w:r>
+        <w:t>门外巡场伴舞第二次经过。他听见压抑的呜咽，停步，耳贴门——不是为了偷听色情，是为了判断要不要破门。三下拍肩的声音清清楚楚传来，随后是接吻的水声，不是求救的拍门。他在群里打字“小镜室勿扰”，打完又删，删完只给自己备注：有安全动作。配角的道德在这里变成距离，距离三米，刚好够他继续巡场而不成为共犯，也不成为救世主。</w:t>
+      </w:r>
+    </w:p>
+    <w:p>
+      <w:pPr>
+        <w:pStyle w:val="Heading2"/>
+      </w:pPr>
+      <w:r>
+        <w:t>性交轮：窒息与贯穿同步</w:t>
+      </w:r>
+    </w:p>
+    <w:p>
+      <w:r>
+        <w:t>男模被叫入时，门只开一条缝。舒华看也不看他的脸，只抬手示意位置。他被要求不准说话，不准吻，不准在她们脖子上留自己的痕迹——痕迹权只属于契约双方。他硬着进入子瑜时，舒华的手同时覆上子瑜侧颈；他进入舒华时，子瑜的手回礼。外人只是被借来的硬度，节奏器的功能大于人的功能。舒华手一抬，他就要停，停得像被远程遥控。</w:t>
+      </w:r>
+    </w:p>
+    <w:p>
+      <w:r>
+        <w:t>缺氧让内壁每一次收缩都被放大。子瑜被顶到最深时，眼前发黑，黑里只有舒华的眼睛与自己穴里被撑开的清晰形状：入口环紧，中段吸吮，最深发酸回甜。阴蒂被耻骨一下下撞得肿痛，潮吹连续失控，水液溅到男模小腹，又被下一次撞击捣成细沫。她想盘腰——本能——盘得越紧进入越深，缺氧越把深度放大。她哭着仍在数：数自己还能不能看见舒华的瞳孔，数舒华唇色有没有变，数到该停就拍肩三下。</w:t>
+      </w:r>
+    </w:p>
+    <w:p>
+      <w:r>
+        <w:t>拍肩生效的那一秒，所有动作停住。男模退出，空气涌入，子瑜剧烈咳嗽，咳嗽里仍被舒华抱着。舒华只留亲吻与抚背，抚背的节奏像在给她重新安装呼吸。“契约生效。”舒华贴着她耳廓说，“看见没有？你一拍，世界就听你的。”</w:t>
+      </w:r>
+    </w:p>
+    <w:p>
+      <w:r>
+        <w:t>轮到舒华被勒时，她偏要命令：“再深一点……气少一点……别停看我。”子瑜既要顶弄又要盯脉搏，像同时跳两支舞。舞步错了就会出人命；舞步对了，舒华会在黑屏边缘喷水，后穴也被手指开拓，薄肉壁把前后的振动传到小腹，又酸又甜。精液在松开脖子、大口喘气时被穴口挤出，挤出的白浊挂在阴唇边，像一种狼狈的旗。舒华反咬子瑜肩膀，咬出齿印，齿印是盖章：我到了，我还活着，我认你。</w:t>
+      </w:r>
+    </w:p>
+    <w:p>
+      <w:pPr>
+        <w:pStyle w:val="Heading2"/>
+      </w:pPr>
+      <w:r>
+        <w:t>叠息：互夺呼吸的交互</w:t>
+      </w:r>
+    </w:p>
+    <w:p>
+      <w:r>
+        <w:t>真正让她们上瘾的不是男模，也不是丝带本身，而是叠息。两人面对面坐着，长腿交缠，阴蒂相磨，穴口偶尔滑过对方大腿，留下亮晶晶的痕迹。接吻时互夺呼吸——不是掐，是把对方的气含进自己肺里，再慢慢还回去。颈侧青筋微现，眼前阵阵发花，花里快感密集得像鼓点。分开时两人一起咳嗽，咳完又笑，笑得眼睛都红。</w:t>
+      </w:r>
+    </w:p>
+    <w:p>
+      <w:r>
+        <w:t>“上瘾的不是针剂。”子瑜哑着说，“是你的肺。”</w:t>
+      </w:r>
+    </w:p>
+    <w:p>
+      <w:r>
+        <w:t>舒华把额头抵过来：“真迹让我失控。你让我练习控制。练习比高潮漫长，也比高潮诚实。”</w:t>
+      </w:r>
+    </w:p>
+    <w:p>
+      <w:r>
+        <w:t>她们试了一次“同步潮吹”：叠息到极限前松开，同时用手指进入对方，屈指刮上壁，拇指碾阴蒂。松开的空气一涌入，两具身体同时痉挛，水液喷在彼此小腹与胸乳上，乳尖硬得发疼，疼里发甜。子瑜的长腿把舒华锁住，锁住不是为了不让她逃，是为了不让她在不应期里独自发冷。冷感外壳砸裂之后，里面是会发抖的人。发抖的人需要被抱，需要被擦汗，需要被问“还要不要继续”——问句本身就是契约的一部分。</w:t>
+      </w:r>
+    </w:p>
+    <w:p>
+      <w:pPr>
+        <w:pStyle w:val="Heading2"/>
+      </w:pPr>
+      <w:r>
+        <w:t>内心双轨：子瑜与舒华</w:t>
+      </w:r>
+    </w:p>
+    <w:p>
+      <w:r>
+        <w:t>周子瑜的内心并不只有爽。一边是清晨的屈辱：被当成长腿道具盘着操，叫停没用，眼泪只是配料；一边是此刻的清晰：她能叫停，叫停会被听见，听见之后会有吻而不是嘲讽。两边打架时，身体已经先选择了颤栗。她害怕自己把“可撤回的危险”玩成新的瘾，更害怕离开这间小镜室后，世界上再没有人肯把性命级的开关交给她保管。</w:t>
+      </w:r>
+    </w:p>
+    <w:p>
+      <w:r>
+        <w:t>叶舒华的内心同样分裂。冷感是她的盔甲，盔甲在真迹局里裂过，裂过之后她更厌恶失控。窒息却逼她把失控交给一个具体的人。她选子瑜，因为子瑜会看她——看她还能不能站上把杆，而不是看她塌得够不够好看。被认真对待的感觉比被填满更罕见，罕见到她愿意把脖子送出去。送出去时她仍在抓子瑜的手腕，抓的是“人还在”的实证。</w:t>
+      </w:r>
+    </w:p>
+    <w:p>
+      <w:pPr>
+        <w:pStyle w:val="Heading2"/>
+      </w:pPr>
+      <w:r>
+        <w:t>护理与痕迹：事后比事前更像爱</w:t>
+      </w:r>
+    </w:p>
+    <w:p>
+      <w:r>
+        <w:t>结束后的清洗很慢。温水，干净毛巾，先颈侧，再腿心，再后穴边缘。子瑜给舒华擦颈间红痕时，动作轻得像处理舞台妆的残粉。红痕先白后红，红里有细小的点状血晕，不是破皮，是皮下的抗议。舒华说：“以后别一个人来地下。叫我。”子瑜把黑缎折好，收进包里——不是战利品，是契约副本。</w:t>
+      </w:r>
+    </w:p>
+    <w:p>
+      <w:r>
+        <w:t>男模早已被打发走，走时腿还硬着，硬着也不许回头。巡场伴舞在走廊尽头抽烟，烟点了又掐，掐了又点。他最终没有进门，只在巡查表上写下“小镜室使用中，无冲突声”。无冲突三个字，是他能给的最大善意。</w:t>
+      </w:r>
+    </w:p>
+    <w:p>
+      <w:r>
+        <w:t>镜墙起雾。雾里两个模糊面孔靠在一起。门外潮水仍在翻涌，有人在别处注射，有人在别处求真迹；门内没有粉红针剂，却有比真迹更危险的东西——清醒的、可撤回的、专属于羁绊的玩法。子瑜哑着重复：“下次还是三下。不许改规则。”舒华把黑缎松松绕在两人腕上，像临时的手链：“颈间的契约，只认你。”</w:t>
+      </w:r>
+    </w:p>
+    <w:p>
+      <w:pPr>
+        <w:pStyle w:val="Heading2"/>
+      </w:pPr>
+      <w:r>
+        <w:t>加时轮：脉搏计数的情欲</w:t>
+      </w:r>
+    </w:p>
+    <w:p>
+      <w:r>
+        <w:t>她们并没有真的结束。所谓事后常常是中场。舒华重新拿回主动权——不，她要的不是抢，她要的是被允许。子瑜点头后，舒华让她平躺，自己骑在上方，用穴口去含子瑜的手指，同时把子瑜的手掌引导到自己颈侧。</w:t>
+      </w:r>
+    </w:p>
+    <w:p>
+      <w:r>
+        <w:t>“数我的脉搏。”舒华命令，“数到你害怕，就松。”</w:t>
+      </w:r>
+    </w:p>
+    <w:p>
+      <w:r>
+        <w:t>子瑜真的数。一下，两下，三下……压力加上去时，搏动从清晰变得沉重，沉重里舒华的穴突然咬死指根，爱液顺着指缝往下淌，淌到子瑜腕骨、小臂。舒华乳尖在黑裙里磨得发疼，她自己扯开领口，把胸送进子瑜嘴里。子瑜又吸又刮，同时盯着唇色与眼神。当舒华瞳孔开始扩散，子瑜立刻松压，改用手掌贴着颈侧安抚，手指在穴里却加快，屈起，寻找那一点。舒华去的时候没有叫全名，只叫“子瑜”，叫得像求助，也像嘉奖。潮液喷湿子瑜整条小臂，后穴在空缩，空缩里被第二根手指小心探入——先指腹按皱褶，再进一个指节，等她适应。前后同时被照顾时，舒华把脸埋进子瑜颈窝，咬住那块柔软的皮肤，咬出明天可能遮不住的印。</w:t>
+      </w:r>
+    </w:p>
+    <w:p>
+      <w:r>
+        <w:t>“疼吗？”子瑜问。</w:t>
+      </w:r>
+    </w:p>
+    <w:p>
+      <w:r>
+        <w:t>“疼。”舒华说，“疼才知道不是梦。梦里没有人会因为我唇色不对就停。”</w:t>
+      </w:r>
+    </w:p>
+    <w:p>
+      <w:pPr>
+        <w:pStyle w:val="Heading2"/>
+      </w:pPr>
+      <w:r>
+        <w:t>子瑜被盘与被勒的叠层记忆</w:t>
+      </w:r>
+    </w:p>
+    <w:p>
+      <w:r>
+        <w:t>轮到子瑜再次成为被施压的一方时，她的身体出现了奇怪的叠层：上面是契约的安全，下面是清晨的惊吓。男模再次被召入，只进入她，不快，却深。舒华用丝带轻轻收在她颈间，收的同时盯着她眼睛，像盯着节拍器。子瑜长腿盘上男模的腰——最擅长的动作——盘紧的瞬间进入更深，缺氧把深顶放大成白光。她想逃，逃的不是舒华，是记忆。舒华察觉到她的失神，立刻松带，改吻她的眼睫。</w:t>
+      </w:r>
+    </w:p>
+    <w:p>
+      <w:r>
+        <w:t>“跟那天不一样。”舒华说，“你能叫停。现在就叫给我听——不一定要拍，你说‘红’。”</w:t>
+      </w:r>
+    </w:p>
+    <w:p>
+      <w:r>
+        <w:t>子瑜颤着说：“红。”</w:t>
+      </w:r>
+    </w:p>
+    <w:p>
+      <w:r>
+        <w:t>一切停住。男模退出。空穴一张一合，合不拢地吐着白沫与透明液。舒华用手指接住那些液体，涂回阴蒂，轻轻画圈，画到子瑜重新湿润，重新主动把腰送上来。“看见没有？”舒华问，“‘红’比任何高潮都好使。”子瑜泪掉下来，泪里却笑。她重新说：“绿。”绿不是安全词，是继续的许可。许可让舒华重新收带半分，让男模重新进入，让窒息与贯穿再次同步——这一次子瑜的手始终按在舒华肩上，按着随时可拍的位置，像按着自己的刹车。</w:t>
+      </w:r>
+    </w:p>
+    <w:p>
+      <w:pPr>
+        <w:pStyle w:val="Heading2"/>
+      </w:pPr>
+      <w:r>
+        <w:t>配角段落：巡场与男模的短章</w:t>
+      </w:r>
+    </w:p>
+    <w:p>
+      <w:r>
+        <w:t>巡场伴舞第三次经过时，门缝透出一点暖光。他看见地上的黑缎尾端，看见两双纠缠的腿，看见男模像工具一样跪着等待指令。他想起自己签过的保密条款，也想起真迹局里那些叫停无效的场面。他在心里比较：这里至少有人在数唇色。比较完，他把走廊灯调暗一档，让这间小镜室更不易被醉汉撞开。配角改变不了结构，却能改变三米之内的概率。</w:t>
+      </w:r>
+    </w:p>
+    <w:p>
+      <w:r>
+        <w:t>男模的短章更难堪。他硬着，被使用，被喝令停止，停止时不准自己射——射要等舒华点头。点头来得晚，晚到他小腹发痛。最终被允许射在体外，射在毛巾上，毛巾随即被扔进脏衣袋。他想看她们接吻，被舒华一眼挡回：“看地板。”他看地板，地板上有水渍与雾气落下的滴痕。他忽然明白自己不是参与者，是道具，道具没有名字。没有名字反而让他轻松：轻松意味着今晚的罪不全算在他头上，也意味着他谁也救不了。</w:t>
+      </w:r>
+    </w:p>
+    <w:p>
+      <w:pPr>
+        <w:pStyle w:val="Heading2"/>
+      </w:pPr>
+      <w:r>
+        <w:t>器官志：颈、穴、腿、手</w:t>
+      </w:r>
+    </w:p>
+    <w:p>
+      <w:r>
+        <w:t>若把这一晚写成器官志，会是这样——</w:t>
+      </w:r>
+    </w:p>
+    <w:p>
+      <w:r>
+        <w:t>颈：侧颈皮肤两度出现压痕，压痕下动脉搏动被反复感知；气管未被压迫，因此咳嗽来自缺氧后的换气，而非软骨受伤。丝带留下的红是横向的，指压留下的红是点状的，两者并列时像一份身体合同。</w:t>
+      </w:r>
+    </w:p>
+    <w:p>
+      <w:r>
+        <w:t>穴：阴唇外翻又合拢多次，阴蒂肿亮，触之即颤；阴道内壁在缺氧时绞得更死，在回气时喷得更凶；后穴被开拓到两指，薄壁传递振动，小腹酸甜并存。精液与爱液在腿根混成一片，混到黑丝袜口都发亮。</w:t>
+      </w:r>
+    </w:p>
+    <w:p>
+      <w:r>
+        <w:t>腿：周子瑜的长腿是武器也是牢笼，盘腰时能把深度锁死，也能在拍肩后变成拥抱的环。叶舒华的腿更软，软着夹人，夹着求继续。</w:t>
+      </w:r>
+    </w:p>
+    <w:p>
+      <w:r>
+        <w:t>手：谁的手在脖子上，谁就承担守护；谁的手在拍肩，谁就保有主权。手比性器更重要。性器可以被替换成男模，手不能。</w:t>
+      </w:r>
+    </w:p>
+    <w:p>
+      <w:pPr>
+        <w:pStyle w:val="Heading2"/>
+      </w:pPr>
+      <w:r>
+        <w:t>对话核：坏掉与回气</w:t>
+      </w:r>
+    </w:p>
+    <w:p>
+      <w:r>
+        <w:t>清洗第二次时，舒华问出那句已经在喉咙里滚了很久的话：“如果我被真迹搞到不认识自己，你还会掐我吗？”</w:t>
+      </w:r>
+    </w:p>
+    <w:p>
+      <w:r>
+        <w:t>子瑜想都不用想：“会。但只为了让你回气，不是为了让你坏掉。”</w:t>
+      </w:r>
+    </w:p>
+    <w:p>
+      <w:r>
+        <w:t>舒华眼眶红了。红得像颈间的痕。她把子瑜的手指按回自己脉搏上：“那就记住这个频率。真迹让我飘的时候，你按这个把我按回来。”</w:t>
+      </w:r>
+    </w:p>
+    <w:p>
+      <w:r>
+        <w:t>子瑜点头。点头时穴里又空了一下，空得她夹紧腿。舒华低笑，笑完用膝盖顶开她的腿，舌头贴上阴蒂，慢慢舔，舔到子瑜按住她的后脑。这一次没有窒息，只有口舌与水声。没有窒息的高潮来得更钝，更长，长得像把契约从惊险里翻译成日常——日常也可能很脏，脏里却有选择。选择完，两人额头顶额头，呼吸交叠，门外隐约又有人喊“真迹”，喊声与她们无关。她们的粉光不在针剂里，在彼此颈间尚未褪尽的红。</w:t>
+      </w:r>
+    </w:p>
+    <w:p>
+      <w:pPr>
+        <w:pStyle w:val="Heading2"/>
+      </w:pPr>
+      <w:r>
+        <w:t>终章加厚：可撤回的危险为何更吓人</w:t>
+      </w:r>
+    </w:p>
+    <w:p>
+      <w:r>
+        <w:t>真迹的可怕在于剥夺撤回权：针打进去，热就不是你能关的。颈间契约的可怕在于把撤回权完整交还——你随时可以拍肩，所以你每一次不拍，都是一次清醒的同意。清醒的同意比迷乱的沉沦更烫，烫到叶舒华在回去的走廊里仍摸自己脖子，摸到红痕还在，就安心；周子瑜在更衣室把黑缎放进夹层，放的时候手稳，稳里有一点后怕。后怕是健康的。后怕说明她们还把命当命。</w:t>
+      </w:r>
+    </w:p>
+    <w:p>
+      <w:r>
+        <w:t>黎明前，小镜室的灯被关掉。关掉之后，镜墙里的雾慢慢散。散尽时，房间空了，像什么都没发生；发生过的证据只剩垫上未干的水渍、垃圾桶里的毛巾、以及两人手腕上淡淡的缎痕。缎痕会消。契约不会——除非有人说出“红”，把整段关系从玩法里抽离。抽离的权利始终在。有权利在，爱才有地方站。站在站不稳的边缘，反而更像站在真实的地上。</w:t>
+      </w:r>
+    </w:p>
+    <w:p>
+      <w:pPr>
+        <w:pStyle w:val="Heading2"/>
+      </w:pPr>
+      <w:r>
+        <w:t>再一轮：只用手，不用男模</w:t>
+      </w:r>
+    </w:p>
+    <w:p>
+      <w:r>
+        <w:t>她们把男模彻底打发后，房间安静得能听见中央空调的风。安静让欲望更响。舒华让子瑜靠着把杆式的镜边横杆——小镜室也有一根短杆——双腿分开站定，自己从后方贴上去。一手环过前面揉阴蒂，一手虚扶在子瑜喉侧，不施力，只提醒“我在这里”。子瑜被揉到腿软，软着仍要回头索吻。吻深时，舒华才逐渐加力，力道像潮水，一浪高过一浪，却在每一浪顶峰前留出回落。子瑜的穴口一张一合，开合里吐水，水沿大腿内侧黑丝往下淌，淌到膝弯，膝弯一颤，颤得杆子轻轻响。</w:t>
+      </w:r>
+    </w:p>
+    <w:p>
+      <w:r>
+        <w:t>“拍我。”舒华说，“就算你不需要停，也拍一下，让我知道你的手还听你的。”</w:t>
+      </w:r>
+    </w:p>
+    <w:p>
+      <w:r>
+        <w:t>子瑜当真拍了她肩三下。三下很轻，轻得像玩笑，舒华却立刻松开颈侧的手，只留下面那只手继续给她快感。规则被演习过，才算真规则。演习本身让子瑜更湿，湿到反手去抓舒华，把她拉到身前，改用自己的手回敬：进入，屈指，刮，碾，同时问：“唇色？”舒华答：“还粉。”答完被顶得说不出下一句，下一句变成浪叫。浪叫在小镜室里回声短促，短促正好，正好不会传到大练舞室那头的潮水里去。</w:t>
+      </w:r>
+    </w:p>
+    <w:p>
+      <w:pPr>
+        <w:pStyle w:val="Heading2"/>
+      </w:pPr>
+      <w:r>
+        <w:t>子瑜的腿：武器如何改写成誓言</w:t>
+      </w:r>
+    </w:p>
+    <w:p>
+      <w:r>
+        <w:t>周子瑜一向靠腿说话。盘腰是技巧，也是防御，防御失败时就变成给人用的锁。这一晚她反复练习一种新用法：盘，是为了把人留在可吻到的距离；放，是为了让对方能退出去呼吸。留与放都听安全词。当舒华被她盘着、同时又被她手控着颈侧血流时，舒华第一次明白“长腿”不是色情标签，是一种结构——结构里可以长出承诺。</w:t>
+      </w:r>
+    </w:p>
+    <w:p>
+      <w:r>
+        <w:t>子瑜自己被进入到最深时，也会盘。盘死对方的腰，把深度固定，固定的同时拍肩或说红。停的干脆，爱也干脆。干脆并不冷，冷的是真迹局里那种不停的惯性。惯性里没有人。契约里全是人。人会抖，会哭，会在潮吹后忽然害羞，害羞到要用毛巾盖住结合处，盖住又被对方掀开：“别遮。遮是给他们看的时候才要的。现在只有我。”子瑜于是不遮，不遮地让舒华看自己如何一张一合，如何把剩余的白浊慢慢挤出，如何在挤出时又因为被观看而重新发颤。</w:t>
+      </w:r>
+    </w:p>
+    <w:p>
+      <w:pPr>
+        <w:pStyle w:val="Heading2"/>
+      </w:pPr>
+      <w:r>
+        <w:t>舒华的冷：外壳裂缝的形状</w:t>
+      </w:r>
+    </w:p>
+    <w:p>
+      <w:r>
+        <w:t>叶舒华的冷一直被误会成厌世。其实那是节能模式——把表情关掉，少给别人抓手。真迹能把节能模式砸烂，砸烂后她会变成只剩穴与针的动物。颈间契约不同，它要求她在裂开时仍保持称呼、仍保持眼神、仍保持“我还能站上把杆”的未来式。未来式让她害怕，也让她贪。贪到她在子瑜肩上咬出的印之外，又用拇指在子瑜腕内侧按出一个浅浅的圆：“这是副本。包里的缎是副本，这个也是。”</w:t>
+      </w:r>
+    </w:p>
+    <w:p>
+      <w:r>
+        <w:t>子瑜看那圆，看完把舒华按倒，用腿分开她，舌头从颈侧红痕一路舔到乳尖，再舔到小腹，最后含住阴蒂。含住时故意不给窒息，只给持续的、几乎折磨的快感。舒华想逃，逃不了，长腿在上方架着她的膝。她去了一次，两次，第三次时哭着说红——不是因为危险，是因为太满。红字一出，子瑜立刻停口，爬上去抱她，抱到颤停。停的能力，是她们从这一晚带走的唯一真正的战利品。</w:t>
+      </w:r>
+    </w:p>
+    <w:p>
+      <w:pPr>
+        <w:pStyle w:val="Heading2"/>
+      </w:pPr>
+      <w:r>
+        <w:t>延长段：镜中数拍</w:t>
+      </w:r>
+    </w:p>
+    <w:p>
+      <w:r>
+        <w:t>小镜室的镜墙比大练舞室更近，近到子瑜每一次被顶弄都能看见自己瞳孔的缩放。舒华让她看着镜：“数你自己的眼睛。眼睛还认得我，就继续；认不得，就拍。”子瑜于是真的数。镜里的自己眼尾全红，嘴张着，颈侧有手，穴里有根——根属于男模时，她看舒华；属于手指时，她看自己。看见自己沉沦却仍握有刹车，这种画面比任何粉光都更让她腿软。</w:t>
+      </w:r>
+    </w:p>
+    <w:p>
+      <w:r>
+        <w:t>男模奉命改变角度，从正面改为侧入，侧入让阴蒂更频繁地擦过他小腹。子瑜浪叫出声，叫声刚起就被舒华的吻堵住一半——堵不是为了羞她，是为了把气渡回去。渡气与施压交替，交替出一种近乎残忍的温柔。残忍在于逼近极限，温柔在于极限处必有手松开。松开的风一进来，潮吹就失控，失控喷在镜根，镜根水迹像一条河。</w:t>
+      </w:r>
+    </w:p>
+    <w:p>
+      <w:pPr>
+        <w:pStyle w:val="Heading2"/>
+      </w:pPr>
+      <w:r>
+        <w:t>延长段：后穴与呼吸的连动</w:t>
+      </w:r>
+    </w:p>
+    <w:p>
+      <w:r>
+        <w:t>舒华对后穴的开拓格外谨慎。她先用爱液当润滑，指腹按压皱褶，等子瑜点头才进一个指节。进入时她松开颈侧所有压力，只让子瑜适应胀。适应后再加第二指，同时问：“还绿吗？”子瑜点头，点头后才重新接受颈侧的虚扶。前后都被照顾时，薄肉壁像把呼吸也连进了腔道——每一次浅浅的窒息，后穴就绞一次，绞得舒华指节发麻。子瑜哭着说太满，满却不要红；不要红的意思是继续，继续到她主动把丝带往舒华手里塞：“换你。我数你。”</w:t>
+      </w:r>
+    </w:p>
+    <w:p>
+      <w:r>
+        <w:t>角色对调再次发生。舒华被进入后穴时极少示人地发抖，发抖让冷感彻底碎掉。子瑜一边缓慢抽送手指，一边用丝带控制她的气，控制到舒华伸手拍她肩——两下，不是三下。两下是“慢一点”，她们临时约定的中间词。子瑜立刻减力，减力后改舔她乳尖，舔到舒华重新说绿。中间词的存在让契约更细，更细就更不像暴行，更像两人共同编写的舞谱。</w:t>
+      </w:r>
+    </w:p>
+    <w:p>
+      <w:pPr>
+        <w:pStyle w:val="Heading2"/>
+      </w:pPr>
+      <w:r>
+        <w:t>延长段：潮吹之后的空虚如何被安置</w:t>
+      </w:r>
+    </w:p>
+    <w:p>
+      <w:r>
+        <w:t>连续潮吹后的空虚最危险，真迹局里的人会在这一刻补针。小镜室里没有针，只有人。舒华把子瑜抱到自己腿上，让她坐着，穴口贴着大腿，不进入，只贴着。贴着也能感到彼此的热与湿。她顺着子瑜的脊骨一下下抚，抚到颤停，问：“要想起清晨吗？”子瑜摇头，又点头：“会想起。想起才知道差别。”差别是关键词。差别让沉沦有了参照系，参照系让她们不至于把契约玩成新的暴力崇拜。</w:t>
+      </w:r>
+    </w:p>
+    <w:p>
+      <w:r>
+        <w:t>她们接了一个很长的吻，吻到下巴全是水光。吻里舒华忽然说：“你明天还要不要站把杆？”子瑜说要。要的意思是今晚所有痕迹都必须可控，可控到妆能遮，领能挡，步伐能稳。稳是偶像的专业，也是对彼此的承诺：玩归玩，不把人玩废。不把人玩废，比任何高潮都更像爱。</w:t>
+      </w:r>
+    </w:p>
+    <w:p>
+      <w:pPr>
+        <w:pStyle w:val="Heading2"/>
+      </w:pPr>
+      <w:r>
+        <w:t>延长段：黑缎的来历与去向</w:t>
+      </w:r>
+    </w:p>
+    <w:p>
+      <w:r>
+        <w:t>黑缎其实来自舒华裙摆的内衬。她撕开时发出很轻的一线裂响，裂响让子瑜眼皮跳：“你的衣服……”舒华说：“衣服可替代。你的气不可替代。”这句话肉麻，肉麻得舒华自己都耳根发热，发热却不收回。缎在使用中沾了汗，沾了水，沾了一点点不知是泪还是潮液的咸。收纳前她们把它摊在灯下看，看纤维的光泽，看自己刚才有多靠近失控。子瑜提议洗净再存，舒华摇头：“洗了就只是布。不洗，才是合同。”于是折好，夹进子瑜背包夹层，夹层靠近平时放暖宝宝的位置——温的，隐的，随时能摸到。</w:t>
+      </w:r>
+    </w:p>
+    <w:p>
+      <w:pPr>
+        <w:pStyle w:val="Heading2"/>
+      </w:pPr>
+      <w:r>
+        <w:t>延长段：黎明将至的身体清单复述</w:t>
+      </w:r>
+    </w:p>
+    <w:p>
+      <w:r>
+        <w:t>再次用更慢的句子复述身体，是为了对抗遗忘。子瑜的阴蒂仍肿，走路会擦到，擦到就颤；穴口合得慢，慢里还有异物感的错觉；颈侧压痕在灯下明显，明显到她要用高领练习服。舒华的后穴残留胀感，前穴一碰就吐水，乳尖破了一点皮，破皮处碰到黑裙内衬就刺。两人互相上药，药是普通的消毒凝胶，凝胶凉，凉得她们对视笑了——笑里有一种劫后余生的顽皮。顽皮很珍贵。真迹局里没有顽皮，只有喘与求。</w:t>
+      </w:r>
+    </w:p>
+    <w:p>
+      <w:pPr>
+        <w:pStyle w:val="Heading2"/>
+      </w:pPr>
+      <w:r>
+        <w:t>延长段：门外潮水作为对照</w:t>
+      </w:r>
+    </w:p>
+    <w:p>
+      <w:r>
+        <w:t>门外某处又传来针帽落地的细响，细响后是女人的浪叫，浪叫后是男人的起哄。对照太明显：那边是粉光与剥夺，这边是红痕与可撤。子瑜听了一耳，伸手把舒华的耳朵捂住：“别听。听多了会怀疑我们这算不算太轻。”舒华反捂住她的耳朵：“轻才对。轻表示我们还能回去睡觉，明天还能骂舞蹈老师要求太严。”两人捂着彼此的耳朵接吻，像孩子做戏，戏里却全是成年人的怕。怕完，子瑜把腿重新缠上舒华，缠不进入，只缠，缠到血脉同温。</w:t>
+      </w:r>
+    </w:p>
+    <w:p>
+      <w:pPr>
+        <w:pStyle w:val="Heading2"/>
+      </w:pPr>
+      <w:r>
+        <w:t>延长段：最后一次施压练习</w:t>
+      </w:r>
+    </w:p>
+    <w:p>
+      <w:r>
+        <w:t>离开前，她们做最后一次“干练”。不进入，不高潮，只练习：舒华手覆子瑜侧颈，加压两秒，松；子瑜手覆舒华侧颈，加压两秒，松。松的时候必须同时说“到”。到字清楚，才算达标。练了五轮，五轮都干净。干净让欲望反而更凶，凶到两人又差点擦枪——擦到阴蒂相贴就停住，停住是为了把练习的肃静保留下来。肃静是契约的骨架。骨架立住，血肉怎么疯都还有形。</w:t>
+      </w:r>
+    </w:p>
+    <w:p>
+      <w:pPr>
+        <w:pStyle w:val="Heading2"/>
+      </w:pPr>
+      <w:r>
+        <w:t>延长段：名字与羁绊</w:t>
+      </w:r>
+    </w:p>
+    <w:p>
+      <w:r>
+        <w:t>“叶舒华。”子瑜忽然叫全名。 “周子瑜。”舒华回叫全名。 全名比昵称沉重，沉重适合用在契约场合。她们从前同台时，一个稳，一个冷；后台里互相递发夹、挡镜头，挡的是世界，递的是小事。小事堆积成今夜的大事——大事不是谁征服谁，是谁敢把性命级的开关交到谁手里。开关在颈间，心却在眼睛里。眼睛对上的每一秒，都在重新签署。</w:t>
+      </w:r>
+    </w:p>
+    <w:p>
+      <w:pPr>
+        <w:pStyle w:val="Heading2"/>
+      </w:pPr>
+      <w:r>
+        <w:t>收束前的感官慢镜</w:t>
+      </w:r>
+    </w:p>
+    <w:p>
+      <w:r>
+        <w:t>慢镜里可以看到更多：丝带收紧时皮肤凹陷的毫米变化；手指进入时穴肉如何一节节让开；潮吹前小腹如何痉挛；回气时胸腔如何剧烈起伏；汗如何从鬓角滑进锁骨；锁骨上的旧指痕如何被新的吻覆盖。慢镜里也可以听到更多：空调风声、远处潮水、近处水声、更近处的吞咽与抽气。把这些写清，是为了不让“窒息play”四个字变成空泛标签。标签不负责救人，细节才负责证明——她们玩的是危险，守的是人。</w:t>
+      </w:r>
+    </w:p>
+    <w:p>
+      <w:pPr>
+        <w:pStyle w:val="Heading2"/>
+      </w:pPr>
+      <w:r>
+        <w:t>终幕：门扣落下</w:t>
+      </w:r>
+    </w:p>
+    <w:p>
+      <w:r>
+        <w:t>门扣落下的声音很轻。轻声里，舒华最后看一眼镜中的自己：冷感还在，裂缝也在，裂缝被子瑜的存在填成一种可以呼吸的形状。子瑜整理黑丝，黑丝湿处深暗，深暗像秘密的地图。两人一前一后走出小镜室，走过巡场伴舞身边时，伴舞低头看手机，像什么都没看见。看不见是礼貌。礼貌在地下世界稀缺，稀缺所以记得。</w:t>
+      </w:r>
+    </w:p>
+    <w:p>
+      <w:r>
+        <w:t>走到消防通道口，夜风灌进来，灌得颈间红痕一凉。凉意提醒她们：合同还在皮肤上。子瑜伸手，舒华握住。握住不需要再讲规则，规则已经进肌肉记忆。肌肉记忆会在下一次对视时自动唤醒——唤醒拍肩，唤醒数唇色，唤醒那句“只认你”。潮水在远处翻，真迹在别处亮，而她们的亮是另一种：红的，热的，可撤的，并且完整地、固执地，长在颈间。</w:t>
+      </w:r>
+    </w:p>
+    <w:p>
+      <w:pPr>
+        <w:pStyle w:val="Heading2"/>
+      </w:pPr>
+      <w:r>
+        <w:t>连续细写：从试探到沉沦再到收回</w:t>
+      </w:r>
+    </w:p>
+    <w:p>
+      <w:r>
+        <w:t>叶舒华把周子瑜按回垫上时，垫面还留着先前潮吹的凉意。凉意贴上脊背，子瑜却觉得更热。热从腿心爬起来，爬过小腹，爬到被丝带吻过的颈。舒华没有立刻进入正题，而是用膝盖分开她的腿，低头观察：阴唇肿胀的程度、阴蒂外露的弧度、穴口开合的节奏、大腿内侧黑丝被淫水浸透的范围。观察本身像体检，体检让子瑜羞耻，羞耻又让水更多。</w:t>
+      </w:r>
+    </w:p>
+    <w:p>
+      <w:r>
+        <w:t>“这里。”舒华用指尖点阴蒂侧，“缺氧时会更凸。凸的时候我要看见，也要你自己伸手确认——确认你还知道这是你的身体。”子瑜伸手，指尖碰到那一点，触电似的缩，缩完又按住，按住给舒华看。给看是信任。信任让舒华眼底那层冰又化一寸。</w:t>
+      </w:r>
+    </w:p>
+    <w:p>
+      <w:r>
+        <w:t>进入发生得很慢。舒华先用自己的穴去磨子瑜的大腿，磨到彼此阴蒂偶尔相撞，撞出短促的哼。然后她握住男模的性器——像握住一根不属于任何人的工具——抵上子瑜入口，只进冠状沟，停。停的时候手掌覆上侧颈，加压。加压与浅浅的进入同时发生，子瑜眼前发白，白里穴肉疯狂咬住那一点浅度，咬得男模闷哼。舒华抬眼看他，他立刻低头。工具没有表情的权利。</w:t>
+      </w:r>
+    </w:p>
+    <w:p>
+      <w:r>
+        <w:t>“再进。”子瑜气声说。 进到中段，颈侧再加半分力。中段的吸吮被放大，放大到子瑜觉得整条腰被从内部提起。提起时她的手按在舒华肩上，按着拍的预备姿势。预备本身安定她。安定里她居然能说话：“唇色……你看我……”舒华看，看完说还好，于是继续进到最深。最深时两人同时停——不是射，是让子瑜在满与晕之间找平衡。找到了，她点头；点头后抽送开始。</w:t>
+      </w:r>
+    </w:p>
+    <w:p>
+      <w:r>
+        <w:t>抽送的水声湿亮。白浊与爱液尚未来得及堆积，新的水先涌出来。舒华的手随节奏微调：深顶时稍松，浅抽时稍紧，紧松之间像呼吸教练。子瑜被训练得很快，快到自己会在必要时刻主动拍一下肩——一下是“注意”，两下是“慢”，三下是“停”。临时词表在肉体里生长，生长成她们的私人语言。私人语言比应援口号更难被外人学会。</w:t>
+      </w:r>
+    </w:p>
+    <w:p>
+      <w:r>
+        <w:t>射精被允许发生在体外。男模退出，射在子瑜小腹，白浊顺着平滑肌理滑向脐下。舒华伸手抹开，抹给镜看，又抹进子瑜腿心，当额外润滑。子瑜羞得想并腿，被舒华用膝挡住：“别并。并是给镜头的礼貌。这里没有镜头。”没有镜头四个字让子瑜眼眶发热。真迹局里到处是镜头与眼睛；这里只有雾镜与一个会停的人。</w:t>
+      </w:r>
+    </w:p>
+    <w:p>
+      <w:r>
+        <w:t>轮到舒华躺下时，她点名要丝带，不要手。丝带的压力更均匀，均匀让她更容易沉。子瑜把缎绕好，留指，抽送改由自己的手指与一小截可清洗的玩具完成——玩具来自舒华手包，手包里居然有这种准备，准备说明她早有预谋，预谋却带着慎重。玩具进入舒华穴内震动，震动贴上上壁，颈间丝带同步收紧。舒华立刻喷了一小股，小股之后是长而凶的潮吹，潮吹时她伸手乱抓，抓到子瑜腕，抓的力度像要把人嵌进自己骨头。子瑜看唇色，唇色一浅就松带，松带瞬间舒华哭出来——哭不是痛，是回气太满，满到情绪决堤。</w:t>
+      </w:r>
+    </w:p>
+    <w:p>
+      <w:r>
+        <w:t>“我讨厌真迹。”舒华哭着说，“讨厌它让我不知道自己是谁。你让我知道。” 子瑜俯身吻去她的泪，泪咸，咸过精液。“那就记住我是谁：我会停的人。”</w:t>
+      </w:r>
+    </w:p>
+    <w:p>
+      <w:r>
+        <w:t>她们又做了一次叠息，叠到极限，极限处分开咳嗽，咳完笑，笑完再叠。阴蒂相磨得又红又肿，肿到轻轻吹气都受不了。受不了还要磨，磨是贪，贪里有约：任何一方说红立刻分开。分开过两次，两次都抱在一起抖。抖完，舒华忽然正经：“如果以后我被拖去打第五针，你不许跟着打。你要在外面当刹车。”子瑜沉默很久，久到舒华以为会被拒绝，才听见回答：“我尽量。我若也热了……你就掐我回气，像今晚这样。”舒华点头，点头很重。重的承诺压过性器的硬度，硬度可以软，承诺不能。</w:t>
+      </w:r>
+    </w:p>
+    <w:p>
+      <w:r>
+        <w:t>清洗第三次时，水声盖过门外隐约的起哄。子瑜给舒华洗颈，舒华给子瑜洗腿心，洗到手指又滑进缝里，滑进就不肯立刻出来，出来前按住那一点，按出最后一次小小的、几乎安静的高潮。安静的高潮最像私语。私语结束，衣服一件件拾起：黑裙、白衣、丝袜、缎带。穿上时像把野兽重新装回偶像的壳，壳有裂缝，裂缝透出红痕，红痕刚好被高领遮住。遮住不是否认，是否认给世界看；给彼此看时，领口仍会被拉开确认：“还在。”还在就好。</w:t>
+      </w:r>
+    </w:p>
+    <w:p>
+      <w:r>
+        <w:t>走到门口，舒华回头看那间小镜室。垫歪了，镜雾了，灯还亮。她伸手关灯，关灯前说：“下次还来，就还是这些规则。”子瑜说：“规则可以加，不能减。”加的可能是中间词，是事后护理清单，是禁止在真迹药效高峰进行——禁止项让契约更像爱，而不是跟瘾赛跑。门扣落下。夜还长。长夜属于别人的针剂；属于她们的，是颈间那一小片会慢慢褪去的红，以及褪去之后仍能被记起的拍肩节拍。</w:t>
+      </w:r>
+    </w:p>
+    <w:p>
+      <w:pPr>
+        <w:pStyle w:val="Heading2"/>
+      </w:pPr>
+      <w:r>
+        <w:t>补厚·安全演习的第十一次</w:t>
+      </w:r>
+    </w:p>
+    <w:p>
+      <w:r>
+        <w:t>离开前的走廊灯忽明忽暗。叶舒华把周子瑜拉进消防栓旁的阴影，再做一次无性器的安全演习：手掌贴颈，加压一秒，松；加压两秒，松；同时双方报唇色与视野。报的内容琐碎，琐碎却让穴口湿润——信任反复确认，身体就会把确认翻译成情欲。子瑜报完“还能看见你脸上的绒毛”，两人同时低笑。笑意未消，舒华的手指已经伸进她湿透的缝，只进一指，缓慢抽送，抽送时颈侧虚扶不施力。虚扶是提醒：开关在，但此刻不用。不用也爽，说明她们不是只会靠危险高潮的人。</w:t>
+      </w:r>
+    </w:p>
+    <w:p>
+      <w:r>
+        <w:t>子瑜回手进入舒华，两指分开，能感到内壁的热与细微痉挛。她屈指刮那一点，刮得舒华咬她肩膀。咬的时候舒华说绿，绿得坚定。坚定比浪叫更让子瑜感动。感动里她加快手指，快到水声清晰，清晰到巡场伴舞在远处故意用力踩出脚步声——提醒还有人，也提醒他不会靠近。伴舞的脚步是第三种安全措施：外部边界。边界存在，室内才能疯。</w:t>
+      </w:r>
+    </w:p>
+    <w:p>
+      <w:r>
+        <w:t>她们在阴影里互相用手指送对方去了一次。去的时候没有窒息，只有紧握的手与咬住的唇。结束后，舒华把手指上的亮液抹在子瑜锁骨窝：“印章。”子瑜把同样的亮液抹回舒华腕内侧：“副本。”印章与副本并列，契约从颈间延伸到可被袖口遮住的位置。遮住给世界，敞开给彼此。</w:t>
+      </w:r>
+    </w:p>
+    <w:p>
+      <w:r>
+        <w:t>回到人群边缘时，两人的步伐已稳。稳是专业。专业遮住红痕，遮不住眼底那一点刚刚签过合同的光。光不粉，不霓虹，只是热。热会退，合同仍在。仍在，就够第二十三章把“空泛的窒息play”四个字从标签里救出来，救成有规则、有护理、有配角距离、有器官细节与内心来回的一晚。</w:t>
+      </w:r>
+    </w:p>
+    <w:p>
+      <w:pPr>
+        <w:pStyle w:val="Heading2"/>
+      </w:pPr>
+      <w:r>
+        <w:t>补厚·男模退场后的双人器械</w:t>
+      </w:r>
+    </w:p>
+    <w:p>
+      <w:r>
+        <w:t>小镜室角落有一根不用的泡沫轴，被临时当成支撑。子瑜仰躺，腰垫泡沫轴，髋部抬高，长腿分开悬着。姿势让穴口完全暴露，暴露给舒华的口舌。舒华舔得又慢又稳，稳到子瑜想逃又逃不了——逃不了是因为她自己抓着舒华的头发，抓着等于许可。许可中途她忽然拍肩三下，舒华立刻抬头：“怎么了？”子瑜喘：“不是停这个……是你的手……刚才搭上我脖子……我要先说绿。”舒华看自己的手，手确实无意识地搭上了。她立刻移开，移开后问：“现在？”子瑜说绿。绿后舔续上，续上时手只放在子瑜腰侧。规则被较真到这种程度，较真本身成为高潮的一部分：被尊重地弄坏，坏得心安。</w:t>
+      </w:r>
+    </w:p>
+    <w:p>
+      <w:r>
+        <w:t>舒华被反制时，子瑜用泡沫轴抵住她后腰，让她微微反弓，反弓里阴蒂更凸。口舌与两指并用，后穴以指腹按压不进入，按压也足够让她抖。抖到说红，红是太满。满被立刻尊重。尊重后改抱，抱到呼吸平复，平复再问要不要继续。继续发生时换成舒华跨坐子瑜脸上，坐得谨慎，谨慎留出呼吸通道——这是另一种窒息管理：面罩式的快感与气道管理并存。子瑜拍她大腿外侧两下要慢，一下要压低，三下要起来。舒华全照做。照做让她在高潮来临前哭：“原来停也可以这么爽。”原来如此。如此才能把玩法从死亡边缘拉回爱欲中心。</w:t>
+      </w:r>
+    </w:p>
+    <w:p>
+      <w:pPr>
+        <w:pStyle w:val="Heading2"/>
+      </w:pPr>
+      <w:r>
+        <w:t>补厚·晨边一句</w:t>
+      </w:r>
+    </w:p>
+    <w:p>
+      <w:r>
+        <w:t>临走时，子瑜问：“如果明天我在把杆上看见你戴高领，我能不能不装不认识？”舒华想了想：“装不认识给别人看。对我，用眼睛说还在。”还在。两个字轻，轻到像气；气却是这一晚所有安全词之上的词。有气在，拍肩才有意义；有拍肩，窒息才不是谋杀。谋杀属于真迹的逻辑；契约属于她们的逻辑。两种逻辑在同一栋地下建筑里并行，并行让故事更狠，也更清楚——清楚读者与写者都不该再用复读段冒充细写。细写应当像今晚这样：每一次加压都有原因，每一次松开都有代价，每一次潮吹都连着名字。名字是叶舒华，是周子瑜，是巡场伴舞删掉的那条消息，是男模看着地板的那几分钟。名字填满细节，细节填满章节，章节才配叫《颈间的契约》。</w:t>
+      </w:r>
+    </w:p>
+    <w:p>
+      <w:pPr>
+        <w:pStyle w:val="Heading2"/>
+      </w:pPr>
+      <w:r>
+        <w:t>补厚·把杆幻觉与真实短杆</w:t>
+      </w:r>
+    </w:p>
+    <w:p>
+      <w:r>
+        <w:t>小镜室短杆承重有限，承重却被她们用成把杆幻觉。子瑜抬腿搁上短杆，腿线拉直，拉直时舒华从下方进入她——用手指，用舌，间或用男模。抬腿姿势让窒息更危险：血流改变，眼前更易发花。因此规则临时加码——此姿势下只许虚扶颈侧，不许加压超过一秒，一秒必须回看唇色。回看成为节奏。节奏里子瑜潮吹得又远又长，长到小腿抽筋。抽筋时舒华立刻托住她的腿，帮她放下，放下后按摩韧带，按摩比进入更像爱人。爱人这个词两人谁都没说，说的是“还能站吗”“还能看我吗”“绿还是红”。词语朴素，朴素装下全部重量。</w:t>
+      </w:r>
+    </w:p>
+    <w:p>
+      <w:r>
+        <w:t>舒华也试了抬腿。抬腿时冷感脸仍在，腿心却在抖。子瑜给她加压半秒就松，松后改用指节持续磨阴蒂，磨到她说红。红后停，停后问要不要换成缩在怀里。要。要就抱。抱里心跳乱，乱里契约稳。稳与乱并存，是这一晚细写必须写清的结构，结构拒绝复读段那种“手指力度每一次微调……”的万能胶水。万能胶水黏不出真正的颈间关系；真正的关系靠具体的一秒、两下、三拍、四次回气与第五次说绿。</w:t>
+      </w:r>
+    </w:p>
+    <w:p>
+      <w:pPr>
+        <w:pStyle w:val="Heading2"/>
+      </w:pPr>
+      <w:r>
+        <w:t>补厚·结束清单（可执行）</w:t>
+      </w:r>
+    </w:p>
+    <w:p>
+      <w:r>
+        <w:t>1. 丝带收入子瑜包夹层，不洗。2. 颈侧红痕拍照存加密相册，仅双方可见。3. 男模离开前洗手、签字（假名），签字表示“未对颈部施力”。4. 巡场伴舞的“勿扰”虽删，两人仍记得有人听过三拍。5. 禁止在真迹药效高峰进行同类玩法。6. 安全词表：红=停；两下=慢；一下=注意；绿=继续；三下拍肩=总停。7. 事后必须饮水、必须吃一点糖、必须互相检查视力与步态。8. 若任何一方次日失联，另一方有权破门——破的是门，不是规则。</w:t>
+      </w:r>
+    </w:p>
+    <w:p>
+      <w:r>
+        <w:t>清单念完，舒华居然认真点头，点头像签收。签收后她把子瑜按回垫上，只接吻，不进入，吻到气短为止——气短由吻造成，由自己选择，选择里没有恐惧。恐惧被清单安顿好了。安顿好，第二十三章才算从空泛里落地，落成可执行的爱欲与可撤回的危险。</w:t>
+      </w:r>
+    </w:p>
+    <w:p>
+      <w:pPr>
+        <w:pStyle w:val="Heading2"/>
+      </w:pPr>
+      <w:r>
+        <w:t>补厚·视力与步态检查的情欲尾声</w:t>
+      </w:r>
+    </w:p>
+    <w:p>
+      <w:r>
+        <w:t>清单第七条被执行时，房间里只剩她们。舒华竖起手指：“几根？”子瑜答两根。子瑜走直线，走得稳，稳里腿心仍火。火不妨碍合格。合格后舒华奖励她——奖励是跪下来用舌面宽宽地舔过整个腿心，舔干净残余，舔到子瑜按住她头说绿又说慢。慢舔比加压更磨人，磨到高潮时子瑜没有拍肩，只叫全名。全名落下，舒华抬头，唇亮，眼也亮：“合格。可以出门。”出门前她们又一次额头相抵，抵住这一晚所有差点越界的毫米。毫米被规则量过，量过才敢爱得那么深。深不是压得更深，是停得更准。准，是颈间契约真正的色情核心。</w:t>
+      </w:r>
+    </w:p>
+    <w:p>
+      <w:pPr>
+        <w:pStyle w:val="Heading2"/>
+      </w:pPr>
+      <w:r>
+        <w:t>补厚·对真迹逻辑的最后驳火</w:t>
+      </w:r>
+    </w:p>
+    <w:p>
+      <w:pPr>
+        <w:pStyle w:val="Heading2"/>
+      </w:pPr>
+      <w:r>
+        <w:t>替换垫句·晨光前的二次签署</w:t>
+      </w:r>
+    </w:p>
+    <w:p>
+      <w:r>
+        <w:t>叶舒华在门廊的消防栓阴影里最后一次握住周子瑜的手。握住不是调情，是测握力：子瑜回握有力，有力说明神经回得来。舒华又问她今天的日期，问她自己的全名，问她安全词是什么。子瑜一一答完，答完忽然把舒华按到墙上深吻，吻到两人都气短。气短由自己造成，造成就不可怕。可怕的是被针夺走的气。舒华在吻的间隙用气声说：“回宿舍分开走。高领。墨镜。别让采访看见红。”子瑜应好，应好后把黑缎在掌心按一下，按像盖章。</w:t>
+      </w:r>
+    </w:p>
+    <w:p>
+      <w:r>
+        <w:t>她们分开三步又折返，折返是因为舒华忘记检查子瑜步态。子瑜沿地砖缝走十步，十步稳，稳里左腿心仍火。火不构成不合格。合格后舒华才真正松开她：“去吧。”去字落，子瑜长腿迈进更亮的廊灯，廊灯下她像还能参加深夜加练。加练的幻觉很有用，有用到巡场伴舞看她们一眼就低头——低头不是无视，是放行。</w:t>
+      </w:r>
+    </w:p>
+    <w:p>
+      <w:pPr>
+        <w:pStyle w:val="Heading2"/>
+      </w:pPr>
+      <w:r>
+        <w:t>替换垫句·小镜室残留物的处理</w:t>
+      </w:r>
+    </w:p>
+    <w:p>
+      <w:r>
+        <w:t>垫子被翻面，翻面露出更干的一侧；毛巾进脏衣袋；泡沫轴归位；灯关掉前舒华用袖口擦掉镜上的手印与水迹，擦不掉的雾让它自己散。散的时候子瑜说：“好像什么都没发生。”舒华摇头：“发生过的在脖子上。脖子会消，消之前我们都记得停的角度。”停的角度被她用手指在空气里比划：内侧，避开气管，力度像控腿。比划完她笑自己像在教舞蹈。教舞蹈其实没错——这一晚本来就是双人舞，舞步叫加压与松开，配乐是水声与拍肩。</w:t>
+      </w:r>
+    </w:p>
+    <w:p>
+      <w:r>
+        <w:t>男模的假名签字条被舒华撕成两半，一半自己留，一半塞进子瑜夹层：“他若胡说，条是反证：未对颈部施力。”反证未必能上法庭，能让心里的怕小一点。小一点就能睡。睡前子瑜还给舒华发加密消息：三条规则，一字未改。舒华回：只认你。只认你四个字亮着，亮得不像粉光，像体温。</w:t>
+      </w:r>
+    </w:p>
+    <w:p>
+      <w:pPr>
+        <w:pStyle w:val="Heading2"/>
+      </w:pPr>
+      <w:r>
+        <w:t>替换垫句·高潮后的低血糖与糖</w:t>
+      </w:r>
+    </w:p>
+    <w:p>
+      <w:r>
+        <w:t>清单要求吃糖。舒华从裙袋摸出两粒薄荷糖，薄荷刺喉，刺喉却把晕眩往下按。子瑜含糖时还在抖，抖得糖撞到齿，撞出细响。细响里她们并肩坐在熄灯后的垫边，肩碰肩，像两块终于降温的金属。金属也曾烫手：烫在颈，烫在穴，烫在被叫全名的那几秒。降温不是否定，是保养。保养完，舒华把子瑜的掌心翻过来看指甲——指甲没有发青。没有发青就可以走。走之前子瑜问：“下次还要男模吗？”舒华想了想：“要，只当硬度。硬度听我们的手。手不听针。”针字落下，两人都沉默。沉默是对整栋地下建筑的回答。</w:t>
+      </w:r>
+    </w:p>
+    <w:p>
+      <w:pPr>
+        <w:pStyle w:val="Heading2"/>
+      </w:pPr>
+      <w:r>
+        <w:t>替换垫句·与真迹夜的声音对质</w:t>
+      </w:r>
+    </w:p>
+    <w:p>
+      <w:r>
+        <w:t>门外又传来一次针帽落地与起哄。声音贴着门缝进来，进来就碰壁——壁是她们的规则。子瑜听得肩绷紧，舒华按住她肩：“那是别人的停不住。我们停得住。”停得住三个字比任何进入都深。深到子瑜眼眶又热，热着却点头。点头后她把耳朵贴上舒华胸腔，听心跳，听成节拍器。节拍器稳，稳就可以在下一次加压前当校准。校准比冲动可靠。可靠是契约比瘾多出来的那一截。</w:t>
+      </w:r>
+    </w:p>
+    <w:p>
+      <w:pPr>
+        <w:pStyle w:val="Heading2"/>
+      </w:pPr>
+      <w:r>
+        <w:t>替换垫句·长腿与冷感的互译</w:t>
+      </w:r>
+    </w:p>
+    <w:p>
+      <w:r>
+        <w:t>周子瑜用腿翻译安全感：盘是留，放是让对方呼吸，拍是主权。叶舒华用冷翻译认真：表情不开，注意力全开，注意力落在唇色与瞳孔，不落在围观。互译成功时，快感才被允许放大；放大时阴唇外翻、阴蒂肿亮、内壁绞死又松开、后穴传导酸甜——这些器官真实发生，发生却始终挂在“可撤”的钩子上。钩子不断，人就不会掉进真迹那种无钩的井。井外，她们站着接吻，吻很轻，轻得像确认还活着。活着，第二十三章的细写才算完成它该完成的事：把空泛的窒息标签，写成有重量的一晚。</w:t>
+      </w:r>
+    </w:p>
+    <w:p>
+      <w:r>
+        <w:t>舒华在回宿舍的电梯镜里看见自己的高领，高领下藏着红，红下藏着脉搏。她对着镜极轻地说了一句“到”，像把安全演习带进日常。日常若能装下“到”，玩法才不至于吞噬生活。 子瑜把黑丝换下，换上普通棉袜，棉袜干燥，干燥得陌生。陌生提醒她身体刚经过一场可撤的风暴。风暴留下的湿在浴室水流里打旋，旋走，走不掉的是肩上被拍过的记忆——拍过就有人停，停过就敢再爱。 两人约好次日把杆见。把杆见不是继续玩，是看还能不能站。能站，契约就从床垫延伸到安全带点的地板；不能站，就作废一切玩法，只留互相送医的义务。义务比情欲古老，古老所以可靠。 夜色在地下通道尽头变薄。变薄时，叶舒华与周子瑜一前一后走进更冷的风。风吹领口，吹不动规则。规则贴着颈间那一小片即将消退的红，像一枚会呼吸的印章，印着：只认你，且随时可停。</w:t>
       </w:r>
     </w:p>
     <w:sectPr>
@@ -17827,7 +17951,8 @@
     <w:qFormat/>
     <w:rsid w:val="00FC693F"/>
     <w:rPr>
-      <w:rFonts w:ascii="Microsoft YaHei" w:hAnsi="Microsoft YaHei" w:eastAsia="Microsoft YaHei"/>
+      <w:rFonts w:ascii="Songti SC" w:hAnsi="Songti SC"/>
+      <w:sz w:val="22"/>
     </w:rPr>
   </w:style>
   <w:style w:type="paragraph" w:styleId="Header">

--- a/novel-pink-syringe/粉色真迹·练舞室.docx
+++ b/novel-pink-syringe/粉色真迹·练舞室.docx
@@ -16,7 +16,7 @@
         <w:pStyle w:val="BlockText"/>
       </w:pPr>
       <w:r>
-        <w:t xml:space="preserve">黄文精修版（v9）。全身/半身清脸；手写密写；场景气氛图。</w:t>
+        <w:t xml:space="preserve">黄文精修版（v10）。道具对齐全身清脸；场景增补；弱章手写密写。</w:t>
       </w:r>
     </w:p>
     <w:bookmarkEnd w:id="20"/>
@@ -22746,6 +22746,38 @@
         <w:t xml:space="preserve">”</w:t>
       </w:r>
     </w:p>
+    <w:p>
+      <w:pPr>
+        <w:pStyle w:val="BodyText"/>
+      </w:pPr>
+      <w:r>
+        <w:t xml:space="preserve">子瑜被美延按在转椅上仰头，美延反过来坐到她脸上，骚逼压实。子瑜舌头一伸，美延就抓着椅背浪叫：</w:t>
+      </w:r>
+      <w:r>
+        <w:t xml:space="preserve">“</w:t>
+      </w:r>
+      <w:r>
+        <w:t xml:space="preserve">舔到根……啊啊啊……银戒晃给你看……再进去……操……好软……要喷你一脸——呜啊啊啊啊！</w:t>
+      </w:r>
+      <w:r>
+        <w:t xml:space="preserve">”</w:t>
+      </w:r>
+      <w:r>
+        <w:t xml:space="preserve">旁边海媛把椰奶抱上监控台，台沿冰凉，穴却热。海媛三指没入，椰奶哭着夹：</w:t>
+      </w:r>
+      <w:r>
+        <w:t xml:space="preserve">“</w:t>
+      </w:r>
+      <w:r>
+        <w:t xml:space="preserve">姐……爸爸被架走了……我还在被你操……啊啊啊……更空……更想……射……用手指射我——呃呃呃……！</w:t>
+      </w:r>
+      <w:r>
+        <w:t xml:space="preserve">”</w:t>
+      </w:r>
+      <w:r>
+        <w:t xml:space="preserve">监控屏蓝光打在三具汗湿身体上，像给这一夜盖章。</w:t>
+      </w:r>
+    </w:p>
     <w:bookmarkEnd w:id="28"/>
     <w:bookmarkStart w:id="29" w:name="第九章-隔壁走廊的脚步"/>
     <w:p>
@@ -25836,6 +25868,35 @@
       </w:r>
       <w:r>
         <w:t xml:space="preserve">架着……操……仙气……留给镜头……骚……留给你……啊啊啊啊啊——！</w:t>
+      </w:r>
+      <w:r>
+        <w:t xml:space="preserve">”</w:t>
+      </w:r>
+    </w:p>
+    <w:p>
+      <w:pPr>
+        <w:pStyle w:val="BodyText"/>
+      </w:pPr>
+      <w:r>
+        <w:t xml:space="preserve">美延把雪允翻过来面对面，黑丝破口还挂在腿根。她用拇指碾阴蒂，碾一下雪允就抖一下，抖完自己把酒杯腿缠上美延腰：</w:t>
+      </w:r>
+      <w:r>
+        <w:t xml:space="preserve">“</w:t>
+      </w:r>
+      <w:r>
+        <w:t xml:space="preserve">别像对待玻璃娃娃……啊啊啊……用力……黑丝勒着……好爽……走廊听见也没关系……操我……再碾——呜呃呃呃……！</w:t>
+      </w:r>
+      <w:r>
+        <w:t xml:space="preserve">”</w:t>
+      </w:r>
+      <w:r>
+        <w:t xml:space="preserve">美延两指插进去弯着刮，雪允直接喷了她小腹，喷完还笑着抹开：</w:t>
+      </w:r>
+      <w:r>
+        <w:t xml:space="preserve">“</w:t>
+      </w:r>
+      <w:r>
+        <w:t xml:space="preserve">仙气……给粉丝……骚水……给你……啊啊啊啊啊……再来……别擦……就这样脏着……！</w:t>
       </w:r>
       <w:r>
         <w:t xml:space="preserve">”</w:t>
@@ -31450,6 +31511,47 @@
         <w:t xml:space="preserve">门那边安静了。化妆灯照着两具汗湿的身体，照着脏银戒，照着还在抽的穴口。</w:t>
       </w:r>
     </w:p>
+    <w:p>
+      <w:pPr>
+        <w:pStyle w:val="BodyText"/>
+      </w:pPr>
+      <w:r>
+        <w:t xml:space="preserve">智敏把美延的银戒含进嘴里舔了一下，舔完按回美延手指，再把人按上化妆镜后入指奸。美延镜中眼神散了：</w:t>
+      </w:r>
+      <w:r>
+        <w:t xml:space="preserve">“</w:t>
+      </w:r>
+      <w:r>
+        <w:t xml:space="preserve">权柄……啊啊啊……你含过我的戒……再操……抠那里……队长……也可以跪……呃呃呃……要去——！</w:t>
+      </w:r>
+      <w:r>
+        <w:t xml:space="preserve">”</w:t>
+      </w:r>
+      <w:r>
+        <w:t xml:space="preserve">智敏加快，水声啪啪，美延喷了镜面一摊。智敏让她转过来磨阴蒂，磨到两人都去了，去完咬她耳：</w:t>
+      </w:r>
+      <w:r>
+        <w:t xml:space="preserve">“</w:t>
+      </w:r>
+      <w:r>
+        <w:t xml:space="preserve">舞台归你。逼归我。啊你还在夹……夹着记住。</w:t>
+      </w:r>
+      <w:r>
+        <w:t xml:space="preserve">”</w:t>
+      </w:r>
+      <w:r>
+        <w:t xml:space="preserve">美延哑着应：</w:t>
+      </w:r>
+      <w:r>
+        <w:t xml:space="preserve">“</w:t>
+      </w:r>
+      <w:r>
+        <w:t xml:space="preserve">记住……啊……再来一次……短的……呜啊啊啊……</w:t>
+      </w:r>
+      <w:r>
+        <w:t xml:space="preserve">”</w:t>
+      </w:r>
+    </w:p>
     <w:bookmarkEnd w:id="31"/>
     <w:bookmarkStart w:id="32" w:name="第十二章-清晨门禁的两道影子"/>
     <w:p>
@@ -34120,6 +34222,47 @@
         <w:t xml:space="preserve">三个人刷卡进门时，腿心都湿着，湿印留在地胶上像一句脏话。清晨最黄的不是日出，是门禁前没擦干的骚水。</w:t>
       </w:r>
     </w:p>
+    <w:p>
+      <w:pPr>
+        <w:pStyle w:val="BodyText"/>
+      </w:pPr>
+      <w:r>
+        <w:t xml:space="preserve">进门后消防通道拐角，宋雨琦没给雅娴喘息。她把人按在冷墙上，骑行裤彻底扯掉，三指齐入，抽得咕啾盖过空调声。雅娴踮脚浪叫：</w:t>
+      </w:r>
+      <w:r>
+        <w:t xml:space="preserve">“</w:t>
+      </w:r>
+      <w:r>
+        <w:t xml:space="preserve">门禁……刚过……啊啊啊……这么狠……再深……美延看着……我被操……呃呃呃……要去——！</w:t>
+      </w:r>
+      <w:r>
+        <w:t xml:space="preserve">”</w:t>
+      </w:r>
+      <w:r>
+        <w:t xml:space="preserve">美延在旁自己揉逼看她们，揉到腿软还伸手拧雅娴乳尖：</w:t>
+      </w:r>
+      <w:r>
+        <w:t xml:space="preserve">“</w:t>
+      </w:r>
+      <w:r>
+        <w:t xml:space="preserve">叫大声点……叫醒整层楼……操……好骚……喷——！</w:t>
+      </w:r>
+      <w:r>
+        <w:t xml:space="preserve">”</w:t>
+      </w:r>
+      <w:r>
+        <w:t xml:space="preserve">雅娴喷了，喷完还把雨琦的手指含进嘴里舔：</w:t>
+      </w:r>
+      <w:r>
+        <w:t xml:space="preserve">“</w:t>
+      </w:r>
+      <w:r>
+        <w:t xml:space="preserve">早操……比早功……过瘾……呜啊啊啊……</w:t>
+      </w:r>
+      <w:r>
+        <w:t xml:space="preserve">”</w:t>
+      </w:r>
+    </w:p>
     <w:bookmarkEnd w:id="32"/>
     <w:bookmarkStart w:id="33" w:name="第十三章-盘腰与开嗓"/>
     <w:p>
@@ -38436,6 +38579,35 @@
         <w:t xml:space="preserve">美延被夹着还伸手摸雪允乳尖，摸一下雪允就喷一下，喷到直播椅湿透。</w:t>
       </w:r>
     </w:p>
+    <w:p>
+      <w:pPr>
+        <w:pStyle w:val="BodyText"/>
+      </w:pPr>
+      <w:r>
+        <w:t xml:space="preserve">下播后雪允把美延推倒在地毯，黑丝腿分开跨上去，自己扶着美延的手指往逼里坐。她一边坐一边对关着的镜头竖中指，竖完浪叫：</w:t>
+      </w:r>
+      <w:r>
+        <w:t xml:space="preserve">“</w:t>
+      </w:r>
+      <w:r>
+        <w:t xml:space="preserve">粉丝没有了……啊啊啊……只剩你……整根……坐到底……酒杯腿……夹死你……操……再深——呜啊啊啊啊！</w:t>
+      </w:r>
+      <w:r>
+        <w:t xml:space="preserve">”</w:t>
+      </w:r>
+      <w:r>
+        <w:t xml:space="preserve">美延另一手撕她丝袜腰边，撕出更大破口，雪允喷得膝盖发软还不肯起来：</w:t>
+      </w:r>
+      <w:r>
+        <w:t xml:space="preserve">“</w:t>
+      </w:r>
+      <w:r>
+        <w:t xml:space="preserve">再一轮……仙气脸……给你操花……啊啊啊……好爽……好脏……还要……！</w:t>
+      </w:r>
+      <w:r>
+        <w:t xml:space="preserve">”</w:t>
+      </w:r>
+    </w:p>
     <w:bookmarkEnd w:id="34"/>
     <w:bookmarkStart w:id="35" w:name="第十五章-第五针刺入之处"/>
     <w:p>
@@ -40109,6 +40281,38 @@
       </w:r>
       <w:r>
         <w:t xml:space="preserve">针孔和穴口一起抽，抽成这一章最脏的句号。</w:t>
+      </w:r>
+    </w:p>
+    <w:p>
+      <w:pPr>
+        <w:pStyle w:val="BodyText"/>
+      </w:pPr>
+      <w:r>
+        <w:t xml:space="preserve">针管空了，粉光还在皮肉下跳。金冬天被翻成传教士，平乳起伏，左腿银链被咬着扯。操她的人每扯一下她就啊一声，穴跟着绞：</w:t>
+      </w:r>
+      <w:r>
+        <w:t xml:space="preserve">“</w:t>
+      </w:r>
+      <w:r>
+        <w:t xml:space="preserve">扯……啊啊啊……第五针……还热……鸡巴……再深……射进来……射在针孔边上……操……平乳……也要被玩烂——呜呃呃呃……！</w:t>
+      </w:r>
+      <w:r>
+        <w:t xml:space="preserve">”</w:t>
+      </w:r>
+      <w:r>
+        <w:t xml:space="preserve">舒华跪在旁被手指干着，抓着冬天的手一起去：</w:t>
+      </w:r>
+      <w:r>
+        <w:t xml:space="preserve">“</w:t>
+      </w:r>
+      <w:r>
+        <w:t xml:space="preserve">一起……啊啊啊……粉光作证……第五针……是被操着打的……再顶……喷——！</w:t>
+      </w:r>
+      <w:r>
+        <w:t xml:space="preserve">”</w:t>
+      </w:r>
+      <w:r>
+        <w:t xml:space="preserve">两人同时潮吹，地胶亮成一片脏粉。</w:t>
       </w:r>
     </w:p>
     <w:bookmarkEnd w:id="35"/>
